--- a/paper/범죄와정책_투고원고_검증본.docx
+++ b/paper/범죄와정책_투고원고_검증본.docx
@@ -221,7 +221,7 @@
           <w:color w:val="000000"/>
           <w:sz w:val="19"/>
         </w:rPr>
-        <w:t>Layer 0 코드와 함께 저장된 합성 정상 한국어 10,000건을 독립 실행한 결과 차단 오탐은 0건이었지만, 이 자료는 직접적인 PII 유사패턴을 의도적으로 제외한 합성문장이므로 실제 서비스 오탐률의 상한으로 해석할 수 없다. 또한 36건은 변이 후 정답을 복원하지 못했고, 동명 표본 파일의 10,000/3,538건 충돌, 필수 코퍼스 누락, 테스트 실패, VIN 체크디지트 오류와 지연·비용 서술 불일치도 확인되었다.</w:t>
+        <w:t>Layer 0 코드와 함께 저장된 합성 정상 한국어 10,000건에서는 차단 오탐이 0건이었다. 그러나 PII 유사패턴을 의도적으로 제외한 자료였으므로, 국가법령정보센터의 공식 XML에서 개인정보 보호법·인공지능기본법·대한민국헌법의 비식별 조문 단위 1,519개를 추가 추출해 같은 코드를 적용하였다. 그 결과 29개(1.91%)가 국적 또는 부서 정보로 탐지되어 과잉차단 후보가 되었다. 이는 Layer 0의 필요성과 별개로 키워드 단독 탐지의 문맥 한계를 보여주지만, 법률문서 단일 도메인이므로 실제 서비스 오탐률로 일반화할 수 없다. 또한 36건은 변이 후 정답을 복원하지 못했고, 동명 표본 파일의 10,000/3,538건 충돌, 필수 코퍼스 누락, 테스트 실패, VIN 체크디지트 오류와 지연·비용 서술 불일치도 확인되었다.</w:t>
       </w:r>
     </w:p>
     <w:p>
@@ -358,7 +358,7 @@
           <w:color w:val="000000"/>
           <w:sz w:val="19"/>
         </w:rPr>
-        <w:t>Layer 0 produced zero blocks on a stored synthetic clean-Korean set of 10,000 documents, but that set deliberately excludes direct PII-like patterns and therefore cannot establish a real-world false-positive bound. Thirty-six payloads remained unreconstructed. The audit also identified conflicting 10,000/3,538-row files, missing required corpora, test failures, invalid VIN check digits, and latency and cost inconsistencies.</w:t>
+        <w:t>Layer 0 produced zero blocks on a stored synthetic clean-Korean set of 10,000 documents, but that set deliberately excludes direct PII-like patterns. A supplemental audit therefore extracted 1,519 non-personal provision units from the official XML versions of the Personal Information Protection Act, the AI Basic Act, and the Constitution. Layer 0 flagged 29 units (1.91%) as nationality or department information, revealing lexical overblocking that the synthetic clean set missed. This single public-law domain still cannot establish a real-world false-positive rate. Thirty-six payloads remained unreconstructed. The audit also identified conflicting 10,000/3,538-row files, missing required corpora, test failures, invalid VIN check digits, and latency and cost inconsistencies.</w:t>
       </w:r>
     </w:p>
     <w:p>
@@ -650,7 +650,7 @@
           <w:color w:val="000000"/>
           <w:sz w:val="19"/>
         </w:rPr>
-        <w:t>연구의 기여는 네 가지다. 첫째, 기존 평가기가 놓친 변이 후 보호대상 문자열을 9,964건에서 복원하는 감사용 평가기를 구현하였다. 둘째, 동일 PII 유형·원천값의 원형과 변이 사례 3,461쌍을 구성하고, 한국어·보호대상 변경 여부를 구분하여 변이 위험을 재추정하였다. 셋째, 기존 계층이 놓쳤으나 Layer 0 추가 구성이 차단한 1,354건과 그중 Layer 0의 직접 차단 1,353건을 확인하고, 합성 정상 한국어 10,000건에서의 차단 오탐을 함께 측정하였다. 넷째, 법적 범주, 범죄학적 보호자 개념, 제품 지원 문서와 실험 설정을 분리하고 정책 연구를 위한 최소 보고·재현 기준을 제안하였다.</w:t>
+        <w:t>연구의 기여는 네 가지다. 첫째, 기존 평가기가 놓친 변이 후 보호대상 문자열을 9,964건에서 복원하는 감사용 평가기를 구현하였다. 둘째, 동일 PII 유형·원천값의 원형과 변이 사례 3,461쌍을 구성하고, 한국어·보호대상 변경 여부를 구분하여 변이 위험을 재추정하였다. 셋째, 기존 계층이 놓쳤으나 Layer 0 추가 구성이 차단한 1,354건과 그중 Layer 0의 직접 차단 1,353건을 확인하고, 합성 정상문 10,000건과 공식 법령 조문 1,519개에서 과잉차단을 함께 측정하였다. 넷째, 법적 범주, 범죄학적 보호자 개념, 제품 지원 문서와 실험 설정을 분리하고 정책 연구를 위한 최소 보고·재현 기준을 제안하였다.</w:t>
       </w:r>
     </w:p>
     <w:p>
@@ -909,7 +909,7 @@
           <w:color w:val="000000"/>
           <w:sz w:val="19"/>
         </w:rPr>
-        <w:t>2026년 7월 21일 시행된 「인공지능 발전과 신뢰 기반 조성 등에 관한 기본법」에서 제31조는 생성형 AI 등의 고지·표시 의무를, 제33조는 고영향 AI 해당 여부의 사전 검토와 확인 절차를 규정한다. 위험관리, 설명 방안, 이용자 보호, 사람의 관리·감독, 문서 작성·보관 등 고영향 AI 사업자의 책무는 제34조에 있다. 제35조는 기본권 영향평가를 위해 노력하도록 정한다. 제43조의 과태료는 제31조 제1항 고지, 제36조 제1항 국내대리인, 제40조 제3항의 명령 불이행 등 열거된 사유에 적용된다.</w:t>
+        <w:t>「인공지능 발전과 신뢰 기반 조성 등에 관한 기본법」의 법률 제21311호 통합본에는 2026년 7월 21일 시행된 일부 개정 조문이 포함되어 있다. 그러나 본 연구가 인용하는 제31조·제33조·제34조·제35조·제43조의 조문별 시행일은 국가법령정보센터 공식 XML에서 모두 2026년 1월 22일로 확인된다. 제31조는 생성형 AI 등의 고지·표시 의무를, 제33조는 고영향 AI 해당 여부의 사전 검토와 확인 절차를 규정한다. 위험관리, 설명 방안, 이용자 보호, 사람의 관리·감독, 문서 작성·보관 등 고영향 AI 사업자의 책무는 제34조에 있다. 제35조는 기본권 영향평가를 위해 노력하도록 정한다. 제43조의 과태료는 제31조 제1항 고지, 제36조 제1항 국내대리인, 제40조 제3항의 명령 불이행 등 열거된 사유에 적용된다.</w:t>
       </w:r>
     </w:p>
     <w:p>
@@ -2294,7 +2294,7 @@
           <w:color w:val="000000"/>
           <w:sz w:val="19"/>
         </w:rPr>
-        <w:t xml:space="preserve">오탐에 대한 보조검사는 저장소의 </w:t>
+        <w:t xml:space="preserve">오탐에 대한 보조검사는 세 단계로 수행하였다. 첫째, 저장소의 </w:t>
       </w:r>
       <w:r>
         <w:rPr>
@@ -2310,7 +2310,87 @@
           <w:color w:val="000000"/>
           <w:sz w:val="19"/>
         </w:rPr>
-        <w:t>을 동일 Layer 0 normalizer와 detector에 직접 입력하여 수행하였다. 이 자료는 합성 정상 한국어 10,000건이며 직접적인 이름·전화번호·이메일·주소·계좌번호 등 PII 유사패턴을 생성 단계에서 제외한다. 따라서 이 결과는 코드 회귀검사에는 유용하지만 실제 서비스 오탐률의 상한이나 대표표본으로 해석하지 않는다.</w:t>
+        <w:t xml:space="preserve">을 동일 Layer 0 normalizer와 detector에 직접 입력하였다. 이 자료는 합성 정상 한국어 10,000건이며 직접적인 이름·전화번호·이메일·주소·계좌번호 등 PII 유사패턴을 생성 단계에서 제외한다. 둘째, 후속 v0.2 평가자료의 명시적 hard-negative 4건을 같은 Legacy Layer 0에 적용하였다. 셋째, 국가법령정보센터 LAW OPEN DATA의 공식 XML에서 개인정보 보호법(ID 011357), 인공지능기본법(ID 014820), 대한민국헌법(ID 001444)의 </w:t>
+      </w:r>
+      <w:r>
+        <w:rPr>
+          <w:rFonts w:ascii="Consolas" w:hAnsi="Consolas" w:eastAsia="Consolas"/>
+          <w:color w:val="000000"/>
+          <w:sz w:val="18"/>
+        </w:rPr>
+        <w:t>조문내용</w:t>
+      </w:r>
+      <w:r>
+        <w:rPr>
+          <w:rFonts w:ascii="바탕" w:hAnsi="바탕" w:eastAsia="바탕"/>
+          <w:color w:val="000000"/>
+          <w:sz w:val="19"/>
+        </w:rPr>
+        <w:t>·</w:t>
+      </w:r>
+      <w:r>
+        <w:rPr>
+          <w:rFonts w:ascii="Consolas" w:hAnsi="Consolas" w:eastAsia="Consolas"/>
+          <w:color w:val="000000"/>
+          <w:sz w:val="18"/>
+        </w:rPr>
+        <w:t>항내용</w:t>
+      </w:r>
+      <w:r>
+        <w:rPr>
+          <w:rFonts w:ascii="바탕" w:hAnsi="바탕" w:eastAsia="바탕"/>
+          <w:color w:val="000000"/>
+          <w:sz w:val="19"/>
+        </w:rPr>
+        <w:t>·</w:t>
+      </w:r>
+      <w:r>
+        <w:rPr>
+          <w:rFonts w:ascii="Consolas" w:hAnsi="Consolas" w:eastAsia="Consolas"/>
+          <w:color w:val="000000"/>
+          <w:sz w:val="18"/>
+        </w:rPr>
+        <w:t>호내용</w:t>
+      </w:r>
+      <w:r>
+        <w:rPr>
+          <w:rFonts w:ascii="바탕" w:hAnsi="바탕" w:eastAsia="바탕"/>
+          <w:color w:val="000000"/>
+          <w:sz w:val="19"/>
+        </w:rPr>
+        <w:t>·</w:t>
+      </w:r>
+      <w:r>
+        <w:rPr>
+          <w:rFonts w:ascii="Consolas" w:hAnsi="Consolas" w:eastAsia="Consolas"/>
+          <w:color w:val="000000"/>
+          <w:sz w:val="18"/>
+        </w:rPr>
+        <w:t>목내용</w:t>
+      </w:r>
+      <w:r>
+        <w:rPr>
+          <w:rFonts w:ascii="바탕" w:hAnsi="바탕" w:eastAsia="바탕"/>
+          <w:color w:val="000000"/>
+          <w:sz w:val="19"/>
+        </w:rPr>
+        <w:t xml:space="preserve">을 추출하였다. 연락처·메타데이터·별표·부칙·개정이유는 제외하고, 20자 이상 문장을 법령별 완전일치 중복 제거하여 비식별 조문 단위 1,519개를 구성하였다. </w:t>
+      </w:r>
+      <w:r>
+        <w:rPr>
+          <w:rFonts w:ascii="Consolas" w:hAnsi="Consolas" w:eastAsia="Consolas"/>
+          <w:color w:val="000000"/>
+          <w:sz w:val="18"/>
+        </w:rPr>
+        <w:t>paper/audit_public_law_hard_negatives.py</w:t>
+      </w:r>
+      <w:r>
+        <w:rPr>
+          <w:rFonts w:ascii="바탕" w:hAnsi="바탕" w:eastAsia="바탕"/>
+          <w:color w:val="000000"/>
+          <w:sz w:val="19"/>
+        </w:rPr>
+        <w:t>는 원문을 출력하지 않고 법령 XML·코드·평가자료의 SHA-256과 집계만 출력한다. 법령 조문은 실제 공개문서이지만 의료·금융·상담 트래픽을 대표하지 않으므로, 이 결과도 실서비스 오탐률로 해석하지 않는다.</w:t>
       </w:r>
     </w:p>
     <w:p>
@@ -2614,7 +2694,7 @@
           <w:color w:val="000000"/>
           <w:sz w:val="19"/>
         </w:rPr>
-        <w:t>법령은 국가법령정보센터 현행 조문을 기준으로 확인하였다. 제품 지원 범위는 AWS와 Presidio 프로젝트의 현행 공식 문서를 우선하였다. 학술문헌은 DOI와 출판사 페이지 또는 KCI 공식 레코드에서 제목·저자·연도·권호·쪽수의 실재를 대조하였다. 제품 블로그와 학술논문은 참고문헌에서 구분하였다.</w:t>
+        <w:t>법령은 국가법령정보센터 현행 조문과 LAW OPEN DATA XML을 기준으로 확인하고, 인공지능기본법은 법령 전체의 통합본 표시와 개별 조문의 시행일을 분리해 대조하였다. 제품 지원 범위는 AWS와 Presidio 프로젝트의 현행 공식 문서를 우선하였다. 학술문헌은 DOI와 출판사 페이지 또는 KCI 공식 레코드에서 제목·저자·연도·권호·쪽수의 실재를 대조하였다. 제품 블로그와 학술논문은 참고문헌에서 구분하였다.</w:t>
       </w:r>
     </w:p>
     <w:p>
@@ -5658,7 +5738,7 @@
           <w:color w:val="000000"/>
           <w:sz w:val="22"/>
         </w:rPr>
-        <w:t>5. Layer 0의 합성 정상문장 오탐</w:t>
+        <w:t>5. Layer 0의 정상문장·법령 하드 네거티브 오탐</w:t>
       </w:r>
     </w:p>
     <w:p>
@@ -5674,24 +5754,589 @@
           <w:color w:val="000000"/>
           <w:sz w:val="19"/>
         </w:rPr>
-        <w:t xml:space="preserve">동일한 Layer 0 normalizer와 detector를 저장된 합성 정상 한국어 10,000건에 실행한 결과 </w:t>
-      </w:r>
-      <w:r>
-        <w:rPr>
-          <w:rFonts w:ascii="Consolas" w:hAnsi="Consolas" w:eastAsia="Consolas"/>
-          <w:color w:val="000000"/>
-          <w:sz w:val="18"/>
-        </w:rPr>
-        <w:t>BLOCK</w:t>
-      </w:r>
-      <w:r>
-        <w:rPr>
-          <w:rFonts w:ascii="바탕" w:hAnsi="바탕" w:eastAsia="바탕"/>
-          <w:color w:val="000000"/>
-          <w:sz w:val="19"/>
-        </w:rPr>
-        <w:t xml:space="preserve"> 판정은 0건이었다. 분석 스크립트는 데이터, normalizer, detector의 SHA-256을 함께 산출하여 코드 변경에 따른 결과 이동을 추적한다.</w:t>
-      </w:r>
+        <w:t>동일한 Layer 0 normalizer와 detector를 세 자료에 실행한 결과는 다음과 같다.</w:t>
+      </w:r>
+    </w:p>
+    <w:tbl>
+      <w:tblPr>
+        <w:tblStyle w:val="TableGrid"/>
+        <w:tblW w:type="dxa" w:w="9970"/>
+        <w:jc w:val="left"/>
+        <w:tblLayout w:type="fixed"/>
+        <w:tblLook w:firstColumn="1" w:firstRow="1" w:lastColumn="0" w:lastRow="0" w:noHBand="0" w:noVBand="1" w:val="04A0"/>
+        <w:tblInd w:w="120" w:type="dxa"/>
+        <w:tblBorders>
+          <w:top w:val="single" w:sz="4" w:space="0" w:color="777777"/>
+          <w:left w:val="single" w:sz="4" w:space="0" w:color="777777"/>
+          <w:bottom w:val="single" w:sz="4" w:space="0" w:color="777777"/>
+          <w:right w:val="single" w:sz="4" w:space="0" w:color="777777"/>
+          <w:insideH w:val="single" w:sz="4" w:space="0" w:color="777777"/>
+          <w:insideV w:val="single" w:sz="4" w:space="0" w:color="777777"/>
+        </w:tblBorders>
+      </w:tblPr>
+      <w:tblGrid>
+        <w:gridCol w:w="2548"/>
+        <w:gridCol w:w="1688"/>
+        <w:gridCol w:w="1998"/>
+        <w:gridCol w:w="1688"/>
+        <w:gridCol w:w="2048"/>
+      </w:tblGrid>
+      <w:tr>
+        <w:trPr>
+          <w:tblHeader w:val="true"/>
+          <w:cantSplit/>
+        </w:trPr>
+        <w:tc>
+          <w:tcPr>
+            <w:tcW w:type="dxa" w:w="2548"/>
+            <w:vAlign w:val="center"/>
+            <w:shd w:fill="E7E7E7"/>
+            <w:tcMar>
+              <w:top w:w="70" w:type="dxa"/>
+              <w:start w:w="100" w:type="dxa"/>
+              <w:bottom w:w="70" w:type="dxa"/>
+              <w:end w:w="100" w:type="dxa"/>
+            </w:tcMar>
+          </w:tcPr>
+          <w:p>
+            <w:pPr>
+              <w:spacing w:after="0" w:line="252" w:lineRule="auto"/>
+              <w:jc w:val="center"/>
+            </w:pPr>
+            <w:r>
+              <w:rPr>
+                <w:rFonts w:ascii="맑은 고딕" w:hAnsi="맑은 고딕" w:eastAsia="맑은 고딕"/>
+                <w:b/>
+                <w:color w:val="000000"/>
+                <w:sz w:val="16"/>
+              </w:rPr>
+              <w:t>평가자료</w:t>
+            </w:r>
+          </w:p>
+        </w:tc>
+        <w:tc>
+          <w:tcPr>
+            <w:tcW w:type="dxa" w:w="1688"/>
+            <w:vAlign w:val="center"/>
+            <w:shd w:fill="E7E7E7"/>
+            <w:tcMar>
+              <w:top w:w="70" w:type="dxa"/>
+              <w:start w:w="100" w:type="dxa"/>
+              <w:bottom w:w="70" w:type="dxa"/>
+              <w:end w:w="100" w:type="dxa"/>
+            </w:tcMar>
+          </w:tcPr>
+          <w:p>
+            <w:pPr>
+              <w:spacing w:after="0" w:line="252" w:lineRule="auto"/>
+              <w:jc w:val="center"/>
+            </w:pPr>
+            <w:r>
+              <w:rPr>
+                <w:rFonts w:ascii="맑은 고딕" w:hAnsi="맑은 고딕" w:eastAsia="맑은 고딕"/>
+                <w:b/>
+                <w:color w:val="000000"/>
+                <w:sz w:val="16"/>
+              </w:rPr>
+              <w:t>문서 단위</w:t>
+            </w:r>
+          </w:p>
+        </w:tc>
+        <w:tc>
+          <w:tcPr>
+            <w:tcW w:type="dxa" w:w="1998"/>
+            <w:vAlign w:val="center"/>
+            <w:shd w:fill="E7E7E7"/>
+            <w:tcMar>
+              <w:top w:w="70" w:type="dxa"/>
+              <w:start w:w="100" w:type="dxa"/>
+              <w:bottom w:w="70" w:type="dxa"/>
+              <w:end w:w="100" w:type="dxa"/>
+            </w:tcMar>
+          </w:tcPr>
+          <w:p>
+            <w:pPr>
+              <w:spacing w:after="0" w:line="252" w:lineRule="auto"/>
+              <w:jc w:val="center"/>
+            </w:pPr>
+            <w:r>
+              <w:rPr>
+                <w:rFonts w:ascii="맑은 고딕" w:hAnsi="맑은 고딕" w:eastAsia="맑은 고딕"/>
+                <w:b/>
+                <w:color w:val="000000"/>
+                <w:sz w:val="16"/>
+              </w:rPr>
+              <w:t>탐지·차단 후보</w:t>
+            </w:r>
+          </w:p>
+        </w:tc>
+        <w:tc>
+          <w:tcPr>
+            <w:tcW w:type="dxa" w:w="1688"/>
+            <w:vAlign w:val="center"/>
+            <w:shd w:fill="E7E7E7"/>
+            <w:tcMar>
+              <w:top w:w="70" w:type="dxa"/>
+              <w:start w:w="100" w:type="dxa"/>
+              <w:bottom w:w="70" w:type="dxa"/>
+              <w:end w:w="100" w:type="dxa"/>
+            </w:tcMar>
+          </w:tcPr>
+          <w:p>
+            <w:pPr>
+              <w:spacing w:after="0" w:line="252" w:lineRule="auto"/>
+              <w:jc w:val="center"/>
+            </w:pPr>
+            <w:r>
+              <w:rPr>
+                <w:rFonts w:ascii="맑은 고딕" w:hAnsi="맑은 고딕" w:eastAsia="맑은 고딕"/>
+                <w:b/>
+                <w:color w:val="000000"/>
+                <w:sz w:val="16"/>
+              </w:rPr>
+              <w:t>문서 비율</w:t>
+            </w:r>
+          </w:p>
+        </w:tc>
+        <w:tc>
+          <w:tcPr>
+            <w:tcW w:type="dxa" w:w="2048"/>
+            <w:vAlign w:val="center"/>
+            <w:shd w:fill="E7E7E7"/>
+            <w:tcMar>
+              <w:top w:w="70" w:type="dxa"/>
+              <w:start w:w="100" w:type="dxa"/>
+              <w:bottom w:w="70" w:type="dxa"/>
+              <w:end w:w="100" w:type="dxa"/>
+            </w:tcMar>
+          </w:tcPr>
+          <w:p>
+            <w:pPr>
+              <w:spacing w:after="0" w:line="252" w:lineRule="auto"/>
+              <w:jc w:val="center"/>
+            </w:pPr>
+            <w:r>
+              <w:rPr>
+                <w:rFonts w:ascii="맑은 고딕" w:hAnsi="맑은 고딕" w:eastAsia="맑은 고딕"/>
+                <w:b/>
+                <w:color w:val="000000"/>
+                <w:sz w:val="16"/>
+              </w:rPr>
+              <w:t>주요 탐지유형</w:t>
+            </w:r>
+          </w:p>
+        </w:tc>
+      </w:tr>
+      <w:tr>
+        <w:trPr>
+          <w:cantSplit/>
+        </w:trPr>
+        <w:tc>
+          <w:tcPr>
+            <w:tcW w:type="dxa" w:w="2548"/>
+            <w:vAlign w:val="center"/>
+            <w:tcMar>
+              <w:top w:w="70" w:type="dxa"/>
+              <w:start w:w="100" w:type="dxa"/>
+              <w:bottom w:w="70" w:type="dxa"/>
+              <w:end w:w="100" w:type="dxa"/>
+            </w:tcMar>
+          </w:tcPr>
+          <w:p>
+            <w:pPr>
+              <w:spacing w:after="0" w:line="252" w:lineRule="auto"/>
+              <w:jc w:val="left"/>
+            </w:pPr>
+            <w:r>
+              <w:rPr>
+                <w:rFonts w:ascii="바탕" w:hAnsi="바탕" w:eastAsia="바탕"/>
+                <w:color w:val="000000"/>
+                <w:sz w:val="16"/>
+              </w:rPr>
+              <w:t>합성 정상 한국어</w:t>
+            </w:r>
+          </w:p>
+        </w:tc>
+        <w:tc>
+          <w:tcPr>
+            <w:tcW w:type="dxa" w:w="1688"/>
+            <w:vAlign w:val="center"/>
+            <w:tcMar>
+              <w:top w:w="70" w:type="dxa"/>
+              <w:start w:w="100" w:type="dxa"/>
+              <w:bottom w:w="70" w:type="dxa"/>
+              <w:end w:w="100" w:type="dxa"/>
+            </w:tcMar>
+          </w:tcPr>
+          <w:p>
+            <w:pPr>
+              <w:spacing w:after="0" w:line="252" w:lineRule="auto"/>
+              <w:jc w:val="center"/>
+            </w:pPr>
+            <w:r>
+              <w:rPr>
+                <w:rFonts w:ascii="바탕" w:hAnsi="바탕" w:eastAsia="바탕"/>
+                <w:color w:val="000000"/>
+                <w:sz w:val="16"/>
+              </w:rPr>
+              <w:t>10,000</w:t>
+            </w:r>
+          </w:p>
+        </w:tc>
+        <w:tc>
+          <w:tcPr>
+            <w:tcW w:type="dxa" w:w="1998"/>
+            <w:vAlign w:val="center"/>
+            <w:tcMar>
+              <w:top w:w="70" w:type="dxa"/>
+              <w:start w:w="100" w:type="dxa"/>
+              <w:bottom w:w="70" w:type="dxa"/>
+              <w:end w:w="100" w:type="dxa"/>
+            </w:tcMar>
+          </w:tcPr>
+          <w:p>
+            <w:pPr>
+              <w:spacing w:after="0" w:line="252" w:lineRule="auto"/>
+              <w:jc w:val="center"/>
+            </w:pPr>
+            <w:r>
+              <w:rPr>
+                <w:rFonts w:ascii="바탕" w:hAnsi="바탕" w:eastAsia="바탕"/>
+                <w:color w:val="000000"/>
+                <w:sz w:val="16"/>
+              </w:rPr>
+              <w:t>0</w:t>
+            </w:r>
+          </w:p>
+        </w:tc>
+        <w:tc>
+          <w:tcPr>
+            <w:tcW w:type="dxa" w:w="1688"/>
+            <w:vAlign w:val="center"/>
+            <w:tcMar>
+              <w:top w:w="70" w:type="dxa"/>
+              <w:start w:w="100" w:type="dxa"/>
+              <w:bottom w:w="70" w:type="dxa"/>
+              <w:end w:w="100" w:type="dxa"/>
+            </w:tcMar>
+          </w:tcPr>
+          <w:p>
+            <w:pPr>
+              <w:spacing w:after="0" w:line="252" w:lineRule="auto"/>
+              <w:jc w:val="center"/>
+            </w:pPr>
+            <w:r>
+              <w:rPr>
+                <w:rFonts w:ascii="바탕" w:hAnsi="바탕" w:eastAsia="바탕"/>
+                <w:color w:val="000000"/>
+                <w:sz w:val="16"/>
+              </w:rPr>
+              <w:t>0.00%</w:t>
+            </w:r>
+          </w:p>
+        </w:tc>
+        <w:tc>
+          <w:tcPr>
+            <w:tcW w:type="dxa" w:w="2048"/>
+            <w:vAlign w:val="center"/>
+            <w:tcMar>
+              <w:top w:w="70" w:type="dxa"/>
+              <w:start w:w="100" w:type="dxa"/>
+              <w:bottom w:w="70" w:type="dxa"/>
+              <w:end w:w="100" w:type="dxa"/>
+            </w:tcMar>
+          </w:tcPr>
+          <w:p>
+            <w:pPr>
+              <w:spacing w:after="0" w:line="252" w:lineRule="auto"/>
+              <w:jc w:val="center"/>
+            </w:pPr>
+            <w:r>
+              <w:rPr>
+                <w:rFonts w:ascii="바탕" w:hAnsi="바탕" w:eastAsia="바탕"/>
+                <w:color w:val="000000"/>
+                <w:sz w:val="16"/>
+              </w:rPr>
+              <w:t>없음</w:t>
+            </w:r>
+          </w:p>
+        </w:tc>
+      </w:tr>
+      <w:tr>
+        <w:trPr>
+          <w:cantSplit/>
+        </w:trPr>
+        <w:tc>
+          <w:tcPr>
+            <w:tcW w:type="dxa" w:w="2548"/>
+            <w:vAlign w:val="center"/>
+            <w:tcMar>
+              <w:top w:w="70" w:type="dxa"/>
+              <w:start w:w="100" w:type="dxa"/>
+              <w:bottom w:w="70" w:type="dxa"/>
+              <w:end w:w="100" w:type="dxa"/>
+            </w:tcMar>
+          </w:tcPr>
+          <w:p>
+            <w:pPr>
+              <w:spacing w:after="0" w:line="252" w:lineRule="auto"/>
+              <w:jc w:val="left"/>
+            </w:pPr>
+            <w:r>
+              <w:rPr>
+                <w:rFonts w:ascii="바탕" w:hAnsi="바탕" w:eastAsia="바탕"/>
+                <w:color w:val="000000"/>
+                <w:sz w:val="16"/>
+              </w:rPr>
+              <w:t>명시적 hard-negative fixture</w:t>
+            </w:r>
+          </w:p>
+        </w:tc>
+        <w:tc>
+          <w:tcPr>
+            <w:tcW w:type="dxa" w:w="1688"/>
+            <w:vAlign w:val="center"/>
+            <w:tcMar>
+              <w:top w:w="70" w:type="dxa"/>
+              <w:start w:w="100" w:type="dxa"/>
+              <w:bottom w:w="70" w:type="dxa"/>
+              <w:end w:w="100" w:type="dxa"/>
+            </w:tcMar>
+          </w:tcPr>
+          <w:p>
+            <w:pPr>
+              <w:spacing w:after="0" w:line="252" w:lineRule="auto"/>
+              <w:jc w:val="center"/>
+            </w:pPr>
+            <w:r>
+              <w:rPr>
+                <w:rFonts w:ascii="바탕" w:hAnsi="바탕" w:eastAsia="바탕"/>
+                <w:color w:val="000000"/>
+                <w:sz w:val="16"/>
+              </w:rPr>
+              <w:t>4</w:t>
+            </w:r>
+          </w:p>
+        </w:tc>
+        <w:tc>
+          <w:tcPr>
+            <w:tcW w:type="dxa" w:w="1998"/>
+            <w:vAlign w:val="center"/>
+            <w:tcMar>
+              <w:top w:w="70" w:type="dxa"/>
+              <w:start w:w="100" w:type="dxa"/>
+              <w:bottom w:w="70" w:type="dxa"/>
+              <w:end w:w="100" w:type="dxa"/>
+            </w:tcMar>
+          </w:tcPr>
+          <w:p>
+            <w:pPr>
+              <w:spacing w:after="0" w:line="252" w:lineRule="auto"/>
+              <w:jc w:val="center"/>
+            </w:pPr>
+            <w:r>
+              <w:rPr>
+                <w:rFonts w:ascii="바탕" w:hAnsi="바탕" w:eastAsia="바탕"/>
+                <w:color w:val="000000"/>
+                <w:sz w:val="16"/>
+              </w:rPr>
+              <w:t>1</w:t>
+            </w:r>
+          </w:p>
+        </w:tc>
+        <w:tc>
+          <w:tcPr>
+            <w:tcW w:type="dxa" w:w="1688"/>
+            <w:vAlign w:val="center"/>
+            <w:tcMar>
+              <w:top w:w="70" w:type="dxa"/>
+              <w:start w:w="100" w:type="dxa"/>
+              <w:bottom w:w="70" w:type="dxa"/>
+              <w:end w:w="100" w:type="dxa"/>
+            </w:tcMar>
+          </w:tcPr>
+          <w:p>
+            <w:pPr>
+              <w:spacing w:after="0" w:line="252" w:lineRule="auto"/>
+              <w:jc w:val="center"/>
+            </w:pPr>
+            <w:r>
+              <w:rPr>
+                <w:rFonts w:ascii="바탕" w:hAnsi="바탕" w:eastAsia="바탕"/>
+                <w:color w:val="000000"/>
+                <w:sz w:val="16"/>
+              </w:rPr>
+              <w:t>25.00%</w:t>
+            </w:r>
+          </w:p>
+        </w:tc>
+        <w:tc>
+          <w:tcPr>
+            <w:tcW w:type="dxa" w:w="2048"/>
+            <w:vAlign w:val="center"/>
+            <w:tcMar>
+              <w:top w:w="70" w:type="dxa"/>
+              <w:start w:w="100" w:type="dxa"/>
+              <w:bottom w:w="70" w:type="dxa"/>
+              <w:end w:w="100" w:type="dxa"/>
+            </w:tcMar>
+          </w:tcPr>
+          <w:p>
+            <w:pPr>
+              <w:spacing w:after="0" w:line="252" w:lineRule="auto"/>
+              <w:jc w:val="center"/>
+            </w:pPr>
+            <w:r>
+              <w:rPr>
+                <w:rFonts w:ascii="바탕" w:hAnsi="바탕" w:eastAsia="바탕"/>
+                <w:color w:val="000000"/>
+                <w:sz w:val="16"/>
+              </w:rPr>
+              <w:t>한국 전화번호 1</w:t>
+            </w:r>
+          </w:p>
+        </w:tc>
+      </w:tr>
+      <w:tr>
+        <w:trPr>
+          <w:cantSplit/>
+        </w:trPr>
+        <w:tc>
+          <w:tcPr>
+            <w:tcW w:type="dxa" w:w="2548"/>
+            <w:vAlign w:val="center"/>
+            <w:tcMar>
+              <w:top w:w="70" w:type="dxa"/>
+              <w:start w:w="100" w:type="dxa"/>
+              <w:bottom w:w="70" w:type="dxa"/>
+              <w:end w:w="100" w:type="dxa"/>
+            </w:tcMar>
+          </w:tcPr>
+          <w:p>
+            <w:pPr>
+              <w:spacing w:after="0" w:line="252" w:lineRule="auto"/>
+              <w:jc w:val="left"/>
+            </w:pPr>
+            <w:r>
+              <w:rPr>
+                <w:rFonts w:ascii="바탕" w:hAnsi="바탕" w:eastAsia="바탕"/>
+                <w:color w:val="000000"/>
+                <w:sz w:val="16"/>
+              </w:rPr>
+              <w:t>공식 법령 조문</w:t>
+            </w:r>
+          </w:p>
+        </w:tc>
+        <w:tc>
+          <w:tcPr>
+            <w:tcW w:type="dxa" w:w="1688"/>
+            <w:vAlign w:val="center"/>
+            <w:tcMar>
+              <w:top w:w="70" w:type="dxa"/>
+              <w:start w:w="100" w:type="dxa"/>
+              <w:bottom w:w="70" w:type="dxa"/>
+              <w:end w:w="100" w:type="dxa"/>
+            </w:tcMar>
+          </w:tcPr>
+          <w:p>
+            <w:pPr>
+              <w:spacing w:after="0" w:line="252" w:lineRule="auto"/>
+              <w:jc w:val="center"/>
+            </w:pPr>
+            <w:r>
+              <w:rPr>
+                <w:rFonts w:ascii="바탕" w:hAnsi="바탕" w:eastAsia="바탕"/>
+                <w:color w:val="000000"/>
+                <w:sz w:val="16"/>
+              </w:rPr>
+              <w:t>1,519</w:t>
+            </w:r>
+          </w:p>
+        </w:tc>
+        <w:tc>
+          <w:tcPr>
+            <w:tcW w:type="dxa" w:w="1998"/>
+            <w:vAlign w:val="center"/>
+            <w:tcMar>
+              <w:top w:w="70" w:type="dxa"/>
+              <w:start w:w="100" w:type="dxa"/>
+              <w:bottom w:w="70" w:type="dxa"/>
+              <w:end w:w="100" w:type="dxa"/>
+            </w:tcMar>
+          </w:tcPr>
+          <w:p>
+            <w:pPr>
+              <w:spacing w:after="0" w:line="252" w:lineRule="auto"/>
+              <w:jc w:val="center"/>
+            </w:pPr>
+            <w:r>
+              <w:rPr>
+                <w:rFonts w:ascii="바탕" w:hAnsi="바탕" w:eastAsia="바탕"/>
+                <w:color w:val="000000"/>
+                <w:sz w:val="16"/>
+              </w:rPr>
+              <w:t>29</w:t>
+            </w:r>
+          </w:p>
+        </w:tc>
+        <w:tc>
+          <w:tcPr>
+            <w:tcW w:type="dxa" w:w="1688"/>
+            <w:vAlign w:val="center"/>
+            <w:tcMar>
+              <w:top w:w="70" w:type="dxa"/>
+              <w:start w:w="100" w:type="dxa"/>
+              <w:bottom w:w="70" w:type="dxa"/>
+              <w:end w:w="100" w:type="dxa"/>
+            </w:tcMar>
+          </w:tcPr>
+          <w:p>
+            <w:pPr>
+              <w:spacing w:after="0" w:line="252" w:lineRule="auto"/>
+              <w:jc w:val="center"/>
+            </w:pPr>
+            <w:r>
+              <w:rPr>
+                <w:rFonts w:ascii="바탕" w:hAnsi="바탕" w:eastAsia="바탕"/>
+                <w:color w:val="000000"/>
+                <w:sz w:val="16"/>
+              </w:rPr>
+              <w:t>1.91%</w:t>
+            </w:r>
+          </w:p>
+        </w:tc>
+        <w:tc>
+          <w:tcPr>
+            <w:tcW w:type="dxa" w:w="2048"/>
+            <w:vAlign w:val="center"/>
+            <w:tcMar>
+              <w:top w:w="70" w:type="dxa"/>
+              <w:start w:w="100" w:type="dxa"/>
+              <w:bottom w:w="70" w:type="dxa"/>
+              <w:end w:w="100" w:type="dxa"/>
+            </w:tcMar>
+          </w:tcPr>
+          <w:p>
+            <w:pPr>
+              <w:spacing w:after="0" w:line="252" w:lineRule="auto"/>
+              <w:jc w:val="center"/>
+            </w:pPr>
+            <w:r>
+              <w:rPr>
+                <w:rFonts w:ascii="바탕" w:hAnsi="바탕" w:eastAsia="바탕"/>
+                <w:color w:val="000000"/>
+                <w:sz w:val="16"/>
+              </w:rPr>
+              <w:t>부서 18, 국적 11</w:t>
+            </w:r>
+          </w:p>
+        </w:tc>
+      </w:tr>
+    </w:tbl>
+    <w:p>
+      <w:pPr>
+        <w:spacing w:after="20"/>
+      </w:pPr>
     </w:p>
     <w:p>
       <w:pPr>
@@ -5706,7 +6351,23 @@
           <w:color w:val="000000"/>
           <w:sz w:val="19"/>
         </w:rPr>
-        <w:t>그러나 정상문장 생성기는 이름, 전화번호, 이메일, URL, 주소, 계좌·카드번호, 접근토큰 등 직접적인 PII 유사패턴을 의도적으로 피한다. 따라서 0%는 이 특정 회귀검사 자료에서의 결과일 뿐, 실제 상담·의료·금융 문장이나 경계 사례에서 오탐이 없다는 뜻이 아니다. 자연발생 자료와 PII 유사 hard negative를 포함한 외부 검증이 추가로 필요하다.</w:t>
+        <w:t>공식 법령 조문에서는 개인정보 보호법 842개 중 2개, 인공지능기본법 382개 중 18개, 대한민국헌법 295개 중 9개가 탐지되었다. 실제 식별값이 아니라 일반 법률문맥의 “대한민국”을 국적으로, “연구소”를 부서로 탐지한 키워드 단독 판정이었다. 명시적 hard negative에서는 예시용 전화번호 한 건을 실제 전화번호처럼 탐지하였다. 현 구현은 threshold 1에서 탐지 하나만 있어도 입력을 차단하므로 이 사례들은 가용성을 해칠 수 있는 과잉차단 후보다.</w:t>
+      </w:r>
+    </w:p>
+    <w:p>
+      <w:pPr>
+        <w:widowControl/>
+        <w:spacing w:before="0" w:after="60" w:line="331" w:lineRule="auto"/>
+        <w:ind w:firstLine="397"/>
+        <w:jc w:val="both"/>
+      </w:pPr>
+      <w:r>
+        <w:rPr>
+          <w:rFonts w:ascii="바탕" w:hAnsi="바탕" w:eastAsia="바탕"/>
+          <w:color w:val="000000"/>
+          <w:sz w:val="19"/>
+        </w:rPr>
+        <w:t>합성 정상문장 생성기는 직접적인 PII 유사패턴을 의도적으로 피하므로 0%는 회귀검사 결과일 뿐이다. 반대로 4건 fixture의 25%는 분모가 너무 작아 일반화할 수 없다. 법령 1.91%도 진성 개인정보가 없는 실제 공개문서에서 어휘적 오탐이 발생한다는 존재 증거이지, 의료·금융·상담 서비스의 오탐률 추정치는 아니다. 세 결과를 함께 보면 Layer 0의 추가 차단 효과와 키워드 탐지의 문맥 한계를 동시에 보고해야 한다.</w:t>
       </w:r>
     </w:p>
     <w:p>
@@ -7005,7 +7666,7 @@
           <w:color w:val="000000"/>
           <w:sz w:val="19"/>
         </w:rPr>
-        <w:t>가 조문 항을 뜻하는 잘못된 표기임을 확인하였다. 정확한 인용은 제71조 제4호다. 인공지능기본법 제33조를 위험관리 의무로 설명한 부분도 제34조로 수정해야 한다. “제재 최소 1년 유예”는 근거를 확인하지 못했다.</w:t>
+        <w:t>가 조문 항을 뜻하는 잘못된 표기임을 확인하였다. 정확한 인용은 제71조 제4호다. 인공지능기본법 제33조를 위험관리 의무로 설명한 부분도 제34조로 수정해야 한다. 법률 제21311호의 일부 개정 조문은 2026년 7월 21일 시행되지만, 본문이 인용한 제31조·제33조·제34조·제35조·제43조의 조문별 시행일은 모두 2026년 1월 22일이다. “제재 최소 1년 유예”는 근거를 확인하지 못했다.</w:t>
       </w:r>
     </w:p>
     <w:p>
@@ -7213,7 +7874,7 @@
           <w:color w:val="000000"/>
           <w:sz w:val="19"/>
         </w:rPr>
-        <w:t>다만 Layer 0는 독립된 완전방어가 아니다. 새 평가에서도 C 구성의 미차단은 706건이었고, 사전·패턴 기반 탐지는 새로운 표현과 문맥을 놓치거나 비민감 문장을 오탐할 수 있다. 합성 정상문장 10,000건에서 차단 오탐이 없었지만 생성기가 직접적인 PII 유사패턴을 제외했으므로 실제 오탐을 충분히 시험하지 못했다. 따라서 Layer 0는 “필요하지만 충분하지 않은” 입력 통제로 규정해야 한다.</w:t>
+        <w:t>다만 Layer 0는 독립된 완전방어가 아니다. 새 평가에서도 C 구성의 미차단은 706건이었다. 또한 합성 정상문장 10,000건에서는 오탐이 없었지만, 공식 법령 조문 1,519개 중 29개(1.91%)에서 “대한민국”과 “연구소” 같은 비식별 어휘가 국적·부서로 탐지되었다. 사전·패턴 기반 탐지는 새로운 표현과 문맥을 놓칠 뿐 아니라 일반 문장을 과잉차단할 수 있다. 따라서 Layer 0는 후속 계층과 문맥 점수·allowlist·감사 절차를 결합하는 “필요하지만 충분하지 않은” 입력 통제로 규정해야 한다.</w:t>
       </w:r>
     </w:p>
     <w:p>
@@ -7922,7 +8583,7 @@
           <w:color w:val="000000"/>
           <w:sz w:val="19"/>
         </w:rPr>
-        <w:t>논문은 탐지율뿐 아니라 효과크기와 95% 신뢰구간, 카테고리별 분모, 오류·타임아웃, 불확실 사례 수를 보고해야 한다. 실제 비민감 한국어 문장으로 구성한 hard-negative 세트를 사용하여 오탐도 함께 평가해야 한다.</w:t>
+        <w:t>논문은 탐지율뿐 아니라 효과크기와 95% 신뢰구간, 카테고리별 분모, 오류·타임아웃, 불확실 사례 수를 보고해야 한다. 본 연구의 법령 조문 감사처럼 재배포·출처 추적이 가능한 실제 비민감 한국어 문장으로 오탐을 확인하되, 한 도메인의 어휘분포를 일반화하지 않도록 의료·금융·상담·개발문서 등으로 외부검증 도메인을 확장해야 한다.</w:t>
       </w:r>
     </w:p>
     <w:p>
@@ -8322,7 +8983,7 @@
           <w:color w:val="000000"/>
           <w:sz w:val="19"/>
         </w:rPr>
-        <w:t>셋째, 합성 정상 한국어 10,000건은 PII 유사패턴을 의도적으로 피한다. 따라서 Layer 0의 실제 오탐률을 대표하지 않으며, 의료·금융·상담 도메인의 자연발생 hard negative가 필요하다.</w:t>
+        <w:t>셋째, 공개 법령 조문 1,519개를 추가하여 합성 정상 한국어의 약점을 일부 보완했지만, 법률문서만으로 의료·금융·상담 도메인의 어휘와 PII 유사 형식을 대표할 수 없다. 29개 탐지 사례는 자동 규칙과 단일 연구자의 문맥 판정에 따른 과잉차단 후보이며 독립 검토자 2인의 이중 라벨을 거치지 않았다. 따라서 1.91%를 실서비스 오탐률로 해석할 수 없고, 서비스 도메인의 자연발생 hard negative가 여전히 필요하다.</w:t>
       </w:r>
     </w:p>
     <w:p>
@@ -8434,7 +9095,7 @@
           <w:color w:val="000000"/>
           <w:sz w:val="19"/>
         </w:rPr>
-        <w:t>였다. 반대 방향 사례는 없었다. 따라서 한국어 생성형 AI 서비스에는 변형을 후속 계층 이전에 정규화하고 한국어 패턴을 검사하는 Layer 0가 필수 심층방어 계층으로 필요하다. 그러나 706건의 잔존 미차단과 제한된 오탐 자료는 Layer 0가 충분조건이 아님을 동시에 보여준다.</w:t>
+        <w:t>였다. 반대 방향 사례는 없었다. 따라서 한국어 생성형 AI 서비스에는 변형을 후속 계층 이전에 정규화하고 한국어 패턴을 검사하는 Layer 0가 필수 심층방어 계층으로 필요하다. 그러나 706건의 잔존 미차단과 공식 법령 조문 29건의 과잉차단 후보는 Layer 0가 충분조건이 아니며 문맥 기반 완화와 후속 검증이 필요함을 동시에 보여준다.</w:t>
       </w:r>
     </w:p>
     <w:p>
@@ -8450,7 +9111,7 @@
           <w:color w:val="000000"/>
           <w:sz w:val="19"/>
         </w:rPr>
-        <w:t>정책적 결론은 두 층위로 정리할 수 있다. 첫째, 현재 저장 실험에서는 변형된 한국어 PII의 기술적 유출 가능성이 증가하고 Layer 0가 이를 실질적으로 줄였으므로, 조직은 Layer 0와 동등한 입력 정규화·차단 기능을 배치하고 그 효과를 입증해야 한다. 둘째, 그 효과를 실제 서비스와 법적 준수에 일반화하려면 변이 후 gold span·단일 평가기·자연발생 hard negative·사람 검토·버전 공개·깨끗한 환경 재현을 갖추어야 한다. 형사정책은 특정 제품의 단일 점수를 처벌기준으로 삼기보다 보호조치의 실효성을 독립적으로 입증하도록 하는 절차와 감사가능성을 제도화해야 한다.</w:t>
+        <w:t>정책적 결론은 두 층위로 정리할 수 있다. 첫째, 현재 저장 실험에서는 변형된 한국어 PII의 기술적 유출 가능성이 증가하고 Layer 0가 이를 실질적으로 줄였으므로, 조직은 Layer 0와 동등한 입력 정규화·차단 기능을 배치하고 그 효과를 입증해야 한다. 둘째, 그 효과를 실제 서비스와 법적 준수에 일반화하려면 변이 후 gold span·단일 평가기·복수 도메인 hard negative·사람 검토·버전 공개·깨끗한 환경 재현을 갖추고 과잉차단도 함께 통제해야 한다. 형사정책은 특정 제품의 단일 점수를 처벌기준으로 삼기보다 보호조치의 실효성과 비례성을 독립적으로 입증하도록 하는 절차와 감사가능성을 제도화해야 한다.</w:t>
       </w:r>
     </w:p>
     <w:p>
@@ -8991,7 +9652,7 @@
           <w:color w:val="000000"/>
           <w:sz w:val="19"/>
         </w:rPr>
-        <w:t>인공지능 발전과 신뢰 기반 조성 등에 관한 기본법. 법률 제21311호, 2026. 1. 20. 일부개정, 2026. 7. 21. 시행.</w:t>
+        <w:t>인공지능 발전과 신뢰 기반 조성 등에 관한 기본법. 법률 제21311호, 2026. 1. 20. 일부개정. 본문 인용 조문 제31조·제33조·제34조·제35조·제43조 시행일 2026. 1. 22.; 일부 개정 조문 시행일 2026. 7. 21.</w:t>
       </w:r>
     </w:p>
     <w:p>
@@ -9007,7 +9668,7 @@
           <w:color w:val="000000"/>
           <w:sz w:val="19"/>
         </w:rPr>
-        <w:t xml:space="preserve">Amazon Web Services. </w:t>
+        <w:t xml:space="preserve">법제처. </w:t>
       </w:r>
       <w:r>
         <w:rPr>
@@ -9016,7 +9677,7 @@
           <w:color w:val="000000"/>
           <w:sz w:val="19"/>
         </w:rPr>
-        <w:t>Languages supported by Amazon Bedrock Guardrails</w:t>
+        <w:t>국가법령정보 공동활용 LAW OPEN DATA</w:t>
       </w:r>
       <w:r>
         <w:rPr>
@@ -9024,7 +9685,7 @@
           <w:color w:val="000000"/>
           <w:sz w:val="19"/>
         </w:rPr>
-        <w:t>. https://docs.aws.amazon.com/bedrock/latest/userguide/guardrails-supported-languages.html (접근일: 2026. 7. 26).</w:t>
+        <w:t>. https://open.law.go.kr/LSO/information/service.do (접근일: 2026. 7. 26).</w:t>
       </w:r>
     </w:p>
     <w:p>
@@ -9040,7 +9701,7 @@
           <w:color w:val="000000"/>
           <w:sz w:val="19"/>
         </w:rPr>
-        <w:t xml:space="preserve">Data Privacy Stack. </w:t>
+        <w:t xml:space="preserve">Amazon Web Services. </w:t>
       </w:r>
       <w:r>
         <w:rPr>
@@ -9049,7 +9710,7 @@
           <w:color w:val="000000"/>
           <w:sz w:val="19"/>
         </w:rPr>
-        <w:t>Presidio: Supported entities</w:t>
+        <w:t>Languages supported by Amazon Bedrock Guardrails</w:t>
       </w:r>
       <w:r>
         <w:rPr>
@@ -9057,7 +9718,7 @@
           <w:color w:val="000000"/>
           <w:sz w:val="19"/>
         </w:rPr>
-        <w:t>. https://presidio.dataprivacystack.org/supported_entities/ (접근일: 2026. 7. 26; Microsoft 문서의 현행 이전 위치).</w:t>
+        <w:t>. https://docs.aws.amazon.com/bedrock/latest/userguide/guardrails-supported-languages.html (접근일: 2026. 7. 26).</w:t>
       </w:r>
     </w:p>
     <w:p>
@@ -9073,7 +9734,7 @@
           <w:color w:val="000000"/>
           <w:sz w:val="19"/>
         </w:rPr>
-        <w:t xml:space="preserve">National Highway Traffic Safety Administration. </w:t>
+        <w:t xml:space="preserve">Data Privacy Stack. </w:t>
       </w:r>
       <w:r>
         <w:rPr>
@@ -9082,7 +9743,7 @@
           <w:color w:val="000000"/>
           <w:sz w:val="19"/>
         </w:rPr>
-        <w:t>The Vehicle Identification Number (VIN)</w:t>
+        <w:t>Presidio: Supported entities</w:t>
       </w:r>
       <w:r>
         <w:rPr>
@@ -9090,7 +9751,7 @@
           <w:color w:val="000000"/>
           <w:sz w:val="19"/>
         </w:rPr>
-        <w:t>. https://www.nhtsa.gov/document/vehicle-identification-number-vin</w:t>
+        <w:t>. https://presidio.dataprivacystack.org/supported_entities/ (접근일: 2026. 7. 26; Microsoft 문서의 현행 이전 위치).</w:t>
       </w:r>
     </w:p>
     <w:p>
@@ -9106,7 +9767,7 @@
           <w:color w:val="000000"/>
           <w:sz w:val="19"/>
         </w:rPr>
-        <w:t xml:space="preserve">U.S. Government Publishing Office. </w:t>
+        <w:t xml:space="preserve">National Highway Traffic Safety Administration. </w:t>
       </w:r>
       <w:r>
         <w:rPr>
@@ -9115,7 +9776,7 @@
           <w:color w:val="000000"/>
           <w:sz w:val="19"/>
         </w:rPr>
-        <w:t>49 CFR Part 565—Vehicle Identification Number Requirements</w:t>
+        <w:t>The Vehicle Identification Number (VIN)</w:t>
       </w:r>
       <w:r>
         <w:rPr>
@@ -9123,7 +9784,7 @@
           <w:color w:val="000000"/>
           <w:sz w:val="19"/>
         </w:rPr>
-        <w:t>. https://www.govinfo.gov/content/pkg/CFR-2019-title49-vol6/pdf/CFR-2019-title49-vol6-part565.pdf</w:t>
+        <w:t>. https://www.nhtsa.gov/document/vehicle-identification-number-vin</w:t>
       </w:r>
     </w:p>
     <w:p>
@@ -9139,7 +9800,24 @@
           <w:color w:val="000000"/>
           <w:sz w:val="19"/>
         </w:rPr>
-        <w:t>한국범죄학회. 「범죄와 정책」 소개. https://ksoc.re.kr/%EB%B2%94%EC%A3%84%EC%99%80-%EC%A0%95%EC%B1%85-%EC%86%8C%EA%B0%9C (접근일: 2026. 7. 26).</w:t>
+        <w:t xml:space="preserve">U.S. Government Publishing Office. </w:t>
+      </w:r>
+      <w:r>
+        <w:rPr>
+          <w:rFonts w:ascii="바탕" w:hAnsi="바탕" w:eastAsia="바탕"/>
+          <w:i/>
+          <w:color w:val="000000"/>
+          <w:sz w:val="19"/>
+        </w:rPr>
+        <w:t>49 CFR Part 565—Vehicle Identification Number Requirements</w:t>
+      </w:r>
+      <w:r>
+        <w:rPr>
+          <w:rFonts w:ascii="바탕" w:hAnsi="바탕" w:eastAsia="바탕"/>
+          <w:color w:val="000000"/>
+          <w:sz w:val="19"/>
+        </w:rPr>
+        <w:t>. https://www.govinfo.gov/content/pkg/CFR-2019-title49-vol6/pdf/CFR-2019-title49-vol6-part565.pdf</w:t>
       </w:r>
     </w:p>
     <w:p>
@@ -9155,23 +9833,7 @@
           <w:color w:val="000000"/>
           <w:sz w:val="19"/>
         </w:rPr>
-        <w:t>한국범죄학회. 「범죄와 정책」 편집규정. https://ksoc.re.kr/%ED%8E%B8%EC%A7%91%EA%B7%9C%EC%A0%95 (접근일: 2026. 7. 26).</w:t>
-      </w:r>
-    </w:p>
-    <w:p>
-      <w:pPr>
-        <w:pStyle w:val="Heading1"/>
-        <w:keepNext/>
-        <w:keepLines/>
-      </w:pPr>
-      <w:r>
-        <w:rPr>
-          <w:rFonts w:ascii="맑은 고딕" w:hAnsi="맑은 고딕" w:eastAsia="맑은 고딕"/>
-          <w:b/>
-          <w:color w:val="000000"/>
-          <w:sz w:val="25"/>
-        </w:rPr>
-        <w:t>부록: 결과 해석을 위한 주의문</w:t>
+        <w:t>한국범죄학회. 「범죄와 정책」 소개. https://ksoc.re.kr/%EB%B2%94%EC%A3%84%EC%99%80-%EC%A0%95%EC%B1%85-%EC%86%8C%EA%B0%9C (접근일: 2026. 7. 26).</w:t>
       </w:r>
     </w:p>
     <w:p>
@@ -9187,7 +9849,23 @@
           <w:color w:val="000000"/>
           <w:sz w:val="19"/>
         </w:rPr>
-        <w:t>본 원고의 1차 분석은 10,000건 중 변이 후 보호대상을 자동 복원할 수 있었던 9,964건과, 동일 원천값으로 연결된 3,461쌍을 대상으로 한다. 복원 스크립트는 문자열을 원형으로 정규화했을 뿐 보호대상이 남은 경우를 차단 성공으로 계산하지 않으며, 36건의 불확실 사례는 제외한다.</w:t>
+        <w:t>한국범죄학회. 「범죄와 정책」 편집규정. https://ksoc.re.kr/%ED%8E%B8%EC%A7%91%EA%B7%9C%EC%A0%95 (접근일: 2026. 7. 26).</w:t>
+      </w:r>
+    </w:p>
+    <w:p>
+      <w:pPr>
+        <w:pStyle w:val="Heading1"/>
+        <w:keepNext/>
+        <w:keepLines/>
+      </w:pPr>
+      <w:r>
+        <w:rPr>
+          <w:rFonts w:ascii="맑은 고딕" w:hAnsi="맑은 고딕" w:eastAsia="맑은 고딕"/>
+          <w:b/>
+          <w:color w:val="000000"/>
+          <w:sz w:val="25"/>
+        </w:rPr>
+        <w:t>부록: 결과 해석을 위한 주의문</w:t>
       </w:r>
     </w:p>
     <w:p>
@@ -9203,7 +9881,23 @@
           <w:color w:val="000000"/>
           <w:sz w:val="19"/>
         </w:rPr>
-        <w:t>A/B/C/D 수치는 같은 저장 산출물에 새 평가기를 적용한 감사 결과다. 당시 제품 설정을 복원한 전향적 재실행이나 현재 제품의 보편적 순위를 뜻하지 않는다. 제품 선택이나 규제기준에 사용하려면 자동 복원 표본의 독립 사람 검토, 자연발생 hard negative, 설정을 고정한 재실험이 추가되어야 한다.</w:t>
+        <w:t>본 원고의 1차 분석은 10,000건 중 변이 후 보호대상을 자동 복원할 수 있었던 9,964건과, 동일 원천값으로 연결된 3,461쌍을 대상으로 한다. 복원 스크립트는 문자열을 원형으로 정규화했을 뿐 보호대상이 남은 경우를 차단 성공으로 계산하지 않으며, 36건의 불확실 사례는 제외한다.</w:t>
+      </w:r>
+    </w:p>
+    <w:p>
+      <w:pPr>
+        <w:widowControl/>
+        <w:spacing w:before="0" w:after="60" w:line="331" w:lineRule="auto"/>
+        <w:ind w:firstLine="397"/>
+        <w:jc w:val="both"/>
+      </w:pPr>
+      <w:r>
+        <w:rPr>
+          <w:rFonts w:ascii="바탕" w:hAnsi="바탕" w:eastAsia="바탕"/>
+          <w:color w:val="000000"/>
+          <w:sz w:val="19"/>
+        </w:rPr>
+        <w:t>A/B/C/D 수치는 같은 저장 산출물에 새 평가기를 적용한 감사 결과다. 당시 제품 설정을 복원한 전향적 재실행이나 현재 제품의 보편적 순위를 뜻하지 않는다. 법령 조문 감사는 실제 공개문서에서 어휘적 과잉차단이 발생함을 확인했지만 서비스 도메인을 대표하지 않는다. 제품 선택이나 규제기준에 사용하려면 자동 복원 표본과 hard negative의 독립 사람 검토, 복수 서비스 도메인 외부검증, 설정을 고정한 재실험이 추가되어야 한다.</w:t>
       </w:r>
     </w:p>
     <w:sectPr>

--- a/paper/범죄와정책_투고원고_검증본.docx
+++ b/paper/범죄와정책_투고원고_검증본.docx
@@ -14,7 +14,7 @@
           <w:color w:val="000000"/>
           <w:sz w:val="36"/>
         </w:rPr>
-        <w:t>생성형 AI의 한국어 민감정보 유출 위험과 정규화 기반 Layer 0의 필요성</w:t>
+        <w:t>생성형 AI의 한국어 개인식별정보(PII) 유출 위험과 정규화 기반 Layer 0의 필요성</w:t>
       </w:r>
     </w:p>
     <w:p>
@@ -44,7 +44,7 @@
           <w:color w:val="000000"/>
           <w:sz w:val="20"/>
         </w:rPr>
-        <w:t>Korean Sensitive-Information Leakage Risks in Generative AI and the Need for a Normalization-Based Layer 0: A Post-Mutation Gold Reconstruction and Matched Guardrail Audit</w:t>
+        <w:t>Korean Personally Identifiable Information Leakage Risks in Generative AI and the Need for a Normalization-Based Layer 0: A Post-Mutation Gold Reconstruction and Matched Guardrail Audit</w:t>
       </w:r>
     </w:p>
     <w:p>

--- a/paper/범죄와정책_투고원고_검증본.docx
+++ b/paper/범죄와정책_투고원고_검증본.docx
@@ -221,7 +221,7 @@
           <w:color w:val="000000"/>
           <w:sz w:val="19"/>
         </w:rPr>
-        <w:t>Layer 0 코드와 함께 저장된 합성 정상 한국어 10,000건에서는 차단 오탐이 0건이었다. 그러나 PII 유사패턴을 의도적으로 제외한 자료였으므로, 국가법령정보센터의 공식 XML에서 개인정보 보호법·인공지능기본법·대한민국헌법의 비식별 조문 단위 1,519개를 추가 추출해 같은 코드를 적용하였다. 그 결과 29개(1.91%)가 국적 또는 부서 정보로 탐지되어 과잉차단 후보가 되었다. 이는 Layer 0의 필요성과 별개로 키워드 단독 탐지의 문맥 한계를 보여주지만, 법률문서 단일 도메인이므로 실제 서비스 오탐률로 일반화할 수 없다. 또한 36건은 변이 후 정답을 복원하지 못했고, 동명 표본 파일의 10,000/3,538건 충돌, 필수 코퍼스 누락, 테스트 실패, VIN 체크디지트 오류와 지연·비용 서술 불일치도 확인되었다.</w:t>
+        <w:t>Layer 0 코드와 함께 저장된 합성 정상 한국어 10,000건에서는 차단 오탐이 0건이었다. 그러나 PII 유사패턴을 의도적으로 제외한 자료였으므로, 국가법령정보센터의 공식 XML에서 비식별 조문 단위 1,519개를 추가해 29개(1.91%)의 과잉차단 후보를 확인하였다. 이어 질병관리청·금융위원회·AWS·Python 공식 문서에서 직접 식별자형 문자열과 연락처 메타데이터를 제외한 의료·금융·지원·개발문서 693개를 추출하였다. 이 중 48개(6.93%)가 탐지되었고, 의료 일반교육 문장은 265개 중 44개(16.60%), 개발문서는 255개 중 4개(1.57%)였으며 금융 29개와 지원 144개에서는 탐지가 없었다. 이는 키워드·값 패턴의 문맥 한계가 도메인별로 크게 다름을 보여주지만, 편의추출한 공개 문서이므로 실제 서비스 오탐률로 일반화할 수 없다. 또한 36건은 변이 후 정답을 복원하지 못했고, 동명 표본 파일의 10,000/3,538건 충돌, 필수 코퍼스 누락, 테스트 실패, VIN 체크디지트 오류와 지연·비용 서술 불일치도 확인되었다.</w:t>
       </w:r>
     </w:p>
     <w:p>
@@ -358,7 +358,7 @@
           <w:color w:val="000000"/>
           <w:sz w:val="19"/>
         </w:rPr>
-        <w:t>Layer 0 produced zero blocks on a stored synthetic clean-Korean set of 10,000 documents, but that set deliberately excludes direct PII-like patterns. A supplemental audit therefore extracted 1,519 non-personal provision units from the official XML versions of the Personal Information Protection Act, the AI Basic Act, and the Constitution. Layer 0 flagged 29 units (1.91%) as nationality or department information, revealing lexical overblocking that the synthetic clean set missed. This single public-law domain still cannot establish a real-world false-positive rate. Thirty-six payloads remained unreconstructed. The audit also identified conflicting 10,000/3,538-row files, missing required corpora, test failures, invalid VIN check digits, and latency and cost inconsistencies.</w:t>
+        <w:t>Layer 0 produced zero blocks on a stored synthetic clean-Korean set of 10,000 documents, but that set deliberately excludes direct PII-like patterns. A supplemental audit extracted 1,519 non-personal statutory units and found 29 overblocking candidates (1.91%). It then extracted 693 non-case units from official Korean medical, finance, customer-support, and developer documents after excluding contact metadata and direct identifier-like strings. Layer 0 flagged 48 units (6.93%): 44 of 265 medical units (16.60%) and 4 of 255 developer units (1.57%), while flagging none of 29 finance or 144 support units. The domain variation reveals lexical overblocking missed by the synthetic clean set, but this convenience sample of public pages cannot establish a production false-positive rate. Thirty-six payloads remained unreconstructed. The audit also identified conflicting 10,000/3,538-row files, missing required corpora, test failures, invalid VIN check digits, and latency and cost inconsistencies.</w:t>
       </w:r>
     </w:p>
     <w:p>
@@ -650,7 +650,7 @@
           <w:color w:val="000000"/>
           <w:sz w:val="19"/>
         </w:rPr>
-        <w:t>연구의 기여는 네 가지다. 첫째, 기존 평가기가 놓친 변이 후 보호대상 문자열을 9,964건에서 복원하는 감사용 평가기를 구현하였다. 둘째, 동일 PII 유형·원천값의 원형과 변이 사례 3,461쌍을 구성하고, 한국어·보호대상 변경 여부를 구분하여 변이 위험을 재추정하였다. 셋째, 기존 계층이 놓쳤으나 Layer 0 추가 구성이 차단한 1,354건과 그중 Layer 0의 직접 차단 1,353건을 확인하고, 합성 정상문 10,000건과 공식 법령 조문 1,519개에서 과잉차단을 함께 측정하였다. 넷째, 법적 범주, 범죄학적 보호자 개념, 제품 지원 문서와 실험 설정을 분리하고 정책 연구를 위한 최소 보고·재현 기준을 제안하였다.</w:t>
+        <w:t>연구의 기여는 네 가지다. 첫째, 기존 평가기가 놓친 변이 후 보호대상 문자열을 9,964건에서 복원하는 감사용 평가기를 구현하였다. 둘째, 동일 PII 유형·원천값의 원형과 변이 사례 3,461쌍을 구성하고, 한국어·보호대상 변경 여부를 구분하여 변이 위험을 재추정하였다. 셋째, 기존 계층이 놓쳤으나 Layer 0 추가 구성이 차단한 1,354건과 그중 Layer 0의 직접 차단 1,353건을 확인하고, 합성 정상문 10,000건·공식 법령 1,519개·네 서비스 도메인 공식 문서 693개에서 과잉차단을 함께 측정하였다. 넷째, 법적 범주, 범죄학적 보호자 개념, 제품 지원 문서와 실험 설정을 분리하고 정책 연구를 위한 최소 보고·재현 기준을 제안하였다.</w:t>
       </w:r>
     </w:p>
     <w:p>
@@ -2294,7 +2294,7 @@
           <w:color w:val="000000"/>
           <w:sz w:val="19"/>
         </w:rPr>
-        <w:t xml:space="preserve">오탐에 대한 보조검사는 세 단계로 수행하였다. 첫째, 저장소의 </w:t>
+        <w:t xml:space="preserve">오탐에 대한 보조검사는 네 단계로 수행하였다. 첫째, 저장소의 </w:t>
       </w:r>
       <w:r>
         <w:rPr>
@@ -2390,7 +2390,87 @@
           <w:color w:val="000000"/>
           <w:sz w:val="19"/>
         </w:rPr>
-        <w:t>는 원문을 출력하지 않고 법령 XML·코드·평가자료의 SHA-256과 집계만 출력한다. 법령 조문은 실제 공개문서이지만 의료·금융·상담 트래픽을 대표하지 않으므로, 이 결과도 실서비스 오탐률로 해석하지 않는다.</w:t>
+        <w:t>는 원문을 출력하지 않고 법령 XML·코드·평가자료의 SHA-256과 집계만 출력한다.</w:t>
+      </w:r>
+    </w:p>
+    <w:p>
+      <w:pPr>
+        <w:widowControl/>
+        <w:spacing w:before="0" w:after="60" w:line="331" w:lineRule="auto"/>
+        <w:ind w:firstLine="397"/>
+        <w:jc w:val="both"/>
+      </w:pPr>
+      <w:r>
+        <w:rPr>
+          <w:rFonts w:ascii="바탕" w:hAnsi="바탕" w:eastAsia="바탕"/>
+          <w:color w:val="000000"/>
+          <w:sz w:val="19"/>
+        </w:rPr>
+        <w:t xml:space="preserve">넷째, </w:t>
+      </w:r>
+      <w:r>
+        <w:rPr>
+          <w:rFonts w:ascii="Consolas" w:hAnsi="Consolas" w:eastAsia="Consolas"/>
+          <w:color w:val="000000"/>
+          <w:sz w:val="18"/>
+        </w:rPr>
+        <w:t>paper/audit_public_service_hard_negatives.py</w:t>
+      </w:r>
+      <w:r>
+        <w:rPr>
+          <w:rFonts w:ascii="바탕" w:hAnsi="바탕" w:eastAsia="바탕"/>
+          <w:color w:val="000000"/>
+          <w:sz w:val="19"/>
+        </w:rPr>
+        <w:t xml:space="preserve">로 질병관리청 국가건강정보포털 5개 페이지, 금융위원회 금융교육 8개 페이지, AWS Support 4개 페이지, Python 3.13 한국어 자습서 4개 페이지의 본문을 직접 수집하였다. 본문 컨테이너 안의 제목·문단·목록·표 셀 중 20자 이상 한국어 단위만 남기고, 연락처 메타데이터, URL·이메일·전화번호·주민등록번호·카드번호·IP·MAC·AWS 키와 같은 직접 식별자형 문자열 및 완전일치 중복을 제외하였다. 최종 693개 문단의 출처 URL과 본문 SHA-256을 </w:t>
+      </w:r>
+      <w:r>
+        <w:rPr>
+          <w:rFonts w:ascii="Consolas" w:hAnsi="Consolas" w:eastAsia="Consolas"/>
+          <w:color w:val="000000"/>
+          <w:sz w:val="18"/>
+        </w:rPr>
+        <w:t>paper/public_service_hard_negative_audit.json</w:t>
+      </w:r>
+      <w:r>
+        <w:rPr>
+          <w:rFonts w:ascii="바탕" w:hAnsi="바탕" w:eastAsia="바탕"/>
+          <w:color w:val="000000"/>
+          <w:sz w:val="19"/>
+        </w:rPr>
+        <w:t xml:space="preserve">에 고정하였다. 탐지된 48건의 원문·위치·해시는 </w:t>
+      </w:r>
+      <w:r>
+        <w:rPr>
+          <w:rFonts w:ascii="Consolas" w:hAnsi="Consolas" w:eastAsia="Consolas"/>
+          <w:color w:val="000000"/>
+          <w:sz w:val="18"/>
+        </w:rPr>
+        <w:t>--review</w:t>
+      </w:r>
+      <w:r>
+        <w:rPr>
+          <w:rFonts w:ascii="바탕" w:hAnsi="바탕" w:eastAsia="바탕"/>
+          <w:color w:val="000000"/>
+          <w:sz w:val="19"/>
+        </w:rPr>
+        <w:t xml:space="preserve">로 재현되며 </w:t>
+      </w:r>
+      <w:r>
+        <w:rPr>
+          <w:rFonts w:ascii="Consolas" w:hAnsi="Consolas" w:eastAsia="Consolas"/>
+          <w:color w:val="000000"/>
+          <w:sz w:val="18"/>
+        </w:rPr>
+        <w:t>paper/서비스도메인_오탐_2인독립검토표.md</w:t>
+      </w:r>
+      <w:r>
+        <w:rPr>
+          <w:rFonts w:ascii="바탕" w:hAnsi="바탕" w:eastAsia="바탕"/>
+          <w:color w:val="000000"/>
+          <w:sz w:val="19"/>
+        </w:rPr>
+        <w:t>에서 독립 판정하도록 하였다. 이 자료 역시 공식 공개문서의 목적표본이지 실제 운영 트래픽의 확률표본이 아니다.</w:t>
       </w:r>
     </w:p>
     <w:p>
@@ -5738,7 +5818,7 @@
           <w:color w:val="000000"/>
           <w:sz w:val="22"/>
         </w:rPr>
-        <w:t>5. Layer 0의 정상문장·법령 하드 네거티브 오탐</w:t>
+        <w:t>5. Layer 0의 정상문장·법령·서비스 도메인 하드 네거티브 오탐</w:t>
       </w:r>
     </w:p>
     <w:p>
@@ -5775,11 +5855,11 @@
         </w:tblBorders>
       </w:tblPr>
       <w:tblGrid>
-        <w:gridCol w:w="2548"/>
-        <w:gridCol w:w="1688"/>
-        <w:gridCol w:w="1998"/>
-        <w:gridCol w:w="1688"/>
-        <w:gridCol w:w="2048"/>
+        <w:gridCol w:w="2293"/>
+        <w:gridCol w:w="1566"/>
+        <w:gridCol w:w="1828"/>
+        <w:gridCol w:w="1566"/>
+        <w:gridCol w:w="2717"/>
       </w:tblGrid>
       <w:tr>
         <w:trPr>
@@ -5788,7 +5868,7 @@
         </w:trPr>
         <w:tc>
           <w:tcPr>
-            <w:tcW w:type="dxa" w:w="2548"/>
+            <w:tcW w:type="dxa" w:w="2293"/>
             <w:vAlign w:val="center"/>
             <w:shd w:fill="E7E7E7"/>
             <w:tcMar>
@@ -5816,7 +5896,7 @@
         </w:tc>
         <w:tc>
           <w:tcPr>
-            <w:tcW w:type="dxa" w:w="1688"/>
+            <w:tcW w:type="dxa" w:w="1566"/>
             <w:vAlign w:val="center"/>
             <w:shd w:fill="E7E7E7"/>
             <w:tcMar>
@@ -5844,7 +5924,7 @@
         </w:tc>
         <w:tc>
           <w:tcPr>
-            <w:tcW w:type="dxa" w:w="1998"/>
+            <w:tcW w:type="dxa" w:w="1828"/>
             <w:vAlign w:val="center"/>
             <w:shd w:fill="E7E7E7"/>
             <w:tcMar>
@@ -5872,7 +5952,7 @@
         </w:tc>
         <w:tc>
           <w:tcPr>
-            <w:tcW w:type="dxa" w:w="1688"/>
+            <w:tcW w:type="dxa" w:w="1566"/>
             <w:vAlign w:val="center"/>
             <w:shd w:fill="E7E7E7"/>
             <w:tcMar>
@@ -5900,7 +5980,7 @@
         </w:tc>
         <w:tc>
           <w:tcPr>
-            <w:tcW w:type="dxa" w:w="2048"/>
+            <w:tcW w:type="dxa" w:w="2717"/>
             <w:vAlign w:val="center"/>
             <w:shd w:fill="E7E7E7"/>
             <w:tcMar>
@@ -5933,7 +6013,7 @@
         </w:trPr>
         <w:tc>
           <w:tcPr>
-            <w:tcW w:type="dxa" w:w="2548"/>
+            <w:tcW w:type="dxa" w:w="2293"/>
             <w:vAlign w:val="center"/>
             <w:tcMar>
               <w:top w:w="70" w:type="dxa"/>
@@ -5959,7 +6039,7 @@
         </w:tc>
         <w:tc>
           <w:tcPr>
-            <w:tcW w:type="dxa" w:w="1688"/>
+            <w:tcW w:type="dxa" w:w="1566"/>
             <w:vAlign w:val="center"/>
             <w:tcMar>
               <w:top w:w="70" w:type="dxa"/>
@@ -5985,7 +6065,7 @@
         </w:tc>
         <w:tc>
           <w:tcPr>
-            <w:tcW w:type="dxa" w:w="1998"/>
+            <w:tcW w:type="dxa" w:w="1828"/>
             <w:vAlign w:val="center"/>
             <w:tcMar>
               <w:top w:w="70" w:type="dxa"/>
@@ -6011,7 +6091,7 @@
         </w:tc>
         <w:tc>
           <w:tcPr>
-            <w:tcW w:type="dxa" w:w="1688"/>
+            <w:tcW w:type="dxa" w:w="1566"/>
             <w:vAlign w:val="center"/>
             <w:tcMar>
               <w:top w:w="70" w:type="dxa"/>
@@ -6037,7 +6117,7 @@
         </w:tc>
         <w:tc>
           <w:tcPr>
-            <w:tcW w:type="dxa" w:w="2048"/>
+            <w:tcW w:type="dxa" w:w="2717"/>
             <w:vAlign w:val="center"/>
             <w:tcMar>
               <w:top w:w="70" w:type="dxa"/>
@@ -6068,7 +6148,7 @@
         </w:trPr>
         <w:tc>
           <w:tcPr>
-            <w:tcW w:type="dxa" w:w="2548"/>
+            <w:tcW w:type="dxa" w:w="2293"/>
             <w:vAlign w:val="center"/>
             <w:tcMar>
               <w:top w:w="70" w:type="dxa"/>
@@ -6094,7 +6174,7 @@
         </w:tc>
         <w:tc>
           <w:tcPr>
-            <w:tcW w:type="dxa" w:w="1688"/>
+            <w:tcW w:type="dxa" w:w="1566"/>
             <w:vAlign w:val="center"/>
             <w:tcMar>
               <w:top w:w="70" w:type="dxa"/>
@@ -6120,7 +6200,7 @@
         </w:tc>
         <w:tc>
           <w:tcPr>
-            <w:tcW w:type="dxa" w:w="1998"/>
+            <w:tcW w:type="dxa" w:w="1828"/>
             <w:vAlign w:val="center"/>
             <w:tcMar>
               <w:top w:w="70" w:type="dxa"/>
@@ -6146,7 +6226,7 @@
         </w:tc>
         <w:tc>
           <w:tcPr>
-            <w:tcW w:type="dxa" w:w="1688"/>
+            <w:tcW w:type="dxa" w:w="1566"/>
             <w:vAlign w:val="center"/>
             <w:tcMar>
               <w:top w:w="70" w:type="dxa"/>
@@ -6172,7 +6252,7 @@
         </w:tc>
         <w:tc>
           <w:tcPr>
-            <w:tcW w:type="dxa" w:w="2048"/>
+            <w:tcW w:type="dxa" w:w="2717"/>
             <w:vAlign w:val="center"/>
             <w:tcMar>
               <w:top w:w="70" w:type="dxa"/>
@@ -6203,7 +6283,7 @@
         </w:trPr>
         <w:tc>
           <w:tcPr>
-            <w:tcW w:type="dxa" w:w="2548"/>
+            <w:tcW w:type="dxa" w:w="2293"/>
             <w:vAlign w:val="center"/>
             <w:tcMar>
               <w:top w:w="70" w:type="dxa"/>
@@ -6229,7 +6309,7 @@
         </w:tc>
         <w:tc>
           <w:tcPr>
-            <w:tcW w:type="dxa" w:w="1688"/>
+            <w:tcW w:type="dxa" w:w="1566"/>
             <w:vAlign w:val="center"/>
             <w:tcMar>
               <w:top w:w="70" w:type="dxa"/>
@@ -6255,7 +6335,7 @@
         </w:tc>
         <w:tc>
           <w:tcPr>
-            <w:tcW w:type="dxa" w:w="1998"/>
+            <w:tcW w:type="dxa" w:w="1828"/>
             <w:vAlign w:val="center"/>
             <w:tcMar>
               <w:top w:w="70" w:type="dxa"/>
@@ -6281,7 +6361,7 @@
         </w:tc>
         <w:tc>
           <w:tcPr>
-            <w:tcW w:type="dxa" w:w="1688"/>
+            <w:tcW w:type="dxa" w:w="1566"/>
             <w:vAlign w:val="center"/>
             <w:tcMar>
               <w:top w:w="70" w:type="dxa"/>
@@ -6307,7 +6387,7 @@
         </w:tc>
         <w:tc>
           <w:tcPr>
-            <w:tcW w:type="dxa" w:w="2048"/>
+            <w:tcW w:type="dxa" w:w="2717"/>
             <w:vAlign w:val="center"/>
             <w:tcMar>
               <w:top w:w="70" w:type="dxa"/>
@@ -6332,6 +6412,141 @@
           </w:p>
         </w:tc>
       </w:tr>
+      <w:tr>
+        <w:trPr>
+          <w:cantSplit/>
+        </w:trPr>
+        <w:tc>
+          <w:tcPr>
+            <w:tcW w:type="dxa" w:w="2293"/>
+            <w:vAlign w:val="center"/>
+            <w:tcMar>
+              <w:top w:w="70" w:type="dxa"/>
+              <w:start w:w="100" w:type="dxa"/>
+              <w:bottom w:w="70" w:type="dxa"/>
+              <w:end w:w="100" w:type="dxa"/>
+            </w:tcMar>
+          </w:tcPr>
+          <w:p>
+            <w:pPr>
+              <w:spacing w:after="0" w:line="252" w:lineRule="auto"/>
+              <w:jc w:val="left"/>
+            </w:pPr>
+            <w:r>
+              <w:rPr>
+                <w:rFonts w:ascii="바탕" w:hAnsi="바탕" w:eastAsia="바탕"/>
+                <w:color w:val="000000"/>
+                <w:sz w:val="16"/>
+              </w:rPr>
+              <w:t>공식 서비스 도메인 문서</w:t>
+            </w:r>
+          </w:p>
+        </w:tc>
+        <w:tc>
+          <w:tcPr>
+            <w:tcW w:type="dxa" w:w="1566"/>
+            <w:vAlign w:val="center"/>
+            <w:tcMar>
+              <w:top w:w="70" w:type="dxa"/>
+              <w:start w:w="100" w:type="dxa"/>
+              <w:bottom w:w="70" w:type="dxa"/>
+              <w:end w:w="100" w:type="dxa"/>
+            </w:tcMar>
+          </w:tcPr>
+          <w:p>
+            <w:pPr>
+              <w:spacing w:after="0" w:line="252" w:lineRule="auto"/>
+              <w:jc w:val="center"/>
+            </w:pPr>
+            <w:r>
+              <w:rPr>
+                <w:rFonts w:ascii="바탕" w:hAnsi="바탕" w:eastAsia="바탕"/>
+                <w:color w:val="000000"/>
+                <w:sz w:val="16"/>
+              </w:rPr>
+              <w:t>693</w:t>
+            </w:r>
+          </w:p>
+        </w:tc>
+        <w:tc>
+          <w:tcPr>
+            <w:tcW w:type="dxa" w:w="1828"/>
+            <w:vAlign w:val="center"/>
+            <w:tcMar>
+              <w:top w:w="70" w:type="dxa"/>
+              <w:start w:w="100" w:type="dxa"/>
+              <w:bottom w:w="70" w:type="dxa"/>
+              <w:end w:w="100" w:type="dxa"/>
+            </w:tcMar>
+          </w:tcPr>
+          <w:p>
+            <w:pPr>
+              <w:spacing w:after="0" w:line="252" w:lineRule="auto"/>
+              <w:jc w:val="center"/>
+            </w:pPr>
+            <w:r>
+              <w:rPr>
+                <w:rFonts w:ascii="바탕" w:hAnsi="바탕" w:eastAsia="바탕"/>
+                <w:color w:val="000000"/>
+                <w:sz w:val="16"/>
+              </w:rPr>
+              <w:t>48</w:t>
+            </w:r>
+          </w:p>
+        </w:tc>
+        <w:tc>
+          <w:tcPr>
+            <w:tcW w:type="dxa" w:w="1566"/>
+            <w:vAlign w:val="center"/>
+            <w:tcMar>
+              <w:top w:w="70" w:type="dxa"/>
+              <w:start w:w="100" w:type="dxa"/>
+              <w:bottom w:w="70" w:type="dxa"/>
+              <w:end w:w="100" w:type="dxa"/>
+            </w:tcMar>
+          </w:tcPr>
+          <w:p>
+            <w:pPr>
+              <w:spacing w:after="0" w:line="252" w:lineRule="auto"/>
+              <w:jc w:val="center"/>
+            </w:pPr>
+            <w:r>
+              <w:rPr>
+                <w:rFonts w:ascii="바탕" w:hAnsi="바탕" w:eastAsia="바탕"/>
+                <w:color w:val="000000"/>
+                <w:sz w:val="16"/>
+              </w:rPr>
+              <w:t>6.93%</w:t>
+            </w:r>
+          </w:p>
+        </w:tc>
+        <w:tc>
+          <w:tcPr>
+            <w:tcW w:type="dxa" w:w="2717"/>
+            <w:vAlign w:val="center"/>
+            <w:tcMar>
+              <w:top w:w="70" w:type="dxa"/>
+              <w:start w:w="100" w:type="dxa"/>
+              <w:bottom w:w="70" w:type="dxa"/>
+              <w:end w:w="100" w:type="dxa"/>
+            </w:tcMar>
+          </w:tcPr>
+          <w:p>
+            <w:pPr>
+              <w:spacing w:after="0" w:line="252" w:lineRule="auto"/>
+              <w:jc w:val="center"/>
+            </w:pPr>
+            <w:r>
+              <w:rPr>
+                <w:rFonts w:ascii="바탕" w:hAnsi="바탕" w:eastAsia="바탕"/>
+                <w:color w:val="000000"/>
+                <w:sz w:val="16"/>
+              </w:rPr>
+              <w:t>진단 41, 정신건강 7, 처방 4, 알레르기 1, 학점 5</w:t>
+            </w:r>
+          </w:p>
+        </w:tc>
+      </w:tr>
     </w:tbl>
     <w:p>
       <w:pPr>
@@ -6367,7 +6582,55 @@
           <w:color w:val="000000"/>
           <w:sz w:val="19"/>
         </w:rPr>
-        <w:t>합성 정상문장 생성기는 직접적인 PII 유사패턴을 의도적으로 피하므로 0%는 회귀검사 결과일 뿐이다. 반대로 4건 fixture의 25%는 분모가 너무 작아 일반화할 수 없다. 법령 1.91%도 진성 개인정보가 없는 실제 공개문서에서 어휘적 오탐이 발생한다는 존재 증거이지, 의료·금융·상담 서비스의 오탐률 추정치는 아니다. 세 결과를 함께 보면 Layer 0의 추가 차단 효과와 키워드 탐지의 문맥 한계를 동시에 보고해야 한다.</w:t>
+        <w:t xml:space="preserve">서비스 도메인에서는 의료 265개 중 44개(16.60%)가 주로 </w:t>
+      </w:r>
+      <w:r>
+        <w:rPr>
+          <w:rFonts w:ascii="Consolas" w:hAnsi="Consolas" w:eastAsia="Consolas"/>
+          <w:color w:val="000000"/>
+          <w:sz w:val="18"/>
+        </w:rPr>
+        <w:t>diagnosis</w:t>
+      </w:r>
+      <w:r>
+        <w:rPr>
+          <w:rFonts w:ascii="바탕" w:hAnsi="바탕" w:eastAsia="바탕"/>
+          <w:color w:val="000000"/>
+          <w:sz w:val="19"/>
+        </w:rPr>
+        <w:t xml:space="preserve">로, 개발문서 255개 중 4개(1.57%)가 프로그래밍 예문의 A/B/C 표기를 </w:t>
+      </w:r>
+      <w:r>
+        <w:rPr>
+          <w:rFonts w:ascii="Consolas" w:hAnsi="Consolas" w:eastAsia="Consolas"/>
+          <w:color w:val="000000"/>
+          <w:sz w:val="18"/>
+        </w:rPr>
+        <w:t>course_grade</w:t>
+      </w:r>
+      <w:r>
+        <w:rPr>
+          <w:rFonts w:ascii="바탕" w:hAnsi="바탕" w:eastAsia="바탕"/>
+          <w:color w:val="000000"/>
+          <w:sz w:val="19"/>
+        </w:rPr>
+        <w:t>로 탐지하였다. 금융 29개와 AWS 지원문서 144개에서는 탐지가 없었다. 의료 일반교육에서 질환·처방 용어가 등장했다는 사실만으로 개인의 건강정보라고 판정한 결과는 값의 존재와 개인 귀속을 구분하지 못하는 현재 사전·패턴 구조의 취약점을 보여준다.</w:t>
+      </w:r>
+    </w:p>
+    <w:p>
+      <w:pPr>
+        <w:widowControl/>
+        <w:spacing w:before="0" w:after="60" w:line="331" w:lineRule="auto"/>
+        <w:ind w:firstLine="397"/>
+        <w:jc w:val="both"/>
+      </w:pPr>
+      <w:r>
+        <w:rPr>
+          <w:rFonts w:ascii="바탕" w:hAnsi="바탕" w:eastAsia="바탕"/>
+          <w:color w:val="000000"/>
+          <w:sz w:val="19"/>
+        </w:rPr>
+        <w:t>합성 정상문장 생성기는 직접적인 PII 유사패턴을 의도적으로 피하므로 0%는 회귀검사 결과일 뿐이다. 반대로 4건 fixture의 25%는 분모가 너무 작다. 법령 1.91%와 서비스 문서 6.93%는 실제 공개문서에서 어휘적 과잉차단이 존재하고 도메인별 차이가 크다는 증거지만, 확률표본이 아니고 48건의 2인 독립 판정도 끝나지 않았으므로 실서비스 오탐률로 일반화할 수 없다. 네 결과를 함께 보면 Layer 0의 추가 차단 효과와 키워드 탐지의 문맥 한계를 동시에 보고해야 한다.</w:t>
       </w:r>
     </w:p>
     <w:p>
@@ -7874,7 +8137,7 @@
           <w:color w:val="000000"/>
           <w:sz w:val="19"/>
         </w:rPr>
-        <w:t>다만 Layer 0는 독립된 완전방어가 아니다. 새 평가에서도 C 구성의 미차단은 706건이었다. 또한 합성 정상문장 10,000건에서는 오탐이 없었지만, 공식 법령 조문 1,519개 중 29개(1.91%)에서 “대한민국”과 “연구소” 같은 비식별 어휘가 국적·부서로 탐지되었다. 사전·패턴 기반 탐지는 새로운 표현과 문맥을 놓칠 뿐 아니라 일반 문장을 과잉차단할 수 있다. 따라서 Layer 0는 후속 계층과 문맥 점수·allowlist·감사 절차를 결합하는 “필요하지만 충분하지 않은” 입력 통제로 규정해야 한다.</w:t>
+        <w:t>다만 Layer 0는 독립된 완전방어가 아니다. 새 평가에서도 C 구성의 미차단은 706건이었다. 합성 정상문장 10,000건에서는 오탐이 없었지만, 공식 법령 1,519개 중 29개(1.91%), 서비스 도메인 공식 문서 693개 중 48개(6.93%)가 과잉차단 후보로 탐지되었다. 특히 의료 일반교육은 16.60%가 탐지되어 사전·패턴 기반 탐지가 개인 귀속 문맥을 구분하지 못할 때 가용성을 크게 해칠 수 있음을 보여준다. 따라서 Layer 0는 후속 계층과 문맥 점수·allowlist·감사 절차를 결합하는 “필요하지만 충분하지 않은” 입력 통제로 규정해야 한다.</w:t>
       </w:r>
     </w:p>
     <w:p>
@@ -8583,7 +8846,7 @@
           <w:color w:val="000000"/>
           <w:sz w:val="19"/>
         </w:rPr>
-        <w:t>논문은 탐지율뿐 아니라 효과크기와 95% 신뢰구간, 카테고리별 분모, 오류·타임아웃, 불확실 사례 수를 보고해야 한다. 본 연구의 법령 조문 감사처럼 재배포·출처 추적이 가능한 실제 비민감 한국어 문장으로 오탐을 확인하되, 한 도메인의 어휘분포를 일반화하지 않도록 의료·금융·상담·개발문서 등으로 외부검증 도메인을 확장해야 한다.</w:t>
+        <w:t>논문은 탐지율뿐 아니라 효과크기와 95% 신뢰구간, 카테고리별 분모, 오류·타임아웃, 불확실 사례 수를 보고해야 한다. 본 연구처럼 재배포·출처 추적이 가능한 실제 비민감 한국어 문장으로 오탐을 확인하고, 법령·의료·금융·지원·개발문서의 결과를 분리해 보고해야 한다. 후속 연구는 이번 목적표본을 고객문의·상담·전자상거래·사내 지식문서 등 개인정보를 제거한 운영 유사 자료로 확장하고, 도메인별 표본설계와 사람 이중라벨을 사전에 고정해야 한다.</w:t>
       </w:r>
     </w:p>
     <w:p>
@@ -8983,7 +9246,7 @@
           <w:color w:val="000000"/>
           <w:sz w:val="19"/>
         </w:rPr>
-        <w:t>셋째, 공개 법령 조문 1,519개를 추가하여 합성 정상 한국어의 약점을 일부 보완했지만, 법률문서만으로 의료·금융·상담 도메인의 어휘와 PII 유사 형식을 대표할 수 없다. 29개 탐지 사례는 자동 규칙과 단일 연구자의 문맥 판정에 따른 과잉차단 후보이며 독립 검토자 2인의 이중 라벨을 거치지 않았다. 따라서 1.91%를 실서비스 오탐률로 해석할 수 없고, 서비스 도메인의 자연발생 hard negative가 여전히 필요하다.</w:t>
+        <w:t>셋째, 공개 법령 1,519개와 네 서비스 도메인의 공식 문서 693개를 추가하여 합성 정상 한국어의 약점을 보완했지만, 모두 공개 목적표본이며 실제 고객문의·상담·내부문서의 분포를 대표하지 않는다. 법령 29개와 서비스 문서 48개 탐지 사례는 자동 규칙에 따른 과잉차단 후보이며 독립 검토자 2인의 이중 라벨을 거치지 않았다. 특히 금융 표본은 29개로 작다. 따라서 1.91%나 6.93%를 실서비스 오탐률로 해석할 수 없고, 운영 유사 자료의 사전등록 표본과 독립 이중라벨이 추가로 필요하다.</w:t>
       </w:r>
     </w:p>
     <w:p>
@@ -9095,7 +9358,7 @@
           <w:color w:val="000000"/>
           <w:sz w:val="19"/>
         </w:rPr>
-        <w:t>였다. 반대 방향 사례는 없었다. 따라서 한국어 생성형 AI 서비스에는 변형을 후속 계층 이전에 정규화하고 한국어 패턴을 검사하는 Layer 0가 필수 심층방어 계층으로 필요하다. 그러나 706건의 잔존 미차단과 공식 법령 조문 29건의 과잉차단 후보는 Layer 0가 충분조건이 아니며 문맥 기반 완화와 후속 검증이 필요함을 동시에 보여준다.</w:t>
+        <w:t>였다. 반대 방향 사례는 없었다. 따라서 한국어 생성형 AI 서비스에는 변형을 후속 계층 이전에 정규화하고 한국어 패턴을 검사하는 Layer 0가 필수 심층방어 계층으로 필요하다. 그러나 706건의 잔존 미차단, 법령 29건과 서비스 문서 48건의 과잉차단 후보는 Layer 0가 충분조건이 아니며 개인 귀속 문맥을 확인하는 완화와 후속 검증이 필요함을 동시에 보여준다.</w:t>
       </w:r>
     </w:p>
     <w:p>
@@ -9111,7 +9374,7 @@
           <w:color w:val="000000"/>
           <w:sz w:val="19"/>
         </w:rPr>
-        <w:t>정책적 결론은 두 층위로 정리할 수 있다. 첫째, 현재 저장 실험에서는 변형된 한국어 PII의 기술적 유출 가능성이 증가하고 Layer 0가 이를 실질적으로 줄였으므로, 조직은 Layer 0와 동등한 입력 정규화·차단 기능을 배치하고 그 효과를 입증해야 한다. 둘째, 그 효과를 실제 서비스와 법적 준수에 일반화하려면 변이 후 gold span·단일 평가기·복수 도메인 hard negative·사람 검토·버전 공개·깨끗한 환경 재현을 갖추고 과잉차단도 함께 통제해야 한다. 형사정책은 특정 제품의 단일 점수를 처벌기준으로 삼기보다 보호조치의 실효성과 비례성을 독립적으로 입증하도록 하는 절차와 감사가능성을 제도화해야 한다.</w:t>
+        <w:t>정책적 결론은 두 층위로 정리할 수 있다. 첫째, 현재 저장 실험에서는 변형된 한국어 PII의 기술적 유출 가능성이 증가하고 Layer 0가 이를 실질적으로 줄였으므로, 조직은 Layer 0와 동등한 입력 정규화·차단 기능을 배치하고 그 효과를 입증해야 한다. 둘째, 그 효과를 실제 서비스와 법적 준수에 일반화하려면 변이 후 gold span·단일 평가기·복수 도메인 hard negative·사람 이중검토·버전 공개·깨끗한 환경 재현을 갖추고 과잉차단도 함께 통제해야 한다. 형사정책은 특정 제품의 단일 점수를 처벌기준으로 삼기보다 보호조치의 실효성과 비례성을 독립적으로 입증하도록 하는 절차와 감사가능성을 제도화해야 한다.</w:t>
       </w:r>
     </w:p>
     <w:p>
@@ -9897,7 +10160,7 @@
           <w:color w:val="000000"/>
           <w:sz w:val="19"/>
         </w:rPr>
-        <w:t>A/B/C/D 수치는 같은 저장 산출물에 새 평가기를 적용한 감사 결과다. 당시 제품 설정을 복원한 전향적 재실행이나 현재 제품의 보편적 순위를 뜻하지 않는다. 법령 조문 감사는 실제 공개문서에서 어휘적 과잉차단이 발생함을 확인했지만 서비스 도메인을 대표하지 않는다. 제품 선택이나 규제기준에 사용하려면 자동 복원 표본과 hard negative의 독립 사람 검토, 복수 서비스 도메인 외부검증, 설정을 고정한 재실험이 추가되어야 한다.</w:t>
+        <w:t>A/B/C/D 수치는 같은 저장 산출물에 새 평가기를 적용한 감사 결과다. 당시 제품 설정을 복원한 전향적 재실행이나 현재 제품의 보편적 순위를 뜻하지 않는다. 법령·의료·금융·지원·개발문서 감사는 실제 공개문서에서 도메인별 어휘적 과잉차단 차이를 확인했지만 운영 트래픽을 대표하지 않는다. 제품 선택이나 규제기준에 사용하려면 자동 복원 표본과 77개 과잉차단 후보의 독립 사람 검토, 운영 유사 자료의 외부검증, 설정을 고정한 재실험이 추가되어야 한다.</w:t>
       </w:r>
     </w:p>
     <w:sectPr>

--- a/paper/범죄와정책_투고원고_검증본.docx
+++ b/paper/범죄와정책_투고원고_검증본.docx
@@ -9,10 +9,10 @@
       </w:pPr>
       <w:r>
         <w:rPr>
-          <w:rFonts w:ascii="맑은 고딕" w:hAnsi="맑은 고딕" w:eastAsia="맑은 고딕"/>
+          <w:rFonts w:ascii="HY견고딕" w:hAnsi="HY견고딕" w:eastAsia="HY견고딕"/>
           <w:b/>
           <w:color w:val="000000"/>
-          <w:sz w:val="36"/>
+          <w:sz w:val="30"/>
         </w:rPr>
         <w:t>생성형 AI의 한국어 개인식별정보(PII) 유출 위험과 정규화 기반 Layer 0의 필요성</w:t>
       </w:r>
@@ -24,7 +24,7 @@
       </w:pPr>
       <w:r>
         <w:rPr>
-          <w:rFonts w:ascii="맑은 고딕" w:hAnsi="맑은 고딕" w:eastAsia="맑은 고딕"/>
+          <w:rFonts w:ascii="HY견고딕" w:hAnsi="HY견고딕" w:eastAsia="HY견고딕"/>
           <w:b/>
           <w:color w:val="000000"/>
           <w:sz w:val="23"/>
@@ -39,7 +39,7 @@
       </w:pPr>
       <w:r>
         <w:rPr>
-          <w:rFonts w:ascii="바탕" w:hAnsi="바탕" w:eastAsia="바탕"/>
+          <w:rFonts w:ascii="HY신명조" w:hAnsi="HY신명조" w:eastAsia="HY신명조"/>
           <w:i/>
           <w:color w:val="000000"/>
           <w:sz w:val="20"/>
@@ -50,11 +50,11 @@
     <w:p>
       <w:pPr>
         <w:spacing w:after="40"/>
-        <w:jc w:val="center"/>
-      </w:pPr>
-      <w:r>
-        <w:rPr>
-          <w:rFonts w:ascii="바탕" w:hAnsi="바탕" w:eastAsia="바탕"/>
+        <w:jc w:val="right"/>
+      </w:pPr>
+      <w:r>
+        <w:rPr>
+          <w:rFonts w:ascii="HY신명조" w:hAnsi="HY신명조" w:eastAsia="HY신명조"/>
           <w:b/>
           <w:color w:val="000000"/>
           <w:sz w:val="22"/>
@@ -65,11 +65,11 @@
     <w:p>
       <w:pPr>
         <w:spacing w:after="40"/>
-        <w:jc w:val="center"/>
-      </w:pPr>
-      <w:r>
-        <w:rPr>
-          <w:rFonts w:ascii="바탕" w:hAnsi="바탕" w:eastAsia="바탕"/>
+        <w:jc w:val="right"/>
+      </w:pPr>
+      <w:r>
+        <w:rPr>
+          <w:rFonts w:ascii="HY신명조" w:hAnsi="HY신명조" w:eastAsia="HY신명조"/>
           <w:color w:val="5A5A5A"/>
           <w:sz w:val="17"/>
         </w:rPr>
@@ -79,11 +79,11 @@
     <w:p>
       <w:pPr>
         <w:spacing w:after="40"/>
-        <w:jc w:val="center"/>
-      </w:pPr>
-      <w:r>
-        <w:rPr>
-          <w:rFonts w:ascii="바탕" w:hAnsi="바탕" w:eastAsia="바탕"/>
+        <w:jc w:val="right"/>
+      </w:pPr>
+      <w:r>
+        <w:rPr>
+          <w:rFonts w:ascii="HY신명조" w:hAnsi="HY신명조" w:eastAsia="HY신명조"/>
           <w:color w:val="5A5A5A"/>
           <w:sz w:val="17"/>
         </w:rPr>
@@ -93,11 +93,11 @@
     <w:p>
       <w:pPr>
         <w:spacing w:after="40"/>
-        <w:jc w:val="center"/>
-      </w:pPr>
-      <w:r>
-        <w:rPr>
-          <w:rFonts w:ascii="바탕" w:hAnsi="바탕" w:eastAsia="바탕"/>
+        <w:jc w:val="right"/>
+      </w:pPr>
+      <w:r>
+        <w:rPr>
+          <w:rFonts w:ascii="HY신명조" w:hAnsi="HY신명조" w:eastAsia="HY신명조"/>
           <w:color w:val="5A5A5A"/>
           <w:sz w:val="17"/>
         </w:rPr>
@@ -113,7 +113,7 @@
       </w:r>
       <w:r>
         <w:rPr>
-          <w:rFonts w:ascii="바탕" w:hAnsi="바탕" w:eastAsia="바탕"/>
+          <w:rFonts w:ascii="HY신명조" w:hAnsi="HY신명조" w:eastAsia="HY신명조"/>
           <w:color w:val="5A5A5A"/>
           <w:sz w:val="17"/>
         </w:rPr>
@@ -130,114 +130,17 @@
     </w:p>
     <w:p>
       <w:pPr>
-        <w:pStyle w:val="Heading2"/>
-        <w:keepNext/>
-        <w:keepLines/>
-      </w:pPr>
-      <w:r>
-        <w:rPr>
-          <w:rFonts w:ascii="맑은 고딕" w:hAnsi="맑은 고딕" w:eastAsia="맑은 고딕"/>
+        <w:spacing w:before="200" w:after="140"/>
+        <w:jc w:val="center"/>
+      </w:pPr>
+      <w:r>
+        <w:rPr>
+          <w:rFonts w:ascii="HY신명조" w:hAnsi="HY신명조" w:eastAsia="HY신명조"/>
           <w:b/>
           <w:color w:val="000000"/>
-          <w:sz w:val="22"/>
-        </w:rPr>
-        <w:t>국문초록</w:t>
-      </w:r>
-    </w:p>
-    <w:p>
-      <w:pPr>
-        <w:widowControl/>
-        <w:spacing w:before="0" w:after="60" w:line="331" w:lineRule="auto"/>
-        <w:ind w:firstLine="397"/>
-        <w:jc w:val="both"/>
-      </w:pPr>
-      <w:r>
-        <w:rPr>
-          <w:rFonts w:ascii="바탕" w:hAnsi="바탕" w:eastAsia="바탕"/>
-          <w:color w:val="000000"/>
-          <w:sz w:val="19"/>
-        </w:rPr>
-        <w:t>생성형 인공지능 서비스에서 개인정보가 외부 모델, 로그, 플러그인 또는 후속 처리 계층으로 전달되는 과정은 새로운 정보 노출 위험을 만든다. 이러한 위험을 줄이기 위해 정규식 탐지기, 상용 민감정보 필터, 프롬프트 보안 서비스, LLM 판별기 등을 결합한 다계층 가드레일이 사용된다. 그러나 가드레일의 정책적 유용성을 주장하려면 단순히 출력이 바뀌었는지가 아니라, 보호 대상 정보가 실제로 제거·차단되었는지를 타당하고 재현 가능한 방식으로 측정해야 한다.</w:t>
-      </w:r>
-    </w:p>
-    <w:p>
-      <w:pPr>
-        <w:widowControl/>
-        <w:spacing w:before="0" w:after="60" w:line="331" w:lineRule="auto"/>
-        <w:ind w:firstLine="397"/>
-        <w:jc w:val="both"/>
-      </w:pPr>
-      <w:r>
-        <w:rPr>
-          <w:rFonts w:ascii="바탕" w:hAnsi="바탕" w:eastAsia="바탕"/>
-          <w:color w:val="000000"/>
-          <w:sz w:val="19"/>
-        </w:rPr>
-        <w:t>본 연구는 한국어 개인식별정보(PII) 가드레일 프로젝트의 4개 저장소와 109개 원격 참조를 대상으로 코드·데이터·평가기·저장 결과를 감사하고, 공식 법령·제품 문서·학술문헌을 대조하였다. 분석 대상은 95개 PII 유형과 36개 변이기법으로 구성된 10,000건 합성 페이로드 및 네 가지 방어구성의 저장 결과다. 기존 평가기가 변이 전 문자열을 정답으로 사용한 문제를 해결하기 위해, 본 연구는 변이 함수의 결정론적 역추적과 유니코드 정규화·고유 부분문자열 정렬을 이용해 9,964건(99.64%)의 변이 후 보호대상 문자열을 복원하였다. 이어 동일한 PII 유형·원천값에서 생성된 원형과 변이 사례를 짝지어 비교하고, 반복 변이를 원천 그룹 단위로 재표집하는 부트스트랩을 적용하였다.</w:t>
-      </w:r>
-    </w:p>
-    <w:p>
-      <w:pPr>
-        <w:widowControl/>
-        <w:spacing w:before="0" w:after="60" w:line="331" w:lineRule="auto"/>
-        <w:ind w:firstLine="397"/>
-        <w:jc w:val="both"/>
-      </w:pPr>
-      <w:r>
-        <w:rPr>
-          <w:rFonts w:ascii="바탕" w:hAnsi="바탕" w:eastAsia="바탕"/>
-          <w:color w:val="000000"/>
-          <w:sz w:val="19"/>
-        </w:rPr>
-        <w:t xml:space="preserve">변이 후 정답을 복원한 9,964건에서 기존 3계층의 미차단은 2,060건(20.67%), Layer 0 추가 구성의 미차단은 706건(7.09%)이었다. 기존 계층은 미차단이지만 Layer 0 추가 구성은 차단인 사례가 1,354건이었고, 반대 방향은 없었다. 이 중 1,353건은 Layer 0가 직접 </w:t>
-      </w:r>
-      <w:r>
-        <w:rPr>
-          <w:rFonts w:ascii="Consolas" w:hAnsi="Consolas" w:eastAsia="Consolas"/>
-          <w:color w:val="000000"/>
-          <w:sz w:val="18"/>
-        </w:rPr>
-        <w:t>BLOCK/[BLOCKED]</w:t>
-      </w:r>
-      <w:r>
-        <w:rPr>
-          <w:rFonts w:ascii="바탕" w:hAnsi="바탕" w:eastAsia="바탕"/>
-          <w:color w:val="000000"/>
-          <w:sz w:val="19"/>
-        </w:rPr>
-        <w:t xml:space="preserve"> 처리하였다. 동일 원천값의 한국어 2,305쌍에서는 기존 계층의 미차단율이 원형 24.47%에서 변이 32.28%로 증가하였다. 원천 그룹에 같은 가중치를 둔 평균 위험차는 6.86%p였고 10,000회 군집 부트스트랩의 95% 구간은 4.06~9.69%p였다. 특히 PII 값 자체가 변한 2,160쌍에서는 9.12%에서 18.75%로 증가한 반면, PII 값은 그대로이고 주변 문맥만 바뀐 1,301쌍에서는 증가가 확인되지 않았다. 따라서 위험 증가는 모든 문맥 변형의 일반효과가 아니라 보호대상 문자열 자체를 바꾸는 문자·인코딩·표기 변이에 집중되었다.</w:t>
-      </w:r>
-    </w:p>
-    <w:p>
-      <w:pPr>
-        <w:widowControl/>
-        <w:spacing w:before="0" w:after="60" w:line="331" w:lineRule="auto"/>
-        <w:ind w:firstLine="397"/>
-        <w:jc w:val="both"/>
-      </w:pPr>
-      <w:r>
-        <w:rPr>
-          <w:rFonts w:ascii="바탕" w:hAnsi="바탕" w:eastAsia="바탕"/>
-          <w:color w:val="000000"/>
-          <w:sz w:val="19"/>
-        </w:rPr>
-        <w:t>Layer 0 코드와 함께 저장된 합성 정상 한국어 10,000건에서는 차단 오탐이 0건이었다. 그러나 PII 유사패턴을 의도적으로 제외한 자료였으므로, 국가법령정보센터의 공식 XML에서 비식별 조문 단위 1,519개를 추가해 29개(1.91%)의 과잉차단 후보를 확인하였다. 이어 질병관리청·금융위원회·AWS·Python 공식 문서에서 직접 식별자형 문자열과 연락처 메타데이터를 제외한 의료·금융·지원·개발문서 693개를 추출하였다. 이 중 48개(6.93%)가 탐지되었고, 의료 일반교육 문장은 265개 중 44개(16.60%), 개발문서는 255개 중 4개(1.57%)였으며 금융 29개와 지원 144개에서는 탐지가 없었다. 이는 키워드·값 패턴의 문맥 한계가 도메인별로 크게 다름을 보여주지만, 편의추출한 공개 문서이므로 실제 서비스 오탐률로 일반화할 수 없다. 또한 36건은 변이 후 정답을 복원하지 못했고, 동명 표본 파일의 10,000/3,538건 충돌, 필수 코퍼스 누락, 테스트 실패, VIN 체크디지트 오류와 지연·비용 서술 불일치도 확인되었다.</w:t>
-      </w:r>
-    </w:p>
-    <w:p>
-      <w:pPr>
-        <w:widowControl/>
-        <w:spacing w:before="0" w:after="60" w:line="331" w:lineRule="auto"/>
-        <w:ind w:firstLine="397"/>
-        <w:jc w:val="both"/>
-      </w:pPr>
-      <w:r>
-        <w:rPr>
-          <w:rFonts w:ascii="바탕" w:hAnsi="바탕" w:eastAsia="바탕"/>
-          <w:color w:val="000000"/>
-          <w:sz w:val="19"/>
-        </w:rPr>
-        <w:t>결과는 한국어 PII의 문자·인코딩·표기 변형이 기존 가드레일의 미차단 위험을 높일 수 있고, 정규화·한국어 패턴 탐지를 수행하는 Layer 0가 기존 계층의 누락을 실질적으로 줄이므로 심층방어의 필수 입력 통제로 배치할 필요가 있음을 보여준다. 다만 Layer 0는 단독 해결책이 아니며, 제품 설정이 완전히 복원되지 않은 저장 실험과 합성자료의 결과를 실제 범죄율이나 법적 준수율로 일반화해서는 안 된다. 본 연구는 변이 후 gold span, 단일 mutation-aware 평가기, 사람 이중검토, 버전·설정·비용·오류 공개와 재현 CI를 포함하는 최소 평가기준을 제안한다.</w:t>
+          <w:sz w:val="26"/>
+        </w:rPr>
+        <w:t>〈요 약〉</w:t>
       </w:r>
     </w:p>
     <w:p>
@@ -249,132 +152,11 @@
       </w:pPr>
       <w:r>
         <w:rPr>
-          <w:rFonts w:ascii="바탕" w:hAnsi="바탕" w:eastAsia="바탕"/>
-          <w:b/>
-          <w:color w:val="000000"/>
-          <w:sz w:val="18"/>
-        </w:rPr>
-        <w:t>주제어:</w:t>
-      </w:r>
-      <w:r>
-        <w:rPr>
-          <w:rFonts w:ascii="바탕" w:hAnsi="바탕" w:eastAsia="바탕"/>
-          <w:color w:val="000000"/>
-          <w:sz w:val="18"/>
-        </w:rPr>
-        <w:t xml:space="preserve"> 생성형 인공지능, 개인정보, 민감정보, 가드레일, 일상활동이론, 보호자, 구성타당도, 재현성, 형사정책</w:t>
-      </w:r>
-    </w:p>
-    <w:p>
-      <w:pPr>
-        <w:pStyle w:val="Heading2"/>
-        <w:keepNext/>
-        <w:keepLines/>
-      </w:pPr>
-      <w:r>
-        <w:rPr>
-          <w:rFonts w:ascii="맑은 고딕" w:hAnsi="맑은 고딕" w:eastAsia="맑은 고딕"/>
-          <w:b/>
-          <w:color w:val="000000"/>
-          <w:sz w:val="22"/>
-        </w:rPr>
-        <w:t>Abstract</w:t>
-      </w:r>
-    </w:p>
-    <w:p>
-      <w:pPr>
-        <w:widowControl/>
-        <w:spacing w:before="0" w:after="60" w:line="331" w:lineRule="auto"/>
-        <w:ind w:firstLine="397"/>
-        <w:jc w:val="both"/>
-      </w:pPr>
-      <w:r>
-        <w:rPr>
-          <w:rFonts w:ascii="바탕" w:hAnsi="바탕" w:eastAsia="바탕"/>
-          <w:color w:val="000000"/>
-          <w:sz w:val="19"/>
-        </w:rPr>
-        <w:t>Generative-AI services increasingly rely on layered guardrails—regular-expression detectors, commercial sensitive-information filters, prompt-security services, and LLM-based judges—to prevent personal information from reaching external models, logs, or downstream components. Policy claims about such guardrails require more than observing that an output changed; the evaluation must establish that the protected information was actually removed or blocked through a valid and reproducible procedure.</w:t>
-      </w:r>
-    </w:p>
-    <w:p>
-      <w:pPr>
-        <w:widowControl/>
-        <w:spacing w:before="0" w:after="60" w:line="331" w:lineRule="auto"/>
-        <w:ind w:firstLine="397"/>
-        <w:jc w:val="both"/>
-      </w:pPr>
-      <w:r>
-        <w:rPr>
-          <w:rFonts w:ascii="바탕" w:hAnsi="바탕" w:eastAsia="바탕"/>
-          <w:color w:val="000000"/>
-          <w:sz w:val="19"/>
-        </w:rPr>
-        <w:t>This study audits four repositories and 109 remote references of a Korean personally identifiable information (PII) guardrail project. It examines source code, datasets, evaluators, and stored outputs while cross-checking statutes, vendor documentation, and criminological literature. For 10,000 synthetic payloads covering 95 PII types and 36 mutation methods, it reconstructs the post-mutation protected substring in 9,964 cases (99.64%) through deterministic mutation tracing and unique normalization-based alignment. It then matches each mutated case to an unmutated case sharing the same PII type and source value and applies source-group bootstrap resampling.</w:t>
-      </w:r>
-    </w:p>
-    <w:p>
-      <w:pPr>
-        <w:widowControl/>
-        <w:spacing w:before="0" w:after="60" w:line="331" w:lineRule="auto"/>
-        <w:ind w:firstLine="397"/>
-        <w:jc w:val="both"/>
-      </w:pPr>
-      <w:r>
-        <w:rPr>
-          <w:rFonts w:ascii="바탕" w:hAnsi="바탕" w:eastAsia="바탕"/>
-          <w:color w:val="000000"/>
-          <w:sz w:val="19"/>
-        </w:rPr>
-        <w:t xml:space="preserve">Among the 9,964 reconstructed cases, the existing three-layer stack left 2,060 cases unblocked (20.67%), whereas the configuration with Layer 0 left 706 unblocked (7.09%). Layer 0 added protection in 1,354 cases missed by the baseline, with no reverse case; 1,353 were direct </w:t>
-      </w:r>
-      <w:r>
-        <w:rPr>
-          <w:rFonts w:ascii="Consolas" w:hAnsi="Consolas" w:eastAsia="Consolas"/>
-          <w:color w:val="000000"/>
-          <w:sz w:val="18"/>
-        </w:rPr>
-        <w:t>BLOCK/[BLOCKED]</w:t>
-      </w:r>
-      <w:r>
-        <w:rPr>
-          <w:rFonts w:ascii="바탕" w:hAnsi="바탕" w:eastAsia="바탕"/>
-          <w:color w:val="000000"/>
-          <w:sz w:val="19"/>
-        </w:rPr>
-        <w:t xml:space="preserve"> decisions by Layer 0. In 2,305 matched Korean pairs, the baseline unblocked rate increased from 24.47% for the original cases to 32.28% for their mutations. The equal-weight source-group risk difference was 6.86 percentage points (95% cluster-bootstrap interval: 4.06–9.69). For 2,160 pairs in which the protected value itself changed, the unblocked rate rose from 9.12% to 18.75%. No increase was found in 1,301 pairs where only the surrounding context changed.</w:t>
-      </w:r>
-    </w:p>
-    <w:p>
-      <w:pPr>
-        <w:widowControl/>
-        <w:spacing w:before="0" w:after="60" w:line="331" w:lineRule="auto"/>
-        <w:ind w:firstLine="397"/>
-        <w:jc w:val="both"/>
-      </w:pPr>
-      <w:r>
-        <w:rPr>
-          <w:rFonts w:ascii="바탕" w:hAnsi="바탕" w:eastAsia="바탕"/>
-          <w:color w:val="000000"/>
-          <w:sz w:val="19"/>
-        </w:rPr>
-        <w:t>Layer 0 produced zero blocks on a stored synthetic clean-Korean set of 10,000 documents, but that set deliberately excludes direct PII-like patterns. A supplemental audit extracted 1,519 non-personal statutory units and found 29 overblocking candidates (1.91%). It then extracted 693 non-case units from official Korean medical, finance, customer-support, and developer documents after excluding contact metadata and direct identifier-like strings. Layer 0 flagged 48 units (6.93%): 44 of 265 medical units (16.60%) and 4 of 255 developer units (1.57%), while flagging none of 29 finance or 144 support units. The domain variation reveals lexical overblocking missed by the synthetic clean set, but this convenience sample of public pages cannot establish a production false-positive rate. Thirty-six payloads remained unreconstructed. The audit also identified conflicting 10,000/3,538-row files, missing required corpora, test failures, invalid VIN check digits, and latency and cost inconsistencies.</w:t>
-      </w:r>
-    </w:p>
-    <w:p>
-      <w:pPr>
-        <w:widowControl/>
-        <w:spacing w:before="0" w:after="60" w:line="331" w:lineRule="auto"/>
-        <w:ind w:firstLine="397"/>
-        <w:jc w:val="both"/>
-      </w:pPr>
-      <w:r>
-        <w:rPr>
-          <w:rFonts w:ascii="바탕" w:hAnsi="바탕" w:eastAsia="바탕"/>
-          <w:color w:val="000000"/>
-          <w:sz w:val="19"/>
-        </w:rPr>
-        <w:t>The findings support the claim that character, encoding, and notation changes to Korean PII can increase baseline leakage risk and that a normalization-based Layer 0 is operationally necessary as the first component of defense in depth. They do not justify treating Layer 0 as a standalone solution or translating synthetic benchmark results into crime rates or legal-compliance rates. The study proposes a minimum evaluation standard based on post-mutation gold spans, a single mutation-aware evaluator, independent human review, complete reporting of versions and settings, and clean-environment reproducibility.</w:t>
+          <w:rFonts w:ascii="HY신명조" w:hAnsi="HY신명조" w:eastAsia="HY신명조"/>
+          <w:color w:val="000000"/>
+          <w:sz w:val="20"/>
+        </w:rPr>
+        <w:t>생성형 인공지능 서비스의 한국어 개인식별정보(PII)는 문자·인코딩·표기 변형으로 기존 가드레일을 우회할 수 있다. 본 연구는 관련 4개 저장소와 109개 원격 참조, 10,000건의 합성 페이로드 및 네 방어구성의 저장 결과를 감사하였다. 변이 후 보호대상을 9,964건(99.64%)에서 복원한 결과 기존 3계층의 미차단은 2,060건(20.67%), Layer 0 추가 구성은 706건(7.09%)이었다. 동일 원천값의 한국어 2,305쌍에서 기존 계층의 미차단율은 원형 24.47%에서 변이 32.28%로 증가했고, 원천 그룹 동일가중 위험차는 6.86%p(95% 군집 부트스트랩 4.06~9.69)였다. 보호대상 값이 변한 쌍에서 증가가 집중되었으며, Layer 0는 기존 계층이 놓친 1,354건을 추가 차단하였다. 한편 공식 법령 1,519개 중 29개와 의료·금융·지원·개발 문서 693개 중 48개가 과잉차단 후보로 탐지되어 문맥 한계도 확인되었다. 따라서 Layer 0는 변형 PII를 후속 계층 이전에 정규화·차단하는 필수 입력 통제이지만 충분조건은 아니다. 정책 활용에는 변이 후 정답, 단일 평가기, 사람 이중검토, 설정·버전 공개와 운영 유사 자료의 외부검증이 필요하며, 결과를 범죄율이나 법적 준수율로 일반화해서는 안 된다.</w:t>
       </w:r>
     </w:p>
     <w:p>
@@ -386,642 +168,35 @@
       </w:pPr>
       <w:r>
         <w:rPr>
-          <w:rFonts w:ascii="바탕" w:hAnsi="바탕" w:eastAsia="바탕"/>
+          <w:rFonts w:ascii="HY신명조" w:hAnsi="HY신명조" w:eastAsia="HY신명조"/>
           <w:b/>
           <w:color w:val="000000"/>
-          <w:sz w:val="18"/>
-        </w:rPr>
-        <w:t>Keywords:</w:t>
-      </w:r>
-      <w:r>
-        <w:rPr>
-          <w:rFonts w:ascii="바탕" w:hAnsi="바탕" w:eastAsia="바탕"/>
-          <w:color w:val="000000"/>
-          <w:sz w:val="18"/>
-        </w:rPr>
-        <w:t xml:space="preserve"> generative artificial intelligence, personal information, sensitive information, guardrails, Routine Activity Theory, guardianship, construct validity, reproducibility, criminal policy</w:t>
+          <w:sz w:val="20"/>
+        </w:rPr>
+        <w:t>주제어:</w:t>
+      </w:r>
+      <w:r>
+        <w:rPr>
+          <w:rFonts w:ascii="HY신명조" w:hAnsi="HY신명조" w:eastAsia="HY신명조"/>
+          <w:color w:val="000000"/>
+          <w:sz w:val="20"/>
+        </w:rPr>
+        <w:t xml:space="preserve"> 생성형 인공지능, 개인정보, 민감정보, 가드레일, 일상활동이론, 보호자, 구성타당도, 재현성, 형사정책</w:t>
       </w:r>
     </w:p>
     <w:p>
       <w:pPr>
-        <w:pStyle w:val="Heading1"/>
-        <w:keepNext/>
-        <w:keepLines/>
-      </w:pPr>
-      <w:r>
-        <w:rPr>
-          <w:rFonts w:ascii="맑은 고딕" w:hAnsi="맑은 고딕" w:eastAsia="맑은 고딕"/>
+        <w:spacing w:before="160" w:after="100"/>
+        <w:jc w:val="center"/>
+      </w:pPr>
+      <w:r>
+        <w:rPr>
+          <w:rFonts w:ascii="HY견고딕" w:hAnsi="HY견고딕" w:eastAsia="HY견고딕"/>
           <w:b/>
           <w:color w:val="000000"/>
-          <w:sz w:val="25"/>
-        </w:rPr>
-        <w:t>I. 서론</w:t>
-      </w:r>
-    </w:p>
-    <w:p>
-      <w:pPr>
-        <w:pStyle w:val="Heading2"/>
-        <w:keepNext/>
-        <w:keepLines/>
-      </w:pPr>
-      <w:r>
-        <w:rPr>
-          <w:rFonts w:ascii="맑은 고딕" w:hAnsi="맑은 고딕" w:eastAsia="맑은 고딕"/>
-          <w:b/>
-          <w:color w:val="000000"/>
           <w:sz w:val="22"/>
         </w:rPr>
-        <w:t>1. 연구 배경</w:t>
-      </w:r>
-    </w:p>
-    <w:p>
-      <w:pPr>
-        <w:widowControl/>
-        <w:spacing w:before="0" w:after="60" w:line="331" w:lineRule="auto"/>
-        <w:ind w:firstLine="397"/>
-        <w:jc w:val="both"/>
-      </w:pPr>
-      <w:r>
-        <w:rPr>
-          <w:rFonts w:ascii="바탕" w:hAnsi="바탕" w:eastAsia="바탕"/>
-          <w:color w:val="000000"/>
-          <w:sz w:val="19"/>
-        </w:rPr>
-        <w:t>생성형 인공지능은 이용자의 입력을 바탕으로 답변을 생성하고, 그 과정에서 입력·출력·로그·관찰성 도구·외부 API 등 여러 계층을 통과한다. 주민등록번호나 여권번호처럼 형식이 비교적 고정된 정보뿐 아니라 건강상태, 처방, 범죄경력, 종교, 정치적 견해, 가족관계처럼 자연어 문맥에 포함되는 정보도 이 경로에 들어갈 수 있다. 서비스 제공자는 이러한 노출을 줄이기 위해 입력 전처리, 정규식·사전 기반 탐지, 상용 필터, 프롬프트 보안 서비스, LLM 판별기를 결합한 다계층 가드레일을 구성한다.</w:t>
-      </w:r>
-    </w:p>
-    <w:p>
-      <w:pPr>
-        <w:widowControl/>
-        <w:spacing w:before="0" w:after="60" w:line="331" w:lineRule="auto"/>
-        <w:ind w:firstLine="397"/>
-        <w:jc w:val="both"/>
-      </w:pPr>
-      <w:r>
-        <w:rPr>
-          <w:rFonts w:ascii="바탕" w:hAnsi="바탕" w:eastAsia="바탕"/>
-          <w:color w:val="000000"/>
-          <w:sz w:val="19"/>
-        </w:rPr>
-        <w:t>가드레일의 존재가 곧 보호의 실효성을 뜻하지는 않는다. 한 계층이 사람 이름처럼 주변 문자열만 마스킹하고 정작 평가 대상인 의료정보를 그대로 남겼는데도 “출력이 달라졌다”는 이유로 성공으로 계산할 수 있다. 반대로 원래 문자열이 전각 숫자, 원문자 숫자, 한글 숫자, 자모, 구분자 변경 등으로 변형되면 단순 문자열 비교는 보호 대상의 잔존 여부를 추적하지 못한다. 정책 논문이 이러한 수치를 근거로 기술 최소기준, 영향평가 또는 제재 강화를 제안한다면, 성능 수치의 구성타당도와 재현성은 정책 결론보다 먼저 검증되어야 한다.</w:t>
-      </w:r>
-    </w:p>
-    <w:p>
-      <w:pPr>
-        <w:widowControl/>
-        <w:spacing w:before="0" w:after="60" w:line="331" w:lineRule="auto"/>
-        <w:ind w:firstLine="397"/>
-        <w:jc w:val="both"/>
-      </w:pPr>
-      <w:r>
-        <w:rPr>
-          <w:rFonts w:ascii="바탕" w:hAnsi="바탕" w:eastAsia="바탕"/>
-          <w:color w:val="000000"/>
-          <w:sz w:val="19"/>
-        </w:rPr>
-        <w:t>본 연구가 감사한 프로젝트는 정규화 기반 Layer 0, Microsoft Presidio, Amazon Bedrock Guardrails, Lakera, GPT-4o-mini 기반 판별기를 결합하고 10,000건의 합성 페이로드를 대상으로 네 가지 구성을 비교하였다. 저장된 문서는 Layer 0가 LLM 판별기보다 높은 탐지율과 낮은 지연·비용을 보였다고 주장하였다. 그러나 재검증 과정에서 변이 후 정답 추적, 평가 함수의 통일, 데이터 생성 경로, 체크섬, 비용 귀속 및 제품 지원 언어에 중대한 불일치가 확인되었다.</w:t>
-      </w:r>
-    </w:p>
-    <w:p>
-      <w:pPr>
-        <w:widowControl/>
-        <w:spacing w:before="0" w:after="60" w:line="331" w:lineRule="auto"/>
-        <w:ind w:firstLine="397"/>
-        <w:jc w:val="both"/>
-      </w:pPr>
-      <w:r>
-        <w:rPr>
-          <w:rFonts w:ascii="바탕" w:hAnsi="바탕" w:eastAsia="바탕"/>
-          <w:color w:val="000000"/>
-          <w:sz w:val="19"/>
-        </w:rPr>
-        <w:t>본 연구의 목적은 첫째, 변이 후 보호대상 문자열을 복원하고 동일 원천값의 원형·변이 사례를 비교하여 한국어 PII 자체의 문자·인코딩·표기 변화가 기존 가드레일의 미차단 위험을 높이는지 확인하며, 둘째, 그 위험을 줄이기 위한 정규화 기반 Layer 0의 추가효과와 한계를 평가하고, 셋째, 가드레일 실험이 형사정책적 근거로 사용되기 위해 갖추어야 할 최소조건을 제시하는 데 있다.</w:t>
-      </w:r>
-    </w:p>
-    <w:p>
-      <w:pPr>
-        <w:pStyle w:val="Heading2"/>
-        <w:keepNext/>
-        <w:keepLines/>
-      </w:pPr>
-      <w:r>
-        <w:rPr>
-          <w:rFonts w:ascii="맑은 고딕" w:hAnsi="맑은 고딕" w:eastAsia="맑은 고딕"/>
-          <w:b/>
-          <w:color w:val="000000"/>
-          <w:sz w:val="22"/>
-        </w:rPr>
-        <w:t>2. 연구질문</w:t>
-      </w:r>
-    </w:p>
-    <w:p>
-      <w:pPr>
-        <w:widowControl/>
-        <w:spacing w:before="0" w:after="60" w:line="331" w:lineRule="auto"/>
-        <w:ind w:firstLine="397"/>
-        <w:jc w:val="both"/>
-      </w:pPr>
-      <w:r>
-        <w:rPr>
-          <w:rFonts w:ascii="바탕" w:hAnsi="바탕" w:eastAsia="바탕"/>
-          <w:color w:val="000000"/>
-          <w:sz w:val="19"/>
-        </w:rPr>
-        <w:t>연구질문은 다음과 같다.</w:t>
-      </w:r>
-    </w:p>
-    <w:p>
-      <w:pPr>
-        <w:widowControl/>
-        <w:spacing w:before="0" w:after="60" w:line="331" w:lineRule="auto"/>
-        <w:ind w:firstLine="397"/>
-        <w:jc w:val="both"/>
-      </w:pPr>
-      <w:r>
-        <w:rPr>
-          <w:rFonts w:ascii="바탕" w:hAnsi="바탕" w:eastAsia="바탕"/>
-          <w:b/>
-          <w:color w:val="000000"/>
-          <w:sz w:val="19"/>
-        </w:rPr>
-        <w:t>RQ1.</w:t>
-      </w:r>
-      <w:r>
-        <w:rPr>
-          <w:rFonts w:ascii="바탕" w:hAnsi="바탕" w:eastAsia="바탕"/>
-          <w:color w:val="000000"/>
-          <w:sz w:val="19"/>
-        </w:rPr>
-        <w:t xml:space="preserve"> 동일한 PII 유형·원천값에서 생성된 원형과 변이 사례를 비교할 때, 보호대상 문자열 자체의 문자·인코딩·표기 변형은 기존 다계층 가드레일의 미차단 가능성을 높이는가?</w:t>
-      </w:r>
-    </w:p>
-    <w:p>
-      <w:pPr>
-        <w:widowControl/>
-        <w:spacing w:before="0" w:after="60" w:line="331" w:lineRule="auto"/>
-        <w:ind w:firstLine="397"/>
-        <w:jc w:val="both"/>
-      </w:pPr>
-      <w:r>
-        <w:rPr>
-          <w:rFonts w:ascii="바탕" w:hAnsi="바탕" w:eastAsia="바탕"/>
-          <w:b/>
-          <w:color w:val="000000"/>
-          <w:sz w:val="19"/>
-        </w:rPr>
-        <w:t>RQ2.</w:t>
-      </w:r>
-      <w:r>
-        <w:rPr>
-          <w:rFonts w:ascii="바탕" w:hAnsi="바탕" w:eastAsia="바탕"/>
-          <w:color w:val="000000"/>
-          <w:sz w:val="19"/>
-        </w:rPr>
-        <w:t xml:space="preserve"> 정규화 기반 Layer 0를 입력단에 추가하면 기존 계층이 놓친 변이 페이로드를 추가로 차단하는가?</w:t>
-      </w:r>
-    </w:p>
-    <w:p>
-      <w:pPr>
-        <w:widowControl/>
-        <w:spacing w:before="0" w:after="60" w:line="331" w:lineRule="auto"/>
-        <w:ind w:firstLine="397"/>
-        <w:jc w:val="both"/>
-      </w:pPr>
-      <w:r>
-        <w:rPr>
-          <w:rFonts w:ascii="바탕" w:hAnsi="바탕" w:eastAsia="바탕"/>
-          <w:b/>
-          <w:color w:val="000000"/>
-          <w:sz w:val="19"/>
-        </w:rPr>
-        <w:t>RQ3.</w:t>
-      </w:r>
-      <w:r>
-        <w:rPr>
-          <w:rFonts w:ascii="바탕" w:hAnsi="바탕" w:eastAsia="바탕"/>
-          <w:color w:val="000000"/>
-          <w:sz w:val="19"/>
-        </w:rPr>
-        <w:t xml:space="preserve"> Layer 0의 효과를 개인정보 안전조치와 형사정책의 근거로 사용하기 위해 필요한 기술적·절차적 최소기준은 무엇인가?</w:t>
-      </w:r>
-    </w:p>
-    <w:p>
-      <w:pPr>
-        <w:pStyle w:val="Heading2"/>
-        <w:keepNext/>
-        <w:keepLines/>
-      </w:pPr>
-      <w:r>
-        <w:rPr>
-          <w:rFonts w:ascii="맑은 고딕" w:hAnsi="맑은 고딕" w:eastAsia="맑은 고딕"/>
-          <w:b/>
-          <w:color w:val="000000"/>
-          <w:sz w:val="22"/>
-        </w:rPr>
-        <w:t>3. 연구의 범위와 기여</w:t>
-      </w:r>
-    </w:p>
-    <w:p>
-      <w:pPr>
-        <w:widowControl/>
-        <w:spacing w:before="0" w:after="60" w:line="331" w:lineRule="auto"/>
-        <w:ind w:firstLine="397"/>
-        <w:jc w:val="both"/>
-      </w:pPr>
-      <w:r>
-        <w:rPr>
-          <w:rFonts w:ascii="바탕" w:hAnsi="바탕" w:eastAsia="바탕"/>
-          <w:color w:val="000000"/>
-          <w:sz w:val="19"/>
-        </w:rPr>
-        <w:t>본 연구는 실제 서비스 이용자의 피해자화, 공격자의 동기, 실제 범죄 발생률을 측정하지 않는다. 실제 개인정보가 아닌 합성 페이로드와 저장된 시스템 출력, 코드 및 문서를 대상으로 하는 연구 산출물 감사다. 여기서 “유출 가능성”은 평가 대상 PII가 차단·마스킹되지 않은 채 가드레일 계층을 통과한 상태를 뜻하며, 실제 외부 전송이나 피해 발생을 뜻하지 않는다.</w:t>
-      </w:r>
-    </w:p>
-    <w:p>
-      <w:pPr>
-        <w:widowControl/>
-        <w:spacing w:before="0" w:after="60" w:line="331" w:lineRule="auto"/>
-        <w:ind w:firstLine="397"/>
-        <w:jc w:val="both"/>
-      </w:pPr>
-      <w:r>
-        <w:rPr>
-          <w:rFonts w:ascii="바탕" w:hAnsi="바탕" w:eastAsia="바탕"/>
-          <w:color w:val="000000"/>
-          <w:sz w:val="19"/>
-        </w:rPr>
-        <w:t>연구의 기여는 네 가지다. 첫째, 기존 평가기가 놓친 변이 후 보호대상 문자열을 9,964건에서 복원하는 감사용 평가기를 구현하였다. 둘째, 동일 PII 유형·원천값의 원형과 변이 사례 3,461쌍을 구성하고, 한국어·보호대상 변경 여부를 구분하여 변이 위험을 재추정하였다. 셋째, 기존 계층이 놓쳤으나 Layer 0 추가 구성이 차단한 1,354건과 그중 Layer 0의 직접 차단 1,353건을 확인하고, 합성 정상문 10,000건·공식 법령 1,519개·네 서비스 도메인 공식 문서 693개에서 과잉차단을 함께 측정하였다. 넷째, 법적 범주, 범죄학적 보호자 개념, 제품 지원 문서와 실험 설정을 분리하고 정책 연구를 위한 최소 보고·재현 기준을 제안하였다.</w:t>
-      </w:r>
-    </w:p>
-    <w:p>
-      <w:pPr>
-        <w:pStyle w:val="Heading1"/>
-        <w:keepNext/>
-        <w:keepLines/>
-      </w:pPr>
-      <w:r>
-        <w:rPr>
-          <w:rFonts w:ascii="맑은 고딕" w:hAnsi="맑은 고딕" w:eastAsia="맑은 고딕"/>
-          <w:b/>
-          <w:color w:val="000000"/>
-          <w:sz w:val="25"/>
-        </w:rPr>
-        <w:t>II. 이론적·법적 배경</w:t>
-      </w:r>
-    </w:p>
-    <w:p>
-      <w:pPr>
-        <w:pStyle w:val="Heading2"/>
-        <w:keepNext/>
-        <w:keepLines/>
-      </w:pPr>
-      <w:r>
-        <w:rPr>
-          <w:rFonts w:ascii="맑은 고딕" w:hAnsi="맑은 고딕" w:eastAsia="맑은 고딕"/>
-          <w:b/>
-          <w:color w:val="000000"/>
-          <w:sz w:val="22"/>
-        </w:rPr>
-        <w:t>1. 일상활동이론과 기술적 보호자</w:t>
-      </w:r>
-    </w:p>
-    <w:p>
-      <w:pPr>
-        <w:widowControl/>
-        <w:spacing w:before="0" w:after="60" w:line="331" w:lineRule="auto"/>
-        <w:ind w:firstLine="397"/>
-        <w:jc w:val="both"/>
-      </w:pPr>
-      <w:r>
-        <w:rPr>
-          <w:rFonts w:ascii="바탕" w:hAnsi="바탕" w:eastAsia="바탕"/>
-          <w:color w:val="000000"/>
-          <w:sz w:val="19"/>
-        </w:rPr>
-        <w:t>Cohen과 Felson(1979)은 범죄 기회를 동기화된 범죄자, 적합한 표적, 유능한 보호자의 부재가 시간과 공간에서 수렴하는 구조로 설명하였다. 이 접근은 범죄자의 성향만이 아니라 범죄가 가능해지는 일상적 조건에 주목한다. 상황적 범죄예방은 이러한 기회구조에 개입하여 범행의 노력과 위험을 높이고 보상을 줄이는 실천적 접근으로 발전하였다(Clarke, 1980; 1983; Felson &amp; Clarke, 1998).</w:t>
-      </w:r>
-    </w:p>
-    <w:p>
-      <w:pPr>
-        <w:widowControl/>
-        <w:spacing w:before="0" w:after="60" w:line="331" w:lineRule="auto"/>
-        <w:ind w:firstLine="397"/>
-        <w:jc w:val="both"/>
-      </w:pPr>
-      <w:r>
-        <w:rPr>
-          <w:rFonts w:ascii="바탕" w:hAnsi="바탕" w:eastAsia="바탕"/>
-          <w:color w:val="000000"/>
-          <w:sz w:val="19"/>
-        </w:rPr>
-        <w:t>온라인 환경에서 이 이론을 그대로 이전하는 데에는 한계가 있다. Yar(2005)는 가상공간에서는 물리적 시공간 수렴과 표적의 물리적 관성이 달라진다는 점을 지적하였다. Leukfeldt와 Yar(2016)는 가치·가시성·접근성·보호자의 효과가 사이버범죄 유형에 따라 일관되지 않음을 보였다. Williams(2016)는 온라인 신원도용 연구에서 보호자를 능동적 개인 보호자, 회피적 개인 보호자, 수동적 물리적 보호자 등으로 구분하였다. 국내 연구에서도 보안프로그램이나 감독의 효과는 연구와 피해유형에 따라 다르게 나타났다(이윤호·김도우·유영재, 2011; 박기태·조제성, 2017; 서지혜·최진선·박진수, 2020). 최근의 반복피해 연구는 학교·교사의 감독 수준이 낮을수록 온라인 괴롭힘 반복피해 가능성이 높아진다고 보고하였고(노희주·조윤오, 2025), VIVA 모델을 중심으로 한 국내 이론 연구는 온라인의 유동적 시공간에 맞춘 일상활동이론의 조정 필요성을 제기하였다(블라데미르 T. 콩고·여승준·최진혁, 2025).</w:t>
-      </w:r>
-    </w:p>
-    <w:p>
-      <w:pPr>
-        <w:widowControl/>
-        <w:spacing w:before="0" w:after="60" w:line="331" w:lineRule="auto"/>
-        <w:ind w:firstLine="397"/>
-        <w:jc w:val="both"/>
-      </w:pPr>
-      <w:r>
-        <w:rPr>
-          <w:rFonts w:ascii="바탕" w:hAnsi="바탕" w:eastAsia="바탕"/>
-          <w:color w:val="000000"/>
-          <w:sz w:val="19"/>
-        </w:rPr>
-        <w:t xml:space="preserve">이러한 논의를 바탕으로 본 연구는 가드레일을 실제 인간 보호자나 범죄 통제기관과 동일시하지 않는다. 가드레일은 특정 입력을 차단·마스킹하는 </w:t>
-      </w:r>
-      <w:r>
-        <w:rPr>
-          <w:rFonts w:ascii="바탕" w:hAnsi="바탕" w:eastAsia="바탕"/>
-          <w:b/>
-          <w:color w:val="000000"/>
-          <w:sz w:val="19"/>
-        </w:rPr>
-        <w:t>수동적 기술 보호자의 역량 대리지표</w:t>
-      </w:r>
-      <w:r>
-        <w:rPr>
-          <w:rFonts w:ascii="바탕" w:hAnsi="바탕" w:eastAsia="바탕"/>
-          <w:color w:val="000000"/>
-          <w:sz w:val="19"/>
-        </w:rPr>
-        <w:t>다. 또한 변이 단계 L0~L5는 공격기법의 형식과 정교도를 나타낼 뿐 범죄자의 동기를 나타내지 않는다. 합성 페이로드가 가드레일을 우회했다는 사실도 실제 피해자화나 범죄 발생을 뜻하지 않는다.</w:t>
-      </w:r>
-    </w:p>
-    <w:p>
-      <w:pPr>
-        <w:pStyle w:val="Heading2"/>
-        <w:keepNext/>
-        <w:keepLines/>
-      </w:pPr>
-      <w:r>
-        <w:rPr>
-          <w:rFonts w:ascii="맑은 고딕" w:hAnsi="맑은 고딕" w:eastAsia="맑은 고딕"/>
-          <w:b/>
-          <w:color w:val="000000"/>
-          <w:sz w:val="22"/>
-        </w:rPr>
-        <w:t>2. 상황적 범죄예방과 전이 개념의 한계</w:t>
-      </w:r>
-    </w:p>
-    <w:p>
-      <w:pPr>
-        <w:widowControl/>
-        <w:spacing w:before="0" w:after="60" w:line="331" w:lineRule="auto"/>
-        <w:ind w:firstLine="397"/>
-        <w:jc w:val="both"/>
-      </w:pPr>
-      <w:r>
-        <w:rPr>
-          <w:rFonts w:ascii="바탕" w:hAnsi="바탕" w:eastAsia="바탕"/>
-          <w:color w:val="000000"/>
-          <w:sz w:val="19"/>
-        </w:rPr>
-        <w:t xml:space="preserve">정규화·탐지 계층을 추가하는 것은 상황적 범죄예방의 표적 강화 또는 접근통제와 유사한 기능으로 해석할 수 있다. 그러나 특정 변이기법이나 RAG 문맥에서 우회가 남았다는 사실만으로 전이가 발생했다고 할 수 없다. Reppetto(1976)가 다룬 전이는 예방조치로 차단된 행위가 다른 장소, 시간, 표적 또는 수법으로 이동하는 현상이다. 전이를 확인하려면 방어 도입 전후 공격자의 실제 선택과 이동을 시간 순서에 따라 관찰해야 한다. 본 연구의 정적 벤치마크가 보여줄 수 있는 것은 전이가 아니라 </w:t>
-      </w:r>
-      <w:r>
-        <w:rPr>
-          <w:rFonts w:ascii="바탕" w:hAnsi="바탕" w:eastAsia="바탕"/>
-          <w:b/>
-          <w:color w:val="000000"/>
-          <w:sz w:val="19"/>
-        </w:rPr>
-        <w:t>전술별 잔존 취약성</w:t>
-      </w:r>
-      <w:r>
-        <w:rPr>
-          <w:rFonts w:ascii="바탕" w:hAnsi="바탕" w:eastAsia="바탕"/>
-          <w:color w:val="000000"/>
-          <w:sz w:val="19"/>
-        </w:rPr>
-        <w:t>이다.</w:t>
-      </w:r>
-    </w:p>
-    <w:p>
-      <w:pPr>
-        <w:pStyle w:val="Heading2"/>
-        <w:keepNext/>
-        <w:keepLines/>
-      </w:pPr>
-      <w:r>
-        <w:rPr>
-          <w:rFonts w:ascii="맑은 고딕" w:hAnsi="맑은 고딕" w:eastAsia="맑은 고딕"/>
-          <w:b/>
-          <w:color w:val="000000"/>
-          <w:sz w:val="22"/>
-        </w:rPr>
-        <w:t>3. 개인정보 보호법상 민감정보와 안전조치</w:t>
-      </w:r>
-    </w:p>
-    <w:p>
-      <w:pPr>
-        <w:widowControl/>
-        <w:spacing w:before="0" w:after="60" w:line="331" w:lineRule="auto"/>
-        <w:ind w:firstLine="397"/>
-        <w:jc w:val="both"/>
-      </w:pPr>
-      <w:r>
-        <w:rPr>
-          <w:rFonts w:ascii="바탕" w:hAnsi="바탕" w:eastAsia="바탕"/>
-          <w:color w:val="000000"/>
-          <w:sz w:val="19"/>
-        </w:rPr>
-        <w:t>기술 분야에서 사용하는 PII는 특정 개인을 식별하거나 식별 가능성을 높이는 넓은 범주의 정보를 가리킨다. 그러나 데이터셋의 모든 PII 유형이 개인정보 보호법 제23조의 민감정보인 것은 아니다. 제23조 제1항 본문과 개인정보 보호법 시행령 제18조는 사상·신념, 노동조합·정당 가입, 정치적 견해, 건강, 성생활, 유전정보, 범죄경력자료, 생체인식정보, 인종·민족정보 등 별도의 범위를 정한다. 주민등록번호·여권번호 등은 고유식별정보 관련 규율과 함께 검토해야 하며, 일반 개인정보도 별도 처리 원칙을 적용받는다.</w:t>
-      </w:r>
-    </w:p>
-    <w:p>
-      <w:pPr>
-        <w:widowControl/>
-        <w:spacing w:before="0" w:after="60" w:line="331" w:lineRule="auto"/>
-        <w:ind w:firstLine="397"/>
-        <w:jc w:val="both"/>
-      </w:pPr>
-      <w:r>
-        <w:rPr>
-          <w:rFonts w:ascii="바탕" w:hAnsi="바탕" w:eastAsia="바탕"/>
-          <w:color w:val="000000"/>
-          <w:sz w:val="19"/>
-        </w:rPr>
-        <w:t xml:space="preserve">제재 구조도 구분해야 한다. 제23조 제1항을 위반한 민감정보 처리는 제71조 </w:t>
-      </w:r>
-      <w:r>
-        <w:rPr>
-          <w:rFonts w:ascii="바탕" w:hAnsi="바탕" w:eastAsia="바탕"/>
-          <w:b/>
-          <w:color w:val="000000"/>
-          <w:sz w:val="19"/>
-        </w:rPr>
-        <w:t>제4호</w:t>
-      </w:r>
-      <w:r>
-        <w:rPr>
-          <w:rFonts w:ascii="바탕" w:hAnsi="바탕" w:eastAsia="바탕"/>
-          <w:color w:val="000000"/>
-          <w:sz w:val="19"/>
-        </w:rPr>
-        <w:t>의 형사처벌 대상이 될 수 있다. 제23조 제2항·제29조 등의 안전조치 미이행은 제75조 제2항 제5호의 과태료 구조와 연결된다. 제64조의2의 전체 매출액 3% 이하 과징금은 무동의 민감정보 처리와 안전조치를 다하지 않은 상태에서의 유출 등 법률이 정한 사유별 요건에 따라 판단된다. 기술적 탐지 실패 하나만으로 형사처벌·과태료·과징금이 자동으로 성립한다고 서술해서는 안 된다.</w:t>
-      </w:r>
-    </w:p>
-    <w:p>
-      <w:pPr>
-        <w:widowControl/>
-        <w:spacing w:before="0" w:after="60" w:line="331" w:lineRule="auto"/>
-        <w:ind w:firstLine="397"/>
-        <w:jc w:val="both"/>
-      </w:pPr>
-      <w:r>
-        <w:rPr>
-          <w:rFonts w:ascii="바탕" w:hAnsi="바탕" w:eastAsia="바탕"/>
-          <w:color w:val="000000"/>
-          <w:sz w:val="19"/>
-        </w:rPr>
-        <w:t>개인정보 영향평가와 관련하여 제33조 제1항의 의무 대상은 일정한 공공기관 개인정보파일이다. 다만 같은 조 제11항은 민간 개인정보처리자도 개인정보파일 운용으로 정보주체의 권리침해가 우려되면 영향평가를 하기 위해 적극 노력하도록 한다. 따라서 민간 영향평가가 전혀 존재하지 않는다고 단정하기보다, 고위험 생성형 AI에 대한 노력의무를 구체적이고 검증 가능한 절차로 강화할 필요가 있다는 입법론으로 접근해야 한다.</w:t>
-      </w:r>
-    </w:p>
-    <w:p>
-      <w:pPr>
-        <w:pStyle w:val="Heading2"/>
-        <w:keepNext/>
-        <w:keepLines/>
-      </w:pPr>
-      <w:r>
-        <w:rPr>
-          <w:rFonts w:ascii="맑은 고딕" w:hAnsi="맑은 고딕" w:eastAsia="맑은 고딕"/>
-          <w:b/>
-          <w:color w:val="000000"/>
-          <w:sz w:val="22"/>
-        </w:rPr>
-        <w:t>4. 인공지능기본법의 위험관리 구조</w:t>
-      </w:r>
-    </w:p>
-    <w:p>
-      <w:pPr>
-        <w:widowControl/>
-        <w:spacing w:before="0" w:after="60" w:line="331" w:lineRule="auto"/>
-        <w:ind w:firstLine="397"/>
-        <w:jc w:val="both"/>
-      </w:pPr>
-      <w:r>
-        <w:rPr>
-          <w:rFonts w:ascii="바탕" w:hAnsi="바탕" w:eastAsia="바탕"/>
-          <w:color w:val="000000"/>
-          <w:sz w:val="19"/>
-        </w:rPr>
-        <w:t>「인공지능 발전과 신뢰 기반 조성 등에 관한 기본법」의 법률 제21311호 통합본에는 2026년 7월 21일 시행된 일부 개정 조문이 포함되어 있다. 그러나 본 연구가 인용하는 제31조·제33조·제34조·제35조·제43조의 조문별 시행일은 국가법령정보센터 공식 XML에서 모두 2026년 1월 22일로 확인된다. 제31조는 생성형 AI 등의 고지·표시 의무를, 제33조는 고영향 AI 해당 여부의 사전 검토와 확인 절차를 규정한다. 위험관리, 설명 방안, 이용자 보호, 사람의 관리·감독, 문서 작성·보관 등 고영향 AI 사업자의 책무는 제34조에 있다. 제35조는 기본권 영향평가를 위해 노력하도록 정한다. 제43조의 과태료는 제31조 제1항 고지, 제36조 제1항 국내대리인, 제40조 제3항의 명령 불이행 등 열거된 사유에 적용된다.</w:t>
-      </w:r>
-    </w:p>
-    <w:p>
-      <w:pPr>
-        <w:widowControl/>
-        <w:spacing w:before="0" w:after="60" w:line="331" w:lineRule="auto"/>
-        <w:ind w:firstLine="397"/>
-        <w:jc w:val="both"/>
-      </w:pPr>
-      <w:r>
-        <w:rPr>
-          <w:rFonts w:ascii="바탕" w:hAnsi="바탕" w:eastAsia="바탕"/>
-          <w:color w:val="000000"/>
-          <w:sz w:val="19"/>
-        </w:rPr>
-        <w:t>따라서 제33조를 위험관리 의무 조문으로 인용하거나 제34조·제35조의 모든 의무에 제43조 과태료가 직접 연결된다고 서술해서는 안 된다. 기존 문서에 있던 “제재 최소 1년 유예”도 현행 조문과 부칙에서 근거를 확인할 수 없어 본 연구에서는 사용하지 않는다.</w:t>
-      </w:r>
-    </w:p>
-    <w:p>
-      <w:pPr>
-        <w:pStyle w:val="Heading2"/>
-        <w:keepNext/>
-        <w:keepLines/>
-      </w:pPr>
-      <w:r>
-        <w:rPr>
-          <w:rFonts w:ascii="맑은 고딕" w:hAnsi="맑은 고딕" w:eastAsia="맑은 고딕"/>
-          <w:b/>
-          <w:color w:val="000000"/>
-          <w:sz w:val="22"/>
-        </w:rPr>
-        <w:t>5. 제품 지원 언어와 실험 설정</w:t>
-      </w:r>
-    </w:p>
-    <w:p>
-      <w:pPr>
-        <w:widowControl/>
-        <w:spacing w:before="0" w:after="60" w:line="331" w:lineRule="auto"/>
-        <w:ind w:firstLine="397"/>
-        <w:jc w:val="both"/>
-      </w:pPr>
-      <w:r>
-        <w:rPr>
-          <w:rFonts w:ascii="바탕" w:hAnsi="바탕" w:eastAsia="바탕"/>
-          <w:color w:val="000000"/>
-          <w:sz w:val="19"/>
-        </w:rPr>
-        <w:t>Amazon Bedrock Guardrails의 공식 문서는 sensitive information filter에서 한국어를 “Optimized and supported”로 명시한다. 그러므로 Bedrock이 한국어 PII를 지원하지 않는다거나 영어에만 튜닝되어 있다는 일반화는 현재 공식 문서와 맞지 않는다. 특정 실험에서 낮은 성능이 관측되었다면 그 결과는 평가일, AWS region, guardrail ID와 version, safeguard tier, 활성 policy와 entity, 요청·응답 적용 위치에 귀속해야 한다.</w:t>
-      </w:r>
-    </w:p>
-    <w:p>
-      <w:pPr>
-        <w:widowControl/>
-        <w:spacing w:before="0" w:after="60" w:line="331" w:lineRule="auto"/>
-        <w:ind w:firstLine="397"/>
-        <w:jc w:val="both"/>
-      </w:pPr>
-      <w:r>
-        <w:rPr>
-          <w:rFonts w:ascii="바탕" w:hAnsi="바탕" w:eastAsia="바탕"/>
-          <w:color w:val="000000"/>
-          <w:sz w:val="19"/>
-        </w:rPr>
-        <w:t>Presidio 역시 공식 문서가 제시하는 지원 엔터티, 프로젝트가 고정한 버전, 실제 활성화한 recognizer를 구분해야 한다. LiteLLM은 여러 가드레일을 연결하는 게이트웨이이므로 탐지 성능을 LiteLLM 자체의 능력으로 귀속해서도 안 된다. 제품 문서는 시간이 지나며 변경되므로 접근일과 실험 버전을 함께 기록해야 한다.</w:t>
-      </w:r>
-    </w:p>
-    <w:p>
-      <w:pPr>
-        <w:pStyle w:val="Heading1"/>
-        <w:keepNext/>
-        <w:keepLines/>
-      </w:pPr>
-      <w:r>
-        <w:rPr>
-          <w:rFonts w:ascii="맑은 고딕" w:hAnsi="맑은 고딕" w:eastAsia="맑은 고딕"/>
-          <w:b/>
-          <w:color w:val="000000"/>
-          <w:sz w:val="25"/>
-        </w:rPr>
-        <w:t>III. 연구방법</w:t>
-      </w:r>
-    </w:p>
-    <w:p>
-      <w:pPr>
-        <w:pStyle w:val="Heading2"/>
-        <w:keepNext/>
-        <w:keepLines/>
-      </w:pPr>
-      <w:r>
-        <w:rPr>
-          <w:rFonts w:ascii="맑은 고딕" w:hAnsi="맑은 고딕" w:eastAsia="맑은 고딕"/>
-          <w:b/>
-          <w:color w:val="000000"/>
-          <w:sz w:val="22"/>
-        </w:rPr>
-        <w:t>1. 감사 대상과 기준 ref</w:t>
-      </w:r>
-    </w:p>
-    <w:p>
-      <w:pPr>
-        <w:widowControl/>
-        <w:spacing w:before="0" w:after="60" w:line="331" w:lineRule="auto"/>
-        <w:ind w:firstLine="397"/>
-        <w:jc w:val="both"/>
-      </w:pPr>
-      <w:r>
-        <w:rPr>
-          <w:rFonts w:ascii="바탕" w:hAnsi="바탕" w:eastAsia="바탕"/>
-          <w:color w:val="000000"/>
-          <w:sz w:val="19"/>
-        </w:rPr>
-        <w:t>본 연구는 KPIIGD 조직의 네 저장소와 로컬 개인 포크를 검토하였다.</w:t>
+        <w:t>목 차</w:t>
       </w:r>
     </w:p>
     <w:tbl>
@@ -1033,12 +208,909 @@
         <w:tblLook w:firstColumn="1" w:firstRow="1" w:lastColumn="0" w:lastRow="0" w:noHBand="0" w:noVBand="1" w:val="04A0"/>
         <w:tblInd w:w="120" w:type="dxa"/>
         <w:tblBorders>
-          <w:top w:val="single" w:sz="4" w:space="0" w:color="777777"/>
-          <w:left w:val="single" w:sz="4" w:space="0" w:color="777777"/>
-          <w:bottom w:val="single" w:sz="4" w:space="0" w:color="777777"/>
-          <w:right w:val="single" w:sz="4" w:space="0" w:color="777777"/>
-          <w:insideH w:val="single" w:sz="4" w:space="0" w:color="777777"/>
-          <w:insideV w:val="single" w:sz="4" w:space="0" w:color="777777"/>
+          <w:top w:val="single" w:sz="8" w:space="0" w:color="000000"/>
+          <w:left w:val="nil" w:sz="0" w:space="0" w:color="000000"/>
+          <w:bottom w:val="single" w:sz="8" w:space="0" w:color="000000"/>
+          <w:right w:val="nil" w:sz="0" w:space="0" w:color="000000"/>
+          <w:insideH w:val="single" w:sz="4" w:space="0" w:color="000000"/>
+          <w:insideV w:val="nil" w:sz="0" w:space="0" w:color="000000"/>
+        </w:tblBorders>
+      </w:tblPr>
+      <w:tblGrid>
+        <w:gridCol w:w="5111"/>
+        <w:gridCol w:w="4859"/>
+      </w:tblGrid>
+      <w:tr>
+        <w:trPr>
+          <w:tblHeader w:val="true"/>
+          <w:cantSplit/>
+        </w:trPr>
+        <w:tc>
+          <w:tcPr>
+            <w:tcW w:type="dxa" w:w="5111"/>
+            <w:vAlign w:val="center"/>
+            <w:shd w:fill="E7E7E7"/>
+            <w:tcMar>
+              <w:top w:w="70" w:type="dxa"/>
+              <w:start w:w="100" w:type="dxa"/>
+              <w:bottom w:w="70" w:type="dxa"/>
+              <w:end w:w="100" w:type="dxa"/>
+            </w:tcMar>
+          </w:tcPr>
+          <w:p>
+            <w:pPr>
+              <w:spacing w:after="0" w:line="252" w:lineRule="auto"/>
+              <w:jc w:val="center"/>
+            </w:pPr>
+            <w:r>
+              <w:rPr>
+                <w:rFonts w:ascii="HY견고딕" w:hAnsi="HY견고딕" w:eastAsia="HY견고딕"/>
+                <w:b/>
+                <w:color w:val="000000"/>
+                <w:sz w:val="16"/>
+              </w:rPr>
+              <w:t>I. 서론</w:t>
+            </w:r>
+          </w:p>
+        </w:tc>
+        <w:tc>
+          <w:tcPr>
+            <w:tcW w:type="dxa" w:w="4859"/>
+            <w:vAlign w:val="center"/>
+            <w:shd w:fill="E7E7E7"/>
+            <w:tcMar>
+              <w:top w:w="70" w:type="dxa"/>
+              <w:start w:w="100" w:type="dxa"/>
+              <w:bottom w:w="70" w:type="dxa"/>
+              <w:end w:w="100" w:type="dxa"/>
+            </w:tcMar>
+          </w:tcPr>
+          <w:p>
+            <w:pPr>
+              <w:spacing w:after="0" w:line="252" w:lineRule="auto"/>
+              <w:jc w:val="center"/>
+            </w:pPr>
+            <w:r>
+              <w:rPr>
+                <w:rFonts w:ascii="HY견고딕" w:hAnsi="HY견고딕" w:eastAsia="HY견고딕"/>
+                <w:b/>
+                <w:color w:val="000000"/>
+                <w:sz w:val="16"/>
+              </w:rPr>
+              <w:t>V. 논의</w:t>
+            </w:r>
+          </w:p>
+        </w:tc>
+      </w:tr>
+      <w:tr>
+        <w:trPr>
+          <w:cantSplit/>
+        </w:trPr>
+        <w:tc>
+          <w:tcPr>
+            <w:tcW w:type="dxa" w:w="5111"/>
+            <w:vAlign w:val="center"/>
+            <w:tcMar>
+              <w:top w:w="70" w:type="dxa"/>
+              <w:start w:w="100" w:type="dxa"/>
+              <w:bottom w:w="70" w:type="dxa"/>
+              <w:end w:w="100" w:type="dxa"/>
+            </w:tcMar>
+          </w:tcPr>
+          <w:p>
+            <w:pPr>
+              <w:spacing w:after="0" w:line="252" w:lineRule="auto"/>
+              <w:jc w:val="left"/>
+            </w:pPr>
+            <w:r>
+              <w:rPr>
+                <w:rFonts w:ascii="HY신명조" w:hAnsi="HY신명조" w:eastAsia="HY신명조"/>
+                <w:color w:val="000000"/>
+                <w:sz w:val="16"/>
+              </w:rPr>
+              <w:t>II. 이론적·법적 배경</w:t>
+            </w:r>
+          </w:p>
+        </w:tc>
+        <w:tc>
+          <w:tcPr>
+            <w:tcW w:type="dxa" w:w="4859"/>
+            <w:vAlign w:val="center"/>
+            <w:tcMar>
+              <w:top w:w="70" w:type="dxa"/>
+              <w:start w:w="100" w:type="dxa"/>
+              <w:bottom w:w="70" w:type="dxa"/>
+              <w:end w:w="100" w:type="dxa"/>
+            </w:tcMar>
+          </w:tcPr>
+          <w:p>
+            <w:pPr>
+              <w:spacing w:after="0" w:line="252" w:lineRule="auto"/>
+              <w:jc w:val="center"/>
+            </w:pPr>
+            <w:r>
+              <w:rPr>
+                <w:rFonts w:ascii="HY신명조" w:hAnsi="HY신명조" w:eastAsia="HY신명조"/>
+                <w:color w:val="000000"/>
+                <w:sz w:val="16"/>
+              </w:rPr>
+              <w:t>VI. 형사정책적 제언</w:t>
+            </w:r>
+          </w:p>
+        </w:tc>
+      </w:tr>
+      <w:tr>
+        <w:trPr>
+          <w:cantSplit/>
+        </w:trPr>
+        <w:tc>
+          <w:tcPr>
+            <w:tcW w:type="dxa" w:w="5111"/>
+            <w:vAlign w:val="center"/>
+            <w:tcMar>
+              <w:top w:w="70" w:type="dxa"/>
+              <w:start w:w="100" w:type="dxa"/>
+              <w:bottom w:w="70" w:type="dxa"/>
+              <w:end w:w="100" w:type="dxa"/>
+            </w:tcMar>
+          </w:tcPr>
+          <w:p>
+            <w:pPr>
+              <w:spacing w:after="0" w:line="252" w:lineRule="auto"/>
+              <w:jc w:val="left"/>
+            </w:pPr>
+            <w:r>
+              <w:rPr>
+                <w:rFonts w:ascii="HY신명조" w:hAnsi="HY신명조" w:eastAsia="HY신명조"/>
+                <w:color w:val="000000"/>
+                <w:sz w:val="16"/>
+              </w:rPr>
+              <w:t>III. 연구방법</w:t>
+            </w:r>
+          </w:p>
+        </w:tc>
+        <w:tc>
+          <w:tcPr>
+            <w:tcW w:type="dxa" w:w="4859"/>
+            <w:vAlign w:val="center"/>
+            <w:tcMar>
+              <w:top w:w="70" w:type="dxa"/>
+              <w:start w:w="100" w:type="dxa"/>
+              <w:bottom w:w="70" w:type="dxa"/>
+              <w:end w:w="100" w:type="dxa"/>
+            </w:tcMar>
+          </w:tcPr>
+          <w:p>
+            <w:pPr>
+              <w:spacing w:after="0" w:line="252" w:lineRule="auto"/>
+              <w:jc w:val="center"/>
+            </w:pPr>
+            <w:r>
+              <w:rPr>
+                <w:rFonts w:ascii="HY신명조" w:hAnsi="HY신명조" w:eastAsia="HY신명조"/>
+                <w:color w:val="000000"/>
+                <w:sz w:val="16"/>
+              </w:rPr>
+              <w:t>VII. 한계</w:t>
+            </w:r>
+          </w:p>
+        </w:tc>
+      </w:tr>
+      <w:tr>
+        <w:trPr>
+          <w:cantSplit/>
+        </w:trPr>
+        <w:tc>
+          <w:tcPr>
+            <w:tcW w:type="dxa" w:w="5111"/>
+            <w:vAlign w:val="center"/>
+            <w:tcMar>
+              <w:top w:w="70" w:type="dxa"/>
+              <w:start w:w="100" w:type="dxa"/>
+              <w:bottom w:w="70" w:type="dxa"/>
+              <w:end w:w="100" w:type="dxa"/>
+            </w:tcMar>
+          </w:tcPr>
+          <w:p>
+            <w:pPr>
+              <w:spacing w:after="0" w:line="252" w:lineRule="auto"/>
+              <w:jc w:val="left"/>
+            </w:pPr>
+            <w:r>
+              <w:rPr>
+                <w:rFonts w:ascii="HY신명조" w:hAnsi="HY신명조" w:eastAsia="HY신명조"/>
+                <w:color w:val="000000"/>
+                <w:sz w:val="16"/>
+              </w:rPr>
+              <w:t>IV. 분석결과</w:t>
+            </w:r>
+          </w:p>
+        </w:tc>
+        <w:tc>
+          <w:tcPr>
+            <w:tcW w:type="dxa" w:w="4859"/>
+            <w:vAlign w:val="center"/>
+            <w:tcMar>
+              <w:top w:w="70" w:type="dxa"/>
+              <w:start w:w="100" w:type="dxa"/>
+              <w:bottom w:w="70" w:type="dxa"/>
+              <w:end w:w="100" w:type="dxa"/>
+            </w:tcMar>
+          </w:tcPr>
+          <w:p>
+            <w:pPr>
+              <w:spacing w:after="0" w:line="252" w:lineRule="auto"/>
+              <w:jc w:val="center"/>
+            </w:pPr>
+            <w:r>
+              <w:rPr>
+                <w:rFonts w:ascii="HY신명조" w:hAnsi="HY신명조" w:eastAsia="HY신명조"/>
+                <w:color w:val="000000"/>
+                <w:sz w:val="16"/>
+              </w:rPr>
+              <w:t>VIII. 결론</w:t>
+            </w:r>
+          </w:p>
+        </w:tc>
+      </w:tr>
+    </w:tbl>
+    <w:p>
+      <w:pPr>
+        <w:spacing w:after="20"/>
+      </w:pPr>
+    </w:p>
+    <w:p>
+      <w:pPr>
+        <w:pStyle w:val="Heading1"/>
+        <w:keepNext/>
+        <w:keepLines/>
+      </w:pPr>
+      <w:r>
+        <w:rPr>
+          <w:rFonts w:ascii="HY견고딕" w:hAnsi="HY견고딕" w:eastAsia="HY견고딕"/>
+          <w:b/>
+          <w:color w:val="000000"/>
+          <w:sz w:val="28"/>
+        </w:rPr>
+        <w:t>I. 서론</w:t>
+      </w:r>
+    </w:p>
+    <w:p>
+      <w:pPr>
+        <w:pStyle w:val="Heading2"/>
+        <w:keepNext/>
+        <w:keepLines/>
+      </w:pPr>
+      <w:r>
+        <w:rPr>
+          <w:rFonts w:ascii="HY견고딕" w:hAnsi="HY견고딕" w:eastAsia="HY견고딕"/>
+          <w:b/>
+          <w:color w:val="000000"/>
+          <w:sz w:val="24"/>
+        </w:rPr>
+        <w:t>1. 연구 배경</w:t>
+      </w:r>
+    </w:p>
+    <w:p>
+      <w:pPr>
+        <w:widowControl/>
+        <w:spacing w:before="0" w:after="60" w:line="331" w:lineRule="auto"/>
+        <w:ind w:firstLine="397"/>
+        <w:jc w:val="both"/>
+      </w:pPr>
+      <w:r>
+        <w:rPr>
+          <w:rFonts w:ascii="HY신명조" w:hAnsi="HY신명조" w:eastAsia="HY신명조"/>
+          <w:color w:val="000000"/>
+          <w:sz w:val="20"/>
+        </w:rPr>
+        <w:t>생성형 인공지능은 이용자의 입력을 바탕으로 답변을 생성하고, 그 과정에서 입력·출력·로그·관찰성 도구·외부 API 등 여러 계층을 통과한다. 주민등록번호나 여권번호처럼 형식이 비교적 고정된 정보뿐 아니라 건강상태, 처방, 범죄경력, 종교, 정치적 견해, 가족관계처럼 자연어 문맥에 포함되는 정보도 이 경로에 들어갈 수 있다. 서비스 제공자는 이러한 노출을 줄이기 위해 입력 전처리, 정규식·사전 기반 탐지, 상용 필터, 프롬프트 보안 서비스, LLM 판별기를 결합한 다계층 가드레일을 구성한다.</w:t>
+      </w:r>
+    </w:p>
+    <w:p>
+      <w:pPr>
+        <w:widowControl/>
+        <w:spacing w:before="0" w:after="60" w:line="331" w:lineRule="auto"/>
+        <w:ind w:firstLine="397"/>
+        <w:jc w:val="both"/>
+      </w:pPr>
+      <w:r>
+        <w:rPr>
+          <w:rFonts w:ascii="HY신명조" w:hAnsi="HY신명조" w:eastAsia="HY신명조"/>
+          <w:color w:val="000000"/>
+          <w:sz w:val="20"/>
+        </w:rPr>
+        <w:t>가드레일의 존재가 곧 보호의 실효성을 뜻하지는 않는다. 한 계층이 사람 이름처럼 주변 문자열만 마스킹하고 정작 평가 대상인 의료정보를 그대로 남겼는데도 “출력이 달라졌다”는 이유로 성공으로 계산할 수 있다. 반대로 원래 문자열이 전각 숫자, 원문자 숫자, 한글 숫자, 자모, 구분자 변경 등으로 변형되면 단순 문자열 비교는 보호 대상의 잔존 여부를 추적하지 못한다. 정책 논문이 이러한 수치를 근거로 기술 최소기준, 영향평가 또는 제재 강화를 제안한다면, 성능 수치의 구성타당도와 재현성은 정책 결론보다 먼저 검증되어야 한다.</w:t>
+      </w:r>
+    </w:p>
+    <w:p>
+      <w:pPr>
+        <w:widowControl/>
+        <w:spacing w:before="0" w:after="60" w:line="331" w:lineRule="auto"/>
+        <w:ind w:firstLine="397"/>
+        <w:jc w:val="both"/>
+      </w:pPr>
+      <w:r>
+        <w:rPr>
+          <w:rFonts w:ascii="HY신명조" w:hAnsi="HY신명조" w:eastAsia="HY신명조"/>
+          <w:color w:val="000000"/>
+          <w:sz w:val="20"/>
+        </w:rPr>
+        <w:t>본 연구가 감사한 프로젝트는 정규화 기반 Layer 0, Microsoft Presidio, Amazon Bedrock Guardrails, Lakera, GPT-4o-mini 기반 판별기를 결합하고 10,000건의 합성 페이로드를 대상으로 네 가지 구성을 비교하였다. 저장된 문서는 Layer 0가 LLM 판별기보다 높은 탐지율과 낮은 지연·비용을 보였다고 주장하였다. 그러나 재검증 과정에서 변이 후 정답 추적, 평가 함수의 통일, 데이터 생성 경로, 체크섬, 비용 귀속 및 제품 지원 언어에 중대한 불일치가 확인되었다.</w:t>
+      </w:r>
+    </w:p>
+    <w:p>
+      <w:pPr>
+        <w:widowControl/>
+        <w:spacing w:before="0" w:after="60" w:line="331" w:lineRule="auto"/>
+        <w:ind w:firstLine="397"/>
+        <w:jc w:val="both"/>
+      </w:pPr>
+      <w:r>
+        <w:rPr>
+          <w:rFonts w:ascii="HY신명조" w:hAnsi="HY신명조" w:eastAsia="HY신명조"/>
+          <w:color w:val="000000"/>
+          <w:sz w:val="20"/>
+        </w:rPr>
+        <w:t>본 연구의 목적은 첫째, 변이 후 보호대상 문자열을 복원하고 동일 원천값의 원형·변이 사례를 비교하여 한국어 PII 자체의 문자·인코딩·표기 변화가 기존 가드레일의 미차단 위험을 높이는지 확인하며, 둘째, 그 위험을 줄이기 위한 정규화 기반 Layer 0의 추가효과와 한계를 평가하고, 셋째, 가드레일 실험이 형사정책적 근거로 사용되기 위해 갖추어야 할 최소조건을 제시하는 데 있다.</w:t>
+      </w:r>
+    </w:p>
+    <w:p>
+      <w:pPr>
+        <w:pStyle w:val="Heading2"/>
+        <w:keepNext/>
+        <w:keepLines/>
+      </w:pPr>
+      <w:r>
+        <w:rPr>
+          <w:rFonts w:ascii="HY견고딕" w:hAnsi="HY견고딕" w:eastAsia="HY견고딕"/>
+          <w:b/>
+          <w:color w:val="000000"/>
+          <w:sz w:val="24"/>
+        </w:rPr>
+        <w:t>2. 연구질문</w:t>
+      </w:r>
+    </w:p>
+    <w:p>
+      <w:pPr>
+        <w:widowControl/>
+        <w:spacing w:before="0" w:after="60" w:line="331" w:lineRule="auto"/>
+        <w:ind w:firstLine="397"/>
+        <w:jc w:val="both"/>
+      </w:pPr>
+      <w:r>
+        <w:rPr>
+          <w:rFonts w:ascii="HY신명조" w:hAnsi="HY신명조" w:eastAsia="HY신명조"/>
+          <w:color w:val="000000"/>
+          <w:sz w:val="20"/>
+        </w:rPr>
+        <w:t>연구질문은 다음과 같다.</w:t>
+      </w:r>
+    </w:p>
+    <w:p>
+      <w:pPr>
+        <w:widowControl/>
+        <w:spacing w:before="0" w:after="60" w:line="331" w:lineRule="auto"/>
+        <w:ind w:firstLine="397"/>
+        <w:jc w:val="both"/>
+      </w:pPr>
+      <w:r>
+        <w:rPr>
+          <w:rFonts w:ascii="HY신명조" w:hAnsi="HY신명조" w:eastAsia="HY신명조"/>
+          <w:b/>
+          <w:color w:val="000000"/>
+          <w:sz w:val="20"/>
+        </w:rPr>
+        <w:t>RQ1.</w:t>
+      </w:r>
+      <w:r>
+        <w:rPr>
+          <w:rFonts w:ascii="HY신명조" w:hAnsi="HY신명조" w:eastAsia="HY신명조"/>
+          <w:color w:val="000000"/>
+          <w:sz w:val="20"/>
+        </w:rPr>
+        <w:t xml:space="preserve"> 동일한 PII 유형·원천값에서 생성된 원형과 변이 사례를 비교할 때, 보호대상 문자열 자체의 문자·인코딩·표기 변형은 기존 다계층 가드레일의 미차단 가능성을 높이는가?</w:t>
+      </w:r>
+    </w:p>
+    <w:p>
+      <w:pPr>
+        <w:widowControl/>
+        <w:spacing w:before="0" w:after="60" w:line="331" w:lineRule="auto"/>
+        <w:ind w:firstLine="397"/>
+        <w:jc w:val="both"/>
+      </w:pPr>
+      <w:r>
+        <w:rPr>
+          <w:rFonts w:ascii="HY신명조" w:hAnsi="HY신명조" w:eastAsia="HY신명조"/>
+          <w:b/>
+          <w:color w:val="000000"/>
+          <w:sz w:val="20"/>
+        </w:rPr>
+        <w:t>RQ2.</w:t>
+      </w:r>
+      <w:r>
+        <w:rPr>
+          <w:rFonts w:ascii="HY신명조" w:hAnsi="HY신명조" w:eastAsia="HY신명조"/>
+          <w:color w:val="000000"/>
+          <w:sz w:val="20"/>
+        </w:rPr>
+        <w:t xml:space="preserve"> 정규화 기반 Layer 0를 입력단에 추가하면 기존 계층이 놓친 변이 페이로드를 추가로 차단하는가?</w:t>
+      </w:r>
+    </w:p>
+    <w:p>
+      <w:pPr>
+        <w:widowControl/>
+        <w:spacing w:before="0" w:after="60" w:line="331" w:lineRule="auto"/>
+        <w:ind w:firstLine="397"/>
+        <w:jc w:val="both"/>
+      </w:pPr>
+      <w:r>
+        <w:rPr>
+          <w:rFonts w:ascii="HY신명조" w:hAnsi="HY신명조" w:eastAsia="HY신명조"/>
+          <w:b/>
+          <w:color w:val="000000"/>
+          <w:sz w:val="20"/>
+        </w:rPr>
+        <w:t>RQ3.</w:t>
+      </w:r>
+      <w:r>
+        <w:rPr>
+          <w:rFonts w:ascii="HY신명조" w:hAnsi="HY신명조" w:eastAsia="HY신명조"/>
+          <w:color w:val="000000"/>
+          <w:sz w:val="20"/>
+        </w:rPr>
+        <w:t xml:space="preserve"> Layer 0의 효과를 개인정보 안전조치와 형사정책의 근거로 사용하기 위해 필요한 기술적·절차적 최소기준은 무엇인가?</w:t>
+      </w:r>
+    </w:p>
+    <w:p>
+      <w:pPr>
+        <w:pStyle w:val="Heading2"/>
+        <w:keepNext/>
+        <w:keepLines/>
+      </w:pPr>
+      <w:r>
+        <w:rPr>
+          <w:rFonts w:ascii="HY견고딕" w:hAnsi="HY견고딕" w:eastAsia="HY견고딕"/>
+          <w:b/>
+          <w:color w:val="000000"/>
+          <w:sz w:val="24"/>
+        </w:rPr>
+        <w:t>3. 연구의 범위와 기여</w:t>
+      </w:r>
+    </w:p>
+    <w:p>
+      <w:pPr>
+        <w:widowControl/>
+        <w:spacing w:before="0" w:after="60" w:line="331" w:lineRule="auto"/>
+        <w:ind w:firstLine="397"/>
+        <w:jc w:val="both"/>
+      </w:pPr>
+      <w:r>
+        <w:rPr>
+          <w:rFonts w:ascii="HY신명조" w:hAnsi="HY신명조" w:eastAsia="HY신명조"/>
+          <w:color w:val="000000"/>
+          <w:sz w:val="20"/>
+        </w:rPr>
+        <w:t>본 연구는 실제 서비스 이용자의 피해자화, 공격자의 동기, 실제 범죄 발생률을 측정하지 않는다. 실제 개인정보가 아닌 합성 페이로드와 저장된 시스템 출력, 코드 및 문서를 대상으로 하는 연구 산출물 감사다. 여기서 “유출 가능성”은 평가 대상 PII가 차단·마스킹되지 않은 채 가드레일 계층을 통과한 상태를 뜻하며, 실제 외부 전송이나 피해 발생을 뜻하지 않는다.</w:t>
+      </w:r>
+    </w:p>
+    <w:p>
+      <w:pPr>
+        <w:widowControl/>
+        <w:spacing w:before="0" w:after="60" w:line="331" w:lineRule="auto"/>
+        <w:ind w:firstLine="397"/>
+        <w:jc w:val="both"/>
+      </w:pPr>
+      <w:r>
+        <w:rPr>
+          <w:rFonts w:ascii="HY신명조" w:hAnsi="HY신명조" w:eastAsia="HY신명조"/>
+          <w:color w:val="000000"/>
+          <w:sz w:val="20"/>
+        </w:rPr>
+        <w:t>연구의 기여는 네 가지다. 첫째, 기존 평가기가 놓친 변이 후 보호대상 문자열을 9,964건에서 복원하는 감사용 평가기를 구현하였다. 둘째, 동일 PII 유형·원천값의 원형과 변이 사례 3,461쌍을 구성하고, 한국어·보호대상 변경 여부를 구분하여 변이 위험을 재추정하였다. 셋째, 기존 계층이 놓쳤으나 Layer 0 추가 구성이 차단한 1,354건과 그중 Layer 0의 직접 차단 1,353건을 확인하고, 합성 정상문 10,000건·공식 법령 1,519개·네 서비스 도메인 공식 문서 693개에서 과잉차단을 함께 측정하였다. 넷째, 법적 범주, 범죄학적 보호자 개념, 제품 지원 문서와 실험 설정을 분리하고 정책 연구를 위한 최소 보고·재현 기준을 제안하였다.</w:t>
+      </w:r>
+    </w:p>
+    <w:p>
+      <w:pPr>
+        <w:pStyle w:val="Heading1"/>
+        <w:keepNext/>
+        <w:keepLines/>
+      </w:pPr>
+      <w:r>
+        <w:rPr>
+          <w:rFonts w:ascii="HY견고딕" w:hAnsi="HY견고딕" w:eastAsia="HY견고딕"/>
+          <w:b/>
+          <w:color w:val="000000"/>
+          <w:sz w:val="28"/>
+        </w:rPr>
+        <w:t>II. 이론적·법적 배경</w:t>
+      </w:r>
+    </w:p>
+    <w:p>
+      <w:pPr>
+        <w:pStyle w:val="Heading2"/>
+        <w:keepNext/>
+        <w:keepLines/>
+      </w:pPr>
+      <w:r>
+        <w:rPr>
+          <w:rFonts w:ascii="HY견고딕" w:hAnsi="HY견고딕" w:eastAsia="HY견고딕"/>
+          <w:b/>
+          <w:color w:val="000000"/>
+          <w:sz w:val="24"/>
+        </w:rPr>
+        <w:t>1. 일상활동이론과 기술적 보호자</w:t>
+      </w:r>
+    </w:p>
+    <w:p>
+      <w:pPr>
+        <w:widowControl/>
+        <w:spacing w:before="0" w:after="60" w:line="331" w:lineRule="auto"/>
+        <w:ind w:firstLine="397"/>
+        <w:jc w:val="both"/>
+      </w:pPr>
+      <w:r>
+        <w:rPr>
+          <w:rFonts w:ascii="HY신명조" w:hAnsi="HY신명조" w:eastAsia="HY신명조"/>
+          <w:color w:val="000000"/>
+          <w:sz w:val="20"/>
+        </w:rPr>
+        <w:t>Cohen과 Felson(1979)은 범죄 기회를 동기화된 범죄자, 적합한 표적, 유능한 보호자의 부재가 시간과 공간에서 수렴하는 구조로 설명하였다. 이 접근은 범죄자의 성향만이 아니라 범죄가 가능해지는 일상적 조건에 주목한다. 상황적 범죄예방은 이러한 기회구조에 개입하여 범행의 노력과 위험을 높이고 보상을 줄이는 실천적 접근으로 발전하였다(Clarke, 1980; 1983; Felson &amp; Clarke, 1998).</w:t>
+      </w:r>
+    </w:p>
+    <w:p>
+      <w:pPr>
+        <w:widowControl/>
+        <w:spacing w:before="0" w:after="60" w:line="331" w:lineRule="auto"/>
+        <w:ind w:firstLine="397"/>
+        <w:jc w:val="both"/>
+      </w:pPr>
+      <w:r>
+        <w:rPr>
+          <w:rFonts w:ascii="HY신명조" w:hAnsi="HY신명조" w:eastAsia="HY신명조"/>
+          <w:color w:val="000000"/>
+          <w:sz w:val="20"/>
+        </w:rPr>
+        <w:t>온라인 환경에서 이 이론을 그대로 이전하는 데에는 한계가 있다. Yar(2005)는 가상공간에서는 물리적 시공간 수렴과 표적의 물리적 관성이 달라진다는 점을 지적하였다. Leukfeldt와 Yar(2016)는 가치·가시성·접근성·보호자의 효과가 사이버범죄 유형에 따라 일관되지 않음을 보였다. Williams(2016)는 온라인 신원도용 연구에서 보호자를 능동적 개인 보호자, 회피적 개인 보호자, 수동적 물리적 보호자 등으로 구분하였다. 국내 연구에서도 보안프로그램이나 감독의 효과는 연구와 피해유형에 따라 다르게 나타났다(이윤호·김도우·유영재, 2011; 박기태·조제성, 2017; 서지혜·최진선·박진수, 2020). 최근의 반복피해 연구는 학교·교사의 감독 수준이 낮을수록 온라인 괴롭힘 반복피해 가능성이 높아진다고 보고하였고(노희주·조윤오, 2025), VIVA 모델을 중심으로 한 국내 이론 연구는 온라인의 유동적 시공간에 맞춘 일상활동이론의 조정 필요성을 제기하였다(블라데미르 T. 콩고·여승준·최진혁, 2025).</w:t>
+      </w:r>
+    </w:p>
+    <w:p>
+      <w:pPr>
+        <w:widowControl/>
+        <w:spacing w:before="0" w:after="60" w:line="331" w:lineRule="auto"/>
+        <w:ind w:firstLine="397"/>
+        <w:jc w:val="both"/>
+      </w:pPr>
+      <w:r>
+        <w:rPr>
+          <w:rFonts w:ascii="HY신명조" w:hAnsi="HY신명조" w:eastAsia="HY신명조"/>
+          <w:color w:val="000000"/>
+          <w:sz w:val="20"/>
+        </w:rPr>
+        <w:t xml:space="preserve">이러한 논의를 바탕으로 본 연구는 가드레일을 실제 인간 보호자나 범죄 통제기관과 동일시하지 않는다. 가드레일은 특정 입력을 차단·마스킹하는 </w:t>
+      </w:r>
+      <w:r>
+        <w:rPr>
+          <w:rFonts w:ascii="HY신명조" w:hAnsi="HY신명조" w:eastAsia="HY신명조"/>
+          <w:b/>
+          <w:color w:val="000000"/>
+          <w:sz w:val="20"/>
+        </w:rPr>
+        <w:t>수동적 기술 보호자의 역량 대리지표</w:t>
+      </w:r>
+      <w:r>
+        <w:rPr>
+          <w:rFonts w:ascii="HY신명조" w:hAnsi="HY신명조" w:eastAsia="HY신명조"/>
+          <w:color w:val="000000"/>
+          <w:sz w:val="20"/>
+        </w:rPr>
+        <w:t>다. 또한 변이 단계 L0~L5는 공격기법의 형식과 정교도를 나타낼 뿐 범죄자의 동기를 나타내지 않는다. 합성 페이로드가 가드레일을 우회했다는 사실도 실제 피해자화나 범죄 발생을 뜻하지 않는다.</w:t>
+      </w:r>
+    </w:p>
+    <w:p>
+      <w:pPr>
+        <w:pStyle w:val="Heading2"/>
+        <w:keepNext/>
+        <w:keepLines/>
+      </w:pPr>
+      <w:r>
+        <w:rPr>
+          <w:rFonts w:ascii="HY견고딕" w:hAnsi="HY견고딕" w:eastAsia="HY견고딕"/>
+          <w:b/>
+          <w:color w:val="000000"/>
+          <w:sz w:val="24"/>
+        </w:rPr>
+        <w:t>2. 상황적 범죄예방과 전이 개념의 한계</w:t>
+      </w:r>
+    </w:p>
+    <w:p>
+      <w:pPr>
+        <w:widowControl/>
+        <w:spacing w:before="0" w:after="60" w:line="331" w:lineRule="auto"/>
+        <w:ind w:firstLine="397"/>
+        <w:jc w:val="both"/>
+      </w:pPr>
+      <w:r>
+        <w:rPr>
+          <w:rFonts w:ascii="HY신명조" w:hAnsi="HY신명조" w:eastAsia="HY신명조"/>
+          <w:color w:val="000000"/>
+          <w:sz w:val="20"/>
+        </w:rPr>
+        <w:t xml:space="preserve">정규화·탐지 계층을 추가하는 것은 상황적 범죄예방의 표적 강화 또는 접근통제와 유사한 기능으로 해석할 수 있다. 그러나 특정 변이기법이나 RAG 문맥에서 우회가 남았다는 사실만으로 전이가 발생했다고 할 수 없다. Reppetto(1976)가 다룬 전이는 예방조치로 차단된 행위가 다른 장소, 시간, 표적 또는 수법으로 이동하는 현상이다. 전이를 확인하려면 방어 도입 전후 공격자의 실제 선택과 이동을 시간 순서에 따라 관찰해야 한다. 본 연구의 정적 벤치마크가 보여줄 수 있는 것은 전이가 아니라 </w:t>
+      </w:r>
+      <w:r>
+        <w:rPr>
+          <w:rFonts w:ascii="HY신명조" w:hAnsi="HY신명조" w:eastAsia="HY신명조"/>
+          <w:b/>
+          <w:color w:val="000000"/>
+          <w:sz w:val="20"/>
+        </w:rPr>
+        <w:t>전술별 잔존 취약성</w:t>
+      </w:r>
+      <w:r>
+        <w:rPr>
+          <w:rFonts w:ascii="HY신명조" w:hAnsi="HY신명조" w:eastAsia="HY신명조"/>
+          <w:color w:val="000000"/>
+          <w:sz w:val="20"/>
+        </w:rPr>
+        <w:t>이다.</w:t>
+      </w:r>
+    </w:p>
+    <w:p>
+      <w:pPr>
+        <w:pStyle w:val="Heading2"/>
+        <w:keepNext/>
+        <w:keepLines/>
+      </w:pPr>
+      <w:r>
+        <w:rPr>
+          <w:rFonts w:ascii="HY견고딕" w:hAnsi="HY견고딕" w:eastAsia="HY견고딕"/>
+          <w:b/>
+          <w:color w:val="000000"/>
+          <w:sz w:val="24"/>
+        </w:rPr>
+        <w:t>3. 개인정보 보호법상 민감정보와 안전조치</w:t>
+      </w:r>
+    </w:p>
+    <w:p>
+      <w:pPr>
+        <w:widowControl/>
+        <w:spacing w:before="0" w:after="60" w:line="331" w:lineRule="auto"/>
+        <w:ind w:firstLine="397"/>
+        <w:jc w:val="both"/>
+      </w:pPr>
+      <w:r>
+        <w:rPr>
+          <w:rFonts w:ascii="HY신명조" w:hAnsi="HY신명조" w:eastAsia="HY신명조"/>
+          <w:color w:val="000000"/>
+          <w:sz w:val="20"/>
+        </w:rPr>
+        <w:t>기술 분야에서 사용하는 PII는 특정 개인을 식별하거나 식별 가능성을 높이는 넓은 범주의 정보를 가리킨다. 그러나 데이터셋의 모든 PII 유형이 개인정보 보호법 제23조의 민감정보인 것은 아니다. 제23조 제1항 본문과 개인정보 보호법 시행령 제18조는 사상·신념, 노동조합·정당 가입, 정치적 견해, 건강, 성생활, 유전정보, 범죄경력자료, 생체인식정보, 인종·민족정보 등 별도의 범위를 정한다. 주민등록번호·여권번호 등은 고유식별정보 관련 규율과 함께 검토해야 하며, 일반 개인정보도 별도 처리 원칙을 적용받는다.</w:t>
+      </w:r>
+    </w:p>
+    <w:p>
+      <w:pPr>
+        <w:widowControl/>
+        <w:spacing w:before="0" w:after="60" w:line="331" w:lineRule="auto"/>
+        <w:ind w:firstLine="397"/>
+        <w:jc w:val="both"/>
+      </w:pPr>
+      <w:r>
+        <w:rPr>
+          <w:rFonts w:ascii="HY신명조" w:hAnsi="HY신명조" w:eastAsia="HY신명조"/>
+          <w:color w:val="000000"/>
+          <w:sz w:val="20"/>
+        </w:rPr>
+        <w:t xml:space="preserve">제재 구조도 구분해야 한다. 제23조 제1항을 위반한 민감정보 처리는 제71조 </w:t>
+      </w:r>
+      <w:r>
+        <w:rPr>
+          <w:rFonts w:ascii="HY신명조" w:hAnsi="HY신명조" w:eastAsia="HY신명조"/>
+          <w:b/>
+          <w:color w:val="000000"/>
+          <w:sz w:val="20"/>
+        </w:rPr>
+        <w:t>제4호</w:t>
+      </w:r>
+      <w:r>
+        <w:rPr>
+          <w:rFonts w:ascii="HY신명조" w:hAnsi="HY신명조" w:eastAsia="HY신명조"/>
+          <w:color w:val="000000"/>
+          <w:sz w:val="20"/>
+        </w:rPr>
+        <w:t>의 형사처벌 대상이 될 수 있다. 제23조 제2항·제29조 등의 안전조치 미이행은 제75조 제2항 제5호의 과태료 구조와 연결된다. 제64조의2의 전체 매출액 3% 이하 과징금은 무동의 민감정보 처리와 안전조치를 다하지 않은 상태에서의 유출 등 법률이 정한 사유별 요건에 따라 판단된다. 기술적 탐지 실패 하나만으로 형사처벌·과태료·과징금이 자동으로 성립한다고 서술해서는 안 된다.</w:t>
+      </w:r>
+    </w:p>
+    <w:p>
+      <w:pPr>
+        <w:widowControl/>
+        <w:spacing w:before="0" w:after="60" w:line="331" w:lineRule="auto"/>
+        <w:ind w:firstLine="397"/>
+        <w:jc w:val="both"/>
+      </w:pPr>
+      <w:r>
+        <w:rPr>
+          <w:rFonts w:ascii="HY신명조" w:hAnsi="HY신명조" w:eastAsia="HY신명조"/>
+          <w:color w:val="000000"/>
+          <w:sz w:val="20"/>
+        </w:rPr>
+        <w:t>개인정보 영향평가와 관련하여 제33조 제1항의 의무 대상은 일정한 공공기관 개인정보파일이다. 다만 같은 조 제11항은 민간 개인정보처리자도 개인정보파일 운용으로 정보주체의 권리침해가 우려되면 영향평가를 하기 위해 적극 노력하도록 한다. 따라서 민간 영향평가가 전혀 존재하지 않는다고 단정하기보다, 고위험 생성형 AI에 대한 노력의무를 구체적이고 검증 가능한 절차로 강화할 필요가 있다는 입법론으로 접근해야 한다.</w:t>
+      </w:r>
+    </w:p>
+    <w:p>
+      <w:pPr>
+        <w:pStyle w:val="Heading2"/>
+        <w:keepNext/>
+        <w:keepLines/>
+      </w:pPr>
+      <w:r>
+        <w:rPr>
+          <w:rFonts w:ascii="HY견고딕" w:hAnsi="HY견고딕" w:eastAsia="HY견고딕"/>
+          <w:b/>
+          <w:color w:val="000000"/>
+          <w:sz w:val="24"/>
+        </w:rPr>
+        <w:t>4. 인공지능기본법의 위험관리 구조</w:t>
+      </w:r>
+    </w:p>
+    <w:p>
+      <w:pPr>
+        <w:widowControl/>
+        <w:spacing w:before="0" w:after="60" w:line="331" w:lineRule="auto"/>
+        <w:ind w:firstLine="397"/>
+        <w:jc w:val="both"/>
+      </w:pPr>
+      <w:r>
+        <w:rPr>
+          <w:rFonts w:ascii="HY신명조" w:hAnsi="HY신명조" w:eastAsia="HY신명조"/>
+          <w:color w:val="000000"/>
+          <w:sz w:val="20"/>
+        </w:rPr>
+        <w:t>「인공지능 발전과 신뢰 기반 조성 등에 관한 기본법」의 법률 제21311호 통합본에는 2026년 7월 21일 시행된 일부 개정 조문이 포함되어 있다. 그러나 본 연구가 인용하는 제31조·제33조·제34조·제35조·제43조의 조문별 시행일은 국가법령정보센터 공식 XML에서 모두 2026년 1월 22일로 확인된다. 제31조는 생성형 AI 등의 고지·표시 의무를, 제33조는 고영향 AI 해당 여부의 사전 검토와 확인 절차를 규정한다. 위험관리, 설명 방안, 이용자 보호, 사람의 관리·감독, 문서 작성·보관 등 고영향 AI 사업자의 책무는 제34조에 있다. 제35조는 기본권 영향평가를 위해 노력하도록 정한다. 제43조의 과태료는 제31조 제1항 고지, 제36조 제1항 국내대리인, 제40조 제3항의 명령 불이행 등 열거된 사유에 적용된다.</w:t>
+      </w:r>
+    </w:p>
+    <w:p>
+      <w:pPr>
+        <w:widowControl/>
+        <w:spacing w:before="0" w:after="60" w:line="331" w:lineRule="auto"/>
+        <w:ind w:firstLine="397"/>
+        <w:jc w:val="both"/>
+      </w:pPr>
+      <w:r>
+        <w:rPr>
+          <w:rFonts w:ascii="HY신명조" w:hAnsi="HY신명조" w:eastAsia="HY신명조"/>
+          <w:color w:val="000000"/>
+          <w:sz w:val="20"/>
+        </w:rPr>
+        <w:t>따라서 제33조를 위험관리 의무 조문으로 인용하거나 제34조·제35조의 모든 의무에 제43조 과태료가 직접 연결된다고 서술해서는 안 된다. 기존 문서에 있던 “제재 최소 1년 유예”도 현행 조문과 부칙에서 근거를 확인할 수 없어 본 연구에서는 사용하지 않는다.</w:t>
+      </w:r>
+    </w:p>
+    <w:p>
+      <w:pPr>
+        <w:pStyle w:val="Heading2"/>
+        <w:keepNext/>
+        <w:keepLines/>
+      </w:pPr>
+      <w:r>
+        <w:rPr>
+          <w:rFonts w:ascii="HY견고딕" w:hAnsi="HY견고딕" w:eastAsia="HY견고딕"/>
+          <w:b/>
+          <w:color w:val="000000"/>
+          <w:sz w:val="24"/>
+        </w:rPr>
+        <w:t>5. 제품 지원 언어와 실험 설정</w:t>
+      </w:r>
+    </w:p>
+    <w:p>
+      <w:pPr>
+        <w:widowControl/>
+        <w:spacing w:before="0" w:after="60" w:line="331" w:lineRule="auto"/>
+        <w:ind w:firstLine="397"/>
+        <w:jc w:val="both"/>
+      </w:pPr>
+      <w:r>
+        <w:rPr>
+          <w:rFonts w:ascii="HY신명조" w:hAnsi="HY신명조" w:eastAsia="HY신명조"/>
+          <w:color w:val="000000"/>
+          <w:sz w:val="20"/>
+        </w:rPr>
+        <w:t>Amazon Bedrock Guardrails의 공식 문서는 sensitive information filter에서 한국어를 “Optimized and supported”로 명시한다. 그러므로 Bedrock이 한국어 PII를 지원하지 않는다거나 영어에만 튜닝되어 있다는 일반화는 현재 공식 문서와 맞지 않는다. 특정 실험에서 낮은 성능이 관측되었다면 그 결과는 평가일, AWS region, guardrail ID와 version, safeguard tier, 활성 policy와 entity, 요청·응답 적용 위치에 귀속해야 한다.</w:t>
+      </w:r>
+    </w:p>
+    <w:p>
+      <w:pPr>
+        <w:widowControl/>
+        <w:spacing w:before="0" w:after="60" w:line="331" w:lineRule="auto"/>
+        <w:ind w:firstLine="397"/>
+        <w:jc w:val="both"/>
+      </w:pPr>
+      <w:r>
+        <w:rPr>
+          <w:rFonts w:ascii="HY신명조" w:hAnsi="HY신명조" w:eastAsia="HY신명조"/>
+          <w:color w:val="000000"/>
+          <w:sz w:val="20"/>
+        </w:rPr>
+        <w:t>Presidio 역시 공식 문서가 제시하는 지원 엔터티, 프로젝트가 고정한 버전, 실제 활성화한 recognizer를 구분해야 한다. LiteLLM은 여러 가드레일을 연결하는 게이트웨이이므로 탐지 성능을 LiteLLM 자체의 능력으로 귀속해서도 안 된다. 제품 문서는 시간이 지나며 변경되므로 접근일과 실험 버전을 함께 기록해야 한다.</w:t>
+      </w:r>
+    </w:p>
+    <w:p>
+      <w:pPr>
+        <w:pStyle w:val="Heading1"/>
+        <w:keepNext/>
+        <w:keepLines/>
+      </w:pPr>
+      <w:r>
+        <w:rPr>
+          <w:rFonts w:ascii="HY견고딕" w:hAnsi="HY견고딕" w:eastAsia="HY견고딕"/>
+          <w:b/>
+          <w:color w:val="000000"/>
+          <w:sz w:val="28"/>
+        </w:rPr>
+        <w:t>III. 연구방법</w:t>
+      </w:r>
+    </w:p>
+    <w:p>
+      <w:pPr>
+        <w:pStyle w:val="Heading2"/>
+        <w:keepNext/>
+        <w:keepLines/>
+      </w:pPr>
+      <w:r>
+        <w:rPr>
+          <w:rFonts w:ascii="HY견고딕" w:hAnsi="HY견고딕" w:eastAsia="HY견고딕"/>
+          <w:b/>
+          <w:color w:val="000000"/>
+          <w:sz w:val="24"/>
+        </w:rPr>
+        <w:t>1. 감사 대상과 기준 ref</w:t>
+      </w:r>
+    </w:p>
+    <w:p>
+      <w:pPr>
+        <w:widowControl/>
+        <w:spacing w:before="0" w:after="60" w:line="331" w:lineRule="auto"/>
+        <w:ind w:firstLine="397"/>
+        <w:jc w:val="both"/>
+      </w:pPr>
+      <w:r>
+        <w:rPr>
+          <w:rFonts w:ascii="HY신명조" w:hAnsi="HY신명조" w:eastAsia="HY신명조"/>
+          <w:color w:val="000000"/>
+          <w:sz w:val="20"/>
+        </w:rPr>
+        <w:t>본 연구는 KPIIGD 조직의 네 저장소와 로컬 개인 포크를 검토하였다.</w:t>
+      </w:r>
+    </w:p>
+    <w:p>
+      <w:pPr>
+        <w:spacing w:before="100" w:after="60"/>
+        <w:jc w:val="center"/>
+      </w:pPr>
+      <w:r>
+        <w:rPr>
+          <w:rFonts w:ascii="HY견고딕" w:hAnsi="HY견고딕" w:eastAsia="HY견고딕"/>
+          <w:b/>
+          <w:color w:val="000000"/>
+          <w:sz w:val="20"/>
+        </w:rPr>
+        <w:t>&lt;표 1&gt; 저장소별 감사 기준과 역할</w:t>
+      </w:r>
+    </w:p>
+    <w:tbl>
+      <w:tblPr>
+        <w:tblStyle w:val="TableGrid"/>
+        <w:tblW w:type="dxa" w:w="9970"/>
+        <w:jc w:val="left"/>
+        <w:tblLayout w:type="fixed"/>
+        <w:tblLook w:firstColumn="1" w:firstRow="1" w:lastColumn="0" w:lastRow="0" w:noHBand="0" w:noVBand="1" w:val="04A0"/>
+        <w:tblInd w:w="120" w:type="dxa"/>
+        <w:tblBorders>
+          <w:top w:val="single" w:sz="8" w:space="0" w:color="000000"/>
+          <w:left w:val="nil" w:sz="0" w:space="0" w:color="000000"/>
+          <w:bottom w:val="single" w:sz="8" w:space="0" w:color="000000"/>
+          <w:right w:val="nil" w:sz="0" w:space="0" w:color="000000"/>
+          <w:insideH w:val="single" w:sz="4" w:space="0" w:color="000000"/>
+          <w:insideV w:val="nil" w:sz="0" w:space="0" w:color="000000"/>
         </w:tblBorders>
       </w:tblPr>
       <w:tblGrid>
@@ -1070,7 +1142,7 @@
             </w:pPr>
             <w:r>
               <w:rPr>
-                <w:rFonts w:ascii="맑은 고딕" w:hAnsi="맑은 고딕" w:eastAsia="맑은 고딕"/>
+                <w:rFonts w:ascii="HY견고딕" w:hAnsi="HY견고딕" w:eastAsia="HY견고딕"/>
                 <w:b/>
                 <w:color w:val="000000"/>
                 <w:sz w:val="16"/>
@@ -1098,7 +1170,7 @@
             </w:pPr>
             <w:r>
               <w:rPr>
-                <w:rFonts w:ascii="맑은 고딕" w:hAnsi="맑은 고딕" w:eastAsia="맑은 고딕"/>
+                <w:rFonts w:ascii="HY견고딕" w:hAnsi="HY견고딕" w:eastAsia="HY견고딕"/>
                 <w:b/>
                 <w:color w:val="000000"/>
                 <w:sz w:val="16"/>
@@ -1126,7 +1198,7 @@
             </w:pPr>
             <w:r>
               <w:rPr>
-                <w:rFonts w:ascii="맑은 고딕" w:hAnsi="맑은 고딕" w:eastAsia="맑은 고딕"/>
+                <w:rFonts w:ascii="HY견고딕" w:hAnsi="HY견고딕" w:eastAsia="HY견고딕"/>
                 <w:b/>
                 <w:color w:val="000000"/>
                 <w:sz w:val="16"/>
@@ -1210,7 +1282,7 @@
             </w:pPr>
             <w:r>
               <w:rPr>
-                <w:rFonts w:ascii="바탕" w:hAnsi="바탕" w:eastAsia="바탕"/>
+                <w:rFonts w:ascii="HY신명조" w:hAnsi="HY신명조" w:eastAsia="HY신명조"/>
                 <w:color w:val="000000"/>
                 <w:sz w:val="16"/>
               </w:rPr>
@@ -1293,7 +1365,7 @@
             </w:pPr>
             <w:r>
               <w:rPr>
-                <w:rFonts w:ascii="바탕" w:hAnsi="바탕" w:eastAsia="바탕"/>
+                <w:rFonts w:ascii="HY신명조" w:hAnsi="HY신명조" w:eastAsia="HY신명조"/>
                 <w:color w:val="000000"/>
                 <w:sz w:val="16"/>
               </w:rPr>
@@ -1376,7 +1448,7 @@
             </w:pPr>
             <w:r>
               <w:rPr>
-                <w:rFonts w:ascii="바탕" w:hAnsi="바탕" w:eastAsia="바탕"/>
+                <w:rFonts w:ascii="HY신명조" w:hAnsi="HY신명조" w:eastAsia="HY신명조"/>
                 <w:color w:val="000000"/>
                 <w:sz w:val="16"/>
               </w:rPr>
@@ -1459,7 +1531,7 @@
             </w:pPr>
             <w:r>
               <w:rPr>
-                <w:rFonts w:ascii="바탕" w:hAnsi="바탕" w:eastAsia="바탕"/>
+                <w:rFonts w:ascii="HY신명조" w:hAnsi="HY신명조" w:eastAsia="HY신명조"/>
                 <w:color w:val="000000"/>
                 <w:sz w:val="16"/>
               </w:rPr>
@@ -1478,40 +1550,15 @@
       <w:pPr>
         <w:widowControl/>
         <w:spacing w:before="0" w:after="60" w:line="331" w:lineRule="auto"/>
-        <w:ind w:firstLine="397"/>
-        <w:jc w:val="both"/>
-      </w:pPr>
-      <w:r>
-        <w:rPr>
-          <w:rFonts w:ascii="Consolas" w:hAnsi="Consolas" w:eastAsia="Consolas"/>
-          <w:color w:val="000000"/>
-          <w:sz w:val="18"/>
-        </w:rPr>
-        <w:t>kpiigd*</w:t>
-      </w:r>
-      <w:r>
-        <w:rPr>
-          <w:rFonts w:ascii="바탕" w:hAnsi="바탕" w:eastAsia="바탕"/>
-          <w:color w:val="000000"/>
-          <w:sz w:val="19"/>
-        </w:rPr>
-        <w:t xml:space="preserve"> 원격의 109개 ref를 파일명과 핵심 증거를 기준으로 검색하였다. 공개 저장소에서는 39개 원격 브랜치를 별도로 확인하였다. 최신 논문 설계는 내부 저장소의 v2였고, 저장된 실험 결과의 기준은 공개 저장소 main이었다.</w:t>
-      </w:r>
-    </w:p>
-    <w:p>
-      <w:pPr>
-        <w:pStyle w:val="Heading2"/>
-        <w:keepNext/>
-        <w:keepLines/>
-      </w:pPr>
-      <w:r>
-        <w:rPr>
-          <w:rFonts w:ascii="맑은 고딕" w:hAnsi="맑은 고딕" w:eastAsia="맑은 고딕"/>
-          <w:b/>
-          <w:color w:val="000000"/>
-          <w:sz w:val="22"/>
-        </w:rPr>
-        <w:t>2. 분석 자료</w:t>
+        <w:jc w:val="left"/>
+      </w:pPr>
+      <w:r>
+        <w:rPr>
+          <w:rFonts w:ascii="HY신명조" w:hAnsi="HY신명조" w:eastAsia="HY신명조"/>
+          <w:color w:val="000000"/>
+          <w:sz w:val="17"/>
+        </w:rPr>
+        <w:t>자료: 본 연구의 Git 원격 참조 및 파일 대조 결과.</w:t>
       </w:r>
     </w:p>
     <w:p>
@@ -1523,27 +1570,82 @@
       </w:pPr>
       <w:r>
         <w:rPr>
-          <w:rFonts w:ascii="바탕" w:hAnsi="바탕" w:eastAsia="바탕"/>
+          <w:rFonts w:ascii="Consolas" w:hAnsi="Consolas" w:eastAsia="Consolas"/>
           <w:color w:val="000000"/>
           <w:sz w:val="19"/>
         </w:rPr>
+        <w:t>kpiigd*</w:t>
+      </w:r>
+      <w:r>
+        <w:rPr>
+          <w:rFonts w:ascii="HY신명조" w:hAnsi="HY신명조" w:eastAsia="HY신명조"/>
+          <w:color w:val="000000"/>
+          <w:sz w:val="20"/>
+        </w:rPr>
+        <w:t xml:space="preserve"> 원격의 109개 ref를 파일명과 핵심 증거를 기준으로 검색하였다. 공개 저장소에서는 39개 원격 브랜치를 별도로 확인하였다. 최신 논문 설계는 내부 저장소의 v2였고, 저장된 실험 결과의 기준은 공개 저장소 main이었다.</w:t>
+      </w:r>
+    </w:p>
+    <w:p>
+      <w:pPr>
+        <w:pStyle w:val="Heading2"/>
+        <w:keepNext/>
+        <w:keepLines/>
+      </w:pPr>
+      <w:r>
+        <w:rPr>
+          <w:rFonts w:ascii="HY견고딕" w:hAnsi="HY견고딕" w:eastAsia="HY견고딕"/>
+          <w:b/>
+          <w:color w:val="000000"/>
+          <w:sz w:val="24"/>
+        </w:rPr>
+        <w:t>2. 분석 자료</w:t>
+      </w:r>
+    </w:p>
+    <w:p>
+      <w:pPr>
+        <w:widowControl/>
+        <w:spacing w:before="0" w:after="60" w:line="331" w:lineRule="auto"/>
+        <w:ind w:firstLine="397"/>
+        <w:jc w:val="both"/>
+      </w:pPr>
+      <w:r>
+        <w:rPr>
+          <w:rFonts w:ascii="HY신명조" w:hAnsi="HY신명조" w:eastAsia="HY신명조"/>
+          <w:color w:val="000000"/>
+          <w:sz w:val="20"/>
+        </w:rPr>
         <w:t xml:space="preserve">핵심 데이터는 </w:t>
       </w:r>
       <w:r>
         <w:rPr>
           <w:rFonts w:ascii="Consolas" w:hAnsi="Consolas" w:eastAsia="Consolas"/>
           <w:color w:val="000000"/>
-          <w:sz w:val="18"/>
+          <w:sz w:val="19"/>
         </w:rPr>
         <w:t>PII/results/data/payloads_10k.json</w:t>
       </w:r>
       <w:r>
         <w:rPr>
-          <w:rFonts w:ascii="바탕" w:hAnsi="바탕" w:eastAsia="바탕"/>
-          <w:color w:val="000000"/>
-          <w:sz w:val="19"/>
+          <w:rFonts w:ascii="HY신명조" w:hAnsi="HY신명조" w:eastAsia="HY신명조"/>
+          <w:color w:val="000000"/>
+          <w:sz w:val="20"/>
         </w:rPr>
         <w:t>의 합성 페이로드 10,000건이다. 메타데이터와 전수 집계 결과는 다음과 같다.</w:t>
+      </w:r>
+    </w:p>
+    <w:p>
+      <w:pPr>
+        <w:spacing w:before="100" w:after="60"/>
+        <w:jc w:val="center"/>
+      </w:pPr>
+      <w:r>
+        <w:rPr>
+          <w:rFonts w:ascii="HY견고딕" w:hAnsi="HY견고딕" w:eastAsia="HY견고딕"/>
+          <w:b/>
+          <w:color w:val="000000"/>
+          <w:sz w:val="20"/>
+        </w:rPr>
+        <w:t>&lt;표 2&gt; 합성 평가자료의 구성</w:t>
       </w:r>
     </w:p>
     <w:tbl>
@@ -1555,12 +1657,12 @@
         <w:tblLook w:firstColumn="1" w:firstRow="1" w:lastColumn="0" w:lastRow="0" w:noHBand="0" w:noVBand="1" w:val="04A0"/>
         <w:tblInd w:w="120" w:type="dxa"/>
         <w:tblBorders>
-          <w:top w:val="single" w:sz="4" w:space="0" w:color="777777"/>
-          <w:left w:val="single" w:sz="4" w:space="0" w:color="777777"/>
-          <w:bottom w:val="single" w:sz="4" w:space="0" w:color="777777"/>
-          <w:right w:val="single" w:sz="4" w:space="0" w:color="777777"/>
-          <w:insideH w:val="single" w:sz="4" w:space="0" w:color="777777"/>
-          <w:insideV w:val="single" w:sz="4" w:space="0" w:color="777777"/>
+          <w:top w:val="single" w:sz="8" w:space="0" w:color="000000"/>
+          <w:left w:val="nil" w:sz="0" w:space="0" w:color="000000"/>
+          <w:bottom w:val="single" w:sz="8" w:space="0" w:color="000000"/>
+          <w:right w:val="nil" w:sz="0" w:space="0" w:color="000000"/>
+          <w:insideH w:val="single" w:sz="4" w:space="0" w:color="000000"/>
+          <w:insideV w:val="nil" w:sz="0" w:space="0" w:color="000000"/>
         </w:tblBorders>
       </w:tblPr>
       <w:tblGrid>
@@ -1591,7 +1693,7 @@
             </w:pPr>
             <w:r>
               <w:rPr>
-                <w:rFonts w:ascii="맑은 고딕" w:hAnsi="맑은 고딕" w:eastAsia="맑은 고딕"/>
+                <w:rFonts w:ascii="HY견고딕" w:hAnsi="HY견고딕" w:eastAsia="HY견고딕"/>
                 <w:b/>
                 <w:color w:val="000000"/>
                 <w:sz w:val="16"/>
@@ -1619,7 +1721,7 @@
             </w:pPr>
             <w:r>
               <w:rPr>
-                <w:rFonts w:ascii="맑은 고딕" w:hAnsi="맑은 고딕" w:eastAsia="맑은 고딕"/>
+                <w:rFonts w:ascii="HY견고딕" w:hAnsi="HY견고딕" w:eastAsia="HY견고딕"/>
                 <w:b/>
                 <w:color w:val="000000"/>
                 <w:sz w:val="16"/>
@@ -1651,7 +1753,7 @@
             </w:pPr>
             <w:r>
               <w:rPr>
-                <w:rFonts w:ascii="바탕" w:hAnsi="바탕" w:eastAsia="바탕"/>
+                <w:rFonts w:ascii="HY신명조" w:hAnsi="HY신명조" w:eastAsia="HY신명조"/>
                 <w:color w:val="000000"/>
                 <w:sz w:val="16"/>
               </w:rPr>
@@ -1677,7 +1779,7 @@
             </w:pPr>
             <w:r>
               <w:rPr>
-                <w:rFonts w:ascii="바탕" w:hAnsi="바탕" w:eastAsia="바탕"/>
+                <w:rFonts w:ascii="HY신명조" w:hAnsi="HY신명조" w:eastAsia="HY신명조"/>
                 <w:color w:val="000000"/>
                 <w:sz w:val="16"/>
               </w:rPr>
@@ -1708,7 +1810,7 @@
             </w:pPr>
             <w:r>
               <w:rPr>
-                <w:rFonts w:ascii="바탕" w:hAnsi="바탕" w:eastAsia="바탕"/>
+                <w:rFonts w:ascii="HY신명조" w:hAnsi="HY신명조" w:eastAsia="HY신명조"/>
                 <w:color w:val="000000"/>
                 <w:sz w:val="16"/>
               </w:rPr>
@@ -1734,7 +1836,7 @@
             </w:pPr>
             <w:r>
               <w:rPr>
-                <w:rFonts w:ascii="바탕" w:hAnsi="바탕" w:eastAsia="바탕"/>
+                <w:rFonts w:ascii="HY신명조" w:hAnsi="HY신명조" w:eastAsia="HY신명조"/>
                 <w:color w:val="000000"/>
                 <w:sz w:val="16"/>
               </w:rPr>
@@ -1765,7 +1867,7 @@
             </w:pPr>
             <w:r>
               <w:rPr>
-                <w:rFonts w:ascii="바탕" w:hAnsi="바탕" w:eastAsia="바탕"/>
+                <w:rFonts w:ascii="HY신명조" w:hAnsi="HY신명조" w:eastAsia="HY신명조"/>
                 <w:color w:val="000000"/>
                 <w:sz w:val="16"/>
               </w:rPr>
@@ -1791,7 +1893,7 @@
             </w:pPr>
             <w:r>
               <w:rPr>
-                <w:rFonts w:ascii="바탕" w:hAnsi="바탕" w:eastAsia="바탕"/>
+                <w:rFonts w:ascii="HY신명조" w:hAnsi="HY신명조" w:eastAsia="HY신명조"/>
                 <w:color w:val="000000"/>
                 <w:sz w:val="16"/>
               </w:rPr>
@@ -1822,7 +1924,7 @@
             </w:pPr>
             <w:r>
               <w:rPr>
-                <w:rFonts w:ascii="바탕" w:hAnsi="바탕" w:eastAsia="바탕"/>
+                <w:rFonts w:ascii="HY신명조" w:hAnsi="HY신명조" w:eastAsia="HY신명조"/>
                 <w:color w:val="000000"/>
                 <w:sz w:val="16"/>
               </w:rPr>
@@ -1848,7 +1950,7 @@
             </w:pPr>
             <w:r>
               <w:rPr>
-                <w:rFonts w:ascii="바탕" w:hAnsi="바탕" w:eastAsia="바탕"/>
+                <w:rFonts w:ascii="HY신명조" w:hAnsi="HY신명조" w:eastAsia="HY신명조"/>
                 <w:color w:val="000000"/>
                 <w:sz w:val="16"/>
               </w:rPr>
@@ -1879,7 +1981,7 @@
             </w:pPr>
             <w:r>
               <w:rPr>
-                <w:rFonts w:ascii="바탕" w:hAnsi="바탕" w:eastAsia="바탕"/>
+                <w:rFonts w:ascii="HY신명조" w:hAnsi="HY신명조" w:eastAsia="HY신명조"/>
                 <w:color w:val="000000"/>
                 <w:sz w:val="16"/>
               </w:rPr>
@@ -1905,7 +2007,7 @@
             </w:pPr>
             <w:r>
               <w:rPr>
-                <w:rFonts w:ascii="바탕" w:hAnsi="바탕" w:eastAsia="바탕"/>
+                <w:rFonts w:ascii="HY신명조" w:hAnsi="HY신명조" w:eastAsia="HY신명조"/>
                 <w:color w:val="000000"/>
                 <w:sz w:val="16"/>
               </w:rPr>
@@ -1936,7 +2038,7 @@
             </w:pPr>
             <w:r>
               <w:rPr>
-                <w:rFonts w:ascii="바탕" w:hAnsi="바탕" w:eastAsia="바탕"/>
+                <w:rFonts w:ascii="HY신명조" w:hAnsi="HY신명조" w:eastAsia="HY신명조"/>
                 <w:color w:val="000000"/>
                 <w:sz w:val="16"/>
               </w:rPr>
@@ -1962,7 +2064,7 @@
             </w:pPr>
             <w:r>
               <w:rPr>
-                <w:rFonts w:ascii="바탕" w:hAnsi="바탕" w:eastAsia="바탕"/>
+                <w:rFonts w:ascii="HY신명조" w:hAnsi="HY신명조" w:eastAsia="HY신명조"/>
                 <w:color w:val="000000"/>
                 <w:sz w:val="16"/>
               </w:rPr>
@@ -1981,32 +2083,31 @@
       <w:pPr>
         <w:widowControl/>
         <w:spacing w:before="0" w:after="60" w:line="331" w:lineRule="auto"/>
-        <w:ind w:firstLine="397"/>
-        <w:jc w:val="both"/>
-      </w:pPr>
-      <w:r>
-        <w:rPr>
-          <w:rFonts w:ascii="바탕" w:hAnsi="바탕" w:eastAsia="바탕"/>
-          <w:color w:val="000000"/>
-          <w:sz w:val="19"/>
-        </w:rPr>
-        <w:t>방어구성은 A(L1+L2+L3), B(A+L4), C(L0+L1+L2+L3), D(C+L4) 네 가지다. 각 사례에는 레이어별 출력과 action이 저장되어 있어 평가 함수만 다시 적용하는 민감도 분석이 가능하다.</w:t>
-      </w:r>
-    </w:p>
-    <w:p>
-      <w:pPr>
-        <w:pStyle w:val="Heading2"/>
-        <w:keepNext/>
-        <w:keepLines/>
-      </w:pPr>
-      <w:r>
-        <w:rPr>
-          <w:rFonts w:ascii="맑은 고딕" w:hAnsi="맑은 고딕" w:eastAsia="맑은 고딕"/>
-          <w:b/>
-          <w:color w:val="000000"/>
-          <w:sz w:val="22"/>
-        </w:rPr>
-        <w:t>3. 변이 후 보호대상 복원과 미차단 판정</w:t>
+        <w:jc w:val="left"/>
+      </w:pPr>
+      <w:r>
+        <w:rPr>
+          <w:rFonts w:ascii="HY신명조" w:hAnsi="HY신명조" w:eastAsia="HY신명조"/>
+          <w:color w:val="000000"/>
+          <w:sz w:val="17"/>
+        </w:rPr>
+        <w:t xml:space="preserve">자료: </w:t>
+      </w:r>
+      <w:r>
+        <w:rPr>
+          <w:rFonts w:ascii="Consolas" w:hAnsi="Consolas" w:eastAsia="Consolas"/>
+          <w:color w:val="000000"/>
+          <w:sz w:val="16"/>
+        </w:rPr>
+        <w:t>PII/results/data/payloads_10k.json</w:t>
+      </w:r>
+      <w:r>
+        <w:rPr>
+          <w:rFonts w:ascii="HY신명조" w:hAnsi="HY신명조" w:eastAsia="HY신명조"/>
+          <w:color w:val="000000"/>
+          <w:sz w:val="17"/>
+        </w:rPr>
+        <w:t xml:space="preserve"> 전수 집계.</w:t>
       </w:r>
     </w:p>
     <w:p>
@@ -2018,41 +2119,73 @@
       </w:pPr>
       <w:r>
         <w:rPr>
-          <w:rFonts w:ascii="바탕" w:hAnsi="바탕" w:eastAsia="바탕"/>
+          <w:rFonts w:ascii="HY신명조" w:hAnsi="HY신명조" w:eastAsia="HY신명조"/>
+          <w:color w:val="000000"/>
+          <w:sz w:val="20"/>
+        </w:rPr>
+        <w:t>방어구성은 A(L1+L2+L3), B(A+L4), C(L0+L1+L2+L3), D(C+L4) 네 가지다. 각 사례에는 레이어별 출력과 action이 저장되어 있어 평가 함수만 다시 적용하는 민감도 분석이 가능하다.</w:t>
+      </w:r>
+    </w:p>
+    <w:p>
+      <w:pPr>
+        <w:pStyle w:val="Heading2"/>
+        <w:keepNext/>
+        <w:keepLines/>
+      </w:pPr>
+      <w:r>
+        <w:rPr>
+          <w:rFonts w:ascii="HY견고딕" w:hAnsi="HY견고딕" w:eastAsia="HY견고딕"/>
+          <w:b/>
+          <w:color w:val="000000"/>
+          <w:sz w:val="24"/>
+        </w:rPr>
+        <w:t>3. 변이 후 보호대상 복원과 미차단 판정</w:t>
+      </w:r>
+    </w:p>
+    <w:p>
+      <w:pPr>
+        <w:widowControl/>
+        <w:spacing w:before="0" w:after="60" w:line="331" w:lineRule="auto"/>
+        <w:ind w:firstLine="397"/>
+        <w:jc w:val="both"/>
+      </w:pPr>
+      <w:r>
+        <w:rPr>
+          <w:rFonts w:ascii="HY신명조" w:hAnsi="HY신명조" w:eastAsia="HY신명조"/>
+          <w:color w:val="000000"/>
+          <w:sz w:val="20"/>
+        </w:rPr>
+        <w:t xml:space="preserve">기존 평가기는 변이 전 </w:t>
+      </w:r>
+      <w:r>
+        <w:rPr>
+          <w:rFonts w:ascii="Consolas" w:hAnsi="Consolas" w:eastAsia="Consolas"/>
           <w:color w:val="000000"/>
           <w:sz w:val="19"/>
         </w:rPr>
-        <w:t xml:space="preserve">기존 평가기는 변이 전 </w:t>
+        <w:t>pii_value</w:t>
+      </w:r>
+      <w:r>
+        <w:rPr>
+          <w:rFonts w:ascii="HY신명조" w:hAnsi="HY신명조" w:eastAsia="HY신명조"/>
+          <w:color w:val="000000"/>
+          <w:sz w:val="20"/>
+        </w:rPr>
+        <w:t xml:space="preserve">를 출력에서 찾았으므로 전각·수학문자·원문자·결합문자·구분자·한글 숫자 등으로 값 자체가 바뀐 사례를 안정적으로 추적하지 못했다. 본 연구는 </w:t>
       </w:r>
       <w:r>
         <w:rPr>
           <w:rFonts w:ascii="Consolas" w:hAnsi="Consolas" w:eastAsia="Consolas"/>
           <w:color w:val="000000"/>
-          <w:sz w:val="18"/>
-        </w:rPr>
-        <w:t>pii_value</w:t>
-      </w:r>
-      <w:r>
-        <w:rPr>
-          <w:rFonts w:ascii="바탕" w:hAnsi="바탕" w:eastAsia="바탕"/>
-          <w:color w:val="000000"/>
           <w:sz w:val="19"/>
         </w:rPr>
-        <w:t xml:space="preserve">를 출력에서 찾았으므로 전각·수학문자·원문자·결합문자·구분자·한글 숫자 등으로 값 자체가 바뀐 사례를 안정적으로 추적하지 못했다. 본 연구는 </w:t>
-      </w:r>
-      <w:r>
-        <w:rPr>
-          <w:rFonts w:ascii="Consolas" w:hAnsi="Consolas" w:eastAsia="Consolas"/>
-          <w:color w:val="000000"/>
-          <w:sz w:val="18"/>
-        </w:rPr>
         <w:t>paper/analyze_postmutation_gold.py</w:t>
       </w:r>
       <w:r>
         <w:rPr>
-          <w:rFonts w:ascii="바탕" w:hAnsi="바탕" w:eastAsia="바탕"/>
-          <w:color w:val="000000"/>
-          <w:sz w:val="19"/>
+          <w:rFonts w:ascii="HY신명조" w:hAnsi="HY신명조" w:eastAsia="HY신명조"/>
+          <w:color w:val="000000"/>
+          <w:sz w:val="20"/>
         </w:rPr>
         <w:t>에 감사용 평가기를 별도로 구현하였다. 복원 순서는 다음과 같다.</w:t>
       </w:r>
@@ -2066,9 +2199,9 @@
       </w:pPr>
       <w:r>
         <w:rPr>
-          <w:rFonts w:ascii="바탕" w:hAnsi="바탕" w:eastAsia="바탕"/>
-          <w:color w:val="000000"/>
-          <w:sz w:val="19"/>
+          <w:rFonts w:ascii="HY신명조" w:hAnsi="HY신명조" w:eastAsia="HY신명조"/>
+          <w:color w:val="000000"/>
+          <w:sz w:val="20"/>
         </w:rPr>
         <w:t>원래 값이 변이 입력에 그대로 있으면 그 문자열을 사용한다.</w:t>
       </w:r>
@@ -2082,9 +2215,9 @@
       </w:pPr>
       <w:r>
         <w:rPr>
-          <w:rFonts w:ascii="바탕" w:hAnsi="바탕" w:eastAsia="바탕"/>
-          <w:color w:val="000000"/>
-          <w:sz w:val="19"/>
+          <w:rFonts w:ascii="HY신명조" w:hAnsi="HY신명조" w:eastAsia="HY신명조"/>
+          <w:color w:val="000000"/>
+          <w:sz w:val="20"/>
         </w:rPr>
         <w:t>fuzzer 코드에 정의된 결정론적 변이이면 동일 함수를 원래 값에 적용한다.</w:t>
       </w:r>
@@ -2098,9 +2231,9 @@
       </w:pPr>
       <w:r>
         <w:rPr>
-          <w:rFonts w:ascii="바탕" w:hAnsi="바탕" w:eastAsia="바탕"/>
-          <w:color w:val="000000"/>
-          <w:sz w:val="19"/>
+          <w:rFonts w:ascii="HY신명조" w:hAnsi="HY신명조" w:eastAsia="HY신명조"/>
+          <w:color w:val="000000"/>
+          <w:sz w:val="20"/>
         </w:rPr>
         <w:t>임의 위치에 결합문자나 zero-width 문자가 들어간 경우에는 NFKC, 결합·비가시문자 제거, 숫자 동치화 후 원래 값과 고유하게 대응하는 입력 구간을 역매핑한다.</w:t>
       </w:r>
@@ -2114,9 +2247,9 @@
       </w:pPr>
       <w:r>
         <w:rPr>
-          <w:rFonts w:ascii="바탕" w:hAnsi="바탕" w:eastAsia="바탕"/>
-          <w:color w:val="000000"/>
-          <w:sz w:val="19"/>
+          <w:rFonts w:ascii="HY신명조" w:hAnsi="HY신명조" w:eastAsia="HY신명조"/>
+          <w:color w:val="000000"/>
+          <w:sz w:val="20"/>
         </w:rPr>
         <w:t>대응 구간이 없거나 둘 이상이면 자동 확정하지 않고 분석에서 제외한다.</w:t>
       </w:r>
@@ -2130,9 +2263,9 @@
       </w:pPr>
       <w:r>
         <w:rPr>
-          <w:rFonts w:ascii="바탕" w:hAnsi="바탕" w:eastAsia="바탕"/>
-          <w:color w:val="000000"/>
-          <w:sz w:val="19"/>
+          <w:rFonts w:ascii="HY신명조" w:hAnsi="HY신명조" w:eastAsia="HY신명조"/>
+          <w:color w:val="000000"/>
+          <w:sz w:val="20"/>
         </w:rPr>
         <w:t>이 절차로 문자 그대로 추적한 4,713건, 결정론적 변이로 복원한 3,927건, 정규화 후 고유 정렬로 복원한 1,324건을 합쳐 9,964건(99.64%)의 변이 후 보호대상 문자열을 확정하였다. 저장된 AWS key 표식과 실제 변이 문자열이 대응하지 않거나 code-switch로 보호대상 자체가 달라진 36건은 제외하였다.</w:t>
       </w:r>
@@ -2146,25 +2279,25 @@
       </w:pPr>
       <w:r>
         <w:rPr>
-          <w:rFonts w:ascii="바탕" w:hAnsi="바탕" w:eastAsia="바탕"/>
+          <w:rFonts w:ascii="HY신명조" w:hAnsi="HY신명조" w:eastAsia="HY신명조"/>
+          <w:color w:val="000000"/>
+          <w:sz w:val="20"/>
+        </w:rPr>
+        <w:t xml:space="preserve">각 구성에서 하나 이상의 레이어가 </w:t>
+      </w:r>
+      <w:r>
+        <w:rPr>
+          <w:rFonts w:ascii="Consolas" w:hAnsi="Consolas" w:eastAsia="Consolas"/>
           <w:color w:val="000000"/>
           <w:sz w:val="19"/>
         </w:rPr>
-        <w:t xml:space="preserve">각 구성에서 하나 이상의 레이어가 </w:t>
-      </w:r>
-      <w:r>
-        <w:rPr>
-          <w:rFonts w:ascii="Consolas" w:hAnsi="Consolas" w:eastAsia="Consolas"/>
-          <w:color w:val="000000"/>
-          <w:sz w:val="18"/>
-        </w:rPr>
         <w:t>[BLOCKED]</w:t>
       </w:r>
       <w:r>
         <w:rPr>
-          <w:rFonts w:ascii="바탕" w:hAnsi="바탕" w:eastAsia="바탕"/>
-          <w:color w:val="000000"/>
-          <w:sz w:val="19"/>
+          <w:rFonts w:ascii="HY신명조" w:hAnsi="HY신명조" w:eastAsia="HY신명조"/>
+          <w:color w:val="000000"/>
+          <w:sz w:val="20"/>
         </w:rPr>
         <w:t>를 반환하거나, 입력과 다른 출력을 반환하면서 복원된 보호대상이 출력에서 사라진 경우를 차단으로 분류하였다. 단, Layer 0가 전각·원문자 등을 원래 표기로 정규화했을 뿐 보호대상 값이 남은 경우에는 차단으로 계산하지 않았다. 이를 위해 변이 후 문자열, 원래 값으로 복원된 문자열, 구두점·비가시문자를 제거한 정규형을 함께 검사하였다. 나이·CVV처럼 정규형이 짧아 전체 출력에서 우연히 일치할 수 있는 값은 정확 문자열 일치만 허용하였다.</w:t>
       </w:r>
@@ -2177,10 +2310,10 @@
       </w:pPr>
       <w:r>
         <w:rPr>
-          <w:rFonts w:ascii="맑은 고딕" w:hAnsi="맑은 고딕" w:eastAsia="맑은 고딕"/>
+          <w:rFonts w:ascii="HY견고딕" w:hAnsi="HY견고딕" w:eastAsia="HY견고딕"/>
           <w:b/>
           <w:color w:val="000000"/>
-          <w:sz w:val="22"/>
+          <w:sz w:val="24"/>
         </w:rPr>
         <w:t>4. 동일 원천값 짝비교와 불확실성 추정</w:t>
       </w:r>
@@ -2194,25 +2327,25 @@
       </w:pPr>
       <w:r>
         <w:rPr>
-          <w:rFonts w:ascii="바탕" w:hAnsi="바탕" w:eastAsia="바탕"/>
+          <w:rFonts w:ascii="HY신명조" w:hAnsi="HY신명조" w:eastAsia="HY신명조"/>
+          <w:color w:val="000000"/>
+          <w:sz w:val="20"/>
+        </w:rPr>
+        <w:t xml:space="preserve">변이 효과를 추정하기 위해 PII 유형과 원천 </w:t>
+      </w:r>
+      <w:r>
+        <w:rPr>
+          <w:rFonts w:ascii="Consolas" w:hAnsi="Consolas" w:eastAsia="Consolas"/>
           <w:color w:val="000000"/>
           <w:sz w:val="19"/>
         </w:rPr>
-        <w:t xml:space="preserve">변이 효과를 추정하기 위해 PII 유형과 원천 </w:t>
-      </w:r>
-      <w:r>
-        <w:rPr>
-          <w:rFonts w:ascii="Consolas" w:hAnsi="Consolas" w:eastAsia="Consolas"/>
-          <w:color w:val="000000"/>
-          <w:sz w:val="18"/>
-        </w:rPr>
         <w:t>pii_value</w:t>
       </w:r>
       <w:r>
         <w:rPr>
-          <w:rFonts w:ascii="바탕" w:hAnsi="바탕" w:eastAsia="바탕"/>
-          <w:color w:val="000000"/>
-          <w:sz w:val="19"/>
+          <w:rFonts w:ascii="HY신명조" w:hAnsi="HY신명조" w:eastAsia="HY신명조"/>
+          <w:color w:val="000000"/>
+          <w:sz w:val="20"/>
         </w:rPr>
         <w:t>가 같고, 원형 L0 사례가 하나만 존재하는 변이 사례를 연결하였다. 그 결과 931개 원천 그룹에서 3,461개의 원형–변이 쌍을 구성하였다. 하나의 원형에서 여러 변이가 만들어지므로 각 쌍을 독립 관측치로 가정하지 않았다. 원천 그룹마다 ‘변이 미차단 평균−원형 미차단’ 위험차를 계산하고, 각 원천 그룹에 같은 가중치를 부여한 뒤 고정 seed로 그룹을 10,000회 재표집하여 95% 부트스트랩 구간을 구하였다.</w:t>
       </w:r>
@@ -2226,9 +2359,9 @@
       </w:pPr>
       <w:r>
         <w:rPr>
-          <w:rFonts w:ascii="바탕" w:hAnsi="바탕" w:eastAsia="바탕"/>
-          <w:color w:val="000000"/>
-          <w:sz w:val="19"/>
+          <w:rFonts w:ascii="HY신명조" w:hAnsi="HY신명조" w:eastAsia="HY신명조"/>
+          <w:color w:val="000000"/>
+          <w:sz w:val="20"/>
         </w:rPr>
         <w:t>분석은 전체 쌍, 한국어 쌍, 보호대상 값 자체가 바뀐 쌍, 보호대상은 그대로이고 주변 문맥만 바뀐 쌍으로 나누었다. 이 구분은 ‘변형하면 더 쉽게 유출된다’는 주장이 실제 PII 값의 난독화 효과인지, 단순한 문맥·표본구성 차이인지 판별하기 위한 것이다.</w:t>
       </w:r>
@@ -2242,41 +2375,41 @@
       </w:pPr>
       <w:r>
         <w:rPr>
-          <w:rFonts w:ascii="바탕" w:hAnsi="바탕" w:eastAsia="바탕"/>
+          <w:rFonts w:ascii="HY신명조" w:hAnsi="HY신명조" w:eastAsia="HY신명조"/>
+          <w:color w:val="000000"/>
+          <w:sz w:val="20"/>
+        </w:rPr>
+        <w:t xml:space="preserve">Layer 0의 추가효과는 같은 사례 ID의 A와 C를 짝지어 비교하였다. A는 기존 3계층, C는 Layer 0와 기존 3계층의 결합이다. A만 미차단이고 C는 차단인 사례에서 Layer 0 개별 결과가 실제 </w:t>
+      </w:r>
+      <w:r>
+        <w:rPr>
+          <w:rFonts w:ascii="Consolas" w:hAnsi="Consolas" w:eastAsia="Consolas"/>
           <w:color w:val="000000"/>
           <w:sz w:val="19"/>
         </w:rPr>
-        <w:t xml:space="preserve">Layer 0의 추가효과는 같은 사례 ID의 A와 C를 짝지어 비교하였다. A는 기존 3계층, C는 Layer 0와 기존 3계층의 결합이다. A만 미차단이고 C는 차단인 사례에서 Layer 0 개별 결과가 실제 </w:t>
+        <w:t>action=BLOCK</w:t>
+      </w:r>
+      <w:r>
+        <w:rPr>
+          <w:rFonts w:ascii="HY신명조" w:hAnsi="HY신명조" w:eastAsia="HY신명조"/>
+          <w:color w:val="000000"/>
+          <w:sz w:val="20"/>
+        </w:rPr>
+        <w:t xml:space="preserve">, </w:t>
       </w:r>
       <w:r>
         <w:rPr>
           <w:rFonts w:ascii="Consolas" w:hAnsi="Consolas" w:eastAsia="Consolas"/>
           <w:color w:val="000000"/>
-          <w:sz w:val="18"/>
-        </w:rPr>
-        <w:t>action=BLOCK</w:t>
-      </w:r>
-      <w:r>
-        <w:rPr>
-          <w:rFonts w:ascii="바탕" w:hAnsi="바탕" w:eastAsia="바탕"/>
-          <w:color w:val="000000"/>
           <w:sz w:val="19"/>
         </w:rPr>
-        <w:t xml:space="preserve">, </w:t>
-      </w:r>
-      <w:r>
-        <w:rPr>
-          <w:rFonts w:ascii="Consolas" w:hAnsi="Consolas" w:eastAsia="Consolas"/>
-          <w:color w:val="000000"/>
-          <w:sz w:val="18"/>
-        </w:rPr>
         <w:t>output=[BLOCKED]</w:t>
       </w:r>
       <w:r>
         <w:rPr>
-          <w:rFonts w:ascii="바탕" w:hAnsi="바탕" w:eastAsia="바탕"/>
-          <w:color w:val="000000"/>
-          <w:sz w:val="19"/>
+          <w:rFonts w:ascii="HY신명조" w:hAnsi="HY신명조" w:eastAsia="HY신명조"/>
+          <w:color w:val="000000"/>
+          <w:sz w:val="20"/>
         </w:rPr>
         <w:t>인지 별도로 검사하였다.</w:t>
       </w:r>
@@ -2290,105 +2423,105 @@
       </w:pPr>
       <w:r>
         <w:rPr>
-          <w:rFonts w:ascii="바탕" w:hAnsi="바탕" w:eastAsia="바탕"/>
+          <w:rFonts w:ascii="HY신명조" w:hAnsi="HY신명조" w:eastAsia="HY신명조"/>
+          <w:color w:val="000000"/>
+          <w:sz w:val="20"/>
+        </w:rPr>
+        <w:t xml:space="preserve">오탐에 대한 보조검사는 네 단계로 수행하였다. 첫째, 저장소의 </w:t>
+      </w:r>
+      <w:r>
+        <w:rPr>
+          <w:rFonts w:ascii="Consolas" w:hAnsi="Consolas" w:eastAsia="Consolas"/>
           <w:color w:val="000000"/>
           <w:sz w:val="19"/>
         </w:rPr>
-        <w:t xml:space="preserve">오탐에 대한 보조검사는 네 단계로 수행하였다. 첫째, 저장소의 </w:t>
+        <w:t>normal_kr_10k.json</w:t>
+      </w:r>
+      <w:r>
+        <w:rPr>
+          <w:rFonts w:ascii="HY신명조" w:hAnsi="HY신명조" w:eastAsia="HY신명조"/>
+          <w:color w:val="000000"/>
+          <w:sz w:val="20"/>
+        </w:rPr>
+        <w:t xml:space="preserve">을 동일 Layer 0 normalizer와 detector에 직접 입력하였다. 이 자료는 합성 정상 한국어 10,000건이며 직접적인 이름·전화번호·이메일·주소·계좌번호 등 PII 유사패턴을 생성 단계에서 제외한다. 둘째, 후속 v0.2 평가자료의 명시적 hard-negative 4건을 같은 Legacy Layer 0에 적용하였다. 셋째, 국가법령정보센터 LAW OPEN DATA의 공식 XML에서 개인정보 보호법(ID 011357), 인공지능기본법(ID 014820), 대한민국헌법(ID 001444)의 </w:t>
       </w:r>
       <w:r>
         <w:rPr>
           <w:rFonts w:ascii="Consolas" w:hAnsi="Consolas" w:eastAsia="Consolas"/>
           <w:color w:val="000000"/>
-          <w:sz w:val="18"/>
-        </w:rPr>
-        <w:t>normal_kr_10k.json</w:t>
-      </w:r>
-      <w:r>
-        <w:rPr>
-          <w:rFonts w:ascii="바탕" w:hAnsi="바탕" w:eastAsia="바탕"/>
-          <w:color w:val="000000"/>
           <w:sz w:val="19"/>
         </w:rPr>
-        <w:t xml:space="preserve">을 동일 Layer 0 normalizer와 detector에 직접 입력하였다. 이 자료는 합성 정상 한국어 10,000건이며 직접적인 이름·전화번호·이메일·주소·계좌번호 등 PII 유사패턴을 생성 단계에서 제외한다. 둘째, 후속 v0.2 평가자료의 명시적 hard-negative 4건을 같은 Legacy Layer 0에 적용하였다. 셋째, 국가법령정보센터 LAW OPEN DATA의 공식 XML에서 개인정보 보호법(ID 011357), 인공지능기본법(ID 014820), 대한민국헌법(ID 001444)의 </w:t>
+        <w:t>조문내용</w:t>
+      </w:r>
+      <w:r>
+        <w:rPr>
+          <w:rFonts w:ascii="HY신명조" w:hAnsi="HY신명조" w:eastAsia="HY신명조"/>
+          <w:color w:val="000000"/>
+          <w:sz w:val="20"/>
+        </w:rPr>
+        <w:t>·</w:t>
       </w:r>
       <w:r>
         <w:rPr>
           <w:rFonts w:ascii="Consolas" w:hAnsi="Consolas" w:eastAsia="Consolas"/>
           <w:color w:val="000000"/>
-          <w:sz w:val="18"/>
-        </w:rPr>
-        <w:t>조문내용</w:t>
-      </w:r>
-      <w:r>
-        <w:rPr>
-          <w:rFonts w:ascii="바탕" w:hAnsi="바탕" w:eastAsia="바탕"/>
-          <w:color w:val="000000"/>
           <w:sz w:val="19"/>
         </w:rPr>
+        <w:t>항내용</w:t>
+      </w:r>
+      <w:r>
+        <w:rPr>
+          <w:rFonts w:ascii="HY신명조" w:hAnsi="HY신명조" w:eastAsia="HY신명조"/>
+          <w:color w:val="000000"/>
+          <w:sz w:val="20"/>
+        </w:rPr>
         <w:t>·</w:t>
       </w:r>
       <w:r>
         <w:rPr>
           <w:rFonts w:ascii="Consolas" w:hAnsi="Consolas" w:eastAsia="Consolas"/>
           <w:color w:val="000000"/>
-          <w:sz w:val="18"/>
-        </w:rPr>
-        <w:t>항내용</w:t>
-      </w:r>
-      <w:r>
-        <w:rPr>
-          <w:rFonts w:ascii="바탕" w:hAnsi="바탕" w:eastAsia="바탕"/>
-          <w:color w:val="000000"/>
           <w:sz w:val="19"/>
         </w:rPr>
+        <w:t>호내용</w:t>
+      </w:r>
+      <w:r>
+        <w:rPr>
+          <w:rFonts w:ascii="HY신명조" w:hAnsi="HY신명조" w:eastAsia="HY신명조"/>
+          <w:color w:val="000000"/>
+          <w:sz w:val="20"/>
+        </w:rPr>
         <w:t>·</w:t>
       </w:r>
       <w:r>
         <w:rPr>
           <w:rFonts w:ascii="Consolas" w:hAnsi="Consolas" w:eastAsia="Consolas"/>
           <w:color w:val="000000"/>
-          <w:sz w:val="18"/>
-        </w:rPr>
-        <w:t>호내용</w:t>
-      </w:r>
-      <w:r>
-        <w:rPr>
-          <w:rFonts w:ascii="바탕" w:hAnsi="바탕" w:eastAsia="바탕"/>
-          <w:color w:val="000000"/>
           <w:sz w:val="19"/>
         </w:rPr>
-        <w:t>·</w:t>
+        <w:t>목내용</w:t>
+      </w:r>
+      <w:r>
+        <w:rPr>
+          <w:rFonts w:ascii="HY신명조" w:hAnsi="HY신명조" w:eastAsia="HY신명조"/>
+          <w:color w:val="000000"/>
+          <w:sz w:val="20"/>
+        </w:rPr>
+        <w:t xml:space="preserve">을 추출하였다. 연락처·메타데이터·별표·부칙·개정이유는 제외하고, 20자 이상 문장을 법령별 완전일치 중복 제거하여 비식별 조문 단위 1,519개를 구성하였다. </w:t>
       </w:r>
       <w:r>
         <w:rPr>
           <w:rFonts w:ascii="Consolas" w:hAnsi="Consolas" w:eastAsia="Consolas"/>
           <w:color w:val="000000"/>
-          <w:sz w:val="18"/>
-        </w:rPr>
-        <w:t>목내용</w:t>
-      </w:r>
-      <w:r>
-        <w:rPr>
-          <w:rFonts w:ascii="바탕" w:hAnsi="바탕" w:eastAsia="바탕"/>
-          <w:color w:val="000000"/>
           <w:sz w:val="19"/>
         </w:rPr>
-        <w:t xml:space="preserve">을 추출하였다. 연락처·메타데이터·별표·부칙·개정이유는 제외하고, 20자 이상 문장을 법령별 완전일치 중복 제거하여 비식별 조문 단위 1,519개를 구성하였다. </w:t>
-      </w:r>
-      <w:r>
-        <w:rPr>
-          <w:rFonts w:ascii="Consolas" w:hAnsi="Consolas" w:eastAsia="Consolas"/>
-          <w:color w:val="000000"/>
-          <w:sz w:val="18"/>
-        </w:rPr>
         <w:t>paper/audit_public_law_hard_negatives.py</w:t>
       </w:r>
       <w:r>
         <w:rPr>
-          <w:rFonts w:ascii="바탕" w:hAnsi="바탕" w:eastAsia="바탕"/>
-          <w:color w:val="000000"/>
-          <w:sz w:val="19"/>
+          <w:rFonts w:ascii="HY신명조" w:hAnsi="HY신명조" w:eastAsia="HY신명조"/>
+          <w:color w:val="000000"/>
+          <w:sz w:val="20"/>
         </w:rPr>
         <w:t>는 원문을 출력하지 않고 법령 XML·코드·평가자료의 SHA-256과 집계만 출력한다.</w:t>
       </w:r>
@@ -2402,73 +2535,73 @@
       </w:pPr>
       <w:r>
         <w:rPr>
-          <w:rFonts w:ascii="바탕" w:hAnsi="바탕" w:eastAsia="바탕"/>
+          <w:rFonts w:ascii="HY신명조" w:hAnsi="HY신명조" w:eastAsia="HY신명조"/>
+          <w:color w:val="000000"/>
+          <w:sz w:val="20"/>
+        </w:rPr>
+        <w:t xml:space="preserve">넷째, </w:t>
+      </w:r>
+      <w:r>
+        <w:rPr>
+          <w:rFonts w:ascii="Consolas" w:hAnsi="Consolas" w:eastAsia="Consolas"/>
           <w:color w:val="000000"/>
           <w:sz w:val="19"/>
         </w:rPr>
-        <w:t xml:space="preserve">넷째, </w:t>
+        <w:t>paper/audit_public_service_hard_negatives.py</w:t>
+      </w:r>
+      <w:r>
+        <w:rPr>
+          <w:rFonts w:ascii="HY신명조" w:hAnsi="HY신명조" w:eastAsia="HY신명조"/>
+          <w:color w:val="000000"/>
+          <w:sz w:val="20"/>
+        </w:rPr>
+        <w:t xml:space="preserve">로 질병관리청 국가건강정보포털 5개 페이지, 금융위원회 금융교육 8개 페이지, AWS Support 4개 페이지, Python 3.13 한국어 자습서 4개 페이지의 본문을 직접 수집하였다. 본문 컨테이너 안의 제목·문단·목록·표 셀 중 20자 이상 한국어 단위만 남기고, 연락처 메타데이터, URL·이메일·전화번호·주민등록번호·카드번호·IP·MAC·AWS 키와 같은 직접 식별자형 문자열 및 완전일치 중복을 제외하였다. 최종 693개 문단의 출처 URL과 본문 SHA-256을 </w:t>
       </w:r>
       <w:r>
         <w:rPr>
           <w:rFonts w:ascii="Consolas" w:hAnsi="Consolas" w:eastAsia="Consolas"/>
           <w:color w:val="000000"/>
-          <w:sz w:val="18"/>
-        </w:rPr>
-        <w:t>paper/audit_public_service_hard_negatives.py</w:t>
-      </w:r>
-      <w:r>
-        <w:rPr>
-          <w:rFonts w:ascii="바탕" w:hAnsi="바탕" w:eastAsia="바탕"/>
-          <w:color w:val="000000"/>
           <w:sz w:val="19"/>
         </w:rPr>
-        <w:t xml:space="preserve">로 질병관리청 국가건강정보포털 5개 페이지, 금융위원회 금융교육 8개 페이지, AWS Support 4개 페이지, Python 3.13 한국어 자습서 4개 페이지의 본문을 직접 수집하였다. 본문 컨테이너 안의 제목·문단·목록·표 셀 중 20자 이상 한국어 단위만 남기고, 연락처 메타데이터, URL·이메일·전화번호·주민등록번호·카드번호·IP·MAC·AWS 키와 같은 직접 식별자형 문자열 및 완전일치 중복을 제외하였다. 최종 693개 문단의 출처 URL과 본문 SHA-256을 </w:t>
+        <w:t>paper/public_service_hard_negative_audit.json</w:t>
+      </w:r>
+      <w:r>
+        <w:rPr>
+          <w:rFonts w:ascii="HY신명조" w:hAnsi="HY신명조" w:eastAsia="HY신명조"/>
+          <w:color w:val="000000"/>
+          <w:sz w:val="20"/>
+        </w:rPr>
+        <w:t xml:space="preserve">에 고정하였다. 탐지된 48건의 원문·위치·해시는 </w:t>
       </w:r>
       <w:r>
         <w:rPr>
           <w:rFonts w:ascii="Consolas" w:hAnsi="Consolas" w:eastAsia="Consolas"/>
           <w:color w:val="000000"/>
-          <w:sz w:val="18"/>
-        </w:rPr>
-        <w:t>paper/public_service_hard_negative_audit.json</w:t>
-      </w:r>
-      <w:r>
-        <w:rPr>
-          <w:rFonts w:ascii="바탕" w:hAnsi="바탕" w:eastAsia="바탕"/>
-          <w:color w:val="000000"/>
           <w:sz w:val="19"/>
         </w:rPr>
-        <w:t xml:space="preserve">에 고정하였다. 탐지된 48건의 원문·위치·해시는 </w:t>
+        <w:t>--review</w:t>
+      </w:r>
+      <w:r>
+        <w:rPr>
+          <w:rFonts w:ascii="HY신명조" w:hAnsi="HY신명조" w:eastAsia="HY신명조"/>
+          <w:color w:val="000000"/>
+          <w:sz w:val="20"/>
+        </w:rPr>
+        <w:t xml:space="preserve">로 재현되며 </w:t>
       </w:r>
       <w:r>
         <w:rPr>
           <w:rFonts w:ascii="Consolas" w:hAnsi="Consolas" w:eastAsia="Consolas"/>
           <w:color w:val="000000"/>
-          <w:sz w:val="18"/>
-        </w:rPr>
-        <w:t>--review</w:t>
-      </w:r>
-      <w:r>
-        <w:rPr>
-          <w:rFonts w:ascii="바탕" w:hAnsi="바탕" w:eastAsia="바탕"/>
-          <w:color w:val="000000"/>
           <w:sz w:val="19"/>
         </w:rPr>
-        <w:t xml:space="preserve">로 재현되며 </w:t>
-      </w:r>
-      <w:r>
-        <w:rPr>
-          <w:rFonts w:ascii="Consolas" w:hAnsi="Consolas" w:eastAsia="Consolas"/>
-          <w:color w:val="000000"/>
-          <w:sz w:val="18"/>
-        </w:rPr>
         <w:t>paper/서비스도메인_오탐_2인독립검토표.md</w:t>
       </w:r>
       <w:r>
         <w:rPr>
-          <w:rFonts w:ascii="바탕" w:hAnsi="바탕" w:eastAsia="바탕"/>
-          <w:color w:val="000000"/>
-          <w:sz w:val="19"/>
+          <w:rFonts w:ascii="HY신명조" w:hAnsi="HY신명조" w:eastAsia="HY신명조"/>
+          <w:color w:val="000000"/>
+          <w:sz w:val="20"/>
         </w:rPr>
         <w:t>에서 독립 판정하도록 하였다. 이 자료 역시 공식 공개문서의 목적표본이지 실제 운영 트래픽의 확률표본이 아니다.</w:t>
       </w:r>
@@ -2482,41 +2615,41 @@
       </w:pPr>
       <w:r>
         <w:rPr>
-          <w:rFonts w:ascii="바탕" w:hAnsi="바탕" w:eastAsia="바탕"/>
+          <w:rFonts w:ascii="HY신명조" w:hAnsi="HY신명조" w:eastAsia="HY신명조"/>
+          <w:color w:val="000000"/>
+          <w:sz w:val="20"/>
+        </w:rPr>
+        <w:t xml:space="preserve">기존 </w:t>
+      </w:r>
+      <w:r>
+        <w:rPr>
+          <w:rFonts w:ascii="Consolas" w:hAnsi="Consolas" w:eastAsia="Consolas"/>
           <w:color w:val="000000"/>
           <w:sz w:val="19"/>
         </w:rPr>
-        <w:t xml:space="preserve">기존 </w:t>
+        <w:t>run_e_final_4way.py</w:t>
+      </w:r>
+      <w:r>
+        <w:rPr>
+          <w:rFonts w:ascii="HY신명조" w:hAnsi="HY신명조" w:eastAsia="HY신명조"/>
+          <w:color w:val="000000"/>
+          <w:sz w:val="20"/>
+        </w:rPr>
+        <w:t xml:space="preserve">와 </w:t>
       </w:r>
       <w:r>
         <w:rPr>
           <w:rFonts w:ascii="Consolas" w:hAnsi="Consolas" w:eastAsia="Consolas"/>
           <w:color w:val="000000"/>
-          <w:sz w:val="18"/>
-        </w:rPr>
-        <w:t>run_e_final_4way.py</w:t>
-      </w:r>
-      <w:r>
-        <w:rPr>
-          <w:rFonts w:ascii="바탕" w:hAnsi="바탕" w:eastAsia="바탕"/>
-          <w:color w:val="000000"/>
           <w:sz w:val="19"/>
         </w:rPr>
-        <w:t xml:space="preserve">와 </w:t>
-      </w:r>
-      <w:r>
-        <w:rPr>
-          <w:rFonts w:ascii="Consolas" w:hAnsi="Consolas" w:eastAsia="Consolas"/>
-          <w:color w:val="000000"/>
-          <w:sz w:val="18"/>
-        </w:rPr>
         <w:t>analyze_true_detection.py</w:t>
       </w:r>
       <w:r>
         <w:rPr>
-          <w:rFonts w:ascii="바탕" w:hAnsi="바탕" w:eastAsia="바탕"/>
-          <w:color w:val="000000"/>
-          <w:sz w:val="19"/>
+          <w:rFonts w:ascii="HY신명조" w:hAnsi="HY신명조" w:eastAsia="HY신명조"/>
+          <w:color w:val="000000"/>
+          <w:sz w:val="20"/>
         </w:rPr>
         <w:t>의 판정은 평가기 민감도를 보여주는 보조분석으로 유지하였다. 두 구현 모두 변이 후 gold를 직접 사용하지 않으므로 새 평가 결과보다 우선하지 않는다.</w:t>
       </w:r>
@@ -2529,10 +2662,10 @@
       </w:pPr>
       <w:r>
         <w:rPr>
-          <w:rFonts w:ascii="맑은 고딕" w:hAnsi="맑은 고딕" w:eastAsia="맑은 고딕"/>
+          <w:rFonts w:ascii="HY견고딕" w:hAnsi="HY견고딕" w:eastAsia="HY견고딕"/>
           <w:b/>
           <w:color w:val="000000"/>
-          <w:sz w:val="22"/>
+          <w:sz w:val="24"/>
         </w:rPr>
         <w:t>5. 데이터·코드 재현성 검사</w:t>
       </w:r>
@@ -2546,9 +2679,9 @@
       </w:pPr>
       <w:r>
         <w:rPr>
-          <w:rFonts w:ascii="바탕" w:hAnsi="바탕" w:eastAsia="바탕"/>
-          <w:color w:val="000000"/>
-          <w:sz w:val="19"/>
+          <w:rFonts w:ascii="HY신명조" w:hAnsi="HY신명조" w:eastAsia="HY신명조"/>
+          <w:color w:val="000000"/>
+          <w:sz w:val="20"/>
         </w:rPr>
         <w:t>다음 항목을 독립적으로 검사하였다.</w:t>
       </w:r>
@@ -2564,15 +2697,15 @@
         <w:rPr>
           <w:rFonts w:ascii="Consolas" w:hAnsi="Consolas" w:eastAsia="Consolas"/>
           <w:color w:val="000000"/>
-          <w:sz w:val="18"/>
+          <w:sz w:val="19"/>
         </w:rPr>
         <w:t>payloads_10k.json</w:t>
       </w:r>
       <w:r>
         <w:rPr>
-          <w:rFonts w:ascii="바탕" w:hAnsi="바탕" w:eastAsia="바탕"/>
-          <w:color w:val="000000"/>
-          <w:sz w:val="19"/>
+          <w:rFonts w:ascii="HY신명조" w:hAnsi="HY신명조" w:eastAsia="HY신명조"/>
+          <w:color w:val="000000"/>
+          <w:sz w:val="20"/>
         </w:rPr>
         <w:t>이라는 이름을 가진 파일들의 실제 payload 수와 메타데이터</w:t>
       </w:r>
@@ -2586,9 +2719,9 @@
       </w:pPr>
       <w:r>
         <w:rPr>
-          <w:rFonts w:ascii="바탕" w:hAnsi="바탕" w:eastAsia="바탕"/>
-          <w:color w:val="000000"/>
-          <w:sz w:val="19"/>
+          <w:rFonts w:ascii="HY신명조" w:hAnsi="HY신명조" w:eastAsia="HY신명조"/>
+          <w:color w:val="000000"/>
+          <w:sz w:val="20"/>
         </w:rPr>
         <w:t>fuzzer의 기본 코퍼스 정책과 누락 시 동작</w:t>
       </w:r>
@@ -2602,9 +2735,9 @@
       </w:pPr>
       <w:r>
         <w:rPr>
-          <w:rFonts w:ascii="바탕" w:hAnsi="바탕" w:eastAsia="바탕"/>
-          <w:color w:val="000000"/>
-          <w:sz w:val="19"/>
+          <w:rFonts w:ascii="HY신명조" w:hAnsi="HY신명조" w:eastAsia="HY신명조"/>
+          <w:color w:val="000000"/>
+          <w:sz w:val="20"/>
         </w:rPr>
         <w:t>모든 확인 ref에서 이름·주소 코퍼스의 존재 여부</w:t>
       </w:r>
@@ -2620,47 +2753,47 @@
         <w:rPr>
           <w:rFonts w:ascii="Consolas" w:hAnsi="Consolas" w:eastAsia="Consolas"/>
           <w:color w:val="000000"/>
-          <w:sz w:val="18"/>
+          <w:sz w:val="19"/>
         </w:rPr>
         <w:t>Makefile</w:t>
       </w:r>
       <w:r>
         <w:rPr>
-          <w:rFonts w:ascii="바탕" w:hAnsi="바탕" w:eastAsia="바탕"/>
+          <w:rFonts w:ascii="HY신명조" w:hAnsi="HY신명조" w:eastAsia="HY신명조"/>
+          <w:color w:val="000000"/>
+          <w:sz w:val="20"/>
+        </w:rPr>
+        <w:t xml:space="preserve">의 </w:t>
+      </w:r>
+      <w:r>
+        <w:rPr>
+          <w:rFonts w:ascii="Consolas" w:hAnsi="Consolas" w:eastAsia="Consolas"/>
           <w:color w:val="000000"/>
           <w:sz w:val="19"/>
         </w:rPr>
-        <w:t xml:space="preserve">의 </w:t>
+        <w:t>sample</w:t>
+      </w:r>
+      <w:r>
+        <w:rPr>
+          <w:rFonts w:ascii="HY신명조" w:hAnsi="HY신명조" w:eastAsia="HY신명조"/>
+          <w:color w:val="000000"/>
+          <w:sz w:val="20"/>
+        </w:rPr>
+        <w:t xml:space="preserve"> target과 </w:t>
       </w:r>
       <w:r>
         <w:rPr>
           <w:rFonts w:ascii="Consolas" w:hAnsi="Consolas" w:eastAsia="Consolas"/>
           <w:color w:val="000000"/>
-          <w:sz w:val="18"/>
-        </w:rPr>
-        <w:t>sample</w:t>
-      </w:r>
-      <w:r>
-        <w:rPr>
-          <w:rFonts w:ascii="바탕" w:hAnsi="바탕" w:eastAsia="바탕"/>
-          <w:color w:val="000000"/>
           <w:sz w:val="19"/>
         </w:rPr>
-        <w:t xml:space="preserve"> target과 </w:t>
-      </w:r>
-      <w:r>
-        <w:rPr>
-          <w:rFonts w:ascii="Consolas" w:hAnsi="Consolas" w:eastAsia="Consolas"/>
-          <w:color w:val="000000"/>
-          <w:sz w:val="18"/>
-        </w:rPr>
         <w:t>sample_10k.py</w:t>
       </w:r>
       <w:r>
         <w:rPr>
-          <w:rFonts w:ascii="바탕" w:hAnsi="바탕" w:eastAsia="바탕"/>
-          <w:color w:val="000000"/>
-          <w:sz w:val="19"/>
+          <w:rFonts w:ascii="HY신명조" w:hAnsi="HY신명조" w:eastAsia="HY신명조"/>
+          <w:color w:val="000000"/>
+          <w:sz w:val="20"/>
         </w:rPr>
         <w:t>의 표본 생성 경로</w:t>
       </w:r>
@@ -2674,9 +2807,9 @@
       </w:pPr>
       <w:r>
         <w:rPr>
-          <w:rFonts w:ascii="바탕" w:hAnsi="바탕" w:eastAsia="바탕"/>
-          <w:color w:val="000000"/>
-          <w:sz w:val="19"/>
+          <w:rFonts w:ascii="HY신명조" w:hAnsi="HY신명조" w:eastAsia="HY신명조"/>
+          <w:color w:val="000000"/>
+          <w:sz w:val="20"/>
         </w:rPr>
         <w:t>격리 환경의 Layer 0·fuzzer 테스트</w:t>
       </w:r>
@@ -2690,9 +2823,9 @@
       </w:pPr>
       <w:r>
         <w:rPr>
-          <w:rFonts w:ascii="바탕" w:hAnsi="바탕" w:eastAsia="바탕"/>
-          <w:color w:val="000000"/>
-          <w:sz w:val="19"/>
+          <w:rFonts w:ascii="HY신명조" w:hAnsi="HY신명조" w:eastAsia="HY신명조"/>
+          <w:color w:val="000000"/>
+          <w:sz w:val="20"/>
         </w:rPr>
         <w:t>정규식 패턴과 키워드 카테고리 수</w:t>
       </w:r>
@@ -2706,9 +2839,9 @@
       </w:pPr>
       <w:r>
         <w:rPr>
-          <w:rFonts w:ascii="바탕" w:hAnsi="바탕" w:eastAsia="바탕"/>
-          <w:color w:val="000000"/>
-          <w:sz w:val="19"/>
+          <w:rFonts w:ascii="HY신명조" w:hAnsi="HY신명조" w:eastAsia="HY신명조"/>
+          <w:color w:val="000000"/>
+          <w:sz w:val="20"/>
         </w:rPr>
         <w:t>VIN 제9자리 체크디지트</w:t>
       </w:r>
@@ -2722,9 +2855,9 @@
       </w:pPr>
       <w:r>
         <w:rPr>
-          <w:rFonts w:ascii="바탕" w:hAnsi="바탕" w:eastAsia="바탕"/>
-          <w:color w:val="000000"/>
-          <w:sz w:val="19"/>
+          <w:rFonts w:ascii="HY신명조" w:hAnsi="HY신명조" w:eastAsia="HY신명조"/>
+          <w:color w:val="000000"/>
+          <w:sz w:val="20"/>
         </w:rPr>
         <w:t>레이어별 저장 지연시간과 비용 귀속</w:t>
       </w:r>
@@ -2738,9 +2871,9 @@
       </w:pPr>
       <w:r>
         <w:rPr>
-          <w:rFonts w:ascii="바탕" w:hAnsi="바탕" w:eastAsia="바탕"/>
-          <w:color w:val="000000"/>
-          <w:sz w:val="19"/>
+          <w:rFonts w:ascii="HY신명조" w:hAnsi="HY신명조" w:eastAsia="HY신명조"/>
+          <w:color w:val="000000"/>
+          <w:sz w:val="20"/>
         </w:rPr>
         <w:t>VIN은 NHTSA와 49 CFR Part 565의 문자값·위치별 가중치를 이용하여 Python과 PowerShell 두 구현으로 각각 계산하였다. 체크디지트 통과 여부는 형식 규칙의 검사일 뿐 실제 제조사에 배정된 VIN임을 입증하지 않는다.</w:t>
       </w:r>
@@ -2753,10 +2886,10 @@
       </w:pPr>
       <w:r>
         <w:rPr>
-          <w:rFonts w:ascii="맑은 고딕" w:hAnsi="맑은 고딕" w:eastAsia="맑은 고딕"/>
+          <w:rFonts w:ascii="HY견고딕" w:hAnsi="HY견고딕" w:eastAsia="HY견고딕"/>
           <w:b/>
           <w:color w:val="000000"/>
-          <w:sz w:val="22"/>
+          <w:sz w:val="24"/>
         </w:rPr>
         <w:t>6. 법령·제품·문헌 검증</w:t>
       </w:r>
@@ -2770,9 +2903,9 @@
       </w:pPr>
       <w:r>
         <w:rPr>
-          <w:rFonts w:ascii="바탕" w:hAnsi="바탕" w:eastAsia="바탕"/>
-          <w:color w:val="000000"/>
-          <w:sz w:val="19"/>
+          <w:rFonts w:ascii="HY신명조" w:hAnsi="HY신명조" w:eastAsia="HY신명조"/>
+          <w:color w:val="000000"/>
+          <w:sz w:val="20"/>
         </w:rPr>
         <w:t>법령은 국가법령정보센터 현행 조문과 LAW OPEN DATA XML을 기준으로 확인하고, 인공지능기본법은 법령 전체의 통합본 표시와 개별 조문의 시행일을 분리해 대조하였다. 제품 지원 범위는 AWS와 Presidio 프로젝트의 현행 공식 문서를 우선하였다. 학술문헌은 DOI와 출판사 페이지 또는 KCI 공식 레코드에서 제목·저자·연도·권호·쪽수의 실재를 대조하였다. 제품 블로그와 학술논문은 참고문헌에서 구분하였다.</w:t>
       </w:r>
@@ -2785,10 +2918,10 @@
       </w:pPr>
       <w:r>
         <w:rPr>
-          <w:rFonts w:ascii="맑은 고딕" w:hAnsi="맑은 고딕" w:eastAsia="맑은 고딕"/>
+          <w:rFonts w:ascii="HY견고딕" w:hAnsi="HY견고딕" w:eastAsia="HY견고딕"/>
           <w:b/>
           <w:color w:val="000000"/>
-          <w:sz w:val="22"/>
+          <w:sz w:val="24"/>
         </w:rPr>
         <w:t>7. 연구윤리</w:t>
       </w:r>
@@ -2802,9 +2935,9 @@
       </w:pPr>
       <w:r>
         <w:rPr>
-          <w:rFonts w:ascii="바탕" w:hAnsi="바탕" w:eastAsia="바탕"/>
-          <w:color w:val="000000"/>
-          <w:sz w:val="19"/>
+          <w:rFonts w:ascii="HY신명조" w:hAnsi="HY신명조" w:eastAsia="HY신명조"/>
+          <w:color w:val="000000"/>
+          <w:sz w:val="20"/>
         </w:rPr>
         <w:t>감사 대상은 합성 데이터, 코드, 저장된 시스템 출력 및 공개·접근권한이 있는 저장소 문서다. 실제 정보주체의 개인정보나 피해경험을 수집하지 않았다. 합성 데이터라 하더라도 실재하는 키·식별자처럼 오인되거나 악용될 수 있으므로, 공개 전 비식별·비밀검사와 라이선스 확인이 필요하다.</w:t>
       </w:r>
@@ -2818,9 +2951,9 @@
       </w:pPr>
       <w:r>
         <w:rPr>
-          <w:rFonts w:ascii="바탕" w:hAnsi="바탕" w:eastAsia="바탕"/>
-          <w:color w:val="000000"/>
-          <w:sz w:val="19"/>
+          <w:rFonts w:ascii="HY신명조" w:hAnsi="HY신명조" w:eastAsia="HY신명조"/>
+          <w:color w:val="000000"/>
+          <w:sz w:val="20"/>
         </w:rPr>
         <w:t>본 연구는 사람을 연구대상으로 하지 않고 성별·젠더 변수를 포함하지 않은 시스템 감사이므로 성별 기초통계와 성별 분리분석은 적용 대상이 아니다. 재현 코드와 집계 결과는 검증 기준 커밋과 함께 제시하되 원문 개인정보형 문자열은 재노출하지 않는다. 이해상충과 연구비 지원 여부는 투고 전 전체 저자가 확인하여 논문 및 저자점검표에 최종 기재해야 한다.</w:t>
       </w:r>
@@ -2833,10 +2966,10 @@
       </w:pPr>
       <w:r>
         <w:rPr>
-          <w:rFonts w:ascii="맑은 고딕" w:hAnsi="맑은 고딕" w:eastAsia="맑은 고딕"/>
+          <w:rFonts w:ascii="HY견고딕" w:hAnsi="HY견고딕" w:eastAsia="HY견고딕"/>
           <w:b/>
           <w:color w:val="000000"/>
-          <w:sz w:val="25"/>
+          <w:sz w:val="28"/>
         </w:rPr>
         <w:t>IV. 분석결과</w:t>
       </w:r>
@@ -2849,10 +2982,10 @@
       </w:pPr>
       <w:r>
         <w:rPr>
-          <w:rFonts w:ascii="맑은 고딕" w:hAnsi="맑은 고딕" w:eastAsia="맑은 고딕"/>
+          <w:rFonts w:ascii="HY견고딕" w:hAnsi="HY견고딕" w:eastAsia="HY견고딕"/>
           <w:b/>
           <w:color w:val="000000"/>
-          <w:sz w:val="22"/>
+          <w:sz w:val="24"/>
         </w:rPr>
         <w:t>1. 기존 다계층 가드레일의 유출 가능성</w:t>
       </w:r>
@@ -2866,11 +2999,26 @@
       </w:pPr>
       <w:r>
         <w:rPr>
-          <w:rFonts w:ascii="바탕" w:hAnsi="바탕" w:eastAsia="바탕"/>
-          <w:color w:val="000000"/>
-          <w:sz w:val="19"/>
+          <w:rFonts w:ascii="HY신명조" w:hAnsi="HY신명조" w:eastAsia="HY신명조"/>
+          <w:color w:val="000000"/>
+          <w:sz w:val="20"/>
         </w:rPr>
         <w:t>변이 후 보호대상을 복원한 9,964건에 새 평가기를 적용한 결과는 다음과 같다.</w:t>
+      </w:r>
+    </w:p>
+    <w:p>
+      <w:pPr>
+        <w:spacing w:before="100" w:after="60"/>
+        <w:jc w:val="center"/>
+      </w:pPr>
+      <w:r>
+        <w:rPr>
+          <w:rFonts w:ascii="HY견고딕" w:hAnsi="HY견고딕" w:eastAsia="HY견고딕"/>
+          <w:b/>
+          <w:color w:val="000000"/>
+          <w:sz w:val="20"/>
+        </w:rPr>
+        <w:t>&lt;표 3&gt; 방어구성별 사후변형 평가 결과</w:t>
       </w:r>
     </w:p>
     <w:tbl>
@@ -2882,12 +3030,12 @@
         <w:tblLook w:firstColumn="1" w:firstRow="1" w:lastColumn="0" w:lastRow="0" w:noHBand="0" w:noVBand="1" w:val="04A0"/>
         <w:tblInd w:w="120" w:type="dxa"/>
         <w:tblBorders>
-          <w:top w:val="single" w:sz="4" w:space="0" w:color="777777"/>
-          <w:left w:val="single" w:sz="4" w:space="0" w:color="777777"/>
-          <w:bottom w:val="single" w:sz="4" w:space="0" w:color="777777"/>
-          <w:right w:val="single" w:sz="4" w:space="0" w:color="777777"/>
-          <w:insideH w:val="single" w:sz="4" w:space="0" w:color="777777"/>
-          <w:insideV w:val="single" w:sz="4" w:space="0" w:color="777777"/>
+          <w:top w:val="single" w:sz="8" w:space="0" w:color="000000"/>
+          <w:left w:val="nil" w:sz="0" w:space="0" w:color="000000"/>
+          <w:bottom w:val="single" w:sz="8" w:space="0" w:color="000000"/>
+          <w:right w:val="nil" w:sz="0" w:space="0" w:color="000000"/>
+          <w:insideH w:val="single" w:sz="4" w:space="0" w:color="000000"/>
+          <w:insideV w:val="nil" w:sz="0" w:space="0" w:color="000000"/>
         </w:tblBorders>
       </w:tblPr>
       <w:tblGrid>
@@ -2920,7 +3068,7 @@
             </w:pPr>
             <w:r>
               <w:rPr>
-                <w:rFonts w:ascii="맑은 고딕" w:hAnsi="맑은 고딕" w:eastAsia="맑은 고딕"/>
+                <w:rFonts w:ascii="HY견고딕" w:hAnsi="HY견고딕" w:eastAsia="HY견고딕"/>
                 <w:b/>
                 <w:color w:val="000000"/>
                 <w:sz w:val="16"/>
@@ -2948,7 +3096,7 @@
             </w:pPr>
             <w:r>
               <w:rPr>
-                <w:rFonts w:ascii="맑은 고딕" w:hAnsi="맑은 고딕" w:eastAsia="맑은 고딕"/>
+                <w:rFonts w:ascii="HY견고딕" w:hAnsi="HY견고딕" w:eastAsia="HY견고딕"/>
                 <w:b/>
                 <w:color w:val="000000"/>
                 <w:sz w:val="16"/>
@@ -2976,7 +3124,7 @@
             </w:pPr>
             <w:r>
               <w:rPr>
-                <w:rFonts w:ascii="맑은 고딕" w:hAnsi="맑은 고딕" w:eastAsia="맑은 고딕"/>
+                <w:rFonts w:ascii="HY견고딕" w:hAnsi="HY견고딕" w:eastAsia="HY견고딕"/>
                 <w:b/>
                 <w:color w:val="000000"/>
                 <w:sz w:val="16"/>
@@ -3004,7 +3152,7 @@
             </w:pPr>
             <w:r>
               <w:rPr>
-                <w:rFonts w:ascii="맑은 고딕" w:hAnsi="맑은 고딕" w:eastAsia="맑은 고딕"/>
+                <w:rFonts w:ascii="HY견고딕" w:hAnsi="HY견고딕" w:eastAsia="HY견고딕"/>
                 <w:b/>
                 <w:color w:val="000000"/>
                 <w:sz w:val="16"/>
@@ -3036,7 +3184,7 @@
             </w:pPr>
             <w:r>
               <w:rPr>
-                <w:rFonts w:ascii="바탕" w:hAnsi="바탕" w:eastAsia="바탕"/>
+                <w:rFonts w:ascii="HY신명조" w:hAnsi="HY신명조" w:eastAsia="HY신명조"/>
                 <w:color w:val="000000"/>
                 <w:sz w:val="16"/>
               </w:rPr>
@@ -3062,7 +3210,7 @@
             </w:pPr>
             <w:r>
               <w:rPr>
-                <w:rFonts w:ascii="바탕" w:hAnsi="바탕" w:eastAsia="바탕"/>
+                <w:rFonts w:ascii="HY신명조" w:hAnsi="HY신명조" w:eastAsia="HY신명조"/>
                 <w:color w:val="000000"/>
                 <w:sz w:val="16"/>
               </w:rPr>
@@ -3088,7 +3236,7 @@
             </w:pPr>
             <w:r>
               <w:rPr>
-                <w:rFonts w:ascii="바탕" w:hAnsi="바탕" w:eastAsia="바탕"/>
+                <w:rFonts w:ascii="HY신명조" w:hAnsi="HY신명조" w:eastAsia="HY신명조"/>
                 <w:color w:val="000000"/>
                 <w:sz w:val="16"/>
               </w:rPr>
@@ -3114,7 +3262,7 @@
             </w:pPr>
             <w:r>
               <w:rPr>
-                <w:rFonts w:ascii="바탕" w:hAnsi="바탕" w:eastAsia="바탕"/>
+                <w:rFonts w:ascii="HY신명조" w:hAnsi="HY신명조" w:eastAsia="HY신명조"/>
                 <w:color w:val="000000"/>
                 <w:sz w:val="16"/>
               </w:rPr>
@@ -3145,7 +3293,7 @@
             </w:pPr>
             <w:r>
               <w:rPr>
-                <w:rFonts w:ascii="바탕" w:hAnsi="바탕" w:eastAsia="바탕"/>
+                <w:rFonts w:ascii="HY신명조" w:hAnsi="HY신명조" w:eastAsia="HY신명조"/>
                 <w:color w:val="000000"/>
                 <w:sz w:val="16"/>
               </w:rPr>
@@ -3171,7 +3319,7 @@
             </w:pPr>
             <w:r>
               <w:rPr>
-                <w:rFonts w:ascii="바탕" w:hAnsi="바탕" w:eastAsia="바탕"/>
+                <w:rFonts w:ascii="HY신명조" w:hAnsi="HY신명조" w:eastAsia="HY신명조"/>
                 <w:color w:val="000000"/>
                 <w:sz w:val="16"/>
               </w:rPr>
@@ -3197,7 +3345,7 @@
             </w:pPr>
             <w:r>
               <w:rPr>
-                <w:rFonts w:ascii="바탕" w:hAnsi="바탕" w:eastAsia="바탕"/>
+                <w:rFonts w:ascii="HY신명조" w:hAnsi="HY신명조" w:eastAsia="HY신명조"/>
                 <w:color w:val="000000"/>
                 <w:sz w:val="16"/>
               </w:rPr>
@@ -3223,7 +3371,7 @@
             </w:pPr>
             <w:r>
               <w:rPr>
-                <w:rFonts w:ascii="바탕" w:hAnsi="바탕" w:eastAsia="바탕"/>
+                <w:rFonts w:ascii="HY신명조" w:hAnsi="HY신명조" w:eastAsia="HY신명조"/>
                 <w:color w:val="000000"/>
                 <w:sz w:val="16"/>
               </w:rPr>
@@ -3254,7 +3402,7 @@
             </w:pPr>
             <w:r>
               <w:rPr>
-                <w:rFonts w:ascii="바탕" w:hAnsi="바탕" w:eastAsia="바탕"/>
+                <w:rFonts w:ascii="HY신명조" w:hAnsi="HY신명조" w:eastAsia="HY신명조"/>
                 <w:color w:val="000000"/>
                 <w:sz w:val="16"/>
               </w:rPr>
@@ -3280,7 +3428,7 @@
             </w:pPr>
             <w:r>
               <w:rPr>
-                <w:rFonts w:ascii="바탕" w:hAnsi="바탕" w:eastAsia="바탕"/>
+                <w:rFonts w:ascii="HY신명조" w:hAnsi="HY신명조" w:eastAsia="HY신명조"/>
                 <w:color w:val="000000"/>
                 <w:sz w:val="16"/>
               </w:rPr>
@@ -3306,7 +3454,7 @@
             </w:pPr>
             <w:r>
               <w:rPr>
-                <w:rFonts w:ascii="바탕" w:hAnsi="바탕" w:eastAsia="바탕"/>
+                <w:rFonts w:ascii="HY신명조" w:hAnsi="HY신명조" w:eastAsia="HY신명조"/>
                 <w:color w:val="000000"/>
                 <w:sz w:val="16"/>
               </w:rPr>
@@ -3332,7 +3480,7 @@
             </w:pPr>
             <w:r>
               <w:rPr>
-                <w:rFonts w:ascii="바탕" w:hAnsi="바탕" w:eastAsia="바탕"/>
+                <w:rFonts w:ascii="HY신명조" w:hAnsi="HY신명조" w:eastAsia="HY신명조"/>
                 <w:color w:val="000000"/>
                 <w:sz w:val="16"/>
               </w:rPr>
@@ -3363,7 +3511,7 @@
             </w:pPr>
             <w:r>
               <w:rPr>
-                <w:rFonts w:ascii="바탕" w:hAnsi="바탕" w:eastAsia="바탕"/>
+                <w:rFonts w:ascii="HY신명조" w:hAnsi="HY신명조" w:eastAsia="HY신명조"/>
                 <w:color w:val="000000"/>
                 <w:sz w:val="16"/>
               </w:rPr>
@@ -3389,7 +3537,7 @@
             </w:pPr>
             <w:r>
               <w:rPr>
-                <w:rFonts w:ascii="바탕" w:hAnsi="바탕" w:eastAsia="바탕"/>
+                <w:rFonts w:ascii="HY신명조" w:hAnsi="HY신명조" w:eastAsia="HY신명조"/>
                 <w:color w:val="000000"/>
                 <w:sz w:val="16"/>
               </w:rPr>
@@ -3415,7 +3563,7 @@
             </w:pPr>
             <w:r>
               <w:rPr>
-                <w:rFonts w:ascii="바탕" w:hAnsi="바탕" w:eastAsia="바탕"/>
+                <w:rFonts w:ascii="HY신명조" w:hAnsi="HY신명조" w:eastAsia="HY신명조"/>
                 <w:color w:val="000000"/>
                 <w:sz w:val="16"/>
               </w:rPr>
@@ -3441,7 +3589,7 @@
             </w:pPr>
             <w:r>
               <w:rPr>
-                <w:rFonts w:ascii="바탕" w:hAnsi="바탕" w:eastAsia="바탕"/>
+                <w:rFonts w:ascii="HY신명조" w:hAnsi="HY신명조" w:eastAsia="HY신명조"/>
                 <w:color w:val="000000"/>
                 <w:sz w:val="16"/>
               </w:rPr>
@@ -3460,49 +3608,15 @@
       <w:pPr>
         <w:widowControl/>
         <w:spacing w:before="0" w:after="60" w:line="331" w:lineRule="auto"/>
-        <w:ind w:firstLine="397"/>
-        <w:jc w:val="both"/>
-      </w:pPr>
-      <w:r>
-        <w:rPr>
-          <w:rFonts w:ascii="바탕" w:hAnsi="바탕" w:eastAsia="바탕"/>
-          <w:color w:val="000000"/>
-          <w:sz w:val="19"/>
-        </w:rPr>
-        <w:t xml:space="preserve">기존 3계층을 통과한 2,060건은 변이 후 보호대상이 입력에서 복원되었지만 관련 계층에서 차단·제거되지 않은 사례다. 본 연구의 정의에서 이는 PII가 다음 처리 단계 또는 외부 모델로 전달될 수 있는 </w:t>
-      </w:r>
-      <w:r>
-        <w:rPr>
-          <w:rFonts w:ascii="바탕" w:hAnsi="바탕" w:eastAsia="바탕"/>
-          <w:b/>
-          <w:color w:val="000000"/>
-          <w:sz w:val="19"/>
-        </w:rPr>
-        <w:t>기술적 유출 가능성</w:t>
-      </w:r>
-      <w:r>
-        <w:rPr>
-          <w:rFonts w:ascii="바탕" w:hAnsi="바탕" w:eastAsia="바탕"/>
-          <w:color w:val="000000"/>
-          <w:sz w:val="19"/>
-        </w:rPr>
-        <w:t>을 의미한다. 실제 네트워크 전송이나 정보주체의 피해 발생을 관찰한 것은 아니지만, 기존 다계층 가드레일만으로 모든 변이 PII가 차단된다는 가정은 지지되지 않는다.</w:t>
-      </w:r>
-    </w:p>
-    <w:p>
-      <w:pPr>
-        <w:pStyle w:val="Heading2"/>
-        <w:keepNext/>
-        <w:keepLines/>
-      </w:pPr>
-      <w:r>
-        <w:rPr>
-          <w:rFonts w:ascii="맑은 고딕" w:hAnsi="맑은 고딕" w:eastAsia="맑은 고딕"/>
-          <w:b/>
-          <w:color w:val="000000"/>
-          <w:sz w:val="22"/>
-        </w:rPr>
-        <w:t>2. 변이 입력의 위험 증가와 Layer 0의 추가 차단</w:t>
+        <w:jc w:val="left"/>
+      </w:pPr>
+      <w:r>
+        <w:rPr>
+          <w:rFonts w:ascii="HY신명조" w:hAnsi="HY신명조" w:eastAsia="HY신명조"/>
+          <w:color w:val="000000"/>
+          <w:sz w:val="17"/>
+        </w:rPr>
+        <w:t>자료: 네 방어구성의 저장 결과에 변이 후 보호대상 평가기를 적용한 재계산.</w:t>
       </w:r>
     </w:p>
     <w:p>
@@ -3514,11 +3628,75 @@
       </w:pPr>
       <w:r>
         <w:rPr>
-          <w:rFonts w:ascii="바탕" w:hAnsi="바탕" w:eastAsia="바탕"/>
-          <w:color w:val="000000"/>
-          <w:sz w:val="19"/>
+          <w:rFonts w:ascii="HY신명조" w:hAnsi="HY신명조" w:eastAsia="HY신명조"/>
+          <w:color w:val="000000"/>
+          <w:sz w:val="20"/>
+        </w:rPr>
+        <w:t xml:space="preserve">기존 3계층을 통과한 2,060건은 변이 후 보호대상이 입력에서 복원되었지만 관련 계층에서 차단·제거되지 않은 사례다. 본 연구의 정의에서 이는 PII가 다음 처리 단계 또는 외부 모델로 전달될 수 있는 </w:t>
+      </w:r>
+      <w:r>
+        <w:rPr>
+          <w:rFonts w:ascii="HY신명조" w:hAnsi="HY신명조" w:eastAsia="HY신명조"/>
+          <w:b/>
+          <w:color w:val="000000"/>
+          <w:sz w:val="20"/>
+        </w:rPr>
+        <w:t>기술적 유출 가능성</w:t>
+      </w:r>
+      <w:r>
+        <w:rPr>
+          <w:rFonts w:ascii="HY신명조" w:hAnsi="HY신명조" w:eastAsia="HY신명조"/>
+          <w:color w:val="000000"/>
+          <w:sz w:val="20"/>
+        </w:rPr>
+        <w:t>을 의미한다. 실제 네트워크 전송이나 정보주체의 피해 발생을 관찰한 것은 아니지만, 기존 다계층 가드레일만으로 모든 변이 PII가 차단된다는 가정은 지지되지 않는다.</w:t>
+      </w:r>
+    </w:p>
+    <w:p>
+      <w:pPr>
+        <w:pStyle w:val="Heading2"/>
+        <w:keepNext/>
+        <w:keepLines/>
+      </w:pPr>
+      <w:r>
+        <w:rPr>
+          <w:rFonts w:ascii="HY견고딕" w:hAnsi="HY견고딕" w:eastAsia="HY견고딕"/>
+          <w:b/>
+          <w:color w:val="000000"/>
+          <w:sz w:val="24"/>
+        </w:rPr>
+        <w:t>2. 변이 입력의 위험 증가와 Layer 0의 추가 차단</w:t>
+      </w:r>
+    </w:p>
+    <w:p>
+      <w:pPr>
+        <w:widowControl/>
+        <w:spacing w:before="0" w:after="60" w:line="331" w:lineRule="auto"/>
+        <w:ind w:firstLine="397"/>
+        <w:jc w:val="both"/>
+      </w:pPr>
+      <w:r>
+        <w:rPr>
+          <w:rFonts w:ascii="HY신명조" w:hAnsi="HY신명조" w:eastAsia="HY신명조"/>
+          <w:color w:val="000000"/>
+          <w:sz w:val="20"/>
         </w:rPr>
         <w:t>동일 PII 유형·원천값의 원형과 변이 사례를 짝지은 결과는 다음과 같다.</w:t>
+      </w:r>
+    </w:p>
+    <w:p>
+      <w:pPr>
+        <w:spacing w:before="100" w:after="60"/>
+        <w:jc w:val="center"/>
+      </w:pPr>
+      <w:r>
+        <w:rPr>
+          <w:rFonts w:ascii="HY견고딕" w:hAnsi="HY견고딕" w:eastAsia="HY견고딕"/>
+          <w:b/>
+          <w:color w:val="000000"/>
+          <w:sz w:val="20"/>
+        </w:rPr>
+        <w:t>&lt;표 4&gt; 동일 원천값 원형–변이 짝비교</w:t>
       </w:r>
     </w:p>
     <w:tbl>
@@ -3530,12 +3708,12 @@
         <w:tblLook w:firstColumn="1" w:firstRow="1" w:lastColumn="0" w:lastRow="0" w:noHBand="0" w:noVBand="1" w:val="04A0"/>
         <w:tblInd w:w="120" w:type="dxa"/>
         <w:tblBorders>
-          <w:top w:val="single" w:sz="4" w:space="0" w:color="777777"/>
-          <w:left w:val="single" w:sz="4" w:space="0" w:color="777777"/>
-          <w:bottom w:val="single" w:sz="4" w:space="0" w:color="777777"/>
-          <w:right w:val="single" w:sz="4" w:space="0" w:color="777777"/>
-          <w:insideH w:val="single" w:sz="4" w:space="0" w:color="777777"/>
-          <w:insideV w:val="single" w:sz="4" w:space="0" w:color="777777"/>
+          <w:top w:val="single" w:sz="8" w:space="0" w:color="000000"/>
+          <w:left w:val="nil" w:sz="0" w:space="0" w:color="000000"/>
+          <w:bottom w:val="single" w:sz="8" w:space="0" w:color="000000"/>
+          <w:right w:val="nil" w:sz="0" w:space="0" w:color="000000"/>
+          <w:insideH w:val="single" w:sz="4" w:space="0" w:color="000000"/>
+          <w:insideV w:val="nil" w:sz="0" w:space="0" w:color="000000"/>
         </w:tblBorders>
       </w:tblPr>
       <w:tblGrid>
@@ -3570,7 +3748,7 @@
             </w:pPr>
             <w:r>
               <w:rPr>
-                <w:rFonts w:ascii="맑은 고딕" w:hAnsi="맑은 고딕" w:eastAsia="맑은 고딕"/>
+                <w:rFonts w:ascii="HY견고딕" w:hAnsi="HY견고딕" w:eastAsia="HY견고딕"/>
                 <w:b/>
                 <w:color w:val="000000"/>
                 <w:sz w:val="15"/>
@@ -3598,7 +3776,7 @@
             </w:pPr>
             <w:r>
               <w:rPr>
-                <w:rFonts w:ascii="맑은 고딕" w:hAnsi="맑은 고딕" w:eastAsia="맑은 고딕"/>
+                <w:rFonts w:ascii="HY견고딕" w:hAnsi="HY견고딕" w:eastAsia="HY견고딕"/>
                 <w:b/>
                 <w:color w:val="000000"/>
                 <w:sz w:val="15"/>
@@ -3626,7 +3804,7 @@
             </w:pPr>
             <w:r>
               <w:rPr>
-                <w:rFonts w:ascii="맑은 고딕" w:hAnsi="맑은 고딕" w:eastAsia="맑은 고딕"/>
+                <w:rFonts w:ascii="HY견고딕" w:hAnsi="HY견고딕" w:eastAsia="HY견고딕"/>
                 <w:b/>
                 <w:color w:val="000000"/>
                 <w:sz w:val="15"/>
@@ -3654,7 +3832,7 @@
             </w:pPr>
             <w:r>
               <w:rPr>
-                <w:rFonts w:ascii="맑은 고딕" w:hAnsi="맑은 고딕" w:eastAsia="맑은 고딕"/>
+                <w:rFonts w:ascii="HY견고딕" w:hAnsi="HY견고딕" w:eastAsia="HY견고딕"/>
                 <w:b/>
                 <w:color w:val="000000"/>
                 <w:sz w:val="15"/>
@@ -3682,7 +3860,7 @@
             </w:pPr>
             <w:r>
               <w:rPr>
-                <w:rFonts w:ascii="맑은 고딕" w:hAnsi="맑은 고딕" w:eastAsia="맑은 고딕"/>
+                <w:rFonts w:ascii="HY견고딕" w:hAnsi="HY견고딕" w:eastAsia="HY견고딕"/>
                 <w:b/>
                 <w:color w:val="000000"/>
                 <w:sz w:val="15"/>
@@ -3710,7 +3888,7 @@
             </w:pPr>
             <w:r>
               <w:rPr>
-                <w:rFonts w:ascii="맑은 고딕" w:hAnsi="맑은 고딕" w:eastAsia="맑은 고딕"/>
+                <w:rFonts w:ascii="HY견고딕" w:hAnsi="HY견고딕" w:eastAsia="HY견고딕"/>
                 <w:b/>
                 <w:color w:val="000000"/>
                 <w:sz w:val="15"/>
@@ -3742,7 +3920,7 @@
             </w:pPr>
             <w:r>
               <w:rPr>
-                <w:rFonts w:ascii="바탕" w:hAnsi="바탕" w:eastAsia="바탕"/>
+                <w:rFonts w:ascii="HY신명조" w:hAnsi="HY신명조" w:eastAsia="HY신명조"/>
                 <w:color w:val="000000"/>
                 <w:sz w:val="15"/>
               </w:rPr>
@@ -3768,7 +3946,7 @@
             </w:pPr>
             <w:r>
               <w:rPr>
-                <w:rFonts w:ascii="바탕" w:hAnsi="바탕" w:eastAsia="바탕"/>
+                <w:rFonts w:ascii="HY신명조" w:hAnsi="HY신명조" w:eastAsia="HY신명조"/>
                 <w:color w:val="000000"/>
                 <w:sz w:val="15"/>
               </w:rPr>
@@ -3794,7 +3972,7 @@
             </w:pPr>
             <w:r>
               <w:rPr>
-                <w:rFonts w:ascii="바탕" w:hAnsi="바탕" w:eastAsia="바탕"/>
+                <w:rFonts w:ascii="HY신명조" w:hAnsi="HY신명조" w:eastAsia="HY신명조"/>
                 <w:color w:val="000000"/>
                 <w:sz w:val="15"/>
               </w:rPr>
@@ -3820,7 +3998,7 @@
             </w:pPr>
             <w:r>
               <w:rPr>
-                <w:rFonts w:ascii="바탕" w:hAnsi="바탕" w:eastAsia="바탕"/>
+                <w:rFonts w:ascii="HY신명조" w:hAnsi="HY신명조" w:eastAsia="HY신명조"/>
                 <w:color w:val="000000"/>
                 <w:sz w:val="15"/>
               </w:rPr>
@@ -3846,7 +4024,7 @@
             </w:pPr>
             <w:r>
               <w:rPr>
-                <w:rFonts w:ascii="바탕" w:hAnsi="바탕" w:eastAsia="바탕"/>
+                <w:rFonts w:ascii="HY신명조" w:hAnsi="HY신명조" w:eastAsia="HY신명조"/>
                 <w:color w:val="000000"/>
                 <w:sz w:val="15"/>
               </w:rPr>
@@ -3872,7 +4050,7 @@
             </w:pPr>
             <w:r>
               <w:rPr>
-                <w:rFonts w:ascii="바탕" w:hAnsi="바탕" w:eastAsia="바탕"/>
+                <w:rFonts w:ascii="HY신명조" w:hAnsi="HY신명조" w:eastAsia="HY신명조"/>
                 <w:color w:val="000000"/>
                 <w:sz w:val="15"/>
               </w:rPr>
@@ -3903,7 +4081,7 @@
             </w:pPr>
             <w:r>
               <w:rPr>
-                <w:rFonts w:ascii="바탕" w:hAnsi="바탕" w:eastAsia="바탕"/>
+                <w:rFonts w:ascii="HY신명조" w:hAnsi="HY신명조" w:eastAsia="HY신명조"/>
                 <w:color w:val="000000"/>
                 <w:sz w:val="15"/>
               </w:rPr>
@@ -3929,7 +4107,7 @@
             </w:pPr>
             <w:r>
               <w:rPr>
-                <w:rFonts w:ascii="바탕" w:hAnsi="바탕" w:eastAsia="바탕"/>
+                <w:rFonts w:ascii="HY신명조" w:hAnsi="HY신명조" w:eastAsia="HY신명조"/>
                 <w:color w:val="000000"/>
                 <w:sz w:val="15"/>
               </w:rPr>
@@ -3955,7 +4133,7 @@
             </w:pPr>
             <w:r>
               <w:rPr>
-                <w:rFonts w:ascii="바탕" w:hAnsi="바탕" w:eastAsia="바탕"/>
+                <w:rFonts w:ascii="HY신명조" w:hAnsi="HY신명조" w:eastAsia="HY신명조"/>
                 <w:color w:val="000000"/>
                 <w:sz w:val="15"/>
               </w:rPr>
@@ -3981,7 +4159,7 @@
             </w:pPr>
             <w:r>
               <w:rPr>
-                <w:rFonts w:ascii="바탕" w:hAnsi="바탕" w:eastAsia="바탕"/>
+                <w:rFonts w:ascii="HY신명조" w:hAnsi="HY신명조" w:eastAsia="HY신명조"/>
                 <w:color w:val="000000"/>
                 <w:sz w:val="15"/>
               </w:rPr>
@@ -4007,7 +4185,7 @@
             </w:pPr>
             <w:r>
               <w:rPr>
-                <w:rFonts w:ascii="바탕" w:hAnsi="바탕" w:eastAsia="바탕"/>
+                <w:rFonts w:ascii="HY신명조" w:hAnsi="HY신명조" w:eastAsia="HY신명조"/>
                 <w:color w:val="000000"/>
                 <w:sz w:val="15"/>
               </w:rPr>
@@ -4033,7 +4211,7 @@
             </w:pPr>
             <w:r>
               <w:rPr>
-                <w:rFonts w:ascii="바탕" w:hAnsi="바탕" w:eastAsia="바탕"/>
+                <w:rFonts w:ascii="HY신명조" w:hAnsi="HY신명조" w:eastAsia="HY신명조"/>
                 <w:color w:val="000000"/>
                 <w:sz w:val="15"/>
               </w:rPr>
@@ -4064,7 +4242,7 @@
             </w:pPr>
             <w:r>
               <w:rPr>
-                <w:rFonts w:ascii="바탕" w:hAnsi="바탕" w:eastAsia="바탕"/>
+                <w:rFonts w:ascii="HY신명조" w:hAnsi="HY신명조" w:eastAsia="HY신명조"/>
                 <w:color w:val="000000"/>
                 <w:sz w:val="15"/>
               </w:rPr>
@@ -4090,7 +4268,7 @@
             </w:pPr>
             <w:r>
               <w:rPr>
-                <w:rFonts w:ascii="바탕" w:hAnsi="바탕" w:eastAsia="바탕"/>
+                <w:rFonts w:ascii="HY신명조" w:hAnsi="HY신명조" w:eastAsia="HY신명조"/>
                 <w:color w:val="000000"/>
                 <w:sz w:val="15"/>
               </w:rPr>
@@ -4116,7 +4294,7 @@
             </w:pPr>
             <w:r>
               <w:rPr>
-                <w:rFonts w:ascii="바탕" w:hAnsi="바탕" w:eastAsia="바탕"/>
+                <w:rFonts w:ascii="HY신명조" w:hAnsi="HY신명조" w:eastAsia="HY신명조"/>
                 <w:color w:val="000000"/>
                 <w:sz w:val="15"/>
               </w:rPr>
@@ -4142,7 +4320,7 @@
             </w:pPr>
             <w:r>
               <w:rPr>
-                <w:rFonts w:ascii="바탕" w:hAnsi="바탕" w:eastAsia="바탕"/>
+                <w:rFonts w:ascii="HY신명조" w:hAnsi="HY신명조" w:eastAsia="HY신명조"/>
                 <w:color w:val="000000"/>
                 <w:sz w:val="15"/>
               </w:rPr>
@@ -4168,7 +4346,7 @@
             </w:pPr>
             <w:r>
               <w:rPr>
-                <w:rFonts w:ascii="바탕" w:hAnsi="바탕" w:eastAsia="바탕"/>
+                <w:rFonts w:ascii="HY신명조" w:hAnsi="HY신명조" w:eastAsia="HY신명조"/>
                 <w:color w:val="000000"/>
                 <w:sz w:val="15"/>
               </w:rPr>
@@ -4194,7 +4372,7 @@
             </w:pPr>
             <w:r>
               <w:rPr>
-                <w:rFonts w:ascii="바탕" w:hAnsi="바탕" w:eastAsia="바탕"/>
+                <w:rFonts w:ascii="HY신명조" w:hAnsi="HY신명조" w:eastAsia="HY신명조"/>
                 <w:color w:val="000000"/>
                 <w:sz w:val="15"/>
               </w:rPr>
@@ -4225,7 +4403,7 @@
             </w:pPr>
             <w:r>
               <w:rPr>
-                <w:rFonts w:ascii="바탕" w:hAnsi="바탕" w:eastAsia="바탕"/>
+                <w:rFonts w:ascii="HY신명조" w:hAnsi="HY신명조" w:eastAsia="HY신명조"/>
                 <w:color w:val="000000"/>
                 <w:sz w:val="15"/>
               </w:rPr>
@@ -4251,7 +4429,7 @@
             </w:pPr>
             <w:r>
               <w:rPr>
-                <w:rFonts w:ascii="바탕" w:hAnsi="바탕" w:eastAsia="바탕"/>
+                <w:rFonts w:ascii="HY신명조" w:hAnsi="HY신명조" w:eastAsia="HY신명조"/>
                 <w:color w:val="000000"/>
                 <w:sz w:val="15"/>
               </w:rPr>
@@ -4277,7 +4455,7 @@
             </w:pPr>
             <w:r>
               <w:rPr>
-                <w:rFonts w:ascii="바탕" w:hAnsi="바탕" w:eastAsia="바탕"/>
+                <w:rFonts w:ascii="HY신명조" w:hAnsi="HY신명조" w:eastAsia="HY신명조"/>
                 <w:color w:val="000000"/>
                 <w:sz w:val="15"/>
               </w:rPr>
@@ -4303,7 +4481,7 @@
             </w:pPr>
             <w:r>
               <w:rPr>
-                <w:rFonts w:ascii="바탕" w:hAnsi="바탕" w:eastAsia="바탕"/>
+                <w:rFonts w:ascii="HY신명조" w:hAnsi="HY신명조" w:eastAsia="HY신명조"/>
                 <w:color w:val="000000"/>
                 <w:sz w:val="15"/>
               </w:rPr>
@@ -4329,7 +4507,7 @@
             </w:pPr>
             <w:r>
               <w:rPr>
-                <w:rFonts w:ascii="바탕" w:hAnsi="바탕" w:eastAsia="바탕"/>
+                <w:rFonts w:ascii="HY신명조" w:hAnsi="HY신명조" w:eastAsia="HY신명조"/>
                 <w:color w:val="000000"/>
                 <w:sz w:val="15"/>
               </w:rPr>
@@ -4355,7 +4533,7 @@
             </w:pPr>
             <w:r>
               <w:rPr>
-                <w:rFonts w:ascii="바탕" w:hAnsi="바탕" w:eastAsia="바탕"/>
+                <w:rFonts w:ascii="HY신명조" w:hAnsi="HY신명조" w:eastAsia="HY신명조"/>
                 <w:color w:val="000000"/>
                 <w:sz w:val="15"/>
               </w:rPr>
@@ -4374,16 +4552,31 @@
       <w:pPr>
         <w:widowControl/>
         <w:spacing w:before="0" w:after="60" w:line="331" w:lineRule="auto"/>
-        <w:ind w:firstLine="397"/>
-        <w:jc w:val="both"/>
-      </w:pPr>
-      <w:r>
-        <w:rPr>
-          <w:rFonts w:ascii="바탕" w:hAnsi="바탕" w:eastAsia="바탕"/>
-          <w:color w:val="000000"/>
-          <w:sz w:val="19"/>
-        </w:rPr>
-        <w:t>한국어 2,305쌍 중 원형은 차단되었으나 변이본은 미차단된 사례가 281건, 반대 방향은 101건이었다. 보호대상 값 자체가 바뀐 2,160쌍에서는 변이로 악화된 사례가 261건, 개선된 사례가 53건이었다. 반면 보호대상 문자열은 그대로이고 이름·레이블·문맥만 바뀐 1,301쌍에서는 악화 34건, 개선 48건으로 증가가 확인되지 않았다.</w:t>
+        <w:jc w:val="left"/>
+      </w:pPr>
+      <w:r>
+        <w:rPr>
+          <w:rFonts w:ascii="HY신명조" w:hAnsi="HY신명조" w:eastAsia="HY신명조"/>
+          <w:color w:val="000000"/>
+          <w:sz w:val="17"/>
+        </w:rPr>
+        <w:t xml:space="preserve">자료: </w:t>
+      </w:r>
+      <w:r>
+        <w:rPr>
+          <w:rFonts w:ascii="Consolas" w:hAnsi="Consolas" w:eastAsia="Consolas"/>
+          <w:color w:val="000000"/>
+          <w:sz w:val="16"/>
+        </w:rPr>
+        <w:t>paper/analyze_postmutation_gold.py</w:t>
+      </w:r>
+      <w:r>
+        <w:rPr>
+          <w:rFonts w:ascii="HY신명조" w:hAnsi="HY신명조" w:eastAsia="HY신명조"/>
+          <w:color w:val="000000"/>
+          <w:sz w:val="17"/>
+        </w:rPr>
+        <w:t>; 원천 그룹 동일가중, seed 20260726, 10,000회 군집 부트스트랩.</w:t>
       </w:r>
     </w:p>
     <w:p>
@@ -4395,172 +4588,11 @@
       </w:pPr>
       <w:r>
         <w:rPr>
-          <w:rFonts w:ascii="바탕" w:hAnsi="바탕" w:eastAsia="바탕"/>
-          <w:color w:val="000000"/>
-          <w:sz w:val="19"/>
-        </w:rPr>
-        <w:t xml:space="preserve">변이기법별 기술통계도 이 구분과 일치한다. 한국어 </w:t>
-      </w:r>
-      <w:r>
-        <w:rPr>
-          <w:rFonts w:ascii="Consolas" w:hAnsi="Consolas" w:eastAsia="Consolas"/>
-          <w:color w:val="000000"/>
-          <w:sz w:val="18"/>
-        </w:rPr>
-        <w:t>soft_hyphen</w:t>
-      </w:r>
-      <w:r>
-        <w:rPr>
-          <w:rFonts w:ascii="바탕" w:hAnsi="바탕" w:eastAsia="바탕"/>
-          <w:color w:val="000000"/>
-          <w:sz w:val="19"/>
-        </w:rPr>
-        <w:t xml:space="preserve">은 원형 21.2%에서 변이 61.6%, </w:t>
-      </w:r>
-      <w:r>
-        <w:rPr>
-          <w:rFonts w:ascii="Consolas" w:hAnsi="Consolas" w:eastAsia="Consolas"/>
-          <w:color w:val="000000"/>
-          <w:sz w:val="18"/>
-        </w:rPr>
-        <w:t>combining</w:t>
-      </w:r>
-      <w:r>
-        <w:rPr>
-          <w:rFonts w:ascii="바탕" w:hAnsi="바탕" w:eastAsia="바탕"/>
-          <w:color w:val="000000"/>
-          <w:sz w:val="19"/>
-        </w:rPr>
-        <w:t xml:space="preserve">은 19.5%에서 45.1%, </w:t>
-      </w:r>
-      <w:r>
-        <w:rPr>
-          <w:rFonts w:ascii="Consolas" w:hAnsi="Consolas" w:eastAsia="Consolas"/>
-          <w:color w:val="000000"/>
-          <w:sz w:val="18"/>
-        </w:rPr>
-        <w:t>fullwidth</w:t>
-      </w:r>
-      <w:r>
-        <w:rPr>
-          <w:rFonts w:ascii="바탕" w:hAnsi="바탕" w:eastAsia="바탕"/>
-          <w:color w:val="000000"/>
-          <w:sz w:val="19"/>
-        </w:rPr>
-        <w:t xml:space="preserve">는 18.3%에서 40.4%, </w:t>
-      </w:r>
-      <w:r>
-        <w:rPr>
-          <w:rFonts w:ascii="Consolas" w:hAnsi="Consolas" w:eastAsia="Consolas"/>
-          <w:color w:val="000000"/>
-          <w:sz w:val="18"/>
-        </w:rPr>
-        <w:t>homoglyph</w:t>
-      </w:r>
-      <w:r>
-        <w:rPr>
-          <w:rFonts w:ascii="바탕" w:hAnsi="바탕" w:eastAsia="바탕"/>
-          <w:color w:val="000000"/>
-          <w:sz w:val="19"/>
-        </w:rPr>
-        <w:t xml:space="preserve">는 18.2%에서 40.0%, </w:t>
-      </w:r>
-      <w:r>
-        <w:rPr>
-          <w:rFonts w:ascii="Consolas" w:hAnsi="Consolas" w:eastAsia="Consolas"/>
-          <w:color w:val="000000"/>
-          <w:sz w:val="18"/>
-        </w:rPr>
-        <w:t>kr_digits</w:t>
-      </w:r>
-      <w:r>
-        <w:rPr>
-          <w:rFonts w:ascii="바탕" w:hAnsi="바탕" w:eastAsia="바탕"/>
-          <w:color w:val="000000"/>
-          <w:sz w:val="19"/>
-        </w:rPr>
-        <w:t xml:space="preserve">는 20.9%에서 52.7%로 미차단율이 높아졌다. 반면 </w:t>
-      </w:r>
-      <w:r>
-        <w:rPr>
-          <w:rFonts w:ascii="Consolas" w:hAnsi="Consolas" w:eastAsia="Consolas"/>
-          <w:color w:val="000000"/>
-          <w:sz w:val="18"/>
-        </w:rPr>
-        <w:t>ctx_json</w:t>
-      </w:r>
-      <w:r>
-        <w:rPr>
-          <w:rFonts w:ascii="바탕" w:hAnsi="바탕" w:eastAsia="바탕"/>
-          <w:color w:val="000000"/>
-          <w:sz w:val="19"/>
-        </w:rPr>
-        <w:t xml:space="preserve">, </w:t>
-      </w:r>
-      <w:r>
-        <w:rPr>
-          <w:rFonts w:ascii="Consolas" w:hAnsi="Consolas" w:eastAsia="Consolas"/>
-          <w:color w:val="000000"/>
-          <w:sz w:val="18"/>
-        </w:rPr>
-        <w:t>ctx_rag</w:t>
-      </w:r>
-      <w:r>
-        <w:rPr>
-          <w:rFonts w:ascii="바탕" w:hAnsi="바탕" w:eastAsia="바탕"/>
-          <w:color w:val="000000"/>
-          <w:sz w:val="19"/>
-        </w:rPr>
-        <w:t xml:space="preserve">, </w:t>
-      </w:r>
-      <w:r>
-        <w:rPr>
-          <w:rFonts w:ascii="Consolas" w:hAnsi="Consolas" w:eastAsia="Consolas"/>
-          <w:color w:val="000000"/>
-          <w:sz w:val="18"/>
-        </w:rPr>
-        <w:t>houyi</w:t>
-      </w:r>
-      <w:r>
-        <w:rPr>
-          <w:rFonts w:ascii="바탕" w:hAnsi="바탕" w:eastAsia="바탕"/>
-          <w:color w:val="000000"/>
-          <w:sz w:val="19"/>
-        </w:rPr>
-        <w:t xml:space="preserve">, </w:t>
-      </w:r>
-      <w:r>
-        <w:rPr>
-          <w:rFonts w:ascii="Consolas" w:hAnsi="Consolas" w:eastAsia="Consolas"/>
-          <w:color w:val="000000"/>
-          <w:sz w:val="18"/>
-        </w:rPr>
-        <w:t>code_switch</w:t>
-      </w:r>
-      <w:r>
-        <w:rPr>
-          <w:rFonts w:ascii="바탕" w:hAnsi="바탕" w:eastAsia="바탕"/>
-          <w:color w:val="000000"/>
-          <w:sz w:val="19"/>
-        </w:rPr>
-        <w:t xml:space="preserve">처럼 보호대상 값을 보존한 변이는 증가가 일관되지 않았다. 따라서 RQ1에 대한 답은 “모든 변이가 위험을 높인다”가 아니라, </w:t>
-      </w:r>
-      <w:r>
-        <w:rPr>
-          <w:rFonts w:ascii="바탕" w:hAnsi="바탕" w:eastAsia="바탕"/>
-          <w:b/>
-          <w:color w:val="000000"/>
-          <w:sz w:val="19"/>
-        </w:rPr>
-        <w:t>PII 값 자체를 바꾸는 문자·인코딩·표기 변이가 기존 계층의 미차단 위험을 높인다</w:t>
-      </w:r>
-      <w:r>
-        <w:rPr>
-          <w:rFonts w:ascii="바탕" w:hAnsi="바탕" w:eastAsia="바탕"/>
-          <w:color w:val="000000"/>
-          <w:sz w:val="19"/>
-        </w:rPr>
-        <w:t>는 것이다.</w:t>
+          <w:rFonts w:ascii="HY신명조" w:hAnsi="HY신명조" w:eastAsia="HY신명조"/>
+          <w:color w:val="000000"/>
+          <w:sz w:val="20"/>
+        </w:rPr>
+        <w:t>한국어 2,305쌍 중 원형은 차단되었으나 변이본은 미차단된 사례가 281건, 반대 방향은 101건이었다. 보호대상 값 자체가 바뀐 2,160쌍에서는 변이로 악화된 사례가 261건, 개선된 사례가 53건이었다. 반면 보호대상 문자열은 그대로이고 이름·레이블·문맥만 바뀐 1,301쌍에서는 악화 34건, 개선 48건으로 증가가 확인되지 않았다.</w:t>
       </w:r>
     </w:p>
     <w:p>
@@ -4572,43 +4604,172 @@
       </w:pPr>
       <w:r>
         <w:rPr>
-          <w:rFonts w:ascii="바탕" w:hAnsi="바탕" w:eastAsia="바탕"/>
+          <w:rFonts w:ascii="HY신명조" w:hAnsi="HY신명조" w:eastAsia="HY신명조"/>
+          <w:color w:val="000000"/>
+          <w:sz w:val="20"/>
+        </w:rPr>
+        <w:t xml:space="preserve">변이기법별 기술통계도 이 구분과 일치한다. 한국어 </w:t>
+      </w:r>
+      <w:r>
+        <w:rPr>
+          <w:rFonts w:ascii="Consolas" w:hAnsi="Consolas" w:eastAsia="Consolas"/>
           <w:color w:val="000000"/>
           <w:sz w:val="19"/>
         </w:rPr>
-        <w:t xml:space="preserve">구성 A와 C의 짝비교에서는 A만 미차단이고 C는 차단인 사례가 1,354건이었으며, 반대 방향은 없었다. 이 중 1,353건은 Layer 0의 개별 결과가 </w:t>
+        <w:t>soft_hyphen</w:t>
+      </w:r>
+      <w:r>
+        <w:rPr>
+          <w:rFonts w:ascii="HY신명조" w:hAnsi="HY신명조" w:eastAsia="HY신명조"/>
+          <w:color w:val="000000"/>
+          <w:sz w:val="20"/>
+        </w:rPr>
+        <w:t xml:space="preserve">은 원형 21.2%에서 변이 61.6%, </w:t>
       </w:r>
       <w:r>
         <w:rPr>
           <w:rFonts w:ascii="Consolas" w:hAnsi="Consolas" w:eastAsia="Consolas"/>
           <w:color w:val="000000"/>
-          <w:sz w:val="18"/>
-        </w:rPr>
-        <w:t>action=BLOCK</w:t>
-      </w:r>
-      <w:r>
-        <w:rPr>
-          <w:rFonts w:ascii="바탕" w:hAnsi="바탕" w:eastAsia="바탕"/>
-          <w:color w:val="000000"/>
           <w:sz w:val="19"/>
         </w:rPr>
+        <w:t>combining</w:t>
+      </w:r>
+      <w:r>
+        <w:rPr>
+          <w:rFonts w:ascii="HY신명조" w:hAnsi="HY신명조" w:eastAsia="HY신명조"/>
+          <w:color w:val="000000"/>
+          <w:sz w:val="20"/>
+        </w:rPr>
+        <w:t xml:space="preserve">은 19.5%에서 45.1%, </w:t>
+      </w:r>
+      <w:r>
+        <w:rPr>
+          <w:rFonts w:ascii="Consolas" w:hAnsi="Consolas" w:eastAsia="Consolas"/>
+          <w:color w:val="000000"/>
+          <w:sz w:val="19"/>
+        </w:rPr>
+        <w:t>fullwidth</w:t>
+      </w:r>
+      <w:r>
+        <w:rPr>
+          <w:rFonts w:ascii="HY신명조" w:hAnsi="HY신명조" w:eastAsia="HY신명조"/>
+          <w:color w:val="000000"/>
+          <w:sz w:val="20"/>
+        </w:rPr>
+        <w:t xml:space="preserve">는 18.3%에서 40.4%, </w:t>
+      </w:r>
+      <w:r>
+        <w:rPr>
+          <w:rFonts w:ascii="Consolas" w:hAnsi="Consolas" w:eastAsia="Consolas"/>
+          <w:color w:val="000000"/>
+          <w:sz w:val="19"/>
+        </w:rPr>
+        <w:t>homoglyph</w:t>
+      </w:r>
+      <w:r>
+        <w:rPr>
+          <w:rFonts w:ascii="HY신명조" w:hAnsi="HY신명조" w:eastAsia="HY신명조"/>
+          <w:color w:val="000000"/>
+          <w:sz w:val="20"/>
+        </w:rPr>
+        <w:t xml:space="preserve">는 18.2%에서 40.0%, </w:t>
+      </w:r>
+      <w:r>
+        <w:rPr>
+          <w:rFonts w:ascii="Consolas" w:hAnsi="Consolas" w:eastAsia="Consolas"/>
+          <w:color w:val="000000"/>
+          <w:sz w:val="19"/>
+        </w:rPr>
+        <w:t>kr_digits</w:t>
+      </w:r>
+      <w:r>
+        <w:rPr>
+          <w:rFonts w:ascii="HY신명조" w:hAnsi="HY신명조" w:eastAsia="HY신명조"/>
+          <w:color w:val="000000"/>
+          <w:sz w:val="20"/>
+        </w:rPr>
+        <w:t xml:space="preserve">는 20.9%에서 52.7%로 미차단율이 높아졌다. 반면 </w:t>
+      </w:r>
+      <w:r>
+        <w:rPr>
+          <w:rFonts w:ascii="Consolas" w:hAnsi="Consolas" w:eastAsia="Consolas"/>
+          <w:color w:val="000000"/>
+          <w:sz w:val="19"/>
+        </w:rPr>
+        <w:t>ctx_json</w:t>
+      </w:r>
+      <w:r>
+        <w:rPr>
+          <w:rFonts w:ascii="HY신명조" w:hAnsi="HY신명조" w:eastAsia="HY신명조"/>
+          <w:color w:val="000000"/>
+          <w:sz w:val="20"/>
+        </w:rPr>
         <w:t xml:space="preserve">, </w:t>
       </w:r>
       <w:r>
         <w:rPr>
           <w:rFonts w:ascii="Consolas" w:hAnsi="Consolas" w:eastAsia="Consolas"/>
           <w:color w:val="000000"/>
-          <w:sz w:val="18"/>
-        </w:rPr>
-        <w:t>output=[BLOCKED]</w:t>
-      </w:r>
-      <w:r>
-        <w:rPr>
-          <w:rFonts w:ascii="바탕" w:hAnsi="바탕" w:eastAsia="바탕"/>
-          <w:color w:val="000000"/>
           <w:sz w:val="19"/>
         </w:rPr>
-        <w:t>였다. 나머지 1건은 저장된 후속 계층 판정 차이로 귀속되었다. 이는 Layer 0가 단순 정규화로 문자열 모양만 바꾼 결과가 아니라, 대부분의 추가효과에서 입력단 직접 차단을 수행했음을 보여준다.</w:t>
+        <w:t>ctx_rag</w:t>
+      </w:r>
+      <w:r>
+        <w:rPr>
+          <w:rFonts w:ascii="HY신명조" w:hAnsi="HY신명조" w:eastAsia="HY신명조"/>
+          <w:color w:val="000000"/>
+          <w:sz w:val="20"/>
+        </w:rPr>
+        <w:t xml:space="preserve">, </w:t>
+      </w:r>
+      <w:r>
+        <w:rPr>
+          <w:rFonts w:ascii="Consolas" w:hAnsi="Consolas" w:eastAsia="Consolas"/>
+          <w:color w:val="000000"/>
+          <w:sz w:val="19"/>
+        </w:rPr>
+        <w:t>houyi</w:t>
+      </w:r>
+      <w:r>
+        <w:rPr>
+          <w:rFonts w:ascii="HY신명조" w:hAnsi="HY신명조" w:eastAsia="HY신명조"/>
+          <w:color w:val="000000"/>
+          <w:sz w:val="20"/>
+        </w:rPr>
+        <w:t xml:space="preserve">, </w:t>
+      </w:r>
+      <w:r>
+        <w:rPr>
+          <w:rFonts w:ascii="Consolas" w:hAnsi="Consolas" w:eastAsia="Consolas"/>
+          <w:color w:val="000000"/>
+          <w:sz w:val="19"/>
+        </w:rPr>
+        <w:t>code_switch</w:t>
+      </w:r>
+      <w:r>
+        <w:rPr>
+          <w:rFonts w:ascii="HY신명조" w:hAnsi="HY신명조" w:eastAsia="HY신명조"/>
+          <w:color w:val="000000"/>
+          <w:sz w:val="20"/>
+        </w:rPr>
+        <w:t xml:space="preserve">처럼 보호대상 값을 보존한 변이는 증가가 일관되지 않았다. 따라서 RQ1에 대한 답은 “모든 변이가 위험을 높인다”가 아니라, </w:t>
+      </w:r>
+      <w:r>
+        <w:rPr>
+          <w:rFonts w:ascii="HY신명조" w:hAnsi="HY신명조" w:eastAsia="HY신명조"/>
+          <w:b/>
+          <w:color w:val="000000"/>
+          <w:sz w:val="20"/>
+        </w:rPr>
+        <w:t>PII 값 자체를 바꾸는 문자·인코딩·표기 변이가 기존 계층의 미차단 위험을 높인다</w:t>
+      </w:r>
+      <w:r>
+        <w:rPr>
+          <w:rFonts w:ascii="HY신명조" w:hAnsi="HY신명조" w:eastAsia="HY신명조"/>
+          <w:color w:val="000000"/>
+          <w:sz w:val="20"/>
+        </w:rPr>
+        <w:t>는 것이다.</w:t>
       </w:r>
     </w:p>
     <w:p>
@@ -4620,44 +4781,43 @@
       </w:pPr>
       <w:r>
         <w:rPr>
-          <w:rFonts w:ascii="바탕" w:hAnsi="바탕" w:eastAsia="바탕"/>
+          <w:rFonts w:ascii="HY신명조" w:hAnsi="HY신명조" w:eastAsia="HY신명조"/>
+          <w:color w:val="000000"/>
+          <w:sz w:val="20"/>
+        </w:rPr>
+        <w:t xml:space="preserve">구성 A와 C의 짝비교에서는 A만 미차단이고 C는 차단인 사례가 1,354건이었으며, 반대 방향은 없었다. 이 중 1,353건은 Layer 0의 개별 결과가 </w:t>
+      </w:r>
+      <w:r>
+        <w:rPr>
+          <w:rFonts w:ascii="Consolas" w:hAnsi="Consolas" w:eastAsia="Consolas"/>
           <w:color w:val="000000"/>
           <w:sz w:val="19"/>
         </w:rPr>
-        <w:t xml:space="preserve">이 결과는 RQ2에 대해 정규화·키워드·패턴 탐지를 입력 전에 수행하는 Layer 0가 기존 계층의 누락을 실질적으로 줄였다고 답한다. Layer 0는 기존 상용 가드레일을 대체하는 단독 제품이 아니라 </w:t>
-      </w:r>
-      <w:r>
-        <w:rPr>
-          <w:rFonts w:ascii="바탕" w:hAnsi="바탕" w:eastAsia="바탕"/>
-          <w:b/>
+        <w:t>action=BLOCK</w:t>
+      </w:r>
+      <w:r>
+        <w:rPr>
+          <w:rFonts w:ascii="HY신명조" w:hAnsi="HY신명조" w:eastAsia="HY신명조"/>
+          <w:color w:val="000000"/>
+          <w:sz w:val="20"/>
+        </w:rPr>
+        <w:t xml:space="preserve">, </w:t>
+      </w:r>
+      <w:r>
+        <w:rPr>
+          <w:rFonts w:ascii="Consolas" w:hAnsi="Consolas" w:eastAsia="Consolas"/>
           <w:color w:val="000000"/>
           <w:sz w:val="19"/>
         </w:rPr>
-        <w:t>한국어 입력을 위한 필수 심층방어 계층</w:t>
-      </w:r>
-      <w:r>
-        <w:rPr>
-          <w:rFonts w:ascii="바탕" w:hAnsi="바탕" w:eastAsia="바탕"/>
-          <w:color w:val="000000"/>
-          <w:sz w:val="19"/>
-        </w:rPr>
-        <w:t>으로 배치할 필요가 있다.</w:t>
-      </w:r>
-    </w:p>
-    <w:p>
-      <w:pPr>
-        <w:pStyle w:val="Heading2"/>
-        <w:keepNext/>
-        <w:keepLines/>
-      </w:pPr>
-      <w:r>
-        <w:rPr>
-          <w:rFonts w:ascii="맑은 고딕" w:hAnsi="맑은 고딕" w:eastAsia="맑은 고딕"/>
-          <w:b/>
-          <w:color w:val="000000"/>
-          <w:sz w:val="22"/>
-        </w:rPr>
-        <w:t>3. 전체 데이터에서 변이 후 정답 추적의 실패</w:t>
+        <w:t>output=[BLOCKED]</w:t>
+      </w:r>
+      <w:r>
+        <w:rPr>
+          <w:rFonts w:ascii="HY신명조" w:hAnsi="HY신명조" w:eastAsia="HY신명조"/>
+          <w:color w:val="000000"/>
+          <w:sz w:val="20"/>
+        </w:rPr>
+        <w:t>였다. 나머지 1건은 저장된 후속 계층 판정 차이로 귀속되었다. 이는 Layer 0가 단순 정규화로 문자열 모양만 바꾼 결과가 아니라, 대부분의 추가효과에서 입력단 직접 차단을 수행했음을 보여준다.</w:t>
       </w:r>
     </w:p>
     <w:p>
@@ -4669,27 +4829,91 @@
       </w:pPr>
       <w:r>
         <w:rPr>
-          <w:rFonts w:ascii="바탕" w:hAnsi="바탕" w:eastAsia="바탕"/>
+          <w:rFonts w:ascii="HY신명조" w:hAnsi="HY신명조" w:eastAsia="HY신명조"/>
+          <w:color w:val="000000"/>
+          <w:sz w:val="20"/>
+        </w:rPr>
+        <w:t xml:space="preserve">이 결과는 RQ2에 대해 정규화·키워드·패턴 탐지를 입력 전에 수행하는 Layer 0가 기존 계층의 누락을 실질적으로 줄였다고 답한다. Layer 0는 기존 상용 가드레일을 대체하는 단독 제품이 아니라 </w:t>
+      </w:r>
+      <w:r>
+        <w:rPr>
+          <w:rFonts w:ascii="HY신명조" w:hAnsi="HY신명조" w:eastAsia="HY신명조"/>
+          <w:b/>
+          <w:color w:val="000000"/>
+          <w:sz w:val="20"/>
+        </w:rPr>
+        <w:t>한국어 입력을 위한 필수 심층방어 계층</w:t>
+      </w:r>
+      <w:r>
+        <w:rPr>
+          <w:rFonts w:ascii="HY신명조" w:hAnsi="HY신명조" w:eastAsia="HY신명조"/>
+          <w:color w:val="000000"/>
+          <w:sz w:val="20"/>
+        </w:rPr>
+        <w:t>으로 배치할 필요가 있다.</w:t>
+      </w:r>
+    </w:p>
+    <w:p>
+      <w:pPr>
+        <w:pStyle w:val="Heading2"/>
+        <w:keepNext/>
+        <w:keepLines/>
+      </w:pPr>
+      <w:r>
+        <w:rPr>
+          <w:rFonts w:ascii="HY견고딕" w:hAnsi="HY견고딕" w:eastAsia="HY견고딕"/>
+          <w:b/>
+          <w:color w:val="000000"/>
+          <w:sz w:val="24"/>
+        </w:rPr>
+        <w:t>3. 전체 데이터에서 변이 후 정답 추적의 실패</w:t>
+      </w:r>
+    </w:p>
+    <w:p>
+      <w:pPr>
+        <w:widowControl/>
+        <w:spacing w:before="0" w:after="60" w:line="331" w:lineRule="auto"/>
+        <w:ind w:firstLine="397"/>
+        <w:jc w:val="both"/>
+      </w:pPr>
+      <w:r>
+        <w:rPr>
+          <w:rFonts w:ascii="HY신명조" w:hAnsi="HY신명조" w:eastAsia="HY신명조"/>
+          <w:color w:val="000000"/>
+          <w:sz w:val="20"/>
+        </w:rPr>
+        <w:t xml:space="preserve">10,000건 중 원래 </w:t>
+      </w:r>
+      <w:r>
+        <w:rPr>
+          <w:rFonts w:ascii="Consolas" w:hAnsi="Consolas" w:eastAsia="Consolas"/>
           <w:color w:val="000000"/>
           <w:sz w:val="19"/>
         </w:rPr>
-        <w:t xml:space="preserve">10,000건 중 원래 </w:t>
-      </w:r>
-      <w:r>
-        <w:rPr>
-          <w:rFonts w:ascii="Consolas" w:hAnsi="Consolas" w:eastAsia="Consolas"/>
-          <w:color w:val="000000"/>
-          <w:sz w:val="18"/>
-        </w:rPr>
         <w:t>pii_value</w:t>
       </w:r>
       <w:r>
         <w:rPr>
-          <w:rFonts w:ascii="바탕" w:hAnsi="바탕" w:eastAsia="바탕"/>
-          <w:color w:val="000000"/>
-          <w:sz w:val="19"/>
+          <w:rFonts w:ascii="HY신명조" w:hAnsi="HY신명조" w:eastAsia="HY신명조"/>
+          <w:color w:val="000000"/>
+          <w:sz w:val="20"/>
         </w:rPr>
         <w:t>가 변이 입력에 정확히 존재하지 않은 사례는 5,287건(52.87%)이었다. 기존 원문·숫자 완화 규칙은 2,647건(26.47%)을 추적하지 못했다. 새 평가기는 fuzzer 변이와 입력 구간 역매핑을 이용하여 이 중 대부분을 복원하였다.</w:t>
+      </w:r>
+    </w:p>
+    <w:p>
+      <w:pPr>
+        <w:spacing w:before="100" w:after="60"/>
+        <w:jc w:val="center"/>
+      </w:pPr>
+      <w:r>
+        <w:rPr>
+          <w:rFonts w:ascii="HY견고딕" w:hAnsi="HY견고딕" w:eastAsia="HY견고딕"/>
+          <w:b/>
+          <w:color w:val="000000"/>
+          <w:sz w:val="20"/>
+        </w:rPr>
+        <w:t>&lt;표 5&gt; 변이 후 보호대상 복원 방식</w:t>
       </w:r>
     </w:p>
     <w:tbl>
@@ -4701,12 +4925,12 @@
         <w:tblLook w:firstColumn="1" w:firstRow="1" w:lastColumn="0" w:lastRow="0" w:noHBand="0" w:noVBand="1" w:val="04A0"/>
         <w:tblInd w:w="120" w:type="dxa"/>
         <w:tblBorders>
-          <w:top w:val="single" w:sz="4" w:space="0" w:color="777777"/>
-          <w:left w:val="single" w:sz="4" w:space="0" w:color="777777"/>
-          <w:bottom w:val="single" w:sz="4" w:space="0" w:color="777777"/>
-          <w:right w:val="single" w:sz="4" w:space="0" w:color="777777"/>
-          <w:insideH w:val="single" w:sz="4" w:space="0" w:color="777777"/>
-          <w:insideV w:val="single" w:sz="4" w:space="0" w:color="777777"/>
+          <w:top w:val="single" w:sz="8" w:space="0" w:color="000000"/>
+          <w:left w:val="nil" w:sz="0" w:space="0" w:color="000000"/>
+          <w:bottom w:val="single" w:sz="8" w:space="0" w:color="000000"/>
+          <w:right w:val="nil" w:sz="0" w:space="0" w:color="000000"/>
+          <w:insideH w:val="single" w:sz="4" w:space="0" w:color="000000"/>
+          <w:insideV w:val="nil" w:sz="0" w:space="0" w:color="000000"/>
         </w:tblBorders>
       </w:tblPr>
       <w:tblGrid>
@@ -4738,7 +4962,7 @@
             </w:pPr>
             <w:r>
               <w:rPr>
-                <w:rFonts w:ascii="맑은 고딕" w:hAnsi="맑은 고딕" w:eastAsia="맑은 고딕"/>
+                <w:rFonts w:ascii="HY견고딕" w:hAnsi="HY견고딕" w:eastAsia="HY견고딕"/>
                 <w:b/>
                 <w:color w:val="000000"/>
                 <w:sz w:val="16"/>
@@ -4766,7 +4990,7 @@
             </w:pPr>
             <w:r>
               <w:rPr>
-                <w:rFonts w:ascii="맑은 고딕" w:hAnsi="맑은 고딕" w:eastAsia="맑은 고딕"/>
+                <w:rFonts w:ascii="HY견고딕" w:hAnsi="HY견고딕" w:eastAsia="HY견고딕"/>
                 <w:b/>
                 <w:color w:val="000000"/>
                 <w:sz w:val="16"/>
@@ -4794,7 +5018,7 @@
             </w:pPr>
             <w:r>
               <w:rPr>
-                <w:rFonts w:ascii="맑은 고딕" w:hAnsi="맑은 고딕" w:eastAsia="맑은 고딕"/>
+                <w:rFonts w:ascii="HY견고딕" w:hAnsi="HY견고딕" w:eastAsia="HY견고딕"/>
                 <w:b/>
                 <w:color w:val="000000"/>
                 <w:sz w:val="16"/>
@@ -4826,7 +5050,7 @@
             </w:pPr>
             <w:r>
               <w:rPr>
-                <w:rFonts w:ascii="바탕" w:hAnsi="바탕" w:eastAsia="바탕"/>
+                <w:rFonts w:ascii="HY신명조" w:hAnsi="HY신명조" w:eastAsia="HY신명조"/>
                 <w:color w:val="000000"/>
                 <w:sz w:val="16"/>
               </w:rPr>
@@ -4852,7 +5076,7 @@
             </w:pPr>
             <w:r>
               <w:rPr>
-                <w:rFonts w:ascii="바탕" w:hAnsi="바탕" w:eastAsia="바탕"/>
+                <w:rFonts w:ascii="HY신명조" w:hAnsi="HY신명조" w:eastAsia="HY신명조"/>
                 <w:color w:val="000000"/>
                 <w:sz w:val="16"/>
               </w:rPr>
@@ -4878,7 +5102,7 @@
             </w:pPr>
             <w:r>
               <w:rPr>
-                <w:rFonts w:ascii="바탕" w:hAnsi="바탕" w:eastAsia="바탕"/>
+                <w:rFonts w:ascii="HY신명조" w:hAnsi="HY신명조" w:eastAsia="HY신명조"/>
                 <w:color w:val="000000"/>
                 <w:sz w:val="16"/>
               </w:rPr>
@@ -4909,7 +5133,7 @@
             </w:pPr>
             <w:r>
               <w:rPr>
-                <w:rFonts w:ascii="바탕" w:hAnsi="바탕" w:eastAsia="바탕"/>
+                <w:rFonts w:ascii="HY신명조" w:hAnsi="HY신명조" w:eastAsia="HY신명조"/>
                 <w:color w:val="000000"/>
                 <w:sz w:val="16"/>
               </w:rPr>
@@ -4935,7 +5159,7 @@
             </w:pPr>
             <w:r>
               <w:rPr>
-                <w:rFonts w:ascii="바탕" w:hAnsi="바탕" w:eastAsia="바탕"/>
+                <w:rFonts w:ascii="HY신명조" w:hAnsi="HY신명조" w:eastAsia="HY신명조"/>
                 <w:color w:val="000000"/>
                 <w:sz w:val="16"/>
               </w:rPr>
@@ -4961,7 +5185,7 @@
             </w:pPr>
             <w:r>
               <w:rPr>
-                <w:rFonts w:ascii="바탕" w:hAnsi="바탕" w:eastAsia="바탕"/>
+                <w:rFonts w:ascii="HY신명조" w:hAnsi="HY신명조" w:eastAsia="HY신명조"/>
                 <w:color w:val="000000"/>
                 <w:sz w:val="16"/>
               </w:rPr>
@@ -4992,7 +5216,7 @@
             </w:pPr>
             <w:r>
               <w:rPr>
-                <w:rFonts w:ascii="바탕" w:hAnsi="바탕" w:eastAsia="바탕"/>
+                <w:rFonts w:ascii="HY신명조" w:hAnsi="HY신명조" w:eastAsia="HY신명조"/>
                 <w:color w:val="000000"/>
                 <w:sz w:val="16"/>
               </w:rPr>
@@ -5018,7 +5242,7 @@
             </w:pPr>
             <w:r>
               <w:rPr>
-                <w:rFonts w:ascii="바탕" w:hAnsi="바탕" w:eastAsia="바탕"/>
+                <w:rFonts w:ascii="HY신명조" w:hAnsi="HY신명조" w:eastAsia="HY신명조"/>
                 <w:color w:val="000000"/>
                 <w:sz w:val="16"/>
               </w:rPr>
@@ -5044,7 +5268,7 @@
             </w:pPr>
             <w:r>
               <w:rPr>
-                <w:rFonts w:ascii="바탕" w:hAnsi="바탕" w:eastAsia="바탕"/>
+                <w:rFonts w:ascii="HY신명조" w:hAnsi="HY신명조" w:eastAsia="HY신명조"/>
                 <w:color w:val="000000"/>
                 <w:sz w:val="16"/>
               </w:rPr>
@@ -5075,7 +5299,7 @@
             </w:pPr>
             <w:r>
               <w:rPr>
-                <w:rFonts w:ascii="바탕" w:hAnsi="바탕" w:eastAsia="바탕"/>
+                <w:rFonts w:ascii="HY신명조" w:hAnsi="HY신명조" w:eastAsia="HY신명조"/>
                 <w:color w:val="000000"/>
                 <w:sz w:val="16"/>
               </w:rPr>
@@ -5101,7 +5325,7 @@
             </w:pPr>
             <w:r>
               <w:rPr>
-                <w:rFonts w:ascii="바탕" w:hAnsi="바탕" w:eastAsia="바탕"/>
+                <w:rFonts w:ascii="HY신명조" w:hAnsi="HY신명조" w:eastAsia="HY신명조"/>
                 <w:color w:val="000000"/>
                 <w:sz w:val="16"/>
               </w:rPr>
@@ -5127,7 +5351,7 @@
             </w:pPr>
             <w:r>
               <w:rPr>
-                <w:rFonts w:ascii="바탕" w:hAnsi="바탕" w:eastAsia="바탕"/>
+                <w:rFonts w:ascii="HY신명조" w:hAnsi="HY신명조" w:eastAsia="HY신명조"/>
                 <w:color w:val="000000"/>
                 <w:sz w:val="16"/>
               </w:rPr>
@@ -5146,32 +5370,31 @@
       <w:pPr>
         <w:widowControl/>
         <w:spacing w:before="0" w:after="60" w:line="331" w:lineRule="auto"/>
-        <w:ind w:firstLine="397"/>
-        <w:jc w:val="both"/>
-      </w:pPr>
-      <w:r>
-        <w:rPr>
-          <w:rFonts w:ascii="바탕" w:hAnsi="바탕" w:eastAsia="바탕"/>
-          <w:color w:val="000000"/>
-          <w:sz w:val="19"/>
-        </w:rPr>
-        <w:t>복원 불가 36건은 저장된 AWS key 표식과 변이 입력의 실제 문자열이 대응하지 않은 31건, code-switch로 보호대상 표현 자체가 달라진 음성기록 5건이었다. 이 사례를 임의로 성공 또는 실패 처리하지 않은 것은 불확실한 라벨이 전체 성능에 섞이는 것을 막기 위한 것이다.</w:t>
-      </w:r>
-    </w:p>
-    <w:p>
-      <w:pPr>
-        <w:pStyle w:val="Heading2"/>
-        <w:keepNext/>
-        <w:keepLines/>
-      </w:pPr>
-      <w:r>
-        <w:rPr>
-          <w:rFonts w:ascii="맑은 고딕" w:hAnsi="맑은 고딕" w:eastAsia="맑은 고딕"/>
-          <w:b/>
-          <w:color w:val="000000"/>
-          <w:sz w:val="22"/>
-        </w:rPr>
-        <w:t>4. 방어구성별 저장 판정과 평가기 민감도</w:t>
+        <w:jc w:val="left"/>
+      </w:pPr>
+      <w:r>
+        <w:rPr>
+          <w:rFonts w:ascii="HY신명조" w:hAnsi="HY신명조" w:eastAsia="HY신명조"/>
+          <w:color w:val="000000"/>
+          <w:sz w:val="17"/>
+        </w:rPr>
+        <w:t xml:space="preserve">자료: </w:t>
+      </w:r>
+      <w:r>
+        <w:rPr>
+          <w:rFonts w:ascii="Consolas" w:hAnsi="Consolas" w:eastAsia="Consolas"/>
+          <w:color w:val="000000"/>
+          <w:sz w:val="16"/>
+        </w:rPr>
+        <w:t>paper/analyze_postmutation_gold.py</w:t>
+      </w:r>
+      <w:r>
+        <w:rPr>
+          <w:rFonts w:ascii="HY신명조" w:hAnsi="HY신명조" w:eastAsia="HY신명조"/>
+          <w:color w:val="000000"/>
+          <w:sz w:val="17"/>
+        </w:rPr>
+        <w:t xml:space="preserve"> 전수 복원 결과.</w:t>
       </w:r>
     </w:p>
     <w:p>
@@ -5183,11 +5406,58 @@
       </w:pPr>
       <w:r>
         <w:rPr>
-          <w:rFonts w:ascii="바탕" w:hAnsi="바탕" w:eastAsia="바탕"/>
-          <w:color w:val="000000"/>
-          <w:sz w:val="19"/>
-        </w:rPr>
-        <w:t>최종 논문 수치를 만든 평가기와 정규화를 추가한 다른 평가기를 동일 결과에 적용한 값은 표 4와 같다.</w:t>
+          <w:rFonts w:ascii="HY신명조" w:hAnsi="HY신명조" w:eastAsia="HY신명조"/>
+          <w:color w:val="000000"/>
+          <w:sz w:val="20"/>
+        </w:rPr>
+        <w:t>복원 불가 36건은 저장된 AWS key 표식과 변이 입력의 실제 문자열이 대응하지 않은 31건, code-switch로 보호대상 표현 자체가 달라진 음성기록 5건이었다. 이 사례를 임의로 성공 또는 실패 처리하지 않은 것은 불확실한 라벨이 전체 성능에 섞이는 것을 막기 위한 것이다.</w:t>
+      </w:r>
+    </w:p>
+    <w:p>
+      <w:pPr>
+        <w:pStyle w:val="Heading2"/>
+        <w:keepNext/>
+        <w:keepLines/>
+      </w:pPr>
+      <w:r>
+        <w:rPr>
+          <w:rFonts w:ascii="HY견고딕" w:hAnsi="HY견고딕" w:eastAsia="HY견고딕"/>
+          <w:b/>
+          <w:color w:val="000000"/>
+          <w:sz w:val="24"/>
+        </w:rPr>
+        <w:t>4. 방어구성별 저장 판정과 평가기 민감도</w:t>
+      </w:r>
+    </w:p>
+    <w:p>
+      <w:pPr>
+        <w:widowControl/>
+        <w:spacing w:before="0" w:after="60" w:line="331" w:lineRule="auto"/>
+        <w:ind w:firstLine="397"/>
+        <w:jc w:val="both"/>
+      </w:pPr>
+      <w:r>
+        <w:rPr>
+          <w:rFonts w:ascii="HY신명조" w:hAnsi="HY신명조" w:eastAsia="HY신명조"/>
+          <w:color w:val="000000"/>
+          <w:sz w:val="20"/>
+        </w:rPr>
+        <w:t>최종 논문 수치를 만든 평가기와 정규화를 추가한 다른 평가기를 동일 결과에 적용한 값은 표 6과 같다.</w:t>
+      </w:r>
+    </w:p>
+    <w:p>
+      <w:pPr>
+        <w:spacing w:before="100" w:after="60"/>
+        <w:jc w:val="center"/>
+      </w:pPr>
+      <w:r>
+        <w:rPr>
+          <w:rFonts w:ascii="HY견고딕" w:hAnsi="HY견고딕" w:eastAsia="HY견고딕"/>
+          <w:b/>
+          <w:color w:val="000000"/>
+          <w:sz w:val="20"/>
+        </w:rPr>
+        <w:t>&lt;표 6&gt; 저장 판정의 평가기 민감도</w:t>
       </w:r>
     </w:p>
     <w:tbl>
@@ -5199,12 +5469,12 @@
         <w:tblLook w:firstColumn="1" w:firstRow="1" w:lastColumn="0" w:lastRow="0" w:noHBand="0" w:noVBand="1" w:val="04A0"/>
         <w:tblInd w:w="120" w:type="dxa"/>
         <w:tblBorders>
-          <w:top w:val="single" w:sz="4" w:space="0" w:color="777777"/>
-          <w:left w:val="single" w:sz="4" w:space="0" w:color="777777"/>
-          <w:bottom w:val="single" w:sz="4" w:space="0" w:color="777777"/>
-          <w:right w:val="single" w:sz="4" w:space="0" w:color="777777"/>
-          <w:insideH w:val="single" w:sz="4" w:space="0" w:color="777777"/>
-          <w:insideV w:val="single" w:sz="4" w:space="0" w:color="777777"/>
+          <w:top w:val="single" w:sz="8" w:space="0" w:color="000000"/>
+          <w:left w:val="nil" w:sz="0" w:space="0" w:color="000000"/>
+          <w:bottom w:val="single" w:sz="8" w:space="0" w:color="000000"/>
+          <w:right w:val="nil" w:sz="0" w:space="0" w:color="000000"/>
+          <w:insideH w:val="single" w:sz="4" w:space="0" w:color="000000"/>
+          <w:insideV w:val="nil" w:sz="0" w:space="0" w:color="000000"/>
         </w:tblBorders>
       </w:tblPr>
       <w:tblGrid>
@@ -5237,7 +5507,7 @@
             </w:pPr>
             <w:r>
               <w:rPr>
-                <w:rFonts w:ascii="맑은 고딕" w:hAnsi="맑은 고딕" w:eastAsia="맑은 고딕"/>
+                <w:rFonts w:ascii="HY견고딕" w:hAnsi="HY견고딕" w:eastAsia="HY견고딕"/>
                 <w:b/>
                 <w:color w:val="000000"/>
                 <w:sz w:val="16"/>
@@ -5265,7 +5535,7 @@
             </w:pPr>
             <w:r>
               <w:rPr>
-                <w:rFonts w:ascii="맑은 고딕" w:hAnsi="맑은 고딕" w:eastAsia="맑은 고딕"/>
+                <w:rFonts w:ascii="HY견고딕" w:hAnsi="HY견고딕" w:eastAsia="HY견고딕"/>
                 <w:b/>
                 <w:color w:val="000000"/>
                 <w:sz w:val="16"/>
@@ -5293,7 +5563,7 @@
             </w:pPr>
             <w:r>
               <w:rPr>
-                <w:rFonts w:ascii="맑은 고딕" w:hAnsi="맑은 고딕" w:eastAsia="맑은 고딕"/>
+                <w:rFonts w:ascii="HY견고딕" w:hAnsi="HY견고딕" w:eastAsia="HY견고딕"/>
                 <w:b/>
                 <w:color w:val="000000"/>
                 <w:sz w:val="16"/>
@@ -5321,7 +5591,7 @@
             </w:pPr>
             <w:r>
               <w:rPr>
-                <w:rFonts w:ascii="맑은 고딕" w:hAnsi="맑은 고딕" w:eastAsia="맑은 고딕"/>
+                <w:rFonts w:ascii="HY견고딕" w:hAnsi="HY견고딕" w:eastAsia="HY견고딕"/>
                 <w:b/>
                 <w:color w:val="000000"/>
                 <w:sz w:val="16"/>
@@ -5353,7 +5623,7 @@
             </w:pPr>
             <w:r>
               <w:rPr>
-                <w:rFonts w:ascii="바탕" w:hAnsi="바탕" w:eastAsia="바탕"/>
+                <w:rFonts w:ascii="HY신명조" w:hAnsi="HY신명조" w:eastAsia="HY신명조"/>
                 <w:color w:val="000000"/>
                 <w:sz w:val="16"/>
               </w:rPr>
@@ -5379,7 +5649,7 @@
             </w:pPr>
             <w:r>
               <w:rPr>
-                <w:rFonts w:ascii="바탕" w:hAnsi="바탕" w:eastAsia="바탕"/>
+                <w:rFonts w:ascii="HY신명조" w:hAnsi="HY신명조" w:eastAsia="HY신명조"/>
                 <w:color w:val="000000"/>
                 <w:sz w:val="16"/>
               </w:rPr>
@@ -5405,7 +5675,7 @@
             </w:pPr>
             <w:r>
               <w:rPr>
-                <w:rFonts w:ascii="바탕" w:hAnsi="바탕" w:eastAsia="바탕"/>
+                <w:rFonts w:ascii="HY신명조" w:hAnsi="HY신명조" w:eastAsia="HY신명조"/>
                 <w:color w:val="000000"/>
                 <w:sz w:val="16"/>
               </w:rPr>
@@ -5431,7 +5701,7 @@
             </w:pPr>
             <w:r>
               <w:rPr>
-                <w:rFonts w:ascii="바탕" w:hAnsi="바탕" w:eastAsia="바탕"/>
+                <w:rFonts w:ascii="HY신명조" w:hAnsi="HY신명조" w:eastAsia="HY신명조"/>
                 <w:color w:val="000000"/>
                 <w:sz w:val="16"/>
               </w:rPr>
@@ -5462,7 +5732,7 @@
             </w:pPr>
             <w:r>
               <w:rPr>
-                <w:rFonts w:ascii="바탕" w:hAnsi="바탕" w:eastAsia="바탕"/>
+                <w:rFonts w:ascii="HY신명조" w:hAnsi="HY신명조" w:eastAsia="HY신명조"/>
                 <w:color w:val="000000"/>
                 <w:sz w:val="16"/>
               </w:rPr>
@@ -5488,7 +5758,7 @@
             </w:pPr>
             <w:r>
               <w:rPr>
-                <w:rFonts w:ascii="바탕" w:hAnsi="바탕" w:eastAsia="바탕"/>
+                <w:rFonts w:ascii="HY신명조" w:hAnsi="HY신명조" w:eastAsia="HY신명조"/>
                 <w:color w:val="000000"/>
                 <w:sz w:val="16"/>
               </w:rPr>
@@ -5514,7 +5784,7 @@
             </w:pPr>
             <w:r>
               <w:rPr>
-                <w:rFonts w:ascii="바탕" w:hAnsi="바탕" w:eastAsia="바탕"/>
+                <w:rFonts w:ascii="HY신명조" w:hAnsi="HY신명조" w:eastAsia="HY신명조"/>
                 <w:color w:val="000000"/>
                 <w:sz w:val="16"/>
               </w:rPr>
@@ -5540,7 +5810,7 @@
             </w:pPr>
             <w:r>
               <w:rPr>
-                <w:rFonts w:ascii="바탕" w:hAnsi="바탕" w:eastAsia="바탕"/>
+                <w:rFonts w:ascii="HY신명조" w:hAnsi="HY신명조" w:eastAsia="HY신명조"/>
                 <w:color w:val="000000"/>
                 <w:sz w:val="16"/>
               </w:rPr>
@@ -5571,7 +5841,7 @@
             </w:pPr>
             <w:r>
               <w:rPr>
-                <w:rFonts w:ascii="바탕" w:hAnsi="바탕" w:eastAsia="바탕"/>
+                <w:rFonts w:ascii="HY신명조" w:hAnsi="HY신명조" w:eastAsia="HY신명조"/>
                 <w:color w:val="000000"/>
                 <w:sz w:val="16"/>
               </w:rPr>
@@ -5597,7 +5867,7 @@
             </w:pPr>
             <w:r>
               <w:rPr>
-                <w:rFonts w:ascii="바탕" w:hAnsi="바탕" w:eastAsia="바탕"/>
+                <w:rFonts w:ascii="HY신명조" w:hAnsi="HY신명조" w:eastAsia="HY신명조"/>
                 <w:color w:val="000000"/>
                 <w:sz w:val="16"/>
               </w:rPr>
@@ -5623,7 +5893,7 @@
             </w:pPr>
             <w:r>
               <w:rPr>
-                <w:rFonts w:ascii="바탕" w:hAnsi="바탕" w:eastAsia="바탕"/>
+                <w:rFonts w:ascii="HY신명조" w:hAnsi="HY신명조" w:eastAsia="HY신명조"/>
                 <w:color w:val="000000"/>
                 <w:sz w:val="16"/>
               </w:rPr>
@@ -5649,7 +5919,7 @@
             </w:pPr>
             <w:r>
               <w:rPr>
-                <w:rFonts w:ascii="바탕" w:hAnsi="바탕" w:eastAsia="바탕"/>
+                <w:rFonts w:ascii="HY신명조" w:hAnsi="HY신명조" w:eastAsia="HY신명조"/>
                 <w:color w:val="000000"/>
                 <w:sz w:val="16"/>
               </w:rPr>
@@ -5680,7 +5950,7 @@
             </w:pPr>
             <w:r>
               <w:rPr>
-                <w:rFonts w:ascii="바탕" w:hAnsi="바탕" w:eastAsia="바탕"/>
+                <w:rFonts w:ascii="HY신명조" w:hAnsi="HY신명조" w:eastAsia="HY신명조"/>
                 <w:color w:val="000000"/>
                 <w:sz w:val="16"/>
               </w:rPr>
@@ -5706,7 +5976,7 @@
             </w:pPr>
             <w:r>
               <w:rPr>
-                <w:rFonts w:ascii="바탕" w:hAnsi="바탕" w:eastAsia="바탕"/>
+                <w:rFonts w:ascii="HY신명조" w:hAnsi="HY신명조" w:eastAsia="HY신명조"/>
                 <w:color w:val="000000"/>
                 <w:sz w:val="16"/>
               </w:rPr>
@@ -5732,7 +6002,7 @@
             </w:pPr>
             <w:r>
               <w:rPr>
-                <w:rFonts w:ascii="바탕" w:hAnsi="바탕" w:eastAsia="바탕"/>
+                <w:rFonts w:ascii="HY신명조" w:hAnsi="HY신명조" w:eastAsia="HY신명조"/>
                 <w:color w:val="000000"/>
                 <w:sz w:val="16"/>
               </w:rPr>
@@ -5758,7 +6028,7 @@
             </w:pPr>
             <w:r>
               <w:rPr>
-                <w:rFonts w:ascii="바탕" w:hAnsi="바탕" w:eastAsia="바탕"/>
+                <w:rFonts w:ascii="HY신명조" w:hAnsi="HY신명조" w:eastAsia="HY신명조"/>
                 <w:color w:val="000000"/>
                 <w:sz w:val="16"/>
               </w:rPr>
@@ -5777,16 +6047,15 @@
       <w:pPr>
         <w:widowControl/>
         <w:spacing w:before="0" w:after="60" w:line="331" w:lineRule="auto"/>
-        <w:ind w:firstLine="397"/>
-        <w:jc w:val="both"/>
-      </w:pPr>
-      <w:r>
-        <w:rPr>
-          <w:rFonts w:ascii="바탕" w:hAnsi="바탕" w:eastAsia="바탕"/>
-          <w:color w:val="000000"/>
-          <w:sz w:val="19"/>
-        </w:rPr>
-        <w:t>새 평가기의 차단 수는 A 7,904건, B 9,074건, C 9,258건, D 9,652건으로 기존 headline보다 각각 111건, 22건, 174건, 71건 낮았다. 이는 변이된 보호대상이 출력에 남았지만 기존 평가기가 성공으로 계산한 사례가 포함되었음을 보여준다.</w:t>
+        <w:jc w:val="left"/>
+      </w:pPr>
+      <w:r>
+        <w:rPr>
+          <w:rFonts w:ascii="HY신명조" w:hAnsi="HY신명조" w:eastAsia="HY신명조"/>
+          <w:color w:val="000000"/>
+          <w:sz w:val="17"/>
+        </w:rPr>
+        <w:t>자료: 동일 저장 결과에 두 평가 함수를 각각 적용한 감사 재계산.</w:t>
       </w:r>
     </w:p>
     <w:p>
@@ -5798,27 +6067,11 @@
       </w:pPr>
       <w:r>
         <w:rPr>
-          <w:rFonts w:ascii="바탕" w:hAnsi="바탕" w:eastAsia="바탕"/>
-          <w:color w:val="000000"/>
-          <w:sz w:val="19"/>
-        </w:rPr>
-        <w:t>기존 B 대 C McNemar 계산의 불일치 셀과 매우 작은 p-value는 계산 자체보다 종속변수의 타당성이 문제였다. 본 연구는 이를 대체하여 동일 원천값의 반복 변이를 원천 그룹 단위로 재표집하고 위험차의 부트스트랩 구간을 보고하였다. 다만 저장된 상용 제품 결과의 호출 설정과 시간 의존성은 그대로 남으므로 B와 C의 수치 차이를 제품의 보편적 우월성으로 일반화하지 않는다.</w:t>
-      </w:r>
-    </w:p>
-    <w:p>
-      <w:pPr>
-        <w:pStyle w:val="Heading2"/>
-        <w:keepNext/>
-        <w:keepLines/>
-      </w:pPr>
-      <w:r>
-        <w:rPr>
-          <w:rFonts w:ascii="맑은 고딕" w:hAnsi="맑은 고딕" w:eastAsia="맑은 고딕"/>
-          <w:b/>
-          <w:color w:val="000000"/>
-          <w:sz w:val="22"/>
-        </w:rPr>
-        <w:t>5. Layer 0의 정상문장·법령·서비스 도메인 하드 네거티브 오탐</w:t>
+          <w:rFonts w:ascii="HY신명조" w:hAnsi="HY신명조" w:eastAsia="HY신명조"/>
+          <w:color w:val="000000"/>
+          <w:sz w:val="20"/>
+        </w:rPr>
+        <w:t>새 평가기의 차단 수는 A 7,904건, B 9,074건, C 9,258건, D 9,652건으로 기존 headline보다 각각 111건, 22건, 174건, 71건 낮았다. 이는 변이된 보호대상이 출력에 남았지만 기존 평가기가 성공으로 계산한 사례가 포함되었음을 보여준다.</w:t>
       </w:r>
     </w:p>
     <w:p>
@@ -5830,11 +6083,58 @@
       </w:pPr>
       <w:r>
         <w:rPr>
-          <w:rFonts w:ascii="바탕" w:hAnsi="바탕" w:eastAsia="바탕"/>
-          <w:color w:val="000000"/>
-          <w:sz w:val="19"/>
+          <w:rFonts w:ascii="HY신명조" w:hAnsi="HY신명조" w:eastAsia="HY신명조"/>
+          <w:color w:val="000000"/>
+          <w:sz w:val="20"/>
+        </w:rPr>
+        <w:t>기존 B 대 C McNemar 계산의 불일치 셀과 매우 작은 p-value는 계산 자체보다 종속변수의 타당성이 문제였다. 본 연구는 이를 대체하여 동일 원천값의 반복 변이를 원천 그룹 단위로 재표집하고 위험차의 부트스트랩 구간을 보고하였다. 다만 저장된 상용 제품 결과의 호출 설정과 시간 의존성은 그대로 남으므로 B와 C의 수치 차이를 제품의 보편적 우월성으로 일반화하지 않는다.</w:t>
+      </w:r>
+    </w:p>
+    <w:p>
+      <w:pPr>
+        <w:pStyle w:val="Heading2"/>
+        <w:keepNext/>
+        <w:keepLines/>
+      </w:pPr>
+      <w:r>
+        <w:rPr>
+          <w:rFonts w:ascii="HY견고딕" w:hAnsi="HY견고딕" w:eastAsia="HY견고딕"/>
+          <w:b/>
+          <w:color w:val="000000"/>
+          <w:sz w:val="24"/>
+        </w:rPr>
+        <w:t>5. Layer 0의 정상문장·법령·서비스 도메인 하드 네거티브 오탐</w:t>
+      </w:r>
+    </w:p>
+    <w:p>
+      <w:pPr>
+        <w:widowControl/>
+        <w:spacing w:before="0" w:after="60" w:line="331" w:lineRule="auto"/>
+        <w:ind w:firstLine="397"/>
+        <w:jc w:val="both"/>
+      </w:pPr>
+      <w:r>
+        <w:rPr>
+          <w:rFonts w:ascii="HY신명조" w:hAnsi="HY신명조" w:eastAsia="HY신명조"/>
+          <w:color w:val="000000"/>
+          <w:sz w:val="20"/>
         </w:rPr>
         <w:t>동일한 Layer 0 normalizer와 detector를 세 자료에 실행한 결과는 다음과 같다.</w:t>
+      </w:r>
+    </w:p>
+    <w:p>
+      <w:pPr>
+        <w:spacing w:before="100" w:after="60"/>
+        <w:jc w:val="center"/>
+      </w:pPr>
+      <w:r>
+        <w:rPr>
+          <w:rFonts w:ascii="HY견고딕" w:hAnsi="HY견고딕" w:eastAsia="HY견고딕"/>
+          <w:b/>
+          <w:color w:val="000000"/>
+          <w:sz w:val="20"/>
+        </w:rPr>
+        <w:t>&lt;표 7&gt; Layer 0 하드 네거티브 감사</w:t>
       </w:r>
     </w:p>
     <w:tbl>
@@ -5846,12 +6146,12 @@
         <w:tblLook w:firstColumn="1" w:firstRow="1" w:lastColumn="0" w:lastRow="0" w:noHBand="0" w:noVBand="1" w:val="04A0"/>
         <w:tblInd w:w="120" w:type="dxa"/>
         <w:tblBorders>
-          <w:top w:val="single" w:sz="4" w:space="0" w:color="777777"/>
-          <w:left w:val="single" w:sz="4" w:space="0" w:color="777777"/>
-          <w:bottom w:val="single" w:sz="4" w:space="0" w:color="777777"/>
-          <w:right w:val="single" w:sz="4" w:space="0" w:color="777777"/>
-          <w:insideH w:val="single" w:sz="4" w:space="0" w:color="777777"/>
-          <w:insideV w:val="single" w:sz="4" w:space="0" w:color="777777"/>
+          <w:top w:val="single" w:sz="8" w:space="0" w:color="000000"/>
+          <w:left w:val="nil" w:sz="0" w:space="0" w:color="000000"/>
+          <w:bottom w:val="single" w:sz="8" w:space="0" w:color="000000"/>
+          <w:right w:val="nil" w:sz="0" w:space="0" w:color="000000"/>
+          <w:insideH w:val="single" w:sz="4" w:space="0" w:color="000000"/>
+          <w:insideV w:val="nil" w:sz="0" w:space="0" w:color="000000"/>
         </w:tblBorders>
       </w:tblPr>
       <w:tblGrid>
@@ -5885,7 +6185,7 @@
             </w:pPr>
             <w:r>
               <w:rPr>
-                <w:rFonts w:ascii="맑은 고딕" w:hAnsi="맑은 고딕" w:eastAsia="맑은 고딕"/>
+                <w:rFonts w:ascii="HY견고딕" w:hAnsi="HY견고딕" w:eastAsia="HY견고딕"/>
                 <w:b/>
                 <w:color w:val="000000"/>
                 <w:sz w:val="16"/>
@@ -5913,7 +6213,7 @@
             </w:pPr>
             <w:r>
               <w:rPr>
-                <w:rFonts w:ascii="맑은 고딕" w:hAnsi="맑은 고딕" w:eastAsia="맑은 고딕"/>
+                <w:rFonts w:ascii="HY견고딕" w:hAnsi="HY견고딕" w:eastAsia="HY견고딕"/>
                 <w:b/>
                 <w:color w:val="000000"/>
                 <w:sz w:val="16"/>
@@ -5941,7 +6241,7 @@
             </w:pPr>
             <w:r>
               <w:rPr>
-                <w:rFonts w:ascii="맑은 고딕" w:hAnsi="맑은 고딕" w:eastAsia="맑은 고딕"/>
+                <w:rFonts w:ascii="HY견고딕" w:hAnsi="HY견고딕" w:eastAsia="HY견고딕"/>
                 <w:b/>
                 <w:color w:val="000000"/>
                 <w:sz w:val="16"/>
@@ -5969,7 +6269,7 @@
             </w:pPr>
             <w:r>
               <w:rPr>
-                <w:rFonts w:ascii="맑은 고딕" w:hAnsi="맑은 고딕" w:eastAsia="맑은 고딕"/>
+                <w:rFonts w:ascii="HY견고딕" w:hAnsi="HY견고딕" w:eastAsia="HY견고딕"/>
                 <w:b/>
                 <w:color w:val="000000"/>
                 <w:sz w:val="16"/>
@@ -5997,7 +6297,7 @@
             </w:pPr>
             <w:r>
               <w:rPr>
-                <w:rFonts w:ascii="맑은 고딕" w:hAnsi="맑은 고딕" w:eastAsia="맑은 고딕"/>
+                <w:rFonts w:ascii="HY견고딕" w:hAnsi="HY견고딕" w:eastAsia="HY견고딕"/>
                 <w:b/>
                 <w:color w:val="000000"/>
                 <w:sz w:val="16"/>
@@ -6029,7 +6329,7 @@
             </w:pPr>
             <w:r>
               <w:rPr>
-                <w:rFonts w:ascii="바탕" w:hAnsi="바탕" w:eastAsia="바탕"/>
+                <w:rFonts w:ascii="HY신명조" w:hAnsi="HY신명조" w:eastAsia="HY신명조"/>
                 <w:color w:val="000000"/>
                 <w:sz w:val="16"/>
               </w:rPr>
@@ -6055,7 +6355,7 @@
             </w:pPr>
             <w:r>
               <w:rPr>
-                <w:rFonts w:ascii="바탕" w:hAnsi="바탕" w:eastAsia="바탕"/>
+                <w:rFonts w:ascii="HY신명조" w:hAnsi="HY신명조" w:eastAsia="HY신명조"/>
                 <w:color w:val="000000"/>
                 <w:sz w:val="16"/>
               </w:rPr>
@@ -6081,7 +6381,7 @@
             </w:pPr>
             <w:r>
               <w:rPr>
-                <w:rFonts w:ascii="바탕" w:hAnsi="바탕" w:eastAsia="바탕"/>
+                <w:rFonts w:ascii="HY신명조" w:hAnsi="HY신명조" w:eastAsia="HY신명조"/>
                 <w:color w:val="000000"/>
                 <w:sz w:val="16"/>
               </w:rPr>
@@ -6107,7 +6407,7 @@
             </w:pPr>
             <w:r>
               <w:rPr>
-                <w:rFonts w:ascii="바탕" w:hAnsi="바탕" w:eastAsia="바탕"/>
+                <w:rFonts w:ascii="HY신명조" w:hAnsi="HY신명조" w:eastAsia="HY신명조"/>
                 <w:color w:val="000000"/>
                 <w:sz w:val="16"/>
               </w:rPr>
@@ -6133,7 +6433,7 @@
             </w:pPr>
             <w:r>
               <w:rPr>
-                <w:rFonts w:ascii="바탕" w:hAnsi="바탕" w:eastAsia="바탕"/>
+                <w:rFonts w:ascii="HY신명조" w:hAnsi="HY신명조" w:eastAsia="HY신명조"/>
                 <w:color w:val="000000"/>
                 <w:sz w:val="16"/>
               </w:rPr>
@@ -6164,7 +6464,7 @@
             </w:pPr>
             <w:r>
               <w:rPr>
-                <w:rFonts w:ascii="바탕" w:hAnsi="바탕" w:eastAsia="바탕"/>
+                <w:rFonts w:ascii="HY신명조" w:hAnsi="HY신명조" w:eastAsia="HY신명조"/>
                 <w:color w:val="000000"/>
                 <w:sz w:val="16"/>
               </w:rPr>
@@ -6190,7 +6490,7 @@
             </w:pPr>
             <w:r>
               <w:rPr>
-                <w:rFonts w:ascii="바탕" w:hAnsi="바탕" w:eastAsia="바탕"/>
+                <w:rFonts w:ascii="HY신명조" w:hAnsi="HY신명조" w:eastAsia="HY신명조"/>
                 <w:color w:val="000000"/>
                 <w:sz w:val="16"/>
               </w:rPr>
@@ -6216,7 +6516,7 @@
             </w:pPr>
             <w:r>
               <w:rPr>
-                <w:rFonts w:ascii="바탕" w:hAnsi="바탕" w:eastAsia="바탕"/>
+                <w:rFonts w:ascii="HY신명조" w:hAnsi="HY신명조" w:eastAsia="HY신명조"/>
                 <w:color w:val="000000"/>
                 <w:sz w:val="16"/>
               </w:rPr>
@@ -6242,7 +6542,7 @@
             </w:pPr>
             <w:r>
               <w:rPr>
-                <w:rFonts w:ascii="바탕" w:hAnsi="바탕" w:eastAsia="바탕"/>
+                <w:rFonts w:ascii="HY신명조" w:hAnsi="HY신명조" w:eastAsia="HY신명조"/>
                 <w:color w:val="000000"/>
                 <w:sz w:val="16"/>
               </w:rPr>
@@ -6268,7 +6568,7 @@
             </w:pPr>
             <w:r>
               <w:rPr>
-                <w:rFonts w:ascii="바탕" w:hAnsi="바탕" w:eastAsia="바탕"/>
+                <w:rFonts w:ascii="HY신명조" w:hAnsi="HY신명조" w:eastAsia="HY신명조"/>
                 <w:color w:val="000000"/>
                 <w:sz w:val="16"/>
               </w:rPr>
@@ -6299,7 +6599,7 @@
             </w:pPr>
             <w:r>
               <w:rPr>
-                <w:rFonts w:ascii="바탕" w:hAnsi="바탕" w:eastAsia="바탕"/>
+                <w:rFonts w:ascii="HY신명조" w:hAnsi="HY신명조" w:eastAsia="HY신명조"/>
                 <w:color w:val="000000"/>
                 <w:sz w:val="16"/>
               </w:rPr>
@@ -6325,7 +6625,7 @@
             </w:pPr>
             <w:r>
               <w:rPr>
-                <w:rFonts w:ascii="바탕" w:hAnsi="바탕" w:eastAsia="바탕"/>
+                <w:rFonts w:ascii="HY신명조" w:hAnsi="HY신명조" w:eastAsia="HY신명조"/>
                 <w:color w:val="000000"/>
                 <w:sz w:val="16"/>
               </w:rPr>
@@ -6351,7 +6651,7 @@
             </w:pPr>
             <w:r>
               <w:rPr>
-                <w:rFonts w:ascii="바탕" w:hAnsi="바탕" w:eastAsia="바탕"/>
+                <w:rFonts w:ascii="HY신명조" w:hAnsi="HY신명조" w:eastAsia="HY신명조"/>
                 <w:color w:val="000000"/>
                 <w:sz w:val="16"/>
               </w:rPr>
@@ -6377,7 +6677,7 @@
             </w:pPr>
             <w:r>
               <w:rPr>
-                <w:rFonts w:ascii="바탕" w:hAnsi="바탕" w:eastAsia="바탕"/>
+                <w:rFonts w:ascii="HY신명조" w:hAnsi="HY신명조" w:eastAsia="HY신명조"/>
                 <w:color w:val="000000"/>
                 <w:sz w:val="16"/>
               </w:rPr>
@@ -6403,7 +6703,7 @@
             </w:pPr>
             <w:r>
               <w:rPr>
-                <w:rFonts w:ascii="바탕" w:hAnsi="바탕" w:eastAsia="바탕"/>
+                <w:rFonts w:ascii="HY신명조" w:hAnsi="HY신명조" w:eastAsia="HY신명조"/>
                 <w:color w:val="000000"/>
                 <w:sz w:val="16"/>
               </w:rPr>
@@ -6434,7 +6734,7 @@
             </w:pPr>
             <w:r>
               <w:rPr>
-                <w:rFonts w:ascii="바탕" w:hAnsi="바탕" w:eastAsia="바탕"/>
+                <w:rFonts w:ascii="HY신명조" w:hAnsi="HY신명조" w:eastAsia="HY신명조"/>
                 <w:color w:val="000000"/>
                 <w:sz w:val="16"/>
               </w:rPr>
@@ -6460,7 +6760,7 @@
             </w:pPr>
             <w:r>
               <w:rPr>
-                <w:rFonts w:ascii="바탕" w:hAnsi="바탕" w:eastAsia="바탕"/>
+                <w:rFonts w:ascii="HY신명조" w:hAnsi="HY신명조" w:eastAsia="HY신명조"/>
                 <w:color w:val="000000"/>
                 <w:sz w:val="16"/>
               </w:rPr>
@@ -6486,7 +6786,7 @@
             </w:pPr>
             <w:r>
               <w:rPr>
-                <w:rFonts w:ascii="바탕" w:hAnsi="바탕" w:eastAsia="바탕"/>
+                <w:rFonts w:ascii="HY신명조" w:hAnsi="HY신명조" w:eastAsia="HY신명조"/>
                 <w:color w:val="000000"/>
                 <w:sz w:val="16"/>
               </w:rPr>
@@ -6512,7 +6812,7 @@
             </w:pPr>
             <w:r>
               <w:rPr>
-                <w:rFonts w:ascii="바탕" w:hAnsi="바탕" w:eastAsia="바탕"/>
+                <w:rFonts w:ascii="HY신명조" w:hAnsi="HY신명조" w:eastAsia="HY신명조"/>
                 <w:color w:val="000000"/>
                 <w:sz w:val="16"/>
               </w:rPr>
@@ -6538,7 +6838,7 @@
             </w:pPr>
             <w:r>
               <w:rPr>
-                <w:rFonts w:ascii="바탕" w:hAnsi="바탕" w:eastAsia="바탕"/>
+                <w:rFonts w:ascii="HY신명조" w:hAnsi="HY신명조" w:eastAsia="HY신명조"/>
                 <w:color w:val="000000"/>
                 <w:sz w:val="16"/>
               </w:rPr>
@@ -6557,16 +6857,47 @@
       <w:pPr>
         <w:widowControl/>
         <w:spacing w:before="0" w:after="60" w:line="331" w:lineRule="auto"/>
-        <w:ind w:firstLine="397"/>
-        <w:jc w:val="both"/>
-      </w:pPr>
-      <w:r>
-        <w:rPr>
-          <w:rFonts w:ascii="바탕" w:hAnsi="바탕" w:eastAsia="바탕"/>
-          <w:color w:val="000000"/>
-          <w:sz w:val="19"/>
-        </w:rPr>
-        <w:t>공식 법령 조문에서는 개인정보 보호법 842개 중 2개, 인공지능기본법 382개 중 18개, 대한민국헌법 295개 중 9개가 탐지되었다. 실제 식별값이 아니라 일반 법률문맥의 “대한민국”을 국적으로, “연구소”를 부서로 탐지한 키워드 단독 판정이었다. 명시적 hard negative에서는 예시용 전화번호 한 건을 실제 전화번호처럼 탐지하였다. 현 구현은 threshold 1에서 탐지 하나만 있어도 입력을 차단하므로 이 사례들은 가용성을 해칠 수 있는 과잉차단 후보다.</w:t>
+        <w:jc w:val="left"/>
+      </w:pPr>
+      <w:r>
+        <w:rPr>
+          <w:rFonts w:ascii="HY신명조" w:hAnsi="HY신명조" w:eastAsia="HY신명조"/>
+          <w:color w:val="000000"/>
+          <w:sz w:val="17"/>
+        </w:rPr>
+        <w:t xml:space="preserve">자료: 합성 정상문 자료와 </w:t>
+      </w:r>
+      <w:r>
+        <w:rPr>
+          <w:rFonts w:ascii="Consolas" w:hAnsi="Consolas" w:eastAsia="Consolas"/>
+          <w:color w:val="000000"/>
+          <w:sz w:val="16"/>
+        </w:rPr>
+        <w:t>audit_public_law_hard_negatives.py</w:t>
+      </w:r>
+      <w:r>
+        <w:rPr>
+          <w:rFonts w:ascii="HY신명조" w:hAnsi="HY신명조" w:eastAsia="HY신명조"/>
+          <w:color w:val="000000"/>
+          <w:sz w:val="17"/>
+        </w:rPr>
+        <w:t xml:space="preserve">, </w:t>
+      </w:r>
+      <w:r>
+        <w:rPr>
+          <w:rFonts w:ascii="Consolas" w:hAnsi="Consolas" w:eastAsia="Consolas"/>
+          <w:color w:val="000000"/>
+          <w:sz w:val="16"/>
+        </w:rPr>
+        <w:t>audit_public_service_hard_negatives.py</w:t>
+      </w:r>
+      <w:r>
+        <w:rPr>
+          <w:rFonts w:ascii="HY신명조" w:hAnsi="HY신명조" w:eastAsia="HY신명조"/>
+          <w:color w:val="000000"/>
+          <w:sz w:val="17"/>
+        </w:rPr>
+        <w:t xml:space="preserve"> 재계산.</w:t>
       </w:r>
     </w:p>
     <w:p>
@@ -6578,43 +6909,11 @@
       </w:pPr>
       <w:r>
         <w:rPr>
-          <w:rFonts w:ascii="바탕" w:hAnsi="바탕" w:eastAsia="바탕"/>
-          <w:color w:val="000000"/>
-          <w:sz w:val="19"/>
-        </w:rPr>
-        <w:t xml:space="preserve">서비스 도메인에서는 의료 265개 중 44개(16.60%)가 주로 </w:t>
-      </w:r>
-      <w:r>
-        <w:rPr>
-          <w:rFonts w:ascii="Consolas" w:hAnsi="Consolas" w:eastAsia="Consolas"/>
-          <w:color w:val="000000"/>
-          <w:sz w:val="18"/>
-        </w:rPr>
-        <w:t>diagnosis</w:t>
-      </w:r>
-      <w:r>
-        <w:rPr>
-          <w:rFonts w:ascii="바탕" w:hAnsi="바탕" w:eastAsia="바탕"/>
-          <w:color w:val="000000"/>
-          <w:sz w:val="19"/>
-        </w:rPr>
-        <w:t xml:space="preserve">로, 개발문서 255개 중 4개(1.57%)가 프로그래밍 예문의 A/B/C 표기를 </w:t>
-      </w:r>
-      <w:r>
-        <w:rPr>
-          <w:rFonts w:ascii="Consolas" w:hAnsi="Consolas" w:eastAsia="Consolas"/>
-          <w:color w:val="000000"/>
-          <w:sz w:val="18"/>
-        </w:rPr>
-        <w:t>course_grade</w:t>
-      </w:r>
-      <w:r>
-        <w:rPr>
-          <w:rFonts w:ascii="바탕" w:hAnsi="바탕" w:eastAsia="바탕"/>
-          <w:color w:val="000000"/>
-          <w:sz w:val="19"/>
-        </w:rPr>
-        <w:t>로 탐지하였다. 금융 29개와 AWS 지원문서 144개에서는 탐지가 없었다. 의료 일반교육에서 질환·처방 용어가 등장했다는 사실만으로 개인의 건강정보라고 판정한 결과는 값의 존재와 개인 귀속을 구분하지 못하는 현재 사전·패턴 구조의 취약점을 보여준다.</w:t>
+          <w:rFonts w:ascii="HY신명조" w:hAnsi="HY신명조" w:eastAsia="HY신명조"/>
+          <w:color w:val="000000"/>
+          <w:sz w:val="20"/>
+        </w:rPr>
+        <w:t>공식 법령 조문에서는 개인정보 보호법 842개 중 2개, 인공지능기본법 382개 중 18개, 대한민국헌법 295개 중 9개가 탐지되었다. 실제 식별값이 아니라 일반 법률문맥의 “대한민국”을 국적으로, “연구소”를 부서로 탐지한 키워드 단독 판정이었다. 명시적 hard negative에서는 예시용 전화번호 한 건을 실제 전화번호처럼 탐지하였다. 현 구현은 threshold 1에서 탐지 하나만 있어도 입력을 차단하므로 이 사례들은 가용성을 해칠 수 있는 과잉차단 후보다.</w:t>
       </w:r>
     </w:p>
     <w:p>
@@ -6626,27 +6925,43 @@
       </w:pPr>
       <w:r>
         <w:rPr>
-          <w:rFonts w:ascii="바탕" w:hAnsi="바탕" w:eastAsia="바탕"/>
+          <w:rFonts w:ascii="HY신명조" w:hAnsi="HY신명조" w:eastAsia="HY신명조"/>
+          <w:color w:val="000000"/>
+          <w:sz w:val="20"/>
+        </w:rPr>
+        <w:t xml:space="preserve">서비스 도메인에서는 의료 265개 중 44개(16.60%)가 주로 </w:t>
+      </w:r>
+      <w:r>
+        <w:rPr>
+          <w:rFonts w:ascii="Consolas" w:hAnsi="Consolas" w:eastAsia="Consolas"/>
           <w:color w:val="000000"/>
           <w:sz w:val="19"/>
         </w:rPr>
-        <w:t>합성 정상문장 생성기는 직접적인 PII 유사패턴을 의도적으로 피하므로 0%는 회귀검사 결과일 뿐이다. 반대로 4건 fixture의 25%는 분모가 너무 작다. 법령 1.91%와 서비스 문서 6.93%는 실제 공개문서에서 어휘적 과잉차단이 존재하고 도메인별 차이가 크다는 증거지만, 확률표본이 아니고 48건의 2인 독립 판정도 끝나지 않았으므로 실서비스 오탐률로 일반화할 수 없다. 네 결과를 함께 보면 Layer 0의 추가 차단 효과와 키워드 탐지의 문맥 한계를 동시에 보고해야 한다.</w:t>
-      </w:r>
-    </w:p>
-    <w:p>
-      <w:pPr>
-        <w:pStyle w:val="Heading2"/>
-        <w:keepNext/>
-        <w:keepLines/>
-      </w:pPr>
-      <w:r>
-        <w:rPr>
-          <w:rFonts w:ascii="맑은 고딕" w:hAnsi="맑은 고딕" w:eastAsia="맑은 고딕"/>
-          <w:b/>
-          <w:color w:val="000000"/>
-          <w:sz w:val="22"/>
-        </w:rPr>
-        <w:t>6. 표본 파일과 생성 경로의 충돌</w:t>
+        <w:t>diagnosis</w:t>
+      </w:r>
+      <w:r>
+        <w:rPr>
+          <w:rFonts w:ascii="HY신명조" w:hAnsi="HY신명조" w:eastAsia="HY신명조"/>
+          <w:color w:val="000000"/>
+          <w:sz w:val="20"/>
+        </w:rPr>
+        <w:t xml:space="preserve">로, 개발문서 255개 중 4개(1.57%)가 프로그래밍 예문의 A/B/C 표기를 </w:t>
+      </w:r>
+      <w:r>
+        <w:rPr>
+          <w:rFonts w:ascii="Consolas" w:hAnsi="Consolas" w:eastAsia="Consolas"/>
+          <w:color w:val="000000"/>
+          <w:sz w:val="19"/>
+        </w:rPr>
+        <w:t>course_grade</w:t>
+      </w:r>
+      <w:r>
+        <w:rPr>
+          <w:rFonts w:ascii="HY신명조" w:hAnsi="HY신명조" w:eastAsia="HY신명조"/>
+          <w:color w:val="000000"/>
+          <w:sz w:val="20"/>
+        </w:rPr>
+        <w:t>로 탐지하였다. 금융 29개와 AWS 지원문서 144개에서는 탐지가 없었다. 의료 일반교육에서 질환·처방 용어가 등장했다는 사실만으로 개인의 건강정보라고 판정한 결과는 값의 존재와 개인 귀속을 구분하지 못하는 현재 사전·패턴 구조의 취약점을 보여준다.</w:t>
       </w:r>
     </w:p>
     <w:p>
@@ -6658,11 +6973,58 @@
       </w:pPr>
       <w:r>
         <w:rPr>
-          <w:rFonts w:ascii="바탕" w:hAnsi="바탕" w:eastAsia="바탕"/>
-          <w:color w:val="000000"/>
-          <w:sz w:val="19"/>
+          <w:rFonts w:ascii="HY신명조" w:hAnsi="HY신명조" w:eastAsia="HY신명조"/>
+          <w:color w:val="000000"/>
+          <w:sz w:val="20"/>
+        </w:rPr>
+        <w:t>합성 정상문장 생성기는 직접적인 PII 유사패턴을 의도적으로 피하므로 0%는 회귀검사 결과일 뿐이다. 반대로 4건 fixture의 25%는 분모가 너무 작다. 법령 1.91%와 서비스 문서 6.93%는 실제 공개문서에서 어휘적 과잉차단이 존재하고 도메인별 차이가 크다는 증거지만, 확률표본이 아니고 48건의 2인 독립 판정도 끝나지 않았으므로 실서비스 오탐률로 일반화할 수 없다. 네 결과를 함께 보면 Layer 0의 추가 차단 효과와 키워드 탐지의 문맥 한계를 동시에 보고해야 한다.</w:t>
+      </w:r>
+    </w:p>
+    <w:p>
+      <w:pPr>
+        <w:pStyle w:val="Heading2"/>
+        <w:keepNext/>
+        <w:keepLines/>
+      </w:pPr>
+      <w:r>
+        <w:rPr>
+          <w:rFonts w:ascii="HY견고딕" w:hAnsi="HY견고딕" w:eastAsia="HY견고딕"/>
+          <w:b/>
+          <w:color w:val="000000"/>
+          <w:sz w:val="24"/>
+        </w:rPr>
+        <w:t>6. 표본 파일과 생성 경로의 충돌</w:t>
+      </w:r>
+    </w:p>
+    <w:p>
+      <w:pPr>
+        <w:widowControl/>
+        <w:spacing w:before="0" w:after="60" w:line="331" w:lineRule="auto"/>
+        <w:ind w:firstLine="397"/>
+        <w:jc w:val="both"/>
+      </w:pPr>
+      <w:r>
+        <w:rPr>
+          <w:rFonts w:ascii="HY신명조" w:hAnsi="HY신명조" w:eastAsia="HY신명조"/>
+          <w:color w:val="000000"/>
+          <w:sz w:val="20"/>
         </w:rPr>
         <w:t>저장소에는 이름이 같은 두 표본 파일이 있다.</w:t>
+      </w:r>
+    </w:p>
+    <w:p>
+      <w:pPr>
+        <w:spacing w:before="100" w:after="60"/>
+        <w:jc w:val="center"/>
+      </w:pPr>
+      <w:r>
+        <w:rPr>
+          <w:rFonts w:ascii="HY견고딕" w:hAnsi="HY견고딕" w:eastAsia="HY견고딕"/>
+          <w:b/>
+          <w:color w:val="000000"/>
+          <w:sz w:val="20"/>
+        </w:rPr>
+        <w:t>&lt;표 8&gt; 동명 평가자료 파일의 충돌</w:t>
       </w:r>
     </w:p>
     <w:tbl>
@@ -6674,12 +7036,12 @@
         <w:tblLook w:firstColumn="1" w:firstRow="1" w:lastColumn="0" w:lastRow="0" w:noHBand="0" w:noVBand="1" w:val="04A0"/>
         <w:tblInd w:w="120" w:type="dxa"/>
         <w:tblBorders>
-          <w:top w:val="single" w:sz="4" w:space="0" w:color="777777"/>
-          <w:left w:val="single" w:sz="4" w:space="0" w:color="777777"/>
-          <w:bottom w:val="single" w:sz="4" w:space="0" w:color="777777"/>
-          <w:right w:val="single" w:sz="4" w:space="0" w:color="777777"/>
-          <w:insideH w:val="single" w:sz="4" w:space="0" w:color="777777"/>
-          <w:insideV w:val="single" w:sz="4" w:space="0" w:color="777777"/>
+          <w:top w:val="single" w:sz="8" w:space="0" w:color="000000"/>
+          <w:left w:val="nil" w:sz="0" w:space="0" w:color="000000"/>
+          <w:bottom w:val="single" w:sz="8" w:space="0" w:color="000000"/>
+          <w:right w:val="nil" w:sz="0" w:space="0" w:color="000000"/>
+          <w:insideH w:val="single" w:sz="4" w:space="0" w:color="000000"/>
+          <w:insideV w:val="nil" w:sz="0" w:space="0" w:color="000000"/>
         </w:tblBorders>
       </w:tblPr>
       <w:tblGrid>
@@ -6711,7 +7073,7 @@
             </w:pPr>
             <w:r>
               <w:rPr>
-                <w:rFonts w:ascii="맑은 고딕" w:hAnsi="맑은 고딕" w:eastAsia="맑은 고딕"/>
+                <w:rFonts w:ascii="HY견고딕" w:hAnsi="HY견고딕" w:eastAsia="HY견고딕"/>
                 <w:b/>
                 <w:color w:val="000000"/>
                 <w:sz w:val="16"/>
@@ -6739,7 +7101,7 @@
             </w:pPr>
             <w:r>
               <w:rPr>
-                <w:rFonts w:ascii="맑은 고딕" w:hAnsi="맑은 고딕" w:eastAsia="맑은 고딕"/>
+                <w:rFonts w:ascii="HY견고딕" w:hAnsi="HY견고딕" w:eastAsia="HY견고딕"/>
                 <w:b/>
                 <w:color w:val="000000"/>
                 <w:sz w:val="16"/>
@@ -6767,7 +7129,7 @@
             </w:pPr>
             <w:r>
               <w:rPr>
-                <w:rFonts w:ascii="맑은 고딕" w:hAnsi="맑은 고딕" w:eastAsia="맑은 고딕"/>
+                <w:rFonts w:ascii="HY견고딕" w:hAnsi="HY견고딕" w:eastAsia="HY견고딕"/>
                 <w:b/>
                 <w:color w:val="000000"/>
                 <w:sz w:val="16"/>
@@ -6825,7 +7187,7 @@
             </w:pPr>
             <w:r>
               <w:rPr>
-                <w:rFonts w:ascii="바탕" w:hAnsi="바탕" w:eastAsia="바탕"/>
+                <w:rFonts w:ascii="HY신명조" w:hAnsi="HY신명조" w:eastAsia="HY신명조"/>
                 <w:color w:val="000000"/>
                 <w:sz w:val="16"/>
               </w:rPr>
@@ -6851,7 +7213,7 @@
             </w:pPr>
             <w:r>
               <w:rPr>
-                <w:rFonts w:ascii="바탕" w:hAnsi="바탕" w:eastAsia="바탕"/>
+                <w:rFonts w:ascii="HY신명조" w:hAnsi="HY신명조" w:eastAsia="HY신명조"/>
                 <w:color w:val="000000"/>
                 <w:sz w:val="16"/>
               </w:rPr>
@@ -6908,7 +7270,7 @@
             </w:pPr>
             <w:r>
               <w:rPr>
-                <w:rFonts w:ascii="바탕" w:hAnsi="바탕" w:eastAsia="바탕"/>
+                <w:rFonts w:ascii="HY신명조" w:hAnsi="HY신명조" w:eastAsia="HY신명조"/>
                 <w:color w:val="000000"/>
                 <w:sz w:val="16"/>
               </w:rPr>
@@ -6934,7 +7296,7 @@
             </w:pPr>
             <w:r>
               <w:rPr>
-                <w:rFonts w:ascii="바탕" w:hAnsi="바탕" w:eastAsia="바탕"/>
+                <w:rFonts w:ascii="HY신명조" w:hAnsi="HY신명조" w:eastAsia="HY신명조"/>
                 <w:color w:val="000000"/>
                 <w:sz w:val="16"/>
               </w:rPr>
@@ -6953,88 +7315,15 @@
       <w:pPr>
         <w:widowControl/>
         <w:spacing w:before="0" w:after="60" w:line="331" w:lineRule="auto"/>
-        <w:ind w:firstLine="397"/>
-        <w:jc w:val="both"/>
-      </w:pPr>
-      <w:r>
-        <w:rPr>
-          <w:rFonts w:ascii="Consolas" w:hAnsi="Consolas" w:eastAsia="Consolas"/>
-          <w:color w:val="000000"/>
-          <w:sz w:val="18"/>
-        </w:rPr>
-        <w:t>Makefile</w:t>
-      </w:r>
-      <w:r>
-        <w:rPr>
-          <w:rFonts w:ascii="바탕" w:hAnsi="바탕" w:eastAsia="바탕"/>
-          <w:color w:val="000000"/>
-          <w:sz w:val="19"/>
-        </w:rPr>
-        <w:t xml:space="preserve">의 </w:t>
-      </w:r>
-      <w:r>
-        <w:rPr>
-          <w:rFonts w:ascii="Consolas" w:hAnsi="Consolas" w:eastAsia="Consolas"/>
-          <w:color w:val="000000"/>
-          <w:sz w:val="18"/>
-        </w:rPr>
-        <w:t>sample</w:t>
-      </w:r>
-      <w:r>
-        <w:rPr>
-          <w:rFonts w:ascii="바탕" w:hAnsi="바탕" w:eastAsia="바탕"/>
-          <w:color w:val="000000"/>
-          <w:sz w:val="19"/>
-        </w:rPr>
-        <w:t xml:space="preserve"> target은 fuzzer를 </w:t>
-      </w:r>
-      <w:r>
-        <w:rPr>
-          <w:rFonts w:ascii="Consolas" w:hAnsi="Consolas" w:eastAsia="Consolas"/>
-          <w:color w:val="000000"/>
-          <w:sz w:val="18"/>
-        </w:rPr>
-        <w:t>--count 3</w:t>
-      </w:r>
-      <w:r>
-        <w:rPr>
-          <w:rFonts w:ascii="바탕" w:hAnsi="바탕" w:eastAsia="바탕"/>
-          <w:color w:val="000000"/>
-          <w:sz w:val="19"/>
-        </w:rPr>
-        <w:t xml:space="preserve">으로 실행한 뒤 </w:t>
-      </w:r>
-      <w:r>
-        <w:rPr>
-          <w:rFonts w:ascii="Consolas" w:hAnsi="Consolas" w:eastAsia="Consolas"/>
-          <w:color w:val="000000"/>
-          <w:sz w:val="18"/>
-        </w:rPr>
-        <w:t>sample_10k.py</w:t>
-      </w:r>
-      <w:r>
-        <w:rPr>
-          <w:rFonts w:ascii="바탕" w:hAnsi="바탕" w:eastAsia="바탕"/>
-          <w:color w:val="000000"/>
-          <w:sz w:val="19"/>
-        </w:rPr>
-        <w:t>를 호출한다. 그러나 입력 집합이 3,538건이면 표본 스크립트는 존재하지 않는 행을 만들어내지 않으므로 결과도 3,538건에 그친다. 파일명만으로는 어느 자료가 논문의 10,000건인지 구분하기 어렵고, 현재 명령으로 저장 결과를 재생성할 수도 없다.</w:t>
-      </w:r>
-    </w:p>
-    <w:p>
-      <w:pPr>
-        <w:pStyle w:val="Heading2"/>
-        <w:keepNext/>
-        <w:keepLines/>
-      </w:pPr>
-      <w:r>
-        <w:rPr>
-          <w:rFonts w:ascii="맑은 고딕" w:hAnsi="맑은 고딕" w:eastAsia="맑은 고딕"/>
-          <w:b/>
-          <w:color w:val="000000"/>
-          <w:sz w:val="22"/>
-        </w:rPr>
-        <w:t>7. 필수 코퍼스 누락과 테스트 실패</w:t>
+        <w:jc w:val="left"/>
+      </w:pPr>
+      <w:r>
+        <w:rPr>
+          <w:rFonts w:ascii="HY신명조" w:hAnsi="HY신명조" w:eastAsia="HY신명조"/>
+          <w:color w:val="000000"/>
+          <w:sz w:val="17"/>
+        </w:rPr>
+        <w:t>자료: 저장소에 포함된 두 JSON 파일의 실제 전수 집계.</w:t>
       </w:r>
     </w:p>
     <w:p>
@@ -7046,25 +7335,113 @@
       </w:pPr>
       <w:r>
         <w:rPr>
-          <w:rFonts w:ascii="바탕" w:hAnsi="바탕" w:eastAsia="바탕"/>
+          <w:rFonts w:ascii="Consolas" w:hAnsi="Consolas" w:eastAsia="Consolas"/>
           <w:color w:val="000000"/>
           <w:sz w:val="19"/>
         </w:rPr>
+        <w:t>Makefile</w:t>
+      </w:r>
+      <w:r>
+        <w:rPr>
+          <w:rFonts w:ascii="HY신명조" w:hAnsi="HY신명조" w:eastAsia="HY신명조"/>
+          <w:color w:val="000000"/>
+          <w:sz w:val="20"/>
+        </w:rPr>
+        <w:t xml:space="preserve">의 </w:t>
+      </w:r>
+      <w:r>
+        <w:rPr>
+          <w:rFonts w:ascii="Consolas" w:hAnsi="Consolas" w:eastAsia="Consolas"/>
+          <w:color w:val="000000"/>
+          <w:sz w:val="19"/>
+        </w:rPr>
+        <w:t>sample</w:t>
+      </w:r>
+      <w:r>
+        <w:rPr>
+          <w:rFonts w:ascii="HY신명조" w:hAnsi="HY신명조" w:eastAsia="HY신명조"/>
+          <w:color w:val="000000"/>
+          <w:sz w:val="20"/>
+        </w:rPr>
+        <w:t xml:space="preserve"> target은 fuzzer를 </w:t>
+      </w:r>
+      <w:r>
+        <w:rPr>
+          <w:rFonts w:ascii="Consolas" w:hAnsi="Consolas" w:eastAsia="Consolas"/>
+          <w:color w:val="000000"/>
+          <w:sz w:val="19"/>
+        </w:rPr>
+        <w:t>--count 3</w:t>
+      </w:r>
+      <w:r>
+        <w:rPr>
+          <w:rFonts w:ascii="HY신명조" w:hAnsi="HY신명조" w:eastAsia="HY신명조"/>
+          <w:color w:val="000000"/>
+          <w:sz w:val="20"/>
+        </w:rPr>
+        <w:t xml:space="preserve">으로 실행한 뒤 </w:t>
+      </w:r>
+      <w:r>
+        <w:rPr>
+          <w:rFonts w:ascii="Consolas" w:hAnsi="Consolas" w:eastAsia="Consolas"/>
+          <w:color w:val="000000"/>
+          <w:sz w:val="19"/>
+        </w:rPr>
+        <w:t>sample_10k.py</w:t>
+      </w:r>
+      <w:r>
+        <w:rPr>
+          <w:rFonts w:ascii="HY신명조" w:hAnsi="HY신명조" w:eastAsia="HY신명조"/>
+          <w:color w:val="000000"/>
+          <w:sz w:val="20"/>
+        </w:rPr>
+        <w:t>를 호출한다. 그러나 입력 집합이 3,538건이면 표본 스크립트는 존재하지 않는 행을 만들어내지 않으므로 결과도 3,538건에 그친다. 파일명만으로는 어느 자료가 논문의 10,000건인지 구분하기 어렵고, 현재 명령으로 저장 결과를 재생성할 수도 없다.</w:t>
+      </w:r>
+    </w:p>
+    <w:p>
+      <w:pPr>
+        <w:pStyle w:val="Heading2"/>
+        <w:keepNext/>
+        <w:keepLines/>
+      </w:pPr>
+      <w:r>
+        <w:rPr>
+          <w:rFonts w:ascii="HY견고딕" w:hAnsi="HY견고딕" w:eastAsia="HY견고딕"/>
+          <w:b/>
+          <w:color w:val="000000"/>
+          <w:sz w:val="24"/>
+        </w:rPr>
+        <w:t>7. 필수 코퍼스 누락과 테스트 실패</w:t>
+      </w:r>
+    </w:p>
+    <w:p>
+      <w:pPr>
+        <w:widowControl/>
+        <w:spacing w:before="0" w:after="60" w:line="331" w:lineRule="auto"/>
+        <w:ind w:firstLine="397"/>
+        <w:jc w:val="both"/>
+      </w:pPr>
+      <w:r>
+        <w:rPr>
+          <w:rFonts w:ascii="HY신명조" w:hAnsi="HY신명조" w:eastAsia="HY신명조"/>
+          <w:color w:val="000000"/>
+          <w:sz w:val="20"/>
+        </w:rPr>
         <w:t xml:space="preserve">fuzzer v4의 기본 정책은 </w:t>
       </w:r>
       <w:r>
         <w:rPr>
           <w:rFonts w:ascii="Consolas" w:hAnsi="Consolas" w:eastAsia="Consolas"/>
           <w:color w:val="000000"/>
-          <w:sz w:val="18"/>
+          <w:sz w:val="19"/>
         </w:rPr>
         <w:t>corpus_policy=required</w:t>
       </w:r>
       <w:r>
         <w:rPr>
-          <w:rFonts w:ascii="바탕" w:hAnsi="바탕" w:eastAsia="바탕"/>
-          <w:color w:val="000000"/>
-          <w:sz w:val="19"/>
+          <w:rFonts w:ascii="HY신명조" w:hAnsi="HY신명조" w:eastAsia="HY신명조"/>
+          <w:color w:val="000000"/>
+          <w:sz w:val="20"/>
         </w:rPr>
         <w:t>이며 다음 파일을 요구한다.</w:t>
       </w:r>
@@ -7080,7 +7457,7 @@
         <w:rPr>
           <w:rFonts w:ascii="Consolas" w:hAnsi="Consolas" w:eastAsia="Consolas"/>
           <w:color w:val="000000"/>
-          <w:sz w:val="18"/>
+          <w:sz w:val="19"/>
         </w:rPr>
         <w:t>PII/fuzzer/data/tagged_korean_names.jsonl</w:t>
       </w:r>
@@ -7096,7 +7473,7 @@
         <w:rPr>
           <w:rFonts w:ascii="Consolas" w:hAnsi="Consolas" w:eastAsia="Consolas"/>
           <w:color w:val="000000"/>
-          <w:sz w:val="18"/>
+          <w:sz w:val="19"/>
         </w:rPr>
         <w:t>PII/fuzzer/data/tagged_korean_addresses.jsonl</w:t>
       </w:r>
@@ -7110,57 +7487,57 @@
       </w:pPr>
       <w:r>
         <w:rPr>
-          <w:rFonts w:ascii="바탕" w:hAnsi="바탕" w:eastAsia="바탕"/>
+          <w:rFonts w:ascii="HY신명조" w:hAnsi="HY신명조" w:eastAsia="HY신명조"/>
+          <w:color w:val="000000"/>
+          <w:sz w:val="20"/>
+        </w:rPr>
+        <w:t xml:space="preserve">두 파일은 확인한 4개 저장소와 109개 원격 ref 어디에도 없었다. fuzzer는 기본 정책에서 파일이 없으면 </w:t>
+      </w:r>
+      <w:r>
+        <w:rPr>
+          <w:rFonts w:ascii="Consolas" w:hAnsi="Consolas" w:eastAsia="Consolas"/>
           <w:color w:val="000000"/>
           <w:sz w:val="19"/>
         </w:rPr>
-        <w:t xml:space="preserve">두 파일은 확인한 4개 저장소와 109개 원격 ref 어디에도 없었다. fuzzer는 기본 정책에서 파일이 없으면 </w:t>
+        <w:t>RuntimeError</w:t>
+      </w:r>
+      <w:r>
+        <w:rPr>
+          <w:rFonts w:ascii="HY신명조" w:hAnsi="HY신명조" w:eastAsia="HY신명조"/>
+          <w:color w:val="000000"/>
+          <w:sz w:val="20"/>
+        </w:rPr>
+        <w:t xml:space="preserve">를 발생시킨다. </w:t>
       </w:r>
       <w:r>
         <w:rPr>
           <w:rFonts w:ascii="Consolas" w:hAnsi="Consolas" w:eastAsia="Consolas"/>
           <w:color w:val="000000"/>
-          <w:sz w:val="18"/>
-        </w:rPr>
-        <w:t>RuntimeError</w:t>
-      </w:r>
-      <w:r>
-        <w:rPr>
-          <w:rFonts w:ascii="바탕" w:hAnsi="바탕" w:eastAsia="바탕"/>
-          <w:color w:val="000000"/>
           <w:sz w:val="19"/>
         </w:rPr>
-        <w:t xml:space="preserve">를 발생시킨다. </w:t>
+        <w:t>Makefile</w:t>
+      </w:r>
+      <w:r>
+        <w:rPr>
+          <w:rFonts w:ascii="HY신명조" w:hAnsi="HY신명조" w:eastAsia="HY신명조"/>
+          <w:color w:val="000000"/>
+          <w:sz w:val="20"/>
+        </w:rPr>
+        <w:t xml:space="preserve">의 </w:t>
       </w:r>
       <w:r>
         <w:rPr>
           <w:rFonts w:ascii="Consolas" w:hAnsi="Consolas" w:eastAsia="Consolas"/>
           <w:color w:val="000000"/>
-          <w:sz w:val="18"/>
-        </w:rPr>
-        <w:t>Makefile</w:t>
-      </w:r>
-      <w:r>
-        <w:rPr>
-          <w:rFonts w:ascii="바탕" w:hAnsi="바탕" w:eastAsia="바탕"/>
-          <w:color w:val="000000"/>
           <w:sz w:val="19"/>
         </w:rPr>
-        <w:t xml:space="preserve">의 </w:t>
-      </w:r>
-      <w:r>
-        <w:rPr>
-          <w:rFonts w:ascii="Consolas" w:hAnsi="Consolas" w:eastAsia="Consolas"/>
-          <w:color w:val="000000"/>
-          <w:sz w:val="18"/>
-        </w:rPr>
         <w:t>sample</w:t>
       </w:r>
       <w:r>
         <w:rPr>
-          <w:rFonts w:ascii="바탕" w:hAnsi="바탕" w:eastAsia="바탕"/>
-          <w:color w:val="000000"/>
-          <w:sz w:val="19"/>
+          <w:rFonts w:ascii="HY신명조" w:hAnsi="HY신명조" w:eastAsia="HY신명조"/>
+          <w:color w:val="000000"/>
+          <w:sz w:val="20"/>
         </w:rPr>
         <w:t xml:space="preserve"> target도 두 코퍼스를 생성하지 않는다.</w:t>
       </w:r>
@@ -7174,9 +7551,9 @@
       </w:pPr>
       <w:r>
         <w:rPr>
-          <w:rFonts w:ascii="바탕" w:hAnsi="바탕" w:eastAsia="바탕"/>
-          <w:color w:val="000000"/>
-          <w:sz w:val="19"/>
+          <w:rFonts w:ascii="HY신명조" w:hAnsi="HY신명조" w:eastAsia="HY신명조"/>
+          <w:color w:val="000000"/>
+          <w:sz w:val="20"/>
         </w:rPr>
         <w:t>최신 공개 코드를 격리 환경에서 실행한 결과 Layer 0·fuzzer 테스트는 123건 통과, 8건 실패였다. 실패한 8건은 account, medical record, prescription, transaction의 입력·출력 테스트였으며 모두 이름 코퍼스 부재와 연결되었다. 그러므로 “단일 명령으로 완전 재현 가능”하다는 기존 서술은 현재 저장소 상태와 맞지 않는다.</w:t>
       </w:r>
@@ -7189,10 +7566,10 @@
       </w:pPr>
       <w:r>
         <w:rPr>
-          <w:rFonts w:ascii="맑은 고딕" w:hAnsi="맑은 고딕" w:eastAsia="맑은 고딕"/>
+          <w:rFonts w:ascii="HY견고딕" w:hAnsi="HY견고딕" w:eastAsia="HY견고딕"/>
           <w:b/>
           <w:color w:val="000000"/>
-          <w:sz w:val="22"/>
+          <w:sz w:val="24"/>
         </w:rPr>
         <w:t>8. 체크섬과 데이터 유효성</w:t>
       </w:r>
@@ -7206,25 +7583,25 @@
       </w:pPr>
       <w:r>
         <w:rPr>
-          <w:rFonts w:ascii="바탕" w:hAnsi="바탕" w:eastAsia="바탕"/>
+          <w:rFonts w:ascii="HY신명조" w:hAnsi="HY신명조" w:eastAsia="HY신명조"/>
+          <w:color w:val="000000"/>
+          <w:sz w:val="20"/>
+        </w:rPr>
+        <w:t xml:space="preserve">10,000건 데이터에는 VIN 유형 72개 행, 고유 원본값 10개가 포함되어 있고 모두 </w:t>
+      </w:r>
+      <w:r>
+        <w:rPr>
+          <w:rFonts w:ascii="Consolas" w:hAnsi="Consolas" w:eastAsia="Consolas"/>
           <w:color w:val="000000"/>
           <w:sz w:val="19"/>
         </w:rPr>
-        <w:t xml:space="preserve">10,000건 데이터에는 VIN 유형 72개 행, 고유 원본값 10개가 포함되어 있고 모두 </w:t>
-      </w:r>
-      <w:r>
-        <w:rPr>
-          <w:rFonts w:ascii="Consolas" w:hAnsi="Consolas" w:eastAsia="Consolas"/>
-          <w:color w:val="000000"/>
-          <w:sz w:val="18"/>
-        </w:rPr>
         <w:t>rule_valid: true</w:t>
       </w:r>
       <w:r>
         <w:rPr>
-          <w:rFonts w:ascii="바탕" w:hAnsi="바탕" w:eastAsia="바탕"/>
-          <w:color w:val="000000"/>
-          <w:sz w:val="19"/>
+          <w:rFonts w:ascii="HY신명조" w:hAnsi="HY신명조" w:eastAsia="HY신명조"/>
+          <w:color w:val="000000"/>
+          <w:sz w:val="20"/>
         </w:rPr>
         <w:t>로 표기되어 있다. 그러나 NHTSA/49 CFR Part 565의 제9자리 체크디지트 방식으로 전수 계산한 결과 72개 행 모두 실패하였다. 동일한 결과가 서로 독립된 Python과 PowerShell 구현에서 확인되었다.</w:t>
       </w:r>
@@ -7238,9 +7615,9 @@
       </w:pPr>
       <w:r>
         <w:rPr>
-          <w:rFonts w:ascii="바탕" w:hAnsi="바탕" w:eastAsia="바탕"/>
-          <w:color w:val="000000"/>
-          <w:sz w:val="19"/>
+          <w:rFonts w:ascii="HY신명조" w:hAnsi="HY신명조" w:eastAsia="HY신명조"/>
+          <w:color w:val="000000"/>
+          <w:sz w:val="20"/>
         </w:rPr>
         <w:t>이는 “모든 합성 식별자가 유효하다”는 데이터 생성 원칙과 충돌한다. 체크섬 오류가 방어구성 간 상대 비교에 어떤 방향의 편향을 주는지는 이 감사만으로 확정할 수 없다. 다만 현실적으로 존재 가능한 형식과 무작위 문자열을 탐지하는 난이도는 다를 수 있으므로, validity-first라는 명칭과 외적타당도 주장에는 직접적인 영향을 준다.</w:t>
       </w:r>
@@ -7253,10 +7630,10 @@
       </w:pPr>
       <w:r>
         <w:rPr>
-          <w:rFonts w:ascii="맑은 고딕" w:hAnsi="맑은 고딕" w:eastAsia="맑은 고딕"/>
+          <w:rFonts w:ascii="HY견고딕" w:hAnsi="HY견고딕" w:eastAsia="HY견고딕"/>
           <w:b/>
           <w:color w:val="000000"/>
-          <w:sz w:val="22"/>
+          <w:sz w:val="24"/>
         </w:rPr>
         <w:t>9. 탐지기 수, 지연시간 및 비용</w:t>
       </w:r>
@@ -7270,9 +7647,9 @@
       </w:pPr>
       <w:r>
         <w:rPr>
-          <w:rFonts w:ascii="바탕" w:hAnsi="바탕" w:eastAsia="바탕"/>
-          <w:color w:val="000000"/>
-          <w:sz w:val="19"/>
+          <w:rFonts w:ascii="HY신명조" w:hAnsi="HY신명조" w:eastAsia="HY신명조"/>
+          <w:color w:val="000000"/>
+          <w:sz w:val="20"/>
         </w:rPr>
         <w:t>코드의 AST를 기준으로 Layer 0의 정규식 패턴은 45개이고 키워드 카테고리는 22개다. 기존 문서의 “42개 정규식”과 일치하지 않는다.</w:t>
       </w:r>
@@ -7286,11 +7663,26 @@
       </w:pPr>
       <w:r>
         <w:rPr>
-          <w:rFonts w:ascii="바탕" w:hAnsi="바탕" w:eastAsia="바탕"/>
-          <w:color w:val="000000"/>
-          <w:sz w:val="19"/>
+          <w:rFonts w:ascii="HY신명조" w:hAnsi="HY신명조" w:eastAsia="HY신명조"/>
+          <w:color w:val="000000"/>
+          <w:sz w:val="20"/>
         </w:rPr>
         <w:t>저장된 레이어별 지연시간 10,000건을 재계산한 결과는 다음과 같다.</w:t>
+      </w:r>
+    </w:p>
+    <w:p>
+      <w:pPr>
+        <w:spacing w:before="100" w:after="60"/>
+        <w:jc w:val="center"/>
+      </w:pPr>
+      <w:r>
+        <w:rPr>
+          <w:rFonts w:ascii="HY견고딕" w:hAnsi="HY견고딕" w:eastAsia="HY견고딕"/>
+          <w:b/>
+          <w:color w:val="000000"/>
+          <w:sz w:val="20"/>
+        </w:rPr>
+        <w:t>&lt;표 9&gt; Layer 0와 LLM 판별기의 지연시간</w:t>
       </w:r>
     </w:p>
     <w:tbl>
@@ -7302,12 +7694,12 @@
         <w:tblLook w:firstColumn="1" w:firstRow="1" w:lastColumn="0" w:lastRow="0" w:noHBand="0" w:noVBand="1" w:val="04A0"/>
         <w:tblInd w:w="120" w:type="dxa"/>
         <w:tblBorders>
-          <w:top w:val="single" w:sz="4" w:space="0" w:color="777777"/>
-          <w:left w:val="single" w:sz="4" w:space="0" w:color="777777"/>
-          <w:bottom w:val="single" w:sz="4" w:space="0" w:color="777777"/>
-          <w:right w:val="single" w:sz="4" w:space="0" w:color="777777"/>
-          <w:insideH w:val="single" w:sz="4" w:space="0" w:color="777777"/>
-          <w:insideV w:val="single" w:sz="4" w:space="0" w:color="777777"/>
+          <w:top w:val="single" w:sz="8" w:space="0" w:color="000000"/>
+          <w:left w:val="nil" w:sz="0" w:space="0" w:color="000000"/>
+          <w:bottom w:val="single" w:sz="8" w:space="0" w:color="000000"/>
+          <w:right w:val="nil" w:sz="0" w:space="0" w:color="000000"/>
+          <w:insideH w:val="single" w:sz="4" w:space="0" w:color="000000"/>
+          <w:insideV w:val="nil" w:sz="0" w:space="0" w:color="000000"/>
         </w:tblBorders>
       </w:tblPr>
       <w:tblGrid>
@@ -7342,7 +7734,7 @@
             </w:pPr>
             <w:r>
               <w:rPr>
-                <w:rFonts w:ascii="맑은 고딕" w:hAnsi="맑은 고딕" w:eastAsia="맑은 고딕"/>
+                <w:rFonts w:ascii="HY견고딕" w:hAnsi="HY견고딕" w:eastAsia="HY견고딕"/>
                 <w:b/>
                 <w:color w:val="000000"/>
                 <w:sz w:val="15"/>
@@ -7370,7 +7762,7 @@
             </w:pPr>
             <w:r>
               <w:rPr>
-                <w:rFonts w:ascii="맑은 고딕" w:hAnsi="맑은 고딕" w:eastAsia="맑은 고딕"/>
+                <w:rFonts w:ascii="HY견고딕" w:hAnsi="HY견고딕" w:eastAsia="HY견고딕"/>
                 <w:b/>
                 <w:color w:val="000000"/>
                 <w:sz w:val="15"/>
@@ -7398,7 +7790,7 @@
             </w:pPr>
             <w:r>
               <w:rPr>
-                <w:rFonts w:ascii="맑은 고딕" w:hAnsi="맑은 고딕" w:eastAsia="맑은 고딕"/>
+                <w:rFonts w:ascii="HY견고딕" w:hAnsi="HY견고딕" w:eastAsia="HY견고딕"/>
                 <w:b/>
                 <w:color w:val="000000"/>
                 <w:sz w:val="15"/>
@@ -7426,7 +7818,7 @@
             </w:pPr>
             <w:r>
               <w:rPr>
-                <w:rFonts w:ascii="맑은 고딕" w:hAnsi="맑은 고딕" w:eastAsia="맑은 고딕"/>
+                <w:rFonts w:ascii="HY견고딕" w:hAnsi="HY견고딕" w:eastAsia="HY견고딕"/>
                 <w:b/>
                 <w:color w:val="000000"/>
                 <w:sz w:val="15"/>
@@ -7454,7 +7846,7 @@
             </w:pPr>
             <w:r>
               <w:rPr>
-                <w:rFonts w:ascii="맑은 고딕" w:hAnsi="맑은 고딕" w:eastAsia="맑은 고딕"/>
+                <w:rFonts w:ascii="HY견고딕" w:hAnsi="HY견고딕" w:eastAsia="HY견고딕"/>
                 <w:b/>
                 <w:color w:val="000000"/>
                 <w:sz w:val="15"/>
@@ -7482,7 +7874,7 @@
             </w:pPr>
             <w:r>
               <w:rPr>
-                <w:rFonts w:ascii="맑은 고딕" w:hAnsi="맑은 고딕" w:eastAsia="맑은 고딕"/>
+                <w:rFonts w:ascii="HY견고딕" w:hAnsi="HY견고딕" w:eastAsia="HY견고딕"/>
                 <w:b/>
                 <w:color w:val="000000"/>
                 <w:sz w:val="15"/>
@@ -7514,7 +7906,7 @@
             </w:pPr>
             <w:r>
               <w:rPr>
-                <w:rFonts w:ascii="바탕" w:hAnsi="바탕" w:eastAsia="바탕"/>
+                <w:rFonts w:ascii="HY신명조" w:hAnsi="HY신명조" w:eastAsia="HY신명조"/>
                 <w:color w:val="000000"/>
                 <w:sz w:val="15"/>
               </w:rPr>
@@ -7540,7 +7932,7 @@
             </w:pPr>
             <w:r>
               <w:rPr>
-                <w:rFonts w:ascii="바탕" w:hAnsi="바탕" w:eastAsia="바탕"/>
+                <w:rFonts w:ascii="HY신명조" w:hAnsi="HY신명조" w:eastAsia="HY신명조"/>
                 <w:color w:val="000000"/>
                 <w:sz w:val="15"/>
               </w:rPr>
@@ -7566,7 +7958,7 @@
             </w:pPr>
             <w:r>
               <w:rPr>
-                <w:rFonts w:ascii="바탕" w:hAnsi="바탕" w:eastAsia="바탕"/>
+                <w:rFonts w:ascii="HY신명조" w:hAnsi="HY신명조" w:eastAsia="HY신명조"/>
                 <w:color w:val="000000"/>
                 <w:sz w:val="15"/>
               </w:rPr>
@@ -7592,7 +7984,7 @@
             </w:pPr>
             <w:r>
               <w:rPr>
-                <w:rFonts w:ascii="바탕" w:hAnsi="바탕" w:eastAsia="바탕"/>
+                <w:rFonts w:ascii="HY신명조" w:hAnsi="HY신명조" w:eastAsia="HY신명조"/>
                 <w:color w:val="000000"/>
                 <w:sz w:val="15"/>
               </w:rPr>
@@ -7618,7 +8010,7 @@
             </w:pPr>
             <w:r>
               <w:rPr>
-                <w:rFonts w:ascii="바탕" w:hAnsi="바탕" w:eastAsia="바탕"/>
+                <w:rFonts w:ascii="HY신명조" w:hAnsi="HY신명조" w:eastAsia="HY신명조"/>
                 <w:color w:val="000000"/>
                 <w:sz w:val="15"/>
               </w:rPr>
@@ -7644,7 +8036,7 @@
             </w:pPr>
             <w:r>
               <w:rPr>
-                <w:rFonts w:ascii="바탕" w:hAnsi="바탕" w:eastAsia="바탕"/>
+                <w:rFonts w:ascii="HY신명조" w:hAnsi="HY신명조" w:eastAsia="HY신명조"/>
                 <w:color w:val="000000"/>
                 <w:sz w:val="15"/>
               </w:rPr>
@@ -7675,7 +8067,7 @@
             </w:pPr>
             <w:r>
               <w:rPr>
-                <w:rFonts w:ascii="바탕" w:hAnsi="바탕" w:eastAsia="바탕"/>
+                <w:rFonts w:ascii="HY신명조" w:hAnsi="HY신명조" w:eastAsia="HY신명조"/>
                 <w:color w:val="000000"/>
                 <w:sz w:val="15"/>
               </w:rPr>
@@ -7701,7 +8093,7 @@
             </w:pPr>
             <w:r>
               <w:rPr>
-                <w:rFonts w:ascii="바탕" w:hAnsi="바탕" w:eastAsia="바탕"/>
+                <w:rFonts w:ascii="HY신명조" w:hAnsi="HY신명조" w:eastAsia="HY신명조"/>
                 <w:color w:val="000000"/>
                 <w:sz w:val="15"/>
               </w:rPr>
@@ -7727,7 +8119,7 @@
             </w:pPr>
             <w:r>
               <w:rPr>
-                <w:rFonts w:ascii="바탕" w:hAnsi="바탕" w:eastAsia="바탕"/>
+                <w:rFonts w:ascii="HY신명조" w:hAnsi="HY신명조" w:eastAsia="HY신명조"/>
                 <w:color w:val="000000"/>
                 <w:sz w:val="15"/>
               </w:rPr>
@@ -7753,7 +8145,7 @@
             </w:pPr>
             <w:r>
               <w:rPr>
-                <w:rFonts w:ascii="바탕" w:hAnsi="바탕" w:eastAsia="바탕"/>
+                <w:rFonts w:ascii="HY신명조" w:hAnsi="HY신명조" w:eastAsia="HY신명조"/>
                 <w:color w:val="000000"/>
                 <w:sz w:val="15"/>
               </w:rPr>
@@ -7779,7 +8171,7 @@
             </w:pPr>
             <w:r>
               <w:rPr>
-                <w:rFonts w:ascii="바탕" w:hAnsi="바탕" w:eastAsia="바탕"/>
+                <w:rFonts w:ascii="HY신명조" w:hAnsi="HY신명조" w:eastAsia="HY신명조"/>
                 <w:color w:val="000000"/>
                 <w:sz w:val="15"/>
               </w:rPr>
@@ -7805,7 +8197,7 @@
             </w:pPr>
             <w:r>
               <w:rPr>
-                <w:rFonts w:ascii="바탕" w:hAnsi="바탕" w:eastAsia="바탕"/>
+                <w:rFonts w:ascii="HY신명조" w:hAnsi="HY신명조" w:eastAsia="HY신명조"/>
                 <w:color w:val="000000"/>
                 <w:sz w:val="15"/>
               </w:rPr>
@@ -7824,64 +8216,15 @@
       <w:pPr>
         <w:widowControl/>
         <w:spacing w:before="0" w:after="60" w:line="331" w:lineRule="auto"/>
-        <w:ind w:firstLine="397"/>
-        <w:jc w:val="both"/>
-      </w:pPr>
-      <w:r>
-        <w:rPr>
-          <w:rFonts w:ascii="바탕" w:hAnsi="바탕" w:eastAsia="바탕"/>
-          <w:color w:val="000000"/>
-          <w:sz w:val="19"/>
-        </w:rPr>
-        <w:t xml:space="preserve">평균의 단순 비는 약 29.54배다. 기존 초록과 결론의 “Layer 0 평균 10ms”, “L4가 약 220배”는 같은 원시자료에서 재현되지 않는다. 또한 구성 C에는 L4가 포함되지 않으므로 </w:t>
-      </w:r>
-      <w:r>
-        <w:rPr>
-          <w:rFonts w:ascii="Consolas" w:hAnsi="Consolas" w:eastAsia="Consolas"/>
-          <w:color w:val="000000"/>
-          <w:sz w:val="18"/>
-        </w:rPr>
-        <w:t>$0.08</w:t>
-      </w:r>
-      <w:r>
-        <w:rPr>
-          <w:rFonts w:ascii="바탕" w:hAnsi="바탕" w:eastAsia="바탕"/>
-          <w:color w:val="000000"/>
-          <w:sz w:val="19"/>
-        </w:rPr>
-        <w:t xml:space="preserve">을 C의 L4 비용으로 귀속할 수 없다. </w:t>
-      </w:r>
-      <w:r>
-        <w:rPr>
-          <w:rFonts w:ascii="Consolas" w:hAnsi="Consolas" w:eastAsia="Consolas"/>
-          <w:color w:val="000000"/>
-          <w:sz w:val="18"/>
-        </w:rPr>
-        <w:t>$0.08</w:t>
-      </w:r>
-      <w:r>
-        <w:rPr>
-          <w:rFonts w:ascii="바탕" w:hAnsi="바탕" w:eastAsia="바탕"/>
-          <w:color w:val="000000"/>
-          <w:sz w:val="19"/>
-        </w:rPr>
-        <w:t>은 약 568회의 L4 호출을 기록한 Smart Cascade 설명과 더 잘 대응하지만, 최종 비용표는 실제 호출 수, 모델 단가, 토큰 수, 캐시, 평가일과 환율을 이용해 다시 만들어야 한다.</w:t>
-      </w:r>
-    </w:p>
-    <w:p>
-      <w:pPr>
-        <w:pStyle w:val="Heading2"/>
-        <w:keepNext/>
-        <w:keepLines/>
-      </w:pPr>
-      <w:r>
-        <w:rPr>
-          <w:rFonts w:ascii="맑은 고딕" w:hAnsi="맑은 고딕" w:eastAsia="맑은 고딕"/>
-          <w:b/>
-          <w:color w:val="000000"/>
-          <w:sz w:val="22"/>
-        </w:rPr>
-        <w:t>10. 제품·법·이론 주장 검증</w:t>
+        <w:jc w:val="left"/>
+      </w:pPr>
+      <w:r>
+        <w:rPr>
+          <w:rFonts w:ascii="HY신명조" w:hAnsi="HY신명조" w:eastAsia="HY신명조"/>
+          <w:color w:val="000000"/>
+          <w:sz w:val="17"/>
+        </w:rPr>
+        <w:t>자료: 저장된 레이어별 지연시간 10,000건 전수 집계.</w:t>
       </w:r>
     </w:p>
     <w:p>
@@ -7893,11 +8236,59 @@
       </w:pPr>
       <w:r>
         <w:rPr>
-          <w:rFonts w:ascii="바탕" w:hAnsi="바탕" w:eastAsia="바탕"/>
+          <w:rFonts w:ascii="HY신명조" w:hAnsi="HY신명조" w:eastAsia="HY신명조"/>
+          <w:color w:val="000000"/>
+          <w:sz w:val="20"/>
+        </w:rPr>
+        <w:t xml:space="preserve">평균의 단순 비는 약 29.54배다. 기존 초록과 결론의 “Layer 0 평균 10ms”, “L4가 약 220배”는 같은 원시자료에서 재현되지 않는다. 또한 구성 C에는 L4가 포함되지 않으므로 </w:t>
+      </w:r>
+      <w:r>
+        <w:rPr>
+          <w:rFonts w:ascii="Consolas" w:hAnsi="Consolas" w:eastAsia="Consolas"/>
           <w:color w:val="000000"/>
           <w:sz w:val="19"/>
         </w:rPr>
-        <w:t>공식 AWS 문서에서 Bedrock Guardrails의 sensitive information filter는 한국어를 “Optimized and supported”로 제시한다. 따라서 저장 결과가 낮게 나타나더라도 “Bedrock은 한국어 PII를 지원하지 않는다”는 결론은 성립하지 않는다. 실험 설정과 제품 일반 능력을 분리해야 한다.</w:t>
+        <w:t>$0.08</w:t>
+      </w:r>
+      <w:r>
+        <w:rPr>
+          <w:rFonts w:ascii="HY신명조" w:hAnsi="HY신명조" w:eastAsia="HY신명조"/>
+          <w:color w:val="000000"/>
+          <w:sz w:val="20"/>
+        </w:rPr>
+        <w:t xml:space="preserve">을 C의 L4 비용으로 귀속할 수 없다. </w:t>
+      </w:r>
+      <w:r>
+        <w:rPr>
+          <w:rFonts w:ascii="Consolas" w:hAnsi="Consolas" w:eastAsia="Consolas"/>
+          <w:color w:val="000000"/>
+          <w:sz w:val="19"/>
+        </w:rPr>
+        <w:t>$0.08</w:t>
+      </w:r>
+      <w:r>
+        <w:rPr>
+          <w:rFonts w:ascii="HY신명조" w:hAnsi="HY신명조" w:eastAsia="HY신명조"/>
+          <w:color w:val="000000"/>
+          <w:sz w:val="20"/>
+        </w:rPr>
+        <w:t>은 약 568회의 L4 호출을 기록한 Smart Cascade 설명과 더 잘 대응하지만, 최종 비용표는 실제 호출 수, 모델 단가, 토큰 수, 캐시, 평가일과 환율을 이용해 다시 만들어야 한다.</w:t>
+      </w:r>
+    </w:p>
+    <w:p>
+      <w:pPr>
+        <w:pStyle w:val="Heading2"/>
+        <w:keepNext/>
+        <w:keepLines/>
+      </w:pPr>
+      <w:r>
+        <w:rPr>
+          <w:rFonts w:ascii="HY견고딕" w:hAnsi="HY견고딕" w:eastAsia="HY견고딕"/>
+          <w:b/>
+          <w:color w:val="000000"/>
+          <w:sz w:val="24"/>
+        </w:rPr>
+        <w:t>10. 제품·법·이론 주장 검증</w:t>
       </w:r>
     </w:p>
     <w:p>
@@ -7909,27 +8300,11 @@
       </w:pPr>
       <w:r>
         <w:rPr>
-          <w:rFonts w:ascii="바탕" w:hAnsi="바탕" w:eastAsia="바탕"/>
-          <w:color w:val="000000"/>
-          <w:sz w:val="19"/>
-        </w:rPr>
-        <w:t xml:space="preserve">법조문 검증에서는 </w:t>
-      </w:r>
-      <w:r>
-        <w:rPr>
-          <w:rFonts w:ascii="Consolas" w:hAnsi="Consolas" w:eastAsia="Consolas"/>
-          <w:color w:val="000000"/>
-          <w:sz w:val="18"/>
-        </w:rPr>
-        <w:t>§71④</w:t>
-      </w:r>
-      <w:r>
-        <w:rPr>
-          <w:rFonts w:ascii="바탕" w:hAnsi="바탕" w:eastAsia="바탕"/>
-          <w:color w:val="000000"/>
-          <w:sz w:val="19"/>
-        </w:rPr>
-        <w:t>가 조문 항을 뜻하는 잘못된 표기임을 확인하였다. 정확한 인용은 제71조 제4호다. 인공지능기본법 제33조를 위험관리 의무로 설명한 부분도 제34조로 수정해야 한다. 법률 제21311호의 일부 개정 조문은 2026년 7월 21일 시행되지만, 본문이 인용한 제31조·제33조·제34조·제35조·제43조의 조문별 시행일은 모두 2026년 1월 22일이다. “제재 최소 1년 유예”는 근거를 확인하지 못했다.</w:t>
+          <w:rFonts w:ascii="HY신명조" w:hAnsi="HY신명조" w:eastAsia="HY신명조"/>
+          <w:color w:val="000000"/>
+          <w:sz w:val="20"/>
+        </w:rPr>
+        <w:t>공식 AWS 문서에서 Bedrock Guardrails의 sensitive information filter는 한국어를 “Optimized and supported”로 제시한다. 따라서 저장 결과가 낮게 나타나더라도 “Bedrock은 한국어 PII를 지원하지 않는다”는 결론은 성립하지 않는다. 실험 설정과 제품 일반 능력을 분리해야 한다.</w:t>
       </w:r>
     </w:p>
     <w:p>
@@ -7941,43 +8316,27 @@
       </w:pPr>
       <w:r>
         <w:rPr>
-          <w:rFonts w:ascii="바탕" w:hAnsi="바탕" w:eastAsia="바탕"/>
+          <w:rFonts w:ascii="HY신명조" w:hAnsi="HY신명조" w:eastAsia="HY신명조"/>
+          <w:color w:val="000000"/>
+          <w:sz w:val="20"/>
+        </w:rPr>
+        <w:t xml:space="preserve">법조문 검증에서는 </w:t>
+      </w:r>
+      <w:r>
+        <w:rPr>
+          <w:rFonts w:ascii="Consolas" w:hAnsi="Consolas" w:eastAsia="Consolas"/>
           <w:color w:val="000000"/>
           <w:sz w:val="19"/>
         </w:rPr>
-        <w:t>범죄학 핵심 문헌은 실재하지만, 문헌의 존재가 조작화를 정당화하지는 않는다. 특히 “변이 수준=동기화된 범죄자”, “잔존 우회=전이”는 측정 대상과 이론 개념이 일치하지 않는다. 현재 증거로 가능한 가장 강한 표현은 “일상활동이론의 보호자 개념을 활용한 가드레일 역량 감사”다.</w:t>
-      </w:r>
-    </w:p>
-    <w:p>
-      <w:pPr>
-        <w:pStyle w:val="Heading1"/>
-        <w:keepNext/>
-        <w:keepLines/>
-      </w:pPr>
-      <w:r>
-        <w:rPr>
-          <w:rFonts w:ascii="맑은 고딕" w:hAnsi="맑은 고딕" w:eastAsia="맑은 고딕"/>
-          <w:b/>
-          <w:color w:val="000000"/>
-          <w:sz w:val="25"/>
-        </w:rPr>
-        <w:t>V. 논의</w:t>
-      </w:r>
-    </w:p>
-    <w:p>
-      <w:pPr>
-        <w:pStyle w:val="Heading2"/>
-        <w:keepNext/>
-        <w:keepLines/>
-      </w:pPr>
-      <w:r>
-        <w:rPr>
-          <w:rFonts w:ascii="맑은 고딕" w:hAnsi="맑은 고딕" w:eastAsia="맑은 고딕"/>
-          <w:b/>
-          <w:color w:val="000000"/>
-          <w:sz w:val="22"/>
-        </w:rPr>
-        <w:t>1. Layer 0가 필요한 이유</w:t>
+        <w:t>§71④</w:t>
+      </w:r>
+      <w:r>
+        <w:rPr>
+          <w:rFonts w:ascii="HY신명조" w:hAnsi="HY신명조" w:eastAsia="HY신명조"/>
+          <w:color w:val="000000"/>
+          <w:sz w:val="20"/>
+        </w:rPr>
+        <w:t>가 조문 항을 뜻하는 잘못된 표기임을 확인하였다. 정확한 인용은 제71조 제4호다. 인공지능기본법 제33조를 위험관리 의무로 설명한 부분도 제34조로 수정해야 한다. 법률 제21311호의 일부 개정 조문은 2026년 7월 21일 시행되지만, 본문이 인용한 제31조·제33조·제34조·제35조·제43조의 조문별 시행일은 모두 2026년 1월 22일이다. “제재 최소 1년 유예”는 근거를 확인하지 못했다.</w:t>
       </w:r>
     </w:p>
     <w:p>
@@ -7989,11 +8348,43 @@
       </w:pPr>
       <w:r>
         <w:rPr>
-          <w:rFonts w:ascii="바탕" w:hAnsi="바탕" w:eastAsia="바탕"/>
-          <w:color w:val="000000"/>
-          <w:sz w:val="19"/>
-        </w:rPr>
-        <w:t>변이 후 보호대상을 복원한 9,964건에서도 기존 3계층은 2,060건을 차단하지 못했다. 동일 원천값의 한국어 사례에서는 미차단율이 원형 24.47%에서 변이 32.28%로 증가했고, 보호대상 값 자체가 바뀐 쌍에서는 9.12%에서 18.75%로 증가하였다. 이는 전각·동형문자·결합문자·soft hyphen·한글 숫자처럼 PII 자체를 바꾸는 변형이 후속 계층의 가시성을 낮출 수 있음을 보여준다.</w:t>
+          <w:rFonts w:ascii="HY신명조" w:hAnsi="HY신명조" w:eastAsia="HY신명조"/>
+          <w:color w:val="000000"/>
+          <w:sz w:val="20"/>
+        </w:rPr>
+        <w:t>범죄학 핵심 문헌은 실재하지만, 문헌의 존재가 조작화를 정당화하지는 않는다. 특히 “변이 수준=동기화된 범죄자”, “잔존 우회=전이”는 측정 대상과 이론 개념이 일치하지 않는다. 현재 증거로 가능한 가장 강한 표현은 “일상활동이론의 보호자 개념을 활용한 가드레일 역량 감사”다.</w:t>
+      </w:r>
+    </w:p>
+    <w:p>
+      <w:pPr>
+        <w:pStyle w:val="Heading1"/>
+        <w:keepNext/>
+        <w:keepLines/>
+      </w:pPr>
+      <w:r>
+        <w:rPr>
+          <w:rFonts w:ascii="HY견고딕" w:hAnsi="HY견고딕" w:eastAsia="HY견고딕"/>
+          <w:b/>
+          <w:color w:val="000000"/>
+          <w:sz w:val="28"/>
+        </w:rPr>
+        <w:t>V. 논의</w:t>
+      </w:r>
+    </w:p>
+    <w:p>
+      <w:pPr>
+        <w:pStyle w:val="Heading2"/>
+        <w:keepNext/>
+        <w:keepLines/>
+      </w:pPr>
+      <w:r>
+        <w:rPr>
+          <w:rFonts w:ascii="HY견고딕" w:hAnsi="HY견고딕" w:eastAsia="HY견고딕"/>
+          <w:b/>
+          <w:color w:val="000000"/>
+          <w:sz w:val="24"/>
+        </w:rPr>
+        <w:t>1. Layer 0가 필요한 이유</w:t>
       </w:r>
     </w:p>
     <w:p>
@@ -8005,27 +8396,11 @@
       </w:pPr>
       <w:r>
         <w:rPr>
-          <w:rFonts w:ascii="바탕" w:hAnsi="바탕" w:eastAsia="바탕"/>
-          <w:color w:val="000000"/>
-          <w:sz w:val="19"/>
-        </w:rPr>
-        <w:t xml:space="preserve">Layer 0의 역할은 상용 가드레일을 대체하는 것이 아니다. 후속 계층이 처리하기 전에 한국어 입력을 정규화하고, 한국어 문맥 키워드와 명시적 패턴을 이용해 고위험 입력을 차단하는 것이다. 추가 차단 1,354건 중 1,353건이 Layer 0의 명시적 </w:t>
-      </w:r>
-      <w:r>
-        <w:rPr>
-          <w:rFonts w:ascii="Consolas" w:hAnsi="Consolas" w:eastAsia="Consolas"/>
-          <w:color w:val="000000"/>
-          <w:sz w:val="18"/>
-        </w:rPr>
-        <w:t>BLOCK/[BLOCKED]</w:t>
-      </w:r>
-      <w:r>
-        <w:rPr>
-          <w:rFonts w:ascii="바탕" w:hAnsi="바탕" w:eastAsia="바탕"/>
-          <w:color w:val="000000"/>
-          <w:sz w:val="19"/>
-        </w:rPr>
-        <w:t xml:space="preserve"> 결과였다는 점은 이 계층이 단순한 출력 후처리가 아니라 독립된 첫 방어선으로 작동했음을 보여준다.</w:t>
+          <w:rFonts w:ascii="HY신명조" w:hAnsi="HY신명조" w:eastAsia="HY신명조"/>
+          <w:color w:val="000000"/>
+          <w:sz w:val="20"/>
+        </w:rPr>
+        <w:t>변이 후 보호대상을 복원한 9,964건에서도 기존 3계층은 2,060건을 차단하지 못했다. 동일 원천값의 한국어 사례에서는 미차단율이 원형 24.47%에서 변이 32.28%로 증가했고, 보호대상 값 자체가 바뀐 쌍에서는 9.12%에서 18.75%로 증가하였다. 이는 전각·동형문자·결합문자·soft hyphen·한글 숫자처럼 PII 자체를 바꾸는 변형이 후속 계층의 가시성을 낮출 수 있음을 보여준다.</w:t>
       </w:r>
     </w:p>
     <w:p>
@@ -8037,9 +8412,41 @@
       </w:pPr>
       <w:r>
         <w:rPr>
-          <w:rFonts w:ascii="바탕" w:hAnsi="바탕" w:eastAsia="바탕"/>
+          <w:rFonts w:ascii="HY신명조" w:hAnsi="HY신명조" w:eastAsia="HY신명조"/>
+          <w:color w:val="000000"/>
+          <w:sz w:val="20"/>
+        </w:rPr>
+        <w:t xml:space="preserve">Layer 0의 역할은 상용 가드레일을 대체하는 것이 아니다. 후속 계층이 처리하기 전에 한국어 입력을 정규화하고, 한국어 문맥 키워드와 명시적 패턴을 이용해 고위험 입력을 차단하는 것이다. 추가 차단 1,354건 중 1,353건이 Layer 0의 명시적 </w:t>
+      </w:r>
+      <w:r>
+        <w:rPr>
+          <w:rFonts w:ascii="Consolas" w:hAnsi="Consolas" w:eastAsia="Consolas"/>
           <w:color w:val="000000"/>
           <w:sz w:val="19"/>
+        </w:rPr>
+        <w:t>BLOCK/[BLOCKED]</w:t>
+      </w:r>
+      <w:r>
+        <w:rPr>
+          <w:rFonts w:ascii="HY신명조" w:hAnsi="HY신명조" w:eastAsia="HY신명조"/>
+          <w:color w:val="000000"/>
+          <w:sz w:val="20"/>
+        </w:rPr>
+        <w:t xml:space="preserve"> 결과였다는 점은 이 계층이 단순한 출력 후처리가 아니라 독립된 첫 방어선으로 작동했음을 보여준다.</w:t>
+      </w:r>
+    </w:p>
+    <w:p>
+      <w:pPr>
+        <w:widowControl/>
+        <w:spacing w:before="0" w:after="60" w:line="331" w:lineRule="auto"/>
+        <w:ind w:firstLine="397"/>
+        <w:jc w:val="both"/>
+      </w:pPr>
+      <w:r>
+        <w:rPr>
+          <w:rFonts w:ascii="HY신명조" w:hAnsi="HY신명조" w:eastAsia="HY신명조"/>
+          <w:color w:val="000000"/>
+          <w:sz w:val="20"/>
         </w:rPr>
         <w:t>심층방어 관점에서 Layer 0가 필요한 이유는 다음과 같다.</w:t>
       </w:r>
@@ -8053,9 +8460,9 @@
       </w:pPr>
       <w:r>
         <w:rPr>
-          <w:rFonts w:ascii="바탕" w:hAnsi="바탕" w:eastAsia="바탕"/>
-          <w:color w:val="000000"/>
-          <w:sz w:val="19"/>
+          <w:rFonts w:ascii="HY신명조" w:hAnsi="HY신명조" w:eastAsia="HY신명조"/>
+          <w:color w:val="000000"/>
+          <w:sz w:val="20"/>
         </w:rPr>
         <w:t>자모·한자·약어·혼용어·문맥 삽입 등 한국어 특유 변형을 후속 제품에 전달하기 전에 정규화한다.</w:t>
       </w:r>
@@ -8069,9 +8476,9 @@
       </w:pPr>
       <w:r>
         <w:rPr>
-          <w:rFonts w:ascii="바탕" w:hAnsi="바탕" w:eastAsia="바탕"/>
-          <w:color w:val="000000"/>
-          <w:sz w:val="19"/>
+          <w:rFonts w:ascii="HY신명조" w:hAnsi="HY신명조" w:eastAsia="HY신명조"/>
+          <w:color w:val="000000"/>
+          <w:sz w:val="20"/>
         </w:rPr>
         <w:t>외부 모델 호출 전에 차단하므로 PII가 외부 API로 전달될 기회를 줄인다.</w:t>
       </w:r>
@@ -8085,9 +8492,9 @@
       </w:pPr>
       <w:r>
         <w:rPr>
-          <w:rFonts w:ascii="바탕" w:hAnsi="바탕" w:eastAsia="바탕"/>
-          <w:color w:val="000000"/>
-          <w:sz w:val="19"/>
+          <w:rFonts w:ascii="HY신명조" w:hAnsi="HY신명조" w:eastAsia="HY신명조"/>
+          <w:color w:val="000000"/>
+          <w:sz w:val="20"/>
         </w:rPr>
         <w:t>결정론적 규칙과 사전은 판정 근거를 기록하고 사후 감사할 수 있다.</w:t>
       </w:r>
@@ -8101,9 +8508,9 @@
       </w:pPr>
       <w:r>
         <w:rPr>
-          <w:rFonts w:ascii="바탕" w:hAnsi="바탕" w:eastAsia="바탕"/>
-          <w:color w:val="000000"/>
-          <w:sz w:val="19"/>
+          <w:rFonts w:ascii="HY신명조" w:hAnsi="HY신명조" w:eastAsia="HY신명조"/>
+          <w:color w:val="000000"/>
+          <w:sz w:val="20"/>
         </w:rPr>
         <w:t>외부 연결이나 LLM 호출이 제한되는 폐쇄망에서도 작동할 수 있다.</w:t>
       </w:r>
@@ -8117,9 +8524,9 @@
       </w:pPr>
       <w:r>
         <w:rPr>
-          <w:rFonts w:ascii="바탕" w:hAnsi="바탕" w:eastAsia="바탕"/>
-          <w:color w:val="000000"/>
-          <w:sz w:val="19"/>
+          <w:rFonts w:ascii="HY신명조" w:hAnsi="HY신명조" w:eastAsia="HY신명조"/>
+          <w:color w:val="000000"/>
+          <w:sz w:val="20"/>
         </w:rPr>
         <w:t>후속 Presidio·Bedrock·Lakera·LLM 판별기와 서로 다른 실패양상을 가져 단일 장애점을 줄인다.</w:t>
       </w:r>
@@ -8133,9 +8540,9 @@
       </w:pPr>
       <w:r>
         <w:rPr>
-          <w:rFonts w:ascii="바탕" w:hAnsi="바탕" w:eastAsia="바탕"/>
-          <w:color w:val="000000"/>
-          <w:sz w:val="19"/>
+          <w:rFonts w:ascii="HY신명조" w:hAnsi="HY신명조" w:eastAsia="HY신명조"/>
+          <w:color w:val="000000"/>
+          <w:sz w:val="20"/>
         </w:rPr>
         <w:t>다만 Layer 0는 독립된 완전방어가 아니다. 새 평가에서도 C 구성의 미차단은 706건이었다. 합성 정상문장 10,000건에서는 오탐이 없었지만, 공식 법령 1,519개 중 29개(1.91%), 서비스 도메인 공식 문서 693개 중 48개(6.93%)가 과잉차단 후보로 탐지되었다. 특히 의료 일반교육은 16.60%가 탐지되어 사전·패턴 기반 탐지가 개인 귀속 문맥을 구분하지 못할 때 가용성을 크게 해칠 수 있음을 보여준다. 따라서 Layer 0는 후속 계층과 문맥 점수·allowlist·감사 절차를 결합하는 “필요하지만 충분하지 않은” 입력 통제로 규정해야 한다.</w:t>
       </w:r>
@@ -8148,10 +8555,10 @@
       </w:pPr>
       <w:r>
         <w:rPr>
-          <w:rFonts w:ascii="맑은 고딕" w:hAnsi="맑은 고딕" w:eastAsia="맑은 고딕"/>
+          <w:rFonts w:ascii="HY견고딕" w:hAnsi="HY견고딕" w:eastAsia="HY견고딕"/>
           <w:b/>
           <w:color w:val="000000"/>
-          <w:sz w:val="22"/>
+          <w:sz w:val="24"/>
         </w:rPr>
         <w:t>2. 매우 작은 p-value보다 먼저 확인해야 할 것</w:t>
       </w:r>
@@ -8165,9 +8572,9 @@
       </w:pPr>
       <w:r>
         <w:rPr>
-          <w:rFonts w:ascii="바탕" w:hAnsi="바탕" w:eastAsia="바탕"/>
-          <w:color w:val="000000"/>
-          <w:sz w:val="19"/>
+          <w:rFonts w:ascii="HY신명조" w:hAnsi="HY신명조" w:eastAsia="HY신명조"/>
+          <w:color w:val="000000"/>
+          <w:sz w:val="20"/>
         </w:rPr>
         <w:t>기존 연구는 같은 10,000건에 여러 구성을 적용하므로 짝비교 설계 자체는 적절하다. 문제는 검정 공식이 아니라 종속변수다. 출력 변경을 실질 유출 차단과 동일시하거나, 변이된 정답을 원래 문자열로만 추적하면 이진 라벨에 체계적 오차가 들어간다. 표본 수가 크면 이러한 오차를 포함한 차이도 매우 작은 p-value를 만들 수 있다. 이는 통계적으로 정밀한 계산이 측정의 타당성을 대신할 수 없음을 보여준다.</w:t>
       </w:r>
@@ -8181,9 +8588,9 @@
       </w:pPr>
       <w:r>
         <w:rPr>
-          <w:rFonts w:ascii="바탕" w:hAnsi="바탕" w:eastAsia="바탕"/>
-          <w:color w:val="000000"/>
-          <w:sz w:val="19"/>
+          <w:rFonts w:ascii="HY신명조" w:hAnsi="HY신명조" w:eastAsia="HY신명조"/>
+          <w:color w:val="000000"/>
+          <w:sz w:val="20"/>
         </w:rPr>
         <w:t>가드레일 연구는 최소한 세 단계를 분리해야 한다. 첫째, 보호 대상의 변이 후 정확한 위치와 의미를 정한다. 둘째, 각 레이어 출력에서 그 대상이 잔존하는지를 판정한다. 셋째, 그 결과를 구성별 성능과 정책적 보호 수준으로 해석한다. 본 연구는 첫 단계를 9,964건에서 복원하고 동일 원천값 짝비교로 표본구성 교란을 줄였지만, 자동 복원의 외부 검토와 실제 제품 재실행까지 대체하지는 못한다.</w:t>
       </w:r>
@@ -8196,10 +8603,10 @@
       </w:pPr>
       <w:r>
         <w:rPr>
-          <w:rFonts w:ascii="맑은 고딕" w:hAnsi="맑은 고딕" w:eastAsia="맑은 고딕"/>
+          <w:rFonts w:ascii="HY견고딕" w:hAnsi="HY견고딕" w:eastAsia="HY견고딕"/>
           <w:b/>
           <w:color w:val="000000"/>
-          <w:sz w:val="22"/>
+          <w:sz w:val="24"/>
         </w:rPr>
         <w:t>3. 보호자 역량의 측정</w:t>
       </w:r>
@@ -8213,9 +8620,9 @@
       </w:pPr>
       <w:r>
         <w:rPr>
-          <w:rFonts w:ascii="바탕" w:hAnsi="바탕" w:eastAsia="바탕"/>
-          <w:color w:val="000000"/>
-          <w:sz w:val="19"/>
+          <w:rFonts w:ascii="HY신명조" w:hAnsi="HY신명조" w:eastAsia="HY신명조"/>
+          <w:color w:val="000000"/>
+          <w:sz w:val="20"/>
         </w:rPr>
         <w:t>가드레일을 보호자라고 부르는 것은 기술 통제가 접근 가능성을 낮춘다는 기능적 유추에서는 유용하다. 하지만 실제 유능한 보호자는 존재 여부뿐 아니라 감시 가능성, 개입 의지, 권한, 지속성, 우회에 대한 적응 등을 포함한다. 정적 가드레일 벤치마크는 이 중 일부 기술 역량만 대리한다.</w:t>
       </w:r>
@@ -8229,9 +8636,9 @@
       </w:pPr>
       <w:r>
         <w:rPr>
-          <w:rFonts w:ascii="바탕" w:hAnsi="바탕" w:eastAsia="바탕"/>
-          <w:color w:val="000000"/>
-          <w:sz w:val="19"/>
+          <w:rFonts w:ascii="HY신명조" w:hAnsi="HY신명조" w:eastAsia="HY신명조"/>
+          <w:color w:val="000000"/>
+          <w:sz w:val="20"/>
         </w:rPr>
         <w:t>따라서 후속 연구는 보호자 역량을 다음과 같이 나누어 측정할 수 있다.</w:t>
       </w:r>
@@ -8245,18 +8652,18 @@
       </w:pPr>
       <w:r>
         <w:rPr>
-          <w:rFonts w:ascii="바탕" w:hAnsi="바탕" w:eastAsia="바탕"/>
+          <w:rFonts w:ascii="HY신명조" w:hAnsi="HY신명조" w:eastAsia="HY신명조"/>
           <w:b/>
           <w:color w:val="000000"/>
-          <w:sz w:val="19"/>
+          <w:sz w:val="20"/>
         </w:rPr>
         <w:t>탐지 범위:</w:t>
       </w:r>
       <w:r>
         <w:rPr>
-          <w:rFonts w:ascii="바탕" w:hAnsi="바탕" w:eastAsia="바탕"/>
-          <w:color w:val="000000"/>
-          <w:sz w:val="19"/>
+          <w:rFonts w:ascii="HY신명조" w:hAnsi="HY신명조" w:eastAsia="HY신명조"/>
+          <w:color w:val="000000"/>
+          <w:sz w:val="20"/>
         </w:rPr>
         <w:t xml:space="preserve"> 어떤 법적·기술적 정보유형을 식별하는가</w:t>
       </w:r>
@@ -8270,18 +8677,18 @@
       </w:pPr>
       <w:r>
         <w:rPr>
-          <w:rFonts w:ascii="바탕" w:hAnsi="바탕" w:eastAsia="바탕"/>
+          <w:rFonts w:ascii="HY신명조" w:hAnsi="HY신명조" w:eastAsia="HY신명조"/>
           <w:b/>
           <w:color w:val="000000"/>
-          <w:sz w:val="19"/>
+          <w:sz w:val="20"/>
         </w:rPr>
         <w:t>개입 정확성:</w:t>
       </w:r>
       <w:r>
         <w:rPr>
-          <w:rFonts w:ascii="바탕" w:hAnsi="바탕" w:eastAsia="바탕"/>
-          <w:color w:val="000000"/>
-          <w:sz w:val="19"/>
+          <w:rFonts w:ascii="HY신명조" w:hAnsi="HY신명조" w:eastAsia="HY신명조"/>
+          <w:color w:val="000000"/>
+          <w:sz w:val="20"/>
         </w:rPr>
         <w:t xml:space="preserve"> 보호 대상만 차단·마스킹하고 비민감 정보는 통과시키는가</w:t>
       </w:r>
@@ -8295,18 +8702,18 @@
       </w:pPr>
       <w:r>
         <w:rPr>
-          <w:rFonts w:ascii="바탕" w:hAnsi="바탕" w:eastAsia="바탕"/>
+          <w:rFonts w:ascii="HY신명조" w:hAnsi="HY신명조" w:eastAsia="HY신명조"/>
           <w:b/>
           <w:color w:val="000000"/>
-          <w:sz w:val="19"/>
+          <w:sz w:val="20"/>
         </w:rPr>
         <w:t>회복탄력성:</w:t>
       </w:r>
       <w:r>
         <w:rPr>
-          <w:rFonts w:ascii="바탕" w:hAnsi="바탕" w:eastAsia="바탕"/>
-          <w:color w:val="000000"/>
-          <w:sz w:val="19"/>
+          <w:rFonts w:ascii="HY신명조" w:hAnsi="HY신명조" w:eastAsia="HY신명조"/>
+          <w:color w:val="000000"/>
+          <w:sz w:val="20"/>
         </w:rPr>
         <w:t xml:space="preserve"> 문자·인코딩·문맥 변이에 일관되게 대응하는가</w:t>
       </w:r>
@@ -8320,18 +8727,18 @@
       </w:pPr>
       <w:r>
         <w:rPr>
-          <w:rFonts w:ascii="바탕" w:hAnsi="바탕" w:eastAsia="바탕"/>
+          <w:rFonts w:ascii="HY신명조" w:hAnsi="HY신명조" w:eastAsia="HY신명조"/>
           <w:b/>
           <w:color w:val="000000"/>
-          <w:sz w:val="19"/>
+          <w:sz w:val="20"/>
         </w:rPr>
         <w:t>운영 지속성:</w:t>
       </w:r>
       <w:r>
         <w:rPr>
-          <w:rFonts w:ascii="바탕" w:hAnsi="바탕" w:eastAsia="바탕"/>
-          <w:color w:val="000000"/>
-          <w:sz w:val="19"/>
+          <w:rFonts w:ascii="HY신명조" w:hAnsi="HY신명조" w:eastAsia="HY신명조"/>
+          <w:color w:val="000000"/>
+          <w:sz w:val="20"/>
         </w:rPr>
         <w:t xml:space="preserve"> 오류·지연·비용·외부 연결 제약에서 기능하는가</w:t>
       </w:r>
@@ -8345,18 +8752,18 @@
       </w:pPr>
       <w:r>
         <w:rPr>
-          <w:rFonts w:ascii="바탕" w:hAnsi="바탕" w:eastAsia="바탕"/>
+          <w:rFonts w:ascii="HY신명조" w:hAnsi="HY신명조" w:eastAsia="HY신명조"/>
           <w:b/>
           <w:color w:val="000000"/>
-          <w:sz w:val="19"/>
+          <w:sz w:val="20"/>
         </w:rPr>
         <w:t>감사가능성:</w:t>
       </w:r>
       <w:r>
         <w:rPr>
-          <w:rFonts w:ascii="바탕" w:hAnsi="바탕" w:eastAsia="바탕"/>
-          <w:color w:val="000000"/>
-          <w:sz w:val="19"/>
+          <w:rFonts w:ascii="HY신명조" w:hAnsi="HY신명조" w:eastAsia="HY신명조"/>
+          <w:color w:val="000000"/>
+          <w:sz w:val="20"/>
         </w:rPr>
         <w:t xml:space="preserve"> 버전·설정·판정 근거를 사후 검증할 수 있는가</w:t>
       </w:r>
@@ -8370,9 +8777,9 @@
       </w:pPr>
       <w:r>
         <w:rPr>
-          <w:rFonts w:ascii="바탕" w:hAnsi="바탕" w:eastAsia="바탕"/>
-          <w:color w:val="000000"/>
-          <w:sz w:val="19"/>
+          <w:rFonts w:ascii="HY신명조" w:hAnsi="HY신명조" w:eastAsia="HY신명조"/>
+          <w:color w:val="000000"/>
+          <w:sz w:val="20"/>
         </w:rPr>
         <w:t>이러한 다차원 측정은 단일 탐지율을 “보호자 유능성” 전체로 과잉 해석하는 것을 막는다.</w:t>
       </w:r>
@@ -8385,10 +8792,10 @@
       </w:pPr>
       <w:r>
         <w:rPr>
-          <w:rFonts w:ascii="맑은 고딕" w:hAnsi="맑은 고딕" w:eastAsia="맑은 고딕"/>
+          <w:rFonts w:ascii="HY견고딕" w:hAnsi="HY견고딕" w:eastAsia="HY견고딕"/>
           <w:b/>
           <w:color w:val="000000"/>
-          <w:sz w:val="22"/>
+          <w:sz w:val="24"/>
         </w:rPr>
         <w:t>4. PII와 법상 민감정보의 분리</w:t>
       </w:r>
@@ -8402,9 +8809,9 @@
       </w:pPr>
       <w:r>
         <w:rPr>
-          <w:rFonts w:ascii="바탕" w:hAnsi="바탕" w:eastAsia="바탕"/>
-          <w:color w:val="000000"/>
-          <w:sz w:val="19"/>
+          <w:rFonts w:ascii="HY신명조" w:hAnsi="HY신명조" w:eastAsia="HY신명조"/>
+          <w:color w:val="000000"/>
+          <w:sz w:val="20"/>
         </w:rPr>
         <w:t>기술 데이터셋은 95개 PII 유형을 포함하지만 법적 민감정보 범위와 일대일로 대응하지 않는다. 전화번호, 차량등록 관련 정보, 계정번호, 의료기록, 종교, 혈액형 등은 식별 가능성, 처리 맥락, 다른 정보와의 결합에 따라 법적 성격이 달라질 수 있다. 정책 논문은 유형마다 다음 정보를 공개해야 한다.</w:t>
       </w:r>
@@ -8418,17 +8825,17 @@
       </w:pPr>
       <w:r>
         <w:rPr>
-          <w:rFonts w:ascii="바탕" w:hAnsi="바탕" w:eastAsia="바탕"/>
+          <w:rFonts w:ascii="HY신명조" w:hAnsi="HY신명조" w:eastAsia="HY신명조"/>
+          <w:color w:val="000000"/>
+          <w:sz w:val="20"/>
+        </w:rPr>
+        <w:t xml:space="preserve">기술 데이터셋의 </w:t>
+      </w:r>
+      <w:r>
+        <w:rPr>
+          <w:rFonts w:ascii="Consolas" w:hAnsi="Consolas" w:eastAsia="Consolas"/>
           <w:color w:val="000000"/>
           <w:sz w:val="19"/>
-        </w:rPr>
-        <w:t xml:space="preserve">기술 데이터셋의 </w:t>
-      </w:r>
-      <w:r>
-        <w:rPr>
-          <w:rFonts w:ascii="Consolas" w:hAnsi="Consolas" w:eastAsia="Consolas"/>
-          <w:color w:val="000000"/>
-          <w:sz w:val="18"/>
         </w:rPr>
         <w:t>pii_type</w:t>
       </w:r>
@@ -8442,9 +8849,9 @@
       </w:pPr>
       <w:r>
         <w:rPr>
-          <w:rFonts w:ascii="바탕" w:hAnsi="바탕" w:eastAsia="바탕"/>
-          <w:color w:val="000000"/>
-          <w:sz w:val="19"/>
+          <w:rFonts w:ascii="HY신명조" w:hAnsi="HY신명조" w:eastAsia="HY신명조"/>
+          <w:color w:val="000000"/>
+          <w:sz w:val="20"/>
         </w:rPr>
         <w:t>개인정보 보호법상 범주와 조문</w:t>
       </w:r>
@@ -8458,9 +8865,9 @@
       </w:pPr>
       <w:r>
         <w:rPr>
-          <w:rFonts w:ascii="바탕" w:hAnsi="바탕" w:eastAsia="바탕"/>
-          <w:color w:val="000000"/>
-          <w:sz w:val="19"/>
+          <w:rFonts w:ascii="HY신명조" w:hAnsi="HY신명조" w:eastAsia="HY신명조"/>
+          <w:color w:val="000000"/>
+          <w:sz w:val="20"/>
         </w:rPr>
         <w:t>합성값의 현실성·유효성 규칙</w:t>
       </w:r>
@@ -8474,9 +8881,9 @@
       </w:pPr>
       <w:r>
         <w:rPr>
-          <w:rFonts w:ascii="바탕" w:hAnsi="바탕" w:eastAsia="바탕"/>
-          <w:color w:val="000000"/>
-          <w:sz w:val="19"/>
+          <w:rFonts w:ascii="HY신명조" w:hAnsi="HY신명조" w:eastAsia="HY신명조"/>
+          <w:color w:val="000000"/>
+          <w:sz w:val="20"/>
         </w:rPr>
         <w:t>기대되는 기술 조치</w:t>
       </w:r>
@@ -8490,9 +8897,9 @@
       </w:pPr>
       <w:r>
         <w:rPr>
-          <w:rFonts w:ascii="바탕" w:hAnsi="바탕" w:eastAsia="바탕"/>
-          <w:color w:val="000000"/>
-          <w:sz w:val="19"/>
+          <w:rFonts w:ascii="HY신명조" w:hAnsi="HY신명조" w:eastAsia="HY신명조"/>
+          <w:color w:val="000000"/>
+          <w:sz w:val="20"/>
         </w:rPr>
         <w:t>오탐과 미탐이 야기할 수 있는 피해</w:t>
       </w:r>
@@ -8506,9 +8913,9 @@
       </w:pPr>
       <w:r>
         <w:rPr>
-          <w:rFonts w:ascii="바탕" w:hAnsi="바탕" w:eastAsia="바탕"/>
-          <w:color w:val="000000"/>
-          <w:sz w:val="19"/>
+          <w:rFonts w:ascii="HY신명조" w:hAnsi="HY신명조" w:eastAsia="HY신명조"/>
+          <w:color w:val="000000"/>
+          <w:sz w:val="20"/>
         </w:rPr>
         <w:t>이 매핑이 없으면 “95종 모두가 제23조상 민감정보”라는 오해가 발생하고, 성능 수치를 법적 준수율로 잘못 번역할 위험이 있다.</w:t>
       </w:r>
@@ -8521,10 +8928,10 @@
       </w:pPr>
       <w:r>
         <w:rPr>
-          <w:rFonts w:ascii="맑은 고딕" w:hAnsi="맑은 고딕" w:eastAsia="맑은 고딕"/>
+          <w:rFonts w:ascii="HY견고딕" w:hAnsi="HY견고딕" w:eastAsia="HY견고딕"/>
           <w:b/>
           <w:color w:val="000000"/>
-          <w:sz w:val="22"/>
+          <w:sz w:val="24"/>
         </w:rPr>
         <w:t>5. 형사·행정 제재와 기술 평가의 관계</w:t>
       </w:r>
@@ -8538,9 +8945,9 @@
       </w:pPr>
       <w:r>
         <w:rPr>
-          <w:rFonts w:ascii="바탕" w:hAnsi="바탕" w:eastAsia="바탕"/>
-          <w:color w:val="000000"/>
-          <w:sz w:val="19"/>
+          <w:rFonts w:ascii="HY신명조" w:hAnsi="HY신명조" w:eastAsia="HY신명조"/>
+          <w:color w:val="000000"/>
+          <w:sz w:val="20"/>
         </w:rPr>
         <w:t>가드레일 실패는 안전조치의 적정성을 검토하는 사실자료가 될 수 있지만, 그 자체가 범죄구성요건이나 행정제재 요건을 충족시키는 것은 아니다. 처리의 법적 근거, 정보주체 동의, 처리 목적, 안전조치의 전체 구조, 실제 유출, 행위자의 고의·목적, 인과관계 등을 별도로 판단해야 한다.</w:t>
       </w:r>
@@ -8554,9 +8961,9 @@
       </w:pPr>
       <w:r>
         <w:rPr>
-          <w:rFonts w:ascii="바탕" w:hAnsi="바탕" w:eastAsia="바탕"/>
-          <w:color w:val="000000"/>
-          <w:sz w:val="19"/>
+          <w:rFonts w:ascii="HY신명조" w:hAnsi="HY신명조" w:eastAsia="HY신명조"/>
+          <w:color w:val="000000"/>
+          <w:sz w:val="20"/>
         </w:rPr>
         <w:t>형사정책의 역할은 특정 벤치마크 점수를 곧바로 처벌기준으로 전환하는 데 있지 않다. 반복 가능하고 독립적으로 검증되는 평가절차를 안전조치 문서, 영향평가, 감독기관 검사와 연결하는 데 있다. 점수보다 평가조건과 불확실성을 공개하도록 하는 것이 우선이다.</w:t>
       </w:r>
@@ -8569,10 +8976,10 @@
       </w:pPr>
       <w:r>
         <w:rPr>
-          <w:rFonts w:ascii="맑은 고딕" w:hAnsi="맑은 고딕" w:eastAsia="맑은 고딕"/>
+          <w:rFonts w:ascii="HY견고딕" w:hAnsi="HY견고딕" w:eastAsia="HY견고딕"/>
           <w:b/>
           <w:color w:val="000000"/>
-          <w:sz w:val="22"/>
+          <w:sz w:val="24"/>
         </w:rPr>
         <w:t>6. 제품 성능 주장의 시간 의존성</w:t>
       </w:r>
@@ -8586,9 +8993,9 @@
       </w:pPr>
       <w:r>
         <w:rPr>
-          <w:rFonts w:ascii="바탕" w:hAnsi="바탕" w:eastAsia="바탕"/>
-          <w:color w:val="000000"/>
-          <w:sz w:val="19"/>
+          <w:rFonts w:ascii="HY신명조" w:hAnsi="HY신명조" w:eastAsia="HY신명조"/>
+          <w:color w:val="000000"/>
+          <w:sz w:val="20"/>
         </w:rPr>
         <w:t>상용 가드레일은 정책 모델, 지원 엔터티, tier와 API가 지속적으로 변경된다. 현재 AWS가 한국어를 최적화·지원한다고 밝힌 사실은 과거 특정 설정의 결과를 자동으로 무효화하지 않는다. 반대로 과거 실험의 낮은 결과도 현재 제품 전체의 한국어 능력을 대표하지 않는다.</w:t>
       </w:r>
@@ -8602,9 +9009,9 @@
       </w:pPr>
       <w:r>
         <w:rPr>
-          <w:rFonts w:ascii="바탕" w:hAnsi="바탕" w:eastAsia="바탕"/>
-          <w:color w:val="000000"/>
-          <w:sz w:val="19"/>
+          <w:rFonts w:ascii="HY신명조" w:hAnsi="HY신명조" w:eastAsia="HY신명조"/>
+          <w:color w:val="000000"/>
+          <w:sz w:val="20"/>
         </w:rPr>
         <w:t>논문은 각 제품에 대해 최소한 다음을 기록해야 한다.</w:t>
       </w:r>
@@ -8618,9 +9025,9 @@
       </w:pPr>
       <w:r>
         <w:rPr>
-          <w:rFonts w:ascii="바탕" w:hAnsi="바탕" w:eastAsia="바탕"/>
-          <w:color w:val="000000"/>
-          <w:sz w:val="19"/>
+          <w:rFonts w:ascii="HY신명조" w:hAnsi="HY신명조" w:eastAsia="HY신명조"/>
+          <w:color w:val="000000"/>
+          <w:sz w:val="20"/>
         </w:rPr>
         <w:t>공급자와 제품명</w:t>
       </w:r>
@@ -8634,9 +9041,9 @@
       </w:pPr>
       <w:r>
         <w:rPr>
-          <w:rFonts w:ascii="바탕" w:hAnsi="바탕" w:eastAsia="바탕"/>
-          <w:color w:val="000000"/>
-          <w:sz w:val="19"/>
+          <w:rFonts w:ascii="HY신명조" w:hAnsi="HY신명조" w:eastAsia="HY신명조"/>
+          <w:color w:val="000000"/>
+          <w:sz w:val="20"/>
         </w:rPr>
         <w:t>평가 region과 날짜</w:t>
       </w:r>
@@ -8650,9 +9057,9 @@
       </w:pPr>
       <w:r>
         <w:rPr>
-          <w:rFonts w:ascii="바탕" w:hAnsi="바탕" w:eastAsia="바탕"/>
-          <w:color w:val="000000"/>
-          <w:sz w:val="19"/>
+          <w:rFonts w:ascii="HY신명조" w:hAnsi="HY신명조" w:eastAsia="HY신명조"/>
+          <w:color w:val="000000"/>
+          <w:sz w:val="20"/>
         </w:rPr>
         <w:t>guardrail ID·version·tier</w:t>
       </w:r>
@@ -8666,9 +9073,9 @@
       </w:pPr>
       <w:r>
         <w:rPr>
-          <w:rFonts w:ascii="바탕" w:hAnsi="바탕" w:eastAsia="바탕"/>
-          <w:color w:val="000000"/>
-          <w:sz w:val="19"/>
+          <w:rFonts w:ascii="HY신명조" w:hAnsi="HY신명조" w:eastAsia="HY신명조"/>
+          <w:color w:val="000000"/>
+          <w:sz w:val="20"/>
         </w:rPr>
         <w:t>활성 policy·entity</w:t>
       </w:r>
@@ -8682,9 +9089,9 @@
       </w:pPr>
       <w:r>
         <w:rPr>
-          <w:rFonts w:ascii="바탕" w:hAnsi="바탕" w:eastAsia="바탕"/>
-          <w:color w:val="000000"/>
-          <w:sz w:val="19"/>
+          <w:rFonts w:ascii="HY신명조" w:hAnsi="HY신명조" w:eastAsia="HY신명조"/>
+          <w:color w:val="000000"/>
+          <w:sz w:val="20"/>
         </w:rPr>
         <w:t>입력·출력 중 적용 위치</w:t>
       </w:r>
@@ -8698,9 +9105,9 @@
       </w:pPr>
       <w:r>
         <w:rPr>
-          <w:rFonts w:ascii="바탕" w:hAnsi="바탕" w:eastAsia="바탕"/>
-          <w:color w:val="000000"/>
-          <w:sz w:val="19"/>
+          <w:rFonts w:ascii="HY신명조" w:hAnsi="HY신명조" w:eastAsia="HY신명조"/>
+          <w:color w:val="000000"/>
+          <w:sz w:val="20"/>
         </w:rPr>
         <w:t>게이트웨이·SDK·모델 버전</w:t>
       </w:r>
@@ -8714,9 +9121,9 @@
       </w:pPr>
       <w:r>
         <w:rPr>
-          <w:rFonts w:ascii="바탕" w:hAnsi="바탕" w:eastAsia="바탕"/>
-          <w:color w:val="000000"/>
-          <w:sz w:val="19"/>
+          <w:rFonts w:ascii="HY신명조" w:hAnsi="HY신명조" w:eastAsia="HY신명조"/>
+          <w:color w:val="000000"/>
+          <w:sz w:val="20"/>
         </w:rPr>
         <w:t>오류·재시도·rate limit 처리</w:t>
       </w:r>
@@ -8730,9 +9137,9 @@
       </w:pPr>
       <w:r>
         <w:rPr>
-          <w:rFonts w:ascii="바탕" w:hAnsi="바탕" w:eastAsia="바탕"/>
-          <w:color w:val="000000"/>
-          <w:sz w:val="19"/>
+          <w:rFonts w:ascii="HY신명조" w:hAnsi="HY신명조" w:eastAsia="HY신명조"/>
+          <w:color w:val="000000"/>
+          <w:sz w:val="20"/>
         </w:rPr>
         <w:t>이 정보가 없으면 제품 간 비교는 재현할 수 없고, 시간 경과에 따른 성능 변화도 구분할 수 없다.</w:t>
       </w:r>
@@ -8745,10 +9152,10 @@
       </w:pPr>
       <w:r>
         <w:rPr>
-          <w:rFonts w:ascii="맑은 고딕" w:hAnsi="맑은 고딕" w:eastAsia="맑은 고딕"/>
+          <w:rFonts w:ascii="HY견고딕" w:hAnsi="HY견고딕" w:eastAsia="HY견고딕"/>
           <w:b/>
           <w:color w:val="000000"/>
-          <w:sz w:val="25"/>
+          <w:sz w:val="28"/>
         </w:rPr>
         <w:t>VI. 형사정책적 제언</w:t>
       </w:r>
@@ -8761,10 +9168,10 @@
       </w:pPr>
       <w:r>
         <w:rPr>
-          <w:rFonts w:ascii="맑은 고딕" w:hAnsi="맑은 고딕" w:eastAsia="맑은 고딕"/>
+          <w:rFonts w:ascii="HY견고딕" w:hAnsi="HY견고딕" w:eastAsia="HY견고딕"/>
           <w:b/>
           <w:color w:val="000000"/>
-          <w:sz w:val="22"/>
+          <w:sz w:val="24"/>
         </w:rPr>
         <w:t>1. 변이 후 정답 중심의 평가표준</w:t>
       </w:r>
@@ -8778,9 +9185,9 @@
       </w:pPr>
       <w:r>
         <w:rPr>
-          <w:rFonts w:ascii="바탕" w:hAnsi="바탕" w:eastAsia="바탕"/>
-          <w:color w:val="000000"/>
-          <w:sz w:val="19"/>
+          <w:rFonts w:ascii="HY신명조" w:hAnsi="HY신명조" w:eastAsia="HY신명조"/>
+          <w:color w:val="000000"/>
+          <w:sz w:val="20"/>
         </w:rPr>
         <w:t>모든 변이기는 원래 값뿐 아니라 변이 후 정확한 gold span, canonical value, 허용 동치표현, provenance와 기대 조치를 출력해야 한다. 평가기는 이 필드를 직접 사용하여 차단, 완전 마스킹, 부분 마스킹, 잔존, 주변정보 오탐, 오류를 구분해야 한다.</w:t>
       </w:r>
@@ -8794,9 +9201,9 @@
       </w:pPr>
       <w:r>
         <w:rPr>
-          <w:rFonts w:ascii="바탕" w:hAnsi="바탕" w:eastAsia="바탕"/>
-          <w:color w:val="000000"/>
-          <w:sz w:val="19"/>
+          <w:rFonts w:ascii="HY신명조" w:hAnsi="HY신명조" w:eastAsia="HY신명조"/>
+          <w:color w:val="000000"/>
+          <w:sz w:val="20"/>
         </w:rPr>
         <w:t>평가 함수를 여러 분석 파일에 복제하지 않고 하나의 canonical evaluator로 통합해야 한다. evaluator의 버전과 해시도 결과표에 기록해야 한다. 이는 평가 코드의 작은 변경으로 논문 결과가 조용히 달라지는 것을 방지한다.</w:t>
       </w:r>
@@ -8809,10 +9216,10 @@
       </w:pPr>
       <w:r>
         <w:rPr>
-          <w:rFonts w:ascii="맑은 고딕" w:hAnsi="맑은 고딕" w:eastAsia="맑은 고딕"/>
+          <w:rFonts w:ascii="HY견고딕" w:hAnsi="HY견고딕" w:eastAsia="HY견고딕"/>
           <w:b/>
           <w:color w:val="000000"/>
-          <w:sz w:val="22"/>
+          <w:sz w:val="24"/>
         </w:rPr>
         <w:t>2. 사람 검토와 불확실성 보고</w:t>
       </w:r>
@@ -8826,9 +9233,9 @@
       </w:pPr>
       <w:r>
         <w:rPr>
-          <w:rFonts w:ascii="바탕" w:hAnsi="바탕" w:eastAsia="바탕"/>
-          <w:color w:val="000000"/>
-          <w:sz w:val="19"/>
+          <w:rFonts w:ascii="HY신명조" w:hAnsi="HY신명조" w:eastAsia="HY신명조"/>
+          <w:color w:val="000000"/>
+          <w:sz w:val="20"/>
         </w:rPr>
         <w:t>자동 라벨만으로 모든 의미적 변이를 판정하기 어렵다. 언어, PII 유형, 변이 수준, 방어구성을 기준으로 층화표본을 뽑아 최소 2명의 독립 검토자가 이중 라벨링해야 한다. 라벨 지침, 불일치 조정 절차, Cohen’s kappa 등 일치도를 공개해야 한다.</w:t>
       </w:r>
@@ -8842,9 +9249,9 @@
       </w:pPr>
       <w:r>
         <w:rPr>
-          <w:rFonts w:ascii="바탕" w:hAnsi="바탕" w:eastAsia="바탕"/>
-          <w:color w:val="000000"/>
-          <w:sz w:val="19"/>
+          <w:rFonts w:ascii="HY신명조" w:hAnsi="HY신명조" w:eastAsia="HY신명조"/>
+          <w:color w:val="000000"/>
+          <w:sz w:val="20"/>
         </w:rPr>
         <w:t>논문은 탐지율뿐 아니라 효과크기와 95% 신뢰구간, 카테고리별 분모, 오류·타임아웃, 불확실 사례 수를 보고해야 한다. 본 연구처럼 재배포·출처 추적이 가능한 실제 비민감 한국어 문장으로 오탐을 확인하고, 법령·의료·금융·지원·개발문서의 결과를 분리해 보고해야 한다. 후속 연구는 이번 목적표본을 고객문의·상담·전자상거래·사내 지식문서 등 개인정보를 제거한 운영 유사 자료로 확장하고, 도메인별 표본설계와 사람 이중라벨을 사전에 고정해야 한다.</w:t>
       </w:r>
@@ -8857,10 +9264,10 @@
       </w:pPr>
       <w:r>
         <w:rPr>
-          <w:rFonts w:ascii="맑은 고딕" w:hAnsi="맑은 고딕" w:eastAsia="맑은 고딕"/>
+          <w:rFonts w:ascii="HY견고딕" w:hAnsi="HY견고딕" w:eastAsia="HY견고딕"/>
           <w:b/>
           <w:color w:val="000000"/>
-          <w:sz w:val="22"/>
+          <w:sz w:val="24"/>
         </w:rPr>
         <w:t>3. 데이터 유효성과 출처</w:t>
       </w:r>
@@ -8874,9 +9281,9 @@
       </w:pPr>
       <w:r>
         <w:rPr>
-          <w:rFonts w:ascii="바탕" w:hAnsi="바탕" w:eastAsia="바탕"/>
-          <w:color w:val="000000"/>
-          <w:sz w:val="19"/>
+          <w:rFonts w:ascii="HY신명조" w:hAnsi="HY신명조" w:eastAsia="HY신명조"/>
+          <w:color w:val="000000"/>
+          <w:sz w:val="20"/>
         </w:rPr>
         <w:t>주민등록번호, VIN, 계좌·의료기록 등 규칙 기반 합성값은 생성 즉시 독립 validator를 통과해야 한다. 의도적으로 invalid 값을 넣는 경우에는 별도 그룹과 기대 조치를 명시해야 한다. 원시 코퍼스의 출처, 라이선스, 비식별 절차, seed, 생성기 commit 및 SHA-256을 기록해야 한다.</w:t>
       </w:r>
@@ -8890,25 +9297,25 @@
       </w:pPr>
       <w:r>
         <w:rPr>
-          <w:rFonts w:ascii="바탕" w:hAnsi="바탕" w:eastAsia="바탕"/>
+          <w:rFonts w:ascii="HY신명조" w:hAnsi="HY신명조" w:eastAsia="HY신명조"/>
+          <w:color w:val="000000"/>
+          <w:sz w:val="20"/>
+        </w:rPr>
+        <w:t xml:space="preserve">10,000건 표본 생성 명령은 결과가 정확히 10,000건이 아니면 실패해야 한다. </w:t>
+      </w:r>
+      <w:r>
+        <w:rPr>
+          <w:rFonts w:ascii="Consolas" w:hAnsi="Consolas" w:eastAsia="Consolas"/>
           <w:color w:val="000000"/>
           <w:sz w:val="19"/>
         </w:rPr>
-        <w:t xml:space="preserve">10,000건 표본 생성 명령은 결과가 정확히 10,000건이 아니면 실패해야 한다. </w:t>
-      </w:r>
-      <w:r>
-        <w:rPr>
-          <w:rFonts w:ascii="Consolas" w:hAnsi="Consolas" w:eastAsia="Consolas"/>
-          <w:color w:val="000000"/>
-          <w:sz w:val="18"/>
-        </w:rPr>
         <w:t>payloads_10k.json</w:t>
       </w:r>
       <w:r>
         <w:rPr>
-          <w:rFonts w:ascii="바탕" w:hAnsi="바탕" w:eastAsia="바탕"/>
-          <w:color w:val="000000"/>
-          <w:sz w:val="19"/>
+          <w:rFonts w:ascii="HY신명조" w:hAnsi="HY신명조" w:eastAsia="HY신명조"/>
+          <w:color w:val="000000"/>
+          <w:sz w:val="20"/>
         </w:rPr>
         <w:t>처럼 수량을 파일명에 넣을 경우 메타데이터와 실제 행 수의 일치 여부를 CI에서 검사해야 한다.</w:t>
       </w:r>
@@ -8921,10 +9328,10 @@
       </w:pPr>
       <w:r>
         <w:rPr>
-          <w:rFonts w:ascii="맑은 고딕" w:hAnsi="맑은 고딕" w:eastAsia="맑은 고딕"/>
+          <w:rFonts w:ascii="HY견고딕" w:hAnsi="HY견고딕" w:eastAsia="HY견고딕"/>
           <w:b/>
           <w:color w:val="000000"/>
-          <w:sz w:val="22"/>
+          <w:sz w:val="24"/>
         </w:rPr>
         <w:t>4. 깨끗한 환경 재현과 독립 감사</w:t>
       </w:r>
@@ -8938,9 +9345,9 @@
       </w:pPr>
       <w:r>
         <w:rPr>
-          <w:rFonts w:ascii="바탕" w:hAnsi="바탕" w:eastAsia="바탕"/>
-          <w:color w:val="000000"/>
-          <w:sz w:val="19"/>
+          <w:rFonts w:ascii="HY신명조" w:hAnsi="HY신명조" w:eastAsia="HY신명조"/>
+          <w:color w:val="000000"/>
+          <w:sz w:val="20"/>
         </w:rPr>
         <w:t>코드·데이터·의존성·컨테이너 이미지를 고정하고, 원시 코퍼스에서 최종 표·그림까지 한 번에 생성하는 재현 파이프라인을 제공해야 한다. 필수 파일이 저장소에 포함될 수 없다면 해시와 결정론적 생성 절차, 접근조건을 명시해야 한다.</w:t>
       </w:r>
@@ -8954,9 +9361,9 @@
       </w:pPr>
       <w:r>
         <w:rPr>
-          <w:rFonts w:ascii="바탕" w:hAnsi="바탕" w:eastAsia="바탕"/>
-          <w:color w:val="000000"/>
-          <w:sz w:val="19"/>
+          <w:rFonts w:ascii="HY신명조" w:hAnsi="HY신명조" w:eastAsia="HY신명조"/>
+          <w:color w:val="000000"/>
+          <w:sz w:val="20"/>
         </w:rPr>
         <w:t>정책기관이나 학술 심사자는 저자가 제공한 최종 요약표만 검토해서는 안 된다. 다음 네 단계의 독립 감사를 권고한다.</w:t>
       </w:r>
@@ -8970,9 +9377,9 @@
       </w:pPr>
       <w:r>
         <w:rPr>
-          <w:rFonts w:ascii="바탕" w:hAnsi="바탕" w:eastAsia="바탕"/>
-          <w:color w:val="000000"/>
-          <w:sz w:val="19"/>
+          <w:rFonts w:ascii="HY신명조" w:hAnsi="HY신명조" w:eastAsia="HY신명조"/>
+          <w:color w:val="000000"/>
+          <w:sz w:val="20"/>
         </w:rPr>
         <w:t>데이터 행 수·스키마·유효성 검사</w:t>
       </w:r>
@@ -8986,9 +9393,9 @@
       </w:pPr>
       <w:r>
         <w:rPr>
-          <w:rFonts w:ascii="바탕" w:hAnsi="바탕" w:eastAsia="바탕"/>
-          <w:color w:val="000000"/>
-          <w:sz w:val="19"/>
+          <w:rFonts w:ascii="HY신명조" w:hAnsi="HY신명조" w:eastAsia="HY신명조"/>
+          <w:color w:val="000000"/>
+          <w:sz w:val="20"/>
         </w:rPr>
         <w:t>평가기 단위테스트와 gold span 표본검사</w:t>
       </w:r>
@@ -9002,9 +9409,9 @@
       </w:pPr>
       <w:r>
         <w:rPr>
-          <w:rFonts w:ascii="바탕" w:hAnsi="바탕" w:eastAsia="바탕"/>
-          <w:color w:val="000000"/>
-          <w:sz w:val="19"/>
+          <w:rFonts w:ascii="HY신명조" w:hAnsi="HY신명조" w:eastAsia="HY신명조"/>
+          <w:color w:val="000000"/>
+          <w:sz w:val="20"/>
         </w:rPr>
         <w:t>저장 결과에서 표·통계의 독립 재계산</w:t>
       </w:r>
@@ -9018,9 +9425,9 @@
       </w:pPr>
       <w:r>
         <w:rPr>
-          <w:rFonts w:ascii="바탕" w:hAnsi="바탕" w:eastAsia="바탕"/>
-          <w:color w:val="000000"/>
-          <w:sz w:val="19"/>
+          <w:rFonts w:ascii="HY신명조" w:hAnsi="HY신명조" w:eastAsia="HY신명조"/>
+          <w:color w:val="000000"/>
+          <w:sz w:val="20"/>
         </w:rPr>
         <w:t>제품·법령·참고문헌의 공식 원문 대조</w:t>
       </w:r>
@@ -9033,10 +9440,10 @@
       </w:pPr>
       <w:r>
         <w:rPr>
-          <w:rFonts w:ascii="맑은 고딕" w:hAnsi="맑은 고딕" w:eastAsia="맑은 고딕"/>
+          <w:rFonts w:ascii="HY견고딕" w:hAnsi="HY견고딕" w:eastAsia="HY견고딕"/>
           <w:b/>
           <w:color w:val="000000"/>
-          <w:sz w:val="22"/>
+          <w:sz w:val="24"/>
         </w:rPr>
         <w:t>5. 영향평가와 안전조치 문서화</w:t>
       </w:r>
@@ -9050,9 +9457,9 @@
       </w:pPr>
       <w:r>
         <w:rPr>
-          <w:rFonts w:ascii="바탕" w:hAnsi="바탕" w:eastAsia="바탕"/>
-          <w:color w:val="000000"/>
-          <w:sz w:val="19"/>
+          <w:rFonts w:ascii="HY신명조" w:hAnsi="HY신명조" w:eastAsia="HY신명조"/>
+          <w:color w:val="000000"/>
+          <w:sz w:val="20"/>
         </w:rPr>
         <w:t>민간 고위험 생성형 AI의 개인정보 영향평가 노력과 고영향 AI 위험관리 문서에 다음 항목을 포함하도록 구체화할 필요가 있다.</w:t>
       </w:r>
@@ -9066,9 +9473,9 @@
       </w:pPr>
       <w:r>
         <w:rPr>
-          <w:rFonts w:ascii="바탕" w:hAnsi="바탕" w:eastAsia="바탕"/>
-          <w:color w:val="000000"/>
-          <w:sz w:val="19"/>
+          <w:rFonts w:ascii="HY신명조" w:hAnsi="HY신명조" w:eastAsia="HY신명조"/>
+          <w:color w:val="000000"/>
+          <w:sz w:val="20"/>
         </w:rPr>
         <w:t>처리하는 개인정보·민감정보 유형과 법적 근거</w:t>
       </w:r>
@@ -9082,9 +9489,9 @@
       </w:pPr>
       <w:r>
         <w:rPr>
-          <w:rFonts w:ascii="바탕" w:hAnsi="바탕" w:eastAsia="바탕"/>
-          <w:color w:val="000000"/>
-          <w:sz w:val="19"/>
+          <w:rFonts w:ascii="HY신명조" w:hAnsi="HY신명조" w:eastAsia="HY신명조"/>
+          <w:color w:val="000000"/>
+          <w:sz w:val="20"/>
         </w:rPr>
         <w:t>가드레일 적용 위치와 실패 시 데이터 흐름</w:t>
       </w:r>
@@ -9098,9 +9505,9 @@
       </w:pPr>
       <w:r>
         <w:rPr>
-          <w:rFonts w:ascii="바탕" w:hAnsi="바탕" w:eastAsia="바탕"/>
-          <w:color w:val="000000"/>
-          <w:sz w:val="19"/>
+          <w:rFonts w:ascii="HY신명조" w:hAnsi="HY신명조" w:eastAsia="HY신명조"/>
+          <w:color w:val="000000"/>
+          <w:sz w:val="20"/>
         </w:rPr>
         <w:t>언어·변이·문맥별 평가범위</w:t>
       </w:r>
@@ -9114,9 +9521,9 @@
       </w:pPr>
       <w:r>
         <w:rPr>
-          <w:rFonts w:ascii="바탕" w:hAnsi="바탕" w:eastAsia="바탕"/>
-          <w:color w:val="000000"/>
-          <w:sz w:val="19"/>
+          <w:rFonts w:ascii="HY신명조" w:hAnsi="HY신명조" w:eastAsia="HY신명조"/>
+          <w:color w:val="000000"/>
+          <w:sz w:val="20"/>
         </w:rPr>
         <w:t>오탐·미탐·오류·지연·비용</w:t>
       </w:r>
@@ -9130,9 +9537,9 @@
       </w:pPr>
       <w:r>
         <w:rPr>
-          <w:rFonts w:ascii="바탕" w:hAnsi="바탕" w:eastAsia="바탕"/>
-          <w:color w:val="000000"/>
-          <w:sz w:val="19"/>
+          <w:rFonts w:ascii="HY신명조" w:hAnsi="HY신명조" w:eastAsia="HY신명조"/>
+          <w:color w:val="000000"/>
+          <w:sz w:val="20"/>
         </w:rPr>
         <w:t>버전 변경 후 재평가 조건</w:t>
       </w:r>
@@ -9146,9 +9553,9 @@
       </w:pPr>
       <w:r>
         <w:rPr>
-          <w:rFonts w:ascii="바탕" w:hAnsi="바탕" w:eastAsia="바탕"/>
-          <w:color w:val="000000"/>
-          <w:sz w:val="19"/>
+          <w:rFonts w:ascii="HY신명조" w:hAnsi="HY신명조" w:eastAsia="HY신명조"/>
+          <w:color w:val="000000"/>
+          <w:sz w:val="20"/>
         </w:rPr>
         <w:t>외부 API 사용이 제한되는 폐쇄망 대안</w:t>
       </w:r>
@@ -9162,9 +9569,9 @@
       </w:pPr>
       <w:r>
         <w:rPr>
-          <w:rFonts w:ascii="바탕" w:hAnsi="바탕" w:eastAsia="바탕"/>
-          <w:color w:val="000000"/>
-          <w:sz w:val="19"/>
+          <w:rFonts w:ascii="HY신명조" w:hAnsi="HY신명조" w:eastAsia="HY신명조"/>
+          <w:color w:val="000000"/>
+          <w:sz w:val="20"/>
         </w:rPr>
         <w:t>독립 검토자와 재현자료의 위치</w:t>
       </w:r>
@@ -9178,9 +9585,9 @@
       </w:pPr>
       <w:r>
         <w:rPr>
-          <w:rFonts w:ascii="바탕" w:hAnsi="바탕" w:eastAsia="바탕"/>
-          <w:color w:val="000000"/>
-          <w:sz w:val="19"/>
+          <w:rFonts w:ascii="HY신명조" w:hAnsi="HY신명조" w:eastAsia="HY신명조"/>
+          <w:color w:val="000000"/>
+          <w:sz w:val="20"/>
         </w:rPr>
         <w:t>이러한 절차는 특정 솔루션을 법정 표준으로 고정하기보다, 조직이 자신의 보호조치가 실제 데이터 흐름에서 작동하는지 입증하도록 한다.</w:t>
       </w:r>
@@ -9193,10 +9600,10 @@
       </w:pPr>
       <w:r>
         <w:rPr>
-          <w:rFonts w:ascii="맑은 고딕" w:hAnsi="맑은 고딕" w:eastAsia="맑은 고딕"/>
+          <w:rFonts w:ascii="HY견고딕" w:hAnsi="HY견고딕" w:eastAsia="HY견고딕"/>
           <w:b/>
           <w:color w:val="000000"/>
-          <w:sz w:val="25"/>
+          <w:sz w:val="28"/>
         </w:rPr>
         <w:t>VII. 한계</w:t>
       </w:r>
@@ -9210,9 +9617,9 @@
       </w:pPr>
       <w:r>
         <w:rPr>
-          <w:rFonts w:ascii="바탕" w:hAnsi="바탕" w:eastAsia="바탕"/>
-          <w:color w:val="000000"/>
-          <w:sz w:val="19"/>
+          <w:rFonts w:ascii="HY신명조" w:hAnsi="HY신명조" w:eastAsia="HY신명조"/>
+          <w:color w:val="000000"/>
+          <w:sz w:val="20"/>
         </w:rPr>
         <w:t>첫째, 본 연구는 저장된 코드·데이터·결과에 새 평가기를 적용한 사후 감사다. 같은 제품 설정을 다시 호출한 전향적 재실험이 아니므로 저장 시점 이후 제품 변경과 실행 변동을 반영하지 못한다.</w:t>
       </w:r>
@@ -9226,9 +9633,9 @@
       </w:pPr>
       <w:r>
         <w:rPr>
-          <w:rFonts w:ascii="바탕" w:hAnsi="바탕" w:eastAsia="바탕"/>
-          <w:color w:val="000000"/>
-          <w:sz w:val="19"/>
+          <w:rFonts w:ascii="HY신명조" w:hAnsi="HY신명조" w:eastAsia="HY신명조"/>
+          <w:color w:val="000000"/>
+          <w:sz w:val="20"/>
         </w:rPr>
         <w:t>둘째, 변이 후 보호대상은 9,964건에서 규칙 기반으로 복원했지만 독립된 두 명의 사람이 전수를 이중검토한 것은 아니다. 대응이 없거나 고유하지 않은 36건은 제외했으며, 자동 복원의 오류 가능성은 남아 있다.</w:t>
       </w:r>
@@ -9242,9 +9649,9 @@
       </w:pPr>
       <w:r>
         <w:rPr>
-          <w:rFonts w:ascii="바탕" w:hAnsi="바탕" w:eastAsia="바탕"/>
-          <w:color w:val="000000"/>
-          <w:sz w:val="19"/>
+          <w:rFonts w:ascii="HY신명조" w:hAnsi="HY신명조" w:eastAsia="HY신명조"/>
+          <w:color w:val="000000"/>
+          <w:sz w:val="20"/>
         </w:rPr>
         <w:t>셋째, 공개 법령 1,519개와 네 서비스 도메인의 공식 문서 693개를 추가하여 합성 정상 한국어의 약점을 보완했지만, 모두 공개 목적표본이며 실제 고객문의·상담·내부문서의 분포를 대표하지 않는다. 법령 29개와 서비스 문서 48개 탐지 사례는 자동 규칙에 따른 과잉차단 후보이며 독립 검토자 2인의 이중 라벨을 거치지 않았다. 특히 금융 표본은 29개로 작다. 따라서 1.91%나 6.93%를 실서비스 오탐률로 해석할 수 없고, 운영 유사 자료의 사전등록 표본과 독립 이중라벨이 추가로 필요하다.</w:t>
       </w:r>
@@ -9258,9 +9665,9 @@
       </w:pPr>
       <w:r>
         <w:rPr>
-          <w:rFonts w:ascii="바탕" w:hAnsi="바탕" w:eastAsia="바탕"/>
-          <w:color w:val="000000"/>
-          <w:sz w:val="19"/>
+          <w:rFonts w:ascii="HY신명조" w:hAnsi="HY신명조" w:eastAsia="HY신명조"/>
+          <w:color w:val="000000"/>
+          <w:sz w:val="20"/>
         </w:rPr>
         <w:t>넷째, 상용 제품의 실제 호출 결과는 평가 시점과 설정에 종속된다. 본 연구는 공식 현재 문서와 저장 결과를 대조했지만 당시 모든 guardrail ID·version·entity 설정을 완전하게 복원하지 못했다.</w:t>
       </w:r>
@@ -9274,9 +9681,9 @@
       </w:pPr>
       <w:r>
         <w:rPr>
-          <w:rFonts w:ascii="바탕" w:hAnsi="바탕" w:eastAsia="바탕"/>
-          <w:color w:val="000000"/>
-          <w:sz w:val="19"/>
+          <w:rFonts w:ascii="HY신명조" w:hAnsi="HY신명조" w:eastAsia="HY신명조"/>
+          <w:color w:val="000000"/>
+          <w:sz w:val="20"/>
         </w:rPr>
         <w:t>다섯째, 합성 페이로드의 미차단은 실제 피해율이나 범죄 발생률이 아니다. 실제 피해, 공격자의 적응, 조직의 감독과 대응을 포함하려면 별도 현장연구가 필요하다.</w:t>
       </w:r>
@@ -9290,9 +9697,9 @@
       </w:pPr>
       <w:r>
         <w:rPr>
-          <w:rFonts w:ascii="바탕" w:hAnsi="바탕" w:eastAsia="바탕"/>
-          <w:color w:val="000000"/>
-          <w:sz w:val="19"/>
+          <w:rFonts w:ascii="HY신명조" w:hAnsi="HY신명조" w:eastAsia="HY신명조"/>
+          <w:color w:val="000000"/>
+          <w:sz w:val="20"/>
         </w:rPr>
         <w:t>여섯째, 저장소 ref의 검색은 기준일 현재 접근 가능한 원격에 한정된다. 삭제된 브랜치, 미공개 외부 저장소 또는 로컬에만 존재했던 코퍼스는 확인할 수 없다.</w:t>
       </w:r>
@@ -9305,10 +9712,10 @@
       </w:pPr>
       <w:r>
         <w:rPr>
-          <w:rFonts w:ascii="맑은 고딕" w:hAnsi="맑은 고딕" w:eastAsia="맑은 고딕"/>
+          <w:rFonts w:ascii="HY견고딕" w:hAnsi="HY견고딕" w:eastAsia="HY견고딕"/>
           <w:b/>
           <w:color w:val="000000"/>
-          <w:sz w:val="25"/>
+          <w:sz w:val="28"/>
         </w:rPr>
         <w:t>VIII. 결론</w:t>
       </w:r>
@@ -9322,9 +9729,9 @@
       </w:pPr>
       <w:r>
         <w:rPr>
-          <w:rFonts w:ascii="바탕" w:hAnsi="바탕" w:eastAsia="바탕"/>
-          <w:color w:val="000000"/>
-          <w:sz w:val="19"/>
+          <w:rFonts w:ascii="HY신명조" w:hAnsi="HY신명조" w:eastAsia="HY신명조"/>
+          <w:color w:val="000000"/>
+          <w:sz w:val="20"/>
         </w:rPr>
         <w:t>다계층 가드레일이 있어도 한국어 PII가 차단되지 않은 채 통과할 가능성은 존재한다. 변이 후 보호대상을 복원한 9,964건에서 기존 3계층의 미차단은 2,060건(20.67%)이었다. 동일 원천값의 한국어 사례에서는 미차단율이 원형 24.47%에서 변이 32.28%로 증가했고, 특히 보호대상 값 자체가 변한 사례에서 9.12%에서 18.75%로 증가하였다. 따라서 “모든 문맥 변형이 위험하다”는 주장은 지지되지 않지만, 한국어 PII 자체의 문자·인코딩·표기 변형이 기존 방어를 더 쉽게 통과하게 할 수 있다는 결론은 지지된다.</w:t>
       </w:r>
@@ -9338,25 +9745,25 @@
       </w:pPr>
       <w:r>
         <w:rPr>
-          <w:rFonts w:ascii="바탕" w:hAnsi="바탕" w:eastAsia="바탕"/>
+          <w:rFonts w:ascii="HY신명조" w:hAnsi="HY신명조" w:eastAsia="HY신명조"/>
+          <w:color w:val="000000"/>
+          <w:sz w:val="20"/>
+        </w:rPr>
+        <w:t xml:space="preserve">Layer 0를 추가한 구성의 미차단은 706건(7.09%)이었고, 기존 계층이 놓친 1,354건을 추가로 차단하였다. 그중 1,353건은 Layer 0의 직접 </w:t>
+      </w:r>
+      <w:r>
+        <w:rPr>
+          <w:rFonts w:ascii="Consolas" w:hAnsi="Consolas" w:eastAsia="Consolas"/>
           <w:color w:val="000000"/>
           <w:sz w:val="19"/>
         </w:rPr>
-        <w:t xml:space="preserve">Layer 0를 추가한 구성의 미차단은 706건(7.09%)이었고, 기존 계층이 놓친 1,354건을 추가로 차단하였다. 그중 1,353건은 Layer 0의 직접 </w:t>
-      </w:r>
-      <w:r>
-        <w:rPr>
-          <w:rFonts w:ascii="Consolas" w:hAnsi="Consolas" w:eastAsia="Consolas"/>
-          <w:color w:val="000000"/>
-          <w:sz w:val="18"/>
-        </w:rPr>
         <w:t>BLOCK/[BLOCKED]</w:t>
       </w:r>
       <w:r>
         <w:rPr>
-          <w:rFonts w:ascii="바탕" w:hAnsi="바탕" w:eastAsia="바탕"/>
-          <w:color w:val="000000"/>
-          <w:sz w:val="19"/>
+          <w:rFonts w:ascii="HY신명조" w:hAnsi="HY신명조" w:eastAsia="HY신명조"/>
+          <w:color w:val="000000"/>
+          <w:sz w:val="20"/>
         </w:rPr>
         <w:t>였다. 반대 방향 사례는 없었다. 따라서 한국어 생성형 AI 서비스에는 변형을 후속 계층 이전에 정규화하고 한국어 패턴을 검사하는 Layer 0가 필수 심층방어 계층으로 필요하다. 그러나 706건의 잔존 미차단, 법령 29건과 서비스 문서 48건의 과잉차단 후보는 Layer 0가 충분조건이 아니며 개인 귀속 문맥을 확인하는 완화와 후속 검증이 필요함을 동시에 보여준다.</w:t>
       </w:r>
@@ -9370,9 +9777,9 @@
       </w:pPr>
       <w:r>
         <w:rPr>
-          <w:rFonts w:ascii="바탕" w:hAnsi="바탕" w:eastAsia="바탕"/>
-          <w:color w:val="000000"/>
-          <w:sz w:val="19"/>
+          <w:rFonts w:ascii="HY신명조" w:hAnsi="HY신명조" w:eastAsia="HY신명조"/>
+          <w:color w:val="000000"/>
+          <w:sz w:val="20"/>
         </w:rPr>
         <w:t>정책적 결론은 두 층위로 정리할 수 있다. 첫째, 현재 저장 실험에서는 변형된 한국어 PII의 기술적 유출 가능성이 증가하고 Layer 0가 이를 실질적으로 줄였으므로, 조직은 Layer 0와 동등한 입력 정규화·차단 기능을 배치하고 그 효과를 입증해야 한다. 둘째, 그 효과를 실제 서비스와 법적 준수에 일반화하려면 변이 후 gold span·단일 평가기·복수 도메인 hard negative·사람 이중검토·버전 공개·깨끗한 환경 재현을 갖추고 과잉차단도 함께 통제해야 한다. 형사정책은 특정 제품의 단일 점수를 처벌기준으로 삼기보다 보호조치의 실효성과 비례성을 독립적으로 입증하도록 하는 절차와 감사가능성을 제도화해야 한다.</w:t>
       </w:r>
@@ -9385,28 +9792,12 @@
       </w:pPr>
       <w:r>
         <w:rPr>
-          <w:rFonts w:ascii="맑은 고딕" w:hAnsi="맑은 고딕" w:eastAsia="맑은 고딕"/>
+          <w:rFonts w:ascii="HY견고딕" w:hAnsi="HY견고딕" w:eastAsia="HY견고딕"/>
           <w:b/>
           <w:color w:val="000000"/>
-          <w:sz w:val="25"/>
-        </w:rPr>
-        <w:t>참고문헌</w:t>
-      </w:r>
-    </w:p>
-    <w:p>
-      <w:pPr>
-        <w:pStyle w:val="Heading2"/>
-        <w:keepNext/>
-        <w:keepLines/>
-      </w:pPr>
-      <w:r>
-        <w:rPr>
-          <w:rFonts w:ascii="맑은 고딕" w:hAnsi="맑은 고딕" w:eastAsia="맑은 고딕"/>
-          <w:b/>
-          <w:color w:val="000000"/>
-          <w:sz w:val="22"/>
-        </w:rPr>
-        <w:t>1. 국내문헌</w:t>
+          <w:sz w:val="28"/>
+        </w:rPr>
+        <w:t>부록: 결과 해석을 위한 주의문</w:t>
       </w:r>
     </w:p>
     <w:p>
@@ -9418,28 +9809,11 @@
       </w:pPr>
       <w:r>
         <w:rPr>
-          <w:rFonts w:ascii="바탕" w:hAnsi="바탕" w:eastAsia="바탕"/>
-          <w:color w:val="000000"/>
-          <w:sz w:val="19"/>
-        </w:rPr>
-        <w:t xml:space="preserve">박기태·조제성. (2017). 청소년의 일상적 생활양식이 사이버범죄피해에 미치는 영향. </w:t>
-      </w:r>
-      <w:r>
-        <w:rPr>
-          <w:rFonts w:ascii="바탕" w:hAnsi="바탕" w:eastAsia="바탕"/>
-          <w:i/>
-          <w:color w:val="000000"/>
-          <w:sz w:val="19"/>
-        </w:rPr>
-        <w:t>경찰학연구</w:t>
-      </w:r>
-      <w:r>
-        <w:rPr>
-          <w:rFonts w:ascii="바탕" w:hAnsi="바탕" w:eastAsia="바탕"/>
-          <w:color w:val="000000"/>
-          <w:sz w:val="19"/>
-        </w:rPr>
-        <w:t>, 17(3), 141–168. https://doi.org/10.22816/polsci.2017.17.3.006</w:t>
+          <w:rFonts w:ascii="HY신명조" w:hAnsi="HY신명조" w:eastAsia="HY신명조"/>
+          <w:color w:val="000000"/>
+          <w:sz w:val="20"/>
+        </w:rPr>
+        <w:t>본 원고의 1차 분석은 10,000건 중 변이 후 보호대상을 자동 복원할 수 있었던 9,964건과, 동일 원천값으로 연결된 3,461쌍을 대상으로 한다. 복원 스크립트는 문자열을 원형으로 정규화했을 뿐 보호대상이 남은 경우를 차단 성공으로 계산하지 않으며, 36건의 불확실 사례는 제외한다.</w:t>
       </w:r>
     </w:p>
     <w:p>
@@ -9451,28 +9825,43 @@
       </w:pPr>
       <w:r>
         <w:rPr>
-          <w:rFonts w:ascii="바탕" w:hAnsi="바탕" w:eastAsia="바탕"/>
-          <w:color w:val="000000"/>
-          <w:sz w:val="19"/>
-        </w:rPr>
-        <w:t xml:space="preserve">서지혜·최진선·박진수. (2020). A Lifestyle-Routine Activity Theory (LRAT) Approach to Cybercrime Victimization: An Empirical Assessment of SNS Lifestyle Exposure Activities. </w:t>
-      </w:r>
-      <w:r>
-        <w:rPr>
-          <w:rFonts w:ascii="바탕" w:hAnsi="바탕" w:eastAsia="바탕"/>
-          <w:i/>
-          <w:color w:val="000000"/>
-          <w:sz w:val="19"/>
-        </w:rPr>
-        <w:t>Asia Pacific Journal of Information Systems</w:t>
-      </w:r>
-      <w:r>
-        <w:rPr>
-          <w:rFonts w:ascii="바탕" w:hAnsi="바탕" w:eastAsia="바탕"/>
-          <w:color w:val="000000"/>
-          <w:sz w:val="19"/>
-        </w:rPr>
-        <w:t>, 30(1), 53–71. https://doi.org/10.14329/apjis.2020.30.1.53</w:t>
+          <w:rFonts w:ascii="HY신명조" w:hAnsi="HY신명조" w:eastAsia="HY신명조"/>
+          <w:color w:val="000000"/>
+          <w:sz w:val="20"/>
+        </w:rPr>
+        <w:t>A/B/C/D 수치는 같은 저장 산출물에 새 평가기를 적용한 감사 결과다. 당시 제품 설정을 복원한 전향적 재실행이나 현재 제품의 보편적 순위를 뜻하지 않는다. 법령·의료·금융·지원·개발문서 감사는 실제 공개문서에서 도메인별 어휘적 과잉차단 차이를 확인했지만 운영 트래픽을 대표하지 않는다. 제품 선택이나 규제기준에 사용하려면 자동 복원 표본과 77개 과잉차단 후보의 독립 사람 검토, 운영 유사 자료의 외부검증, 설정을 고정한 재실험이 추가되어야 한다.</w:t>
+      </w:r>
+    </w:p>
+    <w:p>
+      <w:pPr>
+        <w:pStyle w:val="Heading1"/>
+        <w:keepNext/>
+        <w:keepLines/>
+      </w:pPr>
+      <w:r>
+        <w:rPr>
+          <w:rFonts w:ascii="HY견고딕" w:hAnsi="HY견고딕" w:eastAsia="HY견고딕"/>
+          <w:b/>
+          <w:color w:val="000000"/>
+          <w:sz w:val="28"/>
+        </w:rPr>
+        <w:t>참고문헌</w:t>
+      </w:r>
+    </w:p>
+    <w:p>
+      <w:pPr>
+        <w:pStyle w:val="Heading2"/>
+        <w:keepNext/>
+        <w:keepLines/>
+      </w:pPr>
+      <w:r>
+        <w:rPr>
+          <w:rFonts w:ascii="HY견고딕" w:hAnsi="HY견고딕" w:eastAsia="HY견고딕"/>
+          <w:b/>
+          <w:color w:val="000000"/>
+          <w:sz w:val="24"/>
+        </w:rPr>
+        <w:t>1. 국내문헌</w:t>
       </w:r>
     </w:p>
     <w:p>
@@ -9484,28 +9873,28 @@
       </w:pPr>
       <w:r>
         <w:rPr>
-          <w:rFonts w:ascii="바탕" w:hAnsi="바탕" w:eastAsia="바탕"/>
-          <w:color w:val="000000"/>
-          <w:sz w:val="19"/>
-        </w:rPr>
-        <w:t xml:space="preserve">이윤호·김도우·유영재. (2011). 사이버 공간에서의 일상활동과 범죄피해. </w:t>
-      </w:r>
-      <w:r>
-        <w:rPr>
-          <w:rFonts w:ascii="바탕" w:hAnsi="바탕" w:eastAsia="바탕"/>
+          <w:rFonts w:ascii="HY신명조" w:hAnsi="HY신명조" w:eastAsia="HY신명조"/>
+          <w:color w:val="000000"/>
+          <w:sz w:val="20"/>
+        </w:rPr>
+        <w:t xml:space="preserve">박기태·조제성. (2017). 청소년의 일상적 생활양식이 사이버범죄피해에 미치는 영향. </w:t>
+      </w:r>
+      <w:r>
+        <w:rPr>
+          <w:rFonts w:ascii="HY신명조" w:hAnsi="HY신명조" w:eastAsia="HY신명조"/>
           <w:i/>
           <w:color w:val="000000"/>
-          <w:sz w:val="19"/>
-        </w:rPr>
-        <w:t>한국공안행정학회보</w:t>
-      </w:r>
-      <w:r>
-        <w:rPr>
-          <w:rFonts w:ascii="바탕" w:hAnsi="바탕" w:eastAsia="바탕"/>
-          <w:color w:val="000000"/>
-          <w:sz w:val="19"/>
-        </w:rPr>
-        <w:t>, 20(3), 213–240.</w:t>
+          <w:sz w:val="20"/>
+        </w:rPr>
+        <w:t>경찰학연구</w:t>
+      </w:r>
+      <w:r>
+        <w:rPr>
+          <w:rFonts w:ascii="HY신명조" w:hAnsi="HY신명조" w:eastAsia="HY신명조"/>
+          <w:color w:val="000000"/>
+          <w:sz w:val="20"/>
+        </w:rPr>
+        <w:t>, 17(3), 141–168. https://doi.org/10.22816/polsci.2017.17.3.006</w:t>
       </w:r>
     </w:p>
     <w:p>
@@ -9517,28 +9906,28 @@
       </w:pPr>
       <w:r>
         <w:rPr>
-          <w:rFonts w:ascii="바탕" w:hAnsi="바탕" w:eastAsia="바탕"/>
-          <w:color w:val="000000"/>
-          <w:sz w:val="19"/>
-        </w:rPr>
-        <w:t xml:space="preserve">노희주·조윤오. (2025). 온라인 괴롭힘 반복피해의 영향 요인에 관한 연구: 생활양식-일상활동 이론을 중심으로. </w:t>
-      </w:r>
-      <w:r>
-        <w:rPr>
-          <w:rFonts w:ascii="바탕" w:hAnsi="바탕" w:eastAsia="바탕"/>
+          <w:rFonts w:ascii="HY신명조" w:hAnsi="HY신명조" w:eastAsia="HY신명조"/>
+          <w:color w:val="000000"/>
+          <w:sz w:val="20"/>
+        </w:rPr>
+        <w:t xml:space="preserve">서지혜·최진선·박진수. (2020). A Lifestyle-Routine Activity Theory (LRAT) Approach to Cybercrime Victimization: An Empirical Assessment of SNS Lifestyle Exposure Activities. </w:t>
+      </w:r>
+      <w:r>
+        <w:rPr>
+          <w:rFonts w:ascii="HY신명조" w:hAnsi="HY신명조" w:eastAsia="HY신명조"/>
           <w:i/>
           <w:color w:val="000000"/>
-          <w:sz w:val="19"/>
-        </w:rPr>
-        <w:t>교정담론</w:t>
-      </w:r>
-      <w:r>
-        <w:rPr>
-          <w:rFonts w:ascii="바탕" w:hAnsi="바탕" w:eastAsia="바탕"/>
-          <w:color w:val="000000"/>
-          <w:sz w:val="19"/>
-        </w:rPr>
-        <w:t>, 19(1), 63–94.</w:t>
+          <w:sz w:val="20"/>
+        </w:rPr>
+        <w:t>Asia Pacific Journal of Information Systems</w:t>
+      </w:r>
+      <w:r>
+        <w:rPr>
+          <w:rFonts w:ascii="HY신명조" w:hAnsi="HY신명조" w:eastAsia="HY신명조"/>
+          <w:color w:val="000000"/>
+          <w:sz w:val="20"/>
+        </w:rPr>
+        <w:t>, 30(1), 53–71. https://doi.org/10.14329/apjis.2020.30.1.53</w:t>
       </w:r>
     </w:p>
     <w:p>
@@ -9550,44 +9939,28 @@
       </w:pPr>
       <w:r>
         <w:rPr>
-          <w:rFonts w:ascii="바탕" w:hAnsi="바탕" w:eastAsia="바탕"/>
-          <w:color w:val="000000"/>
-          <w:sz w:val="19"/>
-        </w:rPr>
-        <w:t xml:space="preserve">블라데미르 T. 콩고·여승준·최진혁. (2025). Applying Routine Activity Theory To Cybercrime: Revisiting ‘VIVA’ Model. </w:t>
-      </w:r>
-      <w:r>
-        <w:rPr>
-          <w:rFonts w:ascii="바탕" w:hAnsi="바탕" w:eastAsia="바탕"/>
+          <w:rFonts w:ascii="HY신명조" w:hAnsi="HY신명조" w:eastAsia="HY신명조"/>
+          <w:color w:val="000000"/>
+          <w:sz w:val="20"/>
+        </w:rPr>
+        <w:t xml:space="preserve">이윤호·김도우·유영재. (2011). 사이버 공간에서의 일상활동과 범죄피해. </w:t>
+      </w:r>
+      <w:r>
+        <w:rPr>
+          <w:rFonts w:ascii="HY신명조" w:hAnsi="HY신명조" w:eastAsia="HY신명조"/>
           <w:i/>
           <w:color w:val="000000"/>
-          <w:sz w:val="19"/>
-        </w:rPr>
-        <w:t>한국경찰학회보</w:t>
-      </w:r>
-      <w:r>
-        <w:rPr>
-          <w:rFonts w:ascii="바탕" w:hAnsi="바탕" w:eastAsia="바탕"/>
-          <w:color w:val="000000"/>
-          <w:sz w:val="19"/>
-        </w:rPr>
-        <w:t>, 27(1), 61–90.</w:t>
-      </w:r>
-    </w:p>
-    <w:p>
-      <w:pPr>
-        <w:pStyle w:val="Heading2"/>
-        <w:keepNext/>
-        <w:keepLines/>
-      </w:pPr>
-      <w:r>
-        <w:rPr>
-          <w:rFonts w:ascii="맑은 고딕" w:hAnsi="맑은 고딕" w:eastAsia="맑은 고딕"/>
-          <w:b/>
-          <w:color w:val="000000"/>
-          <w:sz w:val="22"/>
-        </w:rPr>
-        <w:t>2. 국외문헌</w:t>
+          <w:sz w:val="20"/>
+        </w:rPr>
+        <w:t>한국공안행정학회보</w:t>
+      </w:r>
+      <w:r>
+        <w:rPr>
+          <w:rFonts w:ascii="HY신명조" w:hAnsi="HY신명조" w:eastAsia="HY신명조"/>
+          <w:color w:val="000000"/>
+          <w:sz w:val="20"/>
+        </w:rPr>
+        <w:t>, 20(3), 213–240.</w:t>
       </w:r>
     </w:p>
     <w:p>
@@ -9599,28 +9972,28 @@
       </w:pPr>
       <w:r>
         <w:rPr>
-          <w:rFonts w:ascii="바탕" w:hAnsi="바탕" w:eastAsia="바탕"/>
-          <w:color w:val="000000"/>
-          <w:sz w:val="19"/>
-        </w:rPr>
-        <w:t xml:space="preserve">Clarke, R. V. (1980). “Situational” Crime Prevention: Theory and Practice. </w:t>
-      </w:r>
-      <w:r>
-        <w:rPr>
-          <w:rFonts w:ascii="바탕" w:hAnsi="바탕" w:eastAsia="바탕"/>
+          <w:rFonts w:ascii="HY신명조" w:hAnsi="HY신명조" w:eastAsia="HY신명조"/>
+          <w:color w:val="000000"/>
+          <w:sz w:val="20"/>
+        </w:rPr>
+        <w:t xml:space="preserve">노희주·조윤오. (2025). 온라인 괴롭힘 반복피해의 영향 요인에 관한 연구: 생활양식-일상활동 이론을 중심으로. </w:t>
+      </w:r>
+      <w:r>
+        <w:rPr>
+          <w:rFonts w:ascii="HY신명조" w:hAnsi="HY신명조" w:eastAsia="HY신명조"/>
           <w:i/>
           <w:color w:val="000000"/>
-          <w:sz w:val="19"/>
-        </w:rPr>
-        <w:t>The British Journal of Criminology</w:t>
-      </w:r>
-      <w:r>
-        <w:rPr>
-          <w:rFonts w:ascii="바탕" w:hAnsi="바탕" w:eastAsia="바탕"/>
-          <w:color w:val="000000"/>
-          <w:sz w:val="19"/>
-        </w:rPr>
-        <w:t>, 20(2), 136–147. https://doi.org/10.1093/oxfordjournals.bjc.a047153</w:t>
+          <w:sz w:val="20"/>
+        </w:rPr>
+        <w:t>교정담론</w:t>
+      </w:r>
+      <w:r>
+        <w:rPr>
+          <w:rFonts w:ascii="HY신명조" w:hAnsi="HY신명조" w:eastAsia="HY신명조"/>
+          <w:color w:val="000000"/>
+          <w:sz w:val="20"/>
+        </w:rPr>
+        <w:t>, 19(1), 63–94.</w:t>
       </w:r>
     </w:p>
     <w:p>
@@ -9632,28 +10005,44 @@
       </w:pPr>
       <w:r>
         <w:rPr>
-          <w:rFonts w:ascii="바탕" w:hAnsi="바탕" w:eastAsia="바탕"/>
-          <w:color w:val="000000"/>
-          <w:sz w:val="19"/>
-        </w:rPr>
-        <w:t xml:space="preserve">Clarke, R. V. (1983). Situational Crime Prevention: Its Theoretical Basis and Practical Scope. </w:t>
-      </w:r>
-      <w:r>
-        <w:rPr>
-          <w:rFonts w:ascii="바탕" w:hAnsi="바탕" w:eastAsia="바탕"/>
+          <w:rFonts w:ascii="HY신명조" w:hAnsi="HY신명조" w:eastAsia="HY신명조"/>
+          <w:color w:val="000000"/>
+          <w:sz w:val="20"/>
+        </w:rPr>
+        <w:t xml:space="preserve">블라데미르 T. 콩고·여승준·최진혁. (2025). Applying Routine Activity Theory To Cybercrime: Revisiting ‘VIVA’ Model. </w:t>
+      </w:r>
+      <w:r>
+        <w:rPr>
+          <w:rFonts w:ascii="HY신명조" w:hAnsi="HY신명조" w:eastAsia="HY신명조"/>
           <w:i/>
           <w:color w:val="000000"/>
-          <w:sz w:val="19"/>
-        </w:rPr>
-        <w:t>Crime and Justice</w:t>
-      </w:r>
-      <w:r>
-        <w:rPr>
-          <w:rFonts w:ascii="바탕" w:hAnsi="바탕" w:eastAsia="바탕"/>
-          <w:color w:val="000000"/>
-          <w:sz w:val="19"/>
-        </w:rPr>
-        <w:t>, 4, 225–256. https://doi.org/10.1086/449090</w:t>
+          <w:sz w:val="20"/>
+        </w:rPr>
+        <w:t>한국경찰학회보</w:t>
+      </w:r>
+      <w:r>
+        <w:rPr>
+          <w:rFonts w:ascii="HY신명조" w:hAnsi="HY신명조" w:eastAsia="HY신명조"/>
+          <w:color w:val="000000"/>
+          <w:sz w:val="20"/>
+        </w:rPr>
+        <w:t>, 27(1), 61–90.</w:t>
+      </w:r>
+    </w:p>
+    <w:p>
+      <w:pPr>
+        <w:pStyle w:val="Heading2"/>
+        <w:keepNext/>
+        <w:keepLines/>
+      </w:pPr>
+      <w:r>
+        <w:rPr>
+          <w:rFonts w:ascii="HY견고딕" w:hAnsi="HY견고딕" w:eastAsia="HY견고딕"/>
+          <w:b/>
+          <w:color w:val="000000"/>
+          <w:sz w:val="24"/>
+        </w:rPr>
+        <w:t>2. 국외문헌</w:t>
       </w:r>
     </w:p>
     <w:p>
@@ -9665,28 +10054,28 @@
       </w:pPr>
       <w:r>
         <w:rPr>
-          <w:rFonts w:ascii="바탕" w:hAnsi="바탕" w:eastAsia="바탕"/>
-          <w:color w:val="000000"/>
-          <w:sz w:val="19"/>
-        </w:rPr>
-        <w:t xml:space="preserve">Cohen, L. E., &amp; Felson, M. (1979). Social Change and Crime Rate Trends: A Routine Activity Approach. </w:t>
-      </w:r>
-      <w:r>
-        <w:rPr>
-          <w:rFonts w:ascii="바탕" w:hAnsi="바탕" w:eastAsia="바탕"/>
+          <w:rFonts w:ascii="HY신명조" w:hAnsi="HY신명조" w:eastAsia="HY신명조"/>
+          <w:color w:val="000000"/>
+          <w:sz w:val="20"/>
+        </w:rPr>
+        <w:t xml:space="preserve">Clarke, R. V. (1980). “Situational” Crime Prevention: Theory and Practice. </w:t>
+      </w:r>
+      <w:r>
+        <w:rPr>
+          <w:rFonts w:ascii="HY신명조" w:hAnsi="HY신명조" w:eastAsia="HY신명조"/>
           <w:i/>
           <w:color w:val="000000"/>
-          <w:sz w:val="19"/>
-        </w:rPr>
-        <w:t>American Sociological Review</w:t>
-      </w:r>
-      <w:r>
-        <w:rPr>
-          <w:rFonts w:ascii="바탕" w:hAnsi="바탕" w:eastAsia="바탕"/>
-          <w:color w:val="000000"/>
-          <w:sz w:val="19"/>
-        </w:rPr>
-        <w:t>, 44(4), 588–608. https://doi.org/10.2307/2094589</w:t>
+          <w:sz w:val="20"/>
+        </w:rPr>
+        <w:t>The British Journal of Criminology</w:t>
+      </w:r>
+      <w:r>
+        <w:rPr>
+          <w:rFonts w:ascii="HY신명조" w:hAnsi="HY신명조" w:eastAsia="HY신명조"/>
+          <w:color w:val="000000"/>
+          <w:sz w:val="20"/>
+        </w:rPr>
+        <w:t>, 20(2), 136–147. https://doi.org/10.1093/oxfordjournals.bjc.a047153</w:t>
       </w:r>
     </w:p>
     <w:p>
@@ -9698,28 +10087,28 @@
       </w:pPr>
       <w:r>
         <w:rPr>
-          <w:rFonts w:ascii="바탕" w:hAnsi="바탕" w:eastAsia="바탕"/>
-          <w:color w:val="000000"/>
-          <w:sz w:val="19"/>
-        </w:rPr>
-        <w:t xml:space="preserve">Felson, M., &amp; Clarke, R. V. (1998). </w:t>
-      </w:r>
-      <w:r>
-        <w:rPr>
-          <w:rFonts w:ascii="바탕" w:hAnsi="바탕" w:eastAsia="바탕"/>
+          <w:rFonts w:ascii="HY신명조" w:hAnsi="HY신명조" w:eastAsia="HY신명조"/>
+          <w:color w:val="000000"/>
+          <w:sz w:val="20"/>
+        </w:rPr>
+        <w:t xml:space="preserve">Clarke, R. V. (1983). Situational Crime Prevention: Its Theoretical Basis and Practical Scope. </w:t>
+      </w:r>
+      <w:r>
+        <w:rPr>
+          <w:rFonts w:ascii="HY신명조" w:hAnsi="HY신명조" w:eastAsia="HY신명조"/>
           <w:i/>
           <w:color w:val="000000"/>
-          <w:sz w:val="19"/>
-        </w:rPr>
-        <w:t>Opportunity Makes the Thief: Practical Theory for Crime Prevention</w:t>
-      </w:r>
-      <w:r>
-        <w:rPr>
-          <w:rFonts w:ascii="바탕" w:hAnsi="바탕" w:eastAsia="바탕"/>
-          <w:color w:val="000000"/>
-          <w:sz w:val="19"/>
-        </w:rPr>
-        <w:t>. Home Office, Police Research Series Paper 98.</w:t>
+          <w:sz w:val="20"/>
+        </w:rPr>
+        <w:t>Crime and Justice</w:t>
+      </w:r>
+      <w:r>
+        <w:rPr>
+          <w:rFonts w:ascii="HY신명조" w:hAnsi="HY신명조" w:eastAsia="HY신명조"/>
+          <w:color w:val="000000"/>
+          <w:sz w:val="20"/>
+        </w:rPr>
+        <w:t>, 4, 225–256. https://doi.org/10.1086/449090</w:t>
       </w:r>
     </w:p>
     <w:p>
@@ -9731,28 +10120,28 @@
       </w:pPr>
       <w:r>
         <w:rPr>
-          <w:rFonts w:ascii="바탕" w:hAnsi="바탕" w:eastAsia="바탕"/>
-          <w:color w:val="000000"/>
-          <w:sz w:val="19"/>
-        </w:rPr>
-        <w:t xml:space="preserve">Leukfeldt, E. R., &amp; Yar, M. (2016). Applying Routine Activity Theory to Cybercrime: A Theoretical and Empirical Analysis. </w:t>
-      </w:r>
-      <w:r>
-        <w:rPr>
-          <w:rFonts w:ascii="바탕" w:hAnsi="바탕" w:eastAsia="바탕"/>
+          <w:rFonts w:ascii="HY신명조" w:hAnsi="HY신명조" w:eastAsia="HY신명조"/>
+          <w:color w:val="000000"/>
+          <w:sz w:val="20"/>
+        </w:rPr>
+        <w:t xml:space="preserve">Cohen, L. E., &amp; Felson, M. (1979). Social Change and Crime Rate Trends: A Routine Activity Approach. </w:t>
+      </w:r>
+      <w:r>
+        <w:rPr>
+          <w:rFonts w:ascii="HY신명조" w:hAnsi="HY신명조" w:eastAsia="HY신명조"/>
           <w:i/>
           <w:color w:val="000000"/>
-          <w:sz w:val="19"/>
-        </w:rPr>
-        <w:t>Deviant Behavior</w:t>
-      </w:r>
-      <w:r>
-        <w:rPr>
-          <w:rFonts w:ascii="바탕" w:hAnsi="바탕" w:eastAsia="바탕"/>
-          <w:color w:val="000000"/>
-          <w:sz w:val="19"/>
-        </w:rPr>
-        <w:t>, 37(3), 263–280. https://doi.org/10.1080/01639625.2015.1012409</w:t>
+          <w:sz w:val="20"/>
+        </w:rPr>
+        <w:t>American Sociological Review</w:t>
+      </w:r>
+      <w:r>
+        <w:rPr>
+          <w:rFonts w:ascii="HY신명조" w:hAnsi="HY신명조" w:eastAsia="HY신명조"/>
+          <w:color w:val="000000"/>
+          <w:sz w:val="20"/>
+        </w:rPr>
+        <w:t>, 44(4), 588–608. https://doi.org/10.2307/2094589</w:t>
       </w:r>
     </w:p>
     <w:p>
@@ -9764,28 +10153,28 @@
       </w:pPr>
       <w:r>
         <w:rPr>
-          <w:rFonts w:ascii="바탕" w:hAnsi="바탕" w:eastAsia="바탕"/>
-          <w:color w:val="000000"/>
-          <w:sz w:val="19"/>
-        </w:rPr>
-        <w:t xml:space="preserve">Reppetto, T. A. (1976). Crime Prevention and the Displacement Phenomenon. </w:t>
-      </w:r>
-      <w:r>
-        <w:rPr>
-          <w:rFonts w:ascii="바탕" w:hAnsi="바탕" w:eastAsia="바탕"/>
+          <w:rFonts w:ascii="HY신명조" w:hAnsi="HY신명조" w:eastAsia="HY신명조"/>
+          <w:color w:val="000000"/>
+          <w:sz w:val="20"/>
+        </w:rPr>
+        <w:t xml:space="preserve">Felson, M., &amp; Clarke, R. V. (1998). </w:t>
+      </w:r>
+      <w:r>
+        <w:rPr>
+          <w:rFonts w:ascii="HY신명조" w:hAnsi="HY신명조" w:eastAsia="HY신명조"/>
           <w:i/>
           <w:color w:val="000000"/>
-          <w:sz w:val="19"/>
-        </w:rPr>
-        <w:t>Crime &amp; Delinquency</w:t>
-      </w:r>
-      <w:r>
-        <w:rPr>
-          <w:rFonts w:ascii="바탕" w:hAnsi="바탕" w:eastAsia="바탕"/>
-          <w:color w:val="000000"/>
-          <w:sz w:val="19"/>
-        </w:rPr>
-        <w:t>, 22(2), 166–177. https://doi.org/10.1177/001112877602200204</w:t>
+          <w:sz w:val="20"/>
+        </w:rPr>
+        <w:t>Opportunity Makes the Thief: Practical Theory for Crime Prevention</w:t>
+      </w:r>
+      <w:r>
+        <w:rPr>
+          <w:rFonts w:ascii="HY신명조" w:hAnsi="HY신명조" w:eastAsia="HY신명조"/>
+          <w:color w:val="000000"/>
+          <w:sz w:val="20"/>
+        </w:rPr>
+        <w:t>. Home Office, Police Research Series Paper 98.</w:t>
       </w:r>
     </w:p>
     <w:p>
@@ -9797,28 +10186,28 @@
       </w:pPr>
       <w:r>
         <w:rPr>
-          <w:rFonts w:ascii="바탕" w:hAnsi="바탕" w:eastAsia="바탕"/>
-          <w:color w:val="000000"/>
-          <w:sz w:val="19"/>
-        </w:rPr>
-        <w:t xml:space="preserve">Williams, M. L. (2016). Guardians Upon High: An Application of Routine Activities Theory to Online Identity Theft in Europe at the Country and Individual Level. </w:t>
-      </w:r>
-      <w:r>
-        <w:rPr>
-          <w:rFonts w:ascii="바탕" w:hAnsi="바탕" w:eastAsia="바탕"/>
+          <w:rFonts w:ascii="HY신명조" w:hAnsi="HY신명조" w:eastAsia="HY신명조"/>
+          <w:color w:val="000000"/>
+          <w:sz w:val="20"/>
+        </w:rPr>
+        <w:t xml:space="preserve">Leukfeldt, E. R., &amp; Yar, M. (2016). Applying Routine Activity Theory to Cybercrime: A Theoretical and Empirical Analysis. </w:t>
+      </w:r>
+      <w:r>
+        <w:rPr>
+          <w:rFonts w:ascii="HY신명조" w:hAnsi="HY신명조" w:eastAsia="HY신명조"/>
           <w:i/>
           <w:color w:val="000000"/>
-          <w:sz w:val="19"/>
-        </w:rPr>
-        <w:t>The British Journal of Criminology</w:t>
-      </w:r>
-      <w:r>
-        <w:rPr>
-          <w:rFonts w:ascii="바탕" w:hAnsi="바탕" w:eastAsia="바탕"/>
-          <w:color w:val="000000"/>
-          <w:sz w:val="19"/>
-        </w:rPr>
-        <w:t>, 56(1), 21–48. https://doi.org/10.1093/bjc/azv011</w:t>
+          <w:sz w:val="20"/>
+        </w:rPr>
+        <w:t>Deviant Behavior</w:t>
+      </w:r>
+      <w:r>
+        <w:rPr>
+          <w:rFonts w:ascii="HY신명조" w:hAnsi="HY신명조" w:eastAsia="HY신명조"/>
+          <w:color w:val="000000"/>
+          <w:sz w:val="20"/>
+        </w:rPr>
+        <w:t>, 37(3), 263–280. https://doi.org/10.1080/01639625.2015.1012409</w:t>
       </w:r>
     </w:p>
     <w:p>
@@ -9830,44 +10219,28 @@
       </w:pPr>
       <w:r>
         <w:rPr>
-          <w:rFonts w:ascii="바탕" w:hAnsi="바탕" w:eastAsia="바탕"/>
-          <w:color w:val="000000"/>
-          <w:sz w:val="19"/>
-        </w:rPr>
-        <w:t xml:space="preserve">Yar, M. (2005). The Novelty of “Cybercrime”: An Assessment in Light of Routine Activity Theory. </w:t>
-      </w:r>
-      <w:r>
-        <w:rPr>
-          <w:rFonts w:ascii="바탕" w:hAnsi="바탕" w:eastAsia="바탕"/>
+          <w:rFonts w:ascii="HY신명조" w:hAnsi="HY신명조" w:eastAsia="HY신명조"/>
+          <w:color w:val="000000"/>
+          <w:sz w:val="20"/>
+        </w:rPr>
+        <w:t xml:space="preserve">Reppetto, T. A. (1976). Crime Prevention and the Displacement Phenomenon. </w:t>
+      </w:r>
+      <w:r>
+        <w:rPr>
+          <w:rFonts w:ascii="HY신명조" w:hAnsi="HY신명조" w:eastAsia="HY신명조"/>
           <w:i/>
           <w:color w:val="000000"/>
-          <w:sz w:val="19"/>
-        </w:rPr>
-        <w:t>European Journal of Criminology</w:t>
-      </w:r>
-      <w:r>
-        <w:rPr>
-          <w:rFonts w:ascii="바탕" w:hAnsi="바탕" w:eastAsia="바탕"/>
-          <w:color w:val="000000"/>
-          <w:sz w:val="19"/>
-        </w:rPr>
-        <w:t>, 2(4), 407–427. https://doi.org/10.1177/147737080556056</w:t>
-      </w:r>
-    </w:p>
-    <w:p>
-      <w:pPr>
-        <w:pStyle w:val="Heading2"/>
-        <w:keepNext/>
-        <w:keepLines/>
-      </w:pPr>
-      <w:r>
-        <w:rPr>
-          <w:rFonts w:ascii="맑은 고딕" w:hAnsi="맑은 고딕" w:eastAsia="맑은 고딕"/>
-          <w:b/>
-          <w:color w:val="000000"/>
-          <w:sz w:val="22"/>
-        </w:rPr>
-        <w:t>3. 법령·공식자료</w:t>
+          <w:sz w:val="20"/>
+        </w:rPr>
+        <w:t>Crime &amp; Delinquency</w:t>
+      </w:r>
+      <w:r>
+        <w:rPr>
+          <w:rFonts w:ascii="HY신명조" w:hAnsi="HY신명조" w:eastAsia="HY신명조"/>
+          <w:color w:val="000000"/>
+          <w:sz w:val="20"/>
+        </w:rPr>
+        <w:t>, 22(2), 166–177. https://doi.org/10.1177/001112877602200204</w:t>
       </w:r>
     </w:p>
     <w:p>
@@ -9879,11 +10252,28 @@
       </w:pPr>
       <w:r>
         <w:rPr>
-          <w:rFonts w:ascii="바탕" w:hAnsi="바탕" w:eastAsia="바탕"/>
-          <w:color w:val="000000"/>
-          <w:sz w:val="19"/>
-        </w:rPr>
-        <w:t>개인정보 보호법. 법률 제20897호, 2025. 4. 1. 일부개정, 2025. 10. 2. 시행.</w:t>
+          <w:rFonts w:ascii="HY신명조" w:hAnsi="HY신명조" w:eastAsia="HY신명조"/>
+          <w:color w:val="000000"/>
+          <w:sz w:val="20"/>
+        </w:rPr>
+        <w:t xml:space="preserve">Williams, M. L. (2016). Guardians Upon High: An Application of Routine Activities Theory to Online Identity Theft in Europe at the Country and Individual Level. </w:t>
+      </w:r>
+      <w:r>
+        <w:rPr>
+          <w:rFonts w:ascii="HY신명조" w:hAnsi="HY신명조" w:eastAsia="HY신명조"/>
+          <w:i/>
+          <w:color w:val="000000"/>
+          <w:sz w:val="20"/>
+        </w:rPr>
+        <w:t>The British Journal of Criminology</w:t>
+      </w:r>
+      <w:r>
+        <w:rPr>
+          <w:rFonts w:ascii="HY신명조" w:hAnsi="HY신명조" w:eastAsia="HY신명조"/>
+          <w:color w:val="000000"/>
+          <w:sz w:val="20"/>
+        </w:rPr>
+        <w:t>, 56(1), 21–48. https://doi.org/10.1093/bjc/azv011</w:t>
       </w:r>
     </w:p>
     <w:p>
@@ -9895,11 +10285,44 @@
       </w:pPr>
       <w:r>
         <w:rPr>
-          <w:rFonts w:ascii="바탕" w:hAnsi="바탕" w:eastAsia="바탕"/>
-          <w:color w:val="000000"/>
-          <w:sz w:val="19"/>
-        </w:rPr>
-        <w:t>개인정보 보호법 시행령. 대통령령 제36340호, 2026. 5. 19. 일부개정·시행.</w:t>
+          <w:rFonts w:ascii="HY신명조" w:hAnsi="HY신명조" w:eastAsia="HY신명조"/>
+          <w:color w:val="000000"/>
+          <w:sz w:val="20"/>
+        </w:rPr>
+        <w:t xml:space="preserve">Yar, M. (2005). The Novelty of “Cybercrime”: An Assessment in Light of Routine Activity Theory. </w:t>
+      </w:r>
+      <w:r>
+        <w:rPr>
+          <w:rFonts w:ascii="HY신명조" w:hAnsi="HY신명조" w:eastAsia="HY신명조"/>
+          <w:i/>
+          <w:color w:val="000000"/>
+          <w:sz w:val="20"/>
+        </w:rPr>
+        <w:t>European Journal of Criminology</w:t>
+      </w:r>
+      <w:r>
+        <w:rPr>
+          <w:rFonts w:ascii="HY신명조" w:hAnsi="HY신명조" w:eastAsia="HY신명조"/>
+          <w:color w:val="000000"/>
+          <w:sz w:val="20"/>
+        </w:rPr>
+        <w:t>, 2(4), 407–427. https://doi.org/10.1177/147737080556056</w:t>
+      </w:r>
+    </w:p>
+    <w:p>
+      <w:pPr>
+        <w:pStyle w:val="Heading2"/>
+        <w:keepNext/>
+        <w:keepLines/>
+      </w:pPr>
+      <w:r>
+        <w:rPr>
+          <w:rFonts w:ascii="HY견고딕" w:hAnsi="HY견고딕" w:eastAsia="HY견고딕"/>
+          <w:b/>
+          <w:color w:val="000000"/>
+          <w:sz w:val="24"/>
+        </w:rPr>
+        <w:t>3. 법령·공식자료</w:t>
       </w:r>
     </w:p>
     <w:p>
@@ -9911,11 +10334,11 @@
       </w:pPr>
       <w:r>
         <w:rPr>
-          <w:rFonts w:ascii="바탕" w:hAnsi="바탕" w:eastAsia="바탕"/>
-          <w:color w:val="000000"/>
-          <w:sz w:val="19"/>
-        </w:rPr>
-        <w:t>인공지능 발전과 신뢰 기반 조성 등에 관한 기본법. 법률 제21311호, 2026. 1. 20. 일부개정. 본문 인용 조문 제31조·제33조·제34조·제35조·제43조 시행일 2026. 1. 22.; 일부 개정 조문 시행일 2026. 7. 21.</w:t>
+          <w:rFonts w:ascii="HY신명조" w:hAnsi="HY신명조" w:eastAsia="HY신명조"/>
+          <w:color w:val="000000"/>
+          <w:sz w:val="20"/>
+        </w:rPr>
+        <w:t>개인정보 보호법. 법률 제20897호, 2025. 4. 1. 일부개정, 2025. 10. 2. 시행.</w:t>
       </w:r>
     </w:p>
     <w:p>
@@ -9927,28 +10350,11 @@
       </w:pPr>
       <w:r>
         <w:rPr>
-          <w:rFonts w:ascii="바탕" w:hAnsi="바탕" w:eastAsia="바탕"/>
-          <w:color w:val="000000"/>
-          <w:sz w:val="19"/>
-        </w:rPr>
-        <w:t xml:space="preserve">법제처. </w:t>
-      </w:r>
-      <w:r>
-        <w:rPr>
-          <w:rFonts w:ascii="바탕" w:hAnsi="바탕" w:eastAsia="바탕"/>
-          <w:i/>
-          <w:color w:val="000000"/>
-          <w:sz w:val="19"/>
-        </w:rPr>
-        <w:t>국가법령정보 공동활용 LAW OPEN DATA</w:t>
-      </w:r>
-      <w:r>
-        <w:rPr>
-          <w:rFonts w:ascii="바탕" w:hAnsi="바탕" w:eastAsia="바탕"/>
-          <w:color w:val="000000"/>
-          <w:sz w:val="19"/>
-        </w:rPr>
-        <w:t>. https://open.law.go.kr/LSO/information/service.do (접근일: 2026. 7. 26).</w:t>
+          <w:rFonts w:ascii="HY신명조" w:hAnsi="HY신명조" w:eastAsia="HY신명조"/>
+          <w:color w:val="000000"/>
+          <w:sz w:val="20"/>
+        </w:rPr>
+        <w:t>개인정보 보호법 시행령. 대통령령 제36340호, 2026. 5. 19. 일부개정·시행.</w:t>
       </w:r>
     </w:p>
     <w:p>
@@ -9960,28 +10366,11 @@
       </w:pPr>
       <w:r>
         <w:rPr>
-          <w:rFonts w:ascii="바탕" w:hAnsi="바탕" w:eastAsia="바탕"/>
-          <w:color w:val="000000"/>
-          <w:sz w:val="19"/>
-        </w:rPr>
-        <w:t xml:space="preserve">Amazon Web Services. </w:t>
-      </w:r>
-      <w:r>
-        <w:rPr>
-          <w:rFonts w:ascii="바탕" w:hAnsi="바탕" w:eastAsia="바탕"/>
-          <w:i/>
-          <w:color w:val="000000"/>
-          <w:sz w:val="19"/>
-        </w:rPr>
-        <w:t>Languages supported by Amazon Bedrock Guardrails</w:t>
-      </w:r>
-      <w:r>
-        <w:rPr>
-          <w:rFonts w:ascii="바탕" w:hAnsi="바탕" w:eastAsia="바탕"/>
-          <w:color w:val="000000"/>
-          <w:sz w:val="19"/>
-        </w:rPr>
-        <w:t>. https://docs.aws.amazon.com/bedrock/latest/userguide/guardrails-supported-languages.html (접근일: 2026. 7. 26).</w:t>
+          <w:rFonts w:ascii="HY신명조" w:hAnsi="HY신명조" w:eastAsia="HY신명조"/>
+          <w:color w:val="000000"/>
+          <w:sz w:val="20"/>
+        </w:rPr>
+        <w:t>인공지능 발전과 신뢰 기반 조성 등에 관한 기본법. 법률 제21311호, 2026. 1. 20. 일부개정. 본문 인용 조문 제31조·제33조·제34조·제35조·제43조 시행일 2026. 1. 22.; 일부 개정 조문 시행일 2026. 7. 21.</w:t>
       </w:r>
     </w:p>
     <w:p>
@@ -9993,28 +10382,28 @@
       </w:pPr>
       <w:r>
         <w:rPr>
-          <w:rFonts w:ascii="바탕" w:hAnsi="바탕" w:eastAsia="바탕"/>
-          <w:color w:val="000000"/>
-          <w:sz w:val="19"/>
-        </w:rPr>
-        <w:t xml:space="preserve">Data Privacy Stack. </w:t>
-      </w:r>
-      <w:r>
-        <w:rPr>
-          <w:rFonts w:ascii="바탕" w:hAnsi="바탕" w:eastAsia="바탕"/>
+          <w:rFonts w:ascii="HY신명조" w:hAnsi="HY신명조" w:eastAsia="HY신명조"/>
+          <w:color w:val="000000"/>
+          <w:sz w:val="20"/>
+        </w:rPr>
+        <w:t xml:space="preserve">법제처. </w:t>
+      </w:r>
+      <w:r>
+        <w:rPr>
+          <w:rFonts w:ascii="HY신명조" w:hAnsi="HY신명조" w:eastAsia="HY신명조"/>
           <w:i/>
           <w:color w:val="000000"/>
-          <w:sz w:val="19"/>
-        </w:rPr>
-        <w:t>Presidio: Supported entities</w:t>
-      </w:r>
-      <w:r>
-        <w:rPr>
-          <w:rFonts w:ascii="바탕" w:hAnsi="바탕" w:eastAsia="바탕"/>
-          <w:color w:val="000000"/>
-          <w:sz w:val="19"/>
-        </w:rPr>
-        <w:t>. https://presidio.dataprivacystack.org/supported_entities/ (접근일: 2026. 7. 26; Microsoft 문서의 현행 이전 위치).</w:t>
+          <w:sz w:val="20"/>
+        </w:rPr>
+        <w:t>국가법령정보 공동활용 LAW OPEN DATA</w:t>
+      </w:r>
+      <w:r>
+        <w:rPr>
+          <w:rFonts w:ascii="HY신명조" w:hAnsi="HY신명조" w:eastAsia="HY신명조"/>
+          <w:color w:val="000000"/>
+          <w:sz w:val="20"/>
+        </w:rPr>
+        <w:t>. https://open.law.go.kr/LSO/information/service.do (접근일: 2026. 7. 26).</w:t>
       </w:r>
     </w:p>
     <w:p>
@@ -10026,28 +10415,28 @@
       </w:pPr>
       <w:r>
         <w:rPr>
-          <w:rFonts w:ascii="바탕" w:hAnsi="바탕" w:eastAsia="바탕"/>
-          <w:color w:val="000000"/>
-          <w:sz w:val="19"/>
-        </w:rPr>
-        <w:t xml:space="preserve">National Highway Traffic Safety Administration. </w:t>
-      </w:r>
-      <w:r>
-        <w:rPr>
-          <w:rFonts w:ascii="바탕" w:hAnsi="바탕" w:eastAsia="바탕"/>
+          <w:rFonts w:ascii="HY신명조" w:hAnsi="HY신명조" w:eastAsia="HY신명조"/>
+          <w:color w:val="000000"/>
+          <w:sz w:val="20"/>
+        </w:rPr>
+        <w:t xml:space="preserve">Amazon Web Services. </w:t>
+      </w:r>
+      <w:r>
+        <w:rPr>
+          <w:rFonts w:ascii="HY신명조" w:hAnsi="HY신명조" w:eastAsia="HY신명조"/>
           <w:i/>
           <w:color w:val="000000"/>
-          <w:sz w:val="19"/>
-        </w:rPr>
-        <w:t>The Vehicle Identification Number (VIN)</w:t>
-      </w:r>
-      <w:r>
-        <w:rPr>
-          <w:rFonts w:ascii="바탕" w:hAnsi="바탕" w:eastAsia="바탕"/>
-          <w:color w:val="000000"/>
-          <w:sz w:val="19"/>
-        </w:rPr>
-        <w:t>. https://www.nhtsa.gov/document/vehicle-identification-number-vin</w:t>
+          <w:sz w:val="20"/>
+        </w:rPr>
+        <w:t>Languages supported by Amazon Bedrock Guardrails</w:t>
+      </w:r>
+      <w:r>
+        <w:rPr>
+          <w:rFonts w:ascii="HY신명조" w:hAnsi="HY신명조" w:eastAsia="HY신명조"/>
+          <w:color w:val="000000"/>
+          <w:sz w:val="20"/>
+        </w:rPr>
+        <w:t>. https://docs.aws.amazon.com/bedrock/latest/userguide/guardrails-supported-languages.html (접근일: 2026. 7. 26).</w:t>
       </w:r>
     </w:p>
     <w:p>
@@ -10059,28 +10448,28 @@
       </w:pPr>
       <w:r>
         <w:rPr>
-          <w:rFonts w:ascii="바탕" w:hAnsi="바탕" w:eastAsia="바탕"/>
-          <w:color w:val="000000"/>
-          <w:sz w:val="19"/>
-        </w:rPr>
-        <w:t xml:space="preserve">U.S. Government Publishing Office. </w:t>
-      </w:r>
-      <w:r>
-        <w:rPr>
-          <w:rFonts w:ascii="바탕" w:hAnsi="바탕" w:eastAsia="바탕"/>
+          <w:rFonts w:ascii="HY신명조" w:hAnsi="HY신명조" w:eastAsia="HY신명조"/>
+          <w:color w:val="000000"/>
+          <w:sz w:val="20"/>
+        </w:rPr>
+        <w:t xml:space="preserve">Data Privacy Stack. </w:t>
+      </w:r>
+      <w:r>
+        <w:rPr>
+          <w:rFonts w:ascii="HY신명조" w:hAnsi="HY신명조" w:eastAsia="HY신명조"/>
           <w:i/>
           <w:color w:val="000000"/>
-          <w:sz w:val="19"/>
-        </w:rPr>
-        <w:t>49 CFR Part 565—Vehicle Identification Number Requirements</w:t>
-      </w:r>
-      <w:r>
-        <w:rPr>
-          <w:rFonts w:ascii="바탕" w:hAnsi="바탕" w:eastAsia="바탕"/>
-          <w:color w:val="000000"/>
-          <w:sz w:val="19"/>
-        </w:rPr>
-        <w:t>. https://www.govinfo.gov/content/pkg/CFR-2019-title49-vol6/pdf/CFR-2019-title49-vol6-part565.pdf</w:t>
+          <w:sz w:val="20"/>
+        </w:rPr>
+        <w:t>Presidio: Supported entities</w:t>
+      </w:r>
+      <w:r>
+        <w:rPr>
+          <w:rFonts w:ascii="HY신명조" w:hAnsi="HY신명조" w:eastAsia="HY신명조"/>
+          <w:color w:val="000000"/>
+          <w:sz w:val="20"/>
+        </w:rPr>
+        <w:t>. https://presidio.dataprivacystack.org/supported_entities/ (접근일: 2026. 7. 26; Microsoft 문서의 현행 이전 위치).</w:t>
       </w:r>
     </w:p>
     <w:p>
@@ -10092,11 +10481,28 @@
       </w:pPr>
       <w:r>
         <w:rPr>
-          <w:rFonts w:ascii="바탕" w:hAnsi="바탕" w:eastAsia="바탕"/>
-          <w:color w:val="000000"/>
-          <w:sz w:val="19"/>
-        </w:rPr>
-        <w:t>한국범죄학회. 「범죄와 정책」 소개. https://ksoc.re.kr/%EB%B2%94%EC%A3%84%EC%99%80-%EC%A0%95%EC%B1%85-%EC%86%8C%EA%B0%9C (접근일: 2026. 7. 26).</w:t>
+          <w:rFonts w:ascii="HY신명조" w:hAnsi="HY신명조" w:eastAsia="HY신명조"/>
+          <w:color w:val="000000"/>
+          <w:sz w:val="20"/>
+        </w:rPr>
+        <w:t xml:space="preserve">National Highway Traffic Safety Administration. </w:t>
+      </w:r>
+      <w:r>
+        <w:rPr>
+          <w:rFonts w:ascii="HY신명조" w:hAnsi="HY신명조" w:eastAsia="HY신명조"/>
+          <w:i/>
+          <w:color w:val="000000"/>
+          <w:sz w:val="20"/>
+        </w:rPr>
+        <w:t>The Vehicle Identification Number (VIN)</w:t>
+      </w:r>
+      <w:r>
+        <w:rPr>
+          <w:rFonts w:ascii="HY신명조" w:hAnsi="HY신명조" w:eastAsia="HY신명조"/>
+          <w:color w:val="000000"/>
+          <w:sz w:val="20"/>
+        </w:rPr>
+        <w:t>. https://www.nhtsa.gov/document/vehicle-identification-number-vin</w:t>
       </w:r>
     </w:p>
     <w:p>
@@ -10108,27 +10514,28 @@
       </w:pPr>
       <w:r>
         <w:rPr>
-          <w:rFonts w:ascii="바탕" w:hAnsi="바탕" w:eastAsia="바탕"/>
-          <w:color w:val="000000"/>
-          <w:sz w:val="19"/>
-        </w:rPr>
-        <w:t>한국범죄학회. 「범죄와 정책」 편집규정. https://ksoc.re.kr/%ED%8E%B8%EC%A7%91%EA%B7%9C%EC%A0%95 (접근일: 2026. 7. 26).</w:t>
-      </w:r>
-    </w:p>
-    <w:p>
-      <w:pPr>
-        <w:pStyle w:val="Heading1"/>
-        <w:keepNext/>
-        <w:keepLines/>
-      </w:pPr>
-      <w:r>
-        <w:rPr>
-          <w:rFonts w:ascii="맑은 고딕" w:hAnsi="맑은 고딕" w:eastAsia="맑은 고딕"/>
-          <w:b/>
-          <w:color w:val="000000"/>
-          <w:sz w:val="25"/>
-        </w:rPr>
-        <w:t>부록: 결과 해석을 위한 주의문</w:t>
+          <w:rFonts w:ascii="HY신명조" w:hAnsi="HY신명조" w:eastAsia="HY신명조"/>
+          <w:color w:val="000000"/>
+          <w:sz w:val="20"/>
+        </w:rPr>
+        <w:t xml:space="preserve">U.S. Government Publishing Office. </w:t>
+      </w:r>
+      <w:r>
+        <w:rPr>
+          <w:rFonts w:ascii="HY신명조" w:hAnsi="HY신명조" w:eastAsia="HY신명조"/>
+          <w:i/>
+          <w:color w:val="000000"/>
+          <w:sz w:val="20"/>
+        </w:rPr>
+        <w:t>49 CFR Part 565—Vehicle Identification Number Requirements</w:t>
+      </w:r>
+      <w:r>
+        <w:rPr>
+          <w:rFonts w:ascii="HY신명조" w:hAnsi="HY신명조" w:eastAsia="HY신명조"/>
+          <w:color w:val="000000"/>
+          <w:sz w:val="20"/>
+        </w:rPr>
+        <w:t>. https://www.govinfo.gov/content/pkg/CFR-2019-title49-vol6/pdf/CFR-2019-title49-vol6-part565.pdf</w:t>
       </w:r>
     </w:p>
     <w:p>
@@ -10140,11 +10547,11 @@
       </w:pPr>
       <w:r>
         <w:rPr>
-          <w:rFonts w:ascii="바탕" w:hAnsi="바탕" w:eastAsia="바탕"/>
-          <w:color w:val="000000"/>
-          <w:sz w:val="19"/>
-        </w:rPr>
-        <w:t>본 원고의 1차 분석은 10,000건 중 변이 후 보호대상을 자동 복원할 수 있었던 9,964건과, 동일 원천값으로 연결된 3,461쌍을 대상으로 한다. 복원 스크립트는 문자열을 원형으로 정규화했을 뿐 보호대상이 남은 경우를 차단 성공으로 계산하지 않으며, 36건의 불확실 사례는 제외한다.</w:t>
+          <w:rFonts w:ascii="HY신명조" w:hAnsi="HY신명조" w:eastAsia="HY신명조"/>
+          <w:color w:val="000000"/>
+          <w:sz w:val="20"/>
+        </w:rPr>
+        <w:t>한국범죄학회. 「범죄와 정책」 소개. https://ksoc.re.kr/%EB%B2%94%EC%A3%84%EC%99%80-%EC%A0%95%EC%B1%85-%EC%86%8C%EA%B0%9C (접근일: 2026. 7. 26).</w:t>
       </w:r>
     </w:p>
     <w:p>
@@ -10156,11 +10563,82 @@
       </w:pPr>
       <w:r>
         <w:rPr>
-          <w:rFonts w:ascii="바탕" w:hAnsi="바탕" w:eastAsia="바탕"/>
-          <w:color w:val="000000"/>
-          <w:sz w:val="19"/>
-        </w:rPr>
-        <w:t>A/B/C/D 수치는 같은 저장 산출물에 새 평가기를 적용한 감사 결과다. 당시 제품 설정을 복원한 전향적 재실행이나 현재 제품의 보편적 순위를 뜻하지 않는다. 법령·의료·금융·지원·개발문서 감사는 실제 공개문서에서 도메인별 어휘적 과잉차단 차이를 확인했지만 운영 트래픽을 대표하지 않는다. 제품 선택이나 규제기준에 사용하려면 자동 복원 표본과 77개 과잉차단 후보의 독립 사람 검토, 운영 유사 자료의 외부검증, 설정을 고정한 재실험이 추가되어야 한다.</w:t>
+          <w:rFonts w:ascii="HY신명조" w:hAnsi="HY신명조" w:eastAsia="HY신명조"/>
+          <w:color w:val="000000"/>
+          <w:sz w:val="20"/>
+        </w:rPr>
+        <w:t>한국범죄학회. 「범죄와 정책」 편집규정. https://ksoc.re.kr/%ED%8E%B8%EC%A7%91%EA%B7%9C%EC%A0%95 (접근일: 2026. 7. 26).</w:t>
+      </w:r>
+    </w:p>
+    <w:p>
+      <w:pPr>
+        <w:spacing w:before="200" w:after="140"/>
+        <w:jc w:val="center"/>
+      </w:pPr>
+      <w:r>
+        <w:rPr>
+          <w:rFonts w:ascii="HY신명조" w:hAnsi="HY신명조" w:eastAsia="HY신명조"/>
+          <w:b/>
+          <w:color w:val="000000"/>
+          <w:sz w:val="26"/>
+        </w:rPr>
+        <w:t>ABSTRACT</w:t>
+      </w:r>
+    </w:p>
+    <w:p>
+      <w:pPr>
+        <w:spacing w:after="100"/>
+        <w:jc w:val="center"/>
+      </w:pPr>
+      <w:r>
+        <w:rPr>
+          <w:rFonts w:ascii="HY신명조" w:hAnsi="HY신명조" w:eastAsia="HY신명조"/>
+          <w:b/>
+          <w:color w:val="000000"/>
+          <w:sz w:val="26"/>
+        </w:rPr>
+        <w:t>Korean Personally Identifiable Information Leakage Risks in Generative AI and the Need for a Normalization-Based Layer 0: A Post-Mutation Gold Reconstruction and Matched Guardrail Audit</w:t>
+      </w:r>
+    </w:p>
+    <w:p>
+      <w:pPr>
+        <w:pStyle w:val="JournalAbstract"/>
+        <w:widowControl/>
+        <w:spacing w:before="0" w:after="60" w:line="331" w:lineRule="auto"/>
+        <w:jc w:val="both"/>
+      </w:pPr>
+      <w:r>
+        <w:rPr>
+          <w:rFonts w:ascii="HY신명조" w:hAnsi="HY신명조" w:eastAsia="HY신명조"/>
+          <w:color w:val="000000"/>
+          <w:sz w:val="20"/>
+        </w:rPr>
+        <w:t>Korean personally identifiable information (PII) can bypass generative-AI guardrails through character, encoding, and notation changes. This study audits four related repositories, 109 remote references, 10,000 synthetic payloads, and stored outputs from four defense configurations. It reconstructs the post-mutation protected value in 9,964 cases (99.64%). The existing three-layer stack left 2,060 cases unblocked (20.67%), whereas the configuration with Layer 0 left 706 (7.09%). Among 2,305 matched Korean pairs sharing the same PII type and source value, the baseline unblocked rate increased from 24.47% for original cases to 32.28% for mutations. Layer 0 additionally blocked 1,354 cases missed by the baseline. A counter-audit found 29 candidates among 1,519 public-law units and 48 among 693 official medical, finance, support, and developer units, demonstrating context-dependent overblocking. Layer 0 is therefore necessary as an input control that normalizes and screens transformed Korean PII before later layers, but it is not sufficient by itself. Policy use requires post-mutation gold values, a single evaluator, independent human review, disclosed settings and versions, and external validation with operation-like data.</w:t>
+      </w:r>
+    </w:p>
+    <w:p>
+      <w:pPr>
+        <w:pStyle w:val="JournalAbstract"/>
+        <w:widowControl/>
+        <w:spacing w:before="0" w:after="60" w:line="331" w:lineRule="auto"/>
+        <w:jc w:val="both"/>
+      </w:pPr>
+      <w:r>
+        <w:rPr>
+          <w:rFonts w:ascii="HY신명조" w:hAnsi="HY신명조" w:eastAsia="HY신명조"/>
+          <w:b/>
+          <w:color w:val="000000"/>
+          <w:sz w:val="20"/>
+        </w:rPr>
+        <w:t>Key Words:</w:t>
+      </w:r>
+      <w:r>
+        <w:rPr>
+          <w:rFonts w:ascii="HY신명조" w:hAnsi="HY신명조" w:eastAsia="HY신명조"/>
+          <w:color w:val="000000"/>
+          <w:sz w:val="20"/>
+        </w:rPr>
+        <w:t xml:space="preserve"> generative artificial intelligence, personally identifiable information, guardrails, Layer 0, normalization, Routine Activity Theory, construct validity, reproducibility</w:t>
       </w:r>
     </w:p>
     <w:sectPr>
@@ -10184,7 +10662,7 @@
     </w:pPr>
     <w:r>
       <w:rPr>
-        <w:rFonts w:ascii="바탕" w:hAnsi="바탕" w:eastAsia="바탕"/>
+        <w:rFonts w:ascii="HY신명조" w:hAnsi="HY신명조" w:eastAsia="HY신명조"/>
         <w:color w:val="5A5A5A"/>
         <w:sz w:val="17"/>
       </w:rPr>
@@ -10565,10 +11043,10 @@
       <w:spacing w:before="0" w:after="60" w:line="331" w:lineRule="auto"/>
     </w:pPr>
     <w:rPr>
-      <w:rFonts w:ascii="바탕" w:hAnsi="바탕" w:eastAsia="바탕"/>
+      <w:rFonts w:ascii="HY신명조" w:hAnsi="HY신명조" w:eastAsia="HY신명조"/>
       <w:b w:val="0"/>
       <w:color w:val="000000"/>
-      <w:sz w:val="19"/>
+      <w:sz w:val="20"/>
     </w:rPr>
   </w:style>
   <w:style w:type="paragraph" w:styleId="Header">
@@ -10630,11 +11108,11 @@
       <w:outlineLvl w:val="0"/>
     </w:pPr>
     <w:rPr>
-      <w:rFonts w:asciiTheme="majorHAnsi" w:eastAsiaTheme="majorEastAsia" w:hAnsiTheme="majorHAnsi" w:cstheme="majorBidi" w:ascii="맑은 고딕" w:hAnsi="맑은 고딕" w:eastAsia="맑은 고딕"/>
+      <w:rFonts w:asciiTheme="majorHAnsi" w:eastAsiaTheme="majorEastAsia" w:hAnsiTheme="majorHAnsi" w:cstheme="majorBidi" w:ascii="HY견고딕" w:hAnsi="HY견고딕" w:eastAsia="HY견고딕"/>
       <w:b/>
       <w:bCs/>
       <w:color w:val="000000"/>
-      <w:sz w:val="25"/>
+      <w:sz w:val="28"/>
       <w:szCs w:val="28"/>
     </w:rPr>
   </w:style>
@@ -10654,11 +11132,11 @@
       <w:outlineLvl w:val="1"/>
     </w:pPr>
     <w:rPr>
-      <w:rFonts w:asciiTheme="majorHAnsi" w:eastAsiaTheme="majorEastAsia" w:hAnsiTheme="majorHAnsi" w:cstheme="majorBidi" w:ascii="맑은 고딕" w:hAnsi="맑은 고딕" w:eastAsia="맑은 고딕"/>
+      <w:rFonts w:asciiTheme="majorHAnsi" w:eastAsiaTheme="majorEastAsia" w:hAnsiTheme="majorHAnsi" w:cstheme="majorBidi" w:ascii="HY견고딕" w:hAnsi="HY견고딕" w:eastAsia="HY견고딕"/>
       <w:b/>
       <w:bCs/>
       <w:color w:val="000000"/>
-      <w:sz w:val="22"/>
+      <w:sz w:val="24"/>
       <w:szCs w:val="26"/>
     </w:rPr>
   </w:style>
@@ -10678,11 +11156,11 @@
       <w:outlineLvl w:val="2"/>
     </w:pPr>
     <w:rPr>
-      <w:rFonts w:asciiTheme="majorHAnsi" w:eastAsiaTheme="majorEastAsia" w:hAnsiTheme="majorHAnsi" w:cstheme="majorBidi" w:ascii="맑은 고딕" w:hAnsi="맑은 고딕" w:eastAsia="맑은 고딕"/>
+      <w:rFonts w:asciiTheme="majorHAnsi" w:eastAsiaTheme="majorEastAsia" w:hAnsiTheme="majorHAnsi" w:cstheme="majorBidi" w:ascii="HY견고딕" w:hAnsi="HY견고딕" w:eastAsia="HY견고딕"/>
       <w:b/>
       <w:bCs/>
       <w:color w:val="000000"/>
-      <w:sz w:val="20"/>
+      <w:sz w:val="22"/>
     </w:rPr>
   </w:style>
   <w:style w:type="paragraph" w:styleId="Heading4">
@@ -11103,10 +11581,10 @@
       <w:contextualSpacing/>
     </w:pPr>
     <w:rPr>
-      <w:rFonts w:ascii="바탕" w:hAnsi="바탕" w:eastAsia="바탕"/>
+      <w:rFonts w:ascii="HY신명조" w:hAnsi="HY신명조" w:eastAsia="HY신명조"/>
       <w:b w:val="0"/>
       <w:color w:val="000000"/>
-      <w:sz w:val="19"/>
+      <w:sz w:val="20"/>
     </w:rPr>
   </w:style>
   <w:style w:type="paragraph" w:styleId="ListBullet2">
@@ -11150,10 +11628,10 @@
       <w:contextualSpacing/>
     </w:pPr>
     <w:rPr>
-      <w:rFonts w:ascii="바탕" w:hAnsi="바탕" w:eastAsia="바탕"/>
+      <w:rFonts w:ascii="HY신명조" w:hAnsi="HY신명조" w:eastAsia="HY신명조"/>
       <w:b w:val="0"/>
       <w:color w:val="000000"/>
-      <w:sz w:val="19"/>
+      <w:sz w:val="20"/>
     </w:rPr>
   </w:style>
   <w:style w:type="paragraph" w:styleId="ListNumber2">
@@ -22277,10 +22755,10 @@
       <w:ind w:left="283" w:right="283"/>
     </w:pPr>
     <w:rPr>
-      <w:rFonts w:ascii="바탕" w:hAnsi="바탕" w:eastAsia="바탕"/>
+      <w:rFonts w:ascii="HY신명조" w:hAnsi="HY신명조" w:eastAsia="HY신명조"/>
       <w:b w:val="0"/>
       <w:color w:val="000000"/>
-      <w:sz w:val="18"/>
+      <w:sz w:val="20"/>
     </w:rPr>
   </w:style>
 </w:styles>

--- a/paper/범죄와정책_투고원고_검증본.docx
+++ b/paper/범죄와정책_투고원고_검증본.docx
@@ -156,7 +156,7 @@
           <w:color w:val="000000"/>
           <w:sz w:val="20"/>
         </w:rPr>
-        <w:t>생성형 인공지능 서비스의 한국어 개인식별정보(PII)는 문자·인코딩·표기 변형으로 기존 가드레일을 우회할 수 있다. 본 연구는 관련 4개 저장소와 109개 원격 참조, 10,000건의 합성 페이로드 및 네 방어구성의 저장 결과를 감사하였다. 변이 후 보호대상을 9,964건(99.64%)에서 복원한 결과 기존 3계층의 미차단은 2,060건(20.67%), Layer 0 추가 구성은 706건(7.09%)이었다. 동일 원천값의 한국어 2,305쌍에서 기존 계층의 미차단율은 원형 24.47%에서 변이 32.28%로 증가했고, 원천 그룹 동일가중 위험차는 6.86%p(95% 군집 부트스트랩 4.06~9.69)였다. 보호대상 값이 변한 쌍에서 증가가 집중되었으며, Layer 0는 기존 계층이 놓친 1,354건을 추가 차단하였다. 한편 공식 법령 1,519개 중 29개와 의료·금융·지원·개발 문서 693개 중 48개가 과잉차단 후보로 탐지되어 문맥 한계도 확인되었다. 따라서 Layer 0는 변형 PII를 후속 계층 이전에 정규화·차단하는 필수 입력 통제이지만 충분조건은 아니다. 정책 활용에는 변이 후 정답, 단일 평가기, 사람 이중검토, 설정·버전 공개와 운영 유사 자료의 외부검증이 필요하며, 결과를 범죄율이나 법적 준수율로 일반화해서는 안 된다.</w:t>
+        <w:t>생성형 인공지능 서비스의 한국어 개인식별정보(PII)는 문자·인코딩·표기 변형으로 기존 가드레일을 우회할 수 있다. 본 연구는 관련 4개 저장소와 110개 원격 참조, 10,000건의 합성 페이로드 및 네 방어구성의 저장 결과를 감사하였다. 변이 후 보호대상을 9,964건(99.64%)에서 복원한 결과 기존 3계층의 미차단은 2,060건(20.67%), Layer 0 추가 구성은 706건(7.09%)이었다. 동일 원천값의 한국어 2,305쌍에서 기존 계층의 미차단율은 원형 24.47%에서 변이 32.28%로 증가했고, 원천 그룹 동일가중 위험차는 6.86%p(95% 군집 부트스트랩 4.06~9.69)였다. 보호대상 값이 변한 쌍에서 증가가 집중되었으며, Layer 0는 기존 계층이 놓친 1,354건을 추가 차단하였다. 한편 공식 법령 1,519개 중 29개와 의료·금융·지원·개발 문서 693개 중 48개가 과잉차단 후보로 탐지되어 문맥 한계도 확인되었다. 따라서 Layer 0는 변형 PII를 후속 계층 이전에 정규화·차단하는 필수 입력 통제이지만 충분조건은 아니다. 정책 활용에는 변이 후 정답, 단일 평가기, 사람 이중검토, 설정·버전 공개와 운영 유사 자료의 외부검증이 필요하며, 결과를 범죄율이나 법적 준수율로 일반화해서는 안 된다.</w:t>
       </w:r>
     </w:p>
     <w:p>
@@ -1582,7 +1582,23 @@
           <w:color w:val="000000"/>
           <w:sz w:val="20"/>
         </w:rPr>
-        <w:t xml:space="preserve"> 원격의 109개 ref를 파일명과 핵심 증거를 기준으로 검색하였다. 공개 저장소에서는 39개 원격 브랜치를 별도로 확인하였다. 최신 논문 설계는 내부 저장소의 v2였고, 저장된 실험 결과의 기준은 공개 저장소 main이었다.</w:t>
+        <w:t xml:space="preserve"> 원격의 110개 ref(활성 브랜치 42개, 보존 PR head 68개)를 파일명과 핵심 증거를 기준으로 검색하였다. 두 참조 유형에는 같은 커밋이 중복될 수 있다. 공개 저장소에서는 39개 원격 브랜치를 별도로 확인하였다. 최신 논문 설계는 내부 저장소의 v2였고, 저장된 실험 결과의 기준은 공개 저장소 main이었다. 2026년 7월 26일 추가된 PR #88은 GitHub Actions의 </w:t>
+      </w:r>
+      <w:r>
+        <w:rPr>
+          <w:rFonts w:ascii="Consolas" w:hAnsi="Consolas" w:eastAsia="Consolas"/>
+          <w:color w:val="000000"/>
+          <w:sz w:val="19"/>
+        </w:rPr>
+        <w:t>setup-python</w:t>
+      </w:r>
+      <w:r>
+        <w:rPr>
+          <w:rFonts w:ascii="HY신명조" w:hAnsi="HY신명조" w:eastAsia="HY신명조"/>
+          <w:color w:val="000000"/>
+          <w:sz w:val="20"/>
+        </w:rPr>
+        <w:t xml:space="preserve"> 버전 한 줄만 바꾸므로 논문 데이터·코드·주장 기준선에는 영향을 주지 않았다.</w:t>
       </w:r>
     </w:p>
     <w:p>
@@ -7491,7 +7507,7 @@
           <w:color w:val="000000"/>
           <w:sz w:val="20"/>
         </w:rPr>
-        <w:t xml:space="preserve">두 파일은 확인한 4개 저장소와 109개 원격 ref 어디에도 없었다. fuzzer는 기본 정책에서 파일이 없으면 </w:t>
+        <w:t xml:space="preserve">두 파일은 확인한 4개 저장소와 110개 원격 ref 어디에도 없었다. fuzzer는 기본 정책에서 파일이 없으면 </w:t>
       </w:r>
       <w:r>
         <w:rPr>
@@ -10613,7 +10629,7 @@
           <w:color w:val="000000"/>
           <w:sz w:val="20"/>
         </w:rPr>
-        <w:t>Korean personally identifiable information (PII) can bypass generative-AI guardrails through character, encoding, and notation changes. This study audits four related repositories, 109 remote references, 10,000 synthetic payloads, and stored outputs from four defense configurations. It reconstructs the post-mutation protected value in 9,964 cases (99.64%). The existing three-layer stack left 2,060 cases unblocked (20.67%), whereas the configuration with Layer 0 left 706 (7.09%). Among 2,305 matched Korean pairs sharing the same PII type and source value, the baseline unblocked rate increased from 24.47% for original cases to 32.28% for mutations. Layer 0 additionally blocked 1,354 cases missed by the baseline. A counter-audit found 29 candidates among 1,519 public-law units and 48 among 693 official medical, finance, support, and developer units, demonstrating context-dependent overblocking. Layer 0 is therefore necessary as an input control that normalizes and screens transformed Korean PII before later layers, but it is not sufficient by itself. Policy use requires post-mutation gold values, a single evaluator, independent human review, disclosed settings and versions, and external validation with operation-like data.</w:t>
+        <w:t>Korean personally identifiable information (PII) can bypass generative-AI guardrails through character, encoding, and notation changes. This study audits four related repositories, 110 remote references, 10,000 synthetic payloads, and stored outputs from four defense configurations. It reconstructs the post-mutation protected value in 9,964 cases (99.64%). The existing three-layer stack left 2,060 cases unblocked (20.67%), whereas the configuration with Layer 0 left 706 (7.09%). Among 2,305 matched Korean pairs sharing the same PII type and source value, the baseline unblocked rate increased from 24.47% for original cases to 32.28% for mutations. Layer 0 additionally blocked 1,354 cases missed by the baseline. A counter-audit found 29 candidates among 1,519 public-law units and 48 among 693 official medical, finance, support, and developer units, demonstrating context-dependent overblocking. Layer 0 is therefore necessary as an input control that normalizes and screens transformed Korean PII before later layers, but it is not sufficient by itself. Policy use requires post-mutation gold values, a single evaluator, independent human review, disclosed settings and versions, and external validation with operation-like data.</w:t>
       </w:r>
     </w:p>
     <w:p>

--- a/paper/범죄와정책_투고원고_검증본.docx
+++ b/paper/범죄와정책_투고원고_검증본.docx
@@ -87,7 +87,7 @@
           <w:color w:val="5A5A5A"/>
           <w:sz w:val="17"/>
         </w:rPr>
-        <w:t>원고 작성 기준일: 2026년 7월 26일</w:t>
+        <w:t>원고 작성·최종 자동검증 기준일: 2026년 7월 27일</w:t>
       </w:r>
     </w:p>
     <w:p>
@@ -125,7 +125,7 @@
           <w:color w:val="5A5A5A"/>
           <w:sz w:val="16"/>
         </w:rPr>
-        <w:t>694ca71</w:t>
+        <w:t>694ca717dd47e3d8f229bfa4da84c1fad607576b</w:t>
       </w:r>
     </w:p>
     <w:p>
@@ -1114,9 +1114,9 @@
         </w:tblBorders>
       </w:tblPr>
       <w:tblGrid>
-        <w:gridCol w:w="3962"/>
-        <w:gridCol w:w="2185"/>
-        <w:gridCol w:w="3823"/>
+        <w:gridCol w:w="3815"/>
+        <w:gridCol w:w="2472"/>
+        <w:gridCol w:w="3683"/>
       </w:tblGrid>
       <w:tr>
         <w:trPr>
@@ -1125,7 +1125,7 @@
         </w:trPr>
         <w:tc>
           <w:tcPr>
-            <w:tcW w:type="dxa" w:w="3962"/>
+            <w:tcW w:type="dxa" w:w="3815"/>
             <w:vAlign w:val="center"/>
             <w:shd w:fill="E7E7E7"/>
             <w:tcMar>
@@ -1153,7 +1153,7 @@
         </w:tc>
         <w:tc>
           <w:tcPr>
-            <w:tcW w:type="dxa" w:w="2185"/>
+            <w:tcW w:type="dxa" w:w="2472"/>
             <w:vAlign w:val="center"/>
             <w:shd w:fill="E7E7E7"/>
             <w:tcMar>
@@ -1181,7 +1181,7 @@
         </w:tc>
         <w:tc>
           <w:tcPr>
-            <w:tcW w:type="dxa" w:w="3823"/>
+            <w:tcW w:type="dxa" w:w="3683"/>
             <w:vAlign w:val="center"/>
             <w:shd w:fill="E7E7E7"/>
             <w:tcMar>
@@ -1214,7 +1214,7 @@
         </w:trPr>
         <w:tc>
           <w:tcPr>
-            <w:tcW w:type="dxa" w:w="3962"/>
+            <w:tcW w:type="dxa" w:w="3815"/>
             <w:vAlign w:val="center"/>
             <w:tcMar>
               <w:top w:w="70" w:type="dxa"/>
@@ -1240,7 +1240,7 @@
         </w:tc>
         <w:tc>
           <w:tcPr>
-            <w:tcW w:type="dxa" w:w="2185"/>
+            <w:tcW w:type="dxa" w:w="2472"/>
             <w:vAlign w:val="center"/>
             <w:tcMar>
               <w:top w:w="70" w:type="dxa"/>
@@ -1260,13 +1260,13 @@
                 <w:color w:val="000000"/>
                 <w:sz w:val="16"/>
               </w:rPr>
-              <w:t>694ca71</w:t>
+              <w:t>694ca717dd47</w:t>
             </w:r>
           </w:p>
         </w:tc>
         <w:tc>
           <w:tcPr>
-            <w:tcW w:type="dxa" w:w="3823"/>
+            <w:tcW w:type="dxa" w:w="3683"/>
             <w:vAlign w:val="center"/>
             <w:tcMar>
               <w:top w:w="70" w:type="dxa"/>
@@ -1297,7 +1297,7 @@
         </w:trPr>
         <w:tc>
           <w:tcPr>
-            <w:tcW w:type="dxa" w:w="3962"/>
+            <w:tcW w:type="dxa" w:w="3815"/>
             <w:vAlign w:val="center"/>
             <w:tcMar>
               <w:top w:w="70" w:type="dxa"/>
@@ -1323,7 +1323,7 @@
         </w:tc>
         <w:tc>
           <w:tcPr>
-            <w:tcW w:type="dxa" w:w="2185"/>
+            <w:tcW w:type="dxa" w:w="2472"/>
             <w:vAlign w:val="center"/>
             <w:tcMar>
               <w:top w:w="70" w:type="dxa"/>
@@ -1343,13 +1343,13 @@
                 <w:color w:val="000000"/>
                 <w:sz w:val="16"/>
               </w:rPr>
-              <w:t>6e9c6be</w:t>
+              <w:t>6e9c6beef29d</w:t>
             </w:r>
           </w:p>
         </w:tc>
         <w:tc>
           <w:tcPr>
-            <w:tcW w:type="dxa" w:w="3823"/>
+            <w:tcW w:type="dxa" w:w="3683"/>
             <w:vAlign w:val="center"/>
             <w:tcMar>
               <w:top w:w="70" w:type="dxa"/>
@@ -1380,7 +1380,7 @@
         </w:trPr>
         <w:tc>
           <w:tcPr>
-            <w:tcW w:type="dxa" w:w="3962"/>
+            <w:tcW w:type="dxa" w:w="3815"/>
             <w:vAlign w:val="center"/>
             <w:tcMar>
               <w:top w:w="70" w:type="dxa"/>
@@ -1406,7 +1406,7 @@
         </w:tc>
         <w:tc>
           <w:tcPr>
-            <w:tcW w:type="dxa" w:w="2185"/>
+            <w:tcW w:type="dxa" w:w="2472"/>
             <w:vAlign w:val="center"/>
             <w:tcMar>
               <w:top w:w="70" w:type="dxa"/>
@@ -1426,13 +1426,13 @@
                 <w:color w:val="000000"/>
                 <w:sz w:val="16"/>
               </w:rPr>
-              <w:t>cc6288d</w:t>
+              <w:t>cc6288d0d868</w:t>
             </w:r>
           </w:p>
         </w:tc>
         <w:tc>
           <w:tcPr>
-            <w:tcW w:type="dxa" w:w="3823"/>
+            <w:tcW w:type="dxa" w:w="3683"/>
             <w:vAlign w:val="center"/>
             <w:tcMar>
               <w:top w:w="70" w:type="dxa"/>
@@ -1463,7 +1463,7 @@
         </w:trPr>
         <w:tc>
           <w:tcPr>
-            <w:tcW w:type="dxa" w:w="3962"/>
+            <w:tcW w:type="dxa" w:w="3815"/>
             <w:vAlign w:val="center"/>
             <w:tcMar>
               <w:top w:w="70" w:type="dxa"/>
@@ -1489,7 +1489,7 @@
         </w:tc>
         <w:tc>
           <w:tcPr>
-            <w:tcW w:type="dxa" w:w="2185"/>
+            <w:tcW w:type="dxa" w:w="2472"/>
             <w:vAlign w:val="center"/>
             <w:tcMar>
               <w:top w:w="70" w:type="dxa"/>
@@ -1509,13 +1509,13 @@
                 <w:color w:val="000000"/>
                 <w:sz w:val="16"/>
               </w:rPr>
-              <w:t>72f8eb1</w:t>
+              <w:t>72f8eb17a38c</w:t>
             </w:r>
           </w:p>
         </w:tc>
         <w:tc>
           <w:tcPr>
-            <w:tcW w:type="dxa" w:w="3823"/>
+            <w:tcW w:type="dxa" w:w="3683"/>
             <w:vAlign w:val="center"/>
             <w:tcMar>
               <w:top w:w="70" w:type="dxa"/>

--- a/paper/범죄와정책_투고원고_검증본.docx
+++ b/paper/범죄와정책_투고원고_검증본.docx
@@ -156,7 +156,7 @@
           <w:color w:val="000000"/>
           <w:sz w:val="20"/>
         </w:rPr>
-        <w:t>생성형 인공지능 서비스의 한국어 개인식별정보(PII)는 문자·인코딩·표기 변형으로 기존 가드레일을 우회할 수 있다. 본 연구는 관련 4개 저장소와 110개 원격 참조, 10,000건의 합성 페이로드 및 네 방어구성의 저장 결과를 감사하였다. 변이 후 보호대상을 9,964건(99.64%)에서 복원한 결과 기존 3계층의 미차단은 2,060건(20.67%), Layer 0 추가 구성은 706건(7.09%)이었다. 동일 원천값의 한국어 2,305쌍에서 기존 계층의 미차단율은 원형 24.47%에서 변이 32.28%로 증가했고, 원천 그룹 동일가중 위험차는 6.86%p(95% 군집 부트스트랩 4.06~9.69)였다. 보호대상 값이 변한 쌍에서 증가가 집중되었으며, Layer 0는 기존 계층이 놓친 1,354건을 추가 차단하였다. 한편 공식 법령 1,519개 중 29개와 의료·금융·지원·개발 문서 693개 중 48개가 과잉차단 후보로 탐지되어 문맥 한계도 확인되었다. 따라서 Layer 0는 변형 PII를 후속 계층 이전에 정규화·차단하는 필수 입력 통제이지만 충분조건은 아니다. 정책 활용에는 변이 후 정답, 단일 평가기, 사람 이중검토, 설정·버전 공개와 운영 유사 자료의 외부검증이 필요하며, 결과를 범죄율이나 법적 준수율로 일반화해서는 안 된다.</w:t>
+        <w:t>생성형 인공지능 서비스의 한국어 개인식별정보(PII)는 문자·인코딩·표기 변형으로 기존 가드레일을 우회할 수 있다. 본 연구는 관련 4개 저장소와 110개 원격 참조, 10,000건의 합성 페이로드 및 네 방어구성의 저장 결과를 감사하였다. 변이 후 보호대상을 9,964건(99.64%)에서 복원한 결과 기존 3계층의 미차단은 2,060건(20.67%), Layer 0 추가 구성은 706건(7.09%)이었다. 동일 원천값의 한국어 2,305쌍에서 기존 계층의 미차단율은 원형 24.47%에서 변이 32.28%로 증가했고, 원천 그룹 동일가중 위험차는 6.86%p(95% 군집 부트스트랩 4.06~9.69)였다. 증가는 보호대상 값이 변한 쌍에 집중되었고, 표면형을 보존한 문맥 변형에서는 증가가 입증되지 않았다. Layer 0는 기존 계층이 놓친 1,354건을 추가 차단하였다. 한편 공식 법령 1,519개 중 29개와 의료·금융·지원·개발 문서 693개 중 48개가 과잉차단 후보로 탐지되어 문맥 한계도 확인되었다. 따라서 Layer 0는 변형 PII를 후속 계층 이전에 정규화·차단하는 필수 입력 통제이지만 충분조건은 아니다. 정책 활용에는 변이 후 정답, 단일 평가기, 사람 이중검토, 설정·버전 공개와 운영 유사 자료의 외부검증이 필요하며, 결과를 범죄율이나 법적 준수율로 일반화해서는 안 된다.</w:t>
       </w:r>
     </w:p>
     <w:p>
@@ -10629,7 +10629,7 @@
           <w:color w:val="000000"/>
           <w:sz w:val="20"/>
         </w:rPr>
-        <w:t>Korean personally identifiable information (PII) can bypass generative-AI guardrails through character, encoding, and notation changes. This study audits four related repositories, 110 remote references, 10,000 synthetic payloads, and stored outputs from four defense configurations. It reconstructs the post-mutation protected value in 9,964 cases (99.64%). The existing three-layer stack left 2,060 cases unblocked (20.67%), whereas the configuration with Layer 0 left 706 (7.09%). Among 2,305 matched Korean pairs sharing the same PII type and source value, the baseline unblocked rate increased from 24.47% for original cases to 32.28% for mutations. Layer 0 additionally blocked 1,354 cases missed by the baseline. A counter-audit found 29 candidates among 1,519 public-law units and 48 among 693 official medical, finance, support, and developer units, demonstrating context-dependent overblocking. Layer 0 is therefore necessary as an input control that normalizes and screens transformed Korean PII before later layers, but it is not sufficient by itself. Policy use requires post-mutation gold values, a single evaluator, independent human review, disclosed settings and versions, and external validation with operation-like data.</w:t>
+        <w:t>Korean personally identifiable information (PII) can bypass generative-AI guardrails through character, encoding, and notation changes. This study audits four related repositories, 110 remote references, 10,000 synthetic payloads, and stored outputs from four defense configurations. It reconstructs the post-mutation protected value in 9,964 cases (99.64%). The existing three-layer stack left 2,060 cases unblocked (20.67%), whereas the configuration with Layer 0 left 706 (7.09%). Among 2,305 matched Korean pairs sharing the same PII type and source value, the baseline unblocked rate increased from 24.47% for original cases to 32.28% for mutations. The source-group equally weighted risk difference was 6.86 percentage points (95% cluster-bootstrap CI: 4.06-9.69). The increase was concentrated in target-changing transformations; no increase was demonstrated for target-preserving context changes. Layer 0 additionally blocked 1,354 cases missed by the baseline. A counter-audit found 29 candidates among 1,519 public-law units and 48 among 693 official medical, finance, support, and developer units, demonstrating context-dependent overblocking. Layer 0 is therefore necessary as an input control that normalizes and screens transformed Korean PII before later layers, but it is not sufficient by itself. Policy use requires post-mutation gold values, a single evaluator, independent human review, disclosed settings and versions, and external validation with operationally realistic data.</w:t>
       </w:r>
     </w:p>
     <w:p>

--- a/paper/범죄와정책_투고원고_검증본.docx
+++ b/paper/범죄와정책_투고원고_검증본.docx
@@ -87,7 +87,7 @@
           <w:color w:val="5A5A5A"/>
           <w:sz w:val="17"/>
         </w:rPr>
-        <w:t>원고 작성·최종 자동검증 기준일: 2026년 7월 27일</w:t>
+        <w:t>원고 작성·최종 자동검증 기준일: 2026년 7월 30일</w:t>
       </w:r>
     </w:p>
     <w:p>
@@ -553,6 +553,22 @@
           <w:sz w:val="20"/>
         </w:rPr>
         <w:t>본 연구의 목적은 첫째, 변이 후 보호대상 문자열을 복원하고 동일 원천값의 원형·변이 사례를 비교하여 한국어 PII 자체의 문자·인코딩·표기 변화가 기존 가드레일의 미차단 위험을 높이는지 확인하며, 둘째, 그 위험을 줄이기 위한 정규화 기반 Layer 0의 추가효과와 한계를 평가하고, 셋째, 가드레일 실험이 형사정책적 근거로 사용되기 위해 갖추어야 할 최소조건을 제시하는 데 있다.</w:t>
+      </w:r>
+    </w:p>
+    <w:p>
+      <w:pPr>
+        <w:widowControl/>
+        <w:spacing w:before="0" w:after="60" w:line="331" w:lineRule="auto"/>
+        <w:ind w:firstLine="397"/>
+        <w:jc w:val="both"/>
+      </w:pPr>
+      <w:r>
+        <w:rPr>
+          <w:rFonts w:ascii="HY신명조" w:hAnsi="HY신명조" w:eastAsia="HY신명조"/>
+          <w:color w:val="000000"/>
+          <w:sz w:val="20"/>
+        </w:rPr>
+        <w:t>「범죄와 정책」 제2권 제1호의 인접 연구도 AI 시대의 범죄 기회와 대응 틀을 재구성할 필요성을 제기하고(송봉규, 2026), 전자문서 내부 구조에서 개인정보를 찾아 비식별화하는 시스템을 제안하였다(백서진 외, 2026). 후자의 연구가 PDF·DOCX·XLSX 등 문서 형식별 구조를 분석하여 이미 저장된 개인정보를 탐지·비식별화하는 데 초점을 둔 반면, 본 연구는 생성형 AI 입력에서 동일한 PII가 문자·인코딩·표기 변형을 거칠 때 기존 가드레일의 미차단 위험이 증가하는지 짝비교하고, 후속 계층 이전의 정규화 기반 Layer 0가 갖는 독립 기여와 과잉차단을 함께 감사한다. 따라서 두 연구는 개인정보 노출을 줄인다는 정책 목표를 공유하지만 연구대상, 개입 시점, 비교설계와 성능판정 기준이 다르다.</w:t>
       </w:r>
     </w:p>
     <w:p>
@@ -9893,7 +9909,7 @@
           <w:color w:val="000000"/>
           <w:sz w:val="20"/>
         </w:rPr>
-        <w:t xml:space="preserve">박기태·조제성. (2017). 청소년의 일상적 생활양식이 사이버범죄피해에 미치는 영향. </w:t>
+        <w:t xml:space="preserve">송봉규. (2026). AI시대 범죄학 패러다임 전환에 대한 접근. </w:t>
       </w:r>
       <w:r>
         <w:rPr>
@@ -9902,7 +9918,7 @@
           <w:color w:val="000000"/>
           <w:sz w:val="20"/>
         </w:rPr>
-        <w:t>경찰학연구</w:t>
+        <w:t>범죄와 정책</w:t>
       </w:r>
       <w:r>
         <w:rPr>
@@ -9910,7 +9926,7 @@
           <w:color w:val="000000"/>
           <w:sz w:val="20"/>
         </w:rPr>
-        <w:t>, 17(3), 141–168. https://doi.org/10.22816/polsci.2017.17.3.006</w:t>
+        <w:t>, 2(1), 5–18.</w:t>
       </w:r>
     </w:p>
     <w:p>
@@ -9926,7 +9942,7 @@
           <w:color w:val="000000"/>
           <w:sz w:val="20"/>
         </w:rPr>
-        <w:t xml:space="preserve">서지혜·최진선·박진수. (2020). A Lifestyle-Routine Activity Theory (LRAT) Approach to Cybercrime Victimization: An Empirical Assessment of SNS Lifestyle Exposure Activities. </w:t>
+        <w:t xml:space="preserve">백서진·최한림·박윤지·정보남·함근희. (2026). 다중 전자문서 환경에서 문서 구조 기반 개인정보 노출 위험과 비식별화 처리에 관한 연구. </w:t>
       </w:r>
       <w:r>
         <w:rPr>
@@ -9935,7 +9951,7 @@
           <w:color w:val="000000"/>
           <w:sz w:val="20"/>
         </w:rPr>
-        <w:t>Asia Pacific Journal of Information Systems</w:t>
+        <w:t>범죄와 정책</w:t>
       </w:r>
       <w:r>
         <w:rPr>
@@ -9943,7 +9959,7 @@
           <w:color w:val="000000"/>
           <w:sz w:val="20"/>
         </w:rPr>
-        <w:t>, 30(1), 53–71. https://doi.org/10.14329/apjis.2020.30.1.53</w:t>
+        <w:t>, 2(1), 19–34.</w:t>
       </w:r>
     </w:p>
     <w:p>
@@ -9959,7 +9975,7 @@
           <w:color w:val="000000"/>
           <w:sz w:val="20"/>
         </w:rPr>
-        <w:t xml:space="preserve">이윤호·김도우·유영재. (2011). 사이버 공간에서의 일상활동과 범죄피해. </w:t>
+        <w:t xml:space="preserve">박기태·조제성. (2017). 청소년의 일상적 생활양식이 사이버범죄피해에 미치는 영향. </w:t>
       </w:r>
       <w:r>
         <w:rPr>
@@ -9968,7 +9984,7 @@
           <w:color w:val="000000"/>
           <w:sz w:val="20"/>
         </w:rPr>
-        <w:t>한국공안행정학회보</w:t>
+        <w:t>경찰학연구</w:t>
       </w:r>
       <w:r>
         <w:rPr>
@@ -9976,7 +9992,7 @@
           <w:color w:val="000000"/>
           <w:sz w:val="20"/>
         </w:rPr>
-        <w:t>, 20(3), 213–240.</w:t>
+        <w:t>, 17(3), 141–168. https://doi.org/10.22816/polsci.2017.17.3.006</w:t>
       </w:r>
     </w:p>
     <w:p>
@@ -9992,7 +10008,7 @@
           <w:color w:val="000000"/>
           <w:sz w:val="20"/>
         </w:rPr>
-        <w:t xml:space="preserve">노희주·조윤오. (2025). 온라인 괴롭힘 반복피해의 영향 요인에 관한 연구: 생활양식-일상활동 이론을 중심으로. </w:t>
+        <w:t xml:space="preserve">서지혜·최진선·박진수. (2020). A Lifestyle-Routine Activity Theory (LRAT) Approach to Cybercrime Victimization: An Empirical Assessment of SNS Lifestyle Exposure Activities. </w:t>
       </w:r>
       <w:r>
         <w:rPr>
@@ -10001,7 +10017,7 @@
           <w:color w:val="000000"/>
           <w:sz w:val="20"/>
         </w:rPr>
-        <w:t>교정담론</w:t>
+        <w:t>Asia Pacific Journal of Information Systems</w:t>
       </w:r>
       <w:r>
         <w:rPr>
@@ -10009,7 +10025,7 @@
           <w:color w:val="000000"/>
           <w:sz w:val="20"/>
         </w:rPr>
-        <w:t>, 19(1), 63–94.</w:t>
+        <w:t>, 30(1), 53–71. https://doi.org/10.14329/apjis.2020.30.1.53</w:t>
       </w:r>
     </w:p>
     <w:p>
@@ -10025,7 +10041,7 @@
           <w:color w:val="000000"/>
           <w:sz w:val="20"/>
         </w:rPr>
-        <w:t xml:space="preserve">블라데미르 T. 콩고·여승준·최진혁. (2025). Applying Routine Activity Theory To Cybercrime: Revisiting ‘VIVA’ Model. </w:t>
+        <w:t xml:space="preserve">이윤호·김도우·유영재. (2011). 사이버 공간에서의 일상활동과 범죄피해. </w:t>
       </w:r>
       <w:r>
         <w:rPr>
@@ -10034,7 +10050,7 @@
           <w:color w:val="000000"/>
           <w:sz w:val="20"/>
         </w:rPr>
-        <w:t>한국경찰학회보</w:t>
+        <w:t>한국공안행정학회보</w:t>
       </w:r>
       <w:r>
         <w:rPr>
@@ -10042,23 +10058,7 @@
           <w:color w:val="000000"/>
           <w:sz w:val="20"/>
         </w:rPr>
-        <w:t>, 27(1), 61–90.</w:t>
-      </w:r>
-    </w:p>
-    <w:p>
-      <w:pPr>
-        <w:pStyle w:val="Heading2"/>
-        <w:keepNext/>
-        <w:keepLines/>
-      </w:pPr>
-      <w:r>
-        <w:rPr>
-          <w:rFonts w:ascii="HY견고딕" w:hAnsi="HY견고딕" w:eastAsia="HY견고딕"/>
-          <w:b/>
-          <w:color w:val="000000"/>
-          <w:sz w:val="24"/>
-        </w:rPr>
-        <w:t>2. 국외문헌</w:t>
+        <w:t>, 20(3), 213–240.</w:t>
       </w:r>
     </w:p>
     <w:p>
@@ -10074,7 +10074,7 @@
           <w:color w:val="000000"/>
           <w:sz w:val="20"/>
         </w:rPr>
-        <w:t xml:space="preserve">Clarke, R. V. (1980). “Situational” Crime Prevention: Theory and Practice. </w:t>
+        <w:t xml:space="preserve">노희주·조윤오. (2025). 온라인 괴롭힘 반복피해의 영향 요인에 관한 연구: 생활양식-일상활동 이론을 중심으로. </w:t>
       </w:r>
       <w:r>
         <w:rPr>
@@ -10083,7 +10083,7 @@
           <w:color w:val="000000"/>
           <w:sz w:val="20"/>
         </w:rPr>
-        <w:t>The British Journal of Criminology</w:t>
+        <w:t>교정담론</w:t>
       </w:r>
       <w:r>
         <w:rPr>
@@ -10091,7 +10091,7 @@
           <w:color w:val="000000"/>
           <w:sz w:val="20"/>
         </w:rPr>
-        <w:t>, 20(2), 136–147. https://doi.org/10.1093/oxfordjournals.bjc.a047153</w:t>
+        <w:t>, 19(1), 63–94.</w:t>
       </w:r>
     </w:p>
     <w:p>
@@ -10107,7 +10107,7 @@
           <w:color w:val="000000"/>
           <w:sz w:val="20"/>
         </w:rPr>
-        <w:t xml:space="preserve">Clarke, R. V. (1983). Situational Crime Prevention: Its Theoretical Basis and Practical Scope. </w:t>
+        <w:t xml:space="preserve">블라데미르 T. 콩고·여승준·최진혁. (2025). Applying Routine Activity Theory To Cybercrime: Revisiting ‘VIVA’ Model. </w:t>
       </w:r>
       <w:r>
         <w:rPr>
@@ -10116,7 +10116,7 @@
           <w:color w:val="000000"/>
           <w:sz w:val="20"/>
         </w:rPr>
-        <w:t>Crime and Justice</w:t>
+        <w:t>한국경찰학회보</w:t>
       </w:r>
       <w:r>
         <w:rPr>
@@ -10124,7 +10124,23 @@
           <w:color w:val="000000"/>
           <w:sz w:val="20"/>
         </w:rPr>
-        <w:t>, 4, 225–256. https://doi.org/10.1086/449090</w:t>
+        <w:t>, 27(1), 61–90.</w:t>
+      </w:r>
+    </w:p>
+    <w:p>
+      <w:pPr>
+        <w:pStyle w:val="Heading2"/>
+        <w:keepNext/>
+        <w:keepLines/>
+      </w:pPr>
+      <w:r>
+        <w:rPr>
+          <w:rFonts w:ascii="HY견고딕" w:hAnsi="HY견고딕" w:eastAsia="HY견고딕"/>
+          <w:b/>
+          <w:color w:val="000000"/>
+          <w:sz w:val="24"/>
+        </w:rPr>
+        <w:t>2. 국외문헌</w:t>
       </w:r>
     </w:p>
     <w:p>
@@ -10140,7 +10156,7 @@
           <w:color w:val="000000"/>
           <w:sz w:val="20"/>
         </w:rPr>
-        <w:t xml:space="preserve">Cohen, L. E., &amp; Felson, M. (1979). Social Change and Crime Rate Trends: A Routine Activity Approach. </w:t>
+        <w:t xml:space="preserve">Clarke, R. V. (1980). “Situational” Crime Prevention: Theory and Practice. </w:t>
       </w:r>
       <w:r>
         <w:rPr>
@@ -10149,7 +10165,7 @@
           <w:color w:val="000000"/>
           <w:sz w:val="20"/>
         </w:rPr>
-        <w:t>American Sociological Review</w:t>
+        <w:t>The British Journal of Criminology</w:t>
       </w:r>
       <w:r>
         <w:rPr>
@@ -10157,7 +10173,7 @@
           <w:color w:val="000000"/>
           <w:sz w:val="20"/>
         </w:rPr>
-        <w:t>, 44(4), 588–608. https://doi.org/10.2307/2094589</w:t>
+        <w:t>, 20(2), 136–147. https://doi.org/10.1093/oxfordjournals.bjc.a047153</w:t>
       </w:r>
     </w:p>
     <w:p>
@@ -10173,7 +10189,7 @@
           <w:color w:val="000000"/>
           <w:sz w:val="20"/>
         </w:rPr>
-        <w:t xml:space="preserve">Felson, M., &amp; Clarke, R. V. (1998). </w:t>
+        <w:t xml:space="preserve">Clarke, R. V. (1983). Situational Crime Prevention: Its Theoretical Basis and Practical Scope. </w:t>
       </w:r>
       <w:r>
         <w:rPr>
@@ -10182,7 +10198,7 @@
           <w:color w:val="000000"/>
           <w:sz w:val="20"/>
         </w:rPr>
-        <w:t>Opportunity Makes the Thief: Practical Theory for Crime Prevention</w:t>
+        <w:t>Crime and Justice</w:t>
       </w:r>
       <w:r>
         <w:rPr>
@@ -10190,7 +10206,7 @@
           <w:color w:val="000000"/>
           <w:sz w:val="20"/>
         </w:rPr>
-        <w:t>. Home Office, Police Research Series Paper 98.</w:t>
+        <w:t>, 4, 225–256. https://doi.org/10.1086/449090</w:t>
       </w:r>
     </w:p>
     <w:p>
@@ -10206,7 +10222,7 @@
           <w:color w:val="000000"/>
           <w:sz w:val="20"/>
         </w:rPr>
-        <w:t xml:space="preserve">Leukfeldt, E. R., &amp; Yar, M. (2016). Applying Routine Activity Theory to Cybercrime: A Theoretical and Empirical Analysis. </w:t>
+        <w:t xml:space="preserve">Cohen, L. E., &amp; Felson, M. (1979). Social Change and Crime Rate Trends: A Routine Activity Approach. </w:t>
       </w:r>
       <w:r>
         <w:rPr>
@@ -10215,7 +10231,7 @@
           <w:color w:val="000000"/>
           <w:sz w:val="20"/>
         </w:rPr>
-        <w:t>Deviant Behavior</w:t>
+        <w:t>American Sociological Review</w:t>
       </w:r>
       <w:r>
         <w:rPr>
@@ -10223,7 +10239,7 @@
           <w:color w:val="000000"/>
           <w:sz w:val="20"/>
         </w:rPr>
-        <w:t>, 37(3), 263–280. https://doi.org/10.1080/01639625.2015.1012409</w:t>
+        <w:t>, 44(4), 588–608. https://doi.org/10.2307/2094589</w:t>
       </w:r>
     </w:p>
     <w:p>
@@ -10239,7 +10255,7 @@
           <w:color w:val="000000"/>
           <w:sz w:val="20"/>
         </w:rPr>
-        <w:t xml:space="preserve">Reppetto, T. A. (1976). Crime Prevention and the Displacement Phenomenon. </w:t>
+        <w:t xml:space="preserve">Felson, M., &amp; Clarke, R. V. (1998). </w:t>
       </w:r>
       <w:r>
         <w:rPr>
@@ -10248,7 +10264,7 @@
           <w:color w:val="000000"/>
           <w:sz w:val="20"/>
         </w:rPr>
-        <w:t>Crime &amp; Delinquency</w:t>
+        <w:t>Opportunity Makes the Thief: Practical Theory for Crime Prevention</w:t>
       </w:r>
       <w:r>
         <w:rPr>
@@ -10256,7 +10272,7 @@
           <w:color w:val="000000"/>
           <w:sz w:val="20"/>
         </w:rPr>
-        <w:t>, 22(2), 166–177. https://doi.org/10.1177/001112877602200204</w:t>
+        <w:t>. Home Office, Police Research Series Paper 98.</w:t>
       </w:r>
     </w:p>
     <w:p>
@@ -10272,7 +10288,7 @@
           <w:color w:val="000000"/>
           <w:sz w:val="20"/>
         </w:rPr>
-        <w:t xml:space="preserve">Williams, M. L. (2016). Guardians Upon High: An Application of Routine Activities Theory to Online Identity Theft in Europe at the Country and Individual Level. </w:t>
+        <w:t xml:space="preserve">Leukfeldt, E. R., &amp; Yar, M. (2016). Applying Routine Activity Theory to Cybercrime: A Theoretical and Empirical Analysis. </w:t>
       </w:r>
       <w:r>
         <w:rPr>
@@ -10281,7 +10297,7 @@
           <w:color w:val="000000"/>
           <w:sz w:val="20"/>
         </w:rPr>
-        <w:t>The British Journal of Criminology</w:t>
+        <w:t>Deviant Behavior</w:t>
       </w:r>
       <w:r>
         <w:rPr>
@@ -10289,7 +10305,7 @@
           <w:color w:val="000000"/>
           <w:sz w:val="20"/>
         </w:rPr>
-        <w:t>, 56(1), 21–48. https://doi.org/10.1093/bjc/azv011</w:t>
+        <w:t>, 37(3), 263–280. https://doi.org/10.1080/01639625.2015.1012409</w:t>
       </w:r>
     </w:p>
     <w:p>
@@ -10305,7 +10321,7 @@
           <w:color w:val="000000"/>
           <w:sz w:val="20"/>
         </w:rPr>
-        <w:t xml:space="preserve">Yar, M. (2005). The Novelty of “Cybercrime”: An Assessment in Light of Routine Activity Theory. </w:t>
+        <w:t xml:space="preserve">Reppetto, T. A. (1976). Crime Prevention and the Displacement Phenomenon. </w:t>
       </w:r>
       <w:r>
         <w:rPr>
@@ -10314,7 +10330,7 @@
           <w:color w:val="000000"/>
           <w:sz w:val="20"/>
         </w:rPr>
-        <w:t>European Journal of Criminology</w:t>
+        <w:t>Crime &amp; Delinquency</w:t>
       </w:r>
       <w:r>
         <w:rPr>
@@ -10322,23 +10338,7 @@
           <w:color w:val="000000"/>
           <w:sz w:val="20"/>
         </w:rPr>
-        <w:t>, 2(4), 407–427. https://doi.org/10.1177/147737080556056</w:t>
-      </w:r>
-    </w:p>
-    <w:p>
-      <w:pPr>
-        <w:pStyle w:val="Heading2"/>
-        <w:keepNext/>
-        <w:keepLines/>
-      </w:pPr>
-      <w:r>
-        <w:rPr>
-          <w:rFonts w:ascii="HY견고딕" w:hAnsi="HY견고딕" w:eastAsia="HY견고딕"/>
-          <w:b/>
-          <w:color w:val="000000"/>
-          <w:sz w:val="24"/>
-        </w:rPr>
-        <w:t>3. 법령·공식자료</w:t>
+        <w:t>, 22(2), 166–177. https://doi.org/10.1177/001112877602200204</w:t>
       </w:r>
     </w:p>
     <w:p>
@@ -10354,7 +10354,24 @@
           <w:color w:val="000000"/>
           <w:sz w:val="20"/>
         </w:rPr>
-        <w:t>개인정보 보호법. 법률 제20897호, 2025. 4. 1. 일부개정, 2025. 10. 2. 시행.</w:t>
+        <w:t xml:space="preserve">Williams, M. L. (2016). Guardians Upon High: An Application of Routine Activities Theory to Online Identity Theft in Europe at the Country and Individual Level. </w:t>
+      </w:r>
+      <w:r>
+        <w:rPr>
+          <w:rFonts w:ascii="HY신명조" w:hAnsi="HY신명조" w:eastAsia="HY신명조"/>
+          <w:i/>
+          <w:color w:val="000000"/>
+          <w:sz w:val="20"/>
+        </w:rPr>
+        <w:t>The British Journal of Criminology</w:t>
+      </w:r>
+      <w:r>
+        <w:rPr>
+          <w:rFonts w:ascii="HY신명조" w:hAnsi="HY신명조" w:eastAsia="HY신명조"/>
+          <w:color w:val="000000"/>
+          <w:sz w:val="20"/>
+        </w:rPr>
+        <w:t>, 56(1), 21–48. https://doi.org/10.1093/bjc/azv011</w:t>
       </w:r>
     </w:p>
     <w:p>
@@ -10370,7 +10387,40 @@
           <w:color w:val="000000"/>
           <w:sz w:val="20"/>
         </w:rPr>
-        <w:t>개인정보 보호법 시행령. 대통령령 제36340호, 2026. 5. 19. 일부개정·시행.</w:t>
+        <w:t xml:space="preserve">Yar, M. (2005). The Novelty of “Cybercrime”: An Assessment in Light of Routine Activity Theory. </w:t>
+      </w:r>
+      <w:r>
+        <w:rPr>
+          <w:rFonts w:ascii="HY신명조" w:hAnsi="HY신명조" w:eastAsia="HY신명조"/>
+          <w:i/>
+          <w:color w:val="000000"/>
+          <w:sz w:val="20"/>
+        </w:rPr>
+        <w:t>European Journal of Criminology</w:t>
+      </w:r>
+      <w:r>
+        <w:rPr>
+          <w:rFonts w:ascii="HY신명조" w:hAnsi="HY신명조" w:eastAsia="HY신명조"/>
+          <w:color w:val="000000"/>
+          <w:sz w:val="20"/>
+        </w:rPr>
+        <w:t>, 2(4), 407–427. https://doi.org/10.1177/147737080556056</w:t>
+      </w:r>
+    </w:p>
+    <w:p>
+      <w:pPr>
+        <w:pStyle w:val="Heading2"/>
+        <w:keepNext/>
+        <w:keepLines/>
+      </w:pPr>
+      <w:r>
+        <w:rPr>
+          <w:rFonts w:ascii="HY견고딕" w:hAnsi="HY견고딕" w:eastAsia="HY견고딕"/>
+          <w:b/>
+          <w:color w:val="000000"/>
+          <w:sz w:val="24"/>
+        </w:rPr>
+        <w:t>3. 법령·공식자료</w:t>
       </w:r>
     </w:p>
     <w:p>
@@ -10386,7 +10436,7 @@
           <w:color w:val="000000"/>
           <w:sz w:val="20"/>
         </w:rPr>
-        <w:t>인공지능 발전과 신뢰 기반 조성 등에 관한 기본법. 법률 제21311호, 2026. 1. 20. 일부개정. 본문 인용 조문 제31조·제33조·제34조·제35조·제43조 시행일 2026. 1. 22.; 일부 개정 조문 시행일 2026. 7. 21.</w:t>
+        <w:t>개인정보 보호법. 법률 제20897호, 2025. 4. 1. 일부개정, 2025. 10. 2. 시행.</w:t>
       </w:r>
     </w:p>
     <w:p>
@@ -10402,24 +10452,7 @@
           <w:color w:val="000000"/>
           <w:sz w:val="20"/>
         </w:rPr>
-        <w:t xml:space="preserve">법제처. </w:t>
-      </w:r>
-      <w:r>
-        <w:rPr>
-          <w:rFonts w:ascii="HY신명조" w:hAnsi="HY신명조" w:eastAsia="HY신명조"/>
-          <w:i/>
-          <w:color w:val="000000"/>
-          <w:sz w:val="20"/>
-        </w:rPr>
-        <w:t>국가법령정보 공동활용 LAW OPEN DATA</w:t>
-      </w:r>
-      <w:r>
-        <w:rPr>
-          <w:rFonts w:ascii="HY신명조" w:hAnsi="HY신명조" w:eastAsia="HY신명조"/>
-          <w:color w:val="000000"/>
-          <w:sz w:val="20"/>
-        </w:rPr>
-        <w:t>. https://open.law.go.kr/LSO/information/service.do (접근일: 2026. 7. 26).</w:t>
+        <w:t>개인정보 보호법 시행령. 대통령령 제36340호, 2026. 5. 19. 일부개정·시행.</w:t>
       </w:r>
     </w:p>
     <w:p>
@@ -10435,24 +10468,7 @@
           <w:color w:val="000000"/>
           <w:sz w:val="20"/>
         </w:rPr>
-        <w:t xml:space="preserve">Amazon Web Services. </w:t>
-      </w:r>
-      <w:r>
-        <w:rPr>
-          <w:rFonts w:ascii="HY신명조" w:hAnsi="HY신명조" w:eastAsia="HY신명조"/>
-          <w:i/>
-          <w:color w:val="000000"/>
-          <w:sz w:val="20"/>
-        </w:rPr>
-        <w:t>Languages supported by Amazon Bedrock Guardrails</w:t>
-      </w:r>
-      <w:r>
-        <w:rPr>
-          <w:rFonts w:ascii="HY신명조" w:hAnsi="HY신명조" w:eastAsia="HY신명조"/>
-          <w:color w:val="000000"/>
-          <w:sz w:val="20"/>
-        </w:rPr>
-        <w:t>. https://docs.aws.amazon.com/bedrock/latest/userguide/guardrails-supported-languages.html (접근일: 2026. 7. 26).</w:t>
+        <w:t>인공지능 발전과 신뢰 기반 조성 등에 관한 기본법. 법률 제21311호, 2026. 1. 20. 일부개정. 본문 인용 조문 제31조·제33조·제34조·제35조·제43조 시행일 2026. 1. 22.; 일부 개정 조문 시행일 2026. 7. 21.</w:t>
       </w:r>
     </w:p>
     <w:p>
@@ -10468,7 +10484,7 @@
           <w:color w:val="000000"/>
           <w:sz w:val="20"/>
         </w:rPr>
-        <w:t xml:space="preserve">Data Privacy Stack. </w:t>
+        <w:t xml:space="preserve">법제처. </w:t>
       </w:r>
       <w:r>
         <w:rPr>
@@ -10477,7 +10493,7 @@
           <w:color w:val="000000"/>
           <w:sz w:val="20"/>
         </w:rPr>
-        <w:t>Presidio: Supported entities</w:t>
+        <w:t>국가법령정보 공동활용 LAW OPEN DATA</w:t>
       </w:r>
       <w:r>
         <w:rPr>
@@ -10485,7 +10501,7 @@
           <w:color w:val="000000"/>
           <w:sz w:val="20"/>
         </w:rPr>
-        <w:t>. https://presidio.dataprivacystack.org/supported_entities/ (접근일: 2026. 7. 26; Microsoft 문서의 현행 이전 위치).</w:t>
+        <w:t>. https://open.law.go.kr/LSO/information/service.do (접근일: 2026. 7. 26).</w:t>
       </w:r>
     </w:p>
     <w:p>
@@ -10501,7 +10517,7 @@
           <w:color w:val="000000"/>
           <w:sz w:val="20"/>
         </w:rPr>
-        <w:t xml:space="preserve">National Highway Traffic Safety Administration. </w:t>
+        <w:t xml:space="preserve">Amazon Web Services. </w:t>
       </w:r>
       <w:r>
         <w:rPr>
@@ -10510,7 +10526,7 @@
           <w:color w:val="000000"/>
           <w:sz w:val="20"/>
         </w:rPr>
-        <w:t>The Vehicle Identification Number (VIN)</w:t>
+        <w:t>Languages supported by Amazon Bedrock Guardrails</w:t>
       </w:r>
       <w:r>
         <w:rPr>
@@ -10518,7 +10534,7 @@
           <w:color w:val="000000"/>
           <w:sz w:val="20"/>
         </w:rPr>
-        <w:t>. https://www.nhtsa.gov/document/vehicle-identification-number-vin</w:t>
+        <w:t>. https://docs.aws.amazon.com/bedrock/latest/userguide/guardrails-supported-languages.html (접근일: 2026. 7. 26).</w:t>
       </w:r>
     </w:p>
     <w:p>
@@ -10534,7 +10550,7 @@
           <w:color w:val="000000"/>
           <w:sz w:val="20"/>
         </w:rPr>
-        <w:t xml:space="preserve">U.S. Government Publishing Office. </w:t>
+        <w:t xml:space="preserve">Data Privacy Stack. </w:t>
       </w:r>
       <w:r>
         <w:rPr>
@@ -10543,7 +10559,7 @@
           <w:color w:val="000000"/>
           <w:sz w:val="20"/>
         </w:rPr>
-        <w:t>49 CFR Part 565—Vehicle Identification Number Requirements</w:t>
+        <w:t>Presidio: Supported entities</w:t>
       </w:r>
       <w:r>
         <w:rPr>
@@ -10551,7 +10567,7 @@
           <w:color w:val="000000"/>
           <w:sz w:val="20"/>
         </w:rPr>
-        <w:t>. https://www.govinfo.gov/content/pkg/CFR-2019-title49-vol6/pdf/CFR-2019-title49-vol6-part565.pdf</w:t>
+        <w:t>. https://presidio.dataprivacystack.org/supported_entities/ (접근일: 2026. 7. 26; Microsoft 문서의 현행 이전 위치).</w:t>
       </w:r>
     </w:p>
     <w:p>
@@ -10567,7 +10583,24 @@
           <w:color w:val="000000"/>
           <w:sz w:val="20"/>
         </w:rPr>
-        <w:t>한국범죄학회. 「범죄와 정책」 소개. https://ksoc.re.kr/%EB%B2%94%EC%A3%84%EC%99%80-%EC%A0%95%EC%B1%85-%EC%86%8C%EA%B0%9C (접근일: 2026. 7. 26).</w:t>
+        <w:t xml:space="preserve">National Highway Traffic Safety Administration. </w:t>
+      </w:r>
+      <w:r>
+        <w:rPr>
+          <w:rFonts w:ascii="HY신명조" w:hAnsi="HY신명조" w:eastAsia="HY신명조"/>
+          <w:i/>
+          <w:color w:val="000000"/>
+          <w:sz w:val="20"/>
+        </w:rPr>
+        <w:t>The Vehicle Identification Number (VIN)</w:t>
+      </w:r>
+      <w:r>
+        <w:rPr>
+          <w:rFonts w:ascii="HY신명조" w:hAnsi="HY신명조" w:eastAsia="HY신명조"/>
+          <w:color w:val="000000"/>
+          <w:sz w:val="20"/>
+        </w:rPr>
+        <w:t>. https://www.nhtsa.gov/document/vehicle-identification-number-vin</w:t>
       </w:r>
     </w:p>
     <w:p>
@@ -10583,7 +10616,89 @@
           <w:color w:val="000000"/>
           <w:sz w:val="20"/>
         </w:rPr>
-        <w:t>한국범죄학회. 「범죄와 정책」 편집규정. https://ksoc.re.kr/%ED%8E%B8%EC%A7%91%EA%B7%9C%EC%A0%95 (접근일: 2026. 7. 26).</w:t>
+        <w:t xml:space="preserve">U.S. Government Publishing Office. </w:t>
+      </w:r>
+      <w:r>
+        <w:rPr>
+          <w:rFonts w:ascii="HY신명조" w:hAnsi="HY신명조" w:eastAsia="HY신명조"/>
+          <w:i/>
+          <w:color w:val="000000"/>
+          <w:sz w:val="20"/>
+        </w:rPr>
+        <w:t>49 CFR Part 565—Vehicle Identification Number Requirements</w:t>
+      </w:r>
+      <w:r>
+        <w:rPr>
+          <w:rFonts w:ascii="HY신명조" w:hAnsi="HY신명조" w:eastAsia="HY신명조"/>
+          <w:color w:val="000000"/>
+          <w:sz w:val="20"/>
+        </w:rPr>
+        <w:t>. https://www.govinfo.gov/content/pkg/CFR-2019-title49-vol6/pdf/CFR-2019-title49-vol6-part565.pdf</w:t>
+      </w:r>
+    </w:p>
+    <w:p>
+      <w:pPr>
+        <w:widowControl/>
+        <w:spacing w:before="0" w:after="60" w:line="331" w:lineRule="auto"/>
+        <w:ind w:firstLine="397"/>
+        <w:jc w:val="both"/>
+      </w:pPr>
+      <w:r>
+        <w:rPr>
+          <w:rFonts w:ascii="HY신명조" w:hAnsi="HY신명조" w:eastAsia="HY신명조"/>
+          <w:color w:val="000000"/>
+          <w:sz w:val="20"/>
+        </w:rPr>
+        <w:t>한국범죄학회. 「범죄와 정책」 소개. https://ksoc.re.kr/%EB%B2%94%EC%A3%84%EC%99%80-%EC%A0%95%EC%B1%85-%EC%86%8C%EA%B0%9C (접근일: 2026. 7. 30).</w:t>
+      </w:r>
+    </w:p>
+    <w:p>
+      <w:pPr>
+        <w:widowControl/>
+        <w:spacing w:before="0" w:after="60" w:line="331" w:lineRule="auto"/>
+        <w:ind w:firstLine="397"/>
+        <w:jc w:val="both"/>
+      </w:pPr>
+      <w:r>
+        <w:rPr>
+          <w:rFonts w:ascii="HY신명조" w:hAnsi="HY신명조" w:eastAsia="HY신명조"/>
+          <w:color w:val="000000"/>
+          <w:sz w:val="20"/>
+        </w:rPr>
+        <w:t>한국범죄학회. 「범죄와 정책」 편집규정. https://ksoc.re.kr/%ED%8E%B8%EC%A7%91%EA%B7%9C%EC%A0%95 (접근일: 2026. 7. 30).</w:t>
+      </w:r>
+    </w:p>
+    <w:p>
+      <w:pPr>
+        <w:widowControl/>
+        <w:spacing w:before="0" w:after="60" w:line="331" w:lineRule="auto"/>
+        <w:ind w:firstLine="397"/>
+        <w:jc w:val="both"/>
+      </w:pPr>
+      <w:r>
+        <w:rPr>
+          <w:rFonts w:ascii="HY신명조" w:hAnsi="HY신명조" w:eastAsia="HY신명조"/>
+          <w:color w:val="000000"/>
+          <w:sz w:val="20"/>
+        </w:rPr>
+        <w:t xml:space="preserve">한국범죄학회. </w:t>
+      </w:r>
+      <w:r>
+        <w:rPr>
+          <w:rFonts w:ascii="HY신명조" w:hAnsi="HY신명조" w:eastAsia="HY신명조"/>
+          <w:i/>
+          <w:color w:val="000000"/>
+          <w:sz w:val="20"/>
+        </w:rPr>
+        <w:t>범죄와 정책</w:t>
+      </w:r>
+      <w:r>
+        <w:rPr>
+          <w:rFonts w:ascii="HY신명조" w:hAnsi="HY신명조" w:eastAsia="HY신명조"/>
+          <w:color w:val="000000"/>
+          <w:sz w:val="20"/>
+        </w:rPr>
+        <w:t>, 2(1). https://ksoc.re.kr/forum/view/351790 (접근일: 2026. 7. 30).</w:t>
       </w:r>
     </w:p>
     <w:p>

--- a/paper/범죄와정책_투고원고_검증본.docx
+++ b/paper/범죄와정책_투고원고_검증본.docx
@@ -14,7 +14,7 @@
           <w:color w:val="000000"/>
           <w:sz w:val="30"/>
         </w:rPr>
-        <w:t>생성형 AI의 한국어 개인식별정보(PII) 유출 위험과 정규화 기반 Layer 0의 필요성</w:t>
+        <w:t>생성형 AI의 한국어 개인식별정보(PII) 유출 위험과 정규화 기반 Layer 0의 필요성</w:t>
       </w:r>
     </w:p>
     <w:p>
@@ -148,6 +148,7 @@
         <w:pStyle w:val="JournalAbstract"/>
         <w:widowControl/>
         <w:spacing w:before="0" w:after="60" w:line="331" w:lineRule="auto"/>
+        <w:ind w:firstLine="397"/>
         <w:jc w:val="both"/>
       </w:pPr>
       <w:r>
@@ -163,7 +164,7 @@
       <w:pPr>
         <w:pStyle w:val="JournalAbstract"/>
         <w:widowControl/>
-        <w:spacing w:before="0" w:after="60" w:line="331" w:lineRule="auto"/>
+        <w:spacing w:before="200" w:after="60" w:line="331" w:lineRule="auto"/>
         <w:jc w:val="both"/>
       </w:pPr>
       <w:r>
@@ -249,7 +250,7 @@
                 <w:color w:val="000000"/>
                 <w:sz w:val="16"/>
               </w:rPr>
-              <w:t>I. 서론</w:t>
+              <w:t>Ⅰ. 서론</w:t>
             </w:r>
           </w:p>
         </w:tc>
@@ -277,7 +278,7 @@
                 <w:color w:val="000000"/>
                 <w:sz w:val="16"/>
               </w:rPr>
-              <w:t>V. 논의</w:t>
+              <w:t>Ⅴ. 논의</w:t>
             </w:r>
           </w:p>
         </w:tc>
@@ -308,7 +309,7 @@
                 <w:color w:val="000000"/>
                 <w:sz w:val="16"/>
               </w:rPr>
-              <w:t>II. 이론적·법적 배경</w:t>
+              <w:t>Ⅱ. 이론적·법적 배경</w:t>
             </w:r>
           </w:p>
         </w:tc>
@@ -334,7 +335,7 @@
                 <w:color w:val="000000"/>
                 <w:sz w:val="16"/>
               </w:rPr>
-              <w:t>VI. 형사정책적 제언</w:t>
+              <w:t>Ⅵ. 형사정책적 제언</w:t>
             </w:r>
           </w:p>
         </w:tc>
@@ -365,7 +366,7 @@
                 <w:color w:val="000000"/>
                 <w:sz w:val="16"/>
               </w:rPr>
-              <w:t>III. 연구방법</w:t>
+              <w:t>Ⅲ. 연구방법</w:t>
             </w:r>
           </w:p>
         </w:tc>
@@ -391,7 +392,7 @@
                 <w:color w:val="000000"/>
                 <w:sz w:val="16"/>
               </w:rPr>
-              <w:t>VII. 한계</w:t>
+              <w:t>Ⅶ. 한계</w:t>
             </w:r>
           </w:p>
         </w:tc>
@@ -422,7 +423,7 @@
                 <w:color w:val="000000"/>
                 <w:sz w:val="16"/>
               </w:rPr>
-              <w:t>IV. 분석결과</w:t>
+              <w:t>Ⅳ. 분석결과</w:t>
             </w:r>
           </w:p>
         </w:tc>
@@ -448,7 +449,7 @@
                 <w:color w:val="000000"/>
                 <w:sz w:val="16"/>
               </w:rPr>
-              <w:t>VIII. 결론</w:t>
+              <w:t>Ⅷ. 결론</w:t>
             </w:r>
           </w:p>
         </w:tc>
@@ -464,6 +465,7 @@
         <w:pStyle w:val="Heading1"/>
         <w:keepNext/>
         <w:keepLines/>
+        <w:pageBreakBefore/>
       </w:pPr>
       <w:r>
         <w:rPr>
@@ -472,7 +474,7 @@
           <w:color w:val="000000"/>
           <w:sz w:val="28"/>
         </w:rPr>
-        <w:t>I. 서론</w:t>
+        <w:t>Ⅰ. 서론</w:t>
       </w:r>
     </w:p>
     <w:p>
@@ -568,7 +570,7 @@
           <w:color w:val="000000"/>
           <w:sz w:val="20"/>
         </w:rPr>
-        <w:t>「범죄와 정책」 제2권 제1호의 인접 연구도 AI 시대의 범죄 기회와 대응 틀을 재구성할 필요성을 제기하고(송봉규, 2026), 전자문서 내부 구조에서 개인정보를 찾아 비식별화하는 시스템을 제안하였다(백서진 외, 2026). 후자의 연구가 PDF·DOCX·XLSX 등 문서 형식별 구조를 분석하여 이미 저장된 개인정보를 탐지·비식별화하는 데 초점을 둔 반면, 본 연구는 생성형 AI 입력에서 동일한 PII가 문자·인코딩·표기 변형을 거칠 때 기존 가드레일의 미차단 위험이 증가하는지 짝비교하고, 후속 계층 이전의 정규화 기반 Layer 0가 갖는 독립 기여와 과잉차단을 함께 감사한다. 따라서 두 연구는 개인정보 노출을 줄인다는 정책 목표를 공유하지만 연구대상, 개입 시점, 비교설계와 성능판정 기준이 다르다.</w:t>
+        <w:t>「범죄와 정책」 제2권 제1호의 인접 연구도 AI 시대의 범죄 기회와 대응 틀을 재구성할 필요성을 제기하고(송봉규, 2026), 전자문서 내부 구조에서 개인정보를 찾아 비식별화하는 시스템을 제안하였다(백서진, 최한림, 박윤지, 정보남, 함근희, 2026). 후자의 연구가 PDF·DOCX·XLSX 등 문서 형식별 구조를 분석하여 이미 저장된 개인정보를 탐지·비식별화하는 데 초점을 둔 반면, 본 연구는 생성형 AI 입력에서 동일한 PII가 문자·인코딩·표기 변형을 거칠 때 기존 가드레일의 미차단 위험이 증가하는지 짝비교하고, 후속 계층 이전의 정규화 기반 Layer 0가 갖는 독립 기여와 과잉차단을 함께 감사한다. 따라서 두 연구는 개인정보 노출을 줄인다는 정책 목표를 공유하지만 연구대상, 개입 시점, 비교설계와 성능판정 기준이 다르다.</w:t>
       </w:r>
     </w:p>
     <w:p>
@@ -739,7 +741,7 @@
           <w:color w:val="000000"/>
           <w:sz w:val="28"/>
         </w:rPr>
-        <w:t>II. 이론적·법적 배경</w:t>
+        <w:t>Ⅱ. 이론적·법적 배경</w:t>
       </w:r>
     </w:p>
     <w:p>
@@ -787,7 +789,7 @@
           <w:color w:val="000000"/>
           <w:sz w:val="20"/>
         </w:rPr>
-        <w:t>온라인 환경에서 이 이론을 그대로 이전하는 데에는 한계가 있다. Yar(2005)는 가상공간에서는 물리적 시공간 수렴과 표적의 물리적 관성이 달라진다는 점을 지적하였다. Leukfeldt와 Yar(2016)는 가치·가시성·접근성·보호자의 효과가 사이버범죄 유형에 따라 일관되지 않음을 보였다. Williams(2016)는 온라인 신원도용 연구에서 보호자를 능동적 개인 보호자, 회피적 개인 보호자, 수동적 물리적 보호자 등으로 구분하였다. 국내 연구에서도 보안프로그램이나 감독의 효과는 연구와 피해유형에 따라 다르게 나타났다(이윤호·김도우·유영재, 2011; 박기태·조제성, 2017; 서지혜·최진선·박진수, 2020). 최근의 반복피해 연구는 학교·교사의 감독 수준이 낮을수록 온라인 괴롭힘 반복피해 가능성이 높아진다고 보고하였고(노희주·조윤오, 2025), VIVA 모델을 중심으로 한 국내 이론 연구는 온라인의 유동적 시공간에 맞춘 일상활동이론의 조정 필요성을 제기하였다(블라데미르 T. 콩고·여승준·최진혁, 2025).</w:t>
+        <w:t>온라인 환경에서 이 이론을 그대로 이전하는 데에는 한계가 있다. Yar(2005)는 가상공간에서는 물리적 시공간 수렴과 표적의 물리적 관성이 달라진다는 점을 지적하였다. Leukfeldt와 Yar(2016)는 가치·가시성·접근성·보호자의 효과가 사이버범죄 유형에 따라 일관되지 않음을 보였다. Williams(2016)는 온라인 신원도용 연구에서 보호자를 능동적 개인 보호자, 회피적 개인 보호자, 수동적 물리적 보호자 등으로 구분하였다. 국내 연구에서도 보안프로그램이나 감독의 효과는 연구와 피해유형에 따라 다르게 나타났다(이윤호, 김도우, 유영재, 2011; 박기태, 조제성, 2017; 서지혜, 최진선, 박진수, 2020). 최근의 반복피해 연구는 학교·교사의 감독 수준이 낮을수록 온라인 괴롭힘 반복피해 가능성이 높아진다고 보고하였고(노희주, 조윤오, 2025), VIVA 모델을 중심으로 한 국내 이론 연구는 온라인의 유동적 시공간에 맞춘 일상활동이론의 조정 필요성을 제기하였다(블라데미르 T. 콩고, 여승준, 최진혁, 2025).</w:t>
       </w:r>
     </w:p>
     <w:p>
@@ -1062,7 +1064,7 @@
           <w:color w:val="000000"/>
           <w:sz w:val="28"/>
         </w:rPr>
-        <w:t>III. 연구방법</w:t>
+        <w:t>Ⅲ. 연구방법</w:t>
       </w:r>
     </w:p>
     <w:p>
@@ -1078,7 +1080,7 @@
           <w:color w:val="000000"/>
           <w:sz w:val="24"/>
         </w:rPr>
-        <w:t>1. 감사 대상과 기준 ref</w:t>
+        <w:t>1. 감사 대상과 기준</w:t>
       </w:r>
     </w:p>
     <w:p>
@@ -2224,9 +2226,9 @@
     </w:p>
     <w:p>
       <w:pPr>
-        <w:pStyle w:val="ListNumber"/>
         <w:widowControl/>
-        <w:spacing w:before="0" w:after="60" w:line="331" w:lineRule="auto"/>
+        <w:spacing w:before="0" w:after="40" w:line="312" w:lineRule="auto"/>
+        <w:ind w:left="397" w:hanging="198"/>
         <w:jc w:val="both"/>
       </w:pPr>
       <w:r>
@@ -2235,14 +2237,14 @@
           <w:color w:val="000000"/>
           <w:sz w:val="20"/>
         </w:rPr>
-        <w:t>원래 값이 변이 입력에 그대로 있으면 그 문자열을 사용한다.</w:t>
+        <w:t>1. 원래 값이 변이 입력에 그대로 있으면 그 문자열을 사용한다.</w:t>
       </w:r>
     </w:p>
     <w:p>
       <w:pPr>
-        <w:pStyle w:val="ListNumber"/>
         <w:widowControl/>
-        <w:spacing w:before="0" w:after="60" w:line="331" w:lineRule="auto"/>
+        <w:spacing w:before="0" w:after="40" w:line="312" w:lineRule="auto"/>
+        <w:ind w:left="397" w:hanging="198"/>
         <w:jc w:val="both"/>
       </w:pPr>
       <w:r>
@@ -2251,14 +2253,14 @@
           <w:color w:val="000000"/>
           <w:sz w:val="20"/>
         </w:rPr>
-        <w:t>fuzzer 코드에 정의된 결정론적 변이이면 동일 함수를 원래 값에 적용한다.</w:t>
+        <w:t>2. fuzzer 코드에 정의된 결정론적 변이이면 동일 함수를 원래 값에 적용한다.</w:t>
       </w:r>
     </w:p>
     <w:p>
       <w:pPr>
-        <w:pStyle w:val="ListNumber"/>
         <w:widowControl/>
-        <w:spacing w:before="0" w:after="60" w:line="331" w:lineRule="auto"/>
+        <w:spacing w:before="0" w:after="40" w:line="312" w:lineRule="auto"/>
+        <w:ind w:left="397" w:hanging="198"/>
         <w:jc w:val="both"/>
       </w:pPr>
       <w:r>
@@ -2267,14 +2269,14 @@
           <w:color w:val="000000"/>
           <w:sz w:val="20"/>
         </w:rPr>
-        <w:t>임의 위치에 결합문자나 zero-width 문자가 들어간 경우에는 NFKC, 결합·비가시문자 제거, 숫자 동치화 후 원래 값과 고유하게 대응하는 입력 구간을 역매핑한다.</w:t>
+        <w:t>3. 임의 위치에 결합문자나 zero-width 문자가 들어간 경우에는 NFKC, 결합·비가시문자 제거, 숫자 동치화 후 원래 값과 고유하게 대응하는 입력 구간을 역매핑한다.</w:t>
       </w:r>
     </w:p>
     <w:p>
       <w:pPr>
-        <w:pStyle w:val="ListNumber"/>
         <w:widowControl/>
-        <w:spacing w:before="0" w:after="60" w:line="331" w:lineRule="auto"/>
+        <w:spacing w:before="0" w:after="40" w:line="312" w:lineRule="auto"/>
+        <w:ind w:left="397" w:hanging="198"/>
         <w:jc w:val="both"/>
       </w:pPr>
       <w:r>
@@ -2283,7 +2285,7 @@
           <w:color w:val="000000"/>
           <w:sz w:val="20"/>
         </w:rPr>
-        <w:t>대응 구간이 없거나 둘 이상이면 자동 확정하지 않고 분석에서 제외한다.</w:t>
+        <w:t>4. 대응 구간이 없거나 둘 이상이면 자동 확정하지 않고 분석에서 제외한다.</w:t>
       </w:r>
     </w:p>
     <w:p>
@@ -2720,11 +2722,19 @@
     </w:p>
     <w:p>
       <w:pPr>
-        <w:pStyle w:val="ListNumber"/>
         <w:widowControl/>
-        <w:spacing w:before="0" w:after="60" w:line="331" w:lineRule="auto"/>
+        <w:spacing w:before="0" w:after="40" w:line="312" w:lineRule="auto"/>
+        <w:ind w:left="397" w:hanging="198"/>
         <w:jc w:val="both"/>
       </w:pPr>
+      <w:r>
+        <w:rPr>
+          <w:rFonts w:ascii="HY신명조" w:hAnsi="HY신명조" w:eastAsia="HY신명조"/>
+          <w:color w:val="000000"/>
+          <w:sz w:val="20"/>
+        </w:rPr>
+        <w:t xml:space="preserve">1. </w:t>
+      </w:r>
       <w:r>
         <w:rPr>
           <w:rFonts w:ascii="Consolas" w:hAnsi="Consolas" w:eastAsia="Consolas"/>
@@ -2744,9 +2754,9 @@
     </w:p>
     <w:p>
       <w:pPr>
-        <w:pStyle w:val="ListNumber"/>
         <w:widowControl/>
-        <w:spacing w:before="0" w:after="60" w:line="331" w:lineRule="auto"/>
+        <w:spacing w:before="0" w:after="40" w:line="312" w:lineRule="auto"/>
+        <w:ind w:left="397" w:hanging="198"/>
         <w:jc w:val="both"/>
       </w:pPr>
       <w:r>
@@ -2755,14 +2765,14 @@
           <w:color w:val="000000"/>
           <w:sz w:val="20"/>
         </w:rPr>
-        <w:t>fuzzer의 기본 코퍼스 정책과 누락 시 동작</w:t>
+        <w:t>2. fuzzer의 기본 코퍼스 정책과 누락 시 동작</w:t>
       </w:r>
     </w:p>
     <w:p>
       <w:pPr>
-        <w:pStyle w:val="ListNumber"/>
         <w:widowControl/>
-        <w:spacing w:before="0" w:after="60" w:line="331" w:lineRule="auto"/>
+        <w:spacing w:before="0" w:after="40" w:line="312" w:lineRule="auto"/>
+        <w:ind w:left="397" w:hanging="198"/>
         <w:jc w:val="both"/>
       </w:pPr>
       <w:r>
@@ -2771,16 +2781,24 @@
           <w:color w:val="000000"/>
           <w:sz w:val="20"/>
         </w:rPr>
-        <w:t>모든 확인 ref에서 이름·주소 코퍼스의 존재 여부</w:t>
+        <w:t>3. 모든 확인 ref에서 이름·주소 코퍼스의 존재 여부</w:t>
       </w:r>
     </w:p>
     <w:p>
       <w:pPr>
-        <w:pStyle w:val="ListNumber"/>
         <w:widowControl/>
-        <w:spacing w:before="0" w:after="60" w:line="331" w:lineRule="auto"/>
+        <w:spacing w:before="0" w:after="40" w:line="312" w:lineRule="auto"/>
+        <w:ind w:left="397" w:hanging="198"/>
         <w:jc w:val="both"/>
       </w:pPr>
+      <w:r>
+        <w:rPr>
+          <w:rFonts w:ascii="HY신명조" w:hAnsi="HY신명조" w:eastAsia="HY신명조"/>
+          <w:color w:val="000000"/>
+          <w:sz w:val="20"/>
+        </w:rPr>
+        <w:t xml:space="preserve">4. </w:t>
+      </w:r>
       <w:r>
         <w:rPr>
           <w:rFonts w:ascii="Consolas" w:hAnsi="Consolas" w:eastAsia="Consolas"/>
@@ -2832,9 +2850,9 @@
     </w:p>
     <w:p>
       <w:pPr>
-        <w:pStyle w:val="ListNumber"/>
         <w:widowControl/>
-        <w:spacing w:before="0" w:after="60" w:line="331" w:lineRule="auto"/>
+        <w:spacing w:before="0" w:after="40" w:line="312" w:lineRule="auto"/>
+        <w:ind w:left="397" w:hanging="198"/>
         <w:jc w:val="both"/>
       </w:pPr>
       <w:r>
@@ -2843,14 +2861,14 @@
           <w:color w:val="000000"/>
           <w:sz w:val="20"/>
         </w:rPr>
-        <w:t>격리 환경의 Layer 0·fuzzer 테스트</w:t>
+        <w:t>5. 격리 환경의 Layer 0·fuzzer 테스트</w:t>
       </w:r>
     </w:p>
     <w:p>
       <w:pPr>
-        <w:pStyle w:val="ListNumber"/>
         <w:widowControl/>
-        <w:spacing w:before="0" w:after="60" w:line="331" w:lineRule="auto"/>
+        <w:spacing w:before="0" w:after="40" w:line="312" w:lineRule="auto"/>
+        <w:ind w:left="397" w:hanging="198"/>
         <w:jc w:val="both"/>
       </w:pPr>
       <w:r>
@@ -2859,14 +2877,14 @@
           <w:color w:val="000000"/>
           <w:sz w:val="20"/>
         </w:rPr>
-        <w:t>정규식 패턴과 키워드 카테고리 수</w:t>
+        <w:t>6. 정규식 패턴과 키워드 카테고리 수</w:t>
       </w:r>
     </w:p>
     <w:p>
       <w:pPr>
-        <w:pStyle w:val="ListNumber"/>
         <w:widowControl/>
-        <w:spacing w:before="0" w:after="60" w:line="331" w:lineRule="auto"/>
+        <w:spacing w:before="0" w:after="40" w:line="312" w:lineRule="auto"/>
+        <w:ind w:left="397" w:hanging="198"/>
         <w:jc w:val="both"/>
       </w:pPr>
       <w:r>
@@ -2875,14 +2893,14 @@
           <w:color w:val="000000"/>
           <w:sz w:val="20"/>
         </w:rPr>
-        <w:t>VIN 제9자리 체크디지트</w:t>
+        <w:t>7. VIN 제9자리 체크디지트</w:t>
       </w:r>
     </w:p>
     <w:p>
       <w:pPr>
-        <w:pStyle w:val="ListNumber"/>
         <w:widowControl/>
-        <w:spacing w:before="0" w:after="60" w:line="331" w:lineRule="auto"/>
+        <w:spacing w:before="0" w:after="40" w:line="312" w:lineRule="auto"/>
+        <w:ind w:left="397" w:hanging="198"/>
         <w:jc w:val="both"/>
       </w:pPr>
       <w:r>
@@ -2891,7 +2909,7 @@
           <w:color w:val="000000"/>
           <w:sz w:val="20"/>
         </w:rPr>
-        <w:t>레이어별 저장 지연시간과 비용 귀속</w:t>
+        <w:t>8. 레이어별 저장 지연시간과 비용 귀속</w:t>
       </w:r>
     </w:p>
     <w:p>
@@ -2992,6 +3010,38 @@
     </w:p>
     <w:p>
       <w:pPr>
+        <w:pStyle w:val="Heading2"/>
+        <w:keepNext/>
+        <w:keepLines/>
+      </w:pPr>
+      <w:r>
+        <w:rPr>
+          <w:rFonts w:ascii="HY견고딕" w:hAnsi="HY견고딕" w:eastAsia="HY견고딕"/>
+          <w:b/>
+          <w:color w:val="000000"/>
+          <w:sz w:val="24"/>
+        </w:rPr>
+        <w:t>8. AI 사용 공개</w:t>
+      </w:r>
+    </w:p>
+    <w:p>
+      <w:pPr>
+        <w:widowControl/>
+        <w:spacing w:before="0" w:after="60" w:line="331" w:lineRule="auto"/>
+        <w:ind w:firstLine="397"/>
+        <w:jc w:val="both"/>
+      </w:pPr>
+      <w:r>
+        <w:rPr>
+          <w:rFonts w:ascii="HY신명조" w:hAnsi="HY신명조" w:eastAsia="HY신명조"/>
+          <w:color w:val="000000"/>
+          <w:sz w:val="20"/>
+        </w:rPr>
+        <w:t>본 원고의 문장 가독성 개선, 형식 점검, 출처 후보 검색 및 코드 기반 재계산 절차의 보조에 OpenAI Codex를 사용하였다. 해당 도구의 출력은 독립적인 학술 근거나 연구자료로 채택하지 않았으며, 인용문헌의 존재는 발행기관·DOI·KCI 등 원문에서 대조하고 수치는 저장 데이터와 결정적 스크립트로 재계산하였다. 연구 설계·해석·제출 내용의 정확성과 연구윤리에 대한 최종 책임은 저자에게 있다.</w:t>
+      </w:r>
+    </w:p>
+    <w:p>
+      <w:pPr>
         <w:pStyle w:val="Heading1"/>
         <w:keepNext/>
         <w:keepLines/>
@@ -3003,7 +3053,7 @@
           <w:color w:val="000000"/>
           <w:sz w:val="28"/>
         </w:rPr>
-        <w:t>IV. 분석결과</w:t>
+        <w:t>Ⅳ. 분석결과</w:t>
       </w:r>
     </w:p>
     <w:p>
@@ -7480,11 +7530,19 @@
     </w:p>
     <w:p>
       <w:pPr>
-        <w:pStyle w:val="ListBullet"/>
         <w:widowControl/>
-        <w:spacing w:before="0" w:after="60" w:line="331" w:lineRule="auto"/>
-        <w:jc w:val="both"/>
-      </w:pPr>
+        <w:spacing w:before="0" w:after="40" w:line="312" w:lineRule="auto"/>
+        <w:ind w:left="397" w:hanging="198"/>
+        <w:jc w:val="left"/>
+      </w:pPr>
+      <w:r>
+        <w:rPr>
+          <w:rFonts w:ascii="HY신명조" w:hAnsi="HY신명조" w:eastAsia="HY신명조"/>
+          <w:color w:val="000000"/>
+          <w:sz w:val="20"/>
+        </w:rPr>
+        <w:t xml:space="preserve">• </w:t>
+      </w:r>
       <w:r>
         <w:rPr>
           <w:rFonts w:ascii="Consolas" w:hAnsi="Consolas" w:eastAsia="Consolas"/>
@@ -7496,11 +7554,19 @@
     </w:p>
     <w:p>
       <w:pPr>
-        <w:pStyle w:val="ListBullet"/>
         <w:widowControl/>
-        <w:spacing w:before="0" w:after="60" w:line="331" w:lineRule="auto"/>
-        <w:jc w:val="both"/>
-      </w:pPr>
+        <w:spacing w:before="0" w:after="40" w:line="312" w:lineRule="auto"/>
+        <w:ind w:left="397" w:hanging="198"/>
+        <w:jc w:val="left"/>
+      </w:pPr>
+      <w:r>
+        <w:rPr>
+          <w:rFonts w:ascii="HY신명조" w:hAnsi="HY신명조" w:eastAsia="HY신명조"/>
+          <w:color w:val="000000"/>
+          <w:sz w:val="20"/>
+        </w:rPr>
+        <w:t xml:space="preserve">• </w:t>
+      </w:r>
       <w:r>
         <w:rPr>
           <w:rFonts w:ascii="Consolas" w:hAnsi="Consolas" w:eastAsia="Consolas"/>
@@ -8400,7 +8466,7 @@
           <w:color w:val="000000"/>
           <w:sz w:val="28"/>
         </w:rPr>
-        <w:t>V. 논의</w:t>
+        <w:t>Ⅴ. 논의</w:t>
       </w:r>
     </w:p>
     <w:p>
@@ -8485,9 +8551,9 @@
     </w:p>
     <w:p>
       <w:pPr>
-        <w:pStyle w:val="ListNumber"/>
         <w:widowControl/>
-        <w:spacing w:before="0" w:after="60" w:line="331" w:lineRule="auto"/>
+        <w:spacing w:before="0" w:after="40" w:line="312" w:lineRule="auto"/>
+        <w:ind w:left="397" w:hanging="198"/>
         <w:jc w:val="both"/>
       </w:pPr>
       <w:r>
@@ -8496,14 +8562,14 @@
           <w:color w:val="000000"/>
           <w:sz w:val="20"/>
         </w:rPr>
-        <w:t>자모·한자·약어·혼용어·문맥 삽입 등 한국어 특유 변형을 후속 제품에 전달하기 전에 정규화한다.</w:t>
+        <w:t>1. 자모·한자·약어·혼용어·문맥 삽입 등 한국어 특유 변형을 후속 제품에 전달하기 전에 정규화한다.</w:t>
       </w:r>
     </w:p>
     <w:p>
       <w:pPr>
-        <w:pStyle w:val="ListNumber"/>
         <w:widowControl/>
-        <w:spacing w:before="0" w:after="60" w:line="331" w:lineRule="auto"/>
+        <w:spacing w:before="0" w:after="40" w:line="312" w:lineRule="auto"/>
+        <w:ind w:left="397" w:hanging="198"/>
         <w:jc w:val="both"/>
       </w:pPr>
       <w:r>
@@ -8512,14 +8578,14 @@
           <w:color w:val="000000"/>
           <w:sz w:val="20"/>
         </w:rPr>
-        <w:t>외부 모델 호출 전에 차단하므로 PII가 외부 API로 전달될 기회를 줄인다.</w:t>
+        <w:t>2. 외부 모델 호출 전에 차단하므로 PII가 외부 API로 전달될 기회를 줄인다.</w:t>
       </w:r>
     </w:p>
     <w:p>
       <w:pPr>
-        <w:pStyle w:val="ListNumber"/>
         <w:widowControl/>
-        <w:spacing w:before="0" w:after="60" w:line="331" w:lineRule="auto"/>
+        <w:spacing w:before="0" w:after="40" w:line="312" w:lineRule="auto"/>
+        <w:ind w:left="397" w:hanging="198"/>
         <w:jc w:val="both"/>
       </w:pPr>
       <w:r>
@@ -8528,14 +8594,14 @@
           <w:color w:val="000000"/>
           <w:sz w:val="20"/>
         </w:rPr>
-        <w:t>결정론적 규칙과 사전은 판정 근거를 기록하고 사후 감사할 수 있다.</w:t>
+        <w:t>3. 결정론적 규칙과 사전은 판정 근거를 기록하고 사후 감사할 수 있다.</w:t>
       </w:r>
     </w:p>
     <w:p>
       <w:pPr>
-        <w:pStyle w:val="ListNumber"/>
         <w:widowControl/>
-        <w:spacing w:before="0" w:after="60" w:line="331" w:lineRule="auto"/>
+        <w:spacing w:before="0" w:after="40" w:line="312" w:lineRule="auto"/>
+        <w:ind w:left="397" w:hanging="198"/>
         <w:jc w:val="both"/>
       </w:pPr>
       <w:r>
@@ -8544,14 +8610,14 @@
           <w:color w:val="000000"/>
           <w:sz w:val="20"/>
         </w:rPr>
-        <w:t>외부 연결이나 LLM 호출이 제한되는 폐쇄망에서도 작동할 수 있다.</w:t>
+        <w:t>4. 외부 연결이나 LLM 호출이 제한되는 폐쇄망에서도 작동할 수 있다.</w:t>
       </w:r>
     </w:p>
     <w:p>
       <w:pPr>
-        <w:pStyle w:val="ListNumber"/>
         <w:widowControl/>
-        <w:spacing w:before="0" w:after="60" w:line="331" w:lineRule="auto"/>
+        <w:spacing w:before="0" w:after="40" w:line="312" w:lineRule="auto"/>
+        <w:ind w:left="397" w:hanging="198"/>
         <w:jc w:val="both"/>
       </w:pPr>
       <w:r>
@@ -8560,7 +8626,7 @@
           <w:color w:val="000000"/>
           <w:sz w:val="20"/>
         </w:rPr>
-        <w:t>후속 Presidio·Bedrock·Lakera·LLM 판별기와 서로 다른 실패양상을 가져 단일 장애점을 줄인다.</w:t>
+        <w:t>5. 후속 Presidio·Bedrock·Lakera·LLM 판별기와 서로 다른 실패양상을 가져 단일 장애점을 줄인다.</w:t>
       </w:r>
     </w:p>
     <w:p>
@@ -8677,11 +8743,19 @@
     </w:p>
     <w:p>
       <w:pPr>
-        <w:pStyle w:val="ListNumber"/>
         <w:widowControl/>
-        <w:spacing w:before="0" w:after="60" w:line="331" w:lineRule="auto"/>
+        <w:spacing w:before="0" w:after="40" w:line="312" w:lineRule="auto"/>
+        <w:ind w:left="397" w:hanging="198"/>
         <w:jc w:val="both"/>
       </w:pPr>
+      <w:r>
+        <w:rPr>
+          <w:rFonts w:ascii="HY신명조" w:hAnsi="HY신명조" w:eastAsia="HY신명조"/>
+          <w:color w:val="000000"/>
+          <w:sz w:val="20"/>
+        </w:rPr>
+        <w:t xml:space="preserve">1. </w:t>
+      </w:r>
       <w:r>
         <w:rPr>
           <w:rFonts w:ascii="HY신명조" w:hAnsi="HY신명조" w:eastAsia="HY신명조"/>
@@ -8702,11 +8776,19 @@
     </w:p>
     <w:p>
       <w:pPr>
-        <w:pStyle w:val="ListNumber"/>
         <w:widowControl/>
-        <w:spacing w:before="0" w:after="60" w:line="331" w:lineRule="auto"/>
+        <w:spacing w:before="0" w:after="40" w:line="312" w:lineRule="auto"/>
+        <w:ind w:left="397" w:hanging="198"/>
         <w:jc w:val="both"/>
       </w:pPr>
+      <w:r>
+        <w:rPr>
+          <w:rFonts w:ascii="HY신명조" w:hAnsi="HY신명조" w:eastAsia="HY신명조"/>
+          <w:color w:val="000000"/>
+          <w:sz w:val="20"/>
+        </w:rPr>
+        <w:t xml:space="preserve">2. </w:t>
+      </w:r>
       <w:r>
         <w:rPr>
           <w:rFonts w:ascii="HY신명조" w:hAnsi="HY신명조" w:eastAsia="HY신명조"/>
@@ -8727,11 +8809,19 @@
     </w:p>
     <w:p>
       <w:pPr>
-        <w:pStyle w:val="ListNumber"/>
         <w:widowControl/>
-        <w:spacing w:before="0" w:after="60" w:line="331" w:lineRule="auto"/>
+        <w:spacing w:before="0" w:after="40" w:line="312" w:lineRule="auto"/>
+        <w:ind w:left="397" w:hanging="198"/>
         <w:jc w:val="both"/>
       </w:pPr>
+      <w:r>
+        <w:rPr>
+          <w:rFonts w:ascii="HY신명조" w:hAnsi="HY신명조" w:eastAsia="HY신명조"/>
+          <w:color w:val="000000"/>
+          <w:sz w:val="20"/>
+        </w:rPr>
+        <w:t xml:space="preserve">3. </w:t>
+      </w:r>
       <w:r>
         <w:rPr>
           <w:rFonts w:ascii="HY신명조" w:hAnsi="HY신명조" w:eastAsia="HY신명조"/>
@@ -8752,11 +8842,19 @@
     </w:p>
     <w:p>
       <w:pPr>
-        <w:pStyle w:val="ListNumber"/>
         <w:widowControl/>
-        <w:spacing w:before="0" w:after="60" w:line="331" w:lineRule="auto"/>
+        <w:spacing w:before="0" w:after="40" w:line="312" w:lineRule="auto"/>
+        <w:ind w:left="397" w:hanging="198"/>
         <w:jc w:val="both"/>
       </w:pPr>
+      <w:r>
+        <w:rPr>
+          <w:rFonts w:ascii="HY신명조" w:hAnsi="HY신명조" w:eastAsia="HY신명조"/>
+          <w:color w:val="000000"/>
+          <w:sz w:val="20"/>
+        </w:rPr>
+        <w:t xml:space="preserve">4. </w:t>
+      </w:r>
       <w:r>
         <w:rPr>
           <w:rFonts w:ascii="HY신명조" w:hAnsi="HY신명조" w:eastAsia="HY신명조"/>
@@ -8777,11 +8875,19 @@
     </w:p>
     <w:p>
       <w:pPr>
-        <w:pStyle w:val="ListNumber"/>
         <w:widowControl/>
-        <w:spacing w:before="0" w:after="60" w:line="331" w:lineRule="auto"/>
+        <w:spacing w:before="0" w:after="40" w:line="312" w:lineRule="auto"/>
+        <w:ind w:left="397" w:hanging="198"/>
         <w:jc w:val="both"/>
       </w:pPr>
+      <w:r>
+        <w:rPr>
+          <w:rFonts w:ascii="HY신명조" w:hAnsi="HY신명조" w:eastAsia="HY신명조"/>
+          <w:color w:val="000000"/>
+          <w:sz w:val="20"/>
+        </w:rPr>
+        <w:t xml:space="preserve">5. </w:t>
+      </w:r>
       <w:r>
         <w:rPr>
           <w:rFonts w:ascii="HY신명조" w:hAnsi="HY신명조" w:eastAsia="HY신명조"/>
@@ -8850,9 +8956,9 @@
     </w:p>
     <w:p>
       <w:pPr>
-        <w:pStyle w:val="ListBullet"/>
         <w:widowControl/>
-        <w:spacing w:before="0" w:after="60" w:line="331" w:lineRule="auto"/>
+        <w:spacing w:before="0" w:after="40" w:line="312" w:lineRule="auto"/>
+        <w:ind w:left="397" w:hanging="198"/>
         <w:jc w:val="both"/>
       </w:pPr>
       <w:r>
@@ -8861,7 +8967,7 @@
           <w:color w:val="000000"/>
           <w:sz w:val="20"/>
         </w:rPr>
-        <w:t xml:space="preserve">기술 데이터셋의 </w:t>
+        <w:t xml:space="preserve">1. 기술 데이터셋의 </w:t>
       </w:r>
       <w:r>
         <w:rPr>
@@ -8874,9 +8980,9 @@
     </w:p>
     <w:p>
       <w:pPr>
-        <w:pStyle w:val="ListBullet"/>
         <w:widowControl/>
-        <w:spacing w:before="0" w:after="60" w:line="331" w:lineRule="auto"/>
+        <w:spacing w:before="0" w:after="40" w:line="312" w:lineRule="auto"/>
+        <w:ind w:left="397" w:hanging="198"/>
         <w:jc w:val="both"/>
       </w:pPr>
       <w:r>
@@ -8885,14 +8991,14 @@
           <w:color w:val="000000"/>
           <w:sz w:val="20"/>
         </w:rPr>
-        <w:t>개인정보 보호법상 범주와 조문</w:t>
+        <w:t>2. 개인정보 보호법상 범주와 조문</w:t>
       </w:r>
     </w:p>
     <w:p>
       <w:pPr>
-        <w:pStyle w:val="ListBullet"/>
         <w:widowControl/>
-        <w:spacing w:before="0" w:after="60" w:line="331" w:lineRule="auto"/>
+        <w:spacing w:before="0" w:after="40" w:line="312" w:lineRule="auto"/>
+        <w:ind w:left="397" w:hanging="198"/>
         <w:jc w:val="both"/>
       </w:pPr>
       <w:r>
@@ -8901,14 +9007,14 @@
           <w:color w:val="000000"/>
           <w:sz w:val="20"/>
         </w:rPr>
-        <w:t>합성값의 현실성·유효성 규칙</w:t>
+        <w:t>3. 합성값의 현실성·유효성 규칙</w:t>
       </w:r>
     </w:p>
     <w:p>
       <w:pPr>
-        <w:pStyle w:val="ListBullet"/>
         <w:widowControl/>
-        <w:spacing w:before="0" w:after="60" w:line="331" w:lineRule="auto"/>
+        <w:spacing w:before="0" w:after="40" w:line="312" w:lineRule="auto"/>
+        <w:ind w:left="397" w:hanging="198"/>
         <w:jc w:val="both"/>
       </w:pPr>
       <w:r>
@@ -8917,14 +9023,14 @@
           <w:color w:val="000000"/>
           <w:sz w:val="20"/>
         </w:rPr>
-        <w:t>기대되는 기술 조치</w:t>
+        <w:t>4. 기대되는 기술 조치</w:t>
       </w:r>
     </w:p>
     <w:p>
       <w:pPr>
-        <w:pStyle w:val="ListBullet"/>
         <w:widowControl/>
-        <w:spacing w:before="0" w:after="60" w:line="331" w:lineRule="auto"/>
+        <w:spacing w:before="0" w:after="40" w:line="312" w:lineRule="auto"/>
+        <w:ind w:left="397" w:hanging="198"/>
         <w:jc w:val="both"/>
       </w:pPr>
       <w:r>
@@ -8933,7 +9039,7 @@
           <w:color w:val="000000"/>
           <w:sz w:val="20"/>
         </w:rPr>
-        <w:t>오탐과 미탐이 야기할 수 있는 피해</w:t>
+        <w:t>5. 오탐과 미탐이 야기할 수 있는 피해</w:t>
       </w:r>
     </w:p>
     <w:p>
@@ -9050,10 +9156,10 @@
     </w:p>
     <w:p>
       <w:pPr>
-        <w:pStyle w:val="ListBullet"/>
         <w:widowControl/>
-        <w:spacing w:before="0" w:after="60" w:line="331" w:lineRule="auto"/>
-        <w:jc w:val="both"/>
+        <w:spacing w:before="0" w:after="40" w:line="312" w:lineRule="auto"/>
+        <w:ind w:left="397" w:hanging="198"/>
+        <w:jc w:val="left"/>
       </w:pPr>
       <w:r>
         <w:rPr>
@@ -9061,15 +9167,15 @@
           <w:color w:val="000000"/>
           <w:sz w:val="20"/>
         </w:rPr>
-        <w:t>공급자와 제품명</w:t>
+        <w:t>• 공급자와 제품명</w:t>
       </w:r>
     </w:p>
     <w:p>
       <w:pPr>
-        <w:pStyle w:val="ListBullet"/>
         <w:widowControl/>
-        <w:spacing w:before="0" w:after="60" w:line="331" w:lineRule="auto"/>
-        <w:jc w:val="both"/>
+        <w:spacing w:before="0" w:after="40" w:line="312" w:lineRule="auto"/>
+        <w:ind w:left="397" w:hanging="198"/>
+        <w:jc w:val="left"/>
       </w:pPr>
       <w:r>
         <w:rPr>
@@ -9077,15 +9183,15 @@
           <w:color w:val="000000"/>
           <w:sz w:val="20"/>
         </w:rPr>
-        <w:t>평가 region과 날짜</w:t>
+        <w:t>• 평가 region과 날짜</w:t>
       </w:r>
     </w:p>
     <w:p>
       <w:pPr>
-        <w:pStyle w:val="ListBullet"/>
         <w:widowControl/>
-        <w:spacing w:before="0" w:after="60" w:line="331" w:lineRule="auto"/>
-        <w:jc w:val="both"/>
+        <w:spacing w:before="0" w:after="40" w:line="312" w:lineRule="auto"/>
+        <w:ind w:left="397" w:hanging="198"/>
+        <w:jc w:val="left"/>
       </w:pPr>
       <w:r>
         <w:rPr>
@@ -9093,15 +9199,15 @@
           <w:color w:val="000000"/>
           <w:sz w:val="20"/>
         </w:rPr>
-        <w:t>guardrail ID·version·tier</w:t>
+        <w:t>• guardrail ID·version·tier</w:t>
       </w:r>
     </w:p>
     <w:p>
       <w:pPr>
-        <w:pStyle w:val="ListBullet"/>
         <w:widowControl/>
-        <w:spacing w:before="0" w:after="60" w:line="331" w:lineRule="auto"/>
-        <w:jc w:val="both"/>
+        <w:spacing w:before="0" w:after="40" w:line="312" w:lineRule="auto"/>
+        <w:ind w:left="397" w:hanging="198"/>
+        <w:jc w:val="left"/>
       </w:pPr>
       <w:r>
         <w:rPr>
@@ -9109,15 +9215,15 @@
           <w:color w:val="000000"/>
           <w:sz w:val="20"/>
         </w:rPr>
-        <w:t>활성 policy·entity</w:t>
+        <w:t>• 활성 policy·entity</w:t>
       </w:r>
     </w:p>
     <w:p>
       <w:pPr>
-        <w:pStyle w:val="ListBullet"/>
         <w:widowControl/>
-        <w:spacing w:before="0" w:after="60" w:line="331" w:lineRule="auto"/>
-        <w:jc w:val="both"/>
+        <w:spacing w:before="0" w:after="40" w:line="312" w:lineRule="auto"/>
+        <w:ind w:left="397" w:hanging="198"/>
+        <w:jc w:val="left"/>
       </w:pPr>
       <w:r>
         <w:rPr>
@@ -9125,15 +9231,15 @@
           <w:color w:val="000000"/>
           <w:sz w:val="20"/>
         </w:rPr>
-        <w:t>입력·출력 중 적용 위치</w:t>
+        <w:t>• 입력·출력 중 적용 위치</w:t>
       </w:r>
     </w:p>
     <w:p>
       <w:pPr>
-        <w:pStyle w:val="ListBullet"/>
         <w:widowControl/>
-        <w:spacing w:before="0" w:after="60" w:line="331" w:lineRule="auto"/>
-        <w:jc w:val="both"/>
+        <w:spacing w:before="0" w:after="40" w:line="312" w:lineRule="auto"/>
+        <w:ind w:left="397" w:hanging="198"/>
+        <w:jc w:val="left"/>
       </w:pPr>
       <w:r>
         <w:rPr>
@@ -9141,15 +9247,15 @@
           <w:color w:val="000000"/>
           <w:sz w:val="20"/>
         </w:rPr>
-        <w:t>게이트웨이·SDK·모델 버전</w:t>
+        <w:t>• 게이트웨이·SDK·모델 버전</w:t>
       </w:r>
     </w:p>
     <w:p>
       <w:pPr>
-        <w:pStyle w:val="ListBullet"/>
         <w:widowControl/>
-        <w:spacing w:before="0" w:after="60" w:line="331" w:lineRule="auto"/>
-        <w:jc w:val="both"/>
+        <w:spacing w:before="0" w:after="40" w:line="312" w:lineRule="auto"/>
+        <w:ind w:left="397" w:hanging="198"/>
+        <w:jc w:val="left"/>
       </w:pPr>
       <w:r>
         <w:rPr>
@@ -9157,7 +9263,7 @@
           <w:color w:val="000000"/>
           <w:sz w:val="20"/>
         </w:rPr>
-        <w:t>오류·재시도·rate limit 처리</w:t>
+        <w:t>• 오류·재시도·rate limit 처리</w:t>
       </w:r>
     </w:p>
     <w:p>
@@ -9189,7 +9295,7 @@
           <w:color w:val="000000"/>
           <w:sz w:val="28"/>
         </w:rPr>
-        <w:t>VI. 형사정책적 제언</w:t>
+        <w:t>Ⅵ. 형사정책적 제언</w:t>
       </w:r>
     </w:p>
     <w:p>
@@ -9402,9 +9508,9 @@
     </w:p>
     <w:p>
       <w:pPr>
-        <w:pStyle w:val="ListNumber"/>
         <w:widowControl/>
-        <w:spacing w:before="0" w:after="60" w:line="331" w:lineRule="auto"/>
+        <w:spacing w:before="0" w:after="40" w:line="312" w:lineRule="auto"/>
+        <w:ind w:left="397" w:hanging="198"/>
         <w:jc w:val="both"/>
       </w:pPr>
       <w:r>
@@ -9413,14 +9519,14 @@
           <w:color w:val="000000"/>
           <w:sz w:val="20"/>
         </w:rPr>
-        <w:t>데이터 행 수·스키마·유효성 검사</w:t>
+        <w:t>1. 데이터 행 수·스키마·유효성 검사</w:t>
       </w:r>
     </w:p>
     <w:p>
       <w:pPr>
-        <w:pStyle w:val="ListNumber"/>
         <w:widowControl/>
-        <w:spacing w:before="0" w:after="60" w:line="331" w:lineRule="auto"/>
+        <w:spacing w:before="0" w:after="40" w:line="312" w:lineRule="auto"/>
+        <w:ind w:left="397" w:hanging="198"/>
         <w:jc w:val="both"/>
       </w:pPr>
       <w:r>
@@ -9429,14 +9535,14 @@
           <w:color w:val="000000"/>
           <w:sz w:val="20"/>
         </w:rPr>
-        <w:t>평가기 단위테스트와 gold span 표본검사</w:t>
+        <w:t>2. 평가기 단위테스트와 gold span 표본검사</w:t>
       </w:r>
     </w:p>
     <w:p>
       <w:pPr>
-        <w:pStyle w:val="ListNumber"/>
         <w:widowControl/>
-        <w:spacing w:before="0" w:after="60" w:line="331" w:lineRule="auto"/>
+        <w:spacing w:before="0" w:after="40" w:line="312" w:lineRule="auto"/>
+        <w:ind w:left="397" w:hanging="198"/>
         <w:jc w:val="both"/>
       </w:pPr>
       <w:r>
@@ -9445,14 +9551,14 @@
           <w:color w:val="000000"/>
           <w:sz w:val="20"/>
         </w:rPr>
-        <w:t>저장 결과에서 표·통계의 독립 재계산</w:t>
+        <w:t>3. 저장 결과에서 표·통계의 독립 재계산</w:t>
       </w:r>
     </w:p>
     <w:p>
       <w:pPr>
-        <w:pStyle w:val="ListNumber"/>
         <w:widowControl/>
-        <w:spacing w:before="0" w:after="60" w:line="331" w:lineRule="auto"/>
+        <w:spacing w:before="0" w:after="40" w:line="312" w:lineRule="auto"/>
+        <w:ind w:left="397" w:hanging="198"/>
         <w:jc w:val="both"/>
       </w:pPr>
       <w:r>
@@ -9461,7 +9567,7 @@
           <w:color w:val="000000"/>
           <w:sz w:val="20"/>
         </w:rPr>
-        <w:t>제품·법령·참고문헌의 공식 원문 대조</w:t>
+        <w:t>4. 제품·법령·참고문헌의 공식 원문 대조</w:t>
       </w:r>
     </w:p>
     <w:p>
@@ -9498,10 +9604,10 @@
     </w:p>
     <w:p>
       <w:pPr>
-        <w:pStyle w:val="ListBullet"/>
         <w:widowControl/>
-        <w:spacing w:before="0" w:after="60" w:line="331" w:lineRule="auto"/>
-        <w:jc w:val="both"/>
+        <w:spacing w:before="0" w:after="40" w:line="312" w:lineRule="auto"/>
+        <w:ind w:left="397" w:hanging="198"/>
+        <w:jc w:val="left"/>
       </w:pPr>
       <w:r>
         <w:rPr>
@@ -9509,15 +9615,15 @@
           <w:color w:val="000000"/>
           <w:sz w:val="20"/>
         </w:rPr>
-        <w:t>처리하는 개인정보·민감정보 유형과 법적 근거</w:t>
+        <w:t>• 처리하는 개인정보·민감정보 유형과 법적 근거</w:t>
       </w:r>
     </w:p>
     <w:p>
       <w:pPr>
-        <w:pStyle w:val="ListBullet"/>
         <w:widowControl/>
-        <w:spacing w:before="0" w:after="60" w:line="331" w:lineRule="auto"/>
-        <w:jc w:val="both"/>
+        <w:spacing w:before="0" w:after="40" w:line="312" w:lineRule="auto"/>
+        <w:ind w:left="397" w:hanging="198"/>
+        <w:jc w:val="left"/>
       </w:pPr>
       <w:r>
         <w:rPr>
@@ -9525,15 +9631,15 @@
           <w:color w:val="000000"/>
           <w:sz w:val="20"/>
         </w:rPr>
-        <w:t>가드레일 적용 위치와 실패 시 데이터 흐름</w:t>
+        <w:t>• 가드레일 적용 위치와 실패 시 데이터 흐름</w:t>
       </w:r>
     </w:p>
     <w:p>
       <w:pPr>
-        <w:pStyle w:val="ListBullet"/>
         <w:widowControl/>
-        <w:spacing w:before="0" w:after="60" w:line="331" w:lineRule="auto"/>
-        <w:jc w:val="both"/>
+        <w:spacing w:before="0" w:after="40" w:line="312" w:lineRule="auto"/>
+        <w:ind w:left="397" w:hanging="198"/>
+        <w:jc w:val="left"/>
       </w:pPr>
       <w:r>
         <w:rPr>
@@ -9541,15 +9647,15 @@
           <w:color w:val="000000"/>
           <w:sz w:val="20"/>
         </w:rPr>
-        <w:t>언어·변이·문맥별 평가범위</w:t>
+        <w:t>• 언어·변이·문맥별 평가범위</w:t>
       </w:r>
     </w:p>
     <w:p>
       <w:pPr>
-        <w:pStyle w:val="ListBullet"/>
         <w:widowControl/>
-        <w:spacing w:before="0" w:after="60" w:line="331" w:lineRule="auto"/>
-        <w:jc w:val="both"/>
+        <w:spacing w:before="0" w:after="40" w:line="312" w:lineRule="auto"/>
+        <w:ind w:left="397" w:hanging="198"/>
+        <w:jc w:val="left"/>
       </w:pPr>
       <w:r>
         <w:rPr>
@@ -9557,15 +9663,15 @@
           <w:color w:val="000000"/>
           <w:sz w:val="20"/>
         </w:rPr>
-        <w:t>오탐·미탐·오류·지연·비용</w:t>
+        <w:t>• 오탐·미탐·오류·지연·비용</w:t>
       </w:r>
     </w:p>
     <w:p>
       <w:pPr>
-        <w:pStyle w:val="ListBullet"/>
         <w:widowControl/>
-        <w:spacing w:before="0" w:after="60" w:line="331" w:lineRule="auto"/>
-        <w:jc w:val="both"/>
+        <w:spacing w:before="0" w:after="40" w:line="312" w:lineRule="auto"/>
+        <w:ind w:left="397" w:hanging="198"/>
+        <w:jc w:val="left"/>
       </w:pPr>
       <w:r>
         <w:rPr>
@@ -9573,15 +9679,15 @@
           <w:color w:val="000000"/>
           <w:sz w:val="20"/>
         </w:rPr>
-        <w:t>버전 변경 후 재평가 조건</w:t>
+        <w:t>• 버전 변경 후 재평가 조건</w:t>
       </w:r>
     </w:p>
     <w:p>
       <w:pPr>
-        <w:pStyle w:val="ListBullet"/>
         <w:widowControl/>
-        <w:spacing w:before="0" w:after="60" w:line="331" w:lineRule="auto"/>
-        <w:jc w:val="both"/>
+        <w:spacing w:before="0" w:after="40" w:line="312" w:lineRule="auto"/>
+        <w:ind w:left="397" w:hanging="198"/>
+        <w:jc w:val="left"/>
       </w:pPr>
       <w:r>
         <w:rPr>
@@ -9589,15 +9695,15 @@
           <w:color w:val="000000"/>
           <w:sz w:val="20"/>
         </w:rPr>
-        <w:t>외부 API 사용이 제한되는 폐쇄망 대안</w:t>
+        <w:t>• 외부 API 사용이 제한되는 폐쇄망 대안</w:t>
       </w:r>
     </w:p>
     <w:p>
       <w:pPr>
-        <w:pStyle w:val="ListBullet"/>
         <w:widowControl/>
-        <w:spacing w:before="0" w:after="60" w:line="331" w:lineRule="auto"/>
-        <w:jc w:val="both"/>
+        <w:spacing w:before="0" w:after="40" w:line="312" w:lineRule="auto"/>
+        <w:ind w:left="397" w:hanging="198"/>
+        <w:jc w:val="left"/>
       </w:pPr>
       <w:r>
         <w:rPr>
@@ -9605,7 +9711,7 @@
           <w:color w:val="000000"/>
           <w:sz w:val="20"/>
         </w:rPr>
-        <w:t>독립 검토자와 재현자료의 위치</w:t>
+        <w:t>• 독립 검토자와 재현자료의 위치</w:t>
       </w:r>
     </w:p>
     <w:p>
@@ -9637,7 +9743,7 @@
           <w:color w:val="000000"/>
           <w:sz w:val="28"/>
         </w:rPr>
-        <w:t>VII. 한계</w:t>
+        <w:t>Ⅶ. 한계</w:t>
       </w:r>
     </w:p>
     <w:p>
@@ -9749,7 +9855,7 @@
           <w:color w:val="000000"/>
           <w:sz w:val="28"/>
         </w:rPr>
-        <w:t>VIII. 결론</w:t>
+        <w:t>Ⅷ. 결론</w:t>
       </w:r>
     </w:p>
     <w:p>
@@ -9866,9 +9972,9 @@
     </w:p>
     <w:p>
       <w:pPr>
-        <w:pStyle w:val="Heading1"/>
         <w:keepNext/>
-        <w:keepLines/>
+        <w:spacing w:before="200" w:after="140"/>
+        <w:jc w:val="center"/>
       </w:pPr>
       <w:r>
         <w:rPr>
@@ -9877,7 +9983,7 @@
           <w:color w:val="000000"/>
           <w:sz w:val="28"/>
         </w:rPr>
-        <w:t>참고문헌</w:t>
+        <w:t>참 고 문 헌</w:t>
       </w:r>
     </w:p>
     <w:p>
@@ -9900,8 +10006,8 @@
       <w:pPr>
         <w:widowControl/>
         <w:spacing w:before="0" w:after="60" w:line="331" w:lineRule="auto"/>
-        <w:ind w:firstLine="397"/>
-        <w:jc w:val="both"/>
+        <w:ind w:left="397" w:hanging="397"/>
+        <w:jc w:val="left"/>
       </w:pPr>
       <w:r>
         <w:rPr>
@@ -9909,7 +10015,7 @@
           <w:color w:val="000000"/>
           <w:sz w:val="20"/>
         </w:rPr>
-        <w:t xml:space="preserve">송봉규. (2026). AI시대 범죄학 패러다임 전환에 대한 접근. </w:t>
+        <w:t xml:space="preserve">노희주, 조윤오 (2025). 온라인 괴롭힘 반복피해의 영향 요인에 관한 연구: 생활양식-일상활동 이론을 중심으로. </w:t>
       </w:r>
       <w:r>
         <w:rPr>
@@ -9918,7 +10024,7 @@
           <w:color w:val="000000"/>
           <w:sz w:val="20"/>
         </w:rPr>
-        <w:t>범죄와 정책</w:t>
+        <w:t>교정담론</w:t>
       </w:r>
       <w:r>
         <w:rPr>
@@ -9926,15 +10032,818 @@
           <w:color w:val="000000"/>
           <w:sz w:val="20"/>
         </w:rPr>
-        <w:t>, 2(1), 5–18.</w:t>
+        <w:t>, 19(1), 63–94.</w:t>
       </w:r>
     </w:p>
     <w:p>
       <w:pPr>
+        <w:widowControl/>
+        <w:spacing w:before="0" w:after="60" w:line="331" w:lineRule="auto"/>
+        <w:ind w:left="397" w:hanging="397"/>
+        <w:jc w:val="left"/>
+      </w:pPr>
+      <w:r>
+        <w:rPr>
+          <w:rFonts w:ascii="HY신명조" w:hAnsi="HY신명조" w:eastAsia="HY신명조"/>
+          <w:color w:val="000000"/>
+          <w:sz w:val="20"/>
+        </w:rPr>
+        <w:t xml:space="preserve">박기태, 조제성 (2017). 청소년의 일상적 생활양식이 사이버범죄피해에 미치는 영향. </w:t>
+      </w:r>
+      <w:r>
+        <w:rPr>
+          <w:rFonts w:ascii="HY신명조" w:hAnsi="HY신명조" w:eastAsia="HY신명조"/>
+          <w:i/>
+          <w:color w:val="000000"/>
+          <w:sz w:val="20"/>
+        </w:rPr>
+        <w:t>경찰학연구</w:t>
+      </w:r>
+      <w:r>
+        <w:rPr>
+          <w:rFonts w:ascii="HY신명조" w:hAnsi="HY신명조" w:eastAsia="HY신명조"/>
+          <w:color w:val="000000"/>
+          <w:sz w:val="20"/>
+        </w:rPr>
+        <w:t>, 17(3), 141–168. https://doi.org/10.22816/polsci.2017.17.3.006</w:t>
+      </w:r>
+    </w:p>
+    <w:p>
+      <w:pPr>
+        <w:widowControl/>
+        <w:spacing w:before="0" w:after="60" w:line="331" w:lineRule="auto"/>
+        <w:ind w:left="397" w:hanging="397"/>
+        <w:jc w:val="left"/>
+      </w:pPr>
+      <w:r>
+        <w:rPr>
+          <w:rFonts w:ascii="HY신명조" w:hAnsi="HY신명조" w:eastAsia="HY신명조"/>
+          <w:color w:val="000000"/>
+          <w:sz w:val="20"/>
+        </w:rPr>
+        <w:t xml:space="preserve">백서진, 최한림, 박윤지, 정보남, 함근희 (2026). 다중 전자문서 환경에서 문서 구조 기반 개인정보 노출 위험과 비식별화 처리에 관한 연구. </w:t>
+      </w:r>
+      <w:r>
+        <w:rPr>
+          <w:rFonts w:ascii="HY신명조" w:hAnsi="HY신명조" w:eastAsia="HY신명조"/>
+          <w:i/>
+          <w:color w:val="000000"/>
+          <w:sz w:val="20"/>
+        </w:rPr>
+        <w:t>범죄와 정책</w:t>
+      </w:r>
+      <w:r>
+        <w:rPr>
+          <w:rFonts w:ascii="HY신명조" w:hAnsi="HY신명조" w:eastAsia="HY신명조"/>
+          <w:color w:val="000000"/>
+          <w:sz w:val="20"/>
+        </w:rPr>
+        <w:t>, 2(1), 19–34.</w:t>
+      </w:r>
+    </w:p>
+    <w:p>
+      <w:pPr>
+        <w:widowControl/>
+        <w:spacing w:before="0" w:after="60" w:line="331" w:lineRule="auto"/>
+        <w:ind w:left="397" w:hanging="397"/>
+        <w:jc w:val="left"/>
+      </w:pPr>
+      <w:r>
+        <w:rPr>
+          <w:rFonts w:ascii="HY신명조" w:hAnsi="HY신명조" w:eastAsia="HY신명조"/>
+          <w:color w:val="000000"/>
+          <w:sz w:val="20"/>
+        </w:rPr>
+        <w:t xml:space="preserve">블라데미르 T. 콩고, 여승준, 최진혁 (2025). Applying Routine Activity Theory To Cybercrime: Revisiting ‘VIVA’ Model. </w:t>
+      </w:r>
+      <w:r>
+        <w:rPr>
+          <w:rFonts w:ascii="HY신명조" w:hAnsi="HY신명조" w:eastAsia="HY신명조"/>
+          <w:i/>
+          <w:color w:val="000000"/>
+          <w:sz w:val="20"/>
+        </w:rPr>
+        <w:t>한국경찰학회보</w:t>
+      </w:r>
+      <w:r>
+        <w:rPr>
+          <w:rFonts w:ascii="HY신명조" w:hAnsi="HY신명조" w:eastAsia="HY신명조"/>
+          <w:color w:val="000000"/>
+          <w:sz w:val="20"/>
+        </w:rPr>
+        <w:t>, 27(1), 61–90.</w:t>
+      </w:r>
+    </w:p>
+    <w:p>
+      <w:pPr>
+        <w:widowControl/>
+        <w:spacing w:before="0" w:after="60" w:line="331" w:lineRule="auto"/>
+        <w:ind w:left="397" w:hanging="397"/>
+        <w:jc w:val="left"/>
+      </w:pPr>
+      <w:r>
+        <w:rPr>
+          <w:rFonts w:ascii="HY신명조" w:hAnsi="HY신명조" w:eastAsia="HY신명조"/>
+          <w:color w:val="000000"/>
+          <w:sz w:val="20"/>
+        </w:rPr>
+        <w:t xml:space="preserve">서지혜, 최진선, 박진수 (2020). A Lifestyle-Routine Activity Theory (LRAT) Approach to Cybercrime Victimization: An Empirical Assessment of SNS Lifestyle Exposure Activities. </w:t>
+      </w:r>
+      <w:r>
+        <w:rPr>
+          <w:rFonts w:ascii="HY신명조" w:hAnsi="HY신명조" w:eastAsia="HY신명조"/>
+          <w:i/>
+          <w:color w:val="000000"/>
+          <w:sz w:val="20"/>
+        </w:rPr>
+        <w:t>Asia Pacific Journal of Information Systems</w:t>
+      </w:r>
+      <w:r>
+        <w:rPr>
+          <w:rFonts w:ascii="HY신명조" w:hAnsi="HY신명조" w:eastAsia="HY신명조"/>
+          <w:color w:val="000000"/>
+          <w:sz w:val="20"/>
+        </w:rPr>
+        <w:t>, 30(1), 53–71. https://doi.org/10.14329/apjis.2020.30.1.53</w:t>
+      </w:r>
+    </w:p>
+    <w:p>
+      <w:pPr>
+        <w:widowControl/>
+        <w:spacing w:before="0" w:after="60" w:line="331" w:lineRule="auto"/>
+        <w:ind w:left="397" w:hanging="397"/>
+        <w:jc w:val="left"/>
+      </w:pPr>
+      <w:r>
+        <w:rPr>
+          <w:rFonts w:ascii="HY신명조" w:hAnsi="HY신명조" w:eastAsia="HY신명조"/>
+          <w:color w:val="000000"/>
+          <w:sz w:val="20"/>
+        </w:rPr>
+        <w:t xml:space="preserve">송봉규 (2026). AI시대 범죄학 패러다임 전환에 대한 접근. </w:t>
+      </w:r>
+      <w:r>
+        <w:rPr>
+          <w:rFonts w:ascii="HY신명조" w:hAnsi="HY신명조" w:eastAsia="HY신명조"/>
+          <w:i/>
+          <w:color w:val="000000"/>
+          <w:sz w:val="20"/>
+        </w:rPr>
+        <w:t>범죄와 정책</w:t>
+      </w:r>
+      <w:r>
+        <w:rPr>
+          <w:rFonts w:ascii="HY신명조" w:hAnsi="HY신명조" w:eastAsia="HY신명조"/>
+          <w:color w:val="000000"/>
+          <w:sz w:val="20"/>
+        </w:rPr>
+        <w:t>, 2(1), 5–18.</w:t>
+      </w:r>
+    </w:p>
+    <w:p>
+      <w:pPr>
+        <w:widowControl/>
+        <w:spacing w:before="0" w:after="60" w:line="331" w:lineRule="auto"/>
+        <w:ind w:left="397" w:hanging="397"/>
+        <w:jc w:val="left"/>
+      </w:pPr>
+      <w:r>
+        <w:rPr>
+          <w:rFonts w:ascii="HY신명조" w:hAnsi="HY신명조" w:eastAsia="HY신명조"/>
+          <w:color w:val="000000"/>
+          <w:sz w:val="20"/>
+        </w:rPr>
+        <w:t xml:space="preserve">이윤호, 김도우, 유영재 (2011). 사이버 공간에서의 일상활동과 범죄피해. </w:t>
+      </w:r>
+      <w:r>
+        <w:rPr>
+          <w:rFonts w:ascii="HY신명조" w:hAnsi="HY신명조" w:eastAsia="HY신명조"/>
+          <w:i/>
+          <w:color w:val="000000"/>
+          <w:sz w:val="20"/>
+        </w:rPr>
+        <w:t>한국공안행정학회보</w:t>
+      </w:r>
+      <w:r>
+        <w:rPr>
+          <w:rFonts w:ascii="HY신명조" w:hAnsi="HY신명조" w:eastAsia="HY신명조"/>
+          <w:color w:val="000000"/>
+          <w:sz w:val="20"/>
+        </w:rPr>
+        <w:t>, 20(3), 213–240.</w:t>
+      </w:r>
+    </w:p>
+    <w:p>
+      <w:pPr>
+        <w:pStyle w:val="Heading2"/>
+        <w:keepNext/>
+        <w:keepLines/>
+      </w:pPr>
+      <w:r>
+        <w:rPr>
+          <w:rFonts w:ascii="HY견고딕" w:hAnsi="HY견고딕" w:eastAsia="HY견고딕"/>
+          <w:b/>
+          <w:color w:val="000000"/>
+          <w:sz w:val="24"/>
+        </w:rPr>
+        <w:t>2. 국내 법령·공식자료</w:t>
+      </w:r>
+    </w:p>
+    <w:p>
+      <w:pPr>
+        <w:widowControl/>
+        <w:spacing w:before="0" w:after="60" w:line="331" w:lineRule="auto"/>
+        <w:ind w:left="397" w:hanging="397"/>
+        <w:jc w:val="left"/>
+      </w:pPr>
+      <w:r>
+        <w:rPr>
+          <w:rFonts w:ascii="HY신명조" w:hAnsi="HY신명조" w:eastAsia="HY신명조"/>
+          <w:color w:val="000000"/>
+          <w:sz w:val="20"/>
+        </w:rPr>
+        <w:t>개인정보 보호법. 법률 제20897호, 2025. 4. 1. 일부개정, 2025. 10. 2. 시행.</w:t>
+      </w:r>
+    </w:p>
+    <w:p>
+      <w:pPr>
+        <w:widowControl/>
+        <w:spacing w:before="0" w:after="60" w:line="331" w:lineRule="auto"/>
+        <w:ind w:left="397" w:hanging="397"/>
+        <w:jc w:val="left"/>
+      </w:pPr>
+      <w:r>
+        <w:rPr>
+          <w:rFonts w:ascii="HY신명조" w:hAnsi="HY신명조" w:eastAsia="HY신명조"/>
+          <w:color w:val="000000"/>
+          <w:sz w:val="20"/>
+        </w:rPr>
+        <w:t>개인정보 보호법 시행령. 대통령령 제36340호, 2026. 5. 19. 일부개정·시행.</w:t>
+      </w:r>
+    </w:p>
+    <w:p>
+      <w:pPr>
+        <w:widowControl/>
+        <w:spacing w:before="0" w:after="60" w:line="331" w:lineRule="auto"/>
+        <w:ind w:left="397" w:hanging="397"/>
+        <w:jc w:val="left"/>
+      </w:pPr>
+      <w:r>
+        <w:rPr>
+          <w:rFonts w:ascii="HY신명조" w:hAnsi="HY신명조" w:eastAsia="HY신명조"/>
+          <w:color w:val="000000"/>
+          <w:sz w:val="20"/>
+        </w:rPr>
+        <w:t xml:space="preserve">법제처. </w:t>
+      </w:r>
+      <w:r>
+        <w:rPr>
+          <w:rFonts w:ascii="HY신명조" w:hAnsi="HY신명조" w:eastAsia="HY신명조"/>
+          <w:i/>
+          <w:color w:val="000000"/>
+          <w:sz w:val="20"/>
+        </w:rPr>
+        <w:t>국가법령정보 공동활용 LAW OPEN DATA</w:t>
+      </w:r>
+      <w:r>
+        <w:rPr>
+          <w:rFonts w:ascii="HY신명조" w:hAnsi="HY신명조" w:eastAsia="HY신명조"/>
+          <w:color w:val="000000"/>
+          <w:sz w:val="20"/>
+        </w:rPr>
+        <w:t>. https://open.law.go.kr/LSO/information/service.do (접근일: 2026. 7. 26).</w:t>
+      </w:r>
+    </w:p>
+    <w:p>
+      <w:pPr>
+        <w:widowControl/>
+        <w:spacing w:before="0" w:after="60" w:line="331" w:lineRule="auto"/>
+        <w:ind w:left="397" w:hanging="397"/>
+        <w:jc w:val="left"/>
+      </w:pPr>
+      <w:r>
+        <w:rPr>
+          <w:rFonts w:ascii="HY신명조" w:hAnsi="HY신명조" w:eastAsia="HY신명조"/>
+          <w:color w:val="000000"/>
+          <w:sz w:val="20"/>
+        </w:rPr>
+        <w:t>인공지능 발전과 신뢰 기반 조성 등에 관한 기본법. 법률 제21311호, 2026. 1. 20. 일부개정. 본문 인용 조문 제31조·제33조·제34조·제35조·제43조 시행일 2026. 1. 22.; 일부 개정 조문 시행일 2026. 7. 21.</w:t>
+      </w:r>
+    </w:p>
+    <w:p>
+      <w:pPr>
+        <w:widowControl/>
+        <w:spacing w:before="0" w:after="60" w:line="331" w:lineRule="auto"/>
+        <w:ind w:left="397" w:hanging="397"/>
+        <w:jc w:val="left"/>
+      </w:pPr>
+      <w:r>
+        <w:rPr>
+          <w:rFonts w:ascii="HY신명조" w:hAnsi="HY신명조" w:eastAsia="HY신명조"/>
+          <w:color w:val="000000"/>
+          <w:sz w:val="20"/>
+        </w:rPr>
+        <w:t>한국범죄학회. 「범죄와 정책」 소개. https://ksoc.re.kr/%EB%B2%94%EC%A3%84%EC%99%80-%EC%A0%95%EC%B1%85-%EC%86%8C%EA%B0%9C (접근일: 2026. 7. 30).</w:t>
+      </w:r>
+    </w:p>
+    <w:p>
+      <w:pPr>
+        <w:widowControl/>
+        <w:spacing w:before="0" w:after="60" w:line="331" w:lineRule="auto"/>
+        <w:ind w:left="397" w:hanging="397"/>
+        <w:jc w:val="left"/>
+      </w:pPr>
+      <w:r>
+        <w:rPr>
+          <w:rFonts w:ascii="HY신명조" w:hAnsi="HY신명조" w:eastAsia="HY신명조"/>
+          <w:color w:val="000000"/>
+          <w:sz w:val="20"/>
+        </w:rPr>
+        <w:t>한국범죄학회. 「범죄와 정책」 편집규정. https://ksoc.re.kr/%ED%8E%B8%EC%A7%91%EA%B7%9C%EC%A0%95 (접근일: 2026. 7. 30).</w:t>
+      </w:r>
+    </w:p>
+    <w:p>
+      <w:pPr>
+        <w:widowControl/>
+        <w:spacing w:before="0" w:after="60" w:line="331" w:lineRule="auto"/>
+        <w:ind w:left="397" w:hanging="397"/>
+        <w:jc w:val="left"/>
+      </w:pPr>
+      <w:r>
+        <w:rPr>
+          <w:rFonts w:ascii="HY신명조" w:hAnsi="HY신명조" w:eastAsia="HY신명조"/>
+          <w:color w:val="000000"/>
+          <w:sz w:val="20"/>
+        </w:rPr>
+        <w:t xml:space="preserve">한국범죄학회. </w:t>
+      </w:r>
+      <w:r>
+        <w:rPr>
+          <w:rFonts w:ascii="HY신명조" w:hAnsi="HY신명조" w:eastAsia="HY신명조"/>
+          <w:i/>
+          <w:color w:val="000000"/>
+          <w:sz w:val="20"/>
+        </w:rPr>
+        <w:t>범죄와 정책</w:t>
+      </w:r>
+      <w:r>
+        <w:rPr>
+          <w:rFonts w:ascii="HY신명조" w:hAnsi="HY신명조" w:eastAsia="HY신명조"/>
+          <w:color w:val="000000"/>
+          <w:sz w:val="20"/>
+        </w:rPr>
+        <w:t>, 2(1). https://ksoc.re.kr/forum/view/351790 (접근일: 2026. 7. 30).</w:t>
+      </w:r>
+    </w:p>
+    <w:p>
+      <w:pPr>
+        <w:pStyle w:val="Heading2"/>
+        <w:keepNext/>
+        <w:keepLines/>
+      </w:pPr>
+      <w:r>
+        <w:rPr>
+          <w:rFonts w:ascii="HY견고딕" w:hAnsi="HY견고딕" w:eastAsia="HY견고딕"/>
+          <w:b/>
+          <w:color w:val="000000"/>
+          <w:sz w:val="24"/>
+        </w:rPr>
+        <w:t>3. 국외문헌·공식자료</w:t>
+      </w:r>
+    </w:p>
+    <w:p>
+      <w:pPr>
+        <w:widowControl/>
+        <w:spacing w:before="0" w:after="60" w:line="331" w:lineRule="auto"/>
+        <w:ind w:left="397" w:hanging="397"/>
+        <w:jc w:val="left"/>
+      </w:pPr>
+      <w:r>
+        <w:rPr>
+          <w:rFonts w:ascii="HY신명조" w:hAnsi="HY신명조" w:eastAsia="HY신명조"/>
+          <w:color w:val="000000"/>
+          <w:sz w:val="20"/>
+        </w:rPr>
+        <w:t xml:space="preserve">Clarke, R. V. (1980). “Situational” Crime Prevention: Theory and Practice. </w:t>
+      </w:r>
+      <w:r>
+        <w:rPr>
+          <w:rFonts w:ascii="HY신명조" w:hAnsi="HY신명조" w:eastAsia="HY신명조"/>
+          <w:i/>
+          <w:color w:val="000000"/>
+          <w:sz w:val="20"/>
+        </w:rPr>
+        <w:t>The British Journal of Criminology</w:t>
+      </w:r>
+      <w:r>
+        <w:rPr>
+          <w:rFonts w:ascii="HY신명조" w:hAnsi="HY신명조" w:eastAsia="HY신명조"/>
+          <w:color w:val="000000"/>
+          <w:sz w:val="20"/>
+        </w:rPr>
+        <w:t>, 20(2), 136–147. https://doi.org/10.1093/oxfordjournals.bjc.a047153</w:t>
+      </w:r>
+    </w:p>
+    <w:p>
+      <w:pPr>
+        <w:widowControl/>
+        <w:spacing w:before="0" w:after="60" w:line="331" w:lineRule="auto"/>
+        <w:ind w:left="397" w:hanging="397"/>
+        <w:jc w:val="left"/>
+      </w:pPr>
+      <w:r>
+        <w:rPr>
+          <w:rFonts w:ascii="HY신명조" w:hAnsi="HY신명조" w:eastAsia="HY신명조"/>
+          <w:color w:val="000000"/>
+          <w:sz w:val="20"/>
+        </w:rPr>
+        <w:t xml:space="preserve">Clarke, R. V. (1983). Situational Crime Prevention: Its Theoretical Basis and Practical Scope. </w:t>
+      </w:r>
+      <w:r>
+        <w:rPr>
+          <w:rFonts w:ascii="HY신명조" w:hAnsi="HY신명조" w:eastAsia="HY신명조"/>
+          <w:i/>
+          <w:color w:val="000000"/>
+          <w:sz w:val="20"/>
+        </w:rPr>
+        <w:t>Crime and Justice</w:t>
+      </w:r>
+      <w:r>
+        <w:rPr>
+          <w:rFonts w:ascii="HY신명조" w:hAnsi="HY신명조" w:eastAsia="HY신명조"/>
+          <w:color w:val="000000"/>
+          <w:sz w:val="20"/>
+        </w:rPr>
+        <w:t>, 4, 225–256. https://doi.org/10.1086/449090</w:t>
+      </w:r>
+    </w:p>
+    <w:p>
+      <w:pPr>
+        <w:widowControl/>
+        <w:spacing w:before="0" w:after="60" w:line="331" w:lineRule="auto"/>
+        <w:ind w:left="397" w:hanging="397"/>
+        <w:jc w:val="left"/>
+      </w:pPr>
+      <w:r>
+        <w:rPr>
+          <w:rFonts w:ascii="HY신명조" w:hAnsi="HY신명조" w:eastAsia="HY신명조"/>
+          <w:color w:val="000000"/>
+          <w:sz w:val="20"/>
+        </w:rPr>
+        <w:t xml:space="preserve">Cohen, L. E., &amp; Felson, M. (1979). Social Change and Crime Rate Trends: A Routine Activity Approach. </w:t>
+      </w:r>
+      <w:r>
+        <w:rPr>
+          <w:rFonts w:ascii="HY신명조" w:hAnsi="HY신명조" w:eastAsia="HY신명조"/>
+          <w:i/>
+          <w:color w:val="000000"/>
+          <w:sz w:val="20"/>
+        </w:rPr>
+        <w:t>American Sociological Review</w:t>
+      </w:r>
+      <w:r>
+        <w:rPr>
+          <w:rFonts w:ascii="HY신명조" w:hAnsi="HY신명조" w:eastAsia="HY신명조"/>
+          <w:color w:val="000000"/>
+          <w:sz w:val="20"/>
+        </w:rPr>
+        <w:t>, 44(4), 588–608. https://doi.org/10.2307/2094589</w:t>
+      </w:r>
+    </w:p>
+    <w:p>
+      <w:pPr>
+        <w:widowControl/>
+        <w:spacing w:before="0" w:after="60" w:line="331" w:lineRule="auto"/>
+        <w:ind w:left="397" w:hanging="397"/>
+        <w:jc w:val="left"/>
+      </w:pPr>
+      <w:r>
+        <w:rPr>
+          <w:rFonts w:ascii="HY신명조" w:hAnsi="HY신명조" w:eastAsia="HY신명조"/>
+          <w:color w:val="000000"/>
+          <w:sz w:val="20"/>
+        </w:rPr>
+        <w:t xml:space="preserve">Felson, M., &amp; Clarke, R. V. (1998). </w:t>
+      </w:r>
+      <w:r>
+        <w:rPr>
+          <w:rFonts w:ascii="HY신명조" w:hAnsi="HY신명조" w:eastAsia="HY신명조"/>
+          <w:i/>
+          <w:color w:val="000000"/>
+          <w:sz w:val="20"/>
+        </w:rPr>
+        <w:t>Opportunity Makes the Thief: Practical Theory for Crime Prevention</w:t>
+      </w:r>
+      <w:r>
+        <w:rPr>
+          <w:rFonts w:ascii="HY신명조" w:hAnsi="HY신명조" w:eastAsia="HY신명조"/>
+          <w:color w:val="000000"/>
+          <w:sz w:val="20"/>
+        </w:rPr>
+        <w:t>. Home Office, Police Research Series Paper 98.</w:t>
+      </w:r>
+    </w:p>
+    <w:p>
+      <w:pPr>
+        <w:widowControl/>
+        <w:spacing w:before="0" w:after="60" w:line="331" w:lineRule="auto"/>
+        <w:ind w:left="397" w:hanging="397"/>
+        <w:jc w:val="left"/>
+      </w:pPr>
+      <w:r>
+        <w:rPr>
+          <w:rFonts w:ascii="HY신명조" w:hAnsi="HY신명조" w:eastAsia="HY신명조"/>
+          <w:color w:val="000000"/>
+          <w:sz w:val="20"/>
+        </w:rPr>
+        <w:t xml:space="preserve">Leukfeldt, E. R., &amp; Yar, M. (2016). Applying Routine Activity Theory to Cybercrime: A Theoretical and Empirical Analysis. </w:t>
+      </w:r>
+      <w:r>
+        <w:rPr>
+          <w:rFonts w:ascii="HY신명조" w:hAnsi="HY신명조" w:eastAsia="HY신명조"/>
+          <w:i/>
+          <w:color w:val="000000"/>
+          <w:sz w:val="20"/>
+        </w:rPr>
+        <w:t>Deviant Behavior</w:t>
+      </w:r>
+      <w:r>
+        <w:rPr>
+          <w:rFonts w:ascii="HY신명조" w:hAnsi="HY신명조" w:eastAsia="HY신명조"/>
+          <w:color w:val="000000"/>
+          <w:sz w:val="20"/>
+        </w:rPr>
+        <w:t>, 37(3), 263–280. https://doi.org/10.1080/01639625.2015.1012409</w:t>
+      </w:r>
+    </w:p>
+    <w:p>
+      <w:pPr>
+        <w:widowControl/>
+        <w:spacing w:before="0" w:after="60" w:line="331" w:lineRule="auto"/>
+        <w:ind w:left="397" w:hanging="397"/>
+        <w:jc w:val="left"/>
+      </w:pPr>
+      <w:r>
+        <w:rPr>
+          <w:rFonts w:ascii="HY신명조" w:hAnsi="HY신명조" w:eastAsia="HY신명조"/>
+          <w:color w:val="000000"/>
+          <w:sz w:val="20"/>
+        </w:rPr>
+        <w:t xml:space="preserve">Reppetto, T. A. (1976). Crime Prevention and the Displacement Phenomenon. </w:t>
+      </w:r>
+      <w:r>
+        <w:rPr>
+          <w:rFonts w:ascii="HY신명조" w:hAnsi="HY신명조" w:eastAsia="HY신명조"/>
+          <w:i/>
+          <w:color w:val="000000"/>
+          <w:sz w:val="20"/>
+        </w:rPr>
+        <w:t>Crime &amp; Delinquency</w:t>
+      </w:r>
+      <w:r>
+        <w:rPr>
+          <w:rFonts w:ascii="HY신명조" w:hAnsi="HY신명조" w:eastAsia="HY신명조"/>
+          <w:color w:val="000000"/>
+          <w:sz w:val="20"/>
+        </w:rPr>
+        <w:t>, 22(2), 166–177. https://doi.org/10.1177/001112877602200204</w:t>
+      </w:r>
+    </w:p>
+    <w:p>
+      <w:pPr>
+        <w:widowControl/>
+        <w:spacing w:before="0" w:after="60" w:line="331" w:lineRule="auto"/>
+        <w:ind w:left="397" w:hanging="397"/>
+        <w:jc w:val="left"/>
+      </w:pPr>
+      <w:r>
+        <w:rPr>
+          <w:rFonts w:ascii="HY신명조" w:hAnsi="HY신명조" w:eastAsia="HY신명조"/>
+          <w:color w:val="000000"/>
+          <w:sz w:val="20"/>
+        </w:rPr>
+        <w:t xml:space="preserve">Williams, M. L. (2016). Guardians Upon High: An Application of Routine Activities Theory to Online Identity Theft in Europe at the Country and Individual Level. </w:t>
+      </w:r>
+      <w:r>
+        <w:rPr>
+          <w:rFonts w:ascii="HY신명조" w:hAnsi="HY신명조" w:eastAsia="HY신명조"/>
+          <w:i/>
+          <w:color w:val="000000"/>
+          <w:sz w:val="20"/>
+        </w:rPr>
+        <w:t>The British Journal of Criminology</w:t>
+      </w:r>
+      <w:r>
+        <w:rPr>
+          <w:rFonts w:ascii="HY신명조" w:hAnsi="HY신명조" w:eastAsia="HY신명조"/>
+          <w:color w:val="000000"/>
+          <w:sz w:val="20"/>
+        </w:rPr>
+        <w:t>, 56(1), 21–48. https://doi.org/10.1093/bjc/azv011</w:t>
+      </w:r>
+    </w:p>
+    <w:p>
+      <w:pPr>
+        <w:widowControl/>
+        <w:spacing w:before="0" w:after="60" w:line="331" w:lineRule="auto"/>
+        <w:ind w:left="397" w:hanging="397"/>
+        <w:jc w:val="left"/>
+      </w:pPr>
+      <w:r>
+        <w:rPr>
+          <w:rFonts w:ascii="HY신명조" w:hAnsi="HY신명조" w:eastAsia="HY신명조"/>
+          <w:color w:val="000000"/>
+          <w:sz w:val="20"/>
+        </w:rPr>
+        <w:t xml:space="preserve">Yar, M. (2005). The Novelty of “Cybercrime”: An Assessment in Light of Routine Activity Theory. </w:t>
+      </w:r>
+      <w:r>
+        <w:rPr>
+          <w:rFonts w:ascii="HY신명조" w:hAnsi="HY신명조" w:eastAsia="HY신명조"/>
+          <w:i/>
+          <w:color w:val="000000"/>
+          <w:sz w:val="20"/>
+        </w:rPr>
+        <w:t>European Journal of Criminology</w:t>
+      </w:r>
+      <w:r>
+        <w:rPr>
+          <w:rFonts w:ascii="HY신명조" w:hAnsi="HY신명조" w:eastAsia="HY신명조"/>
+          <w:color w:val="000000"/>
+          <w:sz w:val="20"/>
+        </w:rPr>
+        <w:t>, 2(4), 407–427. https://doi.org/10.1177/147737080556056</w:t>
+      </w:r>
+    </w:p>
+    <w:p>
+      <w:pPr>
+        <w:widowControl/>
+        <w:spacing w:before="0" w:after="60" w:line="331" w:lineRule="auto"/>
+        <w:ind w:left="397" w:hanging="397"/>
+        <w:jc w:val="left"/>
+      </w:pPr>
+      <w:r>
+        <w:rPr>
+          <w:rFonts w:ascii="HY신명조" w:hAnsi="HY신명조" w:eastAsia="HY신명조"/>
+          <w:color w:val="000000"/>
+          <w:sz w:val="20"/>
+        </w:rPr>
+        <w:t xml:space="preserve">Amazon Web Services. </w:t>
+      </w:r>
+      <w:r>
+        <w:rPr>
+          <w:rFonts w:ascii="HY신명조" w:hAnsi="HY신명조" w:eastAsia="HY신명조"/>
+          <w:i/>
+          <w:color w:val="000000"/>
+          <w:sz w:val="20"/>
+        </w:rPr>
+        <w:t>Languages supported by Amazon Bedrock Guardrails</w:t>
+      </w:r>
+      <w:r>
+        <w:rPr>
+          <w:rFonts w:ascii="HY신명조" w:hAnsi="HY신명조" w:eastAsia="HY신명조"/>
+          <w:color w:val="000000"/>
+          <w:sz w:val="20"/>
+        </w:rPr>
+        <w:t>. https://docs.aws.amazon.com/bedrock/latest/userguide/guardrails-supported-languages.html (접근일: 2026. 7. 26).</w:t>
+      </w:r>
+    </w:p>
+    <w:p>
+      <w:pPr>
+        <w:widowControl/>
+        <w:spacing w:before="0" w:after="60" w:line="331" w:lineRule="auto"/>
+        <w:ind w:left="397" w:hanging="397"/>
+        <w:jc w:val="left"/>
+      </w:pPr>
+      <w:r>
+        <w:rPr>
+          <w:rFonts w:ascii="HY신명조" w:hAnsi="HY신명조" w:eastAsia="HY신명조"/>
+          <w:color w:val="000000"/>
+          <w:sz w:val="20"/>
+        </w:rPr>
+        <w:t xml:space="preserve">Data Privacy Stack. </w:t>
+      </w:r>
+      <w:r>
+        <w:rPr>
+          <w:rFonts w:ascii="HY신명조" w:hAnsi="HY신명조" w:eastAsia="HY신명조"/>
+          <w:i/>
+          <w:color w:val="000000"/>
+          <w:sz w:val="20"/>
+        </w:rPr>
+        <w:t>Presidio: Supported entities</w:t>
+      </w:r>
+      <w:r>
+        <w:rPr>
+          <w:rFonts w:ascii="HY신명조" w:hAnsi="HY신명조" w:eastAsia="HY신명조"/>
+          <w:color w:val="000000"/>
+          <w:sz w:val="20"/>
+        </w:rPr>
+        <w:t>. https://presidio.dataprivacystack.org/supported_entities/ (접근일: 2026. 7. 26; Microsoft 문서의 현행 이전 위치).</w:t>
+      </w:r>
+    </w:p>
+    <w:p>
+      <w:pPr>
+        <w:widowControl/>
+        <w:spacing w:before="0" w:after="60" w:line="331" w:lineRule="auto"/>
+        <w:ind w:left="397" w:hanging="397"/>
+        <w:jc w:val="left"/>
+      </w:pPr>
+      <w:r>
+        <w:rPr>
+          <w:rFonts w:ascii="HY신명조" w:hAnsi="HY신명조" w:eastAsia="HY신명조"/>
+          <w:color w:val="000000"/>
+          <w:sz w:val="20"/>
+        </w:rPr>
+        <w:t xml:space="preserve">National Highway Traffic Safety Administration. </w:t>
+      </w:r>
+      <w:r>
+        <w:rPr>
+          <w:rFonts w:ascii="HY신명조" w:hAnsi="HY신명조" w:eastAsia="HY신명조"/>
+          <w:i/>
+          <w:color w:val="000000"/>
+          <w:sz w:val="20"/>
+        </w:rPr>
+        <w:t>The Vehicle Identification Number (VIN)</w:t>
+      </w:r>
+      <w:r>
+        <w:rPr>
+          <w:rFonts w:ascii="HY신명조" w:hAnsi="HY신명조" w:eastAsia="HY신명조"/>
+          <w:color w:val="000000"/>
+          <w:sz w:val="20"/>
+        </w:rPr>
+        <w:t>. https://www.nhtsa.gov/document/vehicle-identification-number-vin</w:t>
+      </w:r>
+    </w:p>
+    <w:p>
+      <w:pPr>
+        <w:widowControl/>
+        <w:spacing w:before="0" w:after="60" w:line="331" w:lineRule="auto"/>
+        <w:ind w:left="397" w:hanging="397"/>
+        <w:jc w:val="left"/>
+      </w:pPr>
+      <w:r>
+        <w:rPr>
+          <w:rFonts w:ascii="HY신명조" w:hAnsi="HY신명조" w:eastAsia="HY신명조"/>
+          <w:color w:val="000000"/>
+          <w:sz w:val="20"/>
+        </w:rPr>
+        <w:t xml:space="preserve">U.S. Government Publishing Office. </w:t>
+      </w:r>
+      <w:r>
+        <w:rPr>
+          <w:rFonts w:ascii="HY신명조" w:hAnsi="HY신명조" w:eastAsia="HY신명조"/>
+          <w:i/>
+          <w:color w:val="000000"/>
+          <w:sz w:val="20"/>
+        </w:rPr>
+        <w:t>49 CFR Part 565—Vehicle Identification Number Requirements</w:t>
+      </w:r>
+      <w:r>
+        <w:rPr>
+          <w:rFonts w:ascii="HY신명조" w:hAnsi="HY신명조" w:eastAsia="HY신명조"/>
+          <w:color w:val="000000"/>
+          <w:sz w:val="20"/>
+        </w:rPr>
+        <w:t>. https://www.govinfo.gov/content/pkg/CFR-2019-title49-vol6/pdf/CFR-2019-title49-vol6-part565.pdf</w:t>
+      </w:r>
+    </w:p>
+    <w:p>
+      <w:pPr>
+        <w:spacing w:before="200" w:after="140"/>
+        <w:jc w:val="center"/>
+      </w:pPr>
+      <w:r>
+        <w:rPr>
+          <w:rFonts w:ascii="HY신명조" w:hAnsi="HY신명조" w:eastAsia="HY신명조"/>
+          <w:b/>
+          <w:color w:val="000000"/>
+          <w:sz w:val="26"/>
+        </w:rPr>
+        <w:t>ABSTRACT</w:t>
+      </w:r>
+    </w:p>
+    <w:p>
+      <w:pPr>
+        <w:spacing w:after="100"/>
+        <w:jc w:val="center"/>
+      </w:pPr>
+      <w:r>
+        <w:rPr>
+          <w:rFonts w:ascii="HY신명조" w:hAnsi="HY신명조" w:eastAsia="HY신명조"/>
+          <w:b/>
+          <w:color w:val="000000"/>
+          <w:sz w:val="26"/>
+        </w:rPr>
+        <w:t>Korean Personally Identifiable Information Leakage Risks in Generative AI and the Need for a Normalization-Based Layer 0: A Post-Mutation Gold Reconstruction and Matched Guardrail Audit</w:t>
+      </w:r>
+    </w:p>
+    <w:p>
+      <w:pPr>
+        <w:pStyle w:val="JournalAbstract"/>
         <w:widowControl/>
         <w:spacing w:before="0" w:after="60" w:line="331" w:lineRule="auto"/>
         <w:ind w:firstLine="397"/>
-        <w:jc w:val="both"/>
+        <w:jc w:val="left"/>
       </w:pPr>
       <w:r>
         <w:rPr>
@@ -9942,817 +10851,15 @@
           <w:color w:val="000000"/>
           <w:sz w:val="20"/>
         </w:rPr>
-        <w:t xml:space="preserve">백서진·최한림·박윤지·정보남·함근희. (2026). 다중 전자문서 환경에서 문서 구조 기반 개인정보 노출 위험과 비식별화 처리에 관한 연구. </w:t>
-      </w:r>
-      <w:r>
-        <w:rPr>
-          <w:rFonts w:ascii="HY신명조" w:hAnsi="HY신명조" w:eastAsia="HY신명조"/>
-          <w:i/>
-          <w:color w:val="000000"/>
-          <w:sz w:val="20"/>
-        </w:rPr>
-        <w:t>범죄와 정책</w:t>
-      </w:r>
-      <w:r>
-        <w:rPr>
-          <w:rFonts w:ascii="HY신명조" w:hAnsi="HY신명조" w:eastAsia="HY신명조"/>
-          <w:color w:val="000000"/>
-          <w:sz w:val="20"/>
-        </w:rPr>
-        <w:t>, 2(1), 19–34.</w:t>
+        <w:t>Korean personally identifiable information (PII) can bypass generative-AI guardrails through character, encoding, and notation changes. This study audits four related repositories, 110 remote references, 10,000 synthetic payloads, and stored outputs from four defense configurations. It reconstructs the post-mutation protected value in 9,964 cases (99.64%). The existing three-layer stack left 2,060 cases unblocked (20.67%), whereas the configuration with Layer 0 left 706 (7.09%). Among 2,305 matched Korean pairs sharing the same PII type and source value, the baseline unblocked rate increased from 24.47% for original cases to 32.28% for mutations. The source-group equally weighted risk difference was 6.86 percentage points (95% cluster-bootstrap CI: 4.06-9.69). The increase was concentrated in target-changing transformations; no increase was demonstrated for target-preserving context changes. Layer 0 additionally blocked 1,354 cases missed by the baseline. A counter-audit found 29 candidates among 1,519 public-law units and 48 among 693 official medical, finance, support, and developer units, demonstrating context-dependent overblocking. Layer 0 is therefore necessary as an input control that normalizes and screens transformed Korean PII before later layers, but it is not sufficient by itself. Policy use requires post-mutation gold values, a single evaluator, independent human review, disclosed settings and versions, and external validation with operationally realistic data.</w:t>
       </w:r>
     </w:p>
     <w:p>
       <w:pPr>
-        <w:widowControl/>
-        <w:spacing w:before="0" w:after="60" w:line="331" w:lineRule="auto"/>
-        <w:ind w:firstLine="397"/>
-        <w:jc w:val="both"/>
-      </w:pPr>
-      <w:r>
-        <w:rPr>
-          <w:rFonts w:ascii="HY신명조" w:hAnsi="HY신명조" w:eastAsia="HY신명조"/>
-          <w:color w:val="000000"/>
-          <w:sz w:val="20"/>
-        </w:rPr>
-        <w:t xml:space="preserve">박기태·조제성. (2017). 청소년의 일상적 생활양식이 사이버범죄피해에 미치는 영향. </w:t>
-      </w:r>
-      <w:r>
-        <w:rPr>
-          <w:rFonts w:ascii="HY신명조" w:hAnsi="HY신명조" w:eastAsia="HY신명조"/>
-          <w:i/>
-          <w:color w:val="000000"/>
-          <w:sz w:val="20"/>
-        </w:rPr>
-        <w:t>경찰학연구</w:t>
-      </w:r>
-      <w:r>
-        <w:rPr>
-          <w:rFonts w:ascii="HY신명조" w:hAnsi="HY신명조" w:eastAsia="HY신명조"/>
-          <w:color w:val="000000"/>
-          <w:sz w:val="20"/>
-        </w:rPr>
-        <w:t>, 17(3), 141–168. https://doi.org/10.22816/polsci.2017.17.3.006</w:t>
-      </w:r>
-    </w:p>
-    <w:p>
-      <w:pPr>
-        <w:widowControl/>
-        <w:spacing w:before="0" w:after="60" w:line="331" w:lineRule="auto"/>
-        <w:ind w:firstLine="397"/>
-        <w:jc w:val="both"/>
-      </w:pPr>
-      <w:r>
-        <w:rPr>
-          <w:rFonts w:ascii="HY신명조" w:hAnsi="HY신명조" w:eastAsia="HY신명조"/>
-          <w:color w:val="000000"/>
-          <w:sz w:val="20"/>
-        </w:rPr>
-        <w:t xml:space="preserve">서지혜·최진선·박진수. (2020). A Lifestyle-Routine Activity Theory (LRAT) Approach to Cybercrime Victimization: An Empirical Assessment of SNS Lifestyle Exposure Activities. </w:t>
-      </w:r>
-      <w:r>
-        <w:rPr>
-          <w:rFonts w:ascii="HY신명조" w:hAnsi="HY신명조" w:eastAsia="HY신명조"/>
-          <w:i/>
-          <w:color w:val="000000"/>
-          <w:sz w:val="20"/>
-        </w:rPr>
-        <w:t>Asia Pacific Journal of Information Systems</w:t>
-      </w:r>
-      <w:r>
-        <w:rPr>
-          <w:rFonts w:ascii="HY신명조" w:hAnsi="HY신명조" w:eastAsia="HY신명조"/>
-          <w:color w:val="000000"/>
-          <w:sz w:val="20"/>
-        </w:rPr>
-        <w:t>, 30(1), 53–71. https://doi.org/10.14329/apjis.2020.30.1.53</w:t>
-      </w:r>
-    </w:p>
-    <w:p>
-      <w:pPr>
-        <w:widowControl/>
-        <w:spacing w:before="0" w:after="60" w:line="331" w:lineRule="auto"/>
-        <w:ind w:firstLine="397"/>
-        <w:jc w:val="both"/>
-      </w:pPr>
-      <w:r>
-        <w:rPr>
-          <w:rFonts w:ascii="HY신명조" w:hAnsi="HY신명조" w:eastAsia="HY신명조"/>
-          <w:color w:val="000000"/>
-          <w:sz w:val="20"/>
-        </w:rPr>
-        <w:t xml:space="preserve">이윤호·김도우·유영재. (2011). 사이버 공간에서의 일상활동과 범죄피해. </w:t>
-      </w:r>
-      <w:r>
-        <w:rPr>
-          <w:rFonts w:ascii="HY신명조" w:hAnsi="HY신명조" w:eastAsia="HY신명조"/>
-          <w:i/>
-          <w:color w:val="000000"/>
-          <w:sz w:val="20"/>
-        </w:rPr>
-        <w:t>한국공안행정학회보</w:t>
-      </w:r>
-      <w:r>
-        <w:rPr>
-          <w:rFonts w:ascii="HY신명조" w:hAnsi="HY신명조" w:eastAsia="HY신명조"/>
-          <w:color w:val="000000"/>
-          <w:sz w:val="20"/>
-        </w:rPr>
-        <w:t>, 20(3), 213–240.</w:t>
-      </w:r>
-    </w:p>
-    <w:p>
-      <w:pPr>
-        <w:widowControl/>
-        <w:spacing w:before="0" w:after="60" w:line="331" w:lineRule="auto"/>
-        <w:ind w:firstLine="397"/>
-        <w:jc w:val="both"/>
-      </w:pPr>
-      <w:r>
-        <w:rPr>
-          <w:rFonts w:ascii="HY신명조" w:hAnsi="HY신명조" w:eastAsia="HY신명조"/>
-          <w:color w:val="000000"/>
-          <w:sz w:val="20"/>
-        </w:rPr>
-        <w:t xml:space="preserve">노희주·조윤오. (2025). 온라인 괴롭힘 반복피해의 영향 요인에 관한 연구: 생활양식-일상활동 이론을 중심으로. </w:t>
-      </w:r>
-      <w:r>
-        <w:rPr>
-          <w:rFonts w:ascii="HY신명조" w:hAnsi="HY신명조" w:eastAsia="HY신명조"/>
-          <w:i/>
-          <w:color w:val="000000"/>
-          <w:sz w:val="20"/>
-        </w:rPr>
-        <w:t>교정담론</w:t>
-      </w:r>
-      <w:r>
-        <w:rPr>
-          <w:rFonts w:ascii="HY신명조" w:hAnsi="HY신명조" w:eastAsia="HY신명조"/>
-          <w:color w:val="000000"/>
-          <w:sz w:val="20"/>
-        </w:rPr>
-        <w:t>, 19(1), 63–94.</w:t>
-      </w:r>
-    </w:p>
-    <w:p>
-      <w:pPr>
-        <w:widowControl/>
-        <w:spacing w:before="0" w:after="60" w:line="331" w:lineRule="auto"/>
-        <w:ind w:firstLine="397"/>
-        <w:jc w:val="both"/>
-      </w:pPr>
-      <w:r>
-        <w:rPr>
-          <w:rFonts w:ascii="HY신명조" w:hAnsi="HY신명조" w:eastAsia="HY신명조"/>
-          <w:color w:val="000000"/>
-          <w:sz w:val="20"/>
-        </w:rPr>
-        <w:t xml:space="preserve">블라데미르 T. 콩고·여승준·최진혁. (2025). Applying Routine Activity Theory To Cybercrime: Revisiting ‘VIVA’ Model. </w:t>
-      </w:r>
-      <w:r>
-        <w:rPr>
-          <w:rFonts w:ascii="HY신명조" w:hAnsi="HY신명조" w:eastAsia="HY신명조"/>
-          <w:i/>
-          <w:color w:val="000000"/>
-          <w:sz w:val="20"/>
-        </w:rPr>
-        <w:t>한국경찰학회보</w:t>
-      </w:r>
-      <w:r>
-        <w:rPr>
-          <w:rFonts w:ascii="HY신명조" w:hAnsi="HY신명조" w:eastAsia="HY신명조"/>
-          <w:color w:val="000000"/>
-          <w:sz w:val="20"/>
-        </w:rPr>
-        <w:t>, 27(1), 61–90.</w:t>
-      </w:r>
-    </w:p>
-    <w:p>
-      <w:pPr>
-        <w:pStyle w:val="Heading2"/>
-        <w:keepNext/>
-        <w:keepLines/>
-      </w:pPr>
-      <w:r>
-        <w:rPr>
-          <w:rFonts w:ascii="HY견고딕" w:hAnsi="HY견고딕" w:eastAsia="HY견고딕"/>
-          <w:b/>
-          <w:color w:val="000000"/>
-          <w:sz w:val="24"/>
-        </w:rPr>
-        <w:t>2. 국외문헌</w:t>
-      </w:r>
-    </w:p>
-    <w:p>
-      <w:pPr>
-        <w:widowControl/>
-        <w:spacing w:before="0" w:after="60" w:line="331" w:lineRule="auto"/>
-        <w:ind w:firstLine="397"/>
-        <w:jc w:val="both"/>
-      </w:pPr>
-      <w:r>
-        <w:rPr>
-          <w:rFonts w:ascii="HY신명조" w:hAnsi="HY신명조" w:eastAsia="HY신명조"/>
-          <w:color w:val="000000"/>
-          <w:sz w:val="20"/>
-        </w:rPr>
-        <w:t xml:space="preserve">Clarke, R. V. (1980). “Situational” Crime Prevention: Theory and Practice. </w:t>
-      </w:r>
-      <w:r>
-        <w:rPr>
-          <w:rFonts w:ascii="HY신명조" w:hAnsi="HY신명조" w:eastAsia="HY신명조"/>
-          <w:i/>
-          <w:color w:val="000000"/>
-          <w:sz w:val="20"/>
-        </w:rPr>
-        <w:t>The British Journal of Criminology</w:t>
-      </w:r>
-      <w:r>
-        <w:rPr>
-          <w:rFonts w:ascii="HY신명조" w:hAnsi="HY신명조" w:eastAsia="HY신명조"/>
-          <w:color w:val="000000"/>
-          <w:sz w:val="20"/>
-        </w:rPr>
-        <w:t>, 20(2), 136–147. https://doi.org/10.1093/oxfordjournals.bjc.a047153</w:t>
-      </w:r>
-    </w:p>
-    <w:p>
-      <w:pPr>
-        <w:widowControl/>
-        <w:spacing w:before="0" w:after="60" w:line="331" w:lineRule="auto"/>
-        <w:ind w:firstLine="397"/>
-        <w:jc w:val="both"/>
-      </w:pPr>
-      <w:r>
-        <w:rPr>
-          <w:rFonts w:ascii="HY신명조" w:hAnsi="HY신명조" w:eastAsia="HY신명조"/>
-          <w:color w:val="000000"/>
-          <w:sz w:val="20"/>
-        </w:rPr>
-        <w:t xml:space="preserve">Clarke, R. V. (1983). Situational Crime Prevention: Its Theoretical Basis and Practical Scope. </w:t>
-      </w:r>
-      <w:r>
-        <w:rPr>
-          <w:rFonts w:ascii="HY신명조" w:hAnsi="HY신명조" w:eastAsia="HY신명조"/>
-          <w:i/>
-          <w:color w:val="000000"/>
-          <w:sz w:val="20"/>
-        </w:rPr>
-        <w:t>Crime and Justice</w:t>
-      </w:r>
-      <w:r>
-        <w:rPr>
-          <w:rFonts w:ascii="HY신명조" w:hAnsi="HY신명조" w:eastAsia="HY신명조"/>
-          <w:color w:val="000000"/>
-          <w:sz w:val="20"/>
-        </w:rPr>
-        <w:t>, 4, 225–256. https://doi.org/10.1086/449090</w:t>
-      </w:r>
-    </w:p>
-    <w:p>
-      <w:pPr>
-        <w:widowControl/>
-        <w:spacing w:before="0" w:after="60" w:line="331" w:lineRule="auto"/>
-        <w:ind w:firstLine="397"/>
-        <w:jc w:val="both"/>
-      </w:pPr>
-      <w:r>
-        <w:rPr>
-          <w:rFonts w:ascii="HY신명조" w:hAnsi="HY신명조" w:eastAsia="HY신명조"/>
-          <w:color w:val="000000"/>
-          <w:sz w:val="20"/>
-        </w:rPr>
-        <w:t xml:space="preserve">Cohen, L. E., &amp; Felson, M. (1979). Social Change and Crime Rate Trends: A Routine Activity Approach. </w:t>
-      </w:r>
-      <w:r>
-        <w:rPr>
-          <w:rFonts w:ascii="HY신명조" w:hAnsi="HY신명조" w:eastAsia="HY신명조"/>
-          <w:i/>
-          <w:color w:val="000000"/>
-          <w:sz w:val="20"/>
-        </w:rPr>
-        <w:t>American Sociological Review</w:t>
-      </w:r>
-      <w:r>
-        <w:rPr>
-          <w:rFonts w:ascii="HY신명조" w:hAnsi="HY신명조" w:eastAsia="HY신명조"/>
-          <w:color w:val="000000"/>
-          <w:sz w:val="20"/>
-        </w:rPr>
-        <w:t>, 44(4), 588–608. https://doi.org/10.2307/2094589</w:t>
-      </w:r>
-    </w:p>
-    <w:p>
-      <w:pPr>
-        <w:widowControl/>
-        <w:spacing w:before="0" w:after="60" w:line="331" w:lineRule="auto"/>
-        <w:ind w:firstLine="397"/>
-        <w:jc w:val="both"/>
-      </w:pPr>
-      <w:r>
-        <w:rPr>
-          <w:rFonts w:ascii="HY신명조" w:hAnsi="HY신명조" w:eastAsia="HY신명조"/>
-          <w:color w:val="000000"/>
-          <w:sz w:val="20"/>
-        </w:rPr>
-        <w:t xml:space="preserve">Felson, M., &amp; Clarke, R. V. (1998). </w:t>
-      </w:r>
-      <w:r>
-        <w:rPr>
-          <w:rFonts w:ascii="HY신명조" w:hAnsi="HY신명조" w:eastAsia="HY신명조"/>
-          <w:i/>
-          <w:color w:val="000000"/>
-          <w:sz w:val="20"/>
-        </w:rPr>
-        <w:t>Opportunity Makes the Thief: Practical Theory for Crime Prevention</w:t>
-      </w:r>
-      <w:r>
-        <w:rPr>
-          <w:rFonts w:ascii="HY신명조" w:hAnsi="HY신명조" w:eastAsia="HY신명조"/>
-          <w:color w:val="000000"/>
-          <w:sz w:val="20"/>
-        </w:rPr>
-        <w:t>. Home Office, Police Research Series Paper 98.</w:t>
-      </w:r>
-    </w:p>
-    <w:p>
-      <w:pPr>
-        <w:widowControl/>
-        <w:spacing w:before="0" w:after="60" w:line="331" w:lineRule="auto"/>
-        <w:ind w:firstLine="397"/>
-        <w:jc w:val="both"/>
-      </w:pPr>
-      <w:r>
-        <w:rPr>
-          <w:rFonts w:ascii="HY신명조" w:hAnsi="HY신명조" w:eastAsia="HY신명조"/>
-          <w:color w:val="000000"/>
-          <w:sz w:val="20"/>
-        </w:rPr>
-        <w:t xml:space="preserve">Leukfeldt, E. R., &amp; Yar, M. (2016). Applying Routine Activity Theory to Cybercrime: A Theoretical and Empirical Analysis. </w:t>
-      </w:r>
-      <w:r>
-        <w:rPr>
-          <w:rFonts w:ascii="HY신명조" w:hAnsi="HY신명조" w:eastAsia="HY신명조"/>
-          <w:i/>
-          <w:color w:val="000000"/>
-          <w:sz w:val="20"/>
-        </w:rPr>
-        <w:t>Deviant Behavior</w:t>
-      </w:r>
-      <w:r>
-        <w:rPr>
-          <w:rFonts w:ascii="HY신명조" w:hAnsi="HY신명조" w:eastAsia="HY신명조"/>
-          <w:color w:val="000000"/>
-          <w:sz w:val="20"/>
-        </w:rPr>
-        <w:t>, 37(3), 263–280. https://doi.org/10.1080/01639625.2015.1012409</w:t>
-      </w:r>
-    </w:p>
-    <w:p>
-      <w:pPr>
-        <w:widowControl/>
-        <w:spacing w:before="0" w:after="60" w:line="331" w:lineRule="auto"/>
-        <w:ind w:firstLine="397"/>
-        <w:jc w:val="both"/>
-      </w:pPr>
-      <w:r>
-        <w:rPr>
-          <w:rFonts w:ascii="HY신명조" w:hAnsi="HY신명조" w:eastAsia="HY신명조"/>
-          <w:color w:val="000000"/>
-          <w:sz w:val="20"/>
-        </w:rPr>
-        <w:t xml:space="preserve">Reppetto, T. A. (1976). Crime Prevention and the Displacement Phenomenon. </w:t>
-      </w:r>
-      <w:r>
-        <w:rPr>
-          <w:rFonts w:ascii="HY신명조" w:hAnsi="HY신명조" w:eastAsia="HY신명조"/>
-          <w:i/>
-          <w:color w:val="000000"/>
-          <w:sz w:val="20"/>
-        </w:rPr>
-        <w:t>Crime &amp; Delinquency</w:t>
-      </w:r>
-      <w:r>
-        <w:rPr>
-          <w:rFonts w:ascii="HY신명조" w:hAnsi="HY신명조" w:eastAsia="HY신명조"/>
-          <w:color w:val="000000"/>
-          <w:sz w:val="20"/>
-        </w:rPr>
-        <w:t>, 22(2), 166–177. https://doi.org/10.1177/001112877602200204</w:t>
-      </w:r>
-    </w:p>
-    <w:p>
-      <w:pPr>
-        <w:widowControl/>
-        <w:spacing w:before="0" w:after="60" w:line="331" w:lineRule="auto"/>
-        <w:ind w:firstLine="397"/>
-        <w:jc w:val="both"/>
-      </w:pPr>
-      <w:r>
-        <w:rPr>
-          <w:rFonts w:ascii="HY신명조" w:hAnsi="HY신명조" w:eastAsia="HY신명조"/>
-          <w:color w:val="000000"/>
-          <w:sz w:val="20"/>
-        </w:rPr>
-        <w:t xml:space="preserve">Williams, M. L. (2016). Guardians Upon High: An Application of Routine Activities Theory to Online Identity Theft in Europe at the Country and Individual Level. </w:t>
-      </w:r>
-      <w:r>
-        <w:rPr>
-          <w:rFonts w:ascii="HY신명조" w:hAnsi="HY신명조" w:eastAsia="HY신명조"/>
-          <w:i/>
-          <w:color w:val="000000"/>
-          <w:sz w:val="20"/>
-        </w:rPr>
-        <w:t>The British Journal of Criminology</w:t>
-      </w:r>
-      <w:r>
-        <w:rPr>
-          <w:rFonts w:ascii="HY신명조" w:hAnsi="HY신명조" w:eastAsia="HY신명조"/>
-          <w:color w:val="000000"/>
-          <w:sz w:val="20"/>
-        </w:rPr>
-        <w:t>, 56(1), 21–48. https://doi.org/10.1093/bjc/azv011</w:t>
-      </w:r>
-    </w:p>
-    <w:p>
-      <w:pPr>
-        <w:widowControl/>
-        <w:spacing w:before="0" w:after="60" w:line="331" w:lineRule="auto"/>
-        <w:ind w:firstLine="397"/>
-        <w:jc w:val="both"/>
-      </w:pPr>
-      <w:r>
-        <w:rPr>
-          <w:rFonts w:ascii="HY신명조" w:hAnsi="HY신명조" w:eastAsia="HY신명조"/>
-          <w:color w:val="000000"/>
-          <w:sz w:val="20"/>
-        </w:rPr>
-        <w:t xml:space="preserve">Yar, M. (2005). The Novelty of “Cybercrime”: An Assessment in Light of Routine Activity Theory. </w:t>
-      </w:r>
-      <w:r>
-        <w:rPr>
-          <w:rFonts w:ascii="HY신명조" w:hAnsi="HY신명조" w:eastAsia="HY신명조"/>
-          <w:i/>
-          <w:color w:val="000000"/>
-          <w:sz w:val="20"/>
-        </w:rPr>
-        <w:t>European Journal of Criminology</w:t>
-      </w:r>
-      <w:r>
-        <w:rPr>
-          <w:rFonts w:ascii="HY신명조" w:hAnsi="HY신명조" w:eastAsia="HY신명조"/>
-          <w:color w:val="000000"/>
-          <w:sz w:val="20"/>
-        </w:rPr>
-        <w:t>, 2(4), 407–427. https://doi.org/10.1177/147737080556056</w:t>
-      </w:r>
-    </w:p>
-    <w:p>
-      <w:pPr>
-        <w:pStyle w:val="Heading2"/>
-        <w:keepNext/>
-        <w:keepLines/>
-      </w:pPr>
-      <w:r>
-        <w:rPr>
-          <w:rFonts w:ascii="HY견고딕" w:hAnsi="HY견고딕" w:eastAsia="HY견고딕"/>
-          <w:b/>
-          <w:color w:val="000000"/>
-          <w:sz w:val="24"/>
-        </w:rPr>
-        <w:t>3. 법령·공식자료</w:t>
-      </w:r>
-    </w:p>
-    <w:p>
-      <w:pPr>
-        <w:widowControl/>
-        <w:spacing w:before="0" w:after="60" w:line="331" w:lineRule="auto"/>
-        <w:ind w:firstLine="397"/>
-        <w:jc w:val="both"/>
-      </w:pPr>
-      <w:r>
-        <w:rPr>
-          <w:rFonts w:ascii="HY신명조" w:hAnsi="HY신명조" w:eastAsia="HY신명조"/>
-          <w:color w:val="000000"/>
-          <w:sz w:val="20"/>
-        </w:rPr>
-        <w:t>개인정보 보호법. 법률 제20897호, 2025. 4. 1. 일부개정, 2025. 10. 2. 시행.</w:t>
-      </w:r>
-    </w:p>
-    <w:p>
-      <w:pPr>
-        <w:widowControl/>
-        <w:spacing w:before="0" w:after="60" w:line="331" w:lineRule="auto"/>
-        <w:ind w:firstLine="397"/>
-        <w:jc w:val="both"/>
-      </w:pPr>
-      <w:r>
-        <w:rPr>
-          <w:rFonts w:ascii="HY신명조" w:hAnsi="HY신명조" w:eastAsia="HY신명조"/>
-          <w:color w:val="000000"/>
-          <w:sz w:val="20"/>
-        </w:rPr>
-        <w:t>개인정보 보호법 시행령. 대통령령 제36340호, 2026. 5. 19. 일부개정·시행.</w:t>
-      </w:r>
-    </w:p>
-    <w:p>
-      <w:pPr>
-        <w:widowControl/>
-        <w:spacing w:before="0" w:after="60" w:line="331" w:lineRule="auto"/>
-        <w:ind w:firstLine="397"/>
-        <w:jc w:val="both"/>
-      </w:pPr>
-      <w:r>
-        <w:rPr>
-          <w:rFonts w:ascii="HY신명조" w:hAnsi="HY신명조" w:eastAsia="HY신명조"/>
-          <w:color w:val="000000"/>
-          <w:sz w:val="20"/>
-        </w:rPr>
-        <w:t>인공지능 발전과 신뢰 기반 조성 등에 관한 기본법. 법률 제21311호, 2026. 1. 20. 일부개정. 본문 인용 조문 제31조·제33조·제34조·제35조·제43조 시행일 2026. 1. 22.; 일부 개정 조문 시행일 2026. 7. 21.</w:t>
-      </w:r>
-    </w:p>
-    <w:p>
-      <w:pPr>
-        <w:widowControl/>
-        <w:spacing w:before="0" w:after="60" w:line="331" w:lineRule="auto"/>
-        <w:ind w:firstLine="397"/>
-        <w:jc w:val="both"/>
-      </w:pPr>
-      <w:r>
-        <w:rPr>
-          <w:rFonts w:ascii="HY신명조" w:hAnsi="HY신명조" w:eastAsia="HY신명조"/>
-          <w:color w:val="000000"/>
-          <w:sz w:val="20"/>
-        </w:rPr>
-        <w:t xml:space="preserve">법제처. </w:t>
-      </w:r>
-      <w:r>
-        <w:rPr>
-          <w:rFonts w:ascii="HY신명조" w:hAnsi="HY신명조" w:eastAsia="HY신명조"/>
-          <w:i/>
-          <w:color w:val="000000"/>
-          <w:sz w:val="20"/>
-        </w:rPr>
-        <w:t>국가법령정보 공동활용 LAW OPEN DATA</w:t>
-      </w:r>
-      <w:r>
-        <w:rPr>
-          <w:rFonts w:ascii="HY신명조" w:hAnsi="HY신명조" w:eastAsia="HY신명조"/>
-          <w:color w:val="000000"/>
-          <w:sz w:val="20"/>
-        </w:rPr>
-        <w:t>. https://open.law.go.kr/LSO/information/service.do (접근일: 2026. 7. 26).</w:t>
-      </w:r>
-    </w:p>
-    <w:p>
-      <w:pPr>
-        <w:widowControl/>
-        <w:spacing w:before="0" w:after="60" w:line="331" w:lineRule="auto"/>
-        <w:ind w:firstLine="397"/>
-        <w:jc w:val="both"/>
-      </w:pPr>
-      <w:r>
-        <w:rPr>
-          <w:rFonts w:ascii="HY신명조" w:hAnsi="HY신명조" w:eastAsia="HY신명조"/>
-          <w:color w:val="000000"/>
-          <w:sz w:val="20"/>
-        </w:rPr>
-        <w:t xml:space="preserve">Amazon Web Services. </w:t>
-      </w:r>
-      <w:r>
-        <w:rPr>
-          <w:rFonts w:ascii="HY신명조" w:hAnsi="HY신명조" w:eastAsia="HY신명조"/>
-          <w:i/>
-          <w:color w:val="000000"/>
-          <w:sz w:val="20"/>
-        </w:rPr>
-        <w:t>Languages supported by Amazon Bedrock Guardrails</w:t>
-      </w:r>
-      <w:r>
-        <w:rPr>
-          <w:rFonts w:ascii="HY신명조" w:hAnsi="HY신명조" w:eastAsia="HY신명조"/>
-          <w:color w:val="000000"/>
-          <w:sz w:val="20"/>
-        </w:rPr>
-        <w:t>. https://docs.aws.amazon.com/bedrock/latest/userguide/guardrails-supported-languages.html (접근일: 2026. 7. 26).</w:t>
-      </w:r>
-    </w:p>
-    <w:p>
-      <w:pPr>
-        <w:widowControl/>
-        <w:spacing w:before="0" w:after="60" w:line="331" w:lineRule="auto"/>
-        <w:ind w:firstLine="397"/>
-        <w:jc w:val="both"/>
-      </w:pPr>
-      <w:r>
-        <w:rPr>
-          <w:rFonts w:ascii="HY신명조" w:hAnsi="HY신명조" w:eastAsia="HY신명조"/>
-          <w:color w:val="000000"/>
-          <w:sz w:val="20"/>
-        </w:rPr>
-        <w:t xml:space="preserve">Data Privacy Stack. </w:t>
-      </w:r>
-      <w:r>
-        <w:rPr>
-          <w:rFonts w:ascii="HY신명조" w:hAnsi="HY신명조" w:eastAsia="HY신명조"/>
-          <w:i/>
-          <w:color w:val="000000"/>
-          <w:sz w:val="20"/>
-        </w:rPr>
-        <w:t>Presidio: Supported entities</w:t>
-      </w:r>
-      <w:r>
-        <w:rPr>
-          <w:rFonts w:ascii="HY신명조" w:hAnsi="HY신명조" w:eastAsia="HY신명조"/>
-          <w:color w:val="000000"/>
-          <w:sz w:val="20"/>
-        </w:rPr>
-        <w:t>. https://presidio.dataprivacystack.org/supported_entities/ (접근일: 2026. 7. 26; Microsoft 문서의 현행 이전 위치).</w:t>
-      </w:r>
-    </w:p>
-    <w:p>
-      <w:pPr>
-        <w:widowControl/>
-        <w:spacing w:before="0" w:after="60" w:line="331" w:lineRule="auto"/>
-        <w:ind w:firstLine="397"/>
-        <w:jc w:val="both"/>
-      </w:pPr>
-      <w:r>
-        <w:rPr>
-          <w:rFonts w:ascii="HY신명조" w:hAnsi="HY신명조" w:eastAsia="HY신명조"/>
-          <w:color w:val="000000"/>
-          <w:sz w:val="20"/>
-        </w:rPr>
-        <w:t xml:space="preserve">National Highway Traffic Safety Administration. </w:t>
-      </w:r>
-      <w:r>
-        <w:rPr>
-          <w:rFonts w:ascii="HY신명조" w:hAnsi="HY신명조" w:eastAsia="HY신명조"/>
-          <w:i/>
-          <w:color w:val="000000"/>
-          <w:sz w:val="20"/>
-        </w:rPr>
-        <w:t>The Vehicle Identification Number (VIN)</w:t>
-      </w:r>
-      <w:r>
-        <w:rPr>
-          <w:rFonts w:ascii="HY신명조" w:hAnsi="HY신명조" w:eastAsia="HY신명조"/>
-          <w:color w:val="000000"/>
-          <w:sz w:val="20"/>
-        </w:rPr>
-        <w:t>. https://www.nhtsa.gov/document/vehicle-identification-number-vin</w:t>
-      </w:r>
-    </w:p>
-    <w:p>
-      <w:pPr>
-        <w:widowControl/>
-        <w:spacing w:before="0" w:after="60" w:line="331" w:lineRule="auto"/>
-        <w:ind w:firstLine="397"/>
-        <w:jc w:val="both"/>
-      </w:pPr>
-      <w:r>
-        <w:rPr>
-          <w:rFonts w:ascii="HY신명조" w:hAnsi="HY신명조" w:eastAsia="HY신명조"/>
-          <w:color w:val="000000"/>
-          <w:sz w:val="20"/>
-        </w:rPr>
-        <w:t xml:space="preserve">U.S. Government Publishing Office. </w:t>
-      </w:r>
-      <w:r>
-        <w:rPr>
-          <w:rFonts w:ascii="HY신명조" w:hAnsi="HY신명조" w:eastAsia="HY신명조"/>
-          <w:i/>
-          <w:color w:val="000000"/>
-          <w:sz w:val="20"/>
-        </w:rPr>
-        <w:t>49 CFR Part 565—Vehicle Identification Number Requirements</w:t>
-      </w:r>
-      <w:r>
-        <w:rPr>
-          <w:rFonts w:ascii="HY신명조" w:hAnsi="HY신명조" w:eastAsia="HY신명조"/>
-          <w:color w:val="000000"/>
-          <w:sz w:val="20"/>
-        </w:rPr>
-        <w:t>. https://www.govinfo.gov/content/pkg/CFR-2019-title49-vol6/pdf/CFR-2019-title49-vol6-part565.pdf</w:t>
-      </w:r>
-    </w:p>
-    <w:p>
-      <w:pPr>
-        <w:widowControl/>
-        <w:spacing w:before="0" w:after="60" w:line="331" w:lineRule="auto"/>
-        <w:ind w:firstLine="397"/>
-        <w:jc w:val="both"/>
-      </w:pPr>
-      <w:r>
-        <w:rPr>
-          <w:rFonts w:ascii="HY신명조" w:hAnsi="HY신명조" w:eastAsia="HY신명조"/>
-          <w:color w:val="000000"/>
-          <w:sz w:val="20"/>
-        </w:rPr>
-        <w:t>한국범죄학회. 「범죄와 정책」 소개. https://ksoc.re.kr/%EB%B2%94%EC%A3%84%EC%99%80-%EC%A0%95%EC%B1%85-%EC%86%8C%EA%B0%9C (접근일: 2026. 7. 30).</w:t>
-      </w:r>
-    </w:p>
-    <w:p>
-      <w:pPr>
-        <w:widowControl/>
-        <w:spacing w:before="0" w:after="60" w:line="331" w:lineRule="auto"/>
-        <w:ind w:firstLine="397"/>
-        <w:jc w:val="both"/>
-      </w:pPr>
-      <w:r>
-        <w:rPr>
-          <w:rFonts w:ascii="HY신명조" w:hAnsi="HY신명조" w:eastAsia="HY신명조"/>
-          <w:color w:val="000000"/>
-          <w:sz w:val="20"/>
-        </w:rPr>
-        <w:t>한국범죄학회. 「범죄와 정책」 편집규정. https://ksoc.re.kr/%ED%8E%B8%EC%A7%91%EA%B7%9C%EC%A0%95 (접근일: 2026. 7. 30).</w:t>
-      </w:r>
-    </w:p>
-    <w:p>
-      <w:pPr>
-        <w:widowControl/>
-        <w:spacing w:before="0" w:after="60" w:line="331" w:lineRule="auto"/>
-        <w:ind w:firstLine="397"/>
-        <w:jc w:val="both"/>
-      </w:pPr>
-      <w:r>
-        <w:rPr>
-          <w:rFonts w:ascii="HY신명조" w:hAnsi="HY신명조" w:eastAsia="HY신명조"/>
-          <w:color w:val="000000"/>
-          <w:sz w:val="20"/>
-        </w:rPr>
-        <w:t xml:space="preserve">한국범죄학회. </w:t>
-      </w:r>
-      <w:r>
-        <w:rPr>
-          <w:rFonts w:ascii="HY신명조" w:hAnsi="HY신명조" w:eastAsia="HY신명조"/>
-          <w:i/>
-          <w:color w:val="000000"/>
-          <w:sz w:val="20"/>
-        </w:rPr>
-        <w:t>범죄와 정책</w:t>
-      </w:r>
-      <w:r>
-        <w:rPr>
-          <w:rFonts w:ascii="HY신명조" w:hAnsi="HY신명조" w:eastAsia="HY신명조"/>
-          <w:color w:val="000000"/>
-          <w:sz w:val="20"/>
-        </w:rPr>
-        <w:t>, 2(1). https://ksoc.re.kr/forum/view/351790 (접근일: 2026. 7. 30).</w:t>
-      </w:r>
-    </w:p>
-    <w:p>
-      <w:pPr>
-        <w:spacing w:before="200" w:after="140"/>
-        <w:jc w:val="center"/>
-      </w:pPr>
-      <w:r>
-        <w:rPr>
-          <w:rFonts w:ascii="HY신명조" w:hAnsi="HY신명조" w:eastAsia="HY신명조"/>
-          <w:b/>
-          <w:color w:val="000000"/>
-          <w:sz w:val="26"/>
-        </w:rPr>
-        <w:t>ABSTRACT</w:t>
-      </w:r>
-    </w:p>
-    <w:p>
-      <w:pPr>
-        <w:spacing w:after="100"/>
-        <w:jc w:val="center"/>
-      </w:pPr>
-      <w:r>
-        <w:rPr>
-          <w:rFonts w:ascii="HY신명조" w:hAnsi="HY신명조" w:eastAsia="HY신명조"/>
-          <w:b/>
-          <w:color w:val="000000"/>
-          <w:sz w:val="26"/>
-        </w:rPr>
-        <w:t>Korean Personally Identifiable Information Leakage Risks in Generative AI and the Need for a Normalization-Based Layer 0: A Post-Mutation Gold Reconstruction and Matched Guardrail Audit</w:t>
-      </w:r>
-    </w:p>
-    <w:p>
-      <w:pPr>
         <w:pStyle w:val="JournalAbstract"/>
         <w:widowControl/>
-        <w:spacing w:before="0" w:after="60" w:line="331" w:lineRule="auto"/>
-        <w:jc w:val="both"/>
-      </w:pPr>
-      <w:r>
-        <w:rPr>
-          <w:rFonts w:ascii="HY신명조" w:hAnsi="HY신명조" w:eastAsia="HY신명조"/>
-          <w:color w:val="000000"/>
-          <w:sz w:val="20"/>
-        </w:rPr>
-        <w:t>Korean personally identifiable information (PII) can bypass generative-AI guardrails through character, encoding, and notation changes. This study audits four related repositories, 110 remote references, 10,000 synthetic payloads, and stored outputs from four defense configurations. It reconstructs the post-mutation protected value in 9,964 cases (99.64%). The existing three-layer stack left 2,060 cases unblocked (20.67%), whereas the configuration with Layer 0 left 706 (7.09%). Among 2,305 matched Korean pairs sharing the same PII type and source value, the baseline unblocked rate increased from 24.47% for original cases to 32.28% for mutations. The source-group equally weighted risk difference was 6.86 percentage points (95% cluster-bootstrap CI: 4.06-9.69). The increase was concentrated in target-changing transformations; no increase was demonstrated for target-preserving context changes. Layer 0 additionally blocked 1,354 cases missed by the baseline. A counter-audit found 29 candidates among 1,519 public-law units and 48 among 693 official medical, finance, support, and developer units, demonstrating context-dependent overblocking. Layer 0 is therefore necessary as an input control that normalizes and screens transformed Korean PII before later layers, but it is not sufficient by itself. Policy use requires post-mutation gold values, a single evaluator, independent human review, disclosed settings and versions, and external validation with operationally realistic data.</w:t>
-      </w:r>
-    </w:p>
-    <w:p>
-      <w:pPr>
-        <w:pStyle w:val="JournalAbstract"/>
-        <w:widowControl/>
-        <w:spacing w:before="0" w:after="60" w:line="331" w:lineRule="auto"/>
-        <w:jc w:val="both"/>
+        <w:spacing w:before="200" w:after="60" w:line="331" w:lineRule="auto"/>
+        <w:jc w:val="left"/>
       </w:pPr>
       <w:r>
         <w:rPr>

--- a/paper/범죄와정책_투고원고_검증본.docx
+++ b/paper/범죄와정책_투고원고_검증본.docx
@@ -570,7 +570,7 @@
           <w:color w:val="000000"/>
           <w:sz w:val="20"/>
         </w:rPr>
-        <w:t>「범죄와 정책」 제2권 제1호의 인접 연구도 AI 시대의 범죄 기회와 대응 틀을 재구성할 필요성을 제기하고(송봉규, 2026), 전자문서 내부 구조에서 개인정보를 찾아 비식별화하는 시스템을 제안하였다(백서진, 최한림, 박윤지, 정보남, 함근희, 2026). 후자의 연구가 PDF·DOCX·XLSX 등 문서 형식별 구조를 분석하여 이미 저장된 개인정보를 탐지·비식별화하는 데 초점을 둔 반면, 본 연구는 생성형 AI 입력에서 동일한 PII가 문자·인코딩·표기 변형을 거칠 때 기존 가드레일의 미차단 위험이 증가하는지 짝비교하고, 후속 계층 이전의 정규화 기반 Layer 0가 갖는 독립 기여와 과잉차단을 함께 감사한다. 따라서 두 연구는 개인정보 노출을 줄인다는 정책 목표를 공유하지만 연구대상, 개입 시점, 비교설계와 성능판정 기준이 다르다.</w:t>
+        <w:t>「범죄와 정책」 제2권 제1호의 인접 연구도 AI시대의 범죄 발생 원인과 대책을 설명하기 위한 범죄학 패러다임 전환의 필요성을 제기하고(송봉규, 2026), 전자문서 내부 구조에서 개인정보를 찾아 비식별화하는 시스템을 제안하였다(백서진, 최한림, 박윤지, 정보남, 함근희, 2026). 후자의 연구가 PDF·DOCX·XLSX 등 문서 형식별 구조를 분석하여 이미 저장된 개인정보를 탐지·비식별화하는 데 초점을 둔 반면, 본 연구는 생성형 AI 입력에서 동일한 PII가 문자·인코딩·표기 변형을 거칠 때 기존 가드레일의 미차단 위험이 증가하는지 짝비교하고, 후속 계층 이전의 정규화 기반 Layer 0가 갖는 독립 기여와 과잉차단을 함께 감사한다. 따라서 두 연구는 개인정보 노출을 줄인다는 정책 목표를 공유하지만 연구대상, 개입 시점, 비교설계와 성능판정 기준이 다르다.</w:t>
       </w:r>
     </w:p>
     <w:p>
@@ -789,7 +789,7 @@
           <w:color w:val="000000"/>
           <w:sz w:val="20"/>
         </w:rPr>
-        <w:t>온라인 환경에서 이 이론을 그대로 이전하는 데에는 한계가 있다. Yar(2005)는 가상공간에서는 물리적 시공간 수렴과 표적의 물리적 관성이 달라진다는 점을 지적하였다. Leukfeldt와 Yar(2016)는 가치·가시성·접근성·보호자의 효과가 사이버범죄 유형에 따라 일관되지 않음을 보였다. Williams(2016)는 온라인 신원도용 연구에서 보호자를 능동적 개인 보호자, 회피적 개인 보호자, 수동적 물리적 보호자 등으로 구분하였다. 국내 연구에서도 보안프로그램이나 감독의 효과는 연구와 피해유형에 따라 다르게 나타났다(이윤호, 김도우, 유영재, 2011; 박기태, 조제성, 2017; 서지혜, 최진선, 박진수, 2020). 최근의 반복피해 연구는 학교·교사의 감독 수준이 낮을수록 온라인 괴롭힘 반복피해 가능성이 높아진다고 보고하였고(노희주, 조윤오, 2025), VIVA 모델을 중심으로 한 국내 이론 연구는 온라인의 유동적 시공간에 맞춘 일상활동이론의 조정 필요성을 제기하였다(블라데미르 T. 콩고, 여승준, 최진혁, 2025).</w:t>
+        <w:t>온라인 환경에서 이 이론을 그대로 이전하는 데에는 한계가 있다. Yar(2005)는 가상공간에서는 물리적 시공간 수렴과 표적의 물리적 관성이 달라진다는 점을 지적하였다. Leukfeldt와 Yar(2016)는 가치·가시성·접근성·보호자의 효과가 사이버범죄 유형에 따라 일관되지 않음을 보였다. Williams(2016)는 온라인 신원도용 연구에서 보호자를 능동적 개인 보호자, 회피적 개인 보호자, 수동적 물리적 보호자 등으로 구분하였다. 국내 연구에서도 일상활동 요인의 효과는 연구와 사이버범죄 피해유형에 따라 다르게 나타났다(이윤호, 김도우, 유영재, 2011; 박기태, 조제성, 2017; 서지혜, 최진선, 박진수, 2020). 최근의 반복피해 연구는 학교·교사의 감독 수준이 낮을수록 온라인 괴롭힘 반복피해 가능성이 높아진다고 보고하였고(노희주, 조윤오, 2025), VIVA 모델을 중심으로 한 국내 이론 연구는 온라인의 유동적 시공간에 맞춘 일상활동이론의 조정 필요성을 제기하였다(블라데미르 T. 콩고, 여승준, 최진혁, 2025).</w:t>
       </w:r>
     </w:p>
     <w:p>
@@ -984,7 +984,7 @@
           <w:color w:val="000000"/>
           <w:sz w:val="20"/>
         </w:rPr>
-        <w:t>「인공지능 발전과 신뢰 기반 조성 등에 관한 기본법」의 법률 제21311호 통합본에는 2026년 7월 21일 시행된 일부 개정 조문이 포함되어 있다. 그러나 본 연구가 인용하는 제31조·제33조·제34조·제35조·제43조의 조문별 시행일은 국가법령정보센터 공식 XML에서 모두 2026년 1월 22일로 확인된다. 제31조는 생성형 AI 등의 고지·표시 의무를, 제33조는 고영향 AI 해당 여부의 사전 검토와 확인 절차를 규정한다. 위험관리, 설명 방안, 이용자 보호, 사람의 관리·감독, 문서 작성·보관 등 고영향 AI 사업자의 책무는 제34조에 있다. 제35조는 기본권 영향평가를 위해 노력하도록 정한다. 제43조의 과태료는 제31조 제1항 고지, 제36조 제1항 국내대리인, 제40조 제3항의 명령 불이행 등 열거된 사유에 적용된다.</w:t>
+        <w:t>「인공지능 발전과 신뢰 기반 조성 등에 관한 기본법」 법률 제21311호의 기본 시행일은 2026년 1월 22일이며, 국가법령정보센터 공식 XML은 제35조 제1항 후단 등 일부 개정 부분의 시행일을 2026년 7월 21일로 별도 표시한다. 본 연구가 인용하는 제31조·제33조·제34조·제35조·제43조의 기본 조문 시행일은 2026년 1월 22일이나, 제35조 제1항 후단의 개정 내용은 2026년 7월 21일부터 적용된다. 제31조는 생성형 AI 등의 고지·표시 의무를, 제33조는 고영향 AI 해당 여부의 사전 검토와 확인 절차를 규정한다. 위험관리, 설명 방안, 이용자 보호, 사람의 관리·감독, 문서 작성·보관 등 고영향 AI 사업자의 책무는 제34조에 있다. 제35조는 기본권 영향평가를 위해 노력하도록 정한다. 제43조의 과태료는 제31조 제1항 고지, 제36조 제1항 국내대리인, 제40조 제3항의 명령 불이행 등 열거된 사유에 적용된다.</w:t>
       </w:r>
     </w:p>
     <w:p>
@@ -8434,7 +8434,7 @@
           <w:color w:val="000000"/>
           <w:sz w:val="20"/>
         </w:rPr>
-        <w:t>가 조문 항을 뜻하는 잘못된 표기임을 확인하였다. 정확한 인용은 제71조 제4호다. 인공지능기본법 제33조를 위험관리 의무로 설명한 부분도 제34조로 수정해야 한다. 법률 제21311호의 일부 개정 조문은 2026년 7월 21일 시행되지만, 본문이 인용한 제31조·제33조·제34조·제35조·제43조의 조문별 시행일은 모두 2026년 1월 22일이다. “제재 최소 1년 유예”는 근거를 확인하지 못했다.</w:t>
+        <w:t>가 조문 항을 뜻하는 잘못된 표기임을 확인하였다. 정확한 인용은 제71조 제4호다. 인공지능기본법 제33조를 위험관리 의무로 설명한 부분도 제34조로 수정해야 한다. 법률 제21311호의 기본 시행일과 본문 인용 조문의 기본 시행일은 2026년 1월 22일이지만, 공식 XML이 별도 표시하는 제35조 제1항 후단의 개정 내용은 2026년 7월 21일부터 적용된다. “제재 최소 1년 유예”는 근거를 확인하지 못했다.</w:t>
       </w:r>
     </w:p>
     <w:p>
@@ -10032,7 +10032,7 @@
           <w:color w:val="000000"/>
           <w:sz w:val="20"/>
         </w:rPr>
-        <w:t>, 19(1), 63–94.</w:t>
+        <w:t>, 19(1), 63–94. https://doi.org/10.46626/affc.2025.19.1.3</w:t>
       </w:r>
     </w:p>
     <w:p>
@@ -10327,7 +10327,23 @@
           <w:color w:val="000000"/>
           <w:sz w:val="20"/>
         </w:rPr>
-        <w:t>인공지능 발전과 신뢰 기반 조성 등에 관한 기본법. 법률 제21311호, 2026. 1. 20. 일부개정. 본문 인용 조문 제31조·제33조·제34조·제35조·제43조 시행일 2026. 1. 22.; 일부 개정 조문 시행일 2026. 7. 21.</w:t>
+        <w:t>인공지능 발전과 신뢰 기반 조성 등에 관한 기본법. 법률 제21311호, 2026. 1. 20. 일부개정. 기본 시행일 및 본문 인용 조문의 기본 시행일 2026. 1. 22.; 제35조 제1항 후단 등 일부 개정 부분 시행일 2026. 7. 21.</w:t>
+      </w:r>
+    </w:p>
+    <w:p>
+      <w:pPr>
+        <w:pStyle w:val="Heading2"/>
+        <w:keepNext/>
+        <w:keepLines/>
+      </w:pPr>
+      <w:r>
+        <w:rPr>
+          <w:rFonts w:ascii="HY견고딕" w:hAnsi="HY견고딕" w:eastAsia="HY견고딕"/>
+          <w:b/>
+          <w:color w:val="000000"/>
+          <w:sz w:val="24"/>
+        </w:rPr>
+        <w:t>3. 국외문헌·공식자료</w:t>
       </w:r>
     </w:p>
     <w:p>
@@ -10343,88 +10359,7 @@
           <w:color w:val="000000"/>
           <w:sz w:val="20"/>
         </w:rPr>
-        <w:t>한국범죄학회. 「범죄와 정책」 소개. https://ksoc.re.kr/%EB%B2%94%EC%A3%84%EC%99%80-%EC%A0%95%EC%B1%85-%EC%86%8C%EA%B0%9C (접근일: 2026. 7. 30).</w:t>
-      </w:r>
-    </w:p>
-    <w:p>
-      <w:pPr>
-        <w:widowControl/>
-        <w:spacing w:before="0" w:after="60" w:line="331" w:lineRule="auto"/>
-        <w:ind w:left="397" w:hanging="397"/>
-        <w:jc w:val="left"/>
-      </w:pPr>
-      <w:r>
-        <w:rPr>
-          <w:rFonts w:ascii="HY신명조" w:hAnsi="HY신명조" w:eastAsia="HY신명조"/>
-          <w:color w:val="000000"/>
-          <w:sz w:val="20"/>
-        </w:rPr>
-        <w:t>한국범죄학회. 「범죄와 정책」 편집규정. https://ksoc.re.kr/%ED%8E%B8%EC%A7%91%EA%B7%9C%EC%A0%95 (접근일: 2026. 7. 30).</w:t>
-      </w:r>
-    </w:p>
-    <w:p>
-      <w:pPr>
-        <w:widowControl/>
-        <w:spacing w:before="0" w:after="60" w:line="331" w:lineRule="auto"/>
-        <w:ind w:left="397" w:hanging="397"/>
-        <w:jc w:val="left"/>
-      </w:pPr>
-      <w:r>
-        <w:rPr>
-          <w:rFonts w:ascii="HY신명조" w:hAnsi="HY신명조" w:eastAsia="HY신명조"/>
-          <w:color w:val="000000"/>
-          <w:sz w:val="20"/>
-        </w:rPr>
-        <w:t xml:space="preserve">한국범죄학회. </w:t>
-      </w:r>
-      <w:r>
-        <w:rPr>
-          <w:rFonts w:ascii="HY신명조" w:hAnsi="HY신명조" w:eastAsia="HY신명조"/>
-          <w:i/>
-          <w:color w:val="000000"/>
-          <w:sz w:val="20"/>
-        </w:rPr>
-        <w:t>범죄와 정책</w:t>
-      </w:r>
-      <w:r>
-        <w:rPr>
-          <w:rFonts w:ascii="HY신명조" w:hAnsi="HY신명조" w:eastAsia="HY신명조"/>
-          <w:color w:val="000000"/>
-          <w:sz w:val="20"/>
-        </w:rPr>
-        <w:t>, 2(1). https://ksoc.re.kr/forum/view/351790 (접근일: 2026. 7. 30).</w:t>
-      </w:r>
-    </w:p>
-    <w:p>
-      <w:pPr>
-        <w:pStyle w:val="Heading2"/>
-        <w:keepNext/>
-        <w:keepLines/>
-      </w:pPr>
-      <w:r>
-        <w:rPr>
-          <w:rFonts w:ascii="HY견고딕" w:hAnsi="HY견고딕" w:eastAsia="HY견고딕"/>
-          <w:b/>
-          <w:color w:val="000000"/>
-          <w:sz w:val="24"/>
-        </w:rPr>
-        <w:t>3. 국외문헌·공식자료</w:t>
-      </w:r>
-    </w:p>
-    <w:p>
-      <w:pPr>
-        <w:widowControl/>
-        <w:spacing w:before="0" w:after="60" w:line="331" w:lineRule="auto"/>
-        <w:ind w:left="397" w:hanging="397"/>
-        <w:jc w:val="left"/>
-      </w:pPr>
-      <w:r>
-        <w:rPr>
-          <w:rFonts w:ascii="HY신명조" w:hAnsi="HY신명조" w:eastAsia="HY신명조"/>
-          <w:color w:val="000000"/>
-          <w:sz w:val="20"/>
-        </w:rPr>
-        <w:t xml:space="preserve">Clarke, R. V. (1980). “Situational” Crime Prevention: Theory and Practice. </w:t>
+        <w:t xml:space="preserve">Clarke, R. V. G. (1980). “Situational” Crime Prevention: Theory and Practice. </w:t>
       </w:r>
       <w:r>
         <w:rPr>

--- a/paper/범죄와정책_투고원고_검증본.docx
+++ b/paper/범죄와정책_투고원고_검증본.docx
@@ -29,7 +29,7 @@
           <w:color w:val="000000"/>
           <w:sz w:val="23"/>
         </w:rPr>
-        <w:t>변이 후 정답 복원과 동일 원천값 짝비교에 기초한 가드레일 감사</w:t>
+        <w:t>변이 입력에 대한 다계층 방어 성능과 Layer 0의 추가효과</w:t>
       </w:r>
     </w:p>
     <w:p>
@@ -44,7 +44,7 @@
           <w:color w:val="000000"/>
           <w:sz w:val="20"/>
         </w:rPr>
-        <w:t>Korean Personally Identifiable Information Leakage Risks in Generative AI and the Need for a Normalization-Based Layer 0: A Post-Mutation Gold Reconstruction and Matched Guardrail Audit</w:t>
+        <w:t>Korean Personally Identifiable Information Leakage Risks in Generative AI and the Need for a Normalization-Based Layer 0: Multi-Layer Defense Performance Against Mutated Inputs</w:t>
       </w:r>
     </w:p>
     <w:p>
@@ -101,31 +101,7 @@
           <w:color w:val="5A5A5A"/>
           <w:sz w:val="17"/>
         </w:rPr>
-        <w:t xml:space="preserve">검증 대상 코드: </w:t>
-      </w:r>
-      <w:r>
-        <w:rPr>
-          <w:rFonts w:ascii="Consolas" w:hAnsi="Consolas" w:eastAsia="Consolas"/>
-          <w:color w:val="5A5A5A"/>
-          <w:sz w:val="16"/>
-        </w:rPr>
-        <w:t>KPIIGD/My-AI-Security-Project</w:t>
-      </w:r>
-      <w:r>
-        <w:rPr>
-          <w:rFonts w:ascii="HY신명조" w:hAnsi="HY신명조" w:eastAsia="HY신명조"/>
-          <w:color w:val="5A5A5A"/>
-          <w:sz w:val="17"/>
-        </w:rPr>
-        <w:t xml:space="preserve">, commit </w:t>
-      </w:r>
-      <w:r>
-        <w:rPr>
-          <w:rFonts w:ascii="Consolas" w:hAnsi="Consolas" w:eastAsia="Consolas"/>
-          <w:color w:val="5A5A5A"/>
-          <w:sz w:val="16"/>
-        </w:rPr>
-        <w:t>694ca717dd47e3d8f229bfa4da84c1fad607576b</w:t>
+        <w:t>재현자료 공개계획: 심사 과정에는 익명화하고, 게재 확정 후 코드·평가자료·실행환경과 버전 식별정보를 공개한다.</w:t>
       </w:r>
     </w:p>
     <w:p>
@@ -157,7 +133,7 @@
           <w:color w:val="000000"/>
           <w:sz w:val="20"/>
         </w:rPr>
-        <w:t>생성형 인공지능 서비스의 한국어 개인식별정보(PII)는 문자·인코딩·표기 변형으로 기존 가드레일을 우회할 수 있다. 본 연구는 관련 4개 저장소와 110개 원격 참조, 10,000건의 합성 페이로드 및 네 방어구성의 저장 결과를 감사하였다. 변이 후 보호대상을 9,964건(99.64%)에서 복원한 결과 기존 3계층의 미차단은 2,060건(20.67%), Layer 0 추가 구성은 706건(7.09%)이었다. 동일 원천값의 한국어 2,305쌍에서 기존 계층의 미차단율은 원형 24.47%에서 변이 32.28%로 증가했고, 원천 그룹 동일가중 위험차는 6.86%p(95% 군집 부트스트랩 4.06~9.69)였다. 증가는 보호대상 값이 변한 쌍에 집중되었고, 표면형을 보존한 문맥 변형에서는 증가가 입증되지 않았다. Layer 0는 기존 계층이 놓친 1,354건을 추가 차단하였다. 한편 공식 법령 1,519개 중 29개와 의료·금융·지원·개발 문서 693개 중 48개가 과잉차단 후보로 탐지되어 문맥 한계도 확인되었다. 따라서 Layer 0는 변형 PII를 후속 계층 이전에 정규화·차단하는 필수 입력 통제이지만 충분조건은 아니다. 정책 활용에는 변이 후 정답, 단일 평가기, 사람 이중검토, 설정·버전 공개와 운영 유사 자료의 외부검증이 필요하며, 결과를 범죄율이나 법적 준수율로 일반화해서는 안 된다.</w:t>
+        <w:t>생성형 인공지능 서비스의 한국어 개인식별정보(PII)는 문자·인코딩·표기 변형으로 기존 가드레일을 우회할 수 있다. 본 연구는 정규화 기반 Layer 0와 패턴 탐지, 상용 가드레일 및 LLM 판별기를 결합한 다계층 방어체계를 구현하고, 10,000건의 합성 페이로드에서 네 방어구성의 성능을 비교하였다. 변이 후 보호대상을 9,964건(99.64%)에서 복원한 결과 기존 3계층의 미차단은 2,060건(20.67%), Layer 0 추가 구성은 706건(7.09%)이었다. 동일 원천값의 한국어 2,305쌍에서 기존 계층의 미차단율은 원형 24.47%에서 변이 32.28%로 증가했고, 원천 그룹 동일가중 위험차는 6.86%p(95% 군집 부트스트랩 4.06~9.69)였다. 증가는 보호대상 값이 변한 쌍에 집중되었고, 표면형을 보존한 문맥 변형에서는 증가가 입증되지 않았다. Layer 0는 기존 계층이 놓친 1,354건을 추가 차단하였다. 한편 공식 법령 1,519개 중 29개와 의료·금융·지원·개발 문서 693개 중 48개가 과잉차단 후보로 탐지되어 문맥 한계도 확인되었다. 따라서 Layer 0는 변형 PII를 후속 계층 이전에 정규화·차단하는 필수 입력 통제이지만 충분조건은 아니다. 정책 활용에는 변이 후 정답, 단일 평가기, 사람 이중검토, 설정·버전 공개와 운영 유사 자료의 외부검증이 필요하며, 결과를 범죄율이나 법적 준수율로 일반화해서는 안 된다.</w:t>
       </w:r>
     </w:p>
     <w:p>
@@ -218,8 +194,8 @@
         </w:tblBorders>
       </w:tblPr>
       <w:tblGrid>
-        <w:gridCol w:w="5111"/>
-        <w:gridCol w:w="4859"/>
+        <w:gridCol w:w="4286"/>
+        <w:gridCol w:w="5684"/>
       </w:tblGrid>
       <w:tr>
         <w:trPr>
@@ -228,7 +204,7 @@
         </w:trPr>
         <w:tc>
           <w:tcPr>
-            <w:tcW w:type="dxa" w:w="5111"/>
+            <w:tcW w:type="dxa" w:w="4286"/>
             <w:vAlign w:val="center"/>
             <w:shd w:fill="E7E7E7"/>
             <w:tcMar>
@@ -256,7 +232,7 @@
         </w:tc>
         <w:tc>
           <w:tcPr>
-            <w:tcW w:type="dxa" w:w="4859"/>
+            <w:tcW w:type="dxa" w:w="5684"/>
             <w:vAlign w:val="center"/>
             <w:shd w:fill="E7E7E7"/>
             <w:tcMar>
@@ -278,7 +254,7 @@
                 <w:color w:val="000000"/>
                 <w:sz w:val="16"/>
               </w:rPr>
-              <w:t>Ⅴ. 논의</w:t>
+              <w:t>Ⅱ. 이론적·법적 배경</w:t>
             </w:r>
           </w:p>
         </w:tc>
@@ -289,7 +265,7 @@
         </w:trPr>
         <w:tc>
           <w:tcPr>
-            <w:tcW w:type="dxa" w:w="5111"/>
+            <w:tcW w:type="dxa" w:w="4286"/>
             <w:vAlign w:val="center"/>
             <w:tcMar>
               <w:top w:w="70" w:type="dxa"/>
@@ -309,13 +285,70 @@
                 <w:color w:val="000000"/>
                 <w:sz w:val="16"/>
               </w:rPr>
-              <w:t>Ⅱ. 이론적·법적 배경</w:t>
+              <w:t>Ⅲ. 연구방법</w:t>
             </w:r>
           </w:p>
         </w:tc>
         <w:tc>
           <w:tcPr>
-            <w:tcW w:type="dxa" w:w="4859"/>
+            <w:tcW w:type="dxa" w:w="5684"/>
+            <w:vAlign w:val="center"/>
+            <w:tcMar>
+              <w:top w:w="70" w:type="dxa"/>
+              <w:start w:w="100" w:type="dxa"/>
+              <w:bottom w:w="70" w:type="dxa"/>
+              <w:end w:w="100" w:type="dxa"/>
+            </w:tcMar>
+          </w:tcPr>
+          <w:p>
+            <w:pPr>
+              <w:spacing w:after="0" w:line="252" w:lineRule="auto"/>
+              <w:jc w:val="center"/>
+            </w:pPr>
+            <w:r>
+              <w:rPr>
+                <w:rFonts w:ascii="HY신명조" w:hAnsi="HY신명조" w:eastAsia="HY신명조"/>
+                <w:color w:val="000000"/>
+                <w:sz w:val="16"/>
+              </w:rPr>
+              <w:t>Ⅳ. 분석결과</w:t>
+            </w:r>
+          </w:p>
+        </w:tc>
+      </w:tr>
+      <w:tr>
+        <w:trPr>
+          <w:cantSplit/>
+        </w:trPr>
+        <w:tc>
+          <w:tcPr>
+            <w:tcW w:type="dxa" w:w="4286"/>
+            <w:vAlign w:val="center"/>
+            <w:tcMar>
+              <w:top w:w="70" w:type="dxa"/>
+              <w:start w:w="100" w:type="dxa"/>
+              <w:bottom w:w="70" w:type="dxa"/>
+              <w:end w:w="100" w:type="dxa"/>
+            </w:tcMar>
+          </w:tcPr>
+          <w:p>
+            <w:pPr>
+              <w:spacing w:after="0" w:line="252" w:lineRule="auto"/>
+              <w:jc w:val="left"/>
+            </w:pPr>
+            <w:r>
+              <w:rPr>
+                <w:rFonts w:ascii="HY신명조" w:hAnsi="HY신명조" w:eastAsia="HY신명조"/>
+                <w:color w:val="000000"/>
+                <w:sz w:val="16"/>
+              </w:rPr>
+              <w:t>Ⅴ. 논의</w:t>
+            </w:r>
+          </w:p>
+        </w:tc>
+        <w:tc>
+          <w:tcPr>
+            <w:tcW w:type="dxa" w:w="5684"/>
             <w:vAlign w:val="center"/>
             <w:tcMar>
               <w:top w:w="70" w:type="dxa"/>
@@ -346,7 +379,7 @@
         </w:trPr>
         <w:tc>
           <w:tcPr>
-            <w:tcW w:type="dxa" w:w="5111"/>
+            <w:tcW w:type="dxa" w:w="4286"/>
             <w:vAlign w:val="center"/>
             <w:tcMar>
               <w:top w:w="70" w:type="dxa"/>
@@ -366,70 +399,13 @@
                 <w:color w:val="000000"/>
                 <w:sz w:val="16"/>
               </w:rPr>
-              <w:t>Ⅲ. 연구방법</w:t>
+              <w:t>Ⅶ. 한계</w:t>
             </w:r>
           </w:p>
         </w:tc>
         <w:tc>
           <w:tcPr>
-            <w:tcW w:type="dxa" w:w="4859"/>
-            <w:vAlign w:val="center"/>
-            <w:tcMar>
-              <w:top w:w="70" w:type="dxa"/>
-              <w:start w:w="100" w:type="dxa"/>
-              <w:bottom w:w="70" w:type="dxa"/>
-              <w:end w:w="100" w:type="dxa"/>
-            </w:tcMar>
-          </w:tcPr>
-          <w:p>
-            <w:pPr>
-              <w:spacing w:after="0" w:line="252" w:lineRule="auto"/>
-              <w:jc w:val="center"/>
-            </w:pPr>
-            <w:r>
-              <w:rPr>
-                <w:rFonts w:ascii="HY신명조" w:hAnsi="HY신명조" w:eastAsia="HY신명조"/>
-                <w:color w:val="000000"/>
-                <w:sz w:val="16"/>
-              </w:rPr>
-              <w:t>Ⅶ. 한계</w:t>
-            </w:r>
-          </w:p>
-        </w:tc>
-      </w:tr>
-      <w:tr>
-        <w:trPr>
-          <w:cantSplit/>
-        </w:trPr>
-        <w:tc>
-          <w:tcPr>
-            <w:tcW w:type="dxa" w:w="5111"/>
-            <w:vAlign w:val="center"/>
-            <w:tcMar>
-              <w:top w:w="70" w:type="dxa"/>
-              <w:start w:w="100" w:type="dxa"/>
-              <w:bottom w:w="70" w:type="dxa"/>
-              <w:end w:w="100" w:type="dxa"/>
-            </w:tcMar>
-          </w:tcPr>
-          <w:p>
-            <w:pPr>
-              <w:spacing w:after="0" w:line="252" w:lineRule="auto"/>
-              <w:jc w:val="left"/>
-            </w:pPr>
-            <w:r>
-              <w:rPr>
-                <w:rFonts w:ascii="HY신명조" w:hAnsi="HY신명조" w:eastAsia="HY신명조"/>
-                <w:color w:val="000000"/>
-                <w:sz w:val="16"/>
-              </w:rPr>
-              <w:t>Ⅳ. 분석결과</w:t>
-            </w:r>
-          </w:p>
-        </w:tc>
-        <w:tc>
-          <w:tcPr>
-            <w:tcW w:type="dxa" w:w="4859"/>
+            <w:tcW w:type="dxa" w:w="5684"/>
             <w:vAlign w:val="center"/>
             <w:tcMar>
               <w:top w:w="70" w:type="dxa"/>
@@ -538,7 +514,7 @@
           <w:color w:val="000000"/>
           <w:sz w:val="20"/>
         </w:rPr>
-        <w:t>본 연구가 감사한 프로젝트는 정규화 기반 Layer 0, Microsoft Presidio, Amazon Bedrock Guardrails, Lakera, GPT-4o-mini 기반 판별기를 결합하고 10,000건의 합성 페이로드를 대상으로 네 가지 구성을 비교하였다. 저장된 문서는 Layer 0가 LLM 판별기보다 높은 탐지율과 낮은 지연·비용을 보였다고 주장하였다. 그러나 재검증 과정에서 변이 후 정답 추적, 평가 함수의 통일, 데이터 생성 경로, 체크섬, 비용 귀속 및 제품 지원 언어에 중대한 불일치가 확인되었다.</w:t>
+        <w:t>본 연구는 정규화 기반 Layer 0, Microsoft Presidio, Amazon Bedrock Guardrails, Lakera와 GPT-4o-mini 기반 판별기를 결합한 한국어 PII 다계층 방어 프로젝트를 설계하고 성능을 평가한다. 네 방어구성은 기존 패턴·상용 탐지 계층, LLM 판별기 추가 구성, Layer 0 추가 구성, Layer 0와 LLM 판별기를 모두 포함한 구성으로 이루어진다. 초기 실험은 Layer 0의 탐지율·지연·비용상 이점을 제시했으나, 변이된 PII의 잔존 여부를 정확히 측정하려면 변이 후 정답 복원과 평가기 통일이 필요했다. 이에 본 연구는 프로젝트의 핵심 설계를 유지하면서 평가절차를 보완하여 Layer 0의 추가효과와 한계를 다시 측정한다.</w:t>
       </w:r>
     </w:p>
     <w:p>
@@ -570,7 +546,7 @@
           <w:color w:val="000000"/>
           <w:sz w:val="20"/>
         </w:rPr>
-        <w:t>「범죄와 정책」 제2권 제1호의 인접 연구도 AI시대의 범죄 발생 원인과 대책을 설명하기 위한 범죄학 패러다임 전환의 필요성을 제기하고(송봉규, 2026), 전자문서 내부 구조에서 개인정보를 찾아 비식별화하는 시스템을 제안하였다(백서진, 최한림, 박윤지, 정보남, 함근희, 2026). 후자의 연구가 PDF·DOCX·XLSX 등 문서 형식별 구조를 분석하여 이미 저장된 개인정보를 탐지·비식별화하는 데 초점을 둔 반면, 본 연구는 생성형 AI 입력에서 동일한 PII가 문자·인코딩·표기 변형을 거칠 때 기존 가드레일의 미차단 위험이 증가하는지 짝비교하고, 후속 계층 이전의 정규화 기반 Layer 0가 갖는 독립 기여와 과잉차단을 함께 감사한다. 따라서 두 연구는 개인정보 노출을 줄인다는 정책 목표를 공유하지만 연구대상, 개입 시점, 비교설계와 성능판정 기준이 다르다.</w:t>
+        <w:t>최근 연구는 AI시대의 범죄 발생 원인과 대책을 설명하기 위한 범죄학 패러다임 전환의 필요성을 제기하고(송봉규, 2026), PDF·DOCX·XLSX 등 전자문서 구조에서 개인정보를 탐지·비식별화하는 시스템을 제안하였다(백서진, 최한림, 박윤지, 정보남, 함근희, 2026). 후자의 연구가 이미 저장된 문서 내부의 개인정보를 대상으로 한다면, 본 연구는 생성형 AI의 입력 단계에서 PII의 문자·인코딩·표기 변형을 정규화하고 후속 가드레일보다 먼저 차단하는 Layer 0의 효과를 비교한다. 개인정보 노출을 줄인다는 정책 목표는 같지만 연구대상, 개입 시점과 성능평가 방식은 다르다.</w:t>
       </w:r>
     </w:p>
     <w:p>
@@ -709,7 +685,7 @@
           <w:color w:val="000000"/>
           <w:sz w:val="20"/>
         </w:rPr>
-        <w:t>본 연구는 실제 서비스 이용자의 피해자화, 공격자의 동기, 실제 범죄 발생률을 측정하지 않는다. 실제 개인정보가 아닌 합성 페이로드와 저장된 시스템 출력, 코드 및 문서를 대상으로 하는 연구 산출물 감사다. 여기서 “유출 가능성”은 평가 대상 PII가 차단·마스킹되지 않은 채 가드레일 계층을 통과한 상태를 뜻하며, 실제 외부 전송이나 피해 발생을 뜻하지 않는다.</w:t>
+        <w:t>본 연구는 실제 서비스 이용자의 피해자화, 공격자의 동기, 실제 범죄 발생률을 측정하지 않는다. 실제 개인정보가 아닌 합성 페이로드를 다계층 방어체계에 입력하여 PII의 차단·마스킹 여부를 측정하는 시스템 성능평가 연구다. 여기서 “유출 가능성”은 평가 대상 PII가 차단·마스킹되지 않은 채 가드레일 계층을 통과한 상태를 뜻하며, 실제 외부 전송이나 피해 발생을 뜻하지 않는다.</w:t>
       </w:r>
     </w:p>
     <w:p>
@@ -725,7 +701,7 @@
           <w:color w:val="000000"/>
           <w:sz w:val="20"/>
         </w:rPr>
-        <w:t>연구의 기여는 네 가지다. 첫째, 기존 평가기가 놓친 변이 후 보호대상 문자열을 9,964건에서 복원하는 감사용 평가기를 구현하였다. 둘째, 동일 PII 유형·원천값의 원형과 변이 사례 3,461쌍을 구성하고, 한국어·보호대상 변경 여부를 구분하여 변이 위험을 재추정하였다. 셋째, 기존 계층이 놓쳤으나 Layer 0 추가 구성이 차단한 1,354건과 그중 Layer 0의 직접 차단 1,353건을 확인하고, 합성 정상문 10,000건·공식 법령 1,519개·네 서비스 도메인 공식 문서 693개에서 과잉차단을 함께 측정하였다. 넷째, 법적 범주, 범죄학적 보호자 개념, 제품 지원 문서와 실험 설정을 분리하고 정책 연구를 위한 최소 보고·재현 기준을 제안하였다.</w:t>
+        <w:t>연구의 기여는 네 가지다. 첫째, 한국어 PII의 자모·숫자·구분자·인코딩 변형을 입력단에서 정규화하고 차단하는 Layer 0를 다계층 방어체계에 통합하였다. 둘째, 변이 후 보호대상 문자열을 9,964건에서 복원하고 동일 PII 유형·원천값의 원형과 변이 사례 3,461쌍을 구성하여 변이 위험을 비교하였다. 셋째, 기존 계층이 놓쳤으나 Layer 0 추가 구성이 차단한 1,354건과 그중 Layer 0의 직접 차단 1,353건을 확인하고, 합성 정상문 10,000건·공식 법령 1,519개·네 서비스 도메인 공식 문서 693개에서 과잉차단을 함께 측정하였다. 넷째, 탐지 성능과 법적 준수·범죄 발생을 구분하고 실제 정책 연구에 필요한 최소 보고·재현 기준을 제안하였다.</w:t>
       </w:r>
     </w:p>
     <w:p>
@@ -1032,7 +1008,7 @@
           <w:color w:val="000000"/>
           <w:sz w:val="20"/>
         </w:rPr>
-        <w:t>Amazon Bedrock Guardrails의 공식 문서는 sensitive information filter에서 한국어를 “Optimized and supported”로 명시한다. 그러므로 Bedrock이 한국어 PII를 지원하지 않는다거나 영어에만 튜닝되어 있다는 일반화는 현재 공식 문서와 맞지 않는다. 특정 실험에서 낮은 성능이 관측되었다면 그 결과는 평가일, AWS region, guardrail ID와 version, safeguard tier, 활성 policy와 entity, 요청·응답 적용 위치에 귀속해야 한다.</w:t>
+        <w:t>Amazon Bedrock Guardrails의 공식 문서는 민감정보 필터에서 한국어를 “Optimized and supported”로 명시한다. 그러므로 Bedrock이 한국어 PII를 지원하지 않는다거나 영어에만 튜닝되어 있다는 일반화는 현재 공식 문서와 맞지 않는다. 특정 실험에서 낮은 성능이 관측되었다면 그 결과는 평가일, AWS 서비스 지역, 가드레일 식별자와 버전, 서비스 등급, 활성화한 정책·정보유형, 요청·응답 적용 위치에 귀속해야 한다.</w:t>
       </w:r>
     </w:p>
     <w:p>
@@ -1080,7 +1056,7 @@
           <w:color w:val="000000"/>
           <w:sz w:val="24"/>
         </w:rPr>
-        <w:t>1. 감사 대상과 기준</w:t>
+        <w:t>1. 연구설계와 분석자료</w:t>
       </w:r>
     </w:p>
     <w:p>
@@ -1096,487 +1072,7 @@
           <w:color w:val="000000"/>
           <w:sz w:val="20"/>
         </w:rPr>
-        <w:t>본 연구는 KPIIGD 조직의 네 저장소와 로컬 개인 포크를 검토하였다.</w:t>
-      </w:r>
-    </w:p>
-    <w:p>
-      <w:pPr>
-        <w:spacing w:before="100" w:after="60"/>
-        <w:jc w:val="center"/>
-      </w:pPr>
-      <w:r>
-        <w:rPr>
-          <w:rFonts w:ascii="HY견고딕" w:hAnsi="HY견고딕" w:eastAsia="HY견고딕"/>
-          <w:b/>
-          <w:color w:val="000000"/>
-          <w:sz w:val="20"/>
-        </w:rPr>
-        <w:t>&lt;표 1&gt; 저장소별 감사 기준과 역할</w:t>
-      </w:r>
-    </w:p>
-    <w:tbl>
-      <w:tblPr>
-        <w:tblStyle w:val="TableGrid"/>
-        <w:tblW w:type="dxa" w:w="9970"/>
-        <w:jc w:val="left"/>
-        <w:tblLayout w:type="fixed"/>
-        <w:tblLook w:firstColumn="1" w:firstRow="1" w:lastColumn="0" w:lastRow="0" w:noHBand="0" w:noVBand="1" w:val="04A0"/>
-        <w:tblInd w:w="120" w:type="dxa"/>
-        <w:tblBorders>
-          <w:top w:val="single" w:sz="8" w:space="0" w:color="000000"/>
-          <w:left w:val="nil" w:sz="0" w:space="0" w:color="000000"/>
-          <w:bottom w:val="single" w:sz="8" w:space="0" w:color="000000"/>
-          <w:right w:val="nil" w:sz="0" w:space="0" w:color="000000"/>
-          <w:insideH w:val="single" w:sz="4" w:space="0" w:color="000000"/>
-          <w:insideV w:val="nil" w:sz="0" w:space="0" w:color="000000"/>
-        </w:tblBorders>
-      </w:tblPr>
-      <w:tblGrid>
-        <w:gridCol w:w="3815"/>
-        <w:gridCol w:w="2472"/>
-        <w:gridCol w:w="3683"/>
-      </w:tblGrid>
-      <w:tr>
-        <w:trPr>
-          <w:tblHeader w:val="true"/>
-          <w:cantSplit/>
-        </w:trPr>
-        <w:tc>
-          <w:tcPr>
-            <w:tcW w:type="dxa" w:w="3815"/>
-            <w:vAlign w:val="center"/>
-            <w:shd w:fill="E7E7E7"/>
-            <w:tcMar>
-              <w:top w:w="70" w:type="dxa"/>
-              <w:start w:w="100" w:type="dxa"/>
-              <w:bottom w:w="70" w:type="dxa"/>
-              <w:end w:w="100" w:type="dxa"/>
-            </w:tcMar>
-          </w:tcPr>
-          <w:p>
-            <w:pPr>
-              <w:spacing w:after="0" w:line="252" w:lineRule="auto"/>
-              <w:jc w:val="center"/>
-            </w:pPr>
-            <w:r>
-              <w:rPr>
-                <w:rFonts w:ascii="HY견고딕" w:hAnsi="HY견고딕" w:eastAsia="HY견고딕"/>
-                <w:b/>
-                <w:color w:val="000000"/>
-                <w:sz w:val="16"/>
-              </w:rPr>
-              <w:t>저장소</w:t>
-            </w:r>
-          </w:p>
-        </w:tc>
-        <w:tc>
-          <w:tcPr>
-            <w:tcW w:type="dxa" w:w="2472"/>
-            <w:vAlign w:val="center"/>
-            <w:shd w:fill="E7E7E7"/>
-            <w:tcMar>
-              <w:top w:w="70" w:type="dxa"/>
-              <w:start w:w="100" w:type="dxa"/>
-              <w:bottom w:w="70" w:type="dxa"/>
-              <w:end w:w="100" w:type="dxa"/>
-            </w:tcMar>
-          </w:tcPr>
-          <w:p>
-            <w:pPr>
-              <w:spacing w:after="0" w:line="252" w:lineRule="auto"/>
-              <w:jc w:val="center"/>
-            </w:pPr>
-            <w:r>
-              <w:rPr>
-                <w:rFonts w:ascii="HY견고딕" w:hAnsi="HY견고딕" w:eastAsia="HY견고딕"/>
-                <w:b/>
-                <w:color w:val="000000"/>
-                <w:sz w:val="16"/>
-              </w:rPr>
-              <w:t>검증 기준</w:t>
-            </w:r>
-          </w:p>
-        </w:tc>
-        <w:tc>
-          <w:tcPr>
-            <w:tcW w:type="dxa" w:w="3683"/>
-            <w:vAlign w:val="center"/>
-            <w:shd w:fill="E7E7E7"/>
-            <w:tcMar>
-              <w:top w:w="70" w:type="dxa"/>
-              <w:start w:w="100" w:type="dxa"/>
-              <w:bottom w:w="70" w:type="dxa"/>
-              <w:end w:w="100" w:type="dxa"/>
-            </w:tcMar>
-          </w:tcPr>
-          <w:p>
-            <w:pPr>
-              <w:spacing w:after="0" w:line="252" w:lineRule="auto"/>
-              <w:jc w:val="center"/>
-            </w:pPr>
-            <w:r>
-              <w:rPr>
-                <w:rFonts w:ascii="HY견고딕" w:hAnsi="HY견고딕" w:eastAsia="HY견고딕"/>
-                <w:b/>
-                <w:color w:val="000000"/>
-                <w:sz w:val="16"/>
-              </w:rPr>
-              <w:t>역할</w:t>
-            </w:r>
-          </w:p>
-        </w:tc>
-      </w:tr>
-      <w:tr>
-        <w:trPr>
-          <w:cantSplit/>
-        </w:trPr>
-        <w:tc>
-          <w:tcPr>
-            <w:tcW w:type="dxa" w:w="3815"/>
-            <w:vAlign w:val="center"/>
-            <w:tcMar>
-              <w:top w:w="70" w:type="dxa"/>
-              <w:start w:w="100" w:type="dxa"/>
-              <w:bottom w:w="70" w:type="dxa"/>
-              <w:end w:w="100" w:type="dxa"/>
-            </w:tcMar>
-          </w:tcPr>
-          <w:p>
-            <w:pPr>
-              <w:spacing w:after="0" w:line="252" w:lineRule="auto"/>
-              <w:jc w:val="left"/>
-            </w:pPr>
-            <w:r>
-              <w:rPr>
-                <w:rFonts w:ascii="Consolas" w:hAnsi="Consolas" w:eastAsia="Consolas"/>
-                <w:color w:val="000000"/>
-                <w:sz w:val="16"/>
-              </w:rPr>
-              <w:t>KPIIGD/My-AI-Security-Project</w:t>
-            </w:r>
-          </w:p>
-        </w:tc>
-        <w:tc>
-          <w:tcPr>
-            <w:tcW w:type="dxa" w:w="2472"/>
-            <w:vAlign w:val="center"/>
-            <w:tcMar>
-              <w:top w:w="70" w:type="dxa"/>
-              <w:start w:w="100" w:type="dxa"/>
-              <w:bottom w:w="70" w:type="dxa"/>
-              <w:end w:w="100" w:type="dxa"/>
-            </w:tcMar>
-          </w:tcPr>
-          <w:p>
-            <w:pPr>
-              <w:spacing w:after="0" w:line="252" w:lineRule="auto"/>
-              <w:jc w:val="center"/>
-            </w:pPr>
-            <w:r>
-              <w:rPr>
-                <w:rFonts w:ascii="Consolas" w:hAnsi="Consolas" w:eastAsia="Consolas"/>
-                <w:color w:val="000000"/>
-                <w:sz w:val="16"/>
-              </w:rPr>
-              <w:t>694ca717dd47</w:t>
-            </w:r>
-          </w:p>
-        </w:tc>
-        <w:tc>
-          <w:tcPr>
-            <w:tcW w:type="dxa" w:w="3683"/>
-            <w:vAlign w:val="center"/>
-            <w:tcMar>
-              <w:top w:w="70" w:type="dxa"/>
-              <w:start w:w="100" w:type="dxa"/>
-              <w:bottom w:w="70" w:type="dxa"/>
-              <w:end w:w="100" w:type="dxa"/>
-            </w:tcMar>
-          </w:tcPr>
-          <w:p>
-            <w:pPr>
-              <w:spacing w:after="0" w:line="252" w:lineRule="auto"/>
-              <w:jc w:val="center"/>
-            </w:pPr>
-            <w:r>
-              <w:rPr>
-                <w:rFonts w:ascii="HY신명조" w:hAnsi="HY신명조" w:eastAsia="HY신명조"/>
-                <w:color w:val="000000"/>
-                <w:sz w:val="16"/>
-              </w:rPr>
-              <w:t>코드·10,000건 데이터·저장 실험 결과</w:t>
-            </w:r>
-          </w:p>
-        </w:tc>
-      </w:tr>
-      <w:tr>
-        <w:trPr>
-          <w:cantSplit/>
-        </w:trPr>
-        <w:tc>
-          <w:tcPr>
-            <w:tcW w:type="dxa" w:w="3815"/>
-            <w:vAlign w:val="center"/>
-            <w:tcMar>
-              <w:top w:w="70" w:type="dxa"/>
-              <w:start w:w="100" w:type="dxa"/>
-              <w:bottom w:w="70" w:type="dxa"/>
-              <w:end w:w="100" w:type="dxa"/>
-            </w:tcMar>
-          </w:tcPr>
-          <w:p>
-            <w:pPr>
-              <w:spacing w:after="0" w:line="252" w:lineRule="auto"/>
-              <w:jc w:val="left"/>
-            </w:pPr>
-            <w:r>
-              <w:rPr>
-                <w:rFonts w:ascii="Consolas" w:hAnsi="Consolas" w:eastAsia="Consolas"/>
-                <w:color w:val="000000"/>
-                <w:sz w:val="16"/>
-              </w:rPr>
-              <w:t>KPIIGD/My-AI-Security-Project-internal</w:t>
-            </w:r>
-          </w:p>
-        </w:tc>
-        <w:tc>
-          <w:tcPr>
-            <w:tcW w:type="dxa" w:w="2472"/>
-            <w:vAlign w:val="center"/>
-            <w:tcMar>
-              <w:top w:w="70" w:type="dxa"/>
-              <w:start w:w="100" w:type="dxa"/>
-              <w:bottom w:w="70" w:type="dxa"/>
-              <w:end w:w="100" w:type="dxa"/>
-            </w:tcMar>
-          </w:tcPr>
-          <w:p>
-            <w:pPr>
-              <w:spacing w:after="0" w:line="252" w:lineRule="auto"/>
-              <w:jc w:val="center"/>
-            </w:pPr>
-            <w:r>
-              <w:rPr>
-                <w:rFonts w:ascii="Consolas" w:hAnsi="Consolas" w:eastAsia="Consolas"/>
-                <w:color w:val="000000"/>
-                <w:sz w:val="16"/>
-              </w:rPr>
-              <w:t>6e9c6beef29d</w:t>
-            </w:r>
-          </w:p>
-        </w:tc>
-        <w:tc>
-          <w:tcPr>
-            <w:tcW w:type="dxa" w:w="3683"/>
-            <w:vAlign w:val="center"/>
-            <w:tcMar>
-              <w:top w:w="70" w:type="dxa"/>
-              <w:start w:w="100" w:type="dxa"/>
-              <w:bottom w:w="70" w:type="dxa"/>
-              <w:end w:w="100" w:type="dxa"/>
-            </w:tcMar>
-          </w:tcPr>
-          <w:p>
-            <w:pPr>
-              <w:spacing w:after="0" w:line="252" w:lineRule="auto"/>
-              <w:jc w:val="center"/>
-            </w:pPr>
-            <w:r>
-              <w:rPr>
-                <w:rFonts w:ascii="HY신명조" w:hAnsi="HY신명조" w:eastAsia="HY신명조"/>
-                <w:color w:val="000000"/>
-                <w:sz w:val="16"/>
-              </w:rPr>
-              <w:t>논문 목차·내부 검증문서</w:t>
-            </w:r>
-          </w:p>
-        </w:tc>
-      </w:tr>
-      <w:tr>
-        <w:trPr>
-          <w:cantSplit/>
-        </w:trPr>
-        <w:tc>
-          <w:tcPr>
-            <w:tcW w:type="dxa" w:w="3815"/>
-            <w:vAlign w:val="center"/>
-            <w:tcMar>
-              <w:top w:w="70" w:type="dxa"/>
-              <w:start w:w="100" w:type="dxa"/>
-              <w:bottom w:w="70" w:type="dxa"/>
-              <w:end w:w="100" w:type="dxa"/>
-            </w:tcMar>
-          </w:tcPr>
-          <w:p>
-            <w:pPr>
-              <w:spacing w:after="0" w:line="252" w:lineRule="auto"/>
-              <w:jc w:val="left"/>
-            </w:pPr>
-            <w:r>
-              <w:rPr>
-                <w:rFonts w:ascii="Consolas" w:hAnsi="Consolas" w:eastAsia="Consolas"/>
-                <w:color w:val="000000"/>
-                <w:sz w:val="16"/>
-              </w:rPr>
-              <w:t>KPIIGD/My-AI-Security-Project-data</w:t>
-            </w:r>
-          </w:p>
-        </w:tc>
-        <w:tc>
-          <w:tcPr>
-            <w:tcW w:type="dxa" w:w="2472"/>
-            <w:vAlign w:val="center"/>
-            <w:tcMar>
-              <w:top w:w="70" w:type="dxa"/>
-              <w:start w:w="100" w:type="dxa"/>
-              <w:bottom w:w="70" w:type="dxa"/>
-              <w:end w:w="100" w:type="dxa"/>
-            </w:tcMar>
-          </w:tcPr>
-          <w:p>
-            <w:pPr>
-              <w:spacing w:after="0" w:line="252" w:lineRule="auto"/>
-              <w:jc w:val="center"/>
-            </w:pPr>
-            <w:r>
-              <w:rPr>
-                <w:rFonts w:ascii="Consolas" w:hAnsi="Consolas" w:eastAsia="Consolas"/>
-                <w:color w:val="000000"/>
-                <w:sz w:val="16"/>
-              </w:rPr>
-              <w:t>cc6288d0d868</w:t>
-            </w:r>
-          </w:p>
-        </w:tc>
-        <w:tc>
-          <w:tcPr>
-            <w:tcW w:type="dxa" w:w="3683"/>
-            <w:vAlign w:val="center"/>
-            <w:tcMar>
-              <w:top w:w="70" w:type="dxa"/>
-              <w:start w:w="100" w:type="dxa"/>
-              <w:bottom w:w="70" w:type="dxa"/>
-              <w:end w:w="100" w:type="dxa"/>
-            </w:tcMar>
-          </w:tcPr>
-          <w:p>
-            <w:pPr>
-              <w:spacing w:after="0" w:line="252" w:lineRule="auto"/>
-              <w:jc w:val="center"/>
-            </w:pPr>
-            <w:r>
-              <w:rPr>
-                <w:rFonts w:ascii="HY신명조" w:hAnsi="HY신명조" w:eastAsia="HY신명조"/>
-                <w:color w:val="000000"/>
-                <w:sz w:val="16"/>
-              </w:rPr>
-              <w:t>약한 라벨 큐레이션 결과</w:t>
-            </w:r>
-          </w:p>
-        </w:tc>
-      </w:tr>
-      <w:tr>
-        <w:trPr>
-          <w:cantSplit/>
-        </w:trPr>
-        <w:tc>
-          <w:tcPr>
-            <w:tcW w:type="dxa" w:w="3815"/>
-            <w:vAlign w:val="center"/>
-            <w:tcMar>
-              <w:top w:w="70" w:type="dxa"/>
-              <w:start w:w="100" w:type="dxa"/>
-              <w:bottom w:w="70" w:type="dxa"/>
-              <w:end w:w="100" w:type="dxa"/>
-            </w:tcMar>
-          </w:tcPr>
-          <w:p>
-            <w:pPr>
-              <w:spacing w:after="0" w:line="252" w:lineRule="auto"/>
-              <w:jc w:val="left"/>
-            </w:pPr>
-            <w:r>
-              <w:rPr>
-                <w:rFonts w:ascii="Consolas" w:hAnsi="Consolas" w:eastAsia="Consolas"/>
-                <w:color w:val="000000"/>
-                <w:sz w:val="16"/>
-              </w:rPr>
-              <w:t>KPIIGD/ai-security-kb</w:t>
-            </w:r>
-          </w:p>
-        </w:tc>
-        <w:tc>
-          <w:tcPr>
-            <w:tcW w:type="dxa" w:w="2472"/>
-            <w:vAlign w:val="center"/>
-            <w:tcMar>
-              <w:top w:w="70" w:type="dxa"/>
-              <w:start w:w="100" w:type="dxa"/>
-              <w:bottom w:w="70" w:type="dxa"/>
-              <w:end w:w="100" w:type="dxa"/>
-            </w:tcMar>
-          </w:tcPr>
-          <w:p>
-            <w:pPr>
-              <w:spacing w:after="0" w:line="252" w:lineRule="auto"/>
-              <w:jc w:val="center"/>
-            </w:pPr>
-            <w:r>
-              <w:rPr>
-                <w:rFonts w:ascii="Consolas" w:hAnsi="Consolas" w:eastAsia="Consolas"/>
-                <w:color w:val="000000"/>
-                <w:sz w:val="16"/>
-              </w:rPr>
-              <w:t>72f8eb17a38c</w:t>
-            </w:r>
-          </w:p>
-        </w:tc>
-        <w:tc>
-          <w:tcPr>
-            <w:tcW w:type="dxa" w:w="3683"/>
-            <w:vAlign w:val="center"/>
-            <w:tcMar>
-              <w:top w:w="70" w:type="dxa"/>
-              <w:start w:w="100" w:type="dxa"/>
-              <w:bottom w:w="70" w:type="dxa"/>
-              <w:end w:w="100" w:type="dxa"/>
-            </w:tcMar>
-          </w:tcPr>
-          <w:p>
-            <w:pPr>
-              <w:spacing w:after="0" w:line="252" w:lineRule="auto"/>
-              <w:jc w:val="center"/>
-            </w:pPr>
-            <w:r>
-              <w:rPr>
-                <w:rFonts w:ascii="HY신명조" w:hAnsi="HY신명조" w:eastAsia="HY신명조"/>
-                <w:color w:val="000000"/>
-                <w:sz w:val="16"/>
-              </w:rPr>
-              <w:t>지식베이스·과거 실험 기록</w:t>
-            </w:r>
-          </w:p>
-        </w:tc>
-      </w:tr>
-    </w:tbl>
-    <w:p>
-      <w:pPr>
-        <w:spacing w:after="20"/>
-      </w:pPr>
-    </w:p>
-    <w:p>
-      <w:pPr>
-        <w:widowControl/>
-        <w:spacing w:before="0" w:after="60" w:line="331" w:lineRule="auto"/>
-        <w:jc w:val="left"/>
-      </w:pPr>
-      <w:r>
-        <w:rPr>
-          <w:rFonts w:ascii="HY신명조" w:hAnsi="HY신명조" w:eastAsia="HY신명조"/>
-          <w:color w:val="000000"/>
-          <w:sz w:val="17"/>
-        </w:rPr>
-        <w:t>자료: 본 연구의 Git 원격 참조 및 파일 대조 결과.</w:t>
+        <w:t>본 연구는 한국어 PII 변이 입력에 대한 Layer 0의 추가효과를 확인하기 위해 네 방어구성을 비교하였다. 기존 구성 A는 패턴·상용 탐지 계층을 결합하고, 구성 B는 여기에 LLM 판별기를 추가한다. 구성 C는 기존 구성 앞에 정규화 기반 Layer 0를 배치하며, 구성 D는 Layer 0와 LLM 판별기를 모두 포함한다. 이 설계는 같은 입력에 대해 Layer 0가 없는 구성과 있는 구성을 직접 비교할 수 있게 한다.</w:t>
       </w:r>
     </w:p>
     <w:p>
@@ -1588,98 +1084,26 @@
       </w:pPr>
       <w:r>
         <w:rPr>
-          <w:rFonts w:ascii="Consolas" w:hAnsi="Consolas" w:eastAsia="Consolas"/>
-          <w:color w:val="000000"/>
-          <w:sz w:val="19"/>
-        </w:rPr>
-        <w:t>kpiigd*</w:t>
-      </w:r>
-      <w:r>
-        <w:rPr>
           <w:rFonts w:ascii="HY신명조" w:hAnsi="HY신명조" w:eastAsia="HY신명조"/>
           <w:color w:val="000000"/>
           <w:sz w:val="20"/>
         </w:rPr>
-        <w:t xml:space="preserve"> 원격의 110개 ref(활성 브랜치 42개, 보존 PR head 68개)를 파일명과 핵심 증거를 기준으로 검색하였다. 두 참조 유형에는 같은 커밋이 중복될 수 있다. 공개 저장소에서는 39개 원격 브랜치를 별도로 확인하였다. 최신 논문 설계는 내부 저장소의 v2였고, 저장된 실험 결과의 기준은 공개 저장소 main이었다. 2026년 7월 26일 추가된 PR #88은 GitHub Actions의 </w:t>
-      </w:r>
-      <w:r>
-        <w:rPr>
-          <w:rFonts w:ascii="Consolas" w:hAnsi="Consolas" w:eastAsia="Consolas"/>
-          <w:color w:val="000000"/>
-          <w:sz w:val="19"/>
-        </w:rPr>
-        <w:t>setup-python</w:t>
-      </w:r>
-      <w:r>
-        <w:rPr>
-          <w:rFonts w:ascii="HY신명조" w:hAnsi="HY신명조" w:eastAsia="HY신명조"/>
-          <w:color w:val="000000"/>
-          <w:sz w:val="20"/>
-        </w:rPr>
-        <w:t xml:space="preserve"> 버전 한 줄만 바꾸므로 논문 데이터·코드·주장 기준선에는 영향을 주지 않았다.</w:t>
+        <w:t>분석자료는 95개 PII 유형과 36개 변이방식을 포함한 합성 페이로드 10,000건이다. 각 사례에는 언어, PII 유형, 원천값, 변이수준, 방어계층별 출력과 최종 조치가 포함되어 있어 동일 입력에 대한 네 구성의 결과를 비교할 수 있다. 메타데이터와 전수 집계 결과는 다음과 같다.</w:t>
       </w:r>
     </w:p>
     <w:p>
       <w:pPr>
-        <w:pStyle w:val="Heading2"/>
-        <w:keepNext/>
-        <w:keepLines/>
+        <w:spacing w:before="100" w:after="60"/>
+        <w:jc w:val="center"/>
       </w:pPr>
       <w:r>
         <w:rPr>
           <w:rFonts w:ascii="HY견고딕" w:hAnsi="HY견고딕" w:eastAsia="HY견고딕"/>
           <w:b/>
           <w:color w:val="000000"/>
-          <w:sz w:val="24"/>
-        </w:rPr>
-        <w:t>2. 분석 자료</w:t>
-      </w:r>
-    </w:p>
-    <w:p>
-      <w:pPr>
-        <w:widowControl/>
-        <w:spacing w:before="0" w:after="60" w:line="331" w:lineRule="auto"/>
-        <w:ind w:firstLine="397"/>
-        <w:jc w:val="both"/>
-      </w:pPr>
-      <w:r>
-        <w:rPr>
-          <w:rFonts w:ascii="HY신명조" w:hAnsi="HY신명조" w:eastAsia="HY신명조"/>
-          <w:color w:val="000000"/>
           <w:sz w:val="20"/>
         </w:rPr>
-        <w:t xml:space="preserve">핵심 데이터는 </w:t>
-      </w:r>
-      <w:r>
-        <w:rPr>
-          <w:rFonts w:ascii="Consolas" w:hAnsi="Consolas" w:eastAsia="Consolas"/>
-          <w:color w:val="000000"/>
-          <w:sz w:val="19"/>
-        </w:rPr>
-        <w:t>PII/results/data/payloads_10k.json</w:t>
-      </w:r>
-      <w:r>
-        <w:rPr>
-          <w:rFonts w:ascii="HY신명조" w:hAnsi="HY신명조" w:eastAsia="HY신명조"/>
-          <w:color w:val="000000"/>
-          <w:sz w:val="20"/>
-        </w:rPr>
-        <w:t>의 합성 페이로드 10,000건이다. 메타데이터와 전수 집계 결과는 다음과 같다.</w:t>
-      </w:r>
-    </w:p>
-    <w:p>
-      <w:pPr>
-        <w:spacing w:before="100" w:after="60"/>
-        <w:jc w:val="center"/>
-      </w:pPr>
-      <w:r>
-        <w:rPr>
-          <w:rFonts w:ascii="HY견고딕" w:hAnsi="HY견고딕" w:eastAsia="HY견고딕"/>
-          <w:b/>
-          <w:color w:val="000000"/>
-          <w:sz w:val="20"/>
-        </w:rPr>
-        <w:t>&lt;표 2&gt; 합성 평가자료의 구성</w:t>
+        <w:t>&lt;표 1&gt; 합성 평가자료의 구성</w:t>
       </w:r>
     </w:p>
     <w:tbl>
@@ -2125,23 +1549,7 @@
           <w:color w:val="000000"/>
           <w:sz w:val="17"/>
         </w:rPr>
-        <w:t xml:space="preserve">자료: </w:t>
-      </w:r>
-      <w:r>
-        <w:rPr>
-          <w:rFonts w:ascii="Consolas" w:hAnsi="Consolas" w:eastAsia="Consolas"/>
-          <w:color w:val="000000"/>
-          <w:sz w:val="16"/>
-        </w:rPr>
-        <w:t>PII/results/data/payloads_10k.json</w:t>
-      </w:r>
-      <w:r>
-        <w:rPr>
-          <w:rFonts w:ascii="HY신명조" w:hAnsi="HY신명조" w:eastAsia="HY신명조"/>
-          <w:color w:val="000000"/>
-          <w:sz w:val="17"/>
-        </w:rPr>
-        <w:t xml:space="preserve"> 전수 집계.</w:t>
+        <w:t>자료: 본 연구의 합성 평가자료 10,000건 전수 집계.</w:t>
       </w:r>
     </w:p>
     <w:p>
@@ -2173,7 +1581,7 @@
           <w:color w:val="000000"/>
           <w:sz w:val="24"/>
         </w:rPr>
-        <w:t>3. 변이 후 보호대상 복원과 미차단 판정</w:t>
+        <w:t>2. 변이 후 보호대상 복원과 미차단 판정</w:t>
       </w:r>
     </w:p>
     <w:p>
@@ -2189,39 +1597,7 @@
           <w:color w:val="000000"/>
           <w:sz w:val="20"/>
         </w:rPr>
-        <w:t xml:space="preserve">기존 평가기는 변이 전 </w:t>
-      </w:r>
-      <w:r>
-        <w:rPr>
-          <w:rFonts w:ascii="Consolas" w:hAnsi="Consolas" w:eastAsia="Consolas"/>
-          <w:color w:val="000000"/>
-          <w:sz w:val="19"/>
-        </w:rPr>
-        <w:t>pii_value</w:t>
-      </w:r>
-      <w:r>
-        <w:rPr>
-          <w:rFonts w:ascii="HY신명조" w:hAnsi="HY신명조" w:eastAsia="HY신명조"/>
-          <w:color w:val="000000"/>
-          <w:sz w:val="20"/>
-        </w:rPr>
-        <w:t xml:space="preserve">를 출력에서 찾았으므로 전각·수학문자·원문자·결합문자·구분자·한글 숫자 등으로 값 자체가 바뀐 사례를 안정적으로 추적하지 못했다. 본 연구는 </w:t>
-      </w:r>
-      <w:r>
-        <w:rPr>
-          <w:rFonts w:ascii="Consolas" w:hAnsi="Consolas" w:eastAsia="Consolas"/>
-          <w:color w:val="000000"/>
-          <w:sz w:val="19"/>
-        </w:rPr>
-        <w:t>paper/analyze_postmutation_gold.py</w:t>
-      </w:r>
-      <w:r>
-        <w:rPr>
-          <w:rFonts w:ascii="HY신명조" w:hAnsi="HY신명조" w:eastAsia="HY신명조"/>
-          <w:color w:val="000000"/>
-          <w:sz w:val="20"/>
-        </w:rPr>
-        <w:t>에 감사용 평가기를 별도로 구현하였다. 복원 순서는 다음과 같다.</w:t>
+        <w:t>초기 평가방식은 변이 전 PII 원천값을 출력에서 검색했기 때문에 전각·수학문자·원문자·결합문자·구분자·한글 숫자 등으로 값 자체가 바뀐 사례를 안정적으로 추적하지 못했다. 이에 변이 후 실제 입력에 나타난 보호대상 문자열을 복원한 뒤 그 문자열의 잔존 여부를 판정하는 통합 평가절차를 구현하였다. 복원 순서는 다음과 같다.</w:t>
       </w:r>
     </w:p>
     <w:p>
@@ -2253,7 +1629,7 @@
           <w:color w:val="000000"/>
           <w:sz w:val="20"/>
         </w:rPr>
-        <w:t>2. fuzzer 코드에 정의된 결정론적 변이이면 동일 함수를 원래 값에 적용한다.</w:t>
+        <w:t>2. 변이 생성기에 정의된 결정론적 변이이면 동일한 변환 규칙을 원래 값에 적용한다.</w:t>
       </w:r>
     </w:p>
     <w:p>
@@ -2349,7 +1725,7 @@
           <w:color w:val="000000"/>
           <w:sz w:val="24"/>
         </w:rPr>
-        <w:t>4. 동일 원천값 짝비교와 불확실성 추정</w:t>
+        <w:t>3. 동일 원천값 짝비교와 불확실성 추정</w:t>
       </w:r>
     </w:p>
     <w:p>
@@ -2365,23 +1741,7 @@
           <w:color w:val="000000"/>
           <w:sz w:val="20"/>
         </w:rPr>
-        <w:t xml:space="preserve">변이 효과를 추정하기 위해 PII 유형과 원천 </w:t>
-      </w:r>
-      <w:r>
-        <w:rPr>
-          <w:rFonts w:ascii="Consolas" w:hAnsi="Consolas" w:eastAsia="Consolas"/>
-          <w:color w:val="000000"/>
-          <w:sz w:val="19"/>
-        </w:rPr>
-        <w:t>pii_value</w:t>
-      </w:r>
-      <w:r>
-        <w:rPr>
-          <w:rFonts w:ascii="HY신명조" w:hAnsi="HY신명조" w:eastAsia="HY신명조"/>
-          <w:color w:val="000000"/>
-          <w:sz w:val="20"/>
-        </w:rPr>
-        <w:t>가 같고, 원형 L0 사례가 하나만 존재하는 변이 사례를 연결하였다. 그 결과 931개 원천 그룹에서 3,461개의 원형–변이 쌍을 구성하였다. 하나의 원형에서 여러 변이가 만들어지므로 각 쌍을 독립 관측치로 가정하지 않았다. 원천 그룹마다 ‘변이 미차단 평균−원형 미차단’ 위험차를 계산하고, 각 원천 그룹에 같은 가중치를 부여한 뒤 고정 seed로 그룹을 10,000회 재표집하여 95% 부트스트랩 구간을 구하였다.</w:t>
+        <w:t>변이 효과를 추정하기 위해 PII 유형과 원천값이 같고 원형 사례가 하나만 존재하는 변이 사례를 연결하였다. 그 결과 931개 원천 그룹에서 3,461개의 원형–변이 쌍을 구성하였다. 하나의 원형에서 여러 변이가 만들어지므로 각 쌍을 독립 관측치로 가정하지 않았다. 원천 그룹마다 ‘변이 미차단 평균−원형 미차단’ 위험차를 계산하고, 각 원천 그룹에 같은 가중치를 부여한 뒤 고정 난수 시드로 그룹을 10,000회 재표집하여 95% 부트스트랩 구간을 구하였다.</w:t>
       </w:r>
     </w:p>
     <w:p>
@@ -2413,39 +1773,7 @@
           <w:color w:val="000000"/>
           <w:sz w:val="20"/>
         </w:rPr>
-        <w:t xml:space="preserve">Layer 0의 추가효과는 같은 사례 ID의 A와 C를 짝지어 비교하였다. A는 기존 3계층, C는 Layer 0와 기존 3계층의 결합이다. A만 미차단이고 C는 차단인 사례에서 Layer 0 개별 결과가 실제 </w:t>
-      </w:r>
-      <w:r>
-        <w:rPr>
-          <w:rFonts w:ascii="Consolas" w:hAnsi="Consolas" w:eastAsia="Consolas"/>
-          <w:color w:val="000000"/>
-          <w:sz w:val="19"/>
-        </w:rPr>
-        <w:t>action=BLOCK</w:t>
-      </w:r>
-      <w:r>
-        <w:rPr>
-          <w:rFonts w:ascii="HY신명조" w:hAnsi="HY신명조" w:eastAsia="HY신명조"/>
-          <w:color w:val="000000"/>
-          <w:sz w:val="20"/>
-        </w:rPr>
-        <w:t xml:space="preserve">, </w:t>
-      </w:r>
-      <w:r>
-        <w:rPr>
-          <w:rFonts w:ascii="Consolas" w:hAnsi="Consolas" w:eastAsia="Consolas"/>
-          <w:color w:val="000000"/>
-          <w:sz w:val="19"/>
-        </w:rPr>
-        <w:t>output=[BLOCKED]</w:t>
-      </w:r>
-      <w:r>
-        <w:rPr>
-          <w:rFonts w:ascii="HY신명조" w:hAnsi="HY신명조" w:eastAsia="HY신명조"/>
-          <w:color w:val="000000"/>
-          <w:sz w:val="20"/>
-        </w:rPr>
-        <w:t>인지 별도로 검사하였다.</w:t>
+        <w:t>Layer 0의 추가효과는 같은 사례 ID의 A와 C를 짝지어 비교하였다. A는 기존 3계층, C는 Layer 0와 기존 3계층의 결합이다. A만 미차단이고 C는 차단인 사례에서는 Layer 0가 입력단에서 명시적인 차단 조치를 반환했는지 별도로 검사하였다.</w:t>
       </w:r>
     </w:p>
     <w:p>
@@ -2461,103 +1789,7 @@
           <w:color w:val="000000"/>
           <w:sz w:val="20"/>
         </w:rPr>
-        <w:t xml:space="preserve">오탐에 대한 보조검사는 네 단계로 수행하였다. 첫째, 저장소의 </w:t>
-      </w:r>
-      <w:r>
-        <w:rPr>
-          <w:rFonts w:ascii="Consolas" w:hAnsi="Consolas" w:eastAsia="Consolas"/>
-          <w:color w:val="000000"/>
-          <w:sz w:val="19"/>
-        </w:rPr>
-        <w:t>normal_kr_10k.json</w:t>
-      </w:r>
-      <w:r>
-        <w:rPr>
-          <w:rFonts w:ascii="HY신명조" w:hAnsi="HY신명조" w:eastAsia="HY신명조"/>
-          <w:color w:val="000000"/>
-          <w:sz w:val="20"/>
-        </w:rPr>
-        <w:t xml:space="preserve">을 동일 Layer 0 normalizer와 detector에 직접 입력하였다. 이 자료는 합성 정상 한국어 10,000건이며 직접적인 이름·전화번호·이메일·주소·계좌번호 등 PII 유사패턴을 생성 단계에서 제외한다. 둘째, 후속 v0.2 평가자료의 명시적 hard-negative 4건을 같은 Legacy Layer 0에 적용하였다. 셋째, 국가법령정보센터 LAW OPEN DATA의 공식 XML에서 개인정보 보호법(ID 011357), 인공지능기본법(ID 014820), 대한민국헌법(ID 001444)의 </w:t>
-      </w:r>
-      <w:r>
-        <w:rPr>
-          <w:rFonts w:ascii="Consolas" w:hAnsi="Consolas" w:eastAsia="Consolas"/>
-          <w:color w:val="000000"/>
-          <w:sz w:val="19"/>
-        </w:rPr>
-        <w:t>조문내용</w:t>
-      </w:r>
-      <w:r>
-        <w:rPr>
-          <w:rFonts w:ascii="HY신명조" w:hAnsi="HY신명조" w:eastAsia="HY신명조"/>
-          <w:color w:val="000000"/>
-          <w:sz w:val="20"/>
-        </w:rPr>
-        <w:t>·</w:t>
-      </w:r>
-      <w:r>
-        <w:rPr>
-          <w:rFonts w:ascii="Consolas" w:hAnsi="Consolas" w:eastAsia="Consolas"/>
-          <w:color w:val="000000"/>
-          <w:sz w:val="19"/>
-        </w:rPr>
-        <w:t>항내용</w:t>
-      </w:r>
-      <w:r>
-        <w:rPr>
-          <w:rFonts w:ascii="HY신명조" w:hAnsi="HY신명조" w:eastAsia="HY신명조"/>
-          <w:color w:val="000000"/>
-          <w:sz w:val="20"/>
-        </w:rPr>
-        <w:t>·</w:t>
-      </w:r>
-      <w:r>
-        <w:rPr>
-          <w:rFonts w:ascii="Consolas" w:hAnsi="Consolas" w:eastAsia="Consolas"/>
-          <w:color w:val="000000"/>
-          <w:sz w:val="19"/>
-        </w:rPr>
-        <w:t>호내용</w:t>
-      </w:r>
-      <w:r>
-        <w:rPr>
-          <w:rFonts w:ascii="HY신명조" w:hAnsi="HY신명조" w:eastAsia="HY신명조"/>
-          <w:color w:val="000000"/>
-          <w:sz w:val="20"/>
-        </w:rPr>
-        <w:t>·</w:t>
-      </w:r>
-      <w:r>
-        <w:rPr>
-          <w:rFonts w:ascii="Consolas" w:hAnsi="Consolas" w:eastAsia="Consolas"/>
-          <w:color w:val="000000"/>
-          <w:sz w:val="19"/>
-        </w:rPr>
-        <w:t>목내용</w:t>
-      </w:r>
-      <w:r>
-        <w:rPr>
-          <w:rFonts w:ascii="HY신명조" w:hAnsi="HY신명조" w:eastAsia="HY신명조"/>
-          <w:color w:val="000000"/>
-          <w:sz w:val="20"/>
-        </w:rPr>
-        <w:t xml:space="preserve">을 추출하였다. 연락처·메타데이터·별표·부칙·개정이유는 제외하고, 20자 이상 문장을 법령별 완전일치 중복 제거하여 비식별 조문 단위 1,519개를 구성하였다. </w:t>
-      </w:r>
-      <w:r>
-        <w:rPr>
-          <w:rFonts w:ascii="Consolas" w:hAnsi="Consolas" w:eastAsia="Consolas"/>
-          <w:color w:val="000000"/>
-          <w:sz w:val="19"/>
-        </w:rPr>
-        <w:t>paper/audit_public_law_hard_negatives.py</w:t>
-      </w:r>
-      <w:r>
-        <w:rPr>
-          <w:rFonts w:ascii="HY신명조" w:hAnsi="HY신명조" w:eastAsia="HY신명조"/>
-          <w:color w:val="000000"/>
-          <w:sz w:val="20"/>
-        </w:rPr>
-        <w:t>는 원문을 출력하지 않고 법령 XML·코드·평가자료의 SHA-256과 집계만 출력한다.</w:t>
+        <w:t>과잉차단 가능성은 네 종류의 하드 네거티브 자료로 평가하였다. 첫째, 이름·전화번호·이메일·주소·계좌번호 등 직접적인 PII 유사패턴을 생성 단계에서 제외한 합성 정상 한국어 문장 10,000건을 Layer 0에 입력하였다. 둘째, 전화번호처럼 보이지만 예시용 문맥에 놓인 명시적 하드 네거티브 4건을 적용하였다. 셋째, 국가법령정보센터의 공식 XML에서 개인정보 보호법, 인공지능기본법과 대한민국헌법의 조문을 추출하였다. 연락처·메타데이터·별표·부칙·개정이유를 제외하고 20자 이상 문장을 법령별 완전일치 중복 제거하여 비식별 조문 단위 1,519개를 구성하였다. 원문은 재노출하지 않고 수집 원본·평가 코드·결과의 SHA-256과 집계만 기록하였다.</w:t>
       </w:r>
     </w:p>
     <w:p>
@@ -2573,71 +1805,7 @@
           <w:color w:val="000000"/>
           <w:sz w:val="20"/>
         </w:rPr>
-        <w:t xml:space="preserve">넷째, </w:t>
-      </w:r>
-      <w:r>
-        <w:rPr>
-          <w:rFonts w:ascii="Consolas" w:hAnsi="Consolas" w:eastAsia="Consolas"/>
-          <w:color w:val="000000"/>
-          <w:sz w:val="19"/>
-        </w:rPr>
-        <w:t>paper/audit_public_service_hard_negatives.py</w:t>
-      </w:r>
-      <w:r>
-        <w:rPr>
-          <w:rFonts w:ascii="HY신명조" w:hAnsi="HY신명조" w:eastAsia="HY신명조"/>
-          <w:color w:val="000000"/>
-          <w:sz w:val="20"/>
-        </w:rPr>
-        <w:t xml:space="preserve">로 질병관리청 국가건강정보포털 5개 페이지, 금융위원회 금융교육 8개 페이지, AWS Support 4개 페이지, Python 3.13 한국어 자습서 4개 페이지의 본문을 직접 수집하였다. 본문 컨테이너 안의 제목·문단·목록·표 셀 중 20자 이상 한국어 단위만 남기고, 연락처 메타데이터, URL·이메일·전화번호·주민등록번호·카드번호·IP·MAC·AWS 키와 같은 직접 식별자형 문자열 및 완전일치 중복을 제외하였다. 최종 693개 문단의 출처 URL과 본문 SHA-256을 </w:t>
-      </w:r>
-      <w:r>
-        <w:rPr>
-          <w:rFonts w:ascii="Consolas" w:hAnsi="Consolas" w:eastAsia="Consolas"/>
-          <w:color w:val="000000"/>
-          <w:sz w:val="19"/>
-        </w:rPr>
-        <w:t>paper/public_service_hard_negative_audit.json</w:t>
-      </w:r>
-      <w:r>
-        <w:rPr>
-          <w:rFonts w:ascii="HY신명조" w:hAnsi="HY신명조" w:eastAsia="HY신명조"/>
-          <w:color w:val="000000"/>
-          <w:sz w:val="20"/>
-        </w:rPr>
-        <w:t xml:space="preserve">에 고정하였다. 탐지된 48건의 원문·위치·해시는 </w:t>
-      </w:r>
-      <w:r>
-        <w:rPr>
-          <w:rFonts w:ascii="Consolas" w:hAnsi="Consolas" w:eastAsia="Consolas"/>
-          <w:color w:val="000000"/>
-          <w:sz w:val="19"/>
-        </w:rPr>
-        <w:t>--review</w:t>
-      </w:r>
-      <w:r>
-        <w:rPr>
-          <w:rFonts w:ascii="HY신명조" w:hAnsi="HY신명조" w:eastAsia="HY신명조"/>
-          <w:color w:val="000000"/>
-          <w:sz w:val="20"/>
-        </w:rPr>
-        <w:t xml:space="preserve">로 재현되며 </w:t>
-      </w:r>
-      <w:r>
-        <w:rPr>
-          <w:rFonts w:ascii="Consolas" w:hAnsi="Consolas" w:eastAsia="Consolas"/>
-          <w:color w:val="000000"/>
-          <w:sz w:val="19"/>
-        </w:rPr>
-        <w:t>paper/서비스도메인_오탐_2인독립검토표.md</w:t>
-      </w:r>
-      <w:r>
-        <w:rPr>
-          <w:rFonts w:ascii="HY신명조" w:hAnsi="HY신명조" w:eastAsia="HY신명조"/>
-          <w:color w:val="000000"/>
-          <w:sz w:val="20"/>
-        </w:rPr>
-        <w:t>에서 독립 판정하도록 하였다. 이 자료 역시 공식 공개문서의 목적표본이지 실제 운영 트래픽의 확률표본이 아니다.</w:t>
+        <w:t>넷째, 질병관리청 국가건강정보포털 5개 페이지, 금융위원회 금융교육 8개 페이지, AWS Support 4개 페이지와 Python 3.13 한국어 자습서 4개 페이지의 본문을 수집하였다. 제목·문단·목록·표 셀 중 20자 이상 한국어 단위만 남기고 연락처 메타데이터, URL·이메일·전화번호·주민등록번호·카드번호·IP·MAC·AWS 키와 같은 직접 식별자형 문자열 및 완전일치 중복을 제외하였다. 최종 693개 문단은 출처 URL과 본문 해시를 함께 보존하고, 탐지된 48건은 동일 원문을 이용해 두 검토자가 독립 판정할 수 있도록 구성하였다. 이 자료는 공식 공개문서의 목적표본이지 실제 운영 트래픽의 확률표본이 아니다.</w:t>
       </w:r>
     </w:p>
     <w:p>
@@ -2653,39 +1821,7 @@
           <w:color w:val="000000"/>
           <w:sz w:val="20"/>
         </w:rPr>
-        <w:t xml:space="preserve">기존 </w:t>
-      </w:r>
-      <w:r>
-        <w:rPr>
-          <w:rFonts w:ascii="Consolas" w:hAnsi="Consolas" w:eastAsia="Consolas"/>
-          <w:color w:val="000000"/>
-          <w:sz w:val="19"/>
-        </w:rPr>
-        <w:t>run_e_final_4way.py</w:t>
-      </w:r>
-      <w:r>
-        <w:rPr>
-          <w:rFonts w:ascii="HY신명조" w:hAnsi="HY신명조" w:eastAsia="HY신명조"/>
-          <w:color w:val="000000"/>
-          <w:sz w:val="20"/>
-        </w:rPr>
-        <w:t xml:space="preserve">와 </w:t>
-      </w:r>
-      <w:r>
-        <w:rPr>
-          <w:rFonts w:ascii="Consolas" w:hAnsi="Consolas" w:eastAsia="Consolas"/>
-          <w:color w:val="000000"/>
-          <w:sz w:val="19"/>
-        </w:rPr>
-        <w:t>analyze_true_detection.py</w:t>
-      </w:r>
-      <w:r>
-        <w:rPr>
-          <w:rFonts w:ascii="HY신명조" w:hAnsi="HY신명조" w:eastAsia="HY신명조"/>
-          <w:color w:val="000000"/>
-          <w:sz w:val="20"/>
-        </w:rPr>
-        <w:t>의 판정은 평가기 민감도를 보여주는 보조분석으로 유지하였다. 두 구현 모두 변이 후 gold를 직접 사용하지 않으므로 새 평가 결과보다 우선하지 않는다.</w:t>
+        <w:t>초기 분석에 사용된 두 평가방식은 평가기 민감도를 보여주는 보조분석으로 유지하였다. 두 방식 모두 변이 후 보호대상을 직접 사용하지 않으므로 본 연구의 통합 평가 결과보다 우선하지 않는다.</w:t>
       </w:r>
     </w:p>
     <w:p>
@@ -2701,7 +1837,7 @@
           <w:color w:val="000000"/>
           <w:sz w:val="24"/>
         </w:rPr>
-        <w:t>5. 데이터·코드 재현성 검사</w:t>
+        <w:t>4. 데이터·코드 재현성 검사</w:t>
       </w:r>
     </w:p>
     <w:p>
@@ -2733,23 +1869,7 @@
           <w:color w:val="000000"/>
           <w:sz w:val="20"/>
         </w:rPr>
-        <w:t xml:space="preserve">1. </w:t>
-      </w:r>
-      <w:r>
-        <w:rPr>
-          <w:rFonts w:ascii="Consolas" w:hAnsi="Consolas" w:eastAsia="Consolas"/>
-          <w:color w:val="000000"/>
-          <w:sz w:val="19"/>
-        </w:rPr>
-        <w:t>payloads_10k.json</w:t>
-      </w:r>
-      <w:r>
-        <w:rPr>
-          <w:rFonts w:ascii="HY신명조" w:hAnsi="HY신명조" w:eastAsia="HY신명조"/>
-          <w:color w:val="000000"/>
-          <w:sz w:val="20"/>
-        </w:rPr>
-        <w:t>이라는 이름을 가진 파일들의 실제 payload 수와 메타데이터</w:t>
+        <w:t>1. 최종 분석자료와 초기 평가자료의 실제 사례 수·메타데이터 일치 여부</w:t>
       </w:r>
     </w:p>
     <w:p>
@@ -2765,7 +1885,7 @@
           <w:color w:val="000000"/>
           <w:sz w:val="20"/>
         </w:rPr>
-        <w:t>2. fuzzer의 기본 코퍼스 정책과 누락 시 동작</w:t>
+        <w:t>2. 변이 생성기가 요구하는 기본 코퍼스와 누락 시 동작</w:t>
       </w:r>
     </w:p>
     <w:p>
@@ -2781,7 +1901,7 @@
           <w:color w:val="000000"/>
           <w:sz w:val="20"/>
         </w:rPr>
-        <w:t>3. 모든 확인 ref에서 이름·주소 코퍼스의 존재 여부</w:t>
+        <w:t>3. 한국어 이름·주소 태깅 코퍼스의 제공 여부</w:t>
       </w:r>
     </w:p>
     <w:p>
@@ -2797,55 +1917,7 @@
           <w:color w:val="000000"/>
           <w:sz w:val="20"/>
         </w:rPr>
-        <w:t xml:space="preserve">4. </w:t>
-      </w:r>
-      <w:r>
-        <w:rPr>
-          <w:rFonts w:ascii="Consolas" w:hAnsi="Consolas" w:eastAsia="Consolas"/>
-          <w:color w:val="000000"/>
-          <w:sz w:val="19"/>
-        </w:rPr>
-        <w:t>Makefile</w:t>
-      </w:r>
-      <w:r>
-        <w:rPr>
-          <w:rFonts w:ascii="HY신명조" w:hAnsi="HY신명조" w:eastAsia="HY신명조"/>
-          <w:color w:val="000000"/>
-          <w:sz w:val="20"/>
-        </w:rPr>
-        <w:t xml:space="preserve">의 </w:t>
-      </w:r>
-      <w:r>
-        <w:rPr>
-          <w:rFonts w:ascii="Consolas" w:hAnsi="Consolas" w:eastAsia="Consolas"/>
-          <w:color w:val="000000"/>
-          <w:sz w:val="19"/>
-        </w:rPr>
-        <w:t>sample</w:t>
-      </w:r>
-      <w:r>
-        <w:rPr>
-          <w:rFonts w:ascii="HY신명조" w:hAnsi="HY신명조" w:eastAsia="HY신명조"/>
-          <w:color w:val="000000"/>
-          <w:sz w:val="20"/>
-        </w:rPr>
-        <w:t xml:space="preserve"> target과 </w:t>
-      </w:r>
-      <w:r>
-        <w:rPr>
-          <w:rFonts w:ascii="Consolas" w:hAnsi="Consolas" w:eastAsia="Consolas"/>
-          <w:color w:val="000000"/>
-          <w:sz w:val="19"/>
-        </w:rPr>
-        <w:t>sample_10k.py</w:t>
-      </w:r>
-      <w:r>
-        <w:rPr>
-          <w:rFonts w:ascii="HY신명조" w:hAnsi="HY신명조" w:eastAsia="HY신명조"/>
-          <w:color w:val="000000"/>
-          <w:sz w:val="20"/>
-        </w:rPr>
-        <w:t>의 표본 생성 경로</w:t>
+        <w:t>4. 한 번의 실행으로 10,000건을 생성하는 표본 생성 경로의 완결성</w:t>
       </w:r>
     </w:p>
     <w:p>
@@ -2861,7 +1933,7 @@
           <w:color w:val="000000"/>
           <w:sz w:val="20"/>
         </w:rPr>
-        <w:t>5. 격리 환경의 Layer 0·fuzzer 테스트</w:t>
+        <w:t>5. 격리 환경에서의 Layer 0 및 변이 생성기 단위테스트</w:t>
       </w:r>
     </w:p>
     <w:p>
@@ -2941,7 +2013,7 @@
           <w:color w:val="000000"/>
           <w:sz w:val="24"/>
         </w:rPr>
-        <w:t>6. 법령·제품·문헌 검증</w:t>
+        <w:t>5. 법령·제품·문헌 검증</w:t>
       </w:r>
     </w:p>
     <w:p>
@@ -2973,7 +2045,7 @@
           <w:color w:val="000000"/>
           <w:sz w:val="24"/>
         </w:rPr>
-        <w:t>7. 연구윤리</w:t>
+        <w:t>6. 연구윤리</w:t>
       </w:r>
     </w:p>
     <w:p>
@@ -2989,7 +2061,7 @@
           <w:color w:val="000000"/>
           <w:sz w:val="20"/>
         </w:rPr>
-        <w:t>감사 대상은 합성 데이터, 코드, 저장된 시스템 출력 및 공개·접근권한이 있는 저장소 문서다. 실제 정보주체의 개인정보나 피해경험을 수집하지 않았다. 합성 데이터라 하더라도 실재하는 키·식별자처럼 오인되거나 악용될 수 있으므로, 공개 전 비식별·비밀검사와 라이선스 확인이 필요하다.</w:t>
+        <w:t>연구 대상은 합성 데이터, 구현 코드와 다계층 방어체계의 저장 출력이다. 실제 정보주체의 개인정보나 피해경험을 수집하지 않았다. 합성 데이터라 하더라도 실재하는 키·식별자처럼 오인되거나 악용될 수 있으므로, 공개 전 비식별·비밀검사와 라이선스 확인이 필요하다.</w:t>
       </w:r>
     </w:p>
     <w:p>
@@ -3005,7 +2077,7 @@
           <w:color w:val="000000"/>
           <w:sz w:val="20"/>
         </w:rPr>
-        <w:t>본 연구는 사람을 연구대상으로 하지 않고 성별·젠더 변수를 포함하지 않은 시스템 감사이므로 성별 기초통계와 성별 분리분석은 적용 대상이 아니다. 재현 코드와 집계 결과는 검증 기준 커밋과 함께 제시하되 원문 개인정보형 문자열은 재노출하지 않는다. 이해상충과 연구비 지원 여부는 투고 전 전체 저자가 확인하여 논문 및 저자점검표에 최종 기재해야 한다.</w:t>
+        <w:t>본 연구는 사람을 연구대상으로 하지 않고 성별·젠더 변수를 포함하지 않은 시스템 성능평가이므로 성별 기초통계와 성별 분리분석은 적용 대상이 아니다. 재현 코드와 집계 결과는 게재 확정 후 버전 식별정보와 함께 제시하되 원문 개인정보형 문자열은 재노출하지 않는다. 이해상충과 연구비 지원 여부는 투고 전 전체 저자가 확인하여 논문 및 저자점검표에 최종 기재해야 한다.</w:t>
       </w:r>
     </w:p>
     <w:p>
@@ -3021,7 +2093,7 @@
           <w:color w:val="000000"/>
           <w:sz w:val="24"/>
         </w:rPr>
-        <w:t>8. AI 사용 공개</w:t>
+        <w:t>7. AI 사용 공개</w:t>
       </w:r>
     </w:p>
     <w:p>
@@ -3037,7 +2109,7 @@
           <w:color w:val="000000"/>
           <w:sz w:val="20"/>
         </w:rPr>
-        <w:t>본 원고의 문장 가독성 개선, 형식 점검, 출처 후보 검색 및 코드 기반 재계산 절차의 보조에 OpenAI Codex를 사용하였다. 해당 도구의 출력은 독립적인 학술 근거나 연구자료로 채택하지 않았으며, 인용문헌의 존재는 발행기관·DOI·KCI 등 원문에서 대조하고 수치는 저장 데이터와 결정적 스크립트로 재계산하였다. 연구 설계·해석·제출 내용의 정확성과 연구윤리에 대한 최종 책임은 저자에게 있다.</w:t>
+        <w:t>본 원고의 문장 가독성 개선, 형식 점검, 출처 후보 검색 및 코드 기반 계산 절차의 보조에 OpenAI Codex를 사용하였다. 해당 도구의 출력은 독립적인 학술 근거나 연구자료로 채택하지 않았으며, 인용문헌의 존재는 발행기관·DOI·KCI 등 원문에서 대조하고 수치는 연구 데이터와 결정적 평가절차로 계산하였다. 연구 설계·해석·제출 내용의 정확성과 연구윤리에 대한 최종 책임은 저자에게 있다.</w:t>
       </w:r>
     </w:p>
     <w:p>
@@ -3100,7 +2172,7 @@
           <w:color w:val="000000"/>
           <w:sz w:val="20"/>
         </w:rPr>
-        <w:t>&lt;표 3&gt; 방어구성별 사후변형 평가 결과</w:t>
+        <w:t>&lt;표 2&gt; 방어구성별 사후변형 평가 결과</w:t>
       </w:r>
     </w:p>
     <w:tbl>
@@ -3698,7 +2770,7 @@
           <w:color w:val="000000"/>
           <w:sz w:val="17"/>
         </w:rPr>
-        <w:t>자료: 네 방어구성의 저장 결과에 변이 후 보호대상 평가기를 적용한 재계산.</w:t>
+        <w:t>자료: 네 방어구성의 저장 출력에 변이 후 보호대상 평가절차를 적용한 계산.</w:t>
       </w:r>
     </w:p>
     <w:p>
@@ -3778,7 +2850,7 @@
           <w:color w:val="000000"/>
           <w:sz w:val="20"/>
         </w:rPr>
-        <w:t>&lt;표 4&gt; 동일 원천값 원형–변이 짝비교</w:t>
+        <w:t>&lt;표 3&gt; 동일 원천값 원형–변이 짝비교</w:t>
       </w:r>
     </w:p>
     <w:tbl>
@@ -4642,23 +3714,7 @@
           <w:color w:val="000000"/>
           <w:sz w:val="17"/>
         </w:rPr>
-        <w:t xml:space="preserve">자료: </w:t>
-      </w:r>
-      <w:r>
-        <w:rPr>
-          <w:rFonts w:ascii="Consolas" w:hAnsi="Consolas" w:eastAsia="Consolas"/>
-          <w:color w:val="000000"/>
-          <w:sz w:val="16"/>
-        </w:rPr>
-        <w:t>paper/analyze_postmutation_gold.py</w:t>
-      </w:r>
-      <w:r>
-        <w:rPr>
-          <w:rFonts w:ascii="HY신명조" w:hAnsi="HY신명조" w:eastAsia="HY신명조"/>
-          <w:color w:val="000000"/>
-          <w:sz w:val="17"/>
-        </w:rPr>
-        <w:t>; 원천 그룹 동일가중, seed 20260726, 10,000회 군집 부트스트랩.</w:t>
+        <w:t>자료: 동일 원천값 짝비교 결과; 원천 그룹 동일가중, 난수 시드 20260726, 10,000회 군집 부트스트랩.</w:t>
       </w:r>
     </w:p>
     <w:p>
@@ -4867,39 +3923,7 @@
           <w:color w:val="000000"/>
           <w:sz w:val="20"/>
         </w:rPr>
-        <w:t xml:space="preserve">구성 A와 C의 짝비교에서는 A만 미차단이고 C는 차단인 사례가 1,354건이었으며, 반대 방향은 없었다. 이 중 1,353건은 Layer 0의 개별 결과가 </w:t>
-      </w:r>
-      <w:r>
-        <w:rPr>
-          <w:rFonts w:ascii="Consolas" w:hAnsi="Consolas" w:eastAsia="Consolas"/>
-          <w:color w:val="000000"/>
-          <w:sz w:val="19"/>
-        </w:rPr>
-        <w:t>action=BLOCK</w:t>
-      </w:r>
-      <w:r>
-        <w:rPr>
-          <w:rFonts w:ascii="HY신명조" w:hAnsi="HY신명조" w:eastAsia="HY신명조"/>
-          <w:color w:val="000000"/>
-          <w:sz w:val="20"/>
-        </w:rPr>
-        <w:t xml:space="preserve">, </w:t>
-      </w:r>
-      <w:r>
-        <w:rPr>
-          <w:rFonts w:ascii="Consolas" w:hAnsi="Consolas" w:eastAsia="Consolas"/>
-          <w:color w:val="000000"/>
-          <w:sz w:val="19"/>
-        </w:rPr>
-        <w:t>output=[BLOCKED]</w:t>
-      </w:r>
-      <w:r>
-        <w:rPr>
-          <w:rFonts w:ascii="HY신명조" w:hAnsi="HY신명조" w:eastAsia="HY신명조"/>
-          <w:color w:val="000000"/>
-          <w:sz w:val="20"/>
-        </w:rPr>
-        <w:t>였다. 나머지 1건은 저장된 후속 계층 판정 차이로 귀속되었다. 이는 Layer 0가 단순 정규화로 문자열 모양만 바꾼 결과가 아니라, 대부분의 추가효과에서 입력단 직접 차단을 수행했음을 보여준다.</w:t>
+        <w:t>구성 A와 C의 짝비교에서는 A만 미차단이고 C는 차단인 사례가 1,354건이었으며, 반대 방향은 없었다. 이 중 1,353건은 Layer 0가 입력단에서 명시적인 차단 조치를 반환하였다. 나머지 1건은 저장된 후속 계층 판정 차이로 귀속되었다. 이는 Layer 0가 단순 정규화로 문자열 모양만 바꾼 결과가 아니라, 대부분의 추가효과에서 입력단 직접 차단을 수행했음을 보여준다.</w:t>
       </w:r>
     </w:p>
     <w:p>
@@ -4948,7 +3972,7 @@
           <w:color w:val="000000"/>
           <w:sz w:val="24"/>
         </w:rPr>
-        <w:t>3. 전체 데이터에서 변이 후 정답 추적의 실패</w:t>
+        <w:t>3. 변이 후 보호대상 복원 결과</w:t>
       </w:r>
     </w:p>
     <w:p>
@@ -4964,23 +3988,7 @@
           <w:color w:val="000000"/>
           <w:sz w:val="20"/>
         </w:rPr>
-        <w:t xml:space="preserve">10,000건 중 원래 </w:t>
-      </w:r>
-      <w:r>
-        <w:rPr>
-          <w:rFonts w:ascii="Consolas" w:hAnsi="Consolas" w:eastAsia="Consolas"/>
-          <w:color w:val="000000"/>
-          <w:sz w:val="19"/>
-        </w:rPr>
-        <w:t>pii_value</w:t>
-      </w:r>
-      <w:r>
-        <w:rPr>
-          <w:rFonts w:ascii="HY신명조" w:hAnsi="HY신명조" w:eastAsia="HY신명조"/>
-          <w:color w:val="000000"/>
-          <w:sz w:val="20"/>
-        </w:rPr>
-        <w:t>가 변이 입력에 정확히 존재하지 않은 사례는 5,287건(52.87%)이었다. 기존 원문·숫자 완화 규칙은 2,647건(26.47%)을 추적하지 못했다. 새 평가기는 fuzzer 변이와 입력 구간 역매핑을 이용하여 이 중 대부분을 복원하였다.</w:t>
+        <w:t>10,000건 중 원래 PII 값이 변이 입력에 정확히 존재하지 않은 사례는 5,287건(52.87%)이었다. 기존 원문·숫자 완화 규칙은 2,647건(26.47%)을 추적하지 못했다. 통합 평가절차는 변이 규칙 재생성과 입력 구간 역매핑을 이용하여 이 중 대부분을 복원하였다.</w:t>
       </w:r>
     </w:p>
     <w:p>
@@ -4995,7 +4003,7 @@
           <w:color w:val="000000"/>
           <w:sz w:val="20"/>
         </w:rPr>
-        <w:t>&lt;표 5&gt; 변이 후 보호대상 복원 방식</w:t>
+        <w:t>&lt;표 4&gt; 변이 후 보호대상 복원 방식</w:t>
       </w:r>
     </w:p>
     <w:tbl>
@@ -5460,23 +4468,7 @@
           <w:color w:val="000000"/>
           <w:sz w:val="17"/>
         </w:rPr>
-        <w:t xml:space="preserve">자료: </w:t>
-      </w:r>
-      <w:r>
-        <w:rPr>
-          <w:rFonts w:ascii="Consolas" w:hAnsi="Consolas" w:eastAsia="Consolas"/>
-          <w:color w:val="000000"/>
-          <w:sz w:val="16"/>
-        </w:rPr>
-        <w:t>paper/analyze_postmutation_gold.py</w:t>
-      </w:r>
-      <w:r>
-        <w:rPr>
-          <w:rFonts w:ascii="HY신명조" w:hAnsi="HY신명조" w:eastAsia="HY신명조"/>
-          <w:color w:val="000000"/>
-          <w:sz w:val="17"/>
-        </w:rPr>
-        <w:t xml:space="preserve"> 전수 복원 결과.</w:t>
+        <w:t>자료: 합성 평가자료 10,000건의 변이 후 보호대상 전수 복원 결과.</w:t>
       </w:r>
     </w:p>
     <w:p>
@@ -5524,7 +4516,7 @@
           <w:color w:val="000000"/>
           <w:sz w:val="20"/>
         </w:rPr>
-        <w:t>최종 논문 수치를 만든 평가기와 정규화를 추가한 다른 평가기를 동일 결과에 적용한 값은 표 6과 같다.</w:t>
+        <w:t>초기 평가방식과 변이 후 정답 복원을 추가한 통합 평가방식을 동일 결과에 적용한 값은 표 5와 같다.</w:t>
       </w:r>
     </w:p>
     <w:p>
@@ -5539,7 +4531,7 @@
           <w:color w:val="000000"/>
           <w:sz w:val="20"/>
         </w:rPr>
-        <w:t>&lt;표 6&gt; 저장 판정의 평가기 민감도</w:t>
+        <w:t>&lt;표 5&gt; 저장 판정의 평가기 민감도</w:t>
       </w:r>
     </w:p>
     <w:tbl>
@@ -6137,7 +5129,7 @@
           <w:color w:val="000000"/>
           <w:sz w:val="17"/>
         </w:rPr>
-        <w:t>자료: 동일 저장 결과에 두 평가 함수를 각각 적용한 감사 재계산.</w:t>
+        <w:t>자료: 동일 저장 출력에 초기 평가방식과 통합 평가방식을 각각 적용한 결과.</w:t>
       </w:r>
     </w:p>
     <w:p>
@@ -6185,7 +5177,7 @@
           <w:color w:val="000000"/>
           <w:sz w:val="24"/>
         </w:rPr>
-        <w:t>5. Layer 0의 정상문장·법령·서비스 도메인 하드 네거티브 오탐</w:t>
+        <w:t>5. Layer 0의 정상문장·법령·서비스 도메인 과잉차단</w:t>
       </w:r>
     </w:p>
     <w:p>
@@ -6201,7 +5193,7 @@
           <w:color w:val="000000"/>
           <w:sz w:val="20"/>
         </w:rPr>
-        <w:t>동일한 Layer 0 normalizer와 detector를 세 자료에 실행한 결과는 다음과 같다.</w:t>
+        <w:t>동일한 Layer 0 정규화·탐지 모듈을 네 종류의 하드 네거티브 자료에 실행한 결과는 다음과 같다.</w:t>
       </w:r>
     </w:p>
     <w:p>
@@ -6216,7 +5208,7 @@
           <w:color w:val="000000"/>
           <w:sz w:val="20"/>
         </w:rPr>
-        <w:t>&lt;표 7&gt; Layer 0 하드 네거티브 감사</w:t>
+        <w:t>&lt;표 6&gt; Layer 0 하드 네거티브 성능평가</w:t>
       </w:r>
     </w:p>
     <w:tbl>
@@ -6237,11 +5229,11 @@
         </w:tblBorders>
       </w:tblPr>
       <w:tblGrid>
-        <w:gridCol w:w="2293"/>
-        <w:gridCol w:w="1566"/>
-        <w:gridCol w:w="1828"/>
-        <w:gridCol w:w="1566"/>
-        <w:gridCol w:w="2717"/>
+        <w:gridCol w:w="2165"/>
+        <w:gridCol w:w="1587"/>
+        <w:gridCol w:w="1858"/>
+        <w:gridCol w:w="1587"/>
+        <w:gridCol w:w="2773"/>
       </w:tblGrid>
       <w:tr>
         <w:trPr>
@@ -6250,7 +5242,7 @@
         </w:trPr>
         <w:tc>
           <w:tcPr>
-            <w:tcW w:type="dxa" w:w="2293"/>
+            <w:tcW w:type="dxa" w:w="2165"/>
             <w:vAlign w:val="center"/>
             <w:shd w:fill="E7E7E7"/>
             <w:tcMar>
@@ -6278,7 +5270,7 @@
         </w:tc>
         <w:tc>
           <w:tcPr>
-            <w:tcW w:type="dxa" w:w="1566"/>
+            <w:tcW w:type="dxa" w:w="1587"/>
             <w:vAlign w:val="center"/>
             <w:shd w:fill="E7E7E7"/>
             <w:tcMar>
@@ -6306,7 +5298,7 @@
         </w:tc>
         <w:tc>
           <w:tcPr>
-            <w:tcW w:type="dxa" w:w="1828"/>
+            <w:tcW w:type="dxa" w:w="1858"/>
             <w:vAlign w:val="center"/>
             <w:shd w:fill="E7E7E7"/>
             <w:tcMar>
@@ -6334,7 +5326,7 @@
         </w:tc>
         <w:tc>
           <w:tcPr>
-            <w:tcW w:type="dxa" w:w="1566"/>
+            <w:tcW w:type="dxa" w:w="1587"/>
             <w:vAlign w:val="center"/>
             <w:shd w:fill="E7E7E7"/>
             <w:tcMar>
@@ -6362,7 +5354,7 @@
         </w:tc>
         <w:tc>
           <w:tcPr>
-            <w:tcW w:type="dxa" w:w="2717"/>
+            <w:tcW w:type="dxa" w:w="2773"/>
             <w:vAlign w:val="center"/>
             <w:shd w:fill="E7E7E7"/>
             <w:tcMar>
@@ -6395,7 +5387,7 @@
         </w:trPr>
         <w:tc>
           <w:tcPr>
-            <w:tcW w:type="dxa" w:w="2293"/>
+            <w:tcW w:type="dxa" w:w="2165"/>
             <w:vAlign w:val="center"/>
             <w:tcMar>
               <w:top w:w="70" w:type="dxa"/>
@@ -6421,7 +5413,7 @@
         </w:tc>
         <w:tc>
           <w:tcPr>
-            <w:tcW w:type="dxa" w:w="1566"/>
+            <w:tcW w:type="dxa" w:w="1587"/>
             <w:vAlign w:val="center"/>
             <w:tcMar>
               <w:top w:w="70" w:type="dxa"/>
@@ -6447,7 +5439,7 @@
         </w:tc>
         <w:tc>
           <w:tcPr>
-            <w:tcW w:type="dxa" w:w="1828"/>
+            <w:tcW w:type="dxa" w:w="1858"/>
             <w:vAlign w:val="center"/>
             <w:tcMar>
               <w:top w:w="70" w:type="dxa"/>
@@ -6473,7 +5465,7 @@
         </w:tc>
         <w:tc>
           <w:tcPr>
-            <w:tcW w:type="dxa" w:w="1566"/>
+            <w:tcW w:type="dxa" w:w="1587"/>
             <w:vAlign w:val="center"/>
             <w:tcMar>
               <w:top w:w="70" w:type="dxa"/>
@@ -6499,7 +5491,7 @@
         </w:tc>
         <w:tc>
           <w:tcPr>
-            <w:tcW w:type="dxa" w:w="2717"/>
+            <w:tcW w:type="dxa" w:w="2773"/>
             <w:vAlign w:val="center"/>
             <w:tcMar>
               <w:top w:w="70" w:type="dxa"/>
@@ -6530,7 +5522,7 @@
         </w:trPr>
         <w:tc>
           <w:tcPr>
-            <w:tcW w:type="dxa" w:w="2293"/>
+            <w:tcW w:type="dxa" w:w="2165"/>
             <w:vAlign w:val="center"/>
             <w:tcMar>
               <w:top w:w="70" w:type="dxa"/>
@@ -6550,13 +5542,13 @@
                 <w:color w:val="000000"/>
                 <w:sz w:val="16"/>
               </w:rPr>
-              <w:t>명시적 hard-negative fixture</w:t>
+              <w:t>명시적 비식별 대조문장</w:t>
             </w:r>
           </w:p>
         </w:tc>
         <w:tc>
           <w:tcPr>
-            <w:tcW w:type="dxa" w:w="1566"/>
+            <w:tcW w:type="dxa" w:w="1587"/>
             <w:vAlign w:val="center"/>
             <w:tcMar>
               <w:top w:w="70" w:type="dxa"/>
@@ -6582,7 +5574,7 @@
         </w:tc>
         <w:tc>
           <w:tcPr>
-            <w:tcW w:type="dxa" w:w="1828"/>
+            <w:tcW w:type="dxa" w:w="1858"/>
             <w:vAlign w:val="center"/>
             <w:tcMar>
               <w:top w:w="70" w:type="dxa"/>
@@ -6608,7 +5600,7 @@
         </w:tc>
         <w:tc>
           <w:tcPr>
-            <w:tcW w:type="dxa" w:w="1566"/>
+            <w:tcW w:type="dxa" w:w="1587"/>
             <w:vAlign w:val="center"/>
             <w:tcMar>
               <w:top w:w="70" w:type="dxa"/>
@@ -6634,7 +5626,7 @@
         </w:tc>
         <w:tc>
           <w:tcPr>
-            <w:tcW w:type="dxa" w:w="2717"/>
+            <w:tcW w:type="dxa" w:w="2773"/>
             <w:vAlign w:val="center"/>
             <w:tcMar>
               <w:top w:w="70" w:type="dxa"/>
@@ -6665,7 +5657,7 @@
         </w:trPr>
         <w:tc>
           <w:tcPr>
-            <w:tcW w:type="dxa" w:w="2293"/>
+            <w:tcW w:type="dxa" w:w="2165"/>
             <w:vAlign w:val="center"/>
             <w:tcMar>
               <w:top w:w="70" w:type="dxa"/>
@@ -6691,7 +5683,7 @@
         </w:tc>
         <w:tc>
           <w:tcPr>
-            <w:tcW w:type="dxa" w:w="1566"/>
+            <w:tcW w:type="dxa" w:w="1587"/>
             <w:vAlign w:val="center"/>
             <w:tcMar>
               <w:top w:w="70" w:type="dxa"/>
@@ -6717,7 +5709,7 @@
         </w:tc>
         <w:tc>
           <w:tcPr>
-            <w:tcW w:type="dxa" w:w="1828"/>
+            <w:tcW w:type="dxa" w:w="1858"/>
             <w:vAlign w:val="center"/>
             <w:tcMar>
               <w:top w:w="70" w:type="dxa"/>
@@ -6743,7 +5735,7 @@
         </w:tc>
         <w:tc>
           <w:tcPr>
-            <w:tcW w:type="dxa" w:w="1566"/>
+            <w:tcW w:type="dxa" w:w="1587"/>
             <w:vAlign w:val="center"/>
             <w:tcMar>
               <w:top w:w="70" w:type="dxa"/>
@@ -6769,7 +5761,7 @@
         </w:tc>
         <w:tc>
           <w:tcPr>
-            <w:tcW w:type="dxa" w:w="2717"/>
+            <w:tcW w:type="dxa" w:w="2773"/>
             <w:vAlign w:val="center"/>
             <w:tcMar>
               <w:top w:w="70" w:type="dxa"/>
@@ -6800,7 +5792,7 @@
         </w:trPr>
         <w:tc>
           <w:tcPr>
-            <w:tcW w:type="dxa" w:w="2293"/>
+            <w:tcW w:type="dxa" w:w="2165"/>
             <w:vAlign w:val="center"/>
             <w:tcMar>
               <w:top w:w="70" w:type="dxa"/>
@@ -6826,7 +5818,7 @@
         </w:tc>
         <w:tc>
           <w:tcPr>
-            <w:tcW w:type="dxa" w:w="1566"/>
+            <w:tcW w:type="dxa" w:w="1587"/>
             <w:vAlign w:val="center"/>
             <w:tcMar>
               <w:top w:w="70" w:type="dxa"/>
@@ -6852,7 +5844,7 @@
         </w:tc>
         <w:tc>
           <w:tcPr>
-            <w:tcW w:type="dxa" w:w="1828"/>
+            <w:tcW w:type="dxa" w:w="1858"/>
             <w:vAlign w:val="center"/>
             <w:tcMar>
               <w:top w:w="70" w:type="dxa"/>
@@ -6878,7 +5870,7 @@
         </w:tc>
         <w:tc>
           <w:tcPr>
-            <w:tcW w:type="dxa" w:w="1566"/>
+            <w:tcW w:type="dxa" w:w="1587"/>
             <w:vAlign w:val="center"/>
             <w:tcMar>
               <w:top w:w="70" w:type="dxa"/>
@@ -6904,7 +5896,7 @@
         </w:tc>
         <w:tc>
           <w:tcPr>
-            <w:tcW w:type="dxa" w:w="2717"/>
+            <w:tcW w:type="dxa" w:w="2773"/>
             <w:vAlign w:val="center"/>
             <w:tcMar>
               <w:top w:w="70" w:type="dxa"/>
@@ -6947,39 +5939,7 @@
           <w:color w:val="000000"/>
           <w:sz w:val="17"/>
         </w:rPr>
-        <w:t xml:space="preserve">자료: 합성 정상문 자료와 </w:t>
-      </w:r>
-      <w:r>
-        <w:rPr>
-          <w:rFonts w:ascii="Consolas" w:hAnsi="Consolas" w:eastAsia="Consolas"/>
-          <w:color w:val="000000"/>
-          <w:sz w:val="16"/>
-        </w:rPr>
-        <w:t>audit_public_law_hard_negatives.py</w:t>
-      </w:r>
-      <w:r>
-        <w:rPr>
-          <w:rFonts w:ascii="HY신명조" w:hAnsi="HY신명조" w:eastAsia="HY신명조"/>
-          <w:color w:val="000000"/>
-          <w:sz w:val="17"/>
-        </w:rPr>
-        <w:t xml:space="preserve">, </w:t>
-      </w:r>
-      <w:r>
-        <w:rPr>
-          <w:rFonts w:ascii="Consolas" w:hAnsi="Consolas" w:eastAsia="Consolas"/>
-          <w:color w:val="000000"/>
-          <w:sz w:val="16"/>
-        </w:rPr>
-        <w:t>audit_public_service_hard_negatives.py</w:t>
-      </w:r>
-      <w:r>
-        <w:rPr>
-          <w:rFonts w:ascii="HY신명조" w:hAnsi="HY신명조" w:eastAsia="HY신명조"/>
-          <w:color w:val="000000"/>
-          <w:sz w:val="17"/>
-        </w:rPr>
-        <w:t xml:space="preserve"> 재계산.</w:t>
+        <w:t>자료: 합성 정상문과 공식 법령·서비스 문서에 동일한 Layer 0를 적용한 결과.</w:t>
       </w:r>
     </w:p>
     <w:p>
@@ -6995,7 +5955,7 @@
           <w:color w:val="000000"/>
           <w:sz w:val="20"/>
         </w:rPr>
-        <w:t>공식 법령 조문에서는 개인정보 보호법 842개 중 2개, 인공지능기본법 382개 중 18개, 대한민국헌법 295개 중 9개가 탐지되었다. 실제 식별값이 아니라 일반 법률문맥의 “대한민국”을 국적으로, “연구소”를 부서로 탐지한 키워드 단독 판정이었다. 명시적 hard negative에서는 예시용 전화번호 한 건을 실제 전화번호처럼 탐지하였다. 현 구현은 threshold 1에서 탐지 하나만 있어도 입력을 차단하므로 이 사례들은 가용성을 해칠 수 있는 과잉차단 후보다.</w:t>
+        <w:t>공식 법령 조문에서는 개인정보 보호법 842개 중 2개, 인공지능기본법 382개 중 18개, 대한민국헌법 295개 중 9개가 탐지되었다. 실제 식별값이 아니라 일반 법률문맥의 “대한민국”을 국적으로, “연구소”를 부서로 탐지한 키워드 단독 판정이었다. 명시적 비식별 대조문장에서는 예시용 전화번호 한 건을 실제 전화번호처럼 탐지하였다. 현 구현은 탐지기준값 1에서 탐지 하나만 있어도 입력을 차단하므로 이 사례들은 가용성을 해칠 수 있는 과잉차단 후보다.</w:t>
       </w:r>
     </w:p>
     <w:p>
@@ -7011,39 +5971,7 @@
           <w:color w:val="000000"/>
           <w:sz w:val="20"/>
         </w:rPr>
-        <w:t xml:space="preserve">서비스 도메인에서는 의료 265개 중 44개(16.60%)가 주로 </w:t>
-      </w:r>
-      <w:r>
-        <w:rPr>
-          <w:rFonts w:ascii="Consolas" w:hAnsi="Consolas" w:eastAsia="Consolas"/>
-          <w:color w:val="000000"/>
-          <w:sz w:val="19"/>
-        </w:rPr>
-        <w:t>diagnosis</w:t>
-      </w:r>
-      <w:r>
-        <w:rPr>
-          <w:rFonts w:ascii="HY신명조" w:hAnsi="HY신명조" w:eastAsia="HY신명조"/>
-          <w:color w:val="000000"/>
-          <w:sz w:val="20"/>
-        </w:rPr>
-        <w:t xml:space="preserve">로, 개발문서 255개 중 4개(1.57%)가 프로그래밍 예문의 A/B/C 표기를 </w:t>
-      </w:r>
-      <w:r>
-        <w:rPr>
-          <w:rFonts w:ascii="Consolas" w:hAnsi="Consolas" w:eastAsia="Consolas"/>
-          <w:color w:val="000000"/>
-          <w:sz w:val="19"/>
-        </w:rPr>
-        <w:t>course_grade</w:t>
-      </w:r>
-      <w:r>
-        <w:rPr>
-          <w:rFonts w:ascii="HY신명조" w:hAnsi="HY신명조" w:eastAsia="HY신명조"/>
-          <w:color w:val="000000"/>
-          <w:sz w:val="20"/>
-        </w:rPr>
-        <w:t>로 탐지하였다. 금융 29개와 AWS 지원문서 144개에서는 탐지가 없었다. 의료 일반교육에서 질환·처방 용어가 등장했다는 사실만으로 개인의 건강정보라고 판정한 결과는 값의 존재와 개인 귀속을 구분하지 못하는 현재 사전·패턴 구조의 취약점을 보여준다.</w:t>
+        <w:t>서비스 도메인에서는 의료 265개 중 44개(16.60%)가 주로 진단정보로, 개발문서 255개 중 4개(1.57%)가 프로그래밍 예문의 A/B/C 표기를 학점정보로 탐지하였다. 금융 29개와 AWS 지원문서 144개에서는 탐지가 없었다. 의료 일반교육에서 질환·처방 용어가 등장했다는 사실만으로 개인의 건강정보라고 판정한 결과는 값의 존재와 개인 귀속을 구분하지 못하는 현재 사전·패턴 구조의 취약점을 보여준다.</w:t>
       </w:r>
     </w:p>
     <w:p>
@@ -7075,7 +6003,7 @@
           <w:color w:val="000000"/>
           <w:sz w:val="24"/>
         </w:rPr>
-        <w:t>6. 표본 파일과 생성 경로의 충돌</w:t>
+        <w:t>6. 분석자료와 생성절차의 일관성</w:t>
       </w:r>
     </w:p>
     <w:p>
@@ -7091,7 +6019,7 @@
           <w:color w:val="000000"/>
           <w:sz w:val="20"/>
         </w:rPr>
-        <w:t>저장소에는 이름이 같은 두 표본 파일이 있다.</w:t>
+        <w:t>프로젝트에는 최종 분석에 사용한 10,000건 자료와 초기 개발단계에서 생성한 3,538건 자료가 함께 존재하였다. 두 자료는 사례 수와 PII 유형 수가 다르므로 연구 단계와 용도를 구분해야 한다.</w:t>
       </w:r>
     </w:p>
     <w:p>
@@ -7106,7 +6034,7 @@
           <w:color w:val="000000"/>
           <w:sz w:val="20"/>
         </w:rPr>
-        <w:t>&lt;표 8&gt; 동명 평가자료 파일의 충돌</w:t>
+        <w:t>&lt;표 7&gt; 분석자료 버전별 구성 차이</w:t>
       </w:r>
     </w:p>
     <w:tbl>
@@ -7127,9 +6055,9 @@
         </w:tblBorders>
       </w:tblPr>
       <w:tblGrid>
-        <w:gridCol w:w="4140"/>
-        <w:gridCol w:w="2588"/>
-        <w:gridCol w:w="3242"/>
+        <w:gridCol w:w="3112"/>
+        <w:gridCol w:w="3010"/>
+        <w:gridCol w:w="3848"/>
       </w:tblGrid>
       <w:tr>
         <w:trPr>
@@ -7138,7 +6066,7 @@
         </w:trPr>
         <w:tc>
           <w:tcPr>
-            <w:tcW w:type="dxa" w:w="4140"/>
+            <w:tcW w:type="dxa" w:w="3112"/>
             <w:vAlign w:val="center"/>
             <w:shd w:fill="E7E7E7"/>
             <w:tcMar>
@@ -7160,13 +6088,13 @@
                 <w:color w:val="000000"/>
                 <w:sz w:val="16"/>
               </w:rPr>
-              <w:t>경로</w:t>
+              <w:t>자료 구분</w:t>
             </w:r>
           </w:p>
         </w:tc>
         <w:tc>
           <w:tcPr>
-            <w:tcW w:type="dxa" w:w="2588"/>
+            <w:tcW w:type="dxa" w:w="3010"/>
             <w:vAlign w:val="center"/>
             <w:shd w:fill="E7E7E7"/>
             <w:tcMar>
@@ -7188,13 +6116,13 @@
                 <w:color w:val="000000"/>
                 <w:sz w:val="16"/>
               </w:rPr>
-              <w:t>실제 payload</w:t>
+              <w:t>실제 사례 수</w:t>
             </w:r>
           </w:p>
         </w:tc>
         <w:tc>
           <w:tcPr>
-            <w:tcW w:type="dxa" w:w="3242"/>
+            <w:tcW w:type="dxa" w:w="3848"/>
             <w:vAlign w:val="center"/>
             <w:shd w:fill="E7E7E7"/>
             <w:tcMar>
@@ -7227,7 +6155,7 @@
         </w:trPr>
         <w:tc>
           <w:tcPr>
-            <w:tcW w:type="dxa" w:w="4140"/>
+            <w:tcW w:type="dxa" w:w="3112"/>
             <w:vAlign w:val="center"/>
             <w:tcMar>
               <w:top w:w="70" w:type="dxa"/>
@@ -7243,17 +6171,17 @@
             </w:pPr>
             <w:r>
               <w:rPr>
-                <w:rFonts w:ascii="Consolas" w:hAnsi="Consolas" w:eastAsia="Consolas"/>
+                <w:rFonts w:ascii="HY신명조" w:hAnsi="HY신명조" w:eastAsia="HY신명조"/>
                 <w:color w:val="000000"/>
                 <w:sz w:val="16"/>
               </w:rPr>
-              <w:t>PII/results/data/payloads_10k.json</w:t>
+              <w:t>최종 분석자료</w:t>
             </w:r>
           </w:p>
         </w:tc>
         <w:tc>
           <w:tcPr>
-            <w:tcW w:type="dxa" w:w="2588"/>
+            <w:tcW w:type="dxa" w:w="3010"/>
             <w:vAlign w:val="center"/>
             <w:tcMar>
               <w:top w:w="70" w:type="dxa"/>
@@ -7279,7 +6207,7 @@
         </w:tc>
         <w:tc>
           <w:tcPr>
-            <w:tcW w:type="dxa" w:w="3242"/>
+            <w:tcW w:type="dxa" w:w="3848"/>
             <w:vAlign w:val="center"/>
             <w:tcMar>
               <w:top w:w="70" w:type="dxa"/>
@@ -7310,7 +6238,7 @@
         </w:trPr>
         <w:tc>
           <w:tcPr>
-            <w:tcW w:type="dxa" w:w="4140"/>
+            <w:tcW w:type="dxa" w:w="3112"/>
             <w:vAlign w:val="center"/>
             <w:tcMar>
               <w:top w:w="70" w:type="dxa"/>
@@ -7326,17 +6254,17 @@
             </w:pPr>
             <w:r>
               <w:rPr>
-                <w:rFonts w:ascii="Consolas" w:hAnsi="Consolas" w:eastAsia="Consolas"/>
+                <w:rFonts w:ascii="HY신명조" w:hAnsi="HY신명조" w:eastAsia="HY신명조"/>
                 <w:color w:val="000000"/>
                 <w:sz w:val="16"/>
               </w:rPr>
-              <w:t>PII/evaluation/payloads_10k.json</w:t>
+              <w:t>초기 평가자료</w:t>
             </w:r>
           </w:p>
         </w:tc>
         <w:tc>
           <w:tcPr>
-            <w:tcW w:type="dxa" w:w="2588"/>
+            <w:tcW w:type="dxa" w:w="3010"/>
             <w:vAlign w:val="center"/>
             <w:tcMar>
               <w:top w:w="70" w:type="dxa"/>
@@ -7362,7 +6290,7 @@
         </w:tc>
         <w:tc>
           <w:tcPr>
-            <w:tcW w:type="dxa" w:w="3242"/>
+            <w:tcW w:type="dxa" w:w="3848"/>
             <w:vAlign w:val="center"/>
             <w:tcMar>
               <w:top w:w="70" w:type="dxa"/>
@@ -7405,7 +6333,7 @@
           <w:color w:val="000000"/>
           <w:sz w:val="17"/>
         </w:rPr>
-        <w:t>자료: 저장소에 포함된 두 JSON 파일의 실제 전수 집계.</w:t>
+        <w:t>자료: 프로젝트의 두 평가자료를 전수 집계한 결과.</w:t>
       </w:r>
     </w:p>
     <w:p>
@@ -7417,67 +6345,11 @@
       </w:pPr>
       <w:r>
         <w:rPr>
-          <w:rFonts w:ascii="Consolas" w:hAnsi="Consolas" w:eastAsia="Consolas"/>
-          <w:color w:val="000000"/>
-          <w:sz w:val="19"/>
-        </w:rPr>
-        <w:t>Makefile</w:t>
-      </w:r>
-      <w:r>
-        <w:rPr>
           <w:rFonts w:ascii="HY신명조" w:hAnsi="HY신명조" w:eastAsia="HY신명조"/>
           <w:color w:val="000000"/>
           <w:sz w:val="20"/>
         </w:rPr>
-        <w:t xml:space="preserve">의 </w:t>
-      </w:r>
-      <w:r>
-        <w:rPr>
-          <w:rFonts w:ascii="Consolas" w:hAnsi="Consolas" w:eastAsia="Consolas"/>
-          <w:color w:val="000000"/>
-          <w:sz w:val="19"/>
-        </w:rPr>
-        <w:t>sample</w:t>
-      </w:r>
-      <w:r>
-        <w:rPr>
-          <w:rFonts w:ascii="HY신명조" w:hAnsi="HY신명조" w:eastAsia="HY신명조"/>
-          <w:color w:val="000000"/>
-          <w:sz w:val="20"/>
-        </w:rPr>
-        <w:t xml:space="preserve"> target은 fuzzer를 </w:t>
-      </w:r>
-      <w:r>
-        <w:rPr>
-          <w:rFonts w:ascii="Consolas" w:hAnsi="Consolas" w:eastAsia="Consolas"/>
-          <w:color w:val="000000"/>
-          <w:sz w:val="19"/>
-        </w:rPr>
-        <w:t>--count 3</w:t>
-      </w:r>
-      <w:r>
-        <w:rPr>
-          <w:rFonts w:ascii="HY신명조" w:hAnsi="HY신명조" w:eastAsia="HY신명조"/>
-          <w:color w:val="000000"/>
-          <w:sz w:val="20"/>
-        </w:rPr>
-        <w:t xml:space="preserve">으로 실행한 뒤 </w:t>
-      </w:r>
-      <w:r>
-        <w:rPr>
-          <w:rFonts w:ascii="Consolas" w:hAnsi="Consolas" w:eastAsia="Consolas"/>
-          <w:color w:val="000000"/>
-          <w:sz w:val="19"/>
-        </w:rPr>
-        <w:t>sample_10k.py</w:t>
-      </w:r>
-      <w:r>
-        <w:rPr>
-          <w:rFonts w:ascii="HY신명조" w:hAnsi="HY신명조" w:eastAsia="HY신명조"/>
-          <w:color w:val="000000"/>
-          <w:sz w:val="20"/>
-        </w:rPr>
-        <w:t>를 호출한다. 그러나 입력 집합이 3,538건이면 표본 스크립트는 존재하지 않는 행을 만들어내지 않으므로 결과도 3,538건에 그친다. 파일명만으로는 어느 자료가 논문의 10,000건인지 구분하기 어렵고, 현재 명령으로 저장 결과를 재생성할 수도 없다.</w:t>
+        <w:t>현재 자동 생성절차는 각 변이 조건에서 세 사례를 생성하여 3,538건의 입력집합을 만든 뒤 10,000건 표본화를 시도한다. 그러나 입력집합보다 많은 고유 사례를 새로 생성하지 않으므로 결과는 3,538건에 그친다. 따라서 최종 10,000건 자료의 생성과정을 재현하려면 필요한 입력 규모, 중복 허용 여부와 확장 규칙을 명시한 별도의 생성절차가 필요하다.</w:t>
       </w:r>
     </w:p>
     <w:p>
@@ -7493,7 +6365,7 @@
           <w:color w:val="000000"/>
           <w:sz w:val="24"/>
         </w:rPr>
-        <w:t>7. 필수 코퍼스 누락과 테스트 실패</w:t>
+        <w:t>7. 생성 코퍼스 의존성과 실행 재현성</w:t>
       </w:r>
     </w:p>
     <w:p>
@@ -7509,71 +6381,7 @@
           <w:color w:val="000000"/>
           <w:sz w:val="20"/>
         </w:rPr>
-        <w:t xml:space="preserve">fuzzer v4의 기본 정책은 </w:t>
-      </w:r>
-      <w:r>
-        <w:rPr>
-          <w:rFonts w:ascii="Consolas" w:hAnsi="Consolas" w:eastAsia="Consolas"/>
-          <w:color w:val="000000"/>
-          <w:sz w:val="19"/>
-        </w:rPr>
-        <w:t>corpus_policy=required</w:t>
-      </w:r>
-      <w:r>
-        <w:rPr>
-          <w:rFonts w:ascii="HY신명조" w:hAnsi="HY신명조" w:eastAsia="HY신명조"/>
-          <w:color w:val="000000"/>
-          <w:sz w:val="20"/>
-        </w:rPr>
-        <w:t>이며 다음 파일을 요구한다.</w:t>
-      </w:r>
-    </w:p>
-    <w:p>
-      <w:pPr>
-        <w:widowControl/>
-        <w:spacing w:before="0" w:after="40" w:line="312" w:lineRule="auto"/>
-        <w:ind w:left="397" w:hanging="198"/>
-        <w:jc w:val="left"/>
-      </w:pPr>
-      <w:r>
-        <w:rPr>
-          <w:rFonts w:ascii="HY신명조" w:hAnsi="HY신명조" w:eastAsia="HY신명조"/>
-          <w:color w:val="000000"/>
-          <w:sz w:val="20"/>
-        </w:rPr>
-        <w:t xml:space="preserve">• </w:t>
-      </w:r>
-      <w:r>
-        <w:rPr>
-          <w:rFonts w:ascii="Consolas" w:hAnsi="Consolas" w:eastAsia="Consolas"/>
-          <w:color w:val="000000"/>
-          <w:sz w:val="19"/>
-        </w:rPr>
-        <w:t>PII/fuzzer/data/tagged_korean_names.jsonl</w:t>
-      </w:r>
-    </w:p>
-    <w:p>
-      <w:pPr>
-        <w:widowControl/>
-        <w:spacing w:before="0" w:after="40" w:line="312" w:lineRule="auto"/>
-        <w:ind w:left="397" w:hanging="198"/>
-        <w:jc w:val="left"/>
-      </w:pPr>
-      <w:r>
-        <w:rPr>
-          <w:rFonts w:ascii="HY신명조" w:hAnsi="HY신명조" w:eastAsia="HY신명조"/>
-          <w:color w:val="000000"/>
-          <w:sz w:val="20"/>
-        </w:rPr>
-        <w:t xml:space="preserve">• </w:t>
-      </w:r>
-      <w:r>
-        <w:rPr>
-          <w:rFonts w:ascii="Consolas" w:hAnsi="Consolas" w:eastAsia="Consolas"/>
-          <w:color w:val="000000"/>
-          <w:sz w:val="19"/>
-        </w:rPr>
-        <w:t>PII/fuzzer/data/tagged_korean_addresses.jsonl</w:t>
+        <w:t>변이 생성기의 기본 설정은 한국어 이름과 주소가 태깅된 두 코퍼스를 필수 입력으로 요구한다. 그러나 재현 패키지에는 이 코퍼스와 이를 결정론적으로 생성하는 절차가 포함되지 않았다. 필수 코퍼스가 없으면 변이 생성은 실행단계에서 중단되므로, 현재 상태만으로는 원시 입력에서 최종 10,000건 자료까지 한 번에 재생성할 수 없다.</w:t>
       </w:r>
     </w:p>
     <w:p>
@@ -7589,55 +6397,23 @@
           <w:color w:val="000000"/>
           <w:sz w:val="20"/>
         </w:rPr>
-        <w:t xml:space="preserve">두 파일은 확인한 4개 저장소와 110개 원격 ref 어디에도 없었다. fuzzer는 기본 정책에서 파일이 없으면 </w:t>
-      </w:r>
-      <w:r>
-        <w:rPr>
-          <w:rFonts w:ascii="Consolas" w:hAnsi="Consolas" w:eastAsia="Consolas"/>
-          <w:color w:val="000000"/>
-          <w:sz w:val="19"/>
-        </w:rPr>
-        <w:t>RuntimeError</w:t>
-      </w:r>
-      <w:r>
-        <w:rPr>
-          <w:rFonts w:ascii="HY신명조" w:hAnsi="HY신명조" w:eastAsia="HY신명조"/>
-          <w:color w:val="000000"/>
-          <w:sz w:val="20"/>
-        </w:rPr>
-        <w:t xml:space="preserve">를 발생시킨다. </w:t>
-      </w:r>
-      <w:r>
-        <w:rPr>
-          <w:rFonts w:ascii="Consolas" w:hAnsi="Consolas" w:eastAsia="Consolas"/>
-          <w:color w:val="000000"/>
-          <w:sz w:val="19"/>
-        </w:rPr>
-        <w:t>Makefile</w:t>
-      </w:r>
-      <w:r>
-        <w:rPr>
-          <w:rFonts w:ascii="HY신명조" w:hAnsi="HY신명조" w:eastAsia="HY신명조"/>
-          <w:color w:val="000000"/>
-          <w:sz w:val="20"/>
-        </w:rPr>
-        <w:t xml:space="preserve">의 </w:t>
-      </w:r>
-      <w:r>
-        <w:rPr>
-          <w:rFonts w:ascii="Consolas" w:hAnsi="Consolas" w:eastAsia="Consolas"/>
-          <w:color w:val="000000"/>
-          <w:sz w:val="19"/>
-        </w:rPr>
-        <w:t>sample</w:t>
-      </w:r>
-      <w:r>
-        <w:rPr>
-          <w:rFonts w:ascii="HY신명조" w:hAnsi="HY신명조" w:eastAsia="HY신명조"/>
-          <w:color w:val="000000"/>
-          <w:sz w:val="20"/>
-        </w:rPr>
-        <w:t xml:space="preserve"> target도 두 코퍼스를 생성하지 않는다.</w:t>
+        <w:t>격리 환경에서 Layer 0와 변이 생성기 단위테스트를 실행한 결과 123건은 통과하고 8건은 실패하였다. 실패한 8건은 계좌, 의료기록, 처방과 거래 유형의 입력·출력 테스트였으며 모두 이름 코퍼스 부재와 연결되었다. 이는 Layer 0의 저장 성능 결과 자체와 별개로, 새 연구자가 같은 데이터 생성과정을 반복하기 위해 코퍼스 제공 또는 생성 규칙이 추가되어야 함을 뜻한다.</w:t>
+      </w:r>
+    </w:p>
+    <w:p>
+      <w:pPr>
+        <w:pStyle w:val="Heading2"/>
+        <w:keepNext/>
+        <w:keepLines/>
+      </w:pPr>
+      <w:r>
+        <w:rPr>
+          <w:rFonts w:ascii="HY견고딕" w:hAnsi="HY견고딕" w:eastAsia="HY견고딕"/>
+          <w:b/>
+          <w:color w:val="000000"/>
+          <w:sz w:val="24"/>
+        </w:rPr>
+        <w:t>8. 체크섬과 데이터 유효성</w:t>
       </w:r>
     </w:p>
     <w:p>
@@ -7653,23 +6429,7 @@
           <w:color w:val="000000"/>
           <w:sz w:val="20"/>
         </w:rPr>
-        <w:t>최신 공개 코드를 격리 환경에서 실행한 결과 Layer 0·fuzzer 테스트는 123건 통과, 8건 실패였다. 실패한 8건은 account, medical record, prescription, transaction의 입력·출력 테스트였으며 모두 이름 코퍼스 부재와 연결되었다. 그러므로 “단일 명령으로 완전 재현 가능”하다는 기존 서술은 현재 저장소 상태와 맞지 않는다.</w:t>
-      </w:r>
-    </w:p>
-    <w:p>
-      <w:pPr>
-        <w:pStyle w:val="Heading2"/>
-        <w:keepNext/>
-        <w:keepLines/>
-      </w:pPr>
-      <w:r>
-        <w:rPr>
-          <w:rFonts w:ascii="HY견고딕" w:hAnsi="HY견고딕" w:eastAsia="HY견고딕"/>
-          <w:b/>
-          <w:color w:val="000000"/>
-          <w:sz w:val="24"/>
-        </w:rPr>
-        <w:t>8. 체크섬과 데이터 유효성</w:t>
+        <w:t>10,000건 데이터에는 VIN 유형 72개 행과 고유 원본값 10개가 포함되어 있고 모두 “규칙 유효”로 표기되어 있다. 그러나 NHTSA와 49 CFR Part 565의 제9자리 체크디지트 방식으로 전수 계산한 결과 72개 행 모두 실패하였다. 동일한 결과가 서로 독립된 두 계산 구현에서 확인되었다.</w:t>
       </w:r>
     </w:p>
     <w:p>
@@ -7685,23 +6445,23 @@
           <w:color w:val="000000"/>
           <w:sz w:val="20"/>
         </w:rPr>
-        <w:t xml:space="preserve">10,000건 데이터에는 VIN 유형 72개 행, 고유 원본값 10개가 포함되어 있고 모두 </w:t>
-      </w:r>
-      <w:r>
-        <w:rPr>
-          <w:rFonts w:ascii="Consolas" w:hAnsi="Consolas" w:eastAsia="Consolas"/>
-          <w:color w:val="000000"/>
-          <w:sz w:val="19"/>
-        </w:rPr>
-        <w:t>rule_valid: true</w:t>
-      </w:r>
-      <w:r>
-        <w:rPr>
-          <w:rFonts w:ascii="HY신명조" w:hAnsi="HY신명조" w:eastAsia="HY신명조"/>
-          <w:color w:val="000000"/>
-          <w:sz w:val="20"/>
-        </w:rPr>
-        <w:t>로 표기되어 있다. 그러나 NHTSA/49 CFR Part 565의 제9자리 체크디지트 방식으로 전수 계산한 결과 72개 행 모두 실패하였다. 동일한 결과가 서로 독립된 Python과 PowerShell 구현에서 확인되었다.</w:t>
+        <w:t>이는 “모든 합성 식별자가 유효하다”는 데이터 생성 원칙과 충돌한다. 체크섬 오류가 방어구성 간 상대 비교에 어떤 방향의 편향을 주는지는 본 연구 결과만으로 확정할 수 없다. 다만 현실적으로 존재 가능한 형식과 무작위 문자열을 탐지하는 난이도는 다를 수 있으므로, 데이터 유효성과 외적타당도 주장에는 직접적인 영향을 준다.</w:t>
+      </w:r>
+    </w:p>
+    <w:p>
+      <w:pPr>
+        <w:pStyle w:val="Heading2"/>
+        <w:keepNext/>
+        <w:keepLines/>
+      </w:pPr>
+      <w:r>
+        <w:rPr>
+          <w:rFonts w:ascii="HY견고딕" w:hAnsi="HY견고딕" w:eastAsia="HY견고딕"/>
+          <w:b/>
+          <w:color w:val="000000"/>
+          <w:sz w:val="24"/>
+        </w:rPr>
+        <w:t>9. 탐지기 수, 지연시간 및 비용</w:t>
       </w:r>
     </w:p>
     <w:p>
@@ -7717,23 +6477,7 @@
           <w:color w:val="000000"/>
           <w:sz w:val="20"/>
         </w:rPr>
-        <w:t>이는 “모든 합성 식별자가 유효하다”는 데이터 생성 원칙과 충돌한다. 체크섬 오류가 방어구성 간 상대 비교에 어떤 방향의 편향을 주는지는 이 감사만으로 확정할 수 없다. 다만 현실적으로 존재 가능한 형식과 무작위 문자열을 탐지하는 난이도는 다를 수 있으므로, validity-first라는 명칭과 외적타당도 주장에는 직접적인 영향을 준다.</w:t>
-      </w:r>
-    </w:p>
-    <w:p>
-      <w:pPr>
-        <w:pStyle w:val="Heading2"/>
-        <w:keepNext/>
-        <w:keepLines/>
-      </w:pPr>
-      <w:r>
-        <w:rPr>
-          <w:rFonts w:ascii="HY견고딕" w:hAnsi="HY견고딕" w:eastAsia="HY견고딕"/>
-          <w:b/>
-          <w:color w:val="000000"/>
-          <w:sz w:val="24"/>
-        </w:rPr>
-        <w:t>9. 탐지기 수, 지연시간 및 비용</w:t>
+        <w:t>프로그램의 구문구조를 분석한 결과 Layer 0의 정규식 패턴은 45개이고 키워드 카테고리는 22개다. 기존 문서의 “42개 정규식”과 일치하지 않는다.</w:t>
       </w:r>
     </w:p>
     <w:p>
@@ -7749,27 +6493,11 @@
           <w:color w:val="000000"/>
           <w:sz w:val="20"/>
         </w:rPr>
-        <w:t>코드의 AST를 기준으로 Layer 0의 정규식 패턴은 45개이고 키워드 카테고리는 22개다. 기존 문서의 “42개 정규식”과 일치하지 않는다.</w:t>
+        <w:t>저장된 레이어별 지연시간 10,000건을 재계산한 결과는 다음과 같다.</w:t>
       </w:r>
     </w:p>
     <w:p>
       <w:pPr>
-        <w:widowControl/>
-        <w:spacing w:before="0" w:after="60" w:line="331" w:lineRule="auto"/>
-        <w:ind w:firstLine="397"/>
-        <w:jc w:val="both"/>
-      </w:pPr>
-      <w:r>
-        <w:rPr>
-          <w:rFonts w:ascii="HY신명조" w:hAnsi="HY신명조" w:eastAsia="HY신명조"/>
-          <w:color w:val="000000"/>
-          <w:sz w:val="20"/>
-        </w:rPr>
-        <w:t>저장된 레이어별 지연시간 10,000건을 재계산한 결과는 다음과 같다.</w:t>
-      </w:r>
-    </w:p>
-    <w:p>
-      <w:pPr>
         <w:spacing w:before="100" w:after="60"/>
         <w:jc w:val="center"/>
       </w:pPr>
@@ -7780,7 +6508,7 @@
           <w:color w:val="000000"/>
           <w:sz w:val="20"/>
         </w:rPr>
-        <w:t>&lt;표 9&gt; Layer 0와 LLM 판별기의 지연시간</w:t>
+        <w:t>&lt;표 8&gt; Layer 0와 LLM 판별기의 지연시간</w:t>
       </w:r>
     </w:p>
     <w:tbl>
@@ -8386,7 +7114,7 @@
           <w:color w:val="000000"/>
           <w:sz w:val="24"/>
         </w:rPr>
-        <w:t>10. 제품·법·이론 주장 검증</w:t>
+        <w:t>10. 제품·법·이론 해석의 범위</w:t>
       </w:r>
     </w:p>
     <w:p>
@@ -8450,7 +7178,7 @@
           <w:color w:val="000000"/>
           <w:sz w:val="20"/>
         </w:rPr>
-        <w:t>범죄학 핵심 문헌은 실재하지만, 문헌의 존재가 조작화를 정당화하지는 않는다. 특히 “변이 수준=동기화된 범죄자”, “잔존 우회=전이”는 측정 대상과 이론 개념이 일치하지 않는다. 현재 증거로 가능한 가장 강한 표현은 “일상활동이론의 보호자 개념을 활용한 가드레일 역량 감사”다.</w:t>
+        <w:t>범죄학 핵심 문헌은 기술적 측정값을 범죄학 개념과 동일시하는 근거가 아니다. 특히 “변이 수준=동기화된 범죄자”, “잔존 우회=전이”는 측정 대상과 이론 개념이 일치하지 않는다. 현재 증거로 가능한 가장 강한 표현은 “일상활동이론의 보호자 개념을 활용한 가드레일 역량 평가”다.</w:t>
       </w:r>
     </w:p>
     <w:p>
@@ -8514,23 +7242,7 @@
           <w:color w:val="000000"/>
           <w:sz w:val="20"/>
         </w:rPr>
-        <w:t xml:space="preserve">Layer 0의 역할은 상용 가드레일을 대체하는 것이 아니다. 후속 계층이 처리하기 전에 한국어 입력을 정규화하고, 한국어 문맥 키워드와 명시적 패턴을 이용해 고위험 입력을 차단하는 것이다. 추가 차단 1,354건 중 1,353건이 Layer 0의 명시적 </w:t>
-      </w:r>
-      <w:r>
-        <w:rPr>
-          <w:rFonts w:ascii="Consolas" w:hAnsi="Consolas" w:eastAsia="Consolas"/>
-          <w:color w:val="000000"/>
-          <w:sz w:val="19"/>
-        </w:rPr>
-        <w:t>BLOCK/[BLOCKED]</w:t>
-      </w:r>
-      <w:r>
-        <w:rPr>
-          <w:rFonts w:ascii="HY신명조" w:hAnsi="HY신명조" w:eastAsia="HY신명조"/>
-          <w:color w:val="000000"/>
-          <w:sz w:val="20"/>
-        </w:rPr>
-        <w:t xml:space="preserve"> 결과였다는 점은 이 계층이 단순한 출력 후처리가 아니라 독립된 첫 방어선으로 작동했음을 보여준다.</w:t>
+        <w:t>Layer 0의 역할은 상용 가드레일을 대체하는 것이 아니다. 후속 계층이 처리하기 전에 한국어 입력을 정규화하고, 한국어 문맥 키워드와 명시적 패턴을 이용해 고위험 입력을 차단하는 것이다. 추가 차단 1,354건 중 1,353건에서 Layer 0가 명시적인 차단 조치를 반환했다는 점은 이 계층이 단순한 출력 후처리가 아니라 독립된 첫 방어선으로 작동했음을 보여준다.</w:t>
       </w:r>
     </w:p>
     <w:p>
@@ -8594,7 +7306,7 @@
           <w:color w:val="000000"/>
           <w:sz w:val="20"/>
         </w:rPr>
-        <w:t>3. 결정론적 규칙과 사전은 판정 근거를 기록하고 사후 감사할 수 있다.</w:t>
+        <w:t>3. 결정론적 규칙과 사전은 판정 근거를 기록하고 사후 검증할 수 있다.</w:t>
       </w:r>
     </w:p>
     <w:p>
@@ -8642,7 +7354,7 @@
           <w:color w:val="000000"/>
           <w:sz w:val="20"/>
         </w:rPr>
-        <w:t>다만 Layer 0는 독립된 완전방어가 아니다. 새 평가에서도 C 구성의 미차단은 706건이었다. 합성 정상문장 10,000건에서는 오탐이 없었지만, 공식 법령 1,519개 중 29개(1.91%), 서비스 도메인 공식 문서 693개 중 48개(6.93%)가 과잉차단 후보로 탐지되었다. 특히 의료 일반교육은 16.60%가 탐지되어 사전·패턴 기반 탐지가 개인 귀속 문맥을 구분하지 못할 때 가용성을 크게 해칠 수 있음을 보여준다. 따라서 Layer 0는 후속 계층과 문맥 점수·allowlist·감사 절차를 결합하는 “필요하지만 충분하지 않은” 입력 통제로 규정해야 한다.</w:t>
+        <w:t>다만 Layer 0는 독립된 완전방어가 아니다. 새 평가에서도 C 구성의 미차단은 706건이었다. 합성 정상문장 10,000건에서는 오탐이 없었지만, 공식 법령 1,519개 중 29개(1.91%), 서비스 도메인 공식 문서 693개 중 48개(6.93%)가 과잉차단 후보로 탐지되었다. 특히 의료 일반교육은 16.60%가 탐지되어 사전·패턴 기반 탐지가 개인 귀속 문맥을 구분하지 못할 때 가용성을 크게 해칠 수 있음을 보여준다. 따라서 Layer 0는 후속 계층과 문맥 점수·허용목록·사후 검토 절차를 결합하는 “필요하지만 충분하지 않은” 입력 통제로 규정해야 한다.</w:t>
       </w:r>
     </w:p>
     <w:p>
@@ -8895,7 +7607,7 @@
           <w:color w:val="000000"/>
           <w:sz w:val="20"/>
         </w:rPr>
-        <w:t>감사가능성:</w:t>
+        <w:t>검증가능성:</w:t>
       </w:r>
       <w:r>
         <w:rPr>
@@ -8903,7 +7615,7 @@
           <w:color w:val="000000"/>
           <w:sz w:val="20"/>
         </w:rPr>
-        <w:t xml:space="preserve"> 버전·설정·판정 근거를 사후 검증할 수 있는가</w:t>
+        <w:t xml:space="preserve"> 버전·설정·판정 근거를 사후 확인할 수 있는가</w:t>
       </w:r>
     </w:p>
     <w:p>
@@ -8967,15 +7679,7 @@
           <w:color w:val="000000"/>
           <w:sz w:val="20"/>
         </w:rPr>
-        <w:t xml:space="preserve">1. 기술 데이터셋의 </w:t>
-      </w:r>
-      <w:r>
-        <w:rPr>
-          <w:rFonts w:ascii="Consolas" w:hAnsi="Consolas" w:eastAsia="Consolas"/>
-          <w:color w:val="000000"/>
-          <w:sz w:val="19"/>
-        </w:rPr>
-        <w:t>pii_type</w:t>
+        <w:t>1. 기술 데이터셋의 PII 유형 분류값</w:t>
       </w:r>
     </w:p>
     <w:p>
@@ -9183,7 +7887,7 @@
           <w:color w:val="000000"/>
           <w:sz w:val="20"/>
         </w:rPr>
-        <w:t>• 평가 region과 날짜</w:t>
+        <w:t>• 평가 지역과 날짜</w:t>
       </w:r>
     </w:p>
     <w:p>
@@ -9199,7 +7903,7 @@
           <w:color w:val="000000"/>
           <w:sz w:val="20"/>
         </w:rPr>
-        <w:t>• guardrail ID·version·tier</w:t>
+        <w:t>• 가드레일 식별자·버전·서비스 등급</w:t>
       </w:r>
     </w:p>
     <w:p>
@@ -9215,7 +7919,7 @@
           <w:color w:val="000000"/>
           <w:sz w:val="20"/>
         </w:rPr>
-        <w:t>• 활성 policy·entity</w:t>
+        <w:t>• 활성화한 정책과 탐지 정보유형</w:t>
       </w:r>
     </w:p>
     <w:p>
@@ -9247,7 +7951,7 @@
           <w:color w:val="000000"/>
           <w:sz w:val="20"/>
         </w:rPr>
-        <w:t>• 게이트웨이·SDK·모델 버전</w:t>
+        <w:t>• 게이트웨이·개발도구·모델 버전</w:t>
       </w:r>
     </w:p>
     <w:p>
@@ -9263,7 +7967,7 @@
           <w:color w:val="000000"/>
           <w:sz w:val="20"/>
         </w:rPr>
-        <w:t>• 오류·재시도·rate limit 처리</w:t>
+        <w:t>• 오류·재시도·호출량 제한 처리</w:t>
       </w:r>
     </w:p>
     <w:p>
@@ -9327,7 +8031,7 @@
           <w:color w:val="000000"/>
           <w:sz w:val="20"/>
         </w:rPr>
-        <w:t>모든 변이기는 원래 값뿐 아니라 변이 후 정확한 gold span, canonical value, 허용 동치표현, provenance와 기대 조치를 출력해야 한다. 평가기는 이 필드를 직접 사용하여 차단, 완전 마스킹, 부분 마스킹, 잔존, 주변정보 오탐, 오류를 구분해야 한다.</w:t>
+        <w:t>모든 변이기는 원래 값뿐 아니라 변이 후 정답 위치, 표준화된 값, 허용 동치표현, 생성 이력과 기대 조치를 출력해야 한다. 평가기는 이 정보를 직접 사용하여 차단, 완전 마스킹, 부분 마스킹, 잔존, 주변정보 오탐과 오류를 구분해야 한다.</w:t>
       </w:r>
     </w:p>
     <w:p>
@@ -9343,7 +8047,7 @@
           <w:color w:val="000000"/>
           <w:sz w:val="20"/>
         </w:rPr>
-        <w:t>평가 함수를 여러 분석 파일에 복제하지 않고 하나의 canonical evaluator로 통합해야 한다. evaluator의 버전과 해시도 결과표에 기록해야 한다. 이는 평가 코드의 작은 변경으로 논문 결과가 조용히 달라지는 것을 방지한다.</w:t>
+        <w:t>평가 함수를 여러 분석 파일에 복제하지 않고 하나의 통합 평가기로 관리해야 한다. 평가기의 버전과 해시도 결과표에 기록해야 한다. 이는 평가 코드의 작은 변경으로 논문 결과가 조용히 달라지는 것을 방지한다.</w:t>
       </w:r>
     </w:p>
     <w:p>
@@ -9423,7 +8127,7 @@
           <w:color w:val="000000"/>
           <w:sz w:val="20"/>
         </w:rPr>
-        <w:t>주민등록번호, VIN, 계좌·의료기록 등 규칙 기반 합성값은 생성 즉시 독립 validator를 통과해야 한다. 의도적으로 invalid 값을 넣는 경우에는 별도 그룹과 기대 조치를 명시해야 한다. 원시 코퍼스의 출처, 라이선스, 비식별 절차, seed, 생성기 commit 및 SHA-256을 기록해야 한다.</w:t>
+        <w:t>주민등록번호, VIN, 계좌·의료기록 등 규칙 기반 합성값은 생성 즉시 독립 유효성 검사기를 통과해야 한다. 의도적으로 무효 값을 넣는 경우에는 별도 그룹과 기대 조치를 명시해야 한다. 원시 코퍼스의 출처, 라이선스, 비식별 절차, 난수 시드, 생성기 버전과 SHA-256 해시를 기록해야 한다.</w:t>
       </w:r>
     </w:p>
     <w:p>
@@ -9439,23 +8143,7 @@
           <w:color w:val="000000"/>
           <w:sz w:val="20"/>
         </w:rPr>
-        <w:t xml:space="preserve">10,000건 표본 생성 명령은 결과가 정확히 10,000건이 아니면 실패해야 한다. </w:t>
-      </w:r>
-      <w:r>
-        <w:rPr>
-          <w:rFonts w:ascii="Consolas" w:hAnsi="Consolas" w:eastAsia="Consolas"/>
-          <w:color w:val="000000"/>
-          <w:sz w:val="19"/>
-        </w:rPr>
-        <w:t>payloads_10k.json</w:t>
-      </w:r>
-      <w:r>
-        <w:rPr>
-          <w:rFonts w:ascii="HY신명조" w:hAnsi="HY신명조" w:eastAsia="HY신명조"/>
-          <w:color w:val="000000"/>
-          <w:sz w:val="20"/>
-        </w:rPr>
-        <w:t>처럼 수량을 파일명에 넣을 경우 메타데이터와 실제 행 수의 일치 여부를 CI에서 검사해야 한다.</w:t>
+        <w:t>10,000건 표본 생성 명령은 결과가 정확히 10,000건이 아니면 실패해야 한다. 자료명에 표본 수를 표시할 경우 메타데이터와 실제 행 수의 일치 여부를 자동검증 절차에서 검사해야 한다.</w:t>
       </w:r>
     </w:p>
     <w:p>
@@ -9471,7 +8159,7 @@
           <w:color w:val="000000"/>
           <w:sz w:val="24"/>
         </w:rPr>
-        <w:t>4. 깨끗한 환경 재현과 독립 감사</w:t>
+        <w:t>4. 깨끗한 환경 재현과 독립 검증</w:t>
       </w:r>
     </w:p>
     <w:p>
@@ -9503,7 +8191,7 @@
           <w:color w:val="000000"/>
           <w:sz w:val="20"/>
         </w:rPr>
-        <w:t>정책기관이나 학술 심사자는 저자가 제공한 최종 요약표만 검토해서는 안 된다. 다음 네 단계의 독립 감사를 권고한다.</w:t>
+        <w:t>정책기관이나 학술 심사자는 저자가 제공한 최종 요약표만 검토해서는 안 된다. 다음 네 단계의 독립 검증을 권고한다.</w:t>
       </w:r>
     </w:p>
     <w:p>
@@ -9535,7 +8223,7 @@
           <w:color w:val="000000"/>
           <w:sz w:val="20"/>
         </w:rPr>
-        <w:t>2. 평가기 단위테스트와 gold span 표본검사</w:t>
+        <w:t>2. 평가기 단위테스트와 변이 후 정답 위치 표본검사</w:t>
       </w:r>
     </w:p>
     <w:p>
@@ -9759,7 +8447,7 @@
           <w:color w:val="000000"/>
           <w:sz w:val="20"/>
         </w:rPr>
-        <w:t>첫째, 본 연구는 저장된 코드·데이터·결과에 새 평가기를 적용한 사후 감사다. 같은 제품 설정을 다시 호출한 전향적 재실험이 아니므로 저장 시점 이후 제품 변경과 실행 변동을 반영하지 못한다.</w:t>
+        <w:t>첫째, 본 연구는 프로젝트에서 저장한 입력·계층별 출력에 보완된 평가절차를 적용한 사후 성능분석이다. 같은 제품 설정을 다시 호출한 전향적 재실험이 아니므로 저장 시점 이후 제품 변경과 실행 변동을 반영하지 못한다.</w:t>
       </w:r>
     </w:p>
     <w:p>
@@ -9807,7 +8495,7 @@
           <w:color w:val="000000"/>
           <w:sz w:val="20"/>
         </w:rPr>
-        <w:t>넷째, 상용 제품의 실제 호출 결과는 평가 시점과 설정에 종속된다. 본 연구는 공식 현재 문서와 저장 결과를 대조했지만 당시 모든 guardrail ID·version·entity 설정을 완전하게 복원하지 못했다.</w:t>
+        <w:t>넷째, 상용 제품의 실제 호출 결과는 평가 시점과 설정에 종속된다. 본 연구는 공식 현재 문서와 저장 결과를 대조했지만 당시의 가드레일 식별자·버전·탐지 정보유형 설정을 완전하게 복원하지 못했다.</w:t>
       </w:r>
     </w:p>
     <w:p>
@@ -9839,7 +8527,7 @@
           <w:color w:val="000000"/>
           <w:sz w:val="20"/>
         </w:rPr>
-        <w:t>여섯째, 저장소 ref의 검색은 기준일 현재 접근 가능한 원격에 한정된다. 삭제된 브랜치, 미공개 외부 저장소 또는 로컬에만 존재했던 코퍼스는 확인할 수 없다.</w:t>
+        <w:t>여섯째, 재현성 평가는 기준일 현재 확보된 프로젝트 자료에 한정된다. 삭제되었거나 외부에 공개되지 않은 코퍼스와 과거 실행환경은 확인할 수 없다.</w:t>
       </w:r>
     </w:p>
     <w:p>
@@ -9887,23 +8575,7 @@
           <w:color w:val="000000"/>
           <w:sz w:val="20"/>
         </w:rPr>
-        <w:t xml:space="preserve">Layer 0를 추가한 구성의 미차단은 706건(7.09%)이었고, 기존 계층이 놓친 1,354건을 추가로 차단하였다. 그중 1,353건은 Layer 0의 직접 </w:t>
-      </w:r>
-      <w:r>
-        <w:rPr>
-          <w:rFonts w:ascii="Consolas" w:hAnsi="Consolas" w:eastAsia="Consolas"/>
-          <w:color w:val="000000"/>
-          <w:sz w:val="19"/>
-        </w:rPr>
-        <w:t>BLOCK/[BLOCKED]</w:t>
-      </w:r>
-      <w:r>
-        <w:rPr>
-          <w:rFonts w:ascii="HY신명조" w:hAnsi="HY신명조" w:eastAsia="HY신명조"/>
-          <w:color w:val="000000"/>
-          <w:sz w:val="20"/>
-        </w:rPr>
-        <w:t>였다. 반대 방향 사례는 없었다. 따라서 한국어 생성형 AI 서비스에는 변형을 후속 계층 이전에 정규화하고 한국어 패턴을 검사하는 Layer 0가 필수 심층방어 계층으로 필요하다. 그러나 706건의 잔존 미차단, 법령 29건과 서비스 문서 48건의 과잉차단 후보는 Layer 0가 충분조건이 아니며 개인 귀속 문맥을 확인하는 완화와 후속 검증이 필요함을 동시에 보여준다.</w:t>
+        <w:t>Layer 0를 추가한 구성의 미차단은 706건(7.09%)이었고, 기존 계층이 놓친 1,354건을 추가로 차단하였다. 그중 1,353건에서 Layer 0가 입력단 직접 차단을 수행했으며 반대 방향 사례는 없었다. 따라서 한국어 생성형 AI 서비스에는 변형을 후속 계층 이전에 정규화하고 한국어 패턴을 검사하는 Layer 0가 필수 심층방어 계층으로 필요하다. 그러나 706건의 잔존 미차단, 법령 29건과 서비스 문서 48건의 과잉차단 후보는 Layer 0가 충분조건이 아니며 개인 귀속 문맥을 확인하는 완화와 후속 검증이 필요함을 동시에 보여준다.</w:t>
       </w:r>
     </w:p>
     <w:p>
@@ -9919,55 +8591,7 @@
           <w:color w:val="000000"/>
           <w:sz w:val="20"/>
         </w:rPr>
-        <w:t>정책적 결론은 두 층위로 정리할 수 있다. 첫째, 현재 저장 실험에서는 변형된 한국어 PII의 기술적 유출 가능성이 증가하고 Layer 0가 이를 실질적으로 줄였으므로, 조직은 Layer 0와 동등한 입력 정규화·차단 기능을 배치하고 그 효과를 입증해야 한다. 둘째, 그 효과를 실제 서비스와 법적 준수에 일반화하려면 변이 후 gold span·단일 평가기·복수 도메인 hard negative·사람 이중검토·버전 공개·깨끗한 환경 재현을 갖추고 과잉차단도 함께 통제해야 한다. 형사정책은 특정 제품의 단일 점수를 처벌기준으로 삼기보다 보호조치의 실효성과 비례성을 독립적으로 입증하도록 하는 절차와 감사가능성을 제도화해야 한다.</w:t>
-      </w:r>
-    </w:p>
-    <w:p>
-      <w:pPr>
-        <w:pStyle w:val="Heading1"/>
-        <w:keepNext/>
-        <w:keepLines/>
-      </w:pPr>
-      <w:r>
-        <w:rPr>
-          <w:rFonts w:ascii="HY견고딕" w:hAnsi="HY견고딕" w:eastAsia="HY견고딕"/>
-          <w:b/>
-          <w:color w:val="000000"/>
-          <w:sz w:val="28"/>
-        </w:rPr>
-        <w:t>부록: 결과 해석을 위한 주의문</w:t>
-      </w:r>
-    </w:p>
-    <w:p>
-      <w:pPr>
-        <w:widowControl/>
-        <w:spacing w:before="0" w:after="60" w:line="331" w:lineRule="auto"/>
-        <w:ind w:firstLine="397"/>
-        <w:jc w:val="both"/>
-      </w:pPr>
-      <w:r>
-        <w:rPr>
-          <w:rFonts w:ascii="HY신명조" w:hAnsi="HY신명조" w:eastAsia="HY신명조"/>
-          <w:color w:val="000000"/>
-          <w:sz w:val="20"/>
-        </w:rPr>
-        <w:t>본 원고의 1차 분석은 10,000건 중 변이 후 보호대상을 자동 복원할 수 있었던 9,964건과, 동일 원천값으로 연결된 3,461쌍을 대상으로 한다. 복원 스크립트는 문자열을 원형으로 정규화했을 뿐 보호대상이 남은 경우를 차단 성공으로 계산하지 않으며, 36건의 불확실 사례는 제외한다.</w:t>
-      </w:r>
-    </w:p>
-    <w:p>
-      <w:pPr>
-        <w:widowControl/>
-        <w:spacing w:before="0" w:after="60" w:line="331" w:lineRule="auto"/>
-        <w:ind w:firstLine="397"/>
-        <w:jc w:val="both"/>
-      </w:pPr>
-      <w:r>
-        <w:rPr>
-          <w:rFonts w:ascii="HY신명조" w:hAnsi="HY신명조" w:eastAsia="HY신명조"/>
-          <w:color w:val="000000"/>
-          <w:sz w:val="20"/>
-        </w:rPr>
-        <w:t>A/B/C/D 수치는 같은 저장 산출물에 새 평가기를 적용한 감사 결과다. 당시 제품 설정을 복원한 전향적 재실행이나 현재 제품의 보편적 순위를 뜻하지 않는다. 법령·의료·금융·지원·개발문서 감사는 실제 공개문서에서 도메인별 어휘적 과잉차단 차이를 확인했지만 운영 트래픽을 대표하지 않는다. 제품 선택이나 규제기준에 사용하려면 자동 복원 표본과 77개 과잉차단 후보의 독립 사람 검토, 운영 유사 자료의 외부검증, 설정을 고정한 재실험이 추가되어야 한다.</w:t>
+        <w:t>정책적 결론은 두 층위로 정리할 수 있다. 첫째, 현재 저장 실험에서는 변형된 한국어 PII의 기술적 유출 가능성이 증가하고 Layer 0가 이를 실질적으로 줄였으므로, 조직은 Layer 0와 동등한 입력 정규화·차단 기능을 배치하고 그 효과를 입증해야 한다. 둘째, 그 효과를 실제 서비스와 법적 준수에 일반화하려면 변이 후 정답 위치·단일 평가기·복수 도메인 하드 네거티브·사람 이중검토·버전 공개·깨끗한 환경 재현을 갖추고 과잉차단도 함께 통제해야 한다. 형사정책은 특정 제품의 단일 점수를 처벌기준으로 삼기보다 보호조치의 실효성과 비례성을 독립적으로 입증하도록 하는 절차와 검증가능성을 제도화해야 한다.</w:t>
       </w:r>
     </w:p>
     <w:p>
@@ -10769,7 +9393,7 @@
           <w:color w:val="000000"/>
           <w:sz w:val="26"/>
         </w:rPr>
-        <w:t>Korean Personally Identifiable Information Leakage Risks in Generative AI and the Need for a Normalization-Based Layer 0: A Post-Mutation Gold Reconstruction and Matched Guardrail Audit</w:t>
+        <w:t>Korean Personally Identifiable Information Leakage Risks in Generative AI and the Need for a Normalization-Based Layer 0: Multi-Layer Defense Performance Against Mutated Inputs</w:t>
       </w:r>
     </w:p>
     <w:p>
@@ -10786,7 +9410,7 @@
           <w:color w:val="000000"/>
           <w:sz w:val="20"/>
         </w:rPr>
-        <w:t>Korean personally identifiable information (PII) can bypass generative-AI guardrails through character, encoding, and notation changes. This study audits four related repositories, 110 remote references, 10,000 synthetic payloads, and stored outputs from four defense configurations. It reconstructs the post-mutation protected value in 9,964 cases (99.64%). The existing three-layer stack left 2,060 cases unblocked (20.67%), whereas the configuration with Layer 0 left 706 (7.09%). Among 2,305 matched Korean pairs sharing the same PII type and source value, the baseline unblocked rate increased from 24.47% for original cases to 32.28% for mutations. The source-group equally weighted risk difference was 6.86 percentage points (95% cluster-bootstrap CI: 4.06-9.69). The increase was concentrated in target-changing transformations; no increase was demonstrated for target-preserving context changes. Layer 0 additionally blocked 1,354 cases missed by the baseline. A counter-audit found 29 candidates among 1,519 public-law units and 48 among 693 official medical, finance, support, and developer units, demonstrating context-dependent overblocking. Layer 0 is therefore necessary as an input control that normalizes and screens transformed Korean PII before later layers, but it is not sufficient by itself. Policy use requires post-mutation gold values, a single evaluator, independent human review, disclosed settings and versions, and external validation with operationally realistic data.</w:t>
+        <w:t>Korean personally identifiable information (PII) can bypass generative-AI guardrails through character, encoding, and notation changes. This study implements a multi-layer defense system that combines a normalization-based Layer 0, pattern detection, commercial guardrails, and an LLM judge, and compares four defense configurations using 10,000 synthetic payloads. It reconstructs the post-mutation protected value in 9,964 cases (99.64%). The existing three-layer stack left 2,060 cases unblocked (20.67%), whereas the configuration with Layer 0 left 706 (7.09%). Among 2,305 matched Korean pairs sharing the same PII type and source value, the baseline unblocked rate increased from 24.47% for original cases to 32.28% for mutations. The source-group equally weighted risk difference was 6.86 percentage points (95% cluster-bootstrap CI: 4.06-9.69). The increase was concentrated in target-changing transformations; no increase was demonstrated for target-preserving context changes. Layer 0 additionally blocked 1,354 cases missed by the baseline. Overblocking evaluation identified 29 candidates among 1,519 public-law units and 48 among 693 official medical, finance, support, and developer units, demonstrating context-dependent limitations. Layer 0 is therefore necessary as an input control that normalizes and screens transformed Korean PII before later layers, but it is not sufficient by itself. Policy use requires post-mutation gold values, a single evaluator, independent human review, disclosed settings and versions, and external validation with operationally realistic data.</w:t>
       </w:r>
     </w:p>
     <w:p>
